--- a/docs/User manual.docx
+++ b/docs/User manual.docx
@@ -66,7 +66,7 @@
         <w:jc w:val="center"/>
       </w:pPr>
       <w:r>
-        <w:t>Program version – 1.18.0</w:t>
+        <w:t>Program version – 1.18.1</w:t>
       </w:r>
     </w:p>
     <w:p/>
@@ -82,6 +82,7 @@
     <w:p>
       <w:pPr>
         <w:pageBreakBefore/>
+        <w:spacing w:after="240"/>
         <w:ind w:firstLine="0"/>
         <w:jc w:val="center"/>
       </w:pPr>
@@ -119,7 +120,7 @@
       <w:r>
         <w:fldChar w:fldCharType="separate"/>
       </w:r>
-      <w:hyperlink w:anchor="_Toc236297121" w:history="1">
+      <w:hyperlink w:anchor="_Toc236316652" w:history="1">
         <w:r>
           <w:rPr>
             <w:rStyle w:val="aff8"/>
@@ -147,7 +148,7 @@
             <w:noProof/>
             <w:webHidden/>
           </w:rPr>
-          <w:instrText xml:space="preserve"> PAGEREF _Toc236297121 \h </w:instrText>
+          <w:instrText xml:space="preserve"> PAGEREF _Toc236316652 \h </w:instrText>
         </w:r>
         <w:r>
           <w:rPr>
@@ -194,7 +195,7 @@
           <w14:ligatures w14:val="standardContextual"/>
         </w:rPr>
       </w:pPr>
-      <w:hyperlink w:anchor="_Toc236297122" w:history="1">
+      <w:hyperlink w:anchor="_Toc236316653" w:history="1">
         <w:r>
           <w:rPr>
             <w:rStyle w:val="aff8"/>
@@ -222,7 +223,7 @@
             <w:noProof/>
             <w:webHidden/>
           </w:rPr>
-          <w:instrText xml:space="preserve"> PAGEREF _Toc236297122 \h </w:instrText>
+          <w:instrText xml:space="preserve"> PAGEREF _Toc236316653 \h </w:instrText>
         </w:r>
         <w:r>
           <w:rPr>
@@ -269,7 +270,7 @@
           <w14:ligatures w14:val="standardContextual"/>
         </w:rPr>
       </w:pPr>
-      <w:hyperlink w:anchor="_Toc236297123" w:history="1">
+      <w:hyperlink w:anchor="_Toc236316654" w:history="1">
         <w:r>
           <w:rPr>
             <w:rStyle w:val="aff8"/>
@@ -297,7 +298,7 @@
             <w:noProof/>
             <w:webHidden/>
           </w:rPr>
-          <w:instrText xml:space="preserve"> PAGEREF _Toc236297123 \h </w:instrText>
+          <w:instrText xml:space="preserve"> PAGEREF _Toc236316654 \h </w:instrText>
         </w:r>
         <w:r>
           <w:rPr>
@@ -344,7 +345,7 @@
           <w14:ligatures w14:val="standardContextual"/>
         </w:rPr>
       </w:pPr>
-      <w:hyperlink w:anchor="_Toc236297124" w:history="1">
+      <w:hyperlink w:anchor="_Toc236316655" w:history="1">
         <w:r>
           <w:rPr>
             <w:rStyle w:val="aff8"/>
@@ -372,7 +373,7 @@
             <w:noProof/>
             <w:webHidden/>
           </w:rPr>
-          <w:instrText xml:space="preserve"> PAGEREF _Toc236297124 \h </w:instrText>
+          <w:instrText xml:space="preserve"> PAGEREF _Toc236316655 \h </w:instrText>
         </w:r>
         <w:r>
           <w:rPr>
@@ -419,7 +420,7 @@
           <w14:ligatures w14:val="standardContextual"/>
         </w:rPr>
       </w:pPr>
-      <w:hyperlink w:anchor="_Toc236297125" w:history="1">
+      <w:hyperlink w:anchor="_Toc236316656" w:history="1">
         <w:r>
           <w:rPr>
             <w:rStyle w:val="aff8"/>
@@ -447,7 +448,7 @@
             <w:noProof/>
             <w:webHidden/>
           </w:rPr>
-          <w:instrText xml:space="preserve"> PAGEREF _Toc236297125 \h </w:instrText>
+          <w:instrText xml:space="preserve"> PAGEREF _Toc236316656 \h </w:instrText>
         </w:r>
         <w:r>
           <w:rPr>
@@ -494,7 +495,7 @@
           <w14:ligatures w14:val="standardContextual"/>
         </w:rPr>
       </w:pPr>
-      <w:hyperlink w:anchor="_Toc236297126" w:history="1">
+      <w:hyperlink w:anchor="_Toc236316657" w:history="1">
         <w:r>
           <w:rPr>
             <w:rStyle w:val="aff8"/>
@@ -522,7 +523,7 @@
             <w:noProof/>
             <w:webHidden/>
           </w:rPr>
-          <w:instrText xml:space="preserve"> PAGEREF _Toc236297126 \h </w:instrText>
+          <w:instrText xml:space="preserve"> PAGEREF _Toc236316657 \h </w:instrText>
         </w:r>
         <w:r>
           <w:rPr>
@@ -569,7 +570,7 @@
           <w14:ligatures w14:val="standardContextual"/>
         </w:rPr>
       </w:pPr>
-      <w:hyperlink w:anchor="_Toc236297127" w:history="1">
+      <w:hyperlink w:anchor="_Toc236316658" w:history="1">
         <w:r>
           <w:rPr>
             <w:rStyle w:val="aff8"/>
@@ -597,7 +598,7 @@
             <w:noProof/>
             <w:webHidden/>
           </w:rPr>
-          <w:instrText xml:space="preserve"> PAGEREF _Toc236297127 \h </w:instrText>
+          <w:instrText xml:space="preserve"> PAGEREF _Toc236316658 \h </w:instrText>
         </w:r>
         <w:r>
           <w:rPr>
@@ -644,7 +645,7 @@
           <w14:ligatures w14:val="standardContextual"/>
         </w:rPr>
       </w:pPr>
-      <w:hyperlink w:anchor="_Toc236297128" w:history="1">
+      <w:hyperlink w:anchor="_Toc236316659" w:history="1">
         <w:r>
           <w:rPr>
             <w:rStyle w:val="aff8"/>
@@ -672,7 +673,7 @@
             <w:noProof/>
             <w:webHidden/>
           </w:rPr>
-          <w:instrText xml:space="preserve"> PAGEREF _Toc236297128 \h </w:instrText>
+          <w:instrText xml:space="preserve"> PAGEREF _Toc236316659 \h </w:instrText>
         </w:r>
         <w:r>
           <w:rPr>
@@ -719,7 +720,7 @@
           <w14:ligatures w14:val="standardContextual"/>
         </w:rPr>
       </w:pPr>
-      <w:hyperlink w:anchor="_Toc236297129" w:history="1">
+      <w:hyperlink w:anchor="_Toc236316660" w:history="1">
         <w:r>
           <w:rPr>
             <w:rStyle w:val="aff8"/>
@@ -747,7 +748,7 @@
             <w:noProof/>
             <w:webHidden/>
           </w:rPr>
-          <w:instrText xml:space="preserve"> PAGEREF _Toc236297129 \h </w:instrText>
+          <w:instrText xml:space="preserve"> PAGEREF _Toc236316660 \h </w:instrText>
         </w:r>
         <w:r>
           <w:rPr>
@@ -794,7 +795,7 @@
           <w14:ligatures w14:val="standardContextual"/>
         </w:rPr>
       </w:pPr>
-      <w:hyperlink w:anchor="_Toc236297130" w:history="1">
+      <w:hyperlink w:anchor="_Toc236316661" w:history="1">
         <w:r>
           <w:rPr>
             <w:rStyle w:val="aff8"/>
@@ -822,7 +823,7 @@
             <w:noProof/>
             <w:webHidden/>
           </w:rPr>
-          <w:instrText xml:space="preserve"> PAGEREF _Toc236297130 \h </w:instrText>
+          <w:instrText xml:space="preserve"> PAGEREF _Toc236316661 \h </w:instrText>
         </w:r>
         <w:r>
           <w:rPr>
@@ -869,7 +870,7 @@
           <w14:ligatures w14:val="standardContextual"/>
         </w:rPr>
       </w:pPr>
-      <w:hyperlink w:anchor="_Toc236297131" w:history="1">
+      <w:hyperlink w:anchor="_Toc236316662" w:history="1">
         <w:r>
           <w:rPr>
             <w:rStyle w:val="aff8"/>
@@ -897,7 +898,7 @@
             <w:noProof/>
             <w:webHidden/>
           </w:rPr>
-          <w:instrText xml:space="preserve"> PAGEREF _Toc236297131 \h </w:instrText>
+          <w:instrText xml:space="preserve"> PAGEREF _Toc236316662 \h </w:instrText>
         </w:r>
         <w:r>
           <w:rPr>
@@ -944,7 +945,7 @@
           <w14:ligatures w14:val="standardContextual"/>
         </w:rPr>
       </w:pPr>
-      <w:hyperlink w:anchor="_Toc236297132" w:history="1">
+      <w:hyperlink w:anchor="_Toc236316663" w:history="1">
         <w:r>
           <w:rPr>
             <w:rStyle w:val="aff8"/>
@@ -972,7 +973,7 @@
             <w:noProof/>
             <w:webHidden/>
           </w:rPr>
-          <w:instrText xml:space="preserve"> PAGEREF _Toc236297132 \h </w:instrText>
+          <w:instrText xml:space="preserve"> PAGEREF _Toc236316663 \h </w:instrText>
         </w:r>
         <w:r>
           <w:rPr>
@@ -992,7 +993,7 @@
             <w:noProof/>
             <w:webHidden/>
           </w:rPr>
-          <w:t>15</w:t>
+          <w:t>16</w:t>
         </w:r>
         <w:r>
           <w:rPr>
@@ -1019,7 +1020,7 @@
           <w14:ligatures w14:val="standardContextual"/>
         </w:rPr>
       </w:pPr>
-      <w:hyperlink w:anchor="_Toc236297133" w:history="1">
+      <w:hyperlink w:anchor="_Toc236316664" w:history="1">
         <w:r>
           <w:rPr>
             <w:rStyle w:val="aff8"/>
@@ -1047,7 +1048,7 @@
             <w:noProof/>
             <w:webHidden/>
           </w:rPr>
-          <w:instrText xml:space="preserve"> PAGEREF _Toc236297133 \h </w:instrText>
+          <w:instrText xml:space="preserve"> PAGEREF _Toc236316664 \h </w:instrText>
         </w:r>
         <w:r>
           <w:rPr>
@@ -1067,7 +1068,7 @@
             <w:noProof/>
             <w:webHidden/>
           </w:rPr>
-          <w:t>15</w:t>
+          <w:t>16</w:t>
         </w:r>
         <w:r>
           <w:rPr>
@@ -1094,7 +1095,7 @@
           <w14:ligatures w14:val="standardContextual"/>
         </w:rPr>
       </w:pPr>
-      <w:hyperlink w:anchor="_Toc236297134" w:history="1">
+      <w:hyperlink w:anchor="_Toc236316665" w:history="1">
         <w:r>
           <w:rPr>
             <w:rStyle w:val="aff8"/>
@@ -1122,7 +1123,7 @@
             <w:noProof/>
             <w:webHidden/>
           </w:rPr>
-          <w:instrText xml:space="preserve"> PAGEREF _Toc236297134 \h </w:instrText>
+          <w:instrText xml:space="preserve"> PAGEREF _Toc236316665 \h </w:instrText>
         </w:r>
         <w:r>
           <w:rPr>
@@ -1142,7 +1143,7 @@
             <w:noProof/>
             <w:webHidden/>
           </w:rPr>
-          <w:t>17</w:t>
+          <w:t>18</w:t>
         </w:r>
         <w:r>
           <w:rPr>
@@ -1169,7 +1170,7 @@
           <w14:ligatures w14:val="standardContextual"/>
         </w:rPr>
       </w:pPr>
-      <w:hyperlink w:anchor="_Toc236297135" w:history="1">
+      <w:hyperlink w:anchor="_Toc236316666" w:history="1">
         <w:r>
           <w:rPr>
             <w:rStyle w:val="aff8"/>
@@ -1197,7 +1198,7 @@
             <w:noProof/>
             <w:webHidden/>
           </w:rPr>
-          <w:instrText xml:space="preserve"> PAGEREF _Toc236297135 \h </w:instrText>
+          <w:instrText xml:space="preserve"> PAGEREF _Toc236316666 \h </w:instrText>
         </w:r>
         <w:r>
           <w:rPr>
@@ -1217,7 +1218,7 @@
             <w:noProof/>
             <w:webHidden/>
           </w:rPr>
-          <w:t>19</w:t>
+          <w:t>20</w:t>
         </w:r>
         <w:r>
           <w:rPr>
@@ -1244,7 +1245,7 @@
           <w14:ligatures w14:val="standardContextual"/>
         </w:rPr>
       </w:pPr>
-      <w:hyperlink w:anchor="_Toc236297136" w:history="1">
+      <w:hyperlink w:anchor="_Toc236316667" w:history="1">
         <w:r>
           <w:rPr>
             <w:rStyle w:val="aff8"/>
@@ -1272,7 +1273,7 @@
             <w:noProof/>
             <w:webHidden/>
           </w:rPr>
-          <w:instrText xml:space="preserve"> PAGEREF _Toc236297136 \h </w:instrText>
+          <w:instrText xml:space="preserve"> PAGEREF _Toc236316667 \h </w:instrText>
         </w:r>
         <w:r>
           <w:rPr>
@@ -1292,7 +1293,7 @@
             <w:noProof/>
             <w:webHidden/>
           </w:rPr>
-          <w:t>19</w:t>
+          <w:t>20</w:t>
         </w:r>
         <w:r>
           <w:rPr>
@@ -1319,7 +1320,7 @@
           <w14:ligatures w14:val="standardContextual"/>
         </w:rPr>
       </w:pPr>
-      <w:hyperlink w:anchor="_Toc236297137" w:history="1">
+      <w:hyperlink w:anchor="_Toc236316668" w:history="1">
         <w:r>
           <w:rPr>
             <w:rStyle w:val="aff8"/>
@@ -1347,7 +1348,7 @@
             <w:noProof/>
             <w:webHidden/>
           </w:rPr>
-          <w:instrText xml:space="preserve"> PAGEREF _Toc236297137 \h </w:instrText>
+          <w:instrText xml:space="preserve"> PAGEREF _Toc236316668 \h </w:instrText>
         </w:r>
         <w:r>
           <w:rPr>
@@ -1367,7 +1368,7 @@
             <w:noProof/>
             <w:webHidden/>
           </w:rPr>
-          <w:t>20</w:t>
+          <w:t>21</w:t>
         </w:r>
         <w:r>
           <w:rPr>
@@ -1394,7 +1395,7 @@
           <w14:ligatures w14:val="standardContextual"/>
         </w:rPr>
       </w:pPr>
-      <w:hyperlink w:anchor="_Toc236297138" w:history="1">
+      <w:hyperlink w:anchor="_Toc236316669" w:history="1">
         <w:r>
           <w:rPr>
             <w:rStyle w:val="aff8"/>
@@ -1422,7 +1423,7 @@
             <w:noProof/>
             <w:webHidden/>
           </w:rPr>
-          <w:instrText xml:space="preserve"> PAGEREF _Toc236297138 \h </w:instrText>
+          <w:instrText xml:space="preserve"> PAGEREF _Toc236316669 \h </w:instrText>
         </w:r>
         <w:r>
           <w:rPr>
@@ -1442,7 +1443,7 @@
             <w:noProof/>
             <w:webHidden/>
           </w:rPr>
-          <w:t>20</w:t>
+          <w:t>21</w:t>
         </w:r>
         <w:r>
           <w:rPr>
@@ -1469,7 +1470,7 @@
           <w14:ligatures w14:val="standardContextual"/>
         </w:rPr>
       </w:pPr>
-      <w:hyperlink w:anchor="_Toc236297139" w:history="1">
+      <w:hyperlink w:anchor="_Toc236316670" w:history="1">
         <w:r>
           <w:rPr>
             <w:rStyle w:val="aff8"/>
@@ -1497,7 +1498,7 @@
             <w:noProof/>
             <w:webHidden/>
           </w:rPr>
-          <w:instrText xml:space="preserve"> PAGEREF _Toc236297139 \h </w:instrText>
+          <w:instrText xml:space="preserve"> PAGEREF _Toc236316670 \h </w:instrText>
         </w:r>
         <w:r>
           <w:rPr>
@@ -1517,7 +1518,7 @@
             <w:noProof/>
             <w:webHidden/>
           </w:rPr>
-          <w:t>20</w:t>
+          <w:t>21</w:t>
         </w:r>
         <w:r>
           <w:rPr>
@@ -1544,7 +1545,7 @@
           <w14:ligatures w14:val="standardContextual"/>
         </w:rPr>
       </w:pPr>
-      <w:hyperlink w:anchor="_Toc236297140" w:history="1">
+      <w:hyperlink w:anchor="_Toc236316671" w:history="1">
         <w:r>
           <w:rPr>
             <w:rStyle w:val="aff8"/>
@@ -1572,7 +1573,7 @@
             <w:noProof/>
             <w:webHidden/>
           </w:rPr>
-          <w:instrText xml:space="preserve"> PAGEREF _Toc236297140 \h </w:instrText>
+          <w:instrText xml:space="preserve"> PAGEREF _Toc236316671 \h </w:instrText>
         </w:r>
         <w:r>
           <w:rPr>
@@ -1592,7 +1593,7 @@
             <w:noProof/>
             <w:webHidden/>
           </w:rPr>
-          <w:t>21</w:t>
+          <w:t>22</w:t>
         </w:r>
         <w:r>
           <w:rPr>
@@ -1619,7 +1620,7 @@
           <w14:ligatures w14:val="standardContextual"/>
         </w:rPr>
       </w:pPr>
-      <w:hyperlink w:anchor="_Toc236297141" w:history="1">
+      <w:hyperlink w:anchor="_Toc236316672" w:history="1">
         <w:r>
           <w:rPr>
             <w:rStyle w:val="aff8"/>
@@ -1647,7 +1648,7 @@
             <w:noProof/>
             <w:webHidden/>
           </w:rPr>
-          <w:instrText xml:space="preserve"> PAGEREF _Toc236297141 \h </w:instrText>
+          <w:instrText xml:space="preserve"> PAGEREF _Toc236316672 \h </w:instrText>
         </w:r>
         <w:r>
           <w:rPr>
@@ -1667,7 +1668,7 @@
             <w:noProof/>
             <w:webHidden/>
           </w:rPr>
-          <w:t>21</w:t>
+          <w:t>23</w:t>
         </w:r>
         <w:r>
           <w:rPr>
@@ -1694,7 +1695,7 @@
           <w14:ligatures w14:val="standardContextual"/>
         </w:rPr>
       </w:pPr>
-      <w:hyperlink w:anchor="_Toc236297142" w:history="1">
+      <w:hyperlink w:anchor="_Toc236316673" w:history="1">
         <w:r>
           <w:rPr>
             <w:rStyle w:val="aff8"/>
@@ -1722,7 +1723,7 @@
             <w:noProof/>
             <w:webHidden/>
           </w:rPr>
-          <w:instrText xml:space="preserve"> PAGEREF _Toc236297142 \h </w:instrText>
+          <w:instrText xml:space="preserve"> PAGEREF _Toc236316673 \h </w:instrText>
         </w:r>
         <w:r>
           <w:rPr>
@@ -1742,7 +1743,7 @@
             <w:noProof/>
             <w:webHidden/>
           </w:rPr>
-          <w:t>22</w:t>
+          <w:t>23</w:t>
         </w:r>
         <w:r>
           <w:rPr>
@@ -1769,7 +1770,7 @@
           <w14:ligatures w14:val="standardContextual"/>
         </w:rPr>
       </w:pPr>
-      <w:hyperlink w:anchor="_Toc236297143" w:history="1">
+      <w:hyperlink w:anchor="_Toc236316674" w:history="1">
         <w:r>
           <w:rPr>
             <w:rStyle w:val="aff8"/>
@@ -1797,7 +1798,7 @@
             <w:noProof/>
             <w:webHidden/>
           </w:rPr>
-          <w:instrText xml:space="preserve"> PAGEREF _Toc236297143 \h </w:instrText>
+          <w:instrText xml:space="preserve"> PAGEREF _Toc236316674 \h </w:instrText>
         </w:r>
         <w:r>
           <w:rPr>
@@ -1817,7 +1818,7 @@
             <w:noProof/>
             <w:webHidden/>
           </w:rPr>
-          <w:t>23</w:t>
+          <w:t>24</w:t>
         </w:r>
         <w:r>
           <w:rPr>
@@ -1844,7 +1845,7 @@
           <w14:ligatures w14:val="standardContextual"/>
         </w:rPr>
       </w:pPr>
-      <w:hyperlink w:anchor="_Toc236297144" w:history="1">
+      <w:hyperlink w:anchor="_Toc236316675" w:history="1">
         <w:r>
           <w:rPr>
             <w:rStyle w:val="aff8"/>
@@ -1872,7 +1873,7 @@
             <w:noProof/>
             <w:webHidden/>
           </w:rPr>
-          <w:instrText xml:space="preserve"> PAGEREF _Toc236297144 \h </w:instrText>
+          <w:instrText xml:space="preserve"> PAGEREF _Toc236316675 \h </w:instrText>
         </w:r>
         <w:r>
           <w:rPr>
@@ -1892,7 +1893,7 @@
             <w:noProof/>
             <w:webHidden/>
           </w:rPr>
-          <w:t>23</w:t>
+          <w:t>24</w:t>
         </w:r>
         <w:r>
           <w:rPr>
@@ -1919,7 +1920,7 @@
           <w14:ligatures w14:val="standardContextual"/>
         </w:rPr>
       </w:pPr>
-      <w:hyperlink w:anchor="_Toc236297145" w:history="1">
+      <w:hyperlink w:anchor="_Toc236316676" w:history="1">
         <w:r>
           <w:rPr>
             <w:rStyle w:val="aff8"/>
@@ -1947,7 +1948,7 @@
             <w:noProof/>
             <w:webHidden/>
           </w:rPr>
-          <w:instrText xml:space="preserve"> PAGEREF _Toc236297145 \h </w:instrText>
+          <w:instrText xml:space="preserve"> PAGEREF _Toc236316676 \h </w:instrText>
         </w:r>
         <w:r>
           <w:rPr>
@@ -1967,7 +1968,7 @@
             <w:noProof/>
             <w:webHidden/>
           </w:rPr>
-          <w:t>23</w:t>
+          <w:t>25</w:t>
         </w:r>
         <w:r>
           <w:rPr>
@@ -1994,7 +1995,7 @@
           <w14:ligatures w14:val="standardContextual"/>
         </w:rPr>
       </w:pPr>
-      <w:hyperlink w:anchor="_Toc236297146" w:history="1">
+      <w:hyperlink w:anchor="_Toc236316677" w:history="1">
         <w:r>
           <w:rPr>
             <w:rStyle w:val="aff8"/>
@@ -2022,7 +2023,7 @@
             <w:noProof/>
             <w:webHidden/>
           </w:rPr>
-          <w:instrText xml:space="preserve"> PAGEREF _Toc236297146 \h </w:instrText>
+          <w:instrText xml:space="preserve"> PAGEREF _Toc236316677 \h </w:instrText>
         </w:r>
         <w:r>
           <w:rPr>
@@ -2042,7 +2043,7 @@
             <w:noProof/>
             <w:webHidden/>
           </w:rPr>
-          <w:t>24</w:t>
+          <w:t>25</w:t>
         </w:r>
         <w:r>
           <w:rPr>
@@ -2069,7 +2070,7 @@
           <w14:ligatures w14:val="standardContextual"/>
         </w:rPr>
       </w:pPr>
-      <w:hyperlink w:anchor="_Toc236297147" w:history="1">
+      <w:hyperlink w:anchor="_Toc236316678" w:history="1">
         <w:r>
           <w:rPr>
             <w:rStyle w:val="aff8"/>
@@ -2097,7 +2098,7 @@
             <w:noProof/>
             <w:webHidden/>
           </w:rPr>
-          <w:instrText xml:space="preserve"> PAGEREF _Toc236297147 \h </w:instrText>
+          <w:instrText xml:space="preserve"> PAGEREF _Toc236316678 \h </w:instrText>
         </w:r>
         <w:r>
           <w:rPr>
@@ -2117,7 +2118,7 @@
             <w:noProof/>
             <w:webHidden/>
           </w:rPr>
-          <w:t>27</w:t>
+          <w:t>29</w:t>
         </w:r>
         <w:r>
           <w:rPr>
@@ -2144,7 +2145,7 @@
           <w14:ligatures w14:val="standardContextual"/>
         </w:rPr>
       </w:pPr>
-      <w:hyperlink w:anchor="_Toc236297148" w:history="1">
+      <w:hyperlink w:anchor="_Toc236316679" w:history="1">
         <w:r>
           <w:rPr>
             <w:rStyle w:val="aff8"/>
@@ -2172,7 +2173,7 @@
             <w:noProof/>
             <w:webHidden/>
           </w:rPr>
-          <w:instrText xml:space="preserve"> PAGEREF _Toc236297148 \h </w:instrText>
+          <w:instrText xml:space="preserve"> PAGEREF _Toc236316679 \h </w:instrText>
         </w:r>
         <w:r>
           <w:rPr>
@@ -2192,7 +2193,7 @@
             <w:noProof/>
             <w:webHidden/>
           </w:rPr>
-          <w:t>29</w:t>
+          <w:t>31</w:t>
         </w:r>
         <w:r>
           <w:rPr>
@@ -2219,7 +2220,7 @@
           <w14:ligatures w14:val="standardContextual"/>
         </w:rPr>
       </w:pPr>
-      <w:hyperlink w:anchor="_Toc236297149" w:history="1">
+      <w:hyperlink w:anchor="_Toc236316680" w:history="1">
         <w:r>
           <w:rPr>
             <w:rStyle w:val="aff8"/>
@@ -2247,7 +2248,7 @@
             <w:noProof/>
             <w:webHidden/>
           </w:rPr>
-          <w:instrText xml:space="preserve"> PAGEREF _Toc236297149 \h </w:instrText>
+          <w:instrText xml:space="preserve"> PAGEREF _Toc236316680 \h </w:instrText>
         </w:r>
         <w:r>
           <w:rPr>
@@ -2267,7 +2268,7 @@
             <w:noProof/>
             <w:webHidden/>
           </w:rPr>
-          <w:t>29</w:t>
+          <w:t>31</w:t>
         </w:r>
         <w:r>
           <w:rPr>
@@ -2294,7 +2295,7 @@
           <w14:ligatures w14:val="standardContextual"/>
         </w:rPr>
       </w:pPr>
-      <w:hyperlink w:anchor="_Toc236297150" w:history="1">
+      <w:hyperlink w:anchor="_Toc236316681" w:history="1">
         <w:r>
           <w:rPr>
             <w:rStyle w:val="aff8"/>
@@ -2322,7 +2323,7 @@
             <w:noProof/>
             <w:webHidden/>
           </w:rPr>
-          <w:instrText xml:space="preserve"> PAGEREF _Toc236297150 \h </w:instrText>
+          <w:instrText xml:space="preserve"> PAGEREF _Toc236316681 \h </w:instrText>
         </w:r>
         <w:r>
           <w:rPr>
@@ -2342,7 +2343,7 @@
             <w:noProof/>
             <w:webHidden/>
           </w:rPr>
-          <w:t>29</w:t>
+          <w:t>31</w:t>
         </w:r>
         <w:r>
           <w:rPr>
@@ -2369,7 +2370,7 @@
           <w14:ligatures w14:val="standardContextual"/>
         </w:rPr>
       </w:pPr>
-      <w:hyperlink w:anchor="_Toc236297151" w:history="1">
+      <w:hyperlink w:anchor="_Toc236316682" w:history="1">
         <w:r>
           <w:rPr>
             <w:rStyle w:val="aff8"/>
@@ -2397,7 +2398,7 @@
             <w:noProof/>
             <w:webHidden/>
           </w:rPr>
-          <w:instrText xml:space="preserve"> PAGEREF _Toc236297151 \h </w:instrText>
+          <w:instrText xml:space="preserve"> PAGEREF _Toc236316682 \h </w:instrText>
         </w:r>
         <w:r>
           <w:rPr>
@@ -2417,7 +2418,7 @@
             <w:noProof/>
             <w:webHidden/>
           </w:rPr>
-          <w:t>29</w:t>
+          <w:t>32</w:t>
         </w:r>
         <w:r>
           <w:rPr>
@@ -2444,14 +2445,14 @@
           <w14:ligatures w14:val="standardContextual"/>
         </w:rPr>
       </w:pPr>
-      <w:hyperlink w:anchor="_Toc236297152" w:history="1">
+      <w:hyperlink w:anchor="_Toc236316683" w:history="1">
         <w:r>
           <w:rPr>
             <w:rStyle w:val="aff8"/>
             <w:rFonts w:eastAsiaTheme="majorEastAsia"/>
             <w:noProof/>
           </w:rPr>
-          <w:t>5.3. The actions</w:t>
+          <w:t>5.3. Assembling the document</w:t>
         </w:r>
         <w:r>
           <w:rPr>
@@ -2472,7 +2473,7 @@
             <w:noProof/>
             <w:webHidden/>
           </w:rPr>
-          <w:instrText xml:space="preserve"> PAGEREF _Toc236297152 \h </w:instrText>
+          <w:instrText xml:space="preserve"> PAGEREF _Toc236316683 \h </w:instrText>
         </w:r>
         <w:r>
           <w:rPr>
@@ -2492,7 +2493,82 @@
             <w:noProof/>
             <w:webHidden/>
           </w:rPr>
-          <w:t>30</w:t>
+          <w:t>33</w:t>
+        </w:r>
+        <w:r>
+          <w:rPr>
+            <w:noProof/>
+            <w:webHidden/>
+          </w:rPr>
+          <w:fldChar w:fldCharType="end"/>
+        </w:r>
+      </w:hyperlink>
+    </w:p>
+    <w:p>
+      <w:pPr>
+        <w:pStyle w:val="2c"/>
+        <w:tabs>
+          <w:tab w:val="right" w:leader="dot" w:pos="9345"/>
+        </w:tabs>
+        <w:ind w:firstLine="0"/>
+        <w:rPr>
+          <w:rFonts w:asciiTheme="minorHAnsi" w:eastAsiaTheme="minorEastAsia" w:hAnsiTheme="minorHAnsi" w:cstheme="minorBidi"/>
+          <w:noProof/>
+          <w:kern w:val="2"/>
+          <w:sz w:val="22"/>
+          <w:lang w:val="ru-RU" w:eastAsia="ru-RU"/>
+          <w14:ligatures w14:val="standardContextual"/>
+        </w:rPr>
+      </w:pPr>
+      <w:hyperlink w:anchor="_Toc236316684" w:history="1">
+        <w:r>
+          <w:rPr>
+            <w:rStyle w:val="aff8"/>
+            <w:rFonts w:eastAsiaTheme="majorEastAsia"/>
+            <w:noProof/>
+          </w:rPr>
+          <w:t>5.4. The actions</w:t>
+        </w:r>
+        <w:r>
+          <w:rPr>
+            <w:noProof/>
+            <w:webHidden/>
+          </w:rPr>
+          <w:tab/>
+        </w:r>
+        <w:r>
+          <w:rPr>
+            <w:noProof/>
+            <w:webHidden/>
+          </w:rPr>
+          <w:fldChar w:fldCharType="begin"/>
+        </w:r>
+        <w:r>
+          <w:rPr>
+            <w:noProof/>
+            <w:webHidden/>
+          </w:rPr>
+          <w:instrText xml:space="preserve"> PAGEREF _Toc236316684 \h </w:instrText>
+        </w:r>
+        <w:r>
+          <w:rPr>
+            <w:noProof/>
+            <w:webHidden/>
+          </w:rPr>
+        </w:r>
+        <w:r>
+          <w:rPr>
+            <w:noProof/>
+            <w:webHidden/>
+          </w:rPr>
+          <w:fldChar w:fldCharType="separate"/>
+        </w:r>
+        <w:r>
+          <w:rPr>
+            <w:noProof/>
+            <w:webHidden/>
+          </w:rPr>
+          <w:t>34</w:t>
         </w:r>
         <w:r>
           <w:rPr>
@@ -2519,14 +2595,14 @@
           <w14:ligatures w14:val="standardContextual"/>
         </w:rPr>
       </w:pPr>
-      <w:hyperlink w:anchor="_Toc236297153" w:history="1">
+      <w:hyperlink w:anchor="_Toc236316685" w:history="1">
         <w:r>
           <w:rPr>
             <w:rStyle w:val="aff8"/>
             <w:rFonts w:eastAsiaTheme="majorEastAsia"/>
             <w:noProof/>
           </w:rPr>
-          <w:t>6. PDF → Word (beta)</w:t>
+          <w:t>6. PDF → Word</w:t>
         </w:r>
         <w:r>
           <w:rPr>
@@ -2547,7 +2623,7 @@
             <w:noProof/>
             <w:webHidden/>
           </w:rPr>
-          <w:instrText xml:space="preserve"> PAGEREF _Toc236297153 \h </w:instrText>
+          <w:instrText xml:space="preserve"> PAGEREF _Toc236316685 \h </w:instrText>
         </w:r>
         <w:r>
           <w:rPr>
@@ -2567,7 +2643,7 @@
             <w:noProof/>
             <w:webHidden/>
           </w:rPr>
-          <w:t>32</w:t>
+          <w:t>37</w:t>
         </w:r>
         <w:r>
           <w:rPr>
@@ -2594,7 +2670,7 @@
           <w14:ligatures w14:val="standardContextual"/>
         </w:rPr>
       </w:pPr>
-      <w:hyperlink w:anchor="_Toc236297154" w:history="1">
+      <w:hyperlink w:anchor="_Toc236316686" w:history="1">
         <w:r>
           <w:rPr>
             <w:rStyle w:val="aff8"/>
@@ -2622,7 +2698,7 @@
             <w:noProof/>
             <w:webHidden/>
           </w:rPr>
-          <w:instrText xml:space="preserve"> PAGEREF _Toc236297154 \h </w:instrText>
+          <w:instrText xml:space="preserve"> PAGEREF _Toc236316686 \h </w:instrText>
         </w:r>
         <w:r>
           <w:rPr>
@@ -2642,7 +2718,7 @@
             <w:noProof/>
             <w:webHidden/>
           </w:rPr>
-          <w:t>32</w:t>
+          <w:t>37</w:t>
         </w:r>
         <w:r>
           <w:rPr>
@@ -2669,7 +2745,7 @@
           <w14:ligatures w14:val="standardContextual"/>
         </w:rPr>
       </w:pPr>
-      <w:hyperlink w:anchor="_Toc236297155" w:history="1">
+      <w:hyperlink w:anchor="_Toc236316687" w:history="1">
         <w:r>
           <w:rPr>
             <w:rStyle w:val="aff8"/>
@@ -2697,7 +2773,7 @@
             <w:noProof/>
             <w:webHidden/>
           </w:rPr>
-          <w:instrText xml:space="preserve"> PAGEREF _Toc236297155 \h </w:instrText>
+          <w:instrText xml:space="preserve"> PAGEREF _Toc236316687 \h </w:instrText>
         </w:r>
         <w:r>
           <w:rPr>
@@ -2717,7 +2793,7 @@
             <w:noProof/>
             <w:webHidden/>
           </w:rPr>
-          <w:t>33</w:t>
+          <w:t>37</w:t>
         </w:r>
         <w:r>
           <w:rPr>
@@ -2744,7 +2820,7 @@
           <w14:ligatures w14:val="standardContextual"/>
         </w:rPr>
       </w:pPr>
-      <w:hyperlink w:anchor="_Toc236297156" w:history="1">
+      <w:hyperlink w:anchor="_Toc236316688" w:history="1">
         <w:r>
           <w:rPr>
             <w:rStyle w:val="aff8"/>
@@ -2772,7 +2848,7 @@
             <w:noProof/>
             <w:webHidden/>
           </w:rPr>
-          <w:instrText xml:space="preserve"> PAGEREF _Toc236297156 \h </w:instrText>
+          <w:instrText xml:space="preserve"> PAGEREF _Toc236316688 \h </w:instrText>
         </w:r>
         <w:r>
           <w:rPr>
@@ -2792,7 +2868,7 @@
             <w:noProof/>
             <w:webHidden/>
           </w:rPr>
-          <w:t>33</w:t>
+          <w:t>38</w:t>
         </w:r>
         <w:r>
           <w:rPr>
@@ -2819,7 +2895,7 @@
           <w14:ligatures w14:val="standardContextual"/>
         </w:rPr>
       </w:pPr>
-      <w:hyperlink w:anchor="_Toc236297157" w:history="1">
+      <w:hyperlink w:anchor="_Toc236316689" w:history="1">
         <w:r>
           <w:rPr>
             <w:rStyle w:val="aff8"/>
@@ -2847,7 +2923,7 @@
             <w:noProof/>
             <w:webHidden/>
           </w:rPr>
-          <w:instrText xml:space="preserve"> PAGEREF _Toc236297157 \h </w:instrText>
+          <w:instrText xml:space="preserve"> PAGEREF _Toc236316689 \h </w:instrText>
         </w:r>
         <w:r>
           <w:rPr>
@@ -2867,7 +2943,7 @@
             <w:noProof/>
             <w:webHidden/>
           </w:rPr>
-          <w:t>34</w:t>
+          <w:t>39</w:t>
         </w:r>
         <w:r>
           <w:rPr>
@@ -2894,14 +2970,14 @@
           <w14:ligatures w14:val="standardContextual"/>
         </w:rPr>
       </w:pPr>
-      <w:hyperlink w:anchor="_Toc236297158" w:history="1">
+      <w:hyperlink w:anchor="_Toc236316690" w:history="1">
         <w:r>
           <w:rPr>
             <w:rStyle w:val="aff8"/>
             <w:rFonts w:eastAsiaTheme="majorEastAsia"/>
             <w:noProof/>
           </w:rPr>
-          <w:t>7. PDF → PowerPoint (beta)</w:t>
+          <w:t>7. PDF → PowerPoint</w:t>
         </w:r>
         <w:r>
           <w:rPr>
@@ -2922,7 +2998,7 @@
             <w:noProof/>
             <w:webHidden/>
           </w:rPr>
-          <w:instrText xml:space="preserve"> PAGEREF _Toc236297158 \h </w:instrText>
+          <w:instrText xml:space="preserve"> PAGEREF _Toc236316690 \h </w:instrText>
         </w:r>
         <w:r>
           <w:rPr>
@@ -2942,7 +3018,7 @@
             <w:noProof/>
             <w:webHidden/>
           </w:rPr>
-          <w:t>34</w:t>
+          <w:t>39</w:t>
         </w:r>
         <w:r>
           <w:rPr>
@@ -2969,7 +3045,7 @@
           <w14:ligatures w14:val="standardContextual"/>
         </w:rPr>
       </w:pPr>
-      <w:hyperlink w:anchor="_Toc236297159" w:history="1">
+      <w:hyperlink w:anchor="_Toc236316691" w:history="1">
         <w:r>
           <w:rPr>
             <w:rStyle w:val="aff8"/>
@@ -2997,7 +3073,7 @@
             <w:noProof/>
             <w:webHidden/>
           </w:rPr>
-          <w:instrText xml:space="preserve"> PAGEREF _Toc236297159 \h </w:instrText>
+          <w:instrText xml:space="preserve"> PAGEREF _Toc236316691 \h </w:instrText>
         </w:r>
         <w:r>
           <w:rPr>
@@ -3017,7 +3093,7 @@
             <w:noProof/>
             <w:webHidden/>
           </w:rPr>
-          <w:t>34</w:t>
+          <w:t>39</w:t>
         </w:r>
         <w:r>
           <w:rPr>
@@ -3044,7 +3120,7 @@
           <w14:ligatures w14:val="standardContextual"/>
         </w:rPr>
       </w:pPr>
-      <w:hyperlink w:anchor="_Toc236297160" w:history="1">
+      <w:hyperlink w:anchor="_Toc236316692" w:history="1">
         <w:r>
           <w:rPr>
             <w:rStyle w:val="aff8"/>
@@ -3072,7 +3148,7 @@
             <w:noProof/>
             <w:webHidden/>
           </w:rPr>
-          <w:instrText xml:space="preserve"> PAGEREF _Toc236297160 \h </w:instrText>
+          <w:instrText xml:space="preserve"> PAGEREF _Toc236316692 \h </w:instrText>
         </w:r>
         <w:r>
           <w:rPr>
@@ -3092,7 +3168,7 @@
             <w:noProof/>
             <w:webHidden/>
           </w:rPr>
-          <w:t>35</w:t>
+          <w:t>40</w:t>
         </w:r>
         <w:r>
           <w:rPr>
@@ -3119,7 +3195,7 @@
           <w14:ligatures w14:val="standardContextual"/>
         </w:rPr>
       </w:pPr>
-      <w:hyperlink w:anchor="_Toc236297161" w:history="1">
+      <w:hyperlink w:anchor="_Toc236316693" w:history="1">
         <w:r>
           <w:rPr>
             <w:rStyle w:val="aff8"/>
@@ -3147,7 +3223,7 @@
             <w:noProof/>
             <w:webHidden/>
           </w:rPr>
-          <w:instrText xml:space="preserve"> PAGEREF _Toc236297161 \h </w:instrText>
+          <w:instrText xml:space="preserve"> PAGEREF _Toc236316693 \h </w:instrText>
         </w:r>
         <w:r>
           <w:rPr>
@@ -3167,7 +3243,7 @@
             <w:noProof/>
             <w:webHidden/>
           </w:rPr>
-          <w:t>35</w:t>
+          <w:t>40</w:t>
         </w:r>
         <w:r>
           <w:rPr>
@@ -3194,7 +3270,7 @@
           <w14:ligatures w14:val="standardContextual"/>
         </w:rPr>
       </w:pPr>
-      <w:hyperlink w:anchor="_Toc236297162" w:history="1">
+      <w:hyperlink w:anchor="_Toc236316694" w:history="1">
         <w:r>
           <w:rPr>
             <w:rStyle w:val="aff8"/>
@@ -3222,7 +3298,7 @@
             <w:noProof/>
             <w:webHidden/>
           </w:rPr>
-          <w:instrText xml:space="preserve"> PAGEREF _Toc236297162 \h </w:instrText>
+          <w:instrText xml:space="preserve"> PAGEREF _Toc236316694 \h </w:instrText>
         </w:r>
         <w:r>
           <w:rPr>
@@ -3242,7 +3318,7 @@
             <w:noProof/>
             <w:webHidden/>
           </w:rPr>
-          <w:t>36</w:t>
+          <w:t>41</w:t>
         </w:r>
         <w:r>
           <w:rPr>
@@ -3269,7 +3345,7 @@
           <w14:ligatures w14:val="standardContextual"/>
         </w:rPr>
       </w:pPr>
-      <w:hyperlink w:anchor="_Toc236297163" w:history="1">
+      <w:hyperlink w:anchor="_Toc236316695" w:history="1">
         <w:r>
           <w:rPr>
             <w:rStyle w:val="aff8"/>
@@ -3297,7 +3373,7 @@
             <w:noProof/>
             <w:webHidden/>
           </w:rPr>
-          <w:instrText xml:space="preserve"> PAGEREF _Toc236297163 \h </w:instrText>
+          <w:instrText xml:space="preserve"> PAGEREF _Toc236316695 \h </w:instrText>
         </w:r>
         <w:r>
           <w:rPr>
@@ -3317,7 +3393,7 @@
             <w:noProof/>
             <w:webHidden/>
           </w:rPr>
-          <w:t>37</w:t>
+          <w:t>42</w:t>
         </w:r>
         <w:r>
           <w:rPr>
@@ -3344,7 +3420,7 @@
           <w14:ligatures w14:val="standardContextual"/>
         </w:rPr>
       </w:pPr>
-      <w:hyperlink w:anchor="_Toc236297164" w:history="1">
+      <w:hyperlink w:anchor="_Toc236316696" w:history="1">
         <w:r>
           <w:rPr>
             <w:rStyle w:val="aff8"/>
@@ -3372,7 +3448,7 @@
             <w:noProof/>
             <w:webHidden/>
           </w:rPr>
-          <w:instrText xml:space="preserve"> PAGEREF _Toc236297164 \h </w:instrText>
+          <w:instrText xml:space="preserve"> PAGEREF _Toc236316696 \h </w:instrText>
         </w:r>
         <w:r>
           <w:rPr>
@@ -3392,7 +3468,7 @@
             <w:noProof/>
             <w:webHidden/>
           </w:rPr>
-          <w:t>37</w:t>
+          <w:t>42</w:t>
         </w:r>
         <w:r>
           <w:rPr>
@@ -3419,7 +3495,7 @@
           <w14:ligatures w14:val="standardContextual"/>
         </w:rPr>
       </w:pPr>
-      <w:hyperlink w:anchor="_Toc236297165" w:history="1">
+      <w:hyperlink w:anchor="_Toc236316697" w:history="1">
         <w:r>
           <w:rPr>
             <w:rStyle w:val="aff8"/>
@@ -3447,7 +3523,7 @@
             <w:noProof/>
             <w:webHidden/>
           </w:rPr>
-          <w:instrText xml:space="preserve"> PAGEREF _Toc236297165 \h </w:instrText>
+          <w:instrText xml:space="preserve"> PAGEREF _Toc236316697 \h </w:instrText>
         </w:r>
         <w:r>
           <w:rPr>
@@ -3467,7 +3543,7 @@
             <w:noProof/>
             <w:webHidden/>
           </w:rPr>
-          <w:t>37</w:t>
+          <w:t>42</w:t>
         </w:r>
         <w:r>
           <w:rPr>
@@ -3494,7 +3570,7 @@
           <w14:ligatures w14:val="standardContextual"/>
         </w:rPr>
       </w:pPr>
-      <w:hyperlink w:anchor="_Toc236297166" w:history="1">
+      <w:hyperlink w:anchor="_Toc236316698" w:history="1">
         <w:r>
           <w:rPr>
             <w:rStyle w:val="aff8"/>
@@ -3522,7 +3598,7 @@
             <w:noProof/>
             <w:webHidden/>
           </w:rPr>
-          <w:instrText xml:space="preserve"> PAGEREF _Toc236297166 \h </w:instrText>
+          <w:instrText xml:space="preserve"> PAGEREF _Toc236316698 \h </w:instrText>
         </w:r>
         <w:r>
           <w:rPr>
@@ -3542,7 +3618,7 @@
             <w:noProof/>
             <w:webHidden/>
           </w:rPr>
-          <w:t>37</w:t>
+          <w:t>42</w:t>
         </w:r>
         <w:r>
           <w:rPr>
@@ -3569,7 +3645,7 @@
           <w14:ligatures w14:val="standardContextual"/>
         </w:rPr>
       </w:pPr>
-      <w:hyperlink w:anchor="_Toc236297167" w:history="1">
+      <w:hyperlink w:anchor="_Toc236316699" w:history="1">
         <w:r>
           <w:rPr>
             <w:rStyle w:val="aff8"/>
@@ -3597,7 +3673,7 @@
             <w:noProof/>
             <w:webHidden/>
           </w:rPr>
-          <w:instrText xml:space="preserve"> PAGEREF _Toc236297167 \h </w:instrText>
+          <w:instrText xml:space="preserve"> PAGEREF _Toc236316699 \h </w:instrText>
         </w:r>
         <w:r>
           <w:rPr>
@@ -3617,7 +3693,7 @@
             <w:noProof/>
             <w:webHidden/>
           </w:rPr>
-          <w:t>38</w:t>
+          <w:t>43</w:t>
         </w:r>
         <w:r>
           <w:rPr>
@@ -3644,7 +3720,7 @@
           <w14:ligatures w14:val="standardContextual"/>
         </w:rPr>
       </w:pPr>
-      <w:hyperlink w:anchor="_Toc236297168" w:history="1">
+      <w:hyperlink w:anchor="_Toc236316700" w:history="1">
         <w:r>
           <w:rPr>
             <w:rStyle w:val="aff8"/>
@@ -3672,7 +3748,7 @@
             <w:noProof/>
             <w:webHidden/>
           </w:rPr>
-          <w:instrText xml:space="preserve"> PAGEREF _Toc236297168 \h </w:instrText>
+          <w:instrText xml:space="preserve"> PAGEREF _Toc236316700 \h </w:instrText>
         </w:r>
         <w:r>
           <w:rPr>
@@ -3692,7 +3768,7 @@
             <w:noProof/>
             <w:webHidden/>
           </w:rPr>
-          <w:t>39</w:t>
+          <w:t>43</w:t>
         </w:r>
         <w:r>
           <w:rPr>
@@ -3719,7 +3795,7 @@
           <w14:ligatures w14:val="standardContextual"/>
         </w:rPr>
       </w:pPr>
-      <w:hyperlink w:anchor="_Toc236297169" w:history="1">
+      <w:hyperlink w:anchor="_Toc236316701" w:history="1">
         <w:r>
           <w:rPr>
             <w:rStyle w:val="aff8"/>
@@ -3747,7 +3823,7 @@
             <w:noProof/>
             <w:webHidden/>
           </w:rPr>
-          <w:instrText xml:space="preserve"> PAGEREF _Toc236297169 \h </w:instrText>
+          <w:instrText xml:space="preserve"> PAGEREF _Toc236316701 \h </w:instrText>
         </w:r>
         <w:r>
           <w:rPr>
@@ -3767,7 +3843,7 @@
             <w:noProof/>
             <w:webHidden/>
           </w:rPr>
-          <w:t>39</w:t>
+          <w:t>44</w:t>
         </w:r>
         <w:r>
           <w:rPr>
@@ -3794,7 +3870,7 @@
           <w14:ligatures w14:val="standardContextual"/>
         </w:rPr>
       </w:pPr>
-      <w:hyperlink w:anchor="_Toc236297170" w:history="1">
+      <w:hyperlink w:anchor="_Toc236316702" w:history="1">
         <w:r>
           <w:rPr>
             <w:rStyle w:val="aff8"/>
@@ -3822,7 +3898,7 @@
             <w:noProof/>
             <w:webHidden/>
           </w:rPr>
-          <w:instrText xml:space="preserve"> PAGEREF _Toc236297170 \h </w:instrText>
+          <w:instrText xml:space="preserve"> PAGEREF _Toc236316702 \h </w:instrText>
         </w:r>
         <w:r>
           <w:rPr>
@@ -3842,7 +3918,7 @@
             <w:noProof/>
             <w:webHidden/>
           </w:rPr>
-          <w:t>39</w:t>
+          <w:t>44</w:t>
         </w:r>
         <w:r>
           <w:rPr>
@@ -3869,7 +3945,7 @@
           <w14:ligatures w14:val="standardContextual"/>
         </w:rPr>
       </w:pPr>
-      <w:hyperlink w:anchor="_Toc236297171" w:history="1">
+      <w:hyperlink w:anchor="_Toc236316703" w:history="1">
         <w:r>
           <w:rPr>
             <w:rStyle w:val="aff8"/>
@@ -3897,7 +3973,7 @@
             <w:noProof/>
             <w:webHidden/>
           </w:rPr>
-          <w:instrText xml:space="preserve"> PAGEREF _Toc236297171 \h </w:instrText>
+          <w:instrText xml:space="preserve"> PAGEREF _Toc236316703 \h </w:instrText>
         </w:r>
         <w:r>
           <w:rPr>
@@ -3917,7 +3993,7 @@
             <w:noProof/>
             <w:webHidden/>
           </w:rPr>
-          <w:t>40</w:t>
+          <w:t>45</w:t>
         </w:r>
         <w:r>
           <w:rPr>
@@ -3944,7 +4020,7 @@
           <w14:ligatures w14:val="standardContextual"/>
         </w:rPr>
       </w:pPr>
-      <w:hyperlink w:anchor="_Toc236297172" w:history="1">
+      <w:hyperlink w:anchor="_Toc236316704" w:history="1">
         <w:r>
           <w:rPr>
             <w:rStyle w:val="aff8"/>
@@ -3972,7 +4048,7 @@
             <w:noProof/>
             <w:webHidden/>
           </w:rPr>
-          <w:instrText xml:space="preserve"> PAGEREF _Toc236297172 \h </w:instrText>
+          <w:instrText xml:space="preserve"> PAGEREF _Toc236316704 \h </w:instrText>
         </w:r>
         <w:r>
           <w:rPr>
@@ -3992,7 +4068,7 @@
             <w:noProof/>
             <w:webHidden/>
           </w:rPr>
-          <w:t>41</w:t>
+          <w:t>46</w:t>
         </w:r>
         <w:r>
           <w:rPr>
@@ -4019,7 +4095,7 @@
           <w14:ligatures w14:val="standardContextual"/>
         </w:rPr>
       </w:pPr>
-      <w:hyperlink w:anchor="_Toc236297173" w:history="1">
+      <w:hyperlink w:anchor="_Toc236316705" w:history="1">
         <w:r>
           <w:rPr>
             <w:rStyle w:val="aff8"/>
@@ -4047,7 +4123,7 @@
             <w:noProof/>
             <w:webHidden/>
           </w:rPr>
-          <w:instrText xml:space="preserve"> PAGEREF _Toc236297173 \h </w:instrText>
+          <w:instrText xml:space="preserve"> PAGEREF _Toc236316705 \h </w:instrText>
         </w:r>
         <w:r>
           <w:rPr>
@@ -4067,7 +4143,7 @@
             <w:noProof/>
             <w:webHidden/>
           </w:rPr>
-          <w:t>41</w:t>
+          <w:t>46</w:t>
         </w:r>
         <w:r>
           <w:rPr>
@@ -4094,7 +4170,7 @@
           <w14:ligatures w14:val="standardContextual"/>
         </w:rPr>
       </w:pPr>
-      <w:hyperlink w:anchor="_Toc236297174" w:history="1">
+      <w:hyperlink w:anchor="_Toc236316706" w:history="1">
         <w:r>
           <w:rPr>
             <w:rStyle w:val="aff8"/>
@@ -4122,7 +4198,7 @@
             <w:noProof/>
             <w:webHidden/>
           </w:rPr>
-          <w:instrText xml:space="preserve"> PAGEREF _Toc236297174 \h </w:instrText>
+          <w:instrText xml:space="preserve"> PAGEREF _Toc236316706 \h </w:instrText>
         </w:r>
         <w:r>
           <w:rPr>
@@ -4142,7 +4218,7 @@
             <w:noProof/>
             <w:webHidden/>
           </w:rPr>
-          <w:t>42</w:t>
+          <w:t>47</w:t>
         </w:r>
         <w:r>
           <w:rPr>
@@ -4169,7 +4245,7 @@
           <w14:ligatures w14:val="standardContextual"/>
         </w:rPr>
       </w:pPr>
-      <w:hyperlink w:anchor="_Toc236297175" w:history="1">
+      <w:hyperlink w:anchor="_Toc236316707" w:history="1">
         <w:r>
           <w:rPr>
             <w:rStyle w:val="aff8"/>
@@ -4197,7 +4273,7 @@
             <w:noProof/>
             <w:webHidden/>
           </w:rPr>
-          <w:instrText xml:space="preserve"> PAGEREF _Toc236297175 \h </w:instrText>
+          <w:instrText xml:space="preserve"> PAGEREF _Toc236316707 \h </w:instrText>
         </w:r>
         <w:r>
           <w:rPr>
@@ -4217,7 +4293,7 @@
             <w:noProof/>
             <w:webHidden/>
           </w:rPr>
-          <w:t>43</w:t>
+          <w:t>47</w:t>
         </w:r>
         <w:r>
           <w:rPr>
@@ -4244,9 +4320,8 @@
     <w:p>
       <w:pPr>
         <w:pStyle w:val="1"/>
-        <w:spacing w:before="0" w:after="0"/>
-      </w:pPr>
-      <w:bookmarkStart w:id="0" w:name="_Toc236297121"/>
+      </w:pPr>
+      <w:bookmarkStart w:id="0" w:name="_Toc236316652"/>
       <w:r>
         <w:lastRenderedPageBreak/>
         <w:t>1. About the program</w:t>
@@ -4256,9 +4331,8 @@
     <w:p>
       <w:pPr>
         <w:pStyle w:val="21"/>
-        <w:spacing w:before="0" w:after="0"/>
-      </w:pPr>
-      <w:bookmarkStart w:id="1" w:name="_Toc236297122"/>
+      </w:pPr>
+      <w:bookmarkStart w:id="1" w:name="_Toc236316653"/>
       <w:r>
         <w:t>1.1. What it is for</w:t>
       </w:r>
@@ -4285,7 +4359,6 @@
         <w:keepNext/>
         <w:spacing w:before="200" w:after="80"/>
         <w:ind w:firstLine="0"/>
-        <w:jc w:val="right"/>
       </w:pPr>
       <w:r>
         <w:t>Table 1 — The tools of the program</w:t>
@@ -4302,7 +4375,7 @@
       <w:tblGrid>
         <w:gridCol w:w="2268"/>
         <w:gridCol w:w="3685"/>
-        <w:gridCol w:w="3403"/>
+        <w:gridCol w:w="3118"/>
       </w:tblGrid>
       <w:tr>
         <w:trPr>
@@ -4347,7 +4420,7 @@
         </w:tc>
         <w:tc>
           <w:tcPr>
-            <w:tcW w:w="3403" w:type="dxa"/>
+            <w:tcW w:w="3118" w:type="dxa"/>
           </w:tcPr>
           <w:p>
             <w:pPr>
@@ -4400,7 +4473,7 @@
         </w:tc>
         <w:tc>
           <w:tcPr>
-            <w:tcW w:w="3403" w:type="dxa"/>
+            <w:tcW w:w="3118" w:type="dxa"/>
           </w:tcPr>
           <w:p>
             <w:pPr>
@@ -4450,7 +4523,7 @@
         </w:tc>
         <w:tc>
           <w:tcPr>
-            <w:tcW w:w="3403" w:type="dxa"/>
+            <w:tcW w:w="3118" w:type="dxa"/>
           </w:tcPr>
           <w:p>
             <w:pPr>
@@ -4500,7 +4573,7 @@
         </w:tc>
         <w:tc>
           <w:tcPr>
-            <w:tcW w:w="3403" w:type="dxa"/>
+            <w:tcW w:w="3118" w:type="dxa"/>
           </w:tcPr>
           <w:p>
             <w:pPr>
@@ -4550,7 +4623,7 @@
         </w:tc>
         <w:tc>
           <w:tcPr>
-            <w:tcW w:w="3403" w:type="dxa"/>
+            <w:tcW w:w="3118" w:type="dxa"/>
           </w:tcPr>
           <w:p>
             <w:pPr>
@@ -4594,13 +4667,17 @@
               <w:jc w:val="left"/>
             </w:pPr>
             <w:r>
-              <w:t>Six actions on a single document: compression, pages as images, text into .txt, grayscale, repair, document properties</w:t>
+              <w:t xml:space="preserve">Six actions on a single document: compression, pages as images, text into .txt, grayscale, repair, document </w:t>
+            </w:r>
+            <w:r>
+              <w:lastRenderedPageBreak/>
+              <w:t>properties</w:t>
             </w:r>
           </w:p>
         </w:tc>
         <w:tc>
           <w:tcPr>
-            <w:tcW w:w="3403" w:type="dxa"/>
+            <w:tcW w:w="3118" w:type="dxa"/>
           </w:tcPr>
           <w:p>
             <w:pPr>
@@ -4609,6 +4686,7 @@
               <w:jc w:val="left"/>
             </w:pPr>
             <w:r>
+              <w:lastRenderedPageBreak/>
               <w:t>To do to a finished file what would otherwise send you looking for a separate program</w:t>
             </w:r>
           </w:p>
@@ -4629,7 +4707,6 @@
               <w:jc w:val="left"/>
             </w:pPr>
             <w:r>
-              <w:lastRenderedPageBreak/>
               <w:t>Merge Excel</w:t>
             </w:r>
           </w:p>
@@ -4651,7 +4728,7 @@
         </w:tc>
         <w:tc>
           <w:tcPr>
-            <w:tcW w:w="3403" w:type="dxa"/>
+            <w:tcW w:w="3118" w:type="dxa"/>
           </w:tcPr>
           <w:p>
             <w:pPr>
@@ -4660,19 +4737,25 @@
               <w:jc w:val="left"/>
             </w:pPr>
             <w:r>
-              <w:t>Not to open dozens of files by hand and copy the sheets one at a time</w:t>
+              <w:t xml:space="preserve">Not to open </w:t>
+            </w:r>
+            <w:r>
+              <w:t>dozens of files by hand and copy the sheets one at a time</w:t>
             </w:r>
           </w:p>
         </w:tc>
       </w:tr>
     </w:tbl>
-    <w:p/>
+    <w:p>
+      <w:pPr>
+        <w:spacing w:after="120"/>
+      </w:pPr>
+    </w:p>
     <w:p>
       <w:pPr>
         <w:pStyle w:val="21"/>
-        <w:spacing w:before="0" w:after="0"/>
-      </w:pPr>
-      <w:bookmarkStart w:id="2" w:name="_Toc236297123"/>
+      </w:pPr>
+      <w:bookmarkStart w:id="2" w:name="_Toc236316654"/>
       <w:r>
         <w:t>1.2. What the program gives you</w:t>
       </w:r>
@@ -4756,9 +4839,8 @@
     <w:p>
       <w:pPr>
         <w:pStyle w:val="21"/>
-        <w:spacing w:before="0" w:after="0"/>
-      </w:pPr>
-      <w:bookmarkStart w:id="3" w:name="_Toc236297124"/>
+      </w:pPr>
+      <w:bookmarkStart w:id="3" w:name="_Toc236316655"/>
       <w:r>
         <w:t>1.3. What the workplace needs</w:t>
       </w:r>
@@ -4787,9 +4869,8 @@
     <w:p>
       <w:pPr>
         <w:pStyle w:val="21"/>
-        <w:spacing w:before="0" w:after="0"/>
-      </w:pPr>
-      <w:bookmarkStart w:id="4" w:name="_Toc236297125"/>
+      </w:pPr>
+      <w:bookmarkStart w:id="4" w:name="_Toc236316656"/>
       <w:r>
         <w:t>1.4. Installing, starting and updating</w:t>
       </w:r>
@@ -4845,6 +4926,9 @@
       </w:r>
     </w:p>
     <w:p>
+      <w:pPr>
+        <w:spacing w:before="120" w:after="120"/>
+      </w:pPr>
       <w:r>
         <w:rPr>
           <w:b/>
@@ -4861,9 +4945,8 @@
     <w:p>
       <w:pPr>
         <w:pStyle w:val="1"/>
-        <w:spacing w:before="0" w:after="0"/>
-      </w:pPr>
-      <w:bookmarkStart w:id="5" w:name="_Toc236297126"/>
+      </w:pPr>
+      <w:bookmarkStart w:id="5" w:name="_Toc236316657"/>
       <w:r>
         <w:lastRenderedPageBreak/>
         <w:t>2. How working with the program is arranged</w:t>
@@ -4873,9 +4956,8 @@
     <w:p>
       <w:pPr>
         <w:pStyle w:val="21"/>
-        <w:spacing w:before="0" w:after="0"/>
-      </w:pPr>
-      <w:bookmarkStart w:id="6" w:name="_Toc236297127"/>
+      </w:pPr>
+      <w:bookmarkStart w:id="6" w:name="_Toc236316658"/>
       <w:r>
         <w:t>2.1. The start screen</w:t>
       </w:r>
@@ -4883,12 +4965,16 @@
     </w:p>
     <w:p>
       <w:r>
-        <w:t>The start screen opens when the program starts. It asks first about the section (fig. 1): “PDF” — everything done to *.pdf files, and “Other tools” — the rest. Under the name of each section is a list of what is inside, so you can choose without recalling the names of the tools.</w:t>
+        <w:t xml:space="preserve">The start screen opens when the program starts. It asks first about the section (fig. 1): “PDF” — everything done to *.pdf files, and “Other tools” — the rest. Under the name of each section is a list of </w:t>
+      </w:r>
+      <w:r>
+        <w:t>what is inside, so you can choose without recalling the names of the tools.</w:t>
       </w:r>
     </w:p>
     <w:p>
       <w:pPr>
         <w:keepNext/>
+        <w:spacing w:before="200" w:after="80"/>
         <w:ind w:firstLine="0"/>
         <w:jc w:val="center"/>
       </w:pPr>
@@ -4897,7 +4983,7 @@
           <w:noProof/>
         </w:rPr>
         <w:drawing>
-          <wp:inline distT="0" distB="0" distL="0" distR="0" wp14:anchorId="4A9845C5" wp14:editId="4EB96B3C">
+          <wp:inline distT="0" distB="0" distL="0" distR="0" wp14:anchorId="206BE6C9" wp14:editId="6681607E">
             <wp:extent cx="5760000" cy="5127111"/>
             <wp:effectExtent l="0" t="0" r="0" b="0"/>
             <wp:docPr id="1" name="Picture 1"/>
@@ -4935,6 +5021,7 @@
     </w:p>
     <w:p>
       <w:pPr>
+        <w:spacing w:after="240"/>
         <w:ind w:firstLine="0"/>
         <w:jc w:val="center"/>
       </w:pPr>
@@ -4950,6 +5037,7 @@
     <w:p>
       <w:pPr>
         <w:keepNext/>
+        <w:spacing w:before="200" w:after="80"/>
         <w:ind w:firstLine="0"/>
         <w:jc w:val="center"/>
       </w:pPr>
@@ -4959,7 +5047,7 @@
         </w:rPr>
         <w:lastRenderedPageBreak/>
         <w:drawing>
-          <wp:inline distT="0" distB="0" distL="0" distR="0" wp14:anchorId="3A53C061" wp14:editId="3A080C13">
+          <wp:inline distT="0" distB="0" distL="0" distR="0" wp14:anchorId="0C5FB9D0" wp14:editId="4F681397">
             <wp:extent cx="5760000" cy="5127111"/>
             <wp:effectExtent l="0" t="0" r="0" b="0"/>
             <wp:docPr id="2" name="Picture 2"/>
@@ -4997,6 +5085,7 @@
     </w:p>
     <w:p>
       <w:pPr>
+        <w:spacing w:after="240"/>
         <w:ind w:firstLine="0"/>
         <w:jc w:val="center"/>
       </w:pPr>
@@ -5006,7 +5095,10 @@
     </w:p>
     <w:p>
       <w:r>
-        <w:t>A card only has to be clicked. A quicker way is to drag PDF files straight onto a card: the tool opens and takes those files at once, skipping the file dialog. Files can also be dropped on the “PDF” section card — the program goes inside and holds them until you pick a tool. The “Merge Excel” card does not accept dropped files, because it works with a folder rather than with separate files.</w:t>
+        <w:t xml:space="preserve">A card only has to be clicked. A quicker way is to drag PDF files straight onto a card: the tool opens and takes those files at once, skipping the file dialog. Files can also be dropped on the “PDF” section </w:t>
+      </w:r>
+      <w:r>
+        <w:t>card — the program goes inside and holds them until you pick a tool. The “Merge Excel” card does not accept dropped files, because it works with a folder rather than with separate files.</w:t>
       </w:r>
     </w:p>
     <w:p>
@@ -5015,6 +5107,9 @@
       </w:r>
     </w:p>
     <w:p>
+      <w:pPr>
+        <w:spacing w:before="120" w:after="120"/>
+      </w:pPr>
       <w:r>
         <w:rPr>
           <w:b/>
@@ -5038,9 +5133,8 @@
     <w:p>
       <w:pPr>
         <w:pStyle w:val="21"/>
-        <w:spacing w:before="0" w:after="0"/>
-      </w:pPr>
-      <w:bookmarkStart w:id="7" w:name="_Toc236297128"/>
+      </w:pPr>
+      <w:bookmarkStart w:id="7" w:name="_Toc236316659"/>
       <w:r>
         <w:t>2.2. The language of the interface</w:t>
       </w:r>
@@ -5054,6 +5148,7 @@
     <w:p>
       <w:pPr>
         <w:keepNext/>
+        <w:spacing w:before="200" w:after="80"/>
         <w:ind w:firstLine="0"/>
         <w:jc w:val="center"/>
       </w:pPr>
@@ -5062,7 +5157,7 @@
           <w:noProof/>
         </w:rPr>
         <w:drawing>
-          <wp:inline distT="0" distB="0" distL="0" distR="0" wp14:anchorId="61C40FA4" wp14:editId="3998DF25">
+          <wp:inline distT="0" distB="0" distL="0" distR="0" wp14:anchorId="66C45614" wp14:editId="15272F62">
             <wp:extent cx="5760000" cy="5139371"/>
             <wp:effectExtent l="0" t="0" r="0" b="0"/>
             <wp:docPr id="3" name="Picture 3"/>
@@ -5100,6 +5195,7 @@
     </w:p>
     <w:p>
       <w:pPr>
+        <w:spacing w:after="240"/>
         <w:ind w:firstLine="0"/>
         <w:jc w:val="center"/>
       </w:pPr>
@@ -5113,10 +5209,14 @@
       </w:r>
     </w:p>
     <w:p>
+      <w:pPr>
+        <w:spacing w:before="120" w:after="120"/>
+      </w:pPr>
       <w:r>
         <w:rPr>
           <w:b/>
         </w:rPr>
+        <w:lastRenderedPageBreak/>
         <w:t xml:space="preserve">Note. </w:t>
       </w:r>
       <w:r>
@@ -5129,11 +5229,9 @@
     <w:p>
       <w:pPr>
         <w:pStyle w:val="21"/>
-        <w:spacing w:before="0" w:after="0"/>
-      </w:pPr>
-      <w:bookmarkStart w:id="8" w:name="_Toc236297129"/>
-      <w:r>
-        <w:lastRenderedPageBreak/>
+      </w:pPr>
+      <w:bookmarkStart w:id="8" w:name="_Toc236316660"/>
+      <w:r>
         <w:t>2.3. The built-in help</w:t>
       </w:r>
       <w:bookmarkEnd w:id="8"/>
@@ -5155,7 +5253,7 @@
           <w:noProof/>
         </w:rPr>
         <w:drawing>
-          <wp:inline distT="0" distB="0" distL="0" distR="0" wp14:anchorId="38B55CBE" wp14:editId="20B3B7BF">
+          <wp:inline distT="0" distB="0" distL="0" distR="0" wp14:anchorId="1B518E95" wp14:editId="22D7A4A6">
             <wp:extent cx="3133777" cy="6119999"/>
             <wp:effectExtent l="0" t="0" r="0" b="0"/>
             <wp:docPr id="4" name="Picture 4"/>
@@ -5203,6 +5301,7 @@
     </w:p>
     <w:p>
       <w:r>
+        <w:lastRenderedPageBreak/>
         <w:t>The PDF tools have a second item as well — “Keyboard shortcuts”. It shows a crib sheet for working with the page grid (fig. 5). The set of keys depends on the tool: where the order of pages cannot be changed, those lines are absent.</w:t>
       </w:r>
     </w:p>
@@ -5217,9 +5316,8 @@
         <w:rPr>
           <w:noProof/>
         </w:rPr>
-        <w:lastRenderedPageBreak/>
         <w:drawing>
-          <wp:inline distT="0" distB="0" distL="0" distR="0" wp14:anchorId="299CE23F" wp14:editId="02A045C9">
+          <wp:inline distT="0" distB="0" distL="0" distR="0" wp14:anchorId="45D448D3" wp14:editId="7BFA9C4B">
             <wp:extent cx="3707476" cy="2718262"/>
             <wp:effectExtent l="0" t="0" r="0" b="0"/>
             <wp:docPr id="5" name="Picture 5"/>
@@ -5270,7 +5368,6 @@
         <w:keepNext/>
         <w:spacing w:before="200" w:after="80"/>
         <w:ind w:firstLine="0"/>
-        <w:jc w:val="right"/>
       </w:pPr>
       <w:r>
         <w:t>Table 2 — Keys for working with the page grid</w:t>
@@ -5286,7 +5383,7 @@
       </w:tblPr>
       <w:tblGrid>
         <w:gridCol w:w="3118"/>
-        <w:gridCol w:w="6238"/>
+        <w:gridCol w:w="5953"/>
       </w:tblGrid>
       <w:tr>
         <w:trPr>
@@ -5313,7 +5410,7 @@
         </w:tc>
         <w:tc>
           <w:tcPr>
-            <w:tcW w:w="6238" w:type="dxa"/>
+            <w:tcW w:w="5953" w:type="dxa"/>
           </w:tcPr>
           <w:p>
             <w:pPr>
@@ -5351,7 +5448,7 @@
         </w:tc>
         <w:tc>
           <w:tcPr>
-            <w:tcW w:w="6238" w:type="dxa"/>
+            <w:tcW w:w="5953" w:type="dxa"/>
           </w:tcPr>
           <w:p>
             <w:pPr>
@@ -5386,7 +5483,7 @@
         </w:tc>
         <w:tc>
           <w:tcPr>
-            <w:tcW w:w="6238" w:type="dxa"/>
+            <w:tcW w:w="5953" w:type="dxa"/>
           </w:tcPr>
           <w:p>
             <w:pPr>
@@ -5421,7 +5518,7 @@
         </w:tc>
         <w:tc>
           <w:tcPr>
-            <w:tcW w:w="6238" w:type="dxa"/>
+            <w:tcW w:w="5953" w:type="dxa"/>
           </w:tcPr>
           <w:p>
             <w:pPr>
@@ -5456,7 +5553,7 @@
         </w:tc>
         <w:tc>
           <w:tcPr>
-            <w:tcW w:w="6238" w:type="dxa"/>
+            <w:tcW w:w="5953" w:type="dxa"/>
           </w:tcPr>
           <w:p>
             <w:pPr>
@@ -5491,7 +5588,7 @@
         </w:tc>
         <w:tc>
           <w:tcPr>
-            <w:tcW w:w="6238" w:type="dxa"/>
+            <w:tcW w:w="5953" w:type="dxa"/>
           </w:tcPr>
           <w:p>
             <w:pPr>
@@ -5526,7 +5623,7 @@
         </w:tc>
         <w:tc>
           <w:tcPr>
-            <w:tcW w:w="6238" w:type="dxa"/>
+            <w:tcW w:w="5953" w:type="dxa"/>
           </w:tcPr>
           <w:p>
             <w:pPr>
@@ -5561,7 +5658,7 @@
         </w:tc>
         <w:tc>
           <w:tcPr>
-            <w:tcW w:w="6238" w:type="dxa"/>
+            <w:tcW w:w="5953" w:type="dxa"/>
           </w:tcPr>
           <w:p>
             <w:pPr>
@@ -5596,7 +5693,7 @@
         </w:tc>
         <w:tc>
           <w:tcPr>
-            <w:tcW w:w="6238" w:type="dxa"/>
+            <w:tcW w:w="5953" w:type="dxa"/>
           </w:tcPr>
           <w:p>
             <w:pPr>
@@ -5631,7 +5728,7 @@
         </w:tc>
         <w:tc>
           <w:tcPr>
-            <w:tcW w:w="6238" w:type="dxa"/>
+            <w:tcW w:w="5953" w:type="dxa"/>
           </w:tcPr>
           <w:p>
             <w:pPr>
@@ -5666,7 +5763,7 @@
         </w:tc>
         <w:tc>
           <w:tcPr>
-            <w:tcW w:w="6238" w:type="dxa"/>
+            <w:tcW w:w="5953" w:type="dxa"/>
           </w:tcPr>
           <w:p>
             <w:pPr>
@@ -5701,7 +5798,7 @@
         </w:tc>
         <w:tc>
           <w:tcPr>
-            <w:tcW w:w="6238" w:type="dxa"/>
+            <w:tcW w:w="5953" w:type="dxa"/>
           </w:tcPr>
           <w:p>
             <w:pPr>
@@ -5716,13 +5813,16 @@
         </w:tc>
       </w:tr>
     </w:tbl>
-    <w:p/>
+    <w:p>
+      <w:pPr>
+        <w:spacing w:after="120"/>
+      </w:pPr>
+    </w:p>
     <w:p>
       <w:pPr>
         <w:pStyle w:val="21"/>
-        <w:spacing w:before="0" w:after="0"/>
-      </w:pPr>
-      <w:bookmarkStart w:id="9" w:name="_Toc236297130"/>
+      </w:pPr>
+      <w:bookmarkStart w:id="9" w:name="_Toc236316661"/>
       <w:r>
         <w:t>2.4. The page grid</w:t>
       </w:r>
@@ -5730,16 +5830,19 @@
     </w:p>
     <w:p>
       <w:r>
-        <w:t>All the PDF tools are built around the same grid of thumbnails. Learn it once and you can work with every one of them. The only difference is what the grid lets you do: in merging and in the conversions the pages are also reordered, while in splitting and in the other operations they are only selected, because the order does not change there.</w:t>
-      </w:r>
-    </w:p>
-    <w:p>
-      <w:r>
-        <w:t xml:space="preserve">Pages are shown as thumbnails in the order in which they will reach the result, with a number under each. They are selected with the mouse, with Ctrl (one at a time) and with Shift (a run). The thumbnail zoom is changed with the slider at </w:t>
+        <w:t xml:space="preserve">All the PDF tools are built around the same grid of thumbnails. Learn it once and you can work with </w:t>
+      </w:r>
+      <w:r>
+        <w:t xml:space="preserve">every one of them. The only difference is what the grid lets you do: in merging and in the conversions the pages are also reordered, while in </w:t>
       </w:r>
       <w:r>
         <w:lastRenderedPageBreak/>
-        <w:t>the bottom of the window, the “%” box beside it, or Ctrl + mouse wheel. A double click on the “%” box, or Ctrl + 0, returns the natural size.</w:t>
+        <w:t>splitting and in the other operations they are only selected, because the order does not change there.</w:t>
+      </w:r>
+    </w:p>
+    <w:p>
+      <w:r>
+        <w:t>Pages are shown as thumbnails in the order in which they will reach the result, with a number under each. They are selected with the mouse, with Ctrl (one at a time) and with Shift (a run). The thumbnail zoom is changed with the slider at the bottom of the window, the “%” box beside it, or Ctrl + mouse wheel. A double click on the “%” box, or Ctrl + 0, returns the natural size.</w:t>
       </w:r>
     </w:p>
     <w:p>
@@ -5750,6 +5853,7 @@
     <w:p>
       <w:pPr>
         <w:keepNext/>
+        <w:spacing w:before="200" w:after="80"/>
         <w:ind w:firstLine="0"/>
         <w:jc w:val="center"/>
       </w:pPr>
@@ -5758,7 +5862,7 @@
           <w:noProof/>
         </w:rPr>
         <w:drawing>
-          <wp:inline distT="0" distB="0" distL="0" distR="0" wp14:anchorId="59A1DAA7" wp14:editId="314E2013">
+          <wp:inline distT="0" distB="0" distL="0" distR="0" wp14:anchorId="584ADAB0" wp14:editId="4AB46C13">
             <wp:extent cx="5760000" cy="4626142"/>
             <wp:effectExtent l="0" t="0" r="0" b="0"/>
             <wp:docPr id="6" name="Picture 6"/>
@@ -5796,6 +5900,7 @@
     </w:p>
     <w:p>
       <w:pPr>
+        <w:spacing w:after="240"/>
         <w:ind w:firstLine="0"/>
         <w:jc w:val="center"/>
       </w:pPr>
@@ -5811,6 +5916,7 @@
     <w:p>
       <w:pPr>
         <w:keepNext/>
+        <w:spacing w:before="200" w:after="80"/>
         <w:ind w:firstLine="0"/>
         <w:jc w:val="center"/>
       </w:pPr>
@@ -5818,8 +5924,9 @@
         <w:rPr>
           <w:noProof/>
         </w:rPr>
+        <w:lastRenderedPageBreak/>
         <w:drawing>
-          <wp:inline distT="0" distB="0" distL="0" distR="0" wp14:anchorId="1D31367F" wp14:editId="04046575">
+          <wp:inline distT="0" distB="0" distL="0" distR="0" wp14:anchorId="06A30274" wp14:editId="36A1BEAF">
             <wp:extent cx="2543694" cy="1255222"/>
             <wp:effectExtent l="0" t="0" r="0" b="0"/>
             <wp:docPr id="7" name="Picture 7"/>
@@ -5857,6 +5964,7 @@
     </w:p>
     <w:p>
       <w:pPr>
+        <w:spacing w:after="240"/>
         <w:ind w:firstLine="0"/>
         <w:jc w:val="center"/>
       </w:pPr>
@@ -5866,11 +5974,13 @@
     </w:p>
     <w:p>
       <w:r>
-        <w:lastRenderedPageBreak/>
         <w:t>Any action on the pages is undone with Ctrl + Z and redone with Ctrl + Y — that covers dragging, removing and rotating alike. It is safe to make a mistake.</w:t>
       </w:r>
     </w:p>
     <w:p>
+      <w:pPr>
+        <w:spacing w:before="120" w:after="120"/>
+      </w:pPr>
       <w:r>
         <w:rPr>
           <w:b/>
@@ -5887,9 +5997,8 @@
     <w:p>
       <w:pPr>
         <w:pStyle w:val="21"/>
-        <w:spacing w:before="0" w:after="0"/>
-      </w:pPr>
-      <w:bookmarkStart w:id="10" w:name="_Toc236297131"/>
+      </w:pPr>
+      <w:bookmarkStart w:id="10" w:name="_Toc236316662"/>
       <w:r>
         <w:t>2.5. Viewing a page full size</w:t>
       </w:r>
@@ -5903,6 +6012,7 @@
     <w:p>
       <w:pPr>
         <w:keepNext/>
+        <w:spacing w:before="200" w:after="80"/>
         <w:ind w:firstLine="0"/>
         <w:jc w:val="center"/>
       </w:pPr>
@@ -5910,8 +6020,9 @@
         <w:rPr>
           <w:noProof/>
         </w:rPr>
+        <w:lastRenderedPageBreak/>
         <w:drawing>
-          <wp:inline distT="0" distB="0" distL="0" distR="0" wp14:anchorId="37B4D946" wp14:editId="30002CDF">
+          <wp:inline distT="0" distB="0" distL="0" distR="0" wp14:anchorId="761D0F4C" wp14:editId="53E0BAA3">
             <wp:extent cx="5338723" cy="6120000"/>
             <wp:effectExtent l="0" t="0" r="0" b="0"/>
             <wp:docPr id="8" name="Picture 8"/>
@@ -5949,6 +6060,7 @@
     </w:p>
     <w:p>
       <w:pPr>
+        <w:spacing w:after="240"/>
         <w:ind w:firstLine="0"/>
         <w:jc w:val="center"/>
       </w:pPr>
@@ -5958,24 +6070,23 @@
     </w:p>
     <w:p>
       <w:r>
-        <w:t xml:space="preserve">The viewer has a magnifier: the “−” and “+” buttons, a box with the current zoom, a “Fit” button and Ctrl + mouse wheel. When zooming with the wheel the </w:t>
+        <w:t>The viewer has a magnifier: the “−” and “+” buttons, a box with the current zoom, a “Fit” button and Ctrl + mouse wheel. When zooming with the wheel the point under the pointer stays put — what grows is what you are looking at. Once the page no longer fits the window it can be moved with the mouse, “taken by hand”.</w:t>
+      </w:r>
+    </w:p>
+    <w:p>
+      <w:r>
+        <w:t xml:space="preserve">A right click offers rotation right and left and a “Print” button. A rotation made here applies to the page in the grid and is undone by the same Ctrl + Z. The </w:t>
       </w:r>
       <w:r>
         <w:lastRenderedPageBreak/>
-        <w:t>point under the pointer stays put — what grows is what you are looking at. Once the page no longer fits the window it can be moved with the mouse, “taken by hand”.</w:t>
-      </w:r>
-    </w:p>
-    <w:p>
-      <w:r>
-        <w:t>A right click offers rotation right and left and a “Print” button. A rotation made here applies to the page in the grid and is undone by the same Ctrl + Z. The viewer minimises to the taskbar like any other window and closes with Esc or the cross.</w:t>
+        <w:t>viewer minimises to the taskbar like any other window and closes with Esc or the cross.</w:t>
       </w:r>
     </w:p>
     <w:p>
       <w:pPr>
         <w:pStyle w:val="21"/>
-        <w:spacing w:before="0" w:after="0"/>
-      </w:pPr>
-      <w:bookmarkStart w:id="11" w:name="_Toc236297132"/>
+      </w:pPr>
+      <w:bookmarkStart w:id="11" w:name="_Toc236316663"/>
       <w:r>
         <w:t>2.6. Printing</w:t>
       </w:r>
@@ -5994,9 +6105,8 @@
     <w:p>
       <w:pPr>
         <w:pStyle w:val="21"/>
-        <w:spacing w:before="0" w:after="0"/>
-      </w:pPr>
-      <w:bookmarkStart w:id="12" w:name="_Toc236297133"/>
+      </w:pPr>
+      <w:bookmarkStart w:id="12" w:name="_Toc236316664"/>
       <w:r>
         <w:t>2.7. Making the file smaller (compression)</w:t>
       </w:r>
@@ -6010,6 +6120,7 @@
     <w:p>
       <w:pPr>
         <w:keepNext/>
+        <w:spacing w:before="200" w:after="80"/>
         <w:ind w:firstLine="0"/>
         <w:jc w:val="center"/>
       </w:pPr>
@@ -6019,7 +6130,7 @@
         </w:rPr>
         <w:lastRenderedPageBreak/>
         <w:drawing>
-          <wp:inline distT="0" distB="0" distL="0" distR="0" wp14:anchorId="11C623B5" wp14:editId="79548F2C">
+          <wp:inline distT="0" distB="0" distL="0" distR="0" wp14:anchorId="6F64EBEF" wp14:editId="0DBC1F2C">
             <wp:extent cx="5760000" cy="4626142"/>
             <wp:effectExtent l="0" t="0" r="0" b="0"/>
             <wp:docPr id="9" name="Picture 9"/>
@@ -6057,6 +6168,7 @@
     </w:p>
     <w:p>
       <w:pPr>
+        <w:spacing w:after="240"/>
         <w:ind w:firstLine="0"/>
         <w:jc w:val="center"/>
       </w:pPr>
@@ -6072,8 +6184,8 @@
     <w:p>
       <w:pPr>
         <w:keepNext/>
+        <w:spacing w:before="200" w:after="80"/>
         <w:ind w:firstLine="0"/>
-        <w:jc w:val="right"/>
       </w:pPr>
       <w:r>
         <w:t>Table 3 — Levels of compression</w:t>
@@ -6090,7 +6202,7 @@
       <w:tblGrid>
         <w:gridCol w:w="2835"/>
         <w:gridCol w:w="2835"/>
-        <w:gridCol w:w="3687"/>
+        <w:gridCol w:w="3402"/>
       </w:tblGrid>
       <w:tr>
         <w:trPr>
@@ -6103,6 +6215,7 @@
           </w:tcPr>
           <w:p>
             <w:pPr>
+              <w:spacing w:line="240" w:lineRule="auto"/>
               <w:ind w:firstLine="0"/>
               <w:jc w:val="center"/>
             </w:pPr>
@@ -6120,6 +6233,7 @@
           </w:tcPr>
           <w:p>
             <w:pPr>
+              <w:spacing w:line="240" w:lineRule="auto"/>
               <w:ind w:firstLine="0"/>
               <w:jc w:val="center"/>
             </w:pPr>
@@ -6133,10 +6247,11 @@
         </w:tc>
         <w:tc>
           <w:tcPr>
-            <w:tcW w:w="3687" w:type="dxa"/>
+            <w:tcW w:w="3402" w:type="dxa"/>
           </w:tcPr>
           <w:p>
             <w:pPr>
+              <w:spacing w:line="240" w:lineRule="auto"/>
               <w:ind w:firstLine="0"/>
               <w:jc w:val="center"/>
             </w:pPr>
@@ -6159,6 +6274,7 @@
           </w:tcPr>
           <w:p>
             <w:pPr>
+              <w:spacing w:line="240" w:lineRule="auto"/>
               <w:ind w:firstLine="0"/>
               <w:jc w:val="left"/>
             </w:pPr>
@@ -6173,6 +6289,7 @@
           </w:tcPr>
           <w:p>
             <w:pPr>
+              <w:spacing w:line="240" w:lineRule="auto"/>
               <w:ind w:firstLine="0"/>
               <w:jc w:val="left"/>
             </w:pPr>
@@ -6183,15 +6300,19 @@
         </w:tc>
         <w:tc>
           <w:tcPr>
-            <w:tcW w:w="3687" w:type="dxa"/>
+            <w:tcW w:w="3402" w:type="dxa"/>
           </w:tcPr>
           <w:p>
             <w:pPr>
+              <w:spacing w:line="240" w:lineRule="auto"/>
               <w:ind w:firstLine="0"/>
               <w:jc w:val="left"/>
             </w:pPr>
             <w:r>
-              <w:t>The default. When every detail of the image matters</w:t>
+              <w:t xml:space="preserve">The default. When </w:t>
+            </w:r>
+            <w:r>
+              <w:t>every detail of the image matters</w:t>
             </w:r>
           </w:p>
         </w:tc>
@@ -6206,6 +6327,7 @@
           </w:tcPr>
           <w:p>
             <w:pPr>
+              <w:spacing w:line="240" w:lineRule="auto"/>
               <w:ind w:firstLine="0"/>
               <w:jc w:val="left"/>
             </w:pPr>
@@ -6220,6 +6342,7 @@
           </w:tcPr>
           <w:p>
             <w:pPr>
+              <w:spacing w:line="240" w:lineRule="auto"/>
               <w:ind w:firstLine="0"/>
               <w:jc w:val="left"/>
             </w:pPr>
@@ -6230,10 +6353,11 @@
         </w:tc>
         <w:tc>
           <w:tcPr>
-            <w:tcW w:w="3687" w:type="dxa"/>
+            <w:tcW w:w="3402" w:type="dxa"/>
           </w:tcPr>
           <w:p>
             <w:pPr>
+              <w:spacing w:line="240" w:lineRule="auto"/>
               <w:ind w:firstLine="0"/>
               <w:jc w:val="left"/>
             </w:pPr>
@@ -6253,15 +6377,12 @@
           </w:tcPr>
           <w:p>
             <w:pPr>
+              <w:spacing w:line="240" w:lineRule="auto"/>
               <w:ind w:firstLine="0"/>
               <w:jc w:val="left"/>
             </w:pPr>
             <w:r>
-              <w:t xml:space="preserve">Normal — minimal </w:t>
-            </w:r>
-            <w:r>
-              <w:lastRenderedPageBreak/>
-              <w:t>size (72 dpi)</w:t>
+              <w:t>Normal — minimal size (72 dpi)</w:t>
             </w:r>
           </w:p>
         </w:tc>
@@ -6271,41 +6392,40 @@
           </w:tcPr>
           <w:p>
             <w:pPr>
+              <w:spacing w:line="240" w:lineRule="auto"/>
               <w:ind w:firstLine="0"/>
               <w:jc w:val="left"/>
             </w:pPr>
             <w:r>
-              <w:lastRenderedPageBreak/>
-              <w:t xml:space="preserve">Pictures are brought </w:t>
-            </w:r>
-            <w:r>
-              <w:lastRenderedPageBreak/>
-              <w:t>down to 72 dots per inch</w:t>
+              <w:t>Pictures are brought down to 72 dots per inch</w:t>
             </w:r>
           </w:p>
         </w:tc>
         <w:tc>
           <w:tcPr>
-            <w:tcW w:w="3687" w:type="dxa"/>
+            <w:tcW w:w="3402" w:type="dxa"/>
           </w:tcPr>
           <w:p>
             <w:pPr>
+              <w:spacing w:line="240" w:lineRule="auto"/>
               <w:ind w:firstLine="0"/>
               <w:jc w:val="left"/>
             </w:pPr>
             <w:r>
-              <w:lastRenderedPageBreak/>
-              <w:t xml:space="preserve">When only the content has to </w:t>
+              <w:t xml:space="preserve">When </w:t>
             </w:r>
             <w:r>
-              <w:lastRenderedPageBreak/>
-              <w:t>arrive and the size is critical</w:t>
+              <w:t>only the content has to arrive and the size is critical</w:t>
             </w:r>
           </w:p>
         </w:tc>
       </w:tr>
     </w:tbl>
-    <w:p/>
+    <w:p>
+      <w:pPr>
+        <w:spacing w:after="120"/>
+      </w:pPr>
+    </w:p>
     <w:p>
       <w:r>
         <w:t>How much that is worth is shown by a measurement on a scanned document of four pages (fig. 10). The source file took 8.97 MB, after “Good” — 0.68 MB, after “Normal” — 0.24 MB.</w:t>
@@ -6314,6 +6434,7 @@
     <w:p>
       <w:pPr>
         <w:keepNext/>
+        <w:spacing w:before="200" w:after="80"/>
         <w:ind w:firstLine="0"/>
         <w:jc w:val="center"/>
       </w:pPr>
@@ -6322,7 +6443,7 @@
           <w:noProof/>
         </w:rPr>
         <w:drawing>
-          <wp:inline distT="0" distB="0" distL="0" distR="0" wp14:anchorId="3C058292" wp14:editId="3A6EF0FC">
+          <wp:inline distT="0" distB="0" distL="0" distR="0" wp14:anchorId="05048B78" wp14:editId="1A671BB7">
             <wp:extent cx="5760000" cy="2724324"/>
             <wp:effectExtent l="0" t="0" r="0" b="0"/>
             <wp:docPr id="10" name="Picture 10"/>
@@ -6360,6 +6481,7 @@
     </w:p>
     <w:p>
       <w:pPr>
+        <w:spacing w:after="240"/>
         <w:ind w:firstLine="0"/>
         <w:jc w:val="center"/>
       </w:pPr>
@@ -6381,9 +6503,8 @@
     <w:p>
       <w:pPr>
         <w:pStyle w:val="21"/>
-        <w:spacing w:before="0" w:after="0"/>
-      </w:pPr>
-      <w:bookmarkStart w:id="13" w:name="_Toc236297134"/>
+      </w:pPr>
+      <w:bookmarkStart w:id="13" w:name="_Toc236316665"/>
       <w:r>
         <w:t>2.8. Settings</w:t>
       </w:r>
@@ -6397,6 +6518,7 @@
     <w:p>
       <w:pPr>
         <w:keepNext/>
+        <w:spacing w:before="200" w:after="80"/>
         <w:ind w:firstLine="0"/>
         <w:jc w:val="center"/>
       </w:pPr>
@@ -6406,7 +6528,7 @@
         </w:rPr>
         <w:lastRenderedPageBreak/>
         <w:drawing>
-          <wp:inline distT="0" distB="0" distL="0" distR="0" wp14:anchorId="4D1FB422" wp14:editId="544E6C38">
+          <wp:inline distT="0" distB="0" distL="0" distR="0" wp14:anchorId="009EF9E6" wp14:editId="6DE5ABCB">
             <wp:extent cx="3873730" cy="4588624"/>
             <wp:effectExtent l="0" t="0" r="0" b="0"/>
             <wp:docPr id="11" name="Picture 11"/>
@@ -6444,6 +6566,7 @@
     </w:p>
     <w:p>
       <w:pPr>
+        <w:spacing w:after="240"/>
         <w:ind w:firstLine="0"/>
         <w:jc w:val="center"/>
       </w:pPr>
@@ -6462,6 +6585,9 @@
       </w:r>
     </w:p>
     <w:p>
+      <w:pPr>
+        <w:spacing w:before="120" w:after="120"/>
+      </w:pPr>
       <w:r>
         <w:rPr>
           <w:b/>
@@ -6484,9 +6610,8 @@
     <w:p>
       <w:pPr>
         <w:pStyle w:val="21"/>
-        <w:spacing w:before="0" w:after="0"/>
-      </w:pPr>
-      <w:bookmarkStart w:id="14" w:name="_Toc236297135"/>
+      </w:pPr>
+      <w:bookmarkStart w:id="14" w:name="_Toc236316666"/>
       <w:r>
         <w:t>2.9. Statistics</w:t>
       </w:r>
@@ -6500,6 +6625,7 @@
     <w:p>
       <w:pPr>
         <w:keepNext/>
+        <w:spacing w:before="200" w:after="80"/>
         <w:ind w:firstLine="0"/>
         <w:jc w:val="center"/>
       </w:pPr>
@@ -6508,7 +6634,7 @@
           <w:noProof/>
         </w:rPr>
         <w:drawing>
-          <wp:inline distT="0" distB="0" distL="0" distR="0" wp14:anchorId="5F9A8173" wp14:editId="45650234">
+          <wp:inline distT="0" distB="0" distL="0" distR="0" wp14:anchorId="1EFC7047" wp14:editId="556C179A">
             <wp:extent cx="3707476" cy="4148051"/>
             <wp:effectExtent l="0" t="0" r="0" b="0"/>
             <wp:docPr id="12" name="Picture 12"/>
@@ -6546,6 +6672,7 @@
     </w:p>
     <w:p>
       <w:pPr>
+        <w:spacing w:after="240"/>
         <w:ind w:firstLine="0"/>
         <w:jc w:val="center"/>
       </w:pPr>
@@ -6555,15 +6682,17 @@
     </w:p>
     <w:p>
       <w:r>
-        <w:t>The counters can be reset with “Clear”, or set to reset themselves once a day, a week or a month. The data is kept on your computer only.</w:t>
+        <w:t xml:space="preserve">The counters can be reset with “Clear”, or set to reset themselves once a day, a week or a </w:t>
+      </w:r>
+      <w:r>
+        <w:t>month. The data is kept on your computer only.</w:t>
       </w:r>
     </w:p>
     <w:p>
       <w:pPr>
         <w:pStyle w:val="21"/>
-        <w:spacing w:before="0" w:after="0"/>
-      </w:pPr>
-      <w:bookmarkStart w:id="15" w:name="_Toc236297136"/>
+      </w:pPr>
+      <w:bookmarkStart w:id="15" w:name="_Toc236316667"/>
       <w:r>
         <w:t>2.10. What happens to your files</w:t>
       </w:r>
@@ -6571,21 +6700,23 @@
     </w:p>
     <w:p>
       <w:r>
-        <w:t>The program does not send documents anywhere, does not keep copies of them and does not log their contents. All it writes is window settings, operation counters and reports on merging Excel workbooks. A report holds the names of files and sheets, not what is in them.</w:t>
-      </w:r>
-    </w:p>
-    <w:p>
+        <w:t xml:space="preserve">The program does not send documents anywhere, does not keep copies of them and does not log their contents. All it writes is window settings, operation </w:t>
+      </w:r>
       <w:r>
         <w:lastRenderedPageBreak/>
+        <w:t>counters and reports on merging Excel workbooks. A report holds the names of files and sheets, not what is in them.</w:t>
+      </w:r>
+    </w:p>
+    <w:p>
+      <w:r>
         <w:t>The result of any operation is always a new file. If you name as the result the same file that is open in the program, the operation is refused with a plain message: writing a file into itself would destroy it.</w:t>
       </w:r>
     </w:p>
     <w:p>
       <w:pPr>
         <w:pStyle w:val="1"/>
-        <w:spacing w:before="0" w:after="0"/>
-      </w:pPr>
-      <w:bookmarkStart w:id="16" w:name="_Toc236297137"/>
+      </w:pPr>
+      <w:bookmarkStart w:id="16" w:name="_Toc236316668"/>
       <w:r>
         <w:t>3. Merge PDF</w:t>
       </w:r>
@@ -6594,9 +6725,8 @@
     <w:p>
       <w:pPr>
         <w:pStyle w:val="21"/>
-        <w:spacing w:before="0" w:after="0"/>
-      </w:pPr>
-      <w:bookmarkStart w:id="17" w:name="_Toc236297138"/>
+      </w:pPr>
+      <w:bookmarkStart w:id="17" w:name="_Toc236316669"/>
       <w:r>
         <w:t>3.1. What it is for</w:t>
       </w:r>
@@ -6615,9 +6745,8 @@
     <w:p>
       <w:pPr>
         <w:pStyle w:val="21"/>
-        <w:spacing w:before="0" w:after="0"/>
-      </w:pPr>
-      <w:bookmarkStart w:id="18" w:name="_Toc236297139"/>
+      </w:pPr>
+      <w:bookmarkStart w:id="18" w:name="_Toc236316670"/>
       <w:r>
         <w:t>3.2. The window</w:t>
       </w:r>
@@ -6631,6 +6760,7 @@
     <w:p>
       <w:pPr>
         <w:keepNext/>
+        <w:spacing w:before="200" w:after="80"/>
         <w:ind w:firstLine="0"/>
         <w:jc w:val="center"/>
       </w:pPr>
@@ -6640,7 +6770,7 @@
         </w:rPr>
         <w:lastRenderedPageBreak/>
         <w:drawing>
-          <wp:inline distT="0" distB="0" distL="0" distR="0" wp14:anchorId="4F124E2B" wp14:editId="0C4DBA31">
+          <wp:inline distT="0" distB="0" distL="0" distR="0" wp14:anchorId="2ED2578C" wp14:editId="56755F37">
             <wp:extent cx="5760000" cy="4608000"/>
             <wp:effectExtent l="0" t="0" r="0" b="0"/>
             <wp:docPr id="13" name="Picture 13"/>
@@ -6678,6 +6808,7 @@
     </w:p>
     <w:p>
       <w:pPr>
+        <w:spacing w:after="240"/>
         <w:ind w:firstLine="0"/>
         <w:jc w:val="center"/>
       </w:pPr>
@@ -6688,9 +6819,8 @@
     <w:p>
       <w:pPr>
         <w:pStyle w:val="21"/>
-        <w:spacing w:before="0" w:after="0"/>
-      </w:pPr>
-      <w:bookmarkStart w:id="19" w:name="_Toc236297140"/>
+      </w:pPr>
+      <w:bookmarkStart w:id="19" w:name="_Toc236316671"/>
       <w:r>
         <w:t>3.3. The order of work</w:t>
       </w:r>
@@ -6704,7 +6834,10 @@
         <w:t xml:space="preserve">1. Add the files with “Add PDF…” </w:t>
       </w:r>
       <w:r>
-        <w:t>or drag them into the window. There may be any number of files; the pages of all of them line up in one grid.</w:t>
+        <w:t>or</w:t>
+      </w:r>
+      <w:r>
+        <w:t xml:space="preserve"> drag them into the window. There may be any number of files; the pages of all of them line up in one grid.</w:t>
       </w:r>
     </w:p>
     <w:p>
@@ -6743,24 +6876,23 @@
     <w:p>
       <w:pPr>
         <w:pStyle w:val="21"/>
-        <w:spacing w:before="0" w:after="0"/>
-      </w:pPr>
-      <w:bookmarkStart w:id="20" w:name="_Toc236297141"/>
-      <w:r>
+      </w:pPr>
+      <w:bookmarkStart w:id="20" w:name="_Toc236316672"/>
+      <w:r>
+        <w:lastRenderedPageBreak/>
         <w:t>3.4. Double-sided printing: “Add a blank page”</w:t>
       </w:r>
       <w:bookmarkEnd w:id="20"/>
     </w:p>
     <w:p>
       <w:r>
-        <w:t xml:space="preserve">The “Add a blank page” tick box on the right is for a merged document that will be printed on both sides of the sheet. If a document has an odd number of </w:t>
-      </w:r>
-      <w:r>
-        <w:lastRenderedPageBreak/>
-        <w:t>pages, the next one starts on the back of the previous one — the program puts a blank page between them so that each document starts on the front of a sheet.</w:t>
-      </w:r>
-    </w:p>
-    <w:p>
+        <w:t>The “Add a blank page” tick box on the right is for a merged document that will be printed on both sides of the sheet. If a document has an odd number of pages, the next one starts on the back of the previous one — the program puts a blank page between them so that each document starts on the front of a sheet.</w:t>
+      </w:r>
+    </w:p>
+    <w:p>
+      <w:pPr>
+        <w:spacing w:before="120" w:after="120"/>
+      </w:pPr>
       <w:r>
         <w:rPr>
           <w:b/>
@@ -6777,9 +6909,8 @@
     <w:p>
       <w:pPr>
         <w:pStyle w:val="21"/>
-        <w:spacing w:before="0" w:after="0"/>
-      </w:pPr>
-      <w:bookmarkStart w:id="21" w:name="_Toc236297142"/>
+      </w:pPr>
+      <w:bookmarkStart w:id="21" w:name="_Toc236316673"/>
       <w:r>
         <w:t>3.5. Assembling a double-sided scan</w:t>
       </w:r>
@@ -6793,6 +6924,7 @@
     <w:p>
       <w:pPr>
         <w:keepNext/>
+        <w:spacing w:before="200" w:after="80"/>
         <w:ind w:firstLine="0"/>
         <w:jc w:val="center"/>
       </w:pPr>
@@ -6800,8 +6932,9 @@
         <w:rPr>
           <w:noProof/>
         </w:rPr>
+        <w:lastRenderedPageBreak/>
         <w:drawing>
-          <wp:inline distT="0" distB="0" distL="0" distR="0" wp14:anchorId="1CEC92DD" wp14:editId="3ACAF071">
+          <wp:inline distT="0" distB="0" distL="0" distR="0" wp14:anchorId="6FD29426" wp14:editId="7C8A6778">
             <wp:extent cx="5760000" cy="4626142"/>
             <wp:effectExtent l="0" t="0" r="0" b="0"/>
             <wp:docPr id="14" name="Picture 14"/>
@@ -6839,6 +6972,7 @@
     </w:p>
     <w:p>
       <w:pPr>
+        <w:spacing w:after="240"/>
         <w:ind w:firstLine="0"/>
         <w:jc w:val="center"/>
       </w:pPr>
@@ -6848,48 +6982,48 @@
     </w:p>
     <w:p>
       <w:r>
-        <w:t>Add both files and choose that item. The program asks whether the second document came out back to front and lays the pages out in turn: 1, 2, 3, 4… One Ctrl + Z brings the previous order back if something went wrong.</w:t>
+        <w:t xml:space="preserve">Add both files and choose that item. The program asks whether the second document came out back to front and lays the pages out in turn: 1, 2, 3, 4… One Ctrl + Z brings the previous order </w:t>
+      </w:r>
+      <w:r>
+        <w:t>back if something went wrong.</w:t>
       </w:r>
     </w:p>
     <w:p>
       <w:pPr>
         <w:pStyle w:val="1"/>
-        <w:spacing w:before="0" w:after="0"/>
-      </w:pPr>
-      <w:bookmarkStart w:id="22" w:name="_Toc236297143"/>
+      </w:pPr>
+      <w:bookmarkStart w:id="22" w:name="_Toc236316674"/>
+      <w:r>
+        <w:t>4. Split PDF</w:t>
+      </w:r>
+      <w:bookmarkEnd w:id="22"/>
+    </w:p>
+    <w:p>
+      <w:pPr>
+        <w:pStyle w:val="21"/>
+      </w:pPr>
+      <w:bookmarkStart w:id="23" w:name="_Toc236316675"/>
+      <w:r>
+        <w:t>4.1. What it is for</w:t>
+      </w:r>
+      <w:bookmarkEnd w:id="23"/>
+    </w:p>
+    <w:p>
+      <w:r>
+        <w:t>The tool solves two related tasks: taking the pages you need out of a document, and cutting a document into parts. Beyond that, the extra actions on an open file live here — saving pages as images, extracting text, converting to grayscale, repairing a damaged file and editing the document properties.</w:t>
+      </w:r>
+    </w:p>
+    <w:p>
       <w:r>
         <w:lastRenderedPageBreak/>
-        <w:t>4. Split PDF</w:t>
-      </w:r>
-      <w:bookmarkEnd w:id="22"/>
+        <w:t>Its value is that the recipient gets exactly what is addressed to them. Not “a volume of three hundred pages, see section four”, but section four as a file of its own.</w:t>
+      </w:r>
     </w:p>
     <w:p>
       <w:pPr>
         <w:pStyle w:val="21"/>
-        <w:spacing w:before="0" w:after="0"/>
-      </w:pPr>
-      <w:bookmarkStart w:id="23" w:name="_Toc236297144"/>
-      <w:r>
-        <w:t>4.1. What it is for</w:t>
-      </w:r>
-      <w:bookmarkEnd w:id="23"/>
-    </w:p>
-    <w:p>
-      <w:r>
-        <w:t>The tool solves two related tasks: taking the pages you need out of a document, and cutting a document into parts. Beyond that, the extra actions on an open file live here — saving pages as images, extracting text, converting to grayscale, repairing a damaged file and editing the document properties.</w:t>
-      </w:r>
-    </w:p>
-    <w:p>
-      <w:r>
-        <w:t>Its value is that the recipient gets exactly what is addressed to them. Not “a volume of three hundred pages, see section four”, but section four as a file of its own.</w:t>
-      </w:r>
-    </w:p>
-    <w:p>
-      <w:pPr>
-        <w:pStyle w:val="21"/>
-        <w:spacing w:before="0" w:after="0"/>
-      </w:pPr>
-      <w:bookmarkStart w:id="24" w:name="_Toc236297145"/>
+      </w:pPr>
+      <w:bookmarkStart w:id="24" w:name="_Toc236316676"/>
       <w:r>
         <w:t>4.2. The window</w:t>
       </w:r>
@@ -6912,7 +7046,7 @@
           <w:noProof/>
         </w:rPr>
         <w:drawing>
-          <wp:inline distT="0" distB="0" distL="0" distR="0" wp14:anchorId="1676F5D2" wp14:editId="6CC139CD">
+          <wp:inline distT="0" distB="0" distL="0" distR="0" wp14:anchorId="64B05590" wp14:editId="5BCF4F9A">
             <wp:extent cx="5760000" cy="4608000"/>
             <wp:effectExtent l="0" t="0" r="0" b="0"/>
             <wp:docPr id="15" name="Picture 15"/>
@@ -6950,6 +7084,7 @@
     </w:p>
     <w:p>
       <w:pPr>
+        <w:spacing w:after="240"/>
         <w:ind w:firstLine="0"/>
         <w:jc w:val="center"/>
       </w:pPr>
@@ -6960,18 +7095,20 @@
     <w:p>
       <w:pPr>
         <w:pStyle w:val="21"/>
-        <w:spacing w:before="0" w:after="0"/>
-      </w:pPr>
-      <w:bookmarkStart w:id="25" w:name="_Toc236297146"/>
+      </w:pPr>
+      <w:bookmarkStart w:id="25" w:name="_Toc236316677"/>
+      <w:r>
+        <w:t>4.3. The modes of splitting</w:t>
+      </w:r>
+      <w:bookmarkEnd w:id="25"/>
+    </w:p>
+    <w:p>
+      <w:r>
+        <w:t xml:space="preserve">The mode is chosen in the “Mode” list (fig. 16). Under the list the program says briefly what the chosen mode will do, and the caption on the big button </w:t>
+      </w:r>
       <w:r>
         <w:lastRenderedPageBreak/>
-        <w:t>4.3. The modes of splitting</w:t>
-      </w:r>
-      <w:bookmarkEnd w:id="25"/>
-    </w:p>
-    <w:p>
-      <w:r>
-        <w:t>The mode is chosen in the “Mode” list (fig. 16). Under the list the program says briefly what the chosen mode will do, and the caption on the big button changes from “Extract…” to “Split…” — so that what will happen is clear before it does.</w:t>
+        <w:t>changes from “Extract…” to “Split…” — so that what will happen is clear before it does.</w:t>
       </w:r>
     </w:p>
     <w:p>
@@ -6986,7 +7123,7 @@
           <w:noProof/>
         </w:rPr>
         <w:drawing>
-          <wp:inline distT="0" distB="0" distL="0" distR="0" wp14:anchorId="4BD3565F" wp14:editId="05A55FBE">
+          <wp:inline distT="0" distB="0" distL="0" distR="0" wp14:anchorId="3B2D9C11" wp14:editId="5FC8F8D6">
             <wp:extent cx="5760000" cy="4626142"/>
             <wp:effectExtent l="0" t="0" r="0" b="0"/>
             <wp:docPr id="16" name="Picture 16"/>
@@ -7037,7 +7174,6 @@
         <w:keepNext/>
         <w:spacing w:before="200" w:after="80"/>
         <w:ind w:firstLine="0"/>
-        <w:jc w:val="right"/>
       </w:pPr>
       <w:r>
         <w:t>Table 4 — The modes of splitting</w:t>
@@ -7054,7 +7190,7 @@
       <w:tblGrid>
         <w:gridCol w:w="2551"/>
         <w:gridCol w:w="3118"/>
-        <w:gridCol w:w="3759"/>
+        <w:gridCol w:w="3402"/>
       </w:tblGrid>
       <w:tr>
         <w:trPr>
@@ -7099,7 +7235,7 @@
         </w:tc>
         <w:tc>
           <w:tcPr>
-            <w:tcW w:w="3759" w:type="dxa"/>
+            <w:tcW w:w="3402" w:type="dxa"/>
           </w:tcPr>
           <w:p>
             <w:pPr>
@@ -7152,7 +7288,7 @@
         </w:tc>
         <w:tc>
           <w:tcPr>
-            <w:tcW w:w="3759" w:type="dxa"/>
+            <w:tcW w:w="3402" w:type="dxa"/>
           </w:tcPr>
           <w:p>
             <w:pPr>
@@ -7161,7 +7297,10 @@
               <w:jc w:val="left"/>
             </w:pPr>
             <w:r>
-              <w:t>Particular pages are needed and are easier to pick by eye</w:t>
+              <w:t xml:space="preserve">Particular pages are needed and are easier to </w:t>
+            </w:r>
+            <w:r>
+              <w:t>pick by eye</w:t>
             </w:r>
           </w:p>
         </w:tc>
@@ -7202,7 +7341,7 @@
         </w:tc>
         <w:tc>
           <w:tcPr>
-            <w:tcW w:w="3759" w:type="dxa"/>
+            <w:tcW w:w="3402" w:type="dxa"/>
           </w:tcPr>
           <w:p>
             <w:pPr>
@@ -7252,7 +7391,7 @@
         </w:tc>
         <w:tc>
           <w:tcPr>
-            <w:tcW w:w="3759" w:type="dxa"/>
+            <w:tcW w:w="3402" w:type="dxa"/>
           </w:tcPr>
           <w:p>
             <w:pPr>
@@ -7302,7 +7441,7 @@
         </w:tc>
         <w:tc>
           <w:tcPr>
-            <w:tcW w:w="3759" w:type="dxa"/>
+            <w:tcW w:w="3402" w:type="dxa"/>
           </w:tcPr>
           <w:p>
             <w:pPr>
@@ -7311,11 +7450,10 @@
               <w:jc w:val="left"/>
             </w:pPr>
             <w:r>
-              <w:t xml:space="preserve">The document has bookmarks: the sections separate </w:t>
+              <w:t xml:space="preserve">The </w:t>
             </w:r>
             <w:r>
-              <w:lastRenderedPageBreak/>
-              <w:t>themselves</w:t>
+              <w:t>document has bookmarks: the sections separate themselves</w:t>
             </w:r>
           </w:p>
         </w:tc>
@@ -7328,12 +7466,17 @@
     </w:p>
     <w:p>
       <w:r>
-        <w:t>“By ranges” takes numbers and ranges — “1-3, 5, 8-” (fig. 17). By default every range becomes a separate file, and the “Combine into one file” tick box gathers all the listed pages into a single document.</w:t>
+        <w:lastRenderedPageBreak/>
+        <w:t xml:space="preserve">“By ranges” takes numbers and ranges — “1-3, 5, 8-” (fig. 17). By default every range becomes a separate file, and the “Combine into one file” tick box gathers all the listed pages into a </w:t>
+      </w:r>
+      <w:r>
+        <w:t>single document.</w:t>
       </w:r>
     </w:p>
     <w:p>
       <w:pPr>
         <w:keepNext/>
+        <w:spacing w:before="200" w:after="80"/>
         <w:ind w:firstLine="0"/>
         <w:jc w:val="center"/>
       </w:pPr>
@@ -7342,7 +7485,7 @@
           <w:noProof/>
         </w:rPr>
         <w:drawing>
-          <wp:inline distT="0" distB="0" distL="0" distR="0" wp14:anchorId="3456BEB6" wp14:editId="7EDF18EA">
+          <wp:inline distT="0" distB="0" distL="0" distR="0" wp14:anchorId="3BFF2094" wp14:editId="4591AAC0">
             <wp:extent cx="5760000" cy="4608000"/>
             <wp:effectExtent l="0" t="0" r="0" b="0"/>
             <wp:docPr id="17" name="Picture 17"/>
@@ -7380,6 +7523,7 @@
     </w:p>
     <w:p>
       <w:pPr>
+        <w:spacing w:after="240"/>
         <w:ind w:firstLine="0"/>
         <w:jc w:val="center"/>
       </w:pPr>
@@ -7395,6 +7539,7 @@
     <w:p>
       <w:pPr>
         <w:keepNext/>
+        <w:spacing w:before="200" w:after="80"/>
         <w:ind w:firstLine="0"/>
         <w:jc w:val="center"/>
       </w:pPr>
@@ -7404,7 +7549,7 @@
         </w:rPr>
         <w:lastRenderedPageBreak/>
         <w:drawing>
-          <wp:inline distT="0" distB="0" distL="0" distR="0" wp14:anchorId="4FCBD02E" wp14:editId="58FE4243">
+          <wp:inline distT="0" distB="0" distL="0" distR="0" wp14:anchorId="0050718E" wp14:editId="2920F3FC">
             <wp:extent cx="5760000" cy="4608000"/>
             <wp:effectExtent l="0" t="0" r="0" b="0"/>
             <wp:docPr id="18" name="Picture 18"/>
@@ -7442,6 +7587,7 @@
     </w:p>
     <w:p>
       <w:pPr>
+        <w:spacing w:after="240"/>
         <w:ind w:firstLine="0"/>
         <w:jc w:val="center"/>
       </w:pPr>
@@ -7457,6 +7603,7 @@
     <w:p>
       <w:pPr>
         <w:keepNext/>
+        <w:spacing w:before="200" w:after="80"/>
         <w:ind w:firstLine="0"/>
         <w:jc w:val="center"/>
       </w:pPr>
@@ -7466,7 +7613,7 @@
         </w:rPr>
         <w:lastRenderedPageBreak/>
         <w:drawing>
-          <wp:inline distT="0" distB="0" distL="0" distR="0" wp14:anchorId="2D40DE1B" wp14:editId="2C957C83">
+          <wp:inline distT="0" distB="0" distL="0" distR="0" wp14:anchorId="703CC224" wp14:editId="65F0E51F">
             <wp:extent cx="5760000" cy="4608000"/>
             <wp:effectExtent l="0" t="0" r="0" b="0"/>
             <wp:docPr id="19" name="Picture 19"/>
@@ -7504,6 +7651,7 @@
     </w:p>
     <w:p>
       <w:pPr>
+        <w:spacing w:after="240"/>
         <w:ind w:firstLine="0"/>
         <w:jc w:val="center"/>
       </w:pPr>
@@ -7514,9 +7662,8 @@
     <w:p>
       <w:pPr>
         <w:pStyle w:val="21"/>
-        <w:spacing w:before="0" w:after="0"/>
-      </w:pPr>
-      <w:bookmarkStart w:id="26" w:name="_Toc236297147"/>
+      </w:pPr>
+      <w:bookmarkStart w:id="26" w:name="_Toc236316678"/>
       <w:r>
         <w:t>4.4. Naming the parts</w:t>
       </w:r>
@@ -7545,7 +7692,7 @@
         </w:rPr>
         <w:lastRenderedPageBreak/>
         <w:drawing>
-          <wp:inline distT="0" distB="0" distL="0" distR="0" wp14:anchorId="7DD68B19" wp14:editId="2AA3324C">
+          <wp:inline distT="0" distB="0" distL="0" distR="0" wp14:anchorId="6592D4D0" wp14:editId="4CFB27BF">
             <wp:extent cx="5760000" cy="4626142"/>
             <wp:effectExtent l="0" t="0" r="0" b="0"/>
             <wp:docPr id="20" name="Picture 20"/>
@@ -7596,7 +7743,6 @@
         <w:keepNext/>
         <w:spacing w:before="200" w:after="80"/>
         <w:ind w:firstLine="0"/>
-        <w:jc w:val="right"/>
       </w:pPr>
       <w:r>
         <w:t>Table 5 — Placeholders in the name template</w:t>
@@ -7613,7 +7759,7 @@
       <w:tblGrid>
         <w:gridCol w:w="2835"/>
         <w:gridCol w:w="3969"/>
-        <w:gridCol w:w="2553"/>
+        <w:gridCol w:w="2268"/>
       </w:tblGrid>
       <w:tr>
         <w:trPr>
@@ -7658,7 +7804,7 @@
         </w:tc>
         <w:tc>
           <w:tcPr>
-            <w:tcW w:w="2553" w:type="dxa"/>
+            <w:tcW w:w="2268" w:type="dxa"/>
           </w:tcPr>
           <w:p>
             <w:pPr>
@@ -7711,7 +7857,7 @@
         </w:tc>
         <w:tc>
           <w:tcPr>
-            <w:tcW w:w="2553" w:type="dxa"/>
+            <w:tcW w:w="2268" w:type="dxa"/>
           </w:tcPr>
           <w:p>
             <w:pPr>
@@ -7761,7 +7907,7 @@
         </w:tc>
         <w:tc>
           <w:tcPr>
-            <w:tcW w:w="2553" w:type="dxa"/>
+            <w:tcW w:w="2268" w:type="dxa"/>
           </w:tcPr>
           <w:p>
             <w:pPr>
@@ -7811,7 +7957,7 @@
         </w:tc>
         <w:tc>
           <w:tcPr>
-            <w:tcW w:w="2553" w:type="dxa"/>
+            <w:tcW w:w="2268" w:type="dxa"/>
           </w:tcPr>
           <w:p>
             <w:pPr>
@@ -7861,7 +8007,7 @@
         </w:tc>
         <w:tc>
           <w:tcPr>
-            <w:tcW w:w="2553" w:type="dxa"/>
+            <w:tcW w:w="2268" w:type="dxa"/>
           </w:tcPr>
           <w:p>
             <w:pPr>
@@ -7905,13 +8051,16 @@
               <w:jc w:val="left"/>
             </w:pPr>
             <w:r>
-              <w:t>The first page of the part in the source document</w:t>
+              <w:t xml:space="preserve">The first </w:t>
+            </w:r>
+            <w:r>
+              <w:t>page of the part in the source document</w:t>
             </w:r>
           </w:p>
         </w:tc>
         <w:tc>
           <w:tcPr>
-            <w:tcW w:w="2553" w:type="dxa"/>
+            <w:tcW w:w="2268" w:type="dxa"/>
           </w:tcPr>
           <w:p>
             <w:pPr>
@@ -7961,7 +8110,7 @@
         </w:tc>
         <w:tc>
           <w:tcPr>
-            <w:tcW w:w="2553" w:type="dxa"/>
+            <w:tcW w:w="2268" w:type="dxa"/>
           </w:tcPr>
           <w:p>
             <w:pPr>
@@ -8011,7 +8160,7 @@
         </w:tc>
         <w:tc>
           <w:tcPr>
-            <w:tcW w:w="2553" w:type="dxa"/>
+            <w:tcW w:w="2268" w:type="dxa"/>
           </w:tcPr>
           <w:p>
             <w:pPr>
@@ -8061,7 +8210,7 @@
         </w:tc>
         <w:tc>
           <w:tcPr>
-            <w:tcW w:w="2553" w:type="dxa"/>
+            <w:tcW w:w="2268" w:type="dxa"/>
           </w:tcPr>
           <w:p>
             <w:pPr>
@@ -8084,10 +8233,16 @@
     <w:p>
       <w:r>
         <w:lastRenderedPageBreak/>
-        <w:t>Placeholders can be mixed with ordinary text. The template “[BASENAME]_part_[FILENUMBER###]”, for instance, gives “Contract_part_001”, “Contract_part_002” and so on — which sort correctly in the file manager even at a hundred parts.</w:t>
-      </w:r>
-    </w:p>
-    <w:p>
+        <w:t xml:space="preserve">Placeholders can be </w:t>
+      </w:r>
+      <w:r>
+        <w:t>mixed with ordinary text. The template “[BASENAME]_part_[FILENUMBER###]”, for instance, gives “Contract_part_001”, “Contract_part_002” and so on — which sort correctly in the file manager even at a hundred parts.</w:t>
+      </w:r>
+    </w:p>
+    <w:p>
+      <w:pPr>
+        <w:spacing w:before="120" w:after="120"/>
+      </w:pPr>
       <w:r>
         <w:rPr>
           <w:b/>
@@ -8104,9 +8259,8 @@
     <w:p>
       <w:pPr>
         <w:pStyle w:val="21"/>
-        <w:spacing w:before="0" w:after="0"/>
-      </w:pPr>
-      <w:bookmarkStart w:id="27" w:name="_Toc236297148"/>
+      </w:pPr>
+      <w:bookmarkStart w:id="27" w:name="_Toc236316679"/>
       <w:r>
         <w:t>4.5. Other operations on the open document</w:t>
       </w:r>
@@ -8120,9 +8274,8 @@
     <w:p>
       <w:pPr>
         <w:pStyle w:val="1"/>
-        <w:spacing w:before="0" w:after="0"/>
-      </w:pPr>
-      <w:bookmarkStart w:id="28" w:name="_Toc236297149"/>
+      </w:pPr>
+      <w:bookmarkStart w:id="28" w:name="_Toc236316680"/>
       <w:r>
         <w:t>5. More operations</w:t>
       </w:r>
@@ -8131,9 +8284,8 @@
     <w:p>
       <w:pPr>
         <w:pStyle w:val="21"/>
-        <w:spacing w:before="0" w:after="0"/>
-      </w:pPr>
-      <w:bookmarkStart w:id="29" w:name="_Toc236297150"/>
+      </w:pPr>
+      <w:bookmarkStart w:id="29" w:name="_Toc236316681"/>
       <w:r>
         <w:t>5.1. What it is for</w:t>
       </w:r>
@@ -8141,12 +8293,15 @@
     </w:p>
     <w:p>
       <w:r>
-        <w:t>The tool gathers six actions on ONE document — those that are neither merging nor splitting, but are needed all the time: make it smaller, take the colour out, repair a damaged file, pull pages out of it as images or as text, edit its properties.</w:t>
-      </w:r>
-    </w:p>
-    <w:p>
-      <w:r>
-        <w:t>All six write a new file and leave the source alone, so they are safe to try: if you do not like the result, you still have the original.</w:t>
+        <w:t xml:space="preserve">The tool is a page workshop over ONE document. First you assemble the document the way you need it: open a PDF and add images if you have any, reorder the pages, rotate them, remove the ones you do not </w:t>
+      </w:r>
+      <w:r>
+        <w:t>want. Then you pick an action — save it as a PDF, make it smaller, take the colour out, repair a damaged file, pull pages out as images or as text, print, edit the properties — and it applies to the ASSEMBLED document rather than to the file on disk.</w:t>
+      </w:r>
+    </w:p>
+    <w:p>
+      <w:r>
+        <w:t>Every action writes a new file and leaves the source alone, so they are safe to try: if you do not like the result, you still have the original. While the pages are untouched the program simply copies the source, so ordinary work did not become any slower.</w:t>
       </w:r>
       <w:r>
         <w:rPr>
@@ -8158,22 +8313,23 @@
     <w:p>
       <w:pPr>
         <w:pStyle w:val="21"/>
-        <w:spacing w:before="0" w:after="0"/>
-      </w:pPr>
-      <w:bookmarkStart w:id="30" w:name="_Toc236297151"/>
-      <w:r>
+      </w:pPr>
+      <w:bookmarkStart w:id="30" w:name="_Toc236316682"/>
+      <w:r>
+        <w:lastRenderedPageBreak/>
         <w:t>5.2. The window</w:t>
       </w:r>
       <w:bookmarkEnd w:id="30"/>
     </w:p>
     <w:p>
       <w:r>
-        <w:t>On the left is the grid of pages of the open document, on the right the buttons, grouped by meaning: “Convert the document”, “Extract from the document” and “Edit” (fig. 21).</w:t>
+        <w:t>On the left is the grid of assembled pages, on the right are first the two ways to collect them (“Open PDF…” and “Add images…”) and below them the action buttons, grouped by meaning: “Convert the document”, “Extract from the document” and “Edit” (fig. 21).</w:t>
       </w:r>
     </w:p>
     <w:p>
       <w:pPr>
         <w:keepNext/>
+        <w:spacing w:before="200" w:after="80"/>
         <w:ind w:firstLine="0"/>
         <w:jc w:val="center"/>
       </w:pPr>
@@ -8181,10 +8337,9 @@
         <w:rPr>
           <w:noProof/>
         </w:rPr>
-        <w:lastRenderedPageBreak/>
         <w:drawing>
-          <wp:inline distT="0" distB="0" distL="0" distR="0" wp14:anchorId="51CD5CF5" wp14:editId="4E740A8E">
-            <wp:extent cx="5760000" cy="4816077"/>
+          <wp:inline distT="0" distB="0" distL="0" distR="0" wp14:anchorId="5A30B1B6" wp14:editId="191E7F77">
+            <wp:extent cx="5760000" cy="4905646"/>
             <wp:effectExtent l="0" t="0" r="0" b="0"/>
             <wp:docPr id="21" name="Picture 21"/>
             <wp:cNvGraphicFramePr>
@@ -8206,7 +8361,7 @@
                   <pic:spPr>
                     <a:xfrm>
                       <a:off x="0" y="0"/>
-                      <a:ext cx="5760000" cy="4816077"/>
+                      <a:ext cx="5760000" cy="4905646"/>
                     </a:xfrm>
                     <a:prstGeom prst="rect">
                       <a:avLst/>
@@ -8221,6 +8376,7 @@
     </w:p>
     <w:p>
       <w:pPr>
+        <w:spacing w:after="240"/>
         <w:ind w:firstLine="0"/>
         <w:jc w:val="center"/>
       </w:pPr>
@@ -8230,10 +8386,124 @@
     </w:p>
     <w:p>
       <w:r>
-        <w:t>A document reaches this window three ways: with the “Open PDF…” button, by being dragged into the window, and by coming across from a neighbouring tool — “Split PDF” hands over its open document with its own “More operations” button, and “Merge PDF” hands over the file it has just built through “More operations” in its Menu.</w:t>
-      </w:r>
-    </w:p>
-    <w:p>
+        <w:t>A document reaches this window three ways: with the “Open PDF…” button, by being dragged into the window, and by coming across from a neighbouring tool — “Split PDF” hands over its open document with its own “More operations” button, and “Merge PDF” hands over the file it has just built through “More operations” in its Menu. Images can simply be dragged in as well — onto the window, onto the grid, or onto the tool’s card on the start screen.</w:t>
+      </w:r>
+    </w:p>
+    <w:p>
+      <w:pPr>
+        <w:spacing w:before="120" w:after="120"/>
+      </w:pPr>
+      <w:r>
+        <w:rPr>
+          <w:b/>
+        </w:rPr>
+        <w:lastRenderedPageBreak/>
+        <w:t xml:space="preserve">Note. </w:t>
+      </w:r>
+      <w:r>
+        <w:rPr>
+          <w:i/>
+        </w:rPr>
+        <w:t>While the grid holds no pages the action buttons are greyed out: it is immediately clear that a document has to be assembled first, and there is no need to find that out by clicking.</w:t>
+      </w:r>
+    </w:p>
+    <w:p>
+      <w:pPr>
+        <w:pStyle w:val="21"/>
+      </w:pPr>
+      <w:bookmarkStart w:id="31" w:name="_Toc236316683"/>
+      <w:r>
+        <w:t>5.3. Assembling the document</w:t>
+      </w:r>
+      <w:bookmarkEnd w:id="31"/>
+    </w:p>
+    <w:p>
+      <w:r>
+        <w:t>The grid here is edited just as it is in merging: pages are reordered by dragging, rotated with the buttons on the tile, removed with Delete, moved through the clipboard (Ctrl+X, Ctrl+C, Ctrl+V), and Ctrl+Z takes any of those edits back.</w:t>
+      </w:r>
+    </w:p>
+    <w:p>
+      <w:r>
+        <w:t>What is assembled is what every action in the window works on. While the grid differs from the file, the status line says how many pages are assembled in it — so that the result does not come as a surprise.</w:t>
+      </w:r>
+    </w:p>
+    <w:p>
+      <w:r>
+        <w:t>— </w:t>
+      </w:r>
+      <w:r>
+        <w:rPr>
+          <w:b/>
+        </w:rPr>
+        <w:t xml:space="preserve">Add images. </w:t>
+      </w:r>
+      <w:r>
+        <w:t>Photos and scans (JPEG, PNG, BMP, GIF, TIFF, multi-page TIFF included) are appended to the set as pages: each image becomes an A4 sheet with margins, fitted whole and without distorting its proportions, and the sheet takes the orientation of the image (fig. 22). From there it is an ordinary page: rotate it, reorder it, print it, compress it.</w:t>
+      </w:r>
+    </w:p>
+    <w:p>
+      <w:pPr>
+        <w:keepNext/>
+        <w:spacing w:before="200" w:after="80"/>
+        <w:ind w:firstLine="0"/>
+        <w:jc w:val="center"/>
+      </w:pPr>
+      <w:r>
+        <w:rPr>
+          <w:noProof/>
+        </w:rPr>
+        <w:lastRenderedPageBreak/>
+        <w:drawing>
+          <wp:inline distT="0" distB="0" distL="0" distR="0" wp14:anchorId="420CC4BC" wp14:editId="7EE4253A">
+            <wp:extent cx="5760000" cy="4905646"/>
+            <wp:effectExtent l="0" t="0" r="0" b="0"/>
+            <wp:docPr id="22" name="Picture 22"/>
+            <wp:cNvGraphicFramePr>
+              <a:graphicFrameLocks xmlns:a="http://schemas.openxmlformats.org/drawingml/2006/main" noChangeAspect="1"/>
+            </wp:cNvGraphicFramePr>
+            <a:graphic xmlns:a="http://schemas.openxmlformats.org/drawingml/2006/main">
+              <a:graphicData uri="http://schemas.openxmlformats.org/drawingml/2006/picture">
+                <pic:pic xmlns:pic="http://schemas.openxmlformats.org/drawingml/2006/picture">
+                  <pic:nvPicPr>
+                    <pic:cNvPr id="0" name="ops-images.png"/>
+                    <pic:cNvPicPr/>
+                  </pic:nvPicPr>
+                  <pic:blipFill>
+                    <a:blip r:embed="rId29"/>
+                    <a:stretch>
+                      <a:fillRect/>
+                    </a:stretch>
+                  </pic:blipFill>
+                  <pic:spPr>
+                    <a:xfrm>
+                      <a:off x="0" y="0"/>
+                      <a:ext cx="5760000" cy="4905646"/>
+                    </a:xfrm>
+                    <a:prstGeom prst="rect">
+                      <a:avLst/>
+                    </a:prstGeom>
+                  </pic:spPr>
+                </pic:pic>
+              </a:graphicData>
+            </a:graphic>
+          </wp:inline>
+        </w:drawing>
+      </w:r>
+    </w:p>
+    <w:p>
+      <w:pPr>
+        <w:spacing w:after="240"/>
+        <w:ind w:firstLine="0"/>
+        <w:jc w:val="center"/>
+      </w:pPr>
+      <w:r>
+        <w:t>Fig. 22. An image added as a page next to the pages of a document</w:t>
+      </w:r>
+    </w:p>
+    <w:p>
+      <w:pPr>
+        <w:spacing w:before="120" w:after="120"/>
+      </w:pPr>
       <w:r>
         <w:rPr>
           <w:b/>
@@ -8244,19 +8514,32 @@
         <w:rPr>
           <w:i/>
         </w:rPr>
-        <w:t>Until a document is open the action buttons are greyed out: it is immediately clear that a file is needed first, and there is no need to find that out by clicking.</w:t>
+        <w:t>A phone photo arrives the way it was taken: the program reads the orientation tag out of the picture itself. A JPEG is carried into the PDF as it is, without re-encoding, so no quality is lost and the file does not swell. Transparent areas of a PNG become white.</w:t>
       </w:r>
     </w:p>
     <w:p>
       <w:pPr>
         <w:pStyle w:val="21"/>
-        <w:spacing w:before="0" w:after="0"/>
-      </w:pPr>
-      <w:bookmarkStart w:id="31" w:name="_Toc236297152"/>
-      <w:r>
-        <w:t>5.3. The actions</w:t>
-      </w:r>
-      <w:bookmarkEnd w:id="31"/>
+      </w:pPr>
+      <w:bookmarkStart w:id="32" w:name="_Toc236316684"/>
+      <w:r>
+        <w:t>5.4. The actions</w:t>
+      </w:r>
+      <w:bookmarkEnd w:id="32"/>
+    </w:p>
+    <w:p>
+      <w:r>
+        <w:t>— </w:t>
+      </w:r>
+      <w:r>
+        <w:rPr>
+          <w:b/>
+        </w:rPr>
+        <w:t xml:space="preserve">Save PDF. </w:t>
+      </w:r>
+      <w:r>
+        <w:t>Writes what is assembled into a new PDF: that is how images become a document and reordered or rotated pages become a finished file. The compression level comes from the same list at the bottom of the window.</w:t>
+      </w:r>
     </w:p>
     <w:p>
       <w:r>
@@ -8312,12 +8595,16 @@
         <w:t xml:space="preserve">Pages as images. </w:t>
       </w:r>
       <w:r>
-        <w:t>PNG or JPEG with a choice of resolution (fig. 22). Needed when a page has to go into a presentation, a letter or a memo. The resolution applies to the real size of the sheet, so a landscape insertion is not stretched. The selected pages are saved, or all of them if nothing is selected.</w:t>
+        <w:t xml:space="preserve">PNG or JPEG with a choice of resolution (fig. 23). Needed </w:t>
+      </w:r>
+      <w:r>
+        <w:t>when a page has to go into a presentation, a letter or a memo. The resolution applies to the real size of the sheet, so a landscape insertion is not stretched. The selected pages are saved, or all of them if nothing is selected.</w:t>
       </w:r>
     </w:p>
     <w:p>
       <w:pPr>
         <w:keepNext/>
+        <w:spacing w:before="200" w:after="80"/>
         <w:ind w:firstLine="0"/>
         <w:jc w:val="center"/>
       </w:pPr>
@@ -8326,10 +8613,10 @@
           <w:noProof/>
         </w:rPr>
         <w:drawing>
-          <wp:inline distT="0" distB="0" distL="0" distR="0" wp14:anchorId="54C5C479" wp14:editId="420F3C76">
-            <wp:extent cx="5760000" cy="4833803"/>
+          <wp:inline distT="0" distB="0" distL="0" distR="0" wp14:anchorId="11752679" wp14:editId="5651A1EF">
+            <wp:extent cx="5760000" cy="4921690"/>
             <wp:effectExtent l="0" t="0" r="0" b="0"/>
-            <wp:docPr id="22" name="Picture 22"/>
+            <wp:docPr id="23" name="Picture 23"/>
             <wp:cNvGraphicFramePr>
               <a:graphicFrameLocks xmlns:a="http://schemas.openxmlformats.org/drawingml/2006/main" noChangeAspect="1"/>
             </wp:cNvGraphicFramePr>
@@ -8341,7 +8628,7 @@
                     <pic:cNvPicPr/>
                   </pic:nvPicPr>
                   <pic:blipFill>
-                    <a:blip r:embed="rId29"/>
+                    <a:blip r:embed="rId30"/>
                     <a:stretch>
                       <a:fillRect/>
                     </a:stretch>
@@ -8349,7 +8636,7 @@
                   <pic:spPr>
                     <a:xfrm>
                       <a:off x="0" y="0"/>
-                      <a:ext cx="5760000" cy="4833803"/>
+                      <a:ext cx="5760000" cy="4921690"/>
                     </a:xfrm>
                     <a:prstGeom prst="rect">
                       <a:avLst/>
@@ -8364,15 +8651,20 @@
     </w:p>
     <w:p>
       <w:pPr>
+        <w:spacing w:after="240"/>
         <w:ind w:firstLine="0"/>
         <w:jc w:val="center"/>
       </w:pPr>
       <w:r>
-        <w:t>Fig. 22. Choosing the resolution when saving pages as images</w:t>
-      </w:r>
-    </w:p>
-    <w:p>
-      <w:r>
+        <w:t xml:space="preserve">Fig. 23. Choosing the </w:t>
+      </w:r>
+      <w:r>
+        <w:t>resolution when saving pages as images</w:t>
+      </w:r>
+    </w:p>
+    <w:p>
+      <w:r>
+        <w:lastRenderedPageBreak/>
         <w:t>— </w:t>
       </w:r>
       <w:r>
@@ -8387,7 +8679,20 @@
     </w:p>
     <w:p>
       <w:r>
-        <w:lastRenderedPageBreak/>
+        <w:t>— </w:t>
+      </w:r>
+      <w:r>
+        <w:rPr>
+          <w:b/>
+        </w:rPr>
+        <w:t xml:space="preserve">Print. </w:t>
+      </w:r>
+      <w:r>
+        <w:t>The selected pages (or all of them if nothing is selected) go to the printer together with the rotations assigned to them.</w:t>
+      </w:r>
+    </w:p>
+    <w:p>
+      <w:r>
         <w:t>— </w:t>
       </w:r>
       <w:r>
@@ -8397,12 +8702,13 @@
         <w:t xml:space="preserve">Document properties. </w:t>
       </w:r>
       <w:r>
-        <w:t>Title, author, subject and keywords — what any viewer shows in the properties of a file (fig. 23). An empty field clears the property: that is how an author's name is taken out of a document before it is sent.</w:t>
+        <w:t>Title, author, subject and keywords — what any viewer shows in the properties of a file (fig. 24). An empty field clears the property: that is how an author's name is taken out of a document before it is sent.</w:t>
       </w:r>
     </w:p>
     <w:p>
       <w:pPr>
         <w:keepNext/>
+        <w:spacing w:before="200" w:after="80"/>
         <w:ind w:firstLine="0"/>
         <w:jc w:val="center"/>
       </w:pPr>
@@ -8411,10 +8717,10 @@
           <w:noProof/>
         </w:rPr>
         <w:drawing>
-          <wp:inline distT="0" distB="0" distL="0" distR="0" wp14:anchorId="5D8F40EC" wp14:editId="5BBA9791">
+          <wp:inline distT="0" distB="0" distL="0" distR="0" wp14:anchorId="14BE2D96" wp14:editId="5EE78C36">
             <wp:extent cx="3873730" cy="3474719"/>
             <wp:effectExtent l="0" t="0" r="0" b="0"/>
-            <wp:docPr id="23" name="Picture 23"/>
+            <wp:docPr id="24" name="Picture 24"/>
             <wp:cNvGraphicFramePr>
               <a:graphicFrameLocks xmlns:a="http://schemas.openxmlformats.org/drawingml/2006/main" noChangeAspect="1"/>
             </wp:cNvGraphicFramePr>
@@ -8426,7 +8732,7 @@
                     <pic:cNvPicPr/>
                   </pic:nvPicPr>
                   <pic:blipFill>
-                    <a:blip r:embed="rId30"/>
+                    <a:blip r:embed="rId31"/>
                     <a:stretch>
                       <a:fillRect/>
                     </a:stretch>
@@ -8449,14 +8755,18 @@
     </w:p>
     <w:p>
       <w:pPr>
+        <w:spacing w:after="240"/>
         <w:ind w:firstLine="0"/>
         <w:jc w:val="center"/>
       </w:pPr>
       <w:r>
-        <w:t>Fig. 23. Editing the properties of a document</w:t>
-      </w:r>
-    </w:p>
-    <w:p>
+        <w:t>Fig. 24. Editing the properties of a document</w:t>
+      </w:r>
+    </w:p>
+    <w:p>
+      <w:pPr>
+        <w:spacing w:before="120" w:after="120"/>
+      </w:pPr>
       <w:r>
         <w:rPr>
           <w:b/>
@@ -8473,27 +8783,23 @@
     <w:p>
       <w:pPr>
         <w:pStyle w:val="1"/>
-        <w:spacing w:before="0" w:after="0"/>
-      </w:pPr>
-      <w:bookmarkStart w:id="32" w:name="_Toc236297153"/>
-      <w:r>
+      </w:pPr>
+      <w:bookmarkStart w:id="33" w:name="_Toc236316685"/>
+      <w:r>
+        <w:lastRenderedPageBreak/>
         <w:t>6. PDF → Word</w:t>
       </w:r>
-      <w:r>
-        <w:t xml:space="preserve"> (beta)</w:t>
-      </w:r>
-      <w:bookmarkEnd w:id="32"/>
+      <w:bookmarkEnd w:id="33"/>
     </w:p>
     <w:p>
       <w:pPr>
         <w:pStyle w:val="21"/>
-        <w:spacing w:before="0" w:after="0"/>
-      </w:pPr>
-      <w:bookmarkStart w:id="33" w:name="_Toc236297154"/>
+      </w:pPr>
+      <w:bookmarkStart w:id="34" w:name="_Toc236316686"/>
       <w:r>
         <w:t>6.1. What it is for</w:t>
       </w:r>
-      <w:bookmarkEnd w:id="33"/>
+      <w:bookmarkEnd w:id="34"/>
     </w:p>
     <w:p>
       <w:r>
@@ -8508,302 +8814,16 @@
     <w:p>
       <w:pPr>
         <w:pStyle w:val="21"/>
-        <w:spacing w:before="0" w:after="0"/>
-      </w:pPr>
-      <w:bookmarkStart w:id="34" w:name="_Toc236297155"/>
-      <w:r>
-        <w:lastRenderedPageBreak/>
+      </w:pPr>
+      <w:bookmarkStart w:id="35" w:name="_Toc236316687"/>
+      <w:r>
         <w:t>6.2. The window</w:t>
       </w:r>
-      <w:bookmarkEnd w:id="34"/>
-    </w:p>
-    <w:p>
-      <w:r>
-        <w:t>The window is arranged like “Merge PDF”: on the left the grid of pages of all the added files, on the right the actions, at the bottom the zoom and the “Convert to Word…” button (fig. 24).</w:t>
-      </w:r>
-    </w:p>
-    <w:p>
-      <w:pPr>
-        <w:keepNext/>
-        <w:ind w:firstLine="0"/>
-        <w:jc w:val="center"/>
-      </w:pPr>
-      <w:r>
-        <w:rPr>
-          <w:noProof/>
-        </w:rPr>
-        <w:drawing>
-          <wp:inline distT="0" distB="0" distL="0" distR="0" wp14:anchorId="20557CDB" wp14:editId="0AA3959C">
-            <wp:extent cx="5760000" cy="4608000"/>
-            <wp:effectExtent l="0" t="0" r="0" b="0"/>
-            <wp:docPr id="24" name="Picture 24"/>
-            <wp:cNvGraphicFramePr>
-              <a:graphicFrameLocks xmlns:a="http://schemas.openxmlformats.org/drawingml/2006/main" noChangeAspect="1"/>
-            </wp:cNvGraphicFramePr>
-            <a:graphic xmlns:a="http://schemas.openxmlformats.org/drawingml/2006/main">
-              <a:graphicData uri="http://schemas.openxmlformats.org/drawingml/2006/picture">
-                <pic:pic xmlns:pic="http://schemas.openxmlformats.org/drawingml/2006/picture">
-                  <pic:nvPicPr>
-                    <pic:cNvPr id="0" name="ocr.png"/>
-                    <pic:cNvPicPr/>
-                  </pic:nvPicPr>
-                  <pic:blipFill>
-                    <a:blip r:embed="rId31"/>
-                    <a:stretch>
-                      <a:fillRect/>
-                    </a:stretch>
-                  </pic:blipFill>
-                  <pic:spPr>
-                    <a:xfrm>
-                      <a:off x="0" y="0"/>
-                      <a:ext cx="5760000" cy="4608000"/>
-                    </a:xfrm>
-                    <a:prstGeom prst="rect">
-                      <a:avLst/>
-                    </a:prstGeom>
-                  </pic:spPr>
-                </pic:pic>
-              </a:graphicData>
-            </a:graphic>
-          </wp:inline>
-        </w:drawing>
-      </w:r>
-    </w:p>
-    <w:p>
-      <w:pPr>
-        <w:ind w:firstLine="0"/>
-        <w:jc w:val="center"/>
-      </w:pPr>
-      <w:r>
-        <w:t>Fig. 24. The “PDF → Word” window</w:t>
-      </w:r>
-    </w:p>
-    <w:p>
-      <w:pPr>
-        <w:pStyle w:val="21"/>
-        <w:spacing w:before="0" w:after="0"/>
-      </w:pPr>
-      <w:bookmarkStart w:id="35" w:name="_Toc236297156"/>
-      <w:r>
-        <w:t>6.3. The order of work</w:t>
-      </w:r>
       <w:bookmarkEnd w:id="35"/>
     </w:p>
     <w:p>
       <w:r>
-        <w:rPr>
-          <w:b/>
-        </w:rPr>
-        <w:t xml:space="preserve">1. Add one or more PDFs with “Add PDF…” </w:t>
-      </w:r>
-      <w:r>
-        <w:t>or drag them into the window. The pages of all the files are shown in one grid, so one Word document can be assembled from several PDFs.</w:t>
-      </w:r>
-    </w:p>
-    <w:p>
-      <w:r>
-        <w:rPr>
-          <w:b/>
-        </w:rPr>
-        <w:t xml:space="preserve">2. Change the order of the pages if you need to </w:t>
-      </w:r>
-      <w:r>
-        <w:t>by dragging the thumbnails or with the “◀ Move left” and “Move right ▶” buttons. Remove pages you do not need with “Remove”. The pages reach Word in exactly the order shown.</w:t>
-      </w:r>
-    </w:p>
-    <w:p>
-      <w:r>
-        <w:rPr>
-          <w:b/>
-        </w:rPr>
-        <w:lastRenderedPageBreak/>
-        <w:t xml:space="preserve">3. Straighten rotated pages. </w:t>
-      </w:r>
-      <w:r>
-        <w:t>If a page lies on its side, turn it before converting: the layout is analysed in the position you see, and sideways text will not become lines otherwise.</w:t>
-      </w:r>
-    </w:p>
-    <w:p>
-      <w:r>
-        <w:rPr>
-          <w:b/>
-        </w:rPr>
-        <w:t xml:space="preserve">4. Press “Convert to Word…” </w:t>
-      </w:r>
-      <w:r>
-        <w:t>and give the file a name. When it is done the document opens by itself.</w:t>
-      </w:r>
-    </w:p>
-    <w:p>
-      <w:pPr>
-        <w:pStyle w:val="21"/>
-        <w:spacing w:before="0" w:after="0"/>
-      </w:pPr>
-      <w:bookmarkStart w:id="36" w:name="_Toc236297157"/>
-      <w:r>
-        <w:t>6.4. What comes across and what does not</w:t>
-      </w:r>
-      <w:bookmarkEnd w:id="36"/>
-    </w:p>
-    <w:p>
-      <w:r>
-        <w:t>What comes across: text in paragraphs in reading order — with its font, size, weight, colour, underline, alignment and first-line indent. Tables with visible lines are rebuilt as cells, merged ones included. Portrait and landscape orientation is kept page by page. Images and hyperlinks come across too.</w:t>
-      </w:r>
-    </w:p>
-    <w:p>
-      <w:r>
-        <w:t>The limits are worth knowing in advance, so as not to waste time.</w:t>
-      </w:r>
-    </w:p>
-    <w:p>
-      <w:r>
-        <w:t>— </w:t>
-      </w:r>
-      <w:r>
-        <w:rPr>
-          <w:b/>
-        </w:rPr>
-        <w:t xml:space="preserve">Scanned documents are not supported — </w:t>
-      </w:r>
-      <w:r>
-        <w:t>pages that are images with no text layer. The program says so, and the file is not harmed.</w:t>
-      </w:r>
-    </w:p>
-    <w:p>
-      <w:r>
-        <w:t>— </w:t>
-      </w:r>
-      <w:r>
-        <w:rPr>
-          <w:b/>
-        </w:rPr>
-        <w:t xml:space="preserve">If the font of the PDF is not in the system, </w:t>
-      </w:r>
-      <w:r>
-        <w:t>the text is set in Times New Roman. The shape of the letters may differ a little from the original.</w:t>
-      </w:r>
-    </w:p>
-    <w:p>
-      <w:r>
-        <w:t>— </w:t>
-      </w:r>
-      <w:r>
-        <w:rPr>
-          <w:b/>
-        </w:rPr>
-        <w:t xml:space="preserve">Tables without lines, </w:t>
-      </w:r>
-      <w:r>
-        <w:t>boxed insets and text in several columns come across as plain paragraphs in one column — they may have to be tidied by hand.</w:t>
-      </w:r>
-    </w:p>
-    <w:p>
-      <w:r>
-        <w:t>One rare case is worth mentioning separately: if the PDF was saved with a broken text encoding, what is extracted will be unreadable. That is a defect of the file itself, not of the conversion.</w:t>
-      </w:r>
-      <w:r>
-        <w:rPr>
-          <w:vertAlign w:val="superscript"/>
-        </w:rPr>
-        <w:footnoteReference w:id="6"/>
-      </w:r>
-    </w:p>
-    <w:p>
-      <w:pPr>
-        <w:pStyle w:val="1"/>
-        <w:spacing w:before="0" w:after="0"/>
-      </w:pPr>
-      <w:bookmarkStart w:id="37" w:name="_Toc236297158"/>
-      <w:r>
-        <w:t>7. PDF → PowerPoint</w:t>
-      </w:r>
-      <w:r>
-        <w:t xml:space="preserve"> (beta)</w:t>
-      </w:r>
-      <w:bookmarkEnd w:id="37"/>
-    </w:p>
-    <w:p>
-      <w:pPr>
-        <w:pStyle w:val="21"/>
-        <w:spacing w:before="0" w:after="0"/>
-      </w:pPr>
-      <w:bookmarkStart w:id="38" w:name="_Toc236297159"/>
-      <w:r>
-        <w:t>7.1. What it is for</w:t>
-      </w:r>
-      <w:bookmarkEnd w:id="38"/>
-    </w:p>
-    <w:p>
-      <w:r>
-        <w:t>The tool turns the pages of a born-digital PDF into a PowerPoint presentation (.pptx). Every page becomes a slide, and the text on it stays TEXT: it can be selected, corrected, retyped — it is not a picture of letters.</w:t>
-      </w:r>
-    </w:p>
-    <w:p>
-      <w:r>
-        <w:t>The situation this exists for comes up constantly: the presentation went to its recipient as a PDF, the source file is lost, and it has to be edited. The usual way is to retype the slides; this tool brings them back in one action.</w:t>
-      </w:r>
-    </w:p>
-    <w:p>
-      <w:r>
-        <w:lastRenderedPageBreak/>
-        <w:t>PowerPoint itself is not needed for it: the program assembles the .pptx on its own. The tool is used precisely when there is no office suite at hand, and requiring one to be installed in order to put text into slides would be odd.</w:t>
-      </w:r>
-      <w:r>
-        <w:rPr>
-          <w:vertAlign w:val="superscript"/>
-        </w:rPr>
-        <w:footnoteReference w:id="7"/>
-      </w:r>
-    </w:p>
-    <w:p>
-      <w:pPr>
-        <w:pStyle w:val="21"/>
-        <w:spacing w:before="0" w:after="0"/>
-      </w:pPr>
-      <w:bookmarkStart w:id="39" w:name="_Toc236297160"/>
-      <w:r>
-        <w:t>7.2. How a slide is built</w:t>
-      </w:r>
-      <w:bookmarkEnd w:id="39"/>
-    </w:p>
-    <w:p>
-      <w:r>
-        <w:t>A slide is made of two layers. The lower one is the page of the source PDF, rendered WITHOUT its text layer: background, frames, charts, logos, stamps. The upper one is the text boxes, placed exactly where the text stood in the original.</w:t>
-      </w:r>
-    </w:p>
-    <w:p>
-      <w:r>
-        <w:t>That division was not chosen out of laziness. On an ordinary slide most of the image is not text, and a text-only conversion would leave a dozen labels on a white sheet. A whole-page-as-a-picture conversion would give a handsome but dead slide in which not a letter could be corrected. Two layers give both the look and the editing.</w:t>
-      </w:r>
-    </w:p>
-    <w:p>
-      <w:r>
-        <w:rPr>
-          <w:b/>
-        </w:rPr>
-        <w:t xml:space="preserve">Note. </w:t>
-      </w:r>
-      <w:r>
-        <w:rPr>
-          <w:i/>
-        </w:rPr>
-        <w:t>The background is rendered by Ghostscript. Without it the presentation is assembled from the text and the images alone — silently, without an error: it is still a working file, only without the background.</w:t>
-      </w:r>
-    </w:p>
-    <w:p>
-      <w:pPr>
-        <w:pStyle w:val="21"/>
-        <w:spacing w:before="0" w:after="0"/>
-      </w:pPr>
-      <w:bookmarkStart w:id="40" w:name="_Toc236297161"/>
-      <w:r>
-        <w:t>7.3. The window</w:t>
-      </w:r>
-      <w:bookmarkEnd w:id="40"/>
-    </w:p>
-    <w:p>
-      <w:r>
-        <w:t>The window is the same as “PDF → Word”: on the left the grid of pages, on the right the actions, at the bottom the zoom and the “Convert to PowerPoint…” button (fig. 25). Every habit of the grid — selecting, ordering, rotating, previewing, undoing — works the same.</w:t>
+        <w:t>The window is arranged like “Merge PDF”: on the left the grid of pages of all the added files, on the right the actions, at the bottom the zoom and the “Convert to Word…” button (fig. 25).</w:t>
       </w:r>
     </w:p>
     <w:p>
@@ -8819,7 +8839,7 @@
         </w:rPr>
         <w:lastRenderedPageBreak/>
         <w:drawing>
-          <wp:inline distT="0" distB="0" distL="0" distR="0" wp14:anchorId="40AF300E" wp14:editId="1BD34D46">
+          <wp:inline distT="0" distB="0" distL="0" distR="0" wp14:anchorId="73FAE0B6" wp14:editId="7A8B91F0">
             <wp:extent cx="5760000" cy="4608000"/>
             <wp:effectExtent l="0" t="0" r="0" b="0"/>
             <wp:docPr id="25" name="Picture 25"/>
@@ -8830,7 +8850,7 @@
               <a:graphicData uri="http://schemas.openxmlformats.org/drawingml/2006/picture">
                 <pic:pic xmlns:pic="http://schemas.openxmlformats.org/drawingml/2006/picture">
                   <pic:nvPicPr>
-                    <pic:cNvPr id="0" name="pptx.png"/>
+                    <pic:cNvPr id="0" name="ocr.png"/>
                     <pic:cNvPicPr/>
                   </pic:nvPicPr>
                   <pic:blipFill>
@@ -8862,28 +8882,28 @@
         <w:jc w:val="center"/>
       </w:pPr>
       <w:r>
-        <w:t>Fig. 25. The “PDF → PowerPoint” window</w:t>
+        <w:t>Fig. 25. The “PDF → Word” window</w:t>
       </w:r>
     </w:p>
     <w:p>
       <w:pPr>
         <w:pStyle w:val="21"/>
       </w:pPr>
-      <w:bookmarkStart w:id="41" w:name="_Toc236297162"/>
-      <w:r>
-        <w:t>7.4. The order of work</w:t>
-      </w:r>
-      <w:bookmarkEnd w:id="41"/>
+      <w:bookmarkStart w:id="36" w:name="_Toc236316688"/>
+      <w:r>
+        <w:t>6.3. The order of work</w:t>
+      </w:r>
+      <w:bookmarkEnd w:id="36"/>
     </w:p>
     <w:p>
       <w:r>
         <w:rPr>
           <w:b/>
         </w:rPr>
-        <w:t xml:space="preserve">1. Add PDFs with “Add PDF…” </w:t>
-      </w:r>
-      <w:r>
-        <w:t>or drag them into the window. The pages of several files are gathered into one presentation.</w:t>
+        <w:t xml:space="preserve">1. Add one or more PDFs with “Add PDF…” </w:t>
+      </w:r>
+      <w:r>
+        <w:t>or drag them into the window. The pages of all the files are shown in one grid, so one Word document can be assembled from several PDFs.</w:t>
       </w:r>
     </w:p>
     <w:p>
@@ -8891,10 +8911,10 @@
         <w:rPr>
           <w:b/>
         </w:rPr>
-        <w:t xml:space="preserve">2. Arrange the pages </w:t>
-      </w:r>
-      <w:r>
-        <w:t>by dragging or with the “◀ Move left” and “Move right ▶” buttons; remove the ones you do not need with “Remove”. The slides follow exactly the order shown.</w:t>
+        <w:t xml:space="preserve">2. Change the order of the pages if you need to </w:t>
+      </w:r>
+      <w:r>
+        <w:t>by dragging the thumbnails or with the “◀ Move left” and “Move right ▶” buttons. Remove pages you do not need with “Remove”. The pages reach Word in exactly the order shown.</w:t>
       </w:r>
     </w:p>
     <w:p>
@@ -8902,10 +8922,10 @@
         <w:rPr>
           <w:b/>
         </w:rPr>
-        <w:t xml:space="preserve">3. Check the orientation. </w:t>
-      </w:r>
-      <w:r>
-        <w:t>Straighten a rotated page before converting — the layout is read in the position you see.</w:t>
+        <w:t xml:space="preserve">3. Straighten rotated pages. </w:t>
+      </w:r>
+      <w:r>
+        <w:t>If a page lies on its side, turn it before converting: the layout is analysed in the position you see, and sideways text will not become lines otherwise.</w:t>
       </w:r>
     </w:p>
     <w:p>
@@ -8913,42 +8933,32 @@
         <w:rPr>
           <w:b/>
         </w:rPr>
-        <w:t xml:space="preserve">4. Press “Convert to PowerPoint…” </w:t>
-      </w:r>
-      <w:r>
-        <w:t>and give the file a name. The finished presentation opens by itself.</w:t>
+        <w:lastRenderedPageBreak/>
+        <w:t xml:space="preserve">4. Press “Convert to Word…” </w:t>
+      </w:r>
+      <w:r>
+        <w:t>and give the file a name. When it is done the document opens by itself.</w:t>
       </w:r>
     </w:p>
     <w:p>
       <w:pPr>
         <w:pStyle w:val="21"/>
       </w:pPr>
-      <w:bookmarkStart w:id="42" w:name="_Toc236297163"/>
-      <w:r>
-        <w:lastRenderedPageBreak/>
-        <w:t>7.5. What comes across</w:t>
-      </w:r>
-      <w:bookmarkEnd w:id="42"/>
-    </w:p>
-    <w:p>
-      <w:r>
-        <w:t>Text comes across in paragraphs, with its font, size, weight, colour, underline, super- and subscripts and hyperlinks. Tables become real slide tables, merged cells included. The slide size follows the page: a 16:9 deck stays 16:9, and an A4 document gives A4 slides.</w:t>
-      </w:r>
-    </w:p>
-    <w:p>
-      <w:r>
-        <w:t>The boundaries of the paragraphs are taken from the file itself where it carries them: a PDF saved from Word, PowerPoint or Acrobat holds the structure of the document, and in it the author has already marked where one paragraph ends and the next begins. Then a paragraph arrives as one text box and is edited as a whole. Where there is no such structure, the boundaries are recovered from the distances between the lines.</w:t>
-      </w:r>
-    </w:p>
-    <w:p>
-      <w:pPr>
-        <w:pStyle w:val="21"/>
-      </w:pPr>
-      <w:bookmarkStart w:id="43" w:name="_Toc236297164"/>
-      <w:r>
-        <w:t>7.6. What not to expect</w:t>
-      </w:r>
-      <w:bookmarkEnd w:id="43"/>
+      <w:bookmarkStart w:id="37" w:name="_Toc236316689"/>
+      <w:r>
+        <w:t>6.4. What comes across and what does not</w:t>
+      </w:r>
+      <w:bookmarkEnd w:id="37"/>
+    </w:p>
+    <w:p>
+      <w:r>
+        <w:t>What comes across: text in paragraphs in reading order — with its font, size, weight, colour, underline, alignment and first-line indent. Tables with visible lines are rebuilt as cells, merged ones included. Portrait and landscape orientation is kept page by page. Images and hyperlinks come across too.</w:t>
+      </w:r>
+    </w:p>
+    <w:p>
+      <w:r>
+        <w:t>The limits are worth knowing in advance, so as not to waste time.</w:t>
+      </w:r>
     </w:p>
     <w:p>
       <w:r>
@@ -8958,10 +8968,10 @@
         <w:rPr>
           <w:b/>
         </w:rPr>
-        <w:t xml:space="preserve">There will be no text where the source has none — </w:t>
-      </w:r>
-      <w:r>
-        <w:t>pages saved as a picture in their entirety. Such slides arrive as a background without a single letter, and the program says honestly how many there were: only recognition can bring the text back from those.</w:t>
+        <w:t xml:space="preserve">Scanned documents are not supported — </w:t>
+      </w:r>
+      <w:r>
+        <w:t>pages that are images with no text layer. The program says so, and the file is not harmed.</w:t>
       </w:r>
     </w:p>
     <w:p>
@@ -8972,10 +8982,10 @@
         <w:rPr>
           <w:b/>
         </w:rPr>
-        <w:t xml:space="preserve">What is not in the PDF does not come across: </w:t>
-      </w:r>
-      <w:r>
-        <w:t>animation, transitions, speaker notes and the links from charts to their source data are not kept at all — there is nowhere to take them from.</w:t>
+        <w:t xml:space="preserve">If the font of the PDF is not in the system, </w:t>
+      </w:r>
+      <w:r>
+        <w:t>the text is set in Times New Roman. The shape of the letters may differ a little from the original.</w:t>
       </w:r>
     </w:p>
     <w:p>
@@ -8986,67 +8996,127 @@
         <w:rPr>
           <w:b/>
         </w:rPr>
-        <w:t xml:space="preserve">Small differences in setting are possible: </w:t>
-      </w:r>
-      <w:r>
-        <w:t>lines justified by stretching the spaces arrive with ordinary spaces: reproducing the stretch would mean laying the line out in fragments, and then the paragraph would stop being editable as a whole.</w:t>
+        <w:t xml:space="preserve">Tables without lines, </w:t>
+      </w:r>
+      <w:r>
+        <w:t xml:space="preserve">boxed insets and text in several columns come </w:t>
+      </w:r>
+      <w:r>
+        <w:t>across as plain paragraphs in one column — they may have to be tidied by hand.</w:t>
+      </w:r>
+    </w:p>
+    <w:p>
+      <w:r>
+        <w:t>One rare case is worth mentioning separately: if the PDF was saved with a broken text encoding, what is extracted will be unreadable. That is a defect of the file itself, not of the conversion.</w:t>
+      </w:r>
+      <w:r>
+        <w:rPr>
+          <w:vertAlign w:val="superscript"/>
+        </w:rPr>
+        <w:footnoteReference w:id="6"/>
       </w:r>
     </w:p>
     <w:p>
       <w:pPr>
         <w:pStyle w:val="1"/>
-        <w:spacing w:before="0" w:after="0"/>
-      </w:pPr>
-      <w:bookmarkStart w:id="44" w:name="_Toc236297165"/>
-      <w:r>
-        <w:t>8. Merge Excel</w:t>
-      </w:r>
-      <w:bookmarkEnd w:id="44"/>
+      </w:pPr>
+      <w:bookmarkStart w:id="38" w:name="_Toc236316690"/>
+      <w:r>
+        <w:t>7. PDF → PowerPoint</w:t>
+      </w:r>
+      <w:bookmarkEnd w:id="38"/>
     </w:p>
     <w:p>
       <w:pPr>
         <w:pStyle w:val="21"/>
-        <w:spacing w:before="0" w:after="0"/>
-      </w:pPr>
-      <w:bookmarkStart w:id="45" w:name="_Toc236297166"/>
-      <w:r>
-        <w:t>8.1. What it is for</w:t>
-      </w:r>
-      <w:bookmarkEnd w:id="45"/>
-    </w:p>
-    <w:p>
-      <w:r>
-        <w:t xml:space="preserve">The tool gathers the sheets of several Excel workbooks into one workbook — a digest. The typical task: the divisions have each sent a file, and what is wanted </w:t>
-      </w:r>
+      </w:pPr>
+      <w:bookmarkStart w:id="39" w:name="_Toc236316691"/>
+      <w:r>
+        <w:t>7.1. What it is for</w:t>
+      </w:r>
+      <w:bookmarkEnd w:id="39"/>
+    </w:p>
+    <w:p>
+      <w:r>
+        <w:t xml:space="preserve">The tool turns the pages of a born-digital PDF into a PowerPoint presentation (.pptx). Every page becomes a slide, and the text on it stays TEXT: it can be selected, corrected, retyped — it is </w:t>
+      </w:r>
+      <w:r>
+        <w:t>not a picture of letters.</w:t>
+      </w:r>
+    </w:p>
+    <w:p>
+      <w:r>
+        <w:t>The situation this exists for comes up constantly: the presentation went to its recipient as a PDF, the source file is lost, and it has to be edited. The usual way is to retype the slides; this tool brings them back in one action.</w:t>
+      </w:r>
+    </w:p>
+    <w:p>
       <w:r>
         <w:lastRenderedPageBreak/>
-        <w:t>is one document where each file is a separate sheet, there are contents with links, and it is clear which files could not be processed and why.</w:t>
-      </w:r>
-    </w:p>
-    <w:p>
-      <w:r>
-        <w:t>Assembling such a digest by hand means opening every workbook, copying a sheet, pasting it, renaming it, and round again. The program does it in one pass, keeping the formatting, the formulas and the charts.</w:t>
+        <w:t>PowerPoint itself is not needed for it: the program assembles the .pptx on its own. The tool is used precisely when there is no office suite at hand, and requiring one to be installed in order to put text into slides would be odd.</w:t>
+      </w:r>
+      <w:r>
+        <w:rPr>
+          <w:vertAlign w:val="superscript"/>
+        </w:rPr>
+        <w:footnoteReference w:id="7"/>
       </w:r>
     </w:p>
     <w:p>
       <w:pPr>
         <w:pStyle w:val="21"/>
-        <w:spacing w:before="0" w:after="0"/>
-      </w:pPr>
-      <w:bookmarkStart w:id="46" w:name="_Toc236297167"/>
-      <w:r>
-        <w:t>8.2. The window</w:t>
-      </w:r>
-      <w:bookmarkEnd w:id="46"/>
-    </w:p>
-    <w:p>
-      <w:r>
-        <w:t>The window is divided into blocks by meaning: where to take from, where to save, with what options and what exactly to merge (fig. 26).</w:t>
+      </w:pPr>
+      <w:bookmarkStart w:id="40" w:name="_Toc236316692"/>
+      <w:r>
+        <w:t>7.2. How a slide is built</w:t>
+      </w:r>
+      <w:bookmarkEnd w:id="40"/>
+    </w:p>
+    <w:p>
+      <w:r>
+        <w:t>A slide is made of two layers. The lower one is the page of the source PDF, rendered WITHOUT its text layer: background, frames, charts, logos, stamps. The upper one is the text boxes, placed exactly where the text stood in the original.</w:t>
+      </w:r>
+    </w:p>
+    <w:p>
+      <w:r>
+        <w:t>That division was not chosen out of laziness. On an ordinary slide most of the image is not text, and a text-only conversion would leave a dozen labels on a white sheet. A whole-page-as-a-picture conversion would give a handsome but dead slide in which not a letter could be corrected. Two layers give both the look and the editing.</w:t>
+      </w:r>
+    </w:p>
+    <w:p>
+      <w:pPr>
+        <w:spacing w:before="120" w:after="120"/>
+      </w:pPr>
+      <w:r>
+        <w:rPr>
+          <w:b/>
+        </w:rPr>
+        <w:t xml:space="preserve">Note. </w:t>
+      </w:r>
+      <w:r>
+        <w:rPr>
+          <w:i/>
+        </w:rPr>
+        <w:t>The background is rendered by Ghostscript. Without it the presentation is assembled from the text and the images alone — silently, without an error: it is still a working file, only without the background.</w:t>
+      </w:r>
+    </w:p>
+    <w:p>
+      <w:pPr>
+        <w:pStyle w:val="21"/>
+      </w:pPr>
+      <w:bookmarkStart w:id="41" w:name="_Toc236316693"/>
+      <w:r>
+        <w:t>7.3. The window</w:t>
+      </w:r>
+      <w:bookmarkEnd w:id="41"/>
+    </w:p>
+    <w:p>
+      <w:r>
+        <w:t>The window is the same as “PDF → Word”: on the left the grid of pages, on the right the actions, at the bottom the zoom and the “Convert to PowerPoint…” button (fig. 26). Every habit of the grid — selecting, ordering, rotating, previewing, undoing — works the same.</w:t>
       </w:r>
     </w:p>
     <w:p>
       <w:pPr>
         <w:keepNext/>
+        <w:spacing w:before="200" w:after="80"/>
         <w:ind w:firstLine="0"/>
         <w:jc w:val="center"/>
       </w:pPr>
@@ -9054,11 +9124,12 @@
         <w:rPr>
           <w:noProof/>
         </w:rPr>
+        <w:lastRenderedPageBreak/>
         <w:drawing>
-          <wp:inline distT="0" distB="0" distL="0" distR="0" wp14:anchorId="4AEF82BD" wp14:editId="2A118316">
-            <wp:extent cx="5940425" cy="6282690"/>
-            <wp:effectExtent l="0" t="0" r="3175" b="3810"/>
-            <wp:docPr id="32" name="Рисунок 32"/>
+          <wp:inline distT="0" distB="0" distL="0" distR="0" wp14:anchorId="576A8CB6" wp14:editId="2DA50AF1">
+            <wp:extent cx="5760000" cy="4608000"/>
+            <wp:effectExtent l="0" t="0" r="0" b="0"/>
+            <wp:docPr id="26" name="Picture 26"/>
             <wp:cNvGraphicFramePr>
               <a:graphicFrameLocks xmlns:a="http://schemas.openxmlformats.org/drawingml/2006/main" noChangeAspect="1"/>
             </wp:cNvGraphicFramePr>
@@ -9066,7 +9137,7 @@
               <a:graphicData uri="http://schemas.openxmlformats.org/drawingml/2006/picture">
                 <pic:pic xmlns:pic="http://schemas.openxmlformats.org/drawingml/2006/picture">
                   <pic:nvPicPr>
-                    <pic:cNvPr id="1" name=""/>
+                    <pic:cNvPr id="0" name="pptx.png"/>
                     <pic:cNvPicPr/>
                   </pic:nvPicPr>
                   <pic:blipFill>
@@ -9078,7 +9149,7 @@
                   <pic:spPr>
                     <a:xfrm>
                       <a:off x="0" y="0"/>
-                      <a:ext cx="5940425" cy="6282690"/>
+                      <a:ext cx="5760000" cy="4608000"/>
                     </a:xfrm>
                     <a:prstGeom prst="rect">
                       <a:avLst/>
@@ -9093,34 +9164,33 @@
     </w:p>
     <w:p>
       <w:pPr>
+        <w:spacing w:after="240"/>
         <w:ind w:firstLine="0"/>
         <w:jc w:val="center"/>
       </w:pPr>
       <w:r>
-        <w:t>Fig. 26. The “Merge Excel” window</w:t>
+        <w:t>Fig. 26. The “PDF → PowerPoint” window</w:t>
       </w:r>
     </w:p>
     <w:p>
       <w:pPr>
         <w:pStyle w:val="21"/>
-        <w:spacing w:before="0" w:after="0"/>
-      </w:pPr>
-      <w:bookmarkStart w:id="47" w:name="_Toc236297168"/>
-      <w:r>
-        <w:lastRenderedPageBreak/>
-        <w:t>8.3. The order of work</w:t>
-      </w:r>
-      <w:bookmarkEnd w:id="47"/>
+      </w:pPr>
+      <w:bookmarkStart w:id="42" w:name="_Toc236316694"/>
+      <w:r>
+        <w:t>7.4. The order of work</w:t>
+      </w:r>
+      <w:bookmarkEnd w:id="42"/>
     </w:p>
     <w:p>
       <w:r>
         <w:rPr>
           <w:b/>
         </w:rPr>
-        <w:t xml:space="preserve">1. Give the folder of the source files with “Browse…” </w:t>
-      </w:r>
-      <w:r>
-        <w:t>or drag it straight into the window. The program counts the files found at once and shows them in the list below.</w:t>
+        <w:t xml:space="preserve">1. Add PDFs with “Add PDF…” </w:t>
+      </w:r>
+      <w:r>
+        <w:t>or drag them into the window. The pages of several files are gathered into one presentation.</w:t>
       </w:r>
     </w:p>
     <w:p>
@@ -9128,10 +9198,10 @@
         <w:rPr>
           <w:b/>
         </w:rPr>
-        <w:t xml:space="preserve">2. Give the resulting file a name. </w:t>
-      </w:r>
-      <w:r>
-        <w:t>The extension is added automatically, so there is no need to type it. The “.xls” format is left for those who need Excel 97–2003. If the “Folder” field is left empty, the digest is put beside the source files.</w:t>
+        <w:t xml:space="preserve">2. Arrange the pages </w:t>
+      </w:r>
+      <w:r>
+        <w:t>by dragging or with the “◀ Move left” and “Move right ▶” buttons; remove the ones you do not need with “Remove”. The slides follow exactly the order shown.</w:t>
       </w:r>
     </w:p>
     <w:p>
@@ -9139,10 +9209,10 @@
         <w:rPr>
           <w:b/>
         </w:rPr>
-        <w:t xml:space="preserve">3. Check the contents and the order in “Files to merge”. </w:t>
-      </w:r>
-      <w:r>
-        <w:t>The order is set by dragging the rows or with the “▲ Up” and “▼ Down” buttons; “By name” restores the natural order. A file is excluded by clearing its tick, and “Check all” and “Uncheck all” do it wholesale.</w:t>
+        <w:t xml:space="preserve">3. Check the orientation. </w:t>
+      </w:r>
+      <w:r>
+        <w:t>Straighten a rotated page before converting — the layout is read in the position you see.</w:t>
       </w:r>
     </w:p>
     <w:p>
@@ -9150,22 +9220,42 @@
         <w:rPr>
           <w:b/>
         </w:rPr>
-        <w:t xml:space="preserve">4. Press “Merge”. </w:t>
-      </w:r>
-      <w:r>
-        <w:t>Progress is shown in the status line and the progress bar, and “Cancel” stops the run after the current file.</w:t>
+        <w:t xml:space="preserve">4. Press “Convert to PowerPoint…” </w:t>
+      </w:r>
+      <w:r>
+        <w:t>and give the file a name. The finished presentation opens by itself.</w:t>
       </w:r>
     </w:p>
     <w:p>
       <w:pPr>
         <w:pStyle w:val="21"/>
-        <w:spacing w:before="0" w:after="0"/>
-      </w:pPr>
-      <w:bookmarkStart w:id="48" w:name="_Toc236297169"/>
-      <w:r>
-        <w:t>8.4. The options</w:t>
-      </w:r>
-      <w:bookmarkEnd w:id="48"/>
+      </w:pPr>
+      <w:bookmarkStart w:id="43" w:name="_Toc236316695"/>
+      <w:r>
+        <w:lastRenderedPageBreak/>
+        <w:t>7.5. What comes across</w:t>
+      </w:r>
+      <w:bookmarkEnd w:id="43"/>
+    </w:p>
+    <w:p>
+      <w:r>
+        <w:t>Text comes across in paragraphs, with its font, size, weight, colour, underline, super- and subscripts and hyperlinks. Tables become real slide tables, merged cells included. The slide size follows the page: a 16:9 deck stays 16:9, and an A4 document gives A4 slides.</w:t>
+      </w:r>
+    </w:p>
+    <w:p>
+      <w:r>
+        <w:t>The boundaries of the paragraphs are taken from the file itself where it carries them: a PDF saved from Word, PowerPoint or Acrobat holds the structure of the document, and in it the author has already marked where one paragraph ends and the next begins. Then a paragraph arrives as one text box and is edited as a whole. Where there is no such structure, the boundaries are recovered from the distances between the lines.</w:t>
+      </w:r>
+    </w:p>
+    <w:p>
+      <w:pPr>
+        <w:pStyle w:val="21"/>
+      </w:pPr>
+      <w:bookmarkStart w:id="44" w:name="_Toc236316696"/>
+      <w:r>
+        <w:t>7.6. What not to expect</w:t>
+      </w:r>
+      <w:bookmarkEnd w:id="44"/>
     </w:p>
     <w:p>
       <w:r>
@@ -9175,10 +9265,13 @@
         <w:rPr>
           <w:b/>
         </w:rPr>
-        <w:t xml:space="preserve">Sheets. </w:t>
-      </w:r>
-      <w:r>
-        <w:t>“First sheet only” takes the first visible sheet of each workbook — the usual case when a file holds a single form. “All sheets” moves every visible sheet.</w:t>
+        <w:t xml:space="preserve">There will be no text where the source has none — </w:t>
+      </w:r>
+      <w:r>
+        <w:t xml:space="preserve">pages saved as a picture in their entirety. Such slides arrive as a background without a single letter, and the </w:t>
+      </w:r>
+      <w:r>
+        <w:t>program says honestly how many there were: only recognition can bring the text back from those.</w:t>
       </w:r>
     </w:p>
     <w:p>
@@ -9189,10 +9282,10 @@
         <w:rPr>
           <w:b/>
         </w:rPr>
-        <w:t xml:space="preserve">The “Contents” sheet. </w:t>
-      </w:r>
-      <w:r>
-        <w:t>The first sheet of the digest becomes its contents: the names of the files, hyperlinks to the corresponding sheets and the status of each file. The digest becomes something to move around in, rather than fifty tabs to search through.</w:t>
+        <w:t xml:space="preserve">What is not in the PDF does not come across: </w:t>
+      </w:r>
+      <w:r>
+        <w:t>animation, transitions, speaker notes and the links from charts to their source data are not kept at all — there is nowhere to take them from.</w:t>
       </w:r>
     </w:p>
     <w:p>
@@ -9203,64 +9296,65 @@
         <w:rPr>
           <w:b/>
         </w:rPr>
-        <w:t xml:space="preserve">Replace formulas with values. </w:t>
-      </w:r>
-      <w:r>
-        <w:t>Calculated values reach the digest instead of formulas. The digest stops depending on the source workbooks: it can be sent on, and its numbers will not drift or turn into errors for want of a reference.</w:t>
-      </w:r>
+        <w:t xml:space="preserve">Small differences in setting are possible: </w:t>
+      </w:r>
+      <w:r>
+        <w:t>lines justified by stretching the spaces arrive with ordinary spaces: reproducing the stretch would mean laying the line out in fragments, and then the paragraph would stop being editable as a whole.</w:t>
+      </w:r>
+    </w:p>
+    <w:p>
+      <w:pPr>
+        <w:pStyle w:val="1"/>
+      </w:pPr>
+      <w:bookmarkStart w:id="45" w:name="_Toc236316697"/>
+      <w:r>
+        <w:t>8. Merge Excel</w:t>
+      </w:r>
+      <w:bookmarkEnd w:id="45"/>
     </w:p>
     <w:p>
       <w:pPr>
         <w:pStyle w:val="21"/>
-        <w:spacing w:before="0" w:after="0"/>
-      </w:pPr>
-      <w:bookmarkStart w:id="49" w:name="_Toc236297170"/>
-      <w:r>
-        <w:t>8.5. The result, the report and the cover note</w:t>
-      </w:r>
-      <w:bookmarkEnd w:id="49"/>
-    </w:p>
-    <w:p>
-      <w:r>
-        <w:t>After the run the outcome for each file appears in the list itself — in the “Result” and “Note” columns. Broken and password-protected workbooks are skipped with the reason given, and the rest are moved across. Links appear at the bottom of the window: open the finished file, open its folder, open the merge report.</w:t>
-      </w:r>
-    </w:p>
-    <w:p>
+      </w:pPr>
+      <w:bookmarkStart w:id="46" w:name="_Toc236316698"/>
+      <w:r>
+        <w:t>8.1. What it is for</w:t>
+      </w:r>
+      <w:bookmarkEnd w:id="46"/>
+    </w:p>
+    <w:p>
+      <w:r>
+        <w:t xml:space="preserve">The tool gathers the sheets of several Excel workbooks into one workbook — a digest. The typical task: the divisions have each sent a file, and what is wanted </w:t>
+      </w:r>
       <w:r>
         <w:lastRenderedPageBreak/>
-        <w:t>“Retry skipped” adds the corrected files into the digest already assembled, without rebuilding it whole. That saves time when two files out of thirty failed.</w:t>
-      </w:r>
-    </w:p>
-    <w:p>
-      <w:r>
-        <w:t>“Word note” produces a cover note for the digest as a .docx: the totals, the list of skipped files and standard formatting. The note only has to be signed, not written from nothing.</w:t>
-      </w:r>
-      <w:r>
-        <w:rPr>
-          <w:vertAlign w:val="superscript"/>
-        </w:rPr>
-        <w:footnoteReference w:id="8"/>
+        <w:t>is one document where each file is a separate sheet, there are contents with links, and it is clear which files could not be processed and why.</w:t>
+      </w:r>
+    </w:p>
+    <w:p>
+      <w:r>
+        <w:t>Assembling such a digest by hand means opening every workbook, copying a sheet, pasting it, renaming it, and round again. The program does it in one pass, keeping the formatting, the formulas and the charts.</w:t>
       </w:r>
     </w:p>
     <w:p>
       <w:pPr>
         <w:pStyle w:val="21"/>
-        <w:spacing w:before="0" w:after="0"/>
-      </w:pPr>
-      <w:bookmarkStart w:id="50" w:name="_Toc236297171"/>
-      <w:r>
-        <w:t>8.6. The Menu of the tool</w:t>
-      </w:r>
-      <w:bookmarkEnd w:id="50"/>
-    </w:p>
-    <w:p>
-      <w:r>
-        <w:t>The Menu holds the built-in help, the statistics, the choice of language and “Reports folder”, which opens the folder with the most recent merge reports (fig. 27).</w:t>
+      </w:pPr>
+      <w:bookmarkStart w:id="47" w:name="_Toc236316699"/>
+      <w:r>
+        <w:t>8.2. The window</w:t>
+      </w:r>
+      <w:bookmarkEnd w:id="47"/>
+    </w:p>
+    <w:p>
+      <w:r>
+        <w:t>The window is divided into blocks by meaning: where to take from, where to save, with what options and what exactly to merge (fig. 27).</w:t>
       </w:r>
     </w:p>
     <w:p>
       <w:pPr>
         <w:keepNext/>
+        <w:spacing w:before="200" w:after="80"/>
         <w:ind w:firstLine="0"/>
         <w:jc w:val="center"/>
       </w:pPr>
@@ -9268,12 +9362,11 @@
         <w:rPr>
           <w:noProof/>
         </w:rPr>
-        <w:lastRenderedPageBreak/>
         <w:drawing>
-          <wp:inline distT="0" distB="0" distL="0" distR="0" wp14:anchorId="3A7CC2DD" wp14:editId="086EBDC4">
-            <wp:extent cx="5940425" cy="6290945"/>
-            <wp:effectExtent l="0" t="0" r="3175" b="0"/>
-            <wp:docPr id="33" name="Рисунок 33"/>
+          <wp:inline distT="0" distB="0" distL="0" distR="0" wp14:anchorId="2FA19DD0" wp14:editId="662FFB5E">
+            <wp:extent cx="5760000" cy="4250667"/>
+            <wp:effectExtent l="0" t="0" r="0" b="0"/>
+            <wp:docPr id="27" name="Picture 27"/>
             <wp:cNvGraphicFramePr>
               <a:graphicFrameLocks xmlns:a="http://schemas.openxmlformats.org/drawingml/2006/main" noChangeAspect="1"/>
             </wp:cNvGraphicFramePr>
@@ -9281,7 +9374,7 @@
               <a:graphicData uri="http://schemas.openxmlformats.org/drawingml/2006/picture">
                 <pic:pic xmlns:pic="http://schemas.openxmlformats.org/drawingml/2006/picture">
                   <pic:nvPicPr>
-                    <pic:cNvPr id="1" name=""/>
+                    <pic:cNvPr id="0" name="excel.png"/>
                     <pic:cNvPicPr/>
                   </pic:nvPicPr>
                   <pic:blipFill>
@@ -9293,7 +9386,7 @@
                   <pic:spPr>
                     <a:xfrm>
                       <a:off x="0" y="0"/>
-                      <a:ext cx="5940425" cy="6290945"/>
+                      <a:ext cx="5760000" cy="4250667"/>
                     </a:xfrm>
                     <a:prstGeom prst="rect">
                       <a:avLst/>
@@ -9308,57 +9401,178 @@
     </w:p>
     <w:p>
       <w:pPr>
+        <w:spacing w:after="240"/>
         <w:ind w:firstLine="0"/>
         <w:jc w:val="center"/>
       </w:pPr>
       <w:r>
-        <w:t>Fig. 27. The Menu of the “Merge Excel” tool</w:t>
-      </w:r>
+        <w:t>Fig. 27. The “Merge Excel” window</w:t>
+      </w:r>
+    </w:p>
+    <w:p>
+      <w:pPr>
+        <w:pStyle w:val="21"/>
+      </w:pPr>
+      <w:bookmarkStart w:id="48" w:name="_Toc236316700"/>
+      <w:r>
+        <w:t xml:space="preserve">8.3. The </w:t>
+      </w:r>
+      <w:r>
+        <w:t>order of work</w:t>
+      </w:r>
+      <w:bookmarkEnd w:id="48"/>
     </w:p>
     <w:p>
       <w:r>
         <w:rPr>
           <w:b/>
         </w:rPr>
-        <w:t xml:space="preserve">Note. </w:t>
-      </w:r>
+        <w:t xml:space="preserve">1. Give the folder of the source files with “Browse…” </w:t>
+      </w:r>
+      <w:r>
+        <w:t>or drag it straight into the window. The program counts the files found at once and shows them in the list below.</w:t>
+      </w:r>
+    </w:p>
+    <w:p>
       <w:r>
         <w:rPr>
-          <w:i/>
+          <w:b/>
         </w:rPr>
-        <w:t>The usual keys work in the file list: Alt + ↑ and Alt + ↓ change the order, Delete excludes a file, Ctrl + A selects everything, Ctrl + C copies the rows to the clipboard.</w:t>
-      </w:r>
-    </w:p>
-    <w:p>
-      <w:pPr>
-        <w:pStyle w:val="1"/>
-        <w:spacing w:before="0" w:after="0"/>
-      </w:pPr>
-      <w:bookmarkStart w:id="51" w:name="_Toc236297172"/>
-      <w:r>
-        <w:t>9. Reference</w:t>
+        <w:lastRenderedPageBreak/>
+        <w:t xml:space="preserve">2. Give the resulting file a name. </w:t>
+      </w:r>
+      <w:r>
+        <w:t>The extension is added automatically, so there is no need to type it. The “.xls” format is left for those who need Excel 97–2003. If the “Folder” field is left empty, the digest is put beside the source files.</w:t>
+      </w:r>
+    </w:p>
+    <w:p>
+      <w:r>
+        <w:rPr>
+          <w:b/>
+        </w:rPr>
+        <w:t xml:space="preserve">3. Check the contents and the order in “Files to merge”. </w:t>
+      </w:r>
+      <w:r>
+        <w:t>The order is set by dragging the rows or with the “▲ Up” and “▼ Down” buttons; “By name” restores the natural order. A file is excluded by clearing its tick, and “Check all” and “Uncheck all” do it wholesale.</w:t>
+      </w:r>
+    </w:p>
+    <w:p>
+      <w:r>
+        <w:rPr>
+          <w:b/>
+        </w:rPr>
+        <w:t xml:space="preserve">4. Press “Merge”. </w:t>
+      </w:r>
+      <w:r>
+        <w:t>Progress is shown in the status line and the progress bar, and “Cancel” stops the run after the current file.</w:t>
+      </w:r>
+    </w:p>
+    <w:p>
+      <w:pPr>
+        <w:pStyle w:val="21"/>
+      </w:pPr>
+      <w:bookmarkStart w:id="49" w:name="_Toc236316701"/>
+      <w:r>
+        <w:t>8.4. The options</w:t>
+      </w:r>
+      <w:bookmarkEnd w:id="49"/>
+    </w:p>
+    <w:p>
+      <w:r>
+        <w:t>— </w:t>
+      </w:r>
+      <w:r>
+        <w:rPr>
+          <w:b/>
+        </w:rPr>
+        <w:t xml:space="preserve">Sheets. </w:t>
+      </w:r>
+      <w:r>
+        <w:t>“First sheet only” takes the first visible sheet of each workbook — the usual case when a file holds a single form. “All sheets” moves every visible sheet.</w:t>
+      </w:r>
+    </w:p>
+    <w:p>
+      <w:r>
+        <w:t>— </w:t>
+      </w:r>
+      <w:r>
+        <w:rPr>
+          <w:b/>
+        </w:rPr>
+        <w:t xml:space="preserve">The “Contents” sheet. </w:t>
+      </w:r>
+      <w:r>
+        <w:t>The first sheet of the digest becomes its contents: the names of the files, hyperlinks to the corresponding sheets and the status of each file. The digest becomes something to move around in, rather than fifty tabs to search through.</w:t>
+      </w:r>
+    </w:p>
+    <w:p>
+      <w:r>
+        <w:t>— </w:t>
+      </w:r>
+      <w:r>
+        <w:rPr>
+          <w:b/>
+        </w:rPr>
+        <w:t xml:space="preserve">Replace formulas with values. </w:t>
+      </w:r>
+      <w:r>
+        <w:t>Calculated values reach the digest instead of formulas. The digest stops depending on the source workbooks: it can be sent on, and its numbers will not drift or turn into errors for want of a reference.</w:t>
+      </w:r>
+    </w:p>
+    <w:p>
+      <w:pPr>
+        <w:pStyle w:val="21"/>
+      </w:pPr>
+      <w:bookmarkStart w:id="50" w:name="_Toc236316702"/>
+      <w:r>
+        <w:t>8.5. The result, the report and the cover note</w:t>
+      </w:r>
+      <w:bookmarkEnd w:id="50"/>
+    </w:p>
+    <w:p>
+      <w:r>
+        <w:t>After the run the outcome for each file appears in the list itself — in the “Result” and “Note” columns. Broken and password-protected workbooks are skipped with the reason given, and the rest are moved across. Links appear at the bottom of the window: open the finished file, open its folder, open the merge report.</w:t>
+      </w:r>
+    </w:p>
+    <w:p>
+      <w:r>
+        <w:t>“Retry skipped” adds the corrected files into the digest already assembled, without rebuilding it whole. That saves time when two files out of thirty failed.</w:t>
+      </w:r>
+    </w:p>
+    <w:p>
+      <w:r>
+        <w:lastRenderedPageBreak/>
+        <w:t>“Word note” produces a cover note for the digest as a .docx: the totals, the list of skipped files and standard formatting. The note only has to be signed, not written from nothing.</w:t>
+      </w:r>
+      <w:r>
+        <w:rPr>
+          <w:vertAlign w:val="superscript"/>
+        </w:rPr>
+        <w:footnoteReference w:id="8"/>
+      </w:r>
+    </w:p>
+    <w:p>
+      <w:pPr>
+        <w:pStyle w:val="21"/>
+      </w:pPr>
+      <w:bookmarkStart w:id="51" w:name="_Toc236316703"/>
+      <w:r>
+        <w:t>8.6. The Menu of the tool</w:t>
       </w:r>
       <w:bookmarkEnd w:id="51"/>
     </w:p>
     <w:p>
-      <w:pPr>
-        <w:pStyle w:val="21"/>
-        <w:spacing w:before="0" w:after="0"/>
-      </w:pPr>
-      <w:bookmarkStart w:id="52" w:name="_Toc236297173"/>
-      <w:r>
-        <w:t>9.1. About the program</w:t>
-      </w:r>
-      <w:bookmarkEnd w:id="52"/>
-    </w:p>
-    <w:p>
-      <w:r>
-        <w:t>The About window is opened by the button on the start screen (fig. 28). It gives the version, the author, links to the project page and to the privacy policy, and the licence.</w:t>
+      <w:r>
+        <w:t xml:space="preserve">The Menu holds the built-in help, the statistics, the choice of </w:t>
+      </w:r>
+      <w:r>
+        <w:t>language and “Reports folder”, which opens the folder with the most recent merge reports (fig. 28).</w:t>
       </w:r>
     </w:p>
     <w:p>
       <w:pPr>
         <w:keepNext/>
+        <w:spacing w:before="200" w:after="80"/>
         <w:ind w:firstLine="0"/>
         <w:jc w:val="center"/>
       </w:pPr>
@@ -9366,12 +9580,11 @@
         <w:rPr>
           <w:noProof/>
         </w:rPr>
-        <w:lastRenderedPageBreak/>
         <w:drawing>
-          <wp:inline distT="0" distB="0" distL="0" distR="0" wp14:anchorId="042F9191" wp14:editId="2FF009B2">
-            <wp:extent cx="4400550" cy="4552950"/>
+          <wp:inline distT="0" distB="0" distL="0" distR="0" wp14:anchorId="59CB37F0" wp14:editId="642DD684">
+            <wp:extent cx="5760000" cy="4272701"/>
             <wp:effectExtent l="0" t="0" r="0" b="0"/>
-            <wp:docPr id="37" name="Рисунок 37"/>
+            <wp:docPr id="28" name="Picture 28"/>
             <wp:cNvGraphicFramePr>
               <a:graphicFrameLocks xmlns:a="http://schemas.openxmlformats.org/drawingml/2006/main" noChangeAspect="1"/>
             </wp:cNvGraphicFramePr>
@@ -9379,7 +9592,7 @@
               <a:graphicData uri="http://schemas.openxmlformats.org/drawingml/2006/picture">
                 <pic:pic xmlns:pic="http://schemas.openxmlformats.org/drawingml/2006/picture">
                   <pic:nvPicPr>
-                    <pic:cNvPr id="1" name=""/>
+                    <pic:cNvPr id="0" name="excel-menu.png"/>
                     <pic:cNvPicPr/>
                   </pic:nvPicPr>
                   <pic:blipFill>
@@ -9391,7 +9604,7 @@
                   <pic:spPr>
                     <a:xfrm>
                       <a:off x="0" y="0"/>
-                      <a:ext cx="4400550" cy="4552950"/>
+                      <a:ext cx="5760000" cy="4272701"/>
                     </a:xfrm>
                     <a:prstGeom prst="rect">
                       <a:avLst/>
@@ -9406,11 +9619,113 @@
     </w:p>
     <w:p>
       <w:pPr>
+        <w:spacing w:after="240"/>
         <w:ind w:firstLine="0"/>
         <w:jc w:val="center"/>
       </w:pPr>
       <w:r>
-        <w:t>Fig. 28. The About window</w:t>
+        <w:t>Fig. 28. The Menu of the “Merge Excel” tool</w:t>
+      </w:r>
+    </w:p>
+    <w:p>
+      <w:pPr>
+        <w:spacing w:before="120" w:after="120"/>
+      </w:pPr>
+      <w:r>
+        <w:rPr>
+          <w:b/>
+        </w:rPr>
+        <w:t xml:space="preserve">Note. </w:t>
+      </w:r>
+      <w:r>
+        <w:rPr>
+          <w:i/>
+        </w:rPr>
+        <w:t>The usual keys work in the file list: Alt + ↑ and Alt + ↓ change the order, Delete excludes a file, Ctrl + A selects everything, Ctrl + C copies the rows to the clipboard.</w:t>
+      </w:r>
+    </w:p>
+    <w:p>
+      <w:pPr>
+        <w:pStyle w:val="1"/>
+      </w:pPr>
+      <w:bookmarkStart w:id="52" w:name="_Toc236316704"/>
+      <w:r>
+        <w:lastRenderedPageBreak/>
+        <w:t>9. Reference</w:t>
+      </w:r>
+      <w:bookmarkEnd w:id="52"/>
+    </w:p>
+    <w:p>
+      <w:pPr>
+        <w:pStyle w:val="21"/>
+      </w:pPr>
+      <w:bookmarkStart w:id="53" w:name="_Toc236316705"/>
+      <w:r>
+        <w:t>9.1. About the program</w:t>
+      </w:r>
+      <w:bookmarkEnd w:id="53"/>
+    </w:p>
+    <w:p>
+      <w:r>
+        <w:t>The About window is opened by the button on the start screen (fig. 29). It gives the version, the author, links to the project page and to the privacy policy, and the licence.</w:t>
+      </w:r>
+    </w:p>
+    <w:p>
+      <w:pPr>
+        <w:keepNext/>
+        <w:spacing w:before="200" w:after="80"/>
+        <w:ind w:firstLine="0"/>
+        <w:jc w:val="center"/>
+      </w:pPr>
+      <w:r>
+        <w:rPr>
+          <w:noProof/>
+        </w:rPr>
+        <w:drawing>
+          <wp:inline distT="0" distB="0" distL="0" distR="0" wp14:anchorId="4D8B681C" wp14:editId="7825D20F">
+            <wp:extent cx="3873730" cy="3940232"/>
+            <wp:effectExtent l="0" t="0" r="0" b="0"/>
+            <wp:docPr id="29" name="Picture 29"/>
+            <wp:cNvGraphicFramePr>
+              <a:graphicFrameLocks xmlns:a="http://schemas.openxmlformats.org/drawingml/2006/main" noChangeAspect="1"/>
+            </wp:cNvGraphicFramePr>
+            <a:graphic xmlns:a="http://schemas.openxmlformats.org/drawingml/2006/main">
+              <a:graphicData uri="http://schemas.openxmlformats.org/drawingml/2006/picture">
+                <pic:pic xmlns:pic="http://schemas.openxmlformats.org/drawingml/2006/picture">
+                  <pic:nvPicPr>
+                    <pic:cNvPr id="0" name="about.png"/>
+                    <pic:cNvPicPr/>
+                  </pic:nvPicPr>
+                  <pic:blipFill>
+                    <a:blip r:embed="rId36"/>
+                    <a:stretch>
+                      <a:fillRect/>
+                    </a:stretch>
+                  </pic:blipFill>
+                  <pic:spPr>
+                    <a:xfrm>
+                      <a:off x="0" y="0"/>
+                      <a:ext cx="3873730" cy="3940232"/>
+                    </a:xfrm>
+                    <a:prstGeom prst="rect">
+                      <a:avLst/>
+                    </a:prstGeom>
+                  </pic:spPr>
+                </pic:pic>
+              </a:graphicData>
+            </a:graphic>
+          </wp:inline>
+        </w:drawing>
+      </w:r>
+    </w:p>
+    <w:p>
+      <w:pPr>
+        <w:spacing w:after="240"/>
+        <w:ind w:firstLine="0"/>
+        <w:jc w:val="center"/>
+      </w:pPr>
+      <w:r>
+        <w:t>Fig. 29. The About window</w:t>
       </w:r>
     </w:p>
     <w:p>
@@ -9432,24 +9747,27 @@
     <w:p>
       <w:pPr>
         <w:pStyle w:val="21"/>
-        <w:spacing w:before="0" w:after="0"/>
-      </w:pPr>
-      <w:bookmarkStart w:id="53" w:name="_Toc236297174"/>
-      <w:r>
+      </w:pPr>
+      <w:bookmarkStart w:id="54" w:name="_Toc236316706"/>
+      <w:r>
+        <w:lastRenderedPageBreak/>
         <w:t>9.2. If something went wrong</w:t>
       </w:r>
-      <w:bookmarkEnd w:id="53"/>
-    </w:p>
-    <w:p>
-      <w:r>
-        <w:t>The program tries to explain failures in words rather than in error codes. Below are the situations that come up more often than others.</w:t>
+      <w:bookmarkEnd w:id="54"/>
+    </w:p>
+    <w:p>
+      <w:r>
+        <w:t xml:space="preserve">The </w:t>
+      </w:r>
+      <w:r>
+        <w:t>program tries to explain failures in words rather than in error codes. Below are the situations that come up more often than others.</w:t>
       </w:r>
     </w:p>
     <w:p>
       <w:pPr>
         <w:keepNext/>
+        <w:spacing w:before="200" w:after="80"/>
         <w:ind w:firstLine="0"/>
-        <w:jc w:val="right"/>
       </w:pPr>
       <w:r>
         <w:t>Table 6 — Common difficulties and what to do</w:t>
@@ -9465,7 +9783,7 @@
       </w:tblPr>
       <w:tblGrid>
         <w:gridCol w:w="3402"/>
-        <w:gridCol w:w="5938"/>
+        <w:gridCol w:w="5669"/>
       </w:tblGrid>
       <w:tr>
         <w:trPr>
@@ -9492,7 +9810,7 @@
         </w:tc>
         <w:tc>
           <w:tcPr>
-            <w:tcW w:w="5938" w:type="dxa"/>
+            <w:tcW w:w="5669" w:type="dxa"/>
           </w:tcPr>
           <w:p>
             <w:pPr>
@@ -9524,17 +9842,16 @@
               <w:jc w:val="left"/>
             </w:pPr>
             <w:r>
-              <w:t xml:space="preserve">The message “Ghostscript </w:t>
+              <w:t xml:space="preserve">The message </w:t>
             </w:r>
             <w:r>
-              <w:lastRenderedPageBreak/>
-              <w:t>is needed” when choosing compression</w:t>
+              <w:t>“Ghostscript is needed” when choosing compression</w:t>
             </w:r>
           </w:p>
         </w:tc>
         <w:tc>
           <w:tcPr>
-            <w:tcW w:w="5938" w:type="dxa"/>
+            <w:tcW w:w="5669" w:type="dxa"/>
           </w:tcPr>
           <w:p>
             <w:pPr>
@@ -9543,12 +9860,7 @@
               <w:jc w:val="left"/>
             </w:pPr>
             <w:r>
-              <w:lastRenderedPageBreak/>
-              <w:t xml:space="preserve">The compression engine is not installed. The </w:t>
-            </w:r>
-            <w:r>
-              <w:lastRenderedPageBreak/>
-              <w:t>window has a link to download it, and in the installed version of the program it is put in place at once</w:t>
+              <w:t>The compression engine is not installed. The window has a link to download it, and in the installed version of the program it is put in place at once</w:t>
             </w:r>
           </w:p>
         </w:tc>
@@ -9568,14 +9880,13 @@
               <w:jc w:val="left"/>
             </w:pPr>
             <w:r>
-              <w:lastRenderedPageBreak/>
               <w:t>A file was skipped while building the digest</w:t>
             </w:r>
           </w:p>
         </w:tc>
         <w:tc>
           <w:tcPr>
-            <w:tcW w:w="5938" w:type="dxa"/>
+            <w:tcW w:w="5669" w:type="dxa"/>
           </w:tcPr>
           <w:p>
             <w:pPr>
@@ -9610,7 +9921,7 @@
         </w:tc>
         <w:tc>
           <w:tcPr>
-            <w:tcW w:w="5938" w:type="dxa"/>
+            <w:tcW w:w="5669" w:type="dxa"/>
           </w:tcPr>
           <w:p>
             <w:pPr>
@@ -9645,7 +9956,7 @@
         </w:tc>
         <w:tc>
           <w:tcPr>
-            <w:tcW w:w="5938" w:type="dxa"/>
+            <w:tcW w:w="5669" w:type="dxa"/>
           </w:tcPr>
           <w:p>
             <w:pPr>
@@ -9680,7 +9991,7 @@
         </w:tc>
         <w:tc>
           <w:tcPr>
-            <w:tcW w:w="5938" w:type="dxa"/>
+            <w:tcW w:w="5669" w:type="dxa"/>
           </w:tcPr>
           <w:p>
             <w:pPr>
@@ -9715,7 +10026,7 @@
         </w:tc>
         <w:tc>
           <w:tcPr>
-            <w:tcW w:w="5938" w:type="dxa"/>
+            <w:tcW w:w="5669" w:type="dxa"/>
           </w:tcPr>
           <w:p>
             <w:pPr>
@@ -9744,13 +10055,16 @@
               <w:jc w:val="left"/>
             </w:pPr>
             <w:r>
-              <w:t>The window does not appear when the program is started again</w:t>
+              <w:t xml:space="preserve">The </w:t>
+            </w:r>
+            <w:r>
+              <w:t>window does not appear when the program is started again</w:t>
             </w:r>
           </w:p>
         </w:tc>
         <w:tc>
           <w:tcPr>
-            <w:tcW w:w="5938" w:type="dxa"/>
+            <w:tcW w:w="5669" w:type="dxa"/>
           </w:tcPr>
           <w:p>
             <w:pPr>
@@ -9785,7 +10099,7 @@
         </w:tc>
         <w:tc>
           <w:tcPr>
-            <w:tcW w:w="5938" w:type="dxa"/>
+            <w:tcW w:w="5669" w:type="dxa"/>
           </w:tcPr>
           <w:p>
             <w:pPr>
@@ -9820,7 +10134,7 @@
         </w:tc>
         <w:tc>
           <w:tcPr>
-            <w:tcW w:w="5938" w:type="dxa"/>
+            <w:tcW w:w="5669" w:type="dxa"/>
           </w:tcPr>
           <w:p>
             <w:pPr>
@@ -9835,17 +10149,20 @@
         </w:tc>
       </w:tr>
     </w:tbl>
-    <w:p/>
+    <w:p>
+      <w:pPr>
+        <w:spacing w:after="120"/>
+      </w:pPr>
+    </w:p>
     <w:p>
       <w:pPr>
         <w:pStyle w:val="21"/>
-        <w:spacing w:before="0" w:after="0"/>
-      </w:pPr>
-      <w:bookmarkStart w:id="54" w:name="_Toc236297175"/>
+      </w:pPr>
+      <w:bookmarkStart w:id="55" w:name="_Toc236316707"/>
       <w:r>
         <w:t>9.3. A short reminder</w:t>
       </w:r>
-      <w:bookmarkEnd w:id="54"/>
+      <w:bookmarkEnd w:id="55"/>
     </w:p>
     <w:p>
       <w:r>
@@ -9854,6 +10171,7 @@
     </w:p>
     <w:p>
       <w:r>
+        <w:lastRenderedPageBreak/>
         <w:t>— The program never changes the source files. The result is always a new file.</w:t>
       </w:r>
     </w:p>
@@ -9868,8 +10186,8 @@
       </w:r>
     </w:p>
     <w:sectPr>
-      <w:footerReference w:type="default" r:id="rId36"/>
-      <w:footerReference w:type="first" r:id="rId37"/>
+      <w:footerReference w:type="default" r:id="rId37"/>
+      <w:footerReference w:type="first" r:id="rId38"/>
       <w:pgSz w:w="11906" w:h="16838"/>
       <w:pgMar w:top="1134" w:right="850" w:bottom="1134" w:left="1701" w:header="720" w:footer="720" w:gutter="0"/>
       <w:cols w:space="720"/>
@@ -10347,31 +10665,31 @@
       </w:rPr>
     </w:lvl>
   </w:abstractNum>
-  <w:num w:numId="1" w16cid:durableId="1225139406">
+  <w:num w:numId="1" w16cid:durableId="511264011">
     <w:abstractNumId w:val="8"/>
   </w:num>
-  <w:num w:numId="2" w16cid:durableId="1010525484">
+  <w:num w:numId="2" w16cid:durableId="1200319447">
     <w:abstractNumId w:val="6"/>
   </w:num>
-  <w:num w:numId="3" w16cid:durableId="1690330586">
+  <w:num w:numId="3" w16cid:durableId="1686127631">
     <w:abstractNumId w:val="5"/>
   </w:num>
-  <w:num w:numId="4" w16cid:durableId="1307393869">
+  <w:num w:numId="4" w16cid:durableId="1717124309">
     <w:abstractNumId w:val="4"/>
   </w:num>
-  <w:num w:numId="5" w16cid:durableId="955408869">
+  <w:num w:numId="5" w16cid:durableId="483395726">
     <w:abstractNumId w:val="7"/>
   </w:num>
-  <w:num w:numId="6" w16cid:durableId="1091856810">
+  <w:num w:numId="6" w16cid:durableId="522328076">
     <w:abstractNumId w:val="3"/>
   </w:num>
-  <w:num w:numId="7" w16cid:durableId="751051866">
+  <w:num w:numId="7" w16cid:durableId="1284313101">
     <w:abstractNumId w:val="2"/>
   </w:num>
-  <w:num w:numId="8" w16cid:durableId="296184423">
+  <w:num w:numId="8" w16cid:durableId="401608306">
     <w:abstractNumId w:val="1"/>
   </w:num>
-  <w:num w:numId="9" w16cid:durableId="1066879210">
+  <w:num w:numId="9" w16cid:durableId="1835412441">
     <w:abstractNumId w:val="0"/>
   </w:num>
 </w:numbering>
@@ -21810,7 +22128,7 @@
     <w:autoRedefine/>
     <w:uiPriority w:val="39"/>
     <w:unhideWhenUsed/>
-    <w:rsid w:val="008476CC"/>
+    <w:rsid w:val="00A03AB5"/>
     <w:pPr>
       <w:spacing w:after="100"/>
     </w:pPr>
@@ -21822,7 +22140,7 @@
     <w:autoRedefine/>
     <w:uiPriority w:val="39"/>
     <w:unhideWhenUsed/>
-    <w:rsid w:val="008476CC"/>
+    <w:rsid w:val="00A03AB5"/>
     <w:pPr>
       <w:spacing w:after="100"/>
       <w:ind w:left="280"/>
@@ -21833,7 +22151,7 @@
     <w:basedOn w:val="a2"/>
     <w:uiPriority w:val="99"/>
     <w:unhideWhenUsed/>
-    <w:rsid w:val="008476CC"/>
+    <w:rsid w:val="00A03AB5"/>
     <w:rPr>
       <w:color w:val="0000FF" w:themeColor="hyperlink"/>
       <w:u w:val="single"/>

--- a/docs/User manual.docx
+++ b/docs/User manual.docx
@@ -120,7 +120,7 @@
       <w:r>
         <w:fldChar w:fldCharType="separate"/>
       </w:r>
-      <w:hyperlink w:anchor="_Toc236316652" w:history="1">
+      <w:hyperlink w:anchor="_Toc236319885" w:history="1">
         <w:r>
           <w:rPr>
             <w:rStyle w:val="aff8"/>
@@ -148,7 +148,7 @@
             <w:noProof/>
             <w:webHidden/>
           </w:rPr>
-          <w:instrText xml:space="preserve"> PAGEREF _Toc236316652 \h </w:instrText>
+          <w:instrText xml:space="preserve"> PAGEREF _Toc236319885 \h </w:instrText>
         </w:r>
         <w:r>
           <w:rPr>
@@ -195,7 +195,7 @@
           <w14:ligatures w14:val="standardContextual"/>
         </w:rPr>
       </w:pPr>
-      <w:hyperlink w:anchor="_Toc236316653" w:history="1">
+      <w:hyperlink w:anchor="_Toc236319886" w:history="1">
         <w:r>
           <w:rPr>
             <w:rStyle w:val="aff8"/>
@@ -223,7 +223,7 @@
             <w:noProof/>
             <w:webHidden/>
           </w:rPr>
-          <w:instrText xml:space="preserve"> PAGEREF _Toc236316653 \h </w:instrText>
+          <w:instrText xml:space="preserve"> PAGEREF _Toc236319886 \h </w:instrText>
         </w:r>
         <w:r>
           <w:rPr>
@@ -270,7 +270,7 @@
           <w14:ligatures w14:val="standardContextual"/>
         </w:rPr>
       </w:pPr>
-      <w:hyperlink w:anchor="_Toc236316654" w:history="1">
+      <w:hyperlink w:anchor="_Toc236319887" w:history="1">
         <w:r>
           <w:rPr>
             <w:rStyle w:val="aff8"/>
@@ -298,7 +298,7 @@
             <w:noProof/>
             <w:webHidden/>
           </w:rPr>
-          <w:instrText xml:space="preserve"> PAGEREF _Toc236316654 \h </w:instrText>
+          <w:instrText xml:space="preserve"> PAGEREF _Toc236319887 \h </w:instrText>
         </w:r>
         <w:r>
           <w:rPr>
@@ -345,7 +345,7 @@
           <w14:ligatures w14:val="standardContextual"/>
         </w:rPr>
       </w:pPr>
-      <w:hyperlink w:anchor="_Toc236316655" w:history="1">
+      <w:hyperlink w:anchor="_Toc236319888" w:history="1">
         <w:r>
           <w:rPr>
             <w:rStyle w:val="aff8"/>
@@ -373,7 +373,7 @@
             <w:noProof/>
             <w:webHidden/>
           </w:rPr>
-          <w:instrText xml:space="preserve"> PAGEREF _Toc236316655 \h </w:instrText>
+          <w:instrText xml:space="preserve"> PAGEREF _Toc236319888 \h </w:instrText>
         </w:r>
         <w:r>
           <w:rPr>
@@ -420,7 +420,7 @@
           <w14:ligatures w14:val="standardContextual"/>
         </w:rPr>
       </w:pPr>
-      <w:hyperlink w:anchor="_Toc236316656" w:history="1">
+      <w:hyperlink w:anchor="_Toc236319889" w:history="1">
         <w:r>
           <w:rPr>
             <w:rStyle w:val="aff8"/>
@@ -448,7 +448,7 @@
             <w:noProof/>
             <w:webHidden/>
           </w:rPr>
-          <w:instrText xml:space="preserve"> PAGEREF _Toc236316656 \h </w:instrText>
+          <w:instrText xml:space="preserve"> PAGEREF _Toc236319889 \h </w:instrText>
         </w:r>
         <w:r>
           <w:rPr>
@@ -495,7 +495,7 @@
           <w14:ligatures w14:val="standardContextual"/>
         </w:rPr>
       </w:pPr>
-      <w:hyperlink w:anchor="_Toc236316657" w:history="1">
+      <w:hyperlink w:anchor="_Toc236319890" w:history="1">
         <w:r>
           <w:rPr>
             <w:rStyle w:val="aff8"/>
@@ -523,7 +523,7 @@
             <w:noProof/>
             <w:webHidden/>
           </w:rPr>
-          <w:instrText xml:space="preserve"> PAGEREF _Toc236316657 \h </w:instrText>
+          <w:instrText xml:space="preserve"> PAGEREF _Toc236319890 \h </w:instrText>
         </w:r>
         <w:r>
           <w:rPr>
@@ -570,7 +570,7 @@
           <w14:ligatures w14:val="standardContextual"/>
         </w:rPr>
       </w:pPr>
-      <w:hyperlink w:anchor="_Toc236316658" w:history="1">
+      <w:hyperlink w:anchor="_Toc236319891" w:history="1">
         <w:r>
           <w:rPr>
             <w:rStyle w:val="aff8"/>
@@ -598,7 +598,7 @@
             <w:noProof/>
             <w:webHidden/>
           </w:rPr>
-          <w:instrText xml:space="preserve"> PAGEREF _Toc236316658 \h </w:instrText>
+          <w:instrText xml:space="preserve"> PAGEREF _Toc236319891 \h </w:instrText>
         </w:r>
         <w:r>
           <w:rPr>
@@ -645,7 +645,7 @@
           <w14:ligatures w14:val="standardContextual"/>
         </w:rPr>
       </w:pPr>
-      <w:hyperlink w:anchor="_Toc236316659" w:history="1">
+      <w:hyperlink w:anchor="_Toc236319892" w:history="1">
         <w:r>
           <w:rPr>
             <w:rStyle w:val="aff8"/>
@@ -673,7 +673,7 @@
             <w:noProof/>
             <w:webHidden/>
           </w:rPr>
-          <w:instrText xml:space="preserve"> PAGEREF _Toc236316659 \h </w:instrText>
+          <w:instrText xml:space="preserve"> PAGEREF _Toc236319892 \h </w:instrText>
         </w:r>
         <w:r>
           <w:rPr>
@@ -720,7 +720,7 @@
           <w14:ligatures w14:val="standardContextual"/>
         </w:rPr>
       </w:pPr>
-      <w:hyperlink w:anchor="_Toc236316660" w:history="1">
+      <w:hyperlink w:anchor="_Toc236319893" w:history="1">
         <w:r>
           <w:rPr>
             <w:rStyle w:val="aff8"/>
@@ -748,7 +748,7 @@
             <w:noProof/>
             <w:webHidden/>
           </w:rPr>
-          <w:instrText xml:space="preserve"> PAGEREF _Toc236316660 \h </w:instrText>
+          <w:instrText xml:space="preserve"> PAGEREF _Toc236319893 \h </w:instrText>
         </w:r>
         <w:r>
           <w:rPr>
@@ -795,7 +795,7 @@
           <w14:ligatures w14:val="standardContextual"/>
         </w:rPr>
       </w:pPr>
-      <w:hyperlink w:anchor="_Toc236316661" w:history="1">
+      <w:hyperlink w:anchor="_Toc236319894" w:history="1">
         <w:r>
           <w:rPr>
             <w:rStyle w:val="aff8"/>
@@ -823,7 +823,7 @@
             <w:noProof/>
             <w:webHidden/>
           </w:rPr>
-          <w:instrText xml:space="preserve"> PAGEREF _Toc236316661 \h </w:instrText>
+          <w:instrText xml:space="preserve"> PAGEREF _Toc236319894 \h </w:instrText>
         </w:r>
         <w:r>
           <w:rPr>
@@ -870,7 +870,7 @@
           <w14:ligatures w14:val="standardContextual"/>
         </w:rPr>
       </w:pPr>
-      <w:hyperlink w:anchor="_Toc236316662" w:history="1">
+      <w:hyperlink w:anchor="_Toc236319895" w:history="1">
         <w:r>
           <w:rPr>
             <w:rStyle w:val="aff8"/>
@@ -898,7 +898,7 @@
             <w:noProof/>
             <w:webHidden/>
           </w:rPr>
-          <w:instrText xml:space="preserve"> PAGEREF _Toc236316662 \h </w:instrText>
+          <w:instrText xml:space="preserve"> PAGEREF _Toc236319895 \h </w:instrText>
         </w:r>
         <w:r>
           <w:rPr>
@@ -945,7 +945,7 @@
           <w14:ligatures w14:val="standardContextual"/>
         </w:rPr>
       </w:pPr>
-      <w:hyperlink w:anchor="_Toc236316663" w:history="1">
+      <w:hyperlink w:anchor="_Toc236319896" w:history="1">
         <w:r>
           <w:rPr>
             <w:rStyle w:val="aff8"/>
@@ -973,7 +973,7 @@
             <w:noProof/>
             <w:webHidden/>
           </w:rPr>
-          <w:instrText xml:space="preserve"> PAGEREF _Toc236316663 \h </w:instrText>
+          <w:instrText xml:space="preserve"> PAGEREF _Toc236319896 \h </w:instrText>
         </w:r>
         <w:r>
           <w:rPr>
@@ -1020,7 +1020,7 @@
           <w14:ligatures w14:val="standardContextual"/>
         </w:rPr>
       </w:pPr>
-      <w:hyperlink w:anchor="_Toc236316664" w:history="1">
+      <w:hyperlink w:anchor="_Toc236319897" w:history="1">
         <w:r>
           <w:rPr>
             <w:rStyle w:val="aff8"/>
@@ -1048,7 +1048,7 @@
             <w:noProof/>
             <w:webHidden/>
           </w:rPr>
-          <w:instrText xml:space="preserve"> PAGEREF _Toc236316664 \h </w:instrText>
+          <w:instrText xml:space="preserve"> PAGEREF _Toc236319897 \h </w:instrText>
         </w:r>
         <w:r>
           <w:rPr>
@@ -1095,7 +1095,7 @@
           <w14:ligatures w14:val="standardContextual"/>
         </w:rPr>
       </w:pPr>
-      <w:hyperlink w:anchor="_Toc236316665" w:history="1">
+      <w:hyperlink w:anchor="_Toc236319898" w:history="1">
         <w:r>
           <w:rPr>
             <w:rStyle w:val="aff8"/>
@@ -1123,7 +1123,7 @@
             <w:noProof/>
             <w:webHidden/>
           </w:rPr>
-          <w:instrText xml:space="preserve"> PAGEREF _Toc236316665 \h </w:instrText>
+          <w:instrText xml:space="preserve"> PAGEREF _Toc236319898 \h </w:instrText>
         </w:r>
         <w:r>
           <w:rPr>
@@ -1170,7 +1170,7 @@
           <w14:ligatures w14:val="standardContextual"/>
         </w:rPr>
       </w:pPr>
-      <w:hyperlink w:anchor="_Toc236316666" w:history="1">
+      <w:hyperlink w:anchor="_Toc236319899" w:history="1">
         <w:r>
           <w:rPr>
             <w:rStyle w:val="aff8"/>
@@ -1198,7 +1198,7 @@
             <w:noProof/>
             <w:webHidden/>
           </w:rPr>
-          <w:instrText xml:space="preserve"> PAGEREF _Toc236316666 \h </w:instrText>
+          <w:instrText xml:space="preserve"> PAGEREF _Toc236319899 \h </w:instrText>
         </w:r>
         <w:r>
           <w:rPr>
@@ -1245,7 +1245,7 @@
           <w14:ligatures w14:val="standardContextual"/>
         </w:rPr>
       </w:pPr>
-      <w:hyperlink w:anchor="_Toc236316667" w:history="1">
+      <w:hyperlink w:anchor="_Toc236319900" w:history="1">
         <w:r>
           <w:rPr>
             <w:rStyle w:val="aff8"/>
@@ -1273,7 +1273,7 @@
             <w:noProof/>
             <w:webHidden/>
           </w:rPr>
-          <w:instrText xml:space="preserve"> PAGEREF _Toc236316667 \h </w:instrText>
+          <w:instrText xml:space="preserve"> PAGEREF _Toc236319900 \h </w:instrText>
         </w:r>
         <w:r>
           <w:rPr>
@@ -1320,7 +1320,7 @@
           <w14:ligatures w14:val="standardContextual"/>
         </w:rPr>
       </w:pPr>
-      <w:hyperlink w:anchor="_Toc236316668" w:history="1">
+      <w:hyperlink w:anchor="_Toc236319901" w:history="1">
         <w:r>
           <w:rPr>
             <w:rStyle w:val="aff8"/>
@@ -1348,7 +1348,7 @@
             <w:noProof/>
             <w:webHidden/>
           </w:rPr>
-          <w:instrText xml:space="preserve"> PAGEREF _Toc236316668 \h </w:instrText>
+          <w:instrText xml:space="preserve"> PAGEREF _Toc236319901 \h </w:instrText>
         </w:r>
         <w:r>
           <w:rPr>
@@ -1395,7 +1395,7 @@
           <w14:ligatures w14:val="standardContextual"/>
         </w:rPr>
       </w:pPr>
-      <w:hyperlink w:anchor="_Toc236316669" w:history="1">
+      <w:hyperlink w:anchor="_Toc236319902" w:history="1">
         <w:r>
           <w:rPr>
             <w:rStyle w:val="aff8"/>
@@ -1423,7 +1423,7 @@
             <w:noProof/>
             <w:webHidden/>
           </w:rPr>
-          <w:instrText xml:space="preserve"> PAGEREF _Toc236316669 \h </w:instrText>
+          <w:instrText xml:space="preserve"> PAGEREF _Toc236319902 \h </w:instrText>
         </w:r>
         <w:r>
           <w:rPr>
@@ -1470,7 +1470,7 @@
           <w14:ligatures w14:val="standardContextual"/>
         </w:rPr>
       </w:pPr>
-      <w:hyperlink w:anchor="_Toc236316670" w:history="1">
+      <w:hyperlink w:anchor="_Toc236319903" w:history="1">
         <w:r>
           <w:rPr>
             <w:rStyle w:val="aff8"/>
@@ -1498,7 +1498,7 @@
             <w:noProof/>
             <w:webHidden/>
           </w:rPr>
-          <w:instrText xml:space="preserve"> PAGEREF _Toc236316670 \h </w:instrText>
+          <w:instrText xml:space="preserve"> PAGEREF _Toc236319903 \h </w:instrText>
         </w:r>
         <w:r>
           <w:rPr>
@@ -1545,7 +1545,7 @@
           <w14:ligatures w14:val="standardContextual"/>
         </w:rPr>
       </w:pPr>
-      <w:hyperlink w:anchor="_Toc236316671" w:history="1">
+      <w:hyperlink w:anchor="_Toc236319904" w:history="1">
         <w:r>
           <w:rPr>
             <w:rStyle w:val="aff8"/>
@@ -1573,7 +1573,7 @@
             <w:noProof/>
             <w:webHidden/>
           </w:rPr>
-          <w:instrText xml:space="preserve"> PAGEREF _Toc236316671 \h </w:instrText>
+          <w:instrText xml:space="preserve"> PAGEREF _Toc236319904 \h </w:instrText>
         </w:r>
         <w:r>
           <w:rPr>
@@ -1620,7 +1620,7 @@
           <w14:ligatures w14:val="standardContextual"/>
         </w:rPr>
       </w:pPr>
-      <w:hyperlink w:anchor="_Toc236316672" w:history="1">
+      <w:hyperlink w:anchor="_Toc236319905" w:history="1">
         <w:r>
           <w:rPr>
             <w:rStyle w:val="aff8"/>
@@ -1648,7 +1648,7 @@
             <w:noProof/>
             <w:webHidden/>
           </w:rPr>
-          <w:instrText xml:space="preserve"> PAGEREF _Toc236316672 \h </w:instrText>
+          <w:instrText xml:space="preserve"> PAGEREF _Toc236319905 \h </w:instrText>
         </w:r>
         <w:r>
           <w:rPr>
@@ -1695,7 +1695,7 @@
           <w14:ligatures w14:val="standardContextual"/>
         </w:rPr>
       </w:pPr>
-      <w:hyperlink w:anchor="_Toc236316673" w:history="1">
+      <w:hyperlink w:anchor="_Toc236319906" w:history="1">
         <w:r>
           <w:rPr>
             <w:rStyle w:val="aff8"/>
@@ -1723,7 +1723,7 @@
             <w:noProof/>
             <w:webHidden/>
           </w:rPr>
-          <w:instrText xml:space="preserve"> PAGEREF _Toc236316673 \h </w:instrText>
+          <w:instrText xml:space="preserve"> PAGEREF _Toc236319906 \h </w:instrText>
         </w:r>
         <w:r>
           <w:rPr>
@@ -1770,7 +1770,7 @@
           <w14:ligatures w14:val="standardContextual"/>
         </w:rPr>
       </w:pPr>
-      <w:hyperlink w:anchor="_Toc236316674" w:history="1">
+      <w:hyperlink w:anchor="_Toc236319907" w:history="1">
         <w:r>
           <w:rPr>
             <w:rStyle w:val="aff8"/>
@@ -1798,7 +1798,7 @@
             <w:noProof/>
             <w:webHidden/>
           </w:rPr>
-          <w:instrText xml:space="preserve"> PAGEREF _Toc236316674 \h </w:instrText>
+          <w:instrText xml:space="preserve"> PAGEREF _Toc236319907 \h </w:instrText>
         </w:r>
         <w:r>
           <w:rPr>
@@ -1845,7 +1845,7 @@
           <w14:ligatures w14:val="standardContextual"/>
         </w:rPr>
       </w:pPr>
-      <w:hyperlink w:anchor="_Toc236316675" w:history="1">
+      <w:hyperlink w:anchor="_Toc236319908" w:history="1">
         <w:r>
           <w:rPr>
             <w:rStyle w:val="aff8"/>
@@ -1873,7 +1873,7 @@
             <w:noProof/>
             <w:webHidden/>
           </w:rPr>
-          <w:instrText xml:space="preserve"> PAGEREF _Toc236316675 \h </w:instrText>
+          <w:instrText xml:space="preserve"> PAGEREF _Toc236319908 \h </w:instrText>
         </w:r>
         <w:r>
           <w:rPr>
@@ -1920,7 +1920,7 @@
           <w14:ligatures w14:val="standardContextual"/>
         </w:rPr>
       </w:pPr>
-      <w:hyperlink w:anchor="_Toc236316676" w:history="1">
+      <w:hyperlink w:anchor="_Toc236319909" w:history="1">
         <w:r>
           <w:rPr>
             <w:rStyle w:val="aff8"/>
@@ -1948,7 +1948,7 @@
             <w:noProof/>
             <w:webHidden/>
           </w:rPr>
-          <w:instrText xml:space="preserve"> PAGEREF _Toc236316676 \h </w:instrText>
+          <w:instrText xml:space="preserve"> PAGEREF _Toc236319909 \h </w:instrText>
         </w:r>
         <w:r>
           <w:rPr>
@@ -1995,7 +1995,7 @@
           <w14:ligatures w14:val="standardContextual"/>
         </w:rPr>
       </w:pPr>
-      <w:hyperlink w:anchor="_Toc236316677" w:history="1">
+      <w:hyperlink w:anchor="_Toc236319910" w:history="1">
         <w:r>
           <w:rPr>
             <w:rStyle w:val="aff8"/>
@@ -2023,7 +2023,7 @@
             <w:noProof/>
             <w:webHidden/>
           </w:rPr>
-          <w:instrText xml:space="preserve"> PAGEREF _Toc236316677 \h </w:instrText>
+          <w:instrText xml:space="preserve"> PAGEREF _Toc236319910 \h </w:instrText>
         </w:r>
         <w:r>
           <w:rPr>
@@ -2070,7 +2070,7 @@
           <w14:ligatures w14:val="standardContextual"/>
         </w:rPr>
       </w:pPr>
-      <w:hyperlink w:anchor="_Toc236316678" w:history="1">
+      <w:hyperlink w:anchor="_Toc236319911" w:history="1">
         <w:r>
           <w:rPr>
             <w:rStyle w:val="aff8"/>
@@ -2098,7 +2098,7 @@
             <w:noProof/>
             <w:webHidden/>
           </w:rPr>
-          <w:instrText xml:space="preserve"> PAGEREF _Toc236316678 \h </w:instrText>
+          <w:instrText xml:space="preserve"> PAGEREF _Toc236319911 \h </w:instrText>
         </w:r>
         <w:r>
           <w:rPr>
@@ -2145,7 +2145,7 @@
           <w14:ligatures w14:val="standardContextual"/>
         </w:rPr>
       </w:pPr>
-      <w:hyperlink w:anchor="_Toc236316679" w:history="1">
+      <w:hyperlink w:anchor="_Toc236319912" w:history="1">
         <w:r>
           <w:rPr>
             <w:rStyle w:val="aff8"/>
@@ -2173,7 +2173,7 @@
             <w:noProof/>
             <w:webHidden/>
           </w:rPr>
-          <w:instrText xml:space="preserve"> PAGEREF _Toc236316679 \h </w:instrText>
+          <w:instrText xml:space="preserve"> PAGEREF _Toc236319912 \h </w:instrText>
         </w:r>
         <w:r>
           <w:rPr>
@@ -2220,7 +2220,7 @@
           <w14:ligatures w14:val="standardContextual"/>
         </w:rPr>
       </w:pPr>
-      <w:hyperlink w:anchor="_Toc236316680" w:history="1">
+      <w:hyperlink w:anchor="_Toc236319913" w:history="1">
         <w:r>
           <w:rPr>
             <w:rStyle w:val="aff8"/>
@@ -2248,7 +2248,7 @@
             <w:noProof/>
             <w:webHidden/>
           </w:rPr>
-          <w:instrText xml:space="preserve"> PAGEREF _Toc236316680 \h </w:instrText>
+          <w:instrText xml:space="preserve"> PAGEREF _Toc236319913 \h </w:instrText>
         </w:r>
         <w:r>
           <w:rPr>
@@ -2295,7 +2295,7 @@
           <w14:ligatures w14:val="standardContextual"/>
         </w:rPr>
       </w:pPr>
-      <w:hyperlink w:anchor="_Toc236316681" w:history="1">
+      <w:hyperlink w:anchor="_Toc236319914" w:history="1">
         <w:r>
           <w:rPr>
             <w:rStyle w:val="aff8"/>
@@ -2323,7 +2323,7 @@
             <w:noProof/>
             <w:webHidden/>
           </w:rPr>
-          <w:instrText xml:space="preserve"> PAGEREF _Toc236316681 \h </w:instrText>
+          <w:instrText xml:space="preserve"> PAGEREF _Toc236319914 \h </w:instrText>
         </w:r>
         <w:r>
           <w:rPr>
@@ -2370,7 +2370,7 @@
           <w14:ligatures w14:val="standardContextual"/>
         </w:rPr>
       </w:pPr>
-      <w:hyperlink w:anchor="_Toc236316682" w:history="1">
+      <w:hyperlink w:anchor="_Toc236319915" w:history="1">
         <w:r>
           <w:rPr>
             <w:rStyle w:val="aff8"/>
@@ -2398,7 +2398,7 @@
             <w:noProof/>
             <w:webHidden/>
           </w:rPr>
-          <w:instrText xml:space="preserve"> PAGEREF _Toc236316682 \h </w:instrText>
+          <w:instrText xml:space="preserve"> PAGEREF _Toc236319915 \h </w:instrText>
         </w:r>
         <w:r>
           <w:rPr>
@@ -2445,7 +2445,7 @@
           <w14:ligatures w14:val="standardContextual"/>
         </w:rPr>
       </w:pPr>
-      <w:hyperlink w:anchor="_Toc236316683" w:history="1">
+      <w:hyperlink w:anchor="_Toc236319916" w:history="1">
         <w:r>
           <w:rPr>
             <w:rStyle w:val="aff8"/>
@@ -2473,7 +2473,7 @@
             <w:noProof/>
             <w:webHidden/>
           </w:rPr>
-          <w:instrText xml:space="preserve"> PAGEREF _Toc236316683 \h </w:instrText>
+          <w:instrText xml:space="preserve"> PAGEREF _Toc236319916 \h </w:instrText>
         </w:r>
         <w:r>
           <w:rPr>
@@ -2520,7 +2520,7 @@
           <w14:ligatures w14:val="standardContextual"/>
         </w:rPr>
       </w:pPr>
-      <w:hyperlink w:anchor="_Toc236316684" w:history="1">
+      <w:hyperlink w:anchor="_Toc236319917" w:history="1">
         <w:r>
           <w:rPr>
             <w:rStyle w:val="aff8"/>
@@ -2548,7 +2548,7 @@
             <w:noProof/>
             <w:webHidden/>
           </w:rPr>
-          <w:instrText xml:space="preserve"> PAGEREF _Toc236316684 \h </w:instrText>
+          <w:instrText xml:space="preserve"> PAGEREF _Toc236319917 \h </w:instrText>
         </w:r>
         <w:r>
           <w:rPr>
@@ -2595,7 +2595,7 @@
           <w14:ligatures w14:val="standardContextual"/>
         </w:rPr>
       </w:pPr>
-      <w:hyperlink w:anchor="_Toc236316685" w:history="1">
+      <w:hyperlink w:anchor="_Toc236319918" w:history="1">
         <w:r>
           <w:rPr>
             <w:rStyle w:val="aff8"/>
@@ -2623,7 +2623,7 @@
             <w:noProof/>
             <w:webHidden/>
           </w:rPr>
-          <w:instrText xml:space="preserve"> PAGEREF _Toc236316685 \h </w:instrText>
+          <w:instrText xml:space="preserve"> PAGEREF _Toc236319918 \h </w:instrText>
         </w:r>
         <w:r>
           <w:rPr>
@@ -2670,7 +2670,7 @@
           <w14:ligatures w14:val="standardContextual"/>
         </w:rPr>
       </w:pPr>
-      <w:hyperlink w:anchor="_Toc236316686" w:history="1">
+      <w:hyperlink w:anchor="_Toc236319919" w:history="1">
         <w:r>
           <w:rPr>
             <w:rStyle w:val="aff8"/>
@@ -2698,7 +2698,7 @@
             <w:noProof/>
             <w:webHidden/>
           </w:rPr>
-          <w:instrText xml:space="preserve"> PAGEREF _Toc236316686 \h </w:instrText>
+          <w:instrText xml:space="preserve"> PAGEREF _Toc236319919 \h </w:instrText>
         </w:r>
         <w:r>
           <w:rPr>
@@ -2745,7 +2745,7 @@
           <w14:ligatures w14:val="standardContextual"/>
         </w:rPr>
       </w:pPr>
-      <w:hyperlink w:anchor="_Toc236316687" w:history="1">
+      <w:hyperlink w:anchor="_Toc236319920" w:history="1">
         <w:r>
           <w:rPr>
             <w:rStyle w:val="aff8"/>
@@ -2773,7 +2773,7 @@
             <w:noProof/>
             <w:webHidden/>
           </w:rPr>
-          <w:instrText xml:space="preserve"> PAGEREF _Toc236316687 \h </w:instrText>
+          <w:instrText xml:space="preserve"> PAGEREF _Toc236319920 \h </w:instrText>
         </w:r>
         <w:r>
           <w:rPr>
@@ -2820,7 +2820,7 @@
           <w14:ligatures w14:val="standardContextual"/>
         </w:rPr>
       </w:pPr>
-      <w:hyperlink w:anchor="_Toc236316688" w:history="1">
+      <w:hyperlink w:anchor="_Toc236319921" w:history="1">
         <w:r>
           <w:rPr>
             <w:rStyle w:val="aff8"/>
@@ -2848,7 +2848,7 @@
             <w:noProof/>
             <w:webHidden/>
           </w:rPr>
-          <w:instrText xml:space="preserve"> PAGEREF _Toc236316688 \h </w:instrText>
+          <w:instrText xml:space="preserve"> PAGEREF _Toc236319921 \h </w:instrText>
         </w:r>
         <w:r>
           <w:rPr>
@@ -2895,7 +2895,7 @@
           <w14:ligatures w14:val="standardContextual"/>
         </w:rPr>
       </w:pPr>
-      <w:hyperlink w:anchor="_Toc236316689" w:history="1">
+      <w:hyperlink w:anchor="_Toc236319922" w:history="1">
         <w:r>
           <w:rPr>
             <w:rStyle w:val="aff8"/>
@@ -2923,7 +2923,7 @@
             <w:noProof/>
             <w:webHidden/>
           </w:rPr>
-          <w:instrText xml:space="preserve"> PAGEREF _Toc236316689 \h </w:instrText>
+          <w:instrText xml:space="preserve"> PAGEREF _Toc236319922 \h </w:instrText>
         </w:r>
         <w:r>
           <w:rPr>
@@ -2970,7 +2970,7 @@
           <w14:ligatures w14:val="standardContextual"/>
         </w:rPr>
       </w:pPr>
-      <w:hyperlink w:anchor="_Toc236316690" w:history="1">
+      <w:hyperlink w:anchor="_Toc236319923" w:history="1">
         <w:r>
           <w:rPr>
             <w:rStyle w:val="aff8"/>
@@ -2998,7 +2998,7 @@
             <w:noProof/>
             <w:webHidden/>
           </w:rPr>
-          <w:instrText xml:space="preserve"> PAGEREF _Toc236316690 \h </w:instrText>
+          <w:instrText xml:space="preserve"> PAGEREF _Toc236319923 \h </w:instrText>
         </w:r>
         <w:r>
           <w:rPr>
@@ -3045,7 +3045,7 @@
           <w14:ligatures w14:val="standardContextual"/>
         </w:rPr>
       </w:pPr>
-      <w:hyperlink w:anchor="_Toc236316691" w:history="1">
+      <w:hyperlink w:anchor="_Toc236319924" w:history="1">
         <w:r>
           <w:rPr>
             <w:rStyle w:val="aff8"/>
@@ -3073,7 +3073,7 @@
             <w:noProof/>
             <w:webHidden/>
           </w:rPr>
-          <w:instrText xml:space="preserve"> PAGEREF _Toc236316691 \h </w:instrText>
+          <w:instrText xml:space="preserve"> PAGEREF _Toc236319924 \h </w:instrText>
         </w:r>
         <w:r>
           <w:rPr>
@@ -3120,7 +3120,7 @@
           <w14:ligatures w14:val="standardContextual"/>
         </w:rPr>
       </w:pPr>
-      <w:hyperlink w:anchor="_Toc236316692" w:history="1">
+      <w:hyperlink w:anchor="_Toc236319925" w:history="1">
         <w:r>
           <w:rPr>
             <w:rStyle w:val="aff8"/>
@@ -3148,7 +3148,7 @@
             <w:noProof/>
             <w:webHidden/>
           </w:rPr>
-          <w:instrText xml:space="preserve"> PAGEREF _Toc236316692 \h </w:instrText>
+          <w:instrText xml:space="preserve"> PAGEREF _Toc236319925 \h </w:instrText>
         </w:r>
         <w:r>
           <w:rPr>
@@ -3195,7 +3195,7 @@
           <w14:ligatures w14:val="standardContextual"/>
         </w:rPr>
       </w:pPr>
-      <w:hyperlink w:anchor="_Toc236316693" w:history="1">
+      <w:hyperlink w:anchor="_Toc236319926" w:history="1">
         <w:r>
           <w:rPr>
             <w:rStyle w:val="aff8"/>
@@ -3223,7 +3223,7 @@
             <w:noProof/>
             <w:webHidden/>
           </w:rPr>
-          <w:instrText xml:space="preserve"> PAGEREF _Toc236316693 \h </w:instrText>
+          <w:instrText xml:space="preserve"> PAGEREF _Toc236319926 \h </w:instrText>
         </w:r>
         <w:r>
           <w:rPr>
@@ -3270,7 +3270,7 @@
           <w14:ligatures w14:val="standardContextual"/>
         </w:rPr>
       </w:pPr>
-      <w:hyperlink w:anchor="_Toc236316694" w:history="1">
+      <w:hyperlink w:anchor="_Toc236319927" w:history="1">
         <w:r>
           <w:rPr>
             <w:rStyle w:val="aff8"/>
@@ -3298,7 +3298,7 @@
             <w:noProof/>
             <w:webHidden/>
           </w:rPr>
-          <w:instrText xml:space="preserve"> PAGEREF _Toc236316694 \h </w:instrText>
+          <w:instrText xml:space="preserve"> PAGEREF _Toc236319927 \h </w:instrText>
         </w:r>
         <w:r>
           <w:rPr>
@@ -3345,7 +3345,7 @@
           <w14:ligatures w14:val="standardContextual"/>
         </w:rPr>
       </w:pPr>
-      <w:hyperlink w:anchor="_Toc236316695" w:history="1">
+      <w:hyperlink w:anchor="_Toc236319928" w:history="1">
         <w:r>
           <w:rPr>
             <w:rStyle w:val="aff8"/>
@@ -3373,7 +3373,7 @@
             <w:noProof/>
             <w:webHidden/>
           </w:rPr>
-          <w:instrText xml:space="preserve"> PAGEREF _Toc236316695 \h </w:instrText>
+          <w:instrText xml:space="preserve"> PAGEREF _Toc236319928 \h </w:instrText>
         </w:r>
         <w:r>
           <w:rPr>
@@ -3420,7 +3420,7 @@
           <w14:ligatures w14:val="standardContextual"/>
         </w:rPr>
       </w:pPr>
-      <w:hyperlink w:anchor="_Toc236316696" w:history="1">
+      <w:hyperlink w:anchor="_Toc236319929" w:history="1">
         <w:r>
           <w:rPr>
             <w:rStyle w:val="aff8"/>
@@ -3448,7 +3448,7 @@
             <w:noProof/>
             <w:webHidden/>
           </w:rPr>
-          <w:instrText xml:space="preserve"> PAGEREF _Toc236316696 \h </w:instrText>
+          <w:instrText xml:space="preserve"> PAGEREF _Toc236319929 \h </w:instrText>
         </w:r>
         <w:r>
           <w:rPr>
@@ -3495,7 +3495,7 @@
           <w14:ligatures w14:val="standardContextual"/>
         </w:rPr>
       </w:pPr>
-      <w:hyperlink w:anchor="_Toc236316697" w:history="1">
+      <w:hyperlink w:anchor="_Toc236319930" w:history="1">
         <w:r>
           <w:rPr>
             <w:rStyle w:val="aff8"/>
@@ -3523,7 +3523,7 @@
             <w:noProof/>
             <w:webHidden/>
           </w:rPr>
-          <w:instrText xml:space="preserve"> PAGEREF _Toc236316697 \h </w:instrText>
+          <w:instrText xml:space="preserve"> PAGEREF _Toc236319930 \h </w:instrText>
         </w:r>
         <w:r>
           <w:rPr>
@@ -3570,7 +3570,7 @@
           <w14:ligatures w14:val="standardContextual"/>
         </w:rPr>
       </w:pPr>
-      <w:hyperlink w:anchor="_Toc236316698" w:history="1">
+      <w:hyperlink w:anchor="_Toc236319931" w:history="1">
         <w:r>
           <w:rPr>
             <w:rStyle w:val="aff8"/>
@@ -3598,7 +3598,7 @@
             <w:noProof/>
             <w:webHidden/>
           </w:rPr>
-          <w:instrText xml:space="preserve"> PAGEREF _Toc236316698 \h </w:instrText>
+          <w:instrText xml:space="preserve"> PAGEREF _Toc236319931 \h </w:instrText>
         </w:r>
         <w:r>
           <w:rPr>
@@ -3645,7 +3645,7 @@
           <w14:ligatures w14:val="standardContextual"/>
         </w:rPr>
       </w:pPr>
-      <w:hyperlink w:anchor="_Toc236316699" w:history="1">
+      <w:hyperlink w:anchor="_Toc236319932" w:history="1">
         <w:r>
           <w:rPr>
             <w:rStyle w:val="aff8"/>
@@ -3673,7 +3673,7 @@
             <w:noProof/>
             <w:webHidden/>
           </w:rPr>
-          <w:instrText xml:space="preserve"> PAGEREF _Toc236316699 \h </w:instrText>
+          <w:instrText xml:space="preserve"> PAGEREF _Toc236319932 \h </w:instrText>
         </w:r>
         <w:r>
           <w:rPr>
@@ -3720,7 +3720,7 @@
           <w14:ligatures w14:val="standardContextual"/>
         </w:rPr>
       </w:pPr>
-      <w:hyperlink w:anchor="_Toc236316700" w:history="1">
+      <w:hyperlink w:anchor="_Toc236319933" w:history="1">
         <w:r>
           <w:rPr>
             <w:rStyle w:val="aff8"/>
@@ -3748,7 +3748,7 @@
             <w:noProof/>
             <w:webHidden/>
           </w:rPr>
-          <w:instrText xml:space="preserve"> PAGEREF _Toc236316700 \h </w:instrText>
+          <w:instrText xml:space="preserve"> PAGEREF _Toc236319933 \h </w:instrText>
         </w:r>
         <w:r>
           <w:rPr>
@@ -3795,7 +3795,7 @@
           <w14:ligatures w14:val="standardContextual"/>
         </w:rPr>
       </w:pPr>
-      <w:hyperlink w:anchor="_Toc236316701" w:history="1">
+      <w:hyperlink w:anchor="_Toc236319934" w:history="1">
         <w:r>
           <w:rPr>
             <w:rStyle w:val="aff8"/>
@@ -3823,7 +3823,7 @@
             <w:noProof/>
             <w:webHidden/>
           </w:rPr>
-          <w:instrText xml:space="preserve"> PAGEREF _Toc236316701 \h </w:instrText>
+          <w:instrText xml:space="preserve"> PAGEREF _Toc236319934 \h </w:instrText>
         </w:r>
         <w:r>
           <w:rPr>
@@ -3870,7 +3870,7 @@
           <w14:ligatures w14:val="standardContextual"/>
         </w:rPr>
       </w:pPr>
-      <w:hyperlink w:anchor="_Toc236316702" w:history="1">
+      <w:hyperlink w:anchor="_Toc236319935" w:history="1">
         <w:r>
           <w:rPr>
             <w:rStyle w:val="aff8"/>
@@ -3898,7 +3898,7 @@
             <w:noProof/>
             <w:webHidden/>
           </w:rPr>
-          <w:instrText xml:space="preserve"> PAGEREF _Toc236316702 \h </w:instrText>
+          <w:instrText xml:space="preserve"> PAGEREF _Toc236319935 \h </w:instrText>
         </w:r>
         <w:r>
           <w:rPr>
@@ -3945,7 +3945,7 @@
           <w14:ligatures w14:val="standardContextual"/>
         </w:rPr>
       </w:pPr>
-      <w:hyperlink w:anchor="_Toc236316703" w:history="1">
+      <w:hyperlink w:anchor="_Toc236319936" w:history="1">
         <w:r>
           <w:rPr>
             <w:rStyle w:val="aff8"/>
@@ -3973,7 +3973,7 @@
             <w:noProof/>
             <w:webHidden/>
           </w:rPr>
-          <w:instrText xml:space="preserve"> PAGEREF _Toc236316703 \h </w:instrText>
+          <w:instrText xml:space="preserve"> PAGEREF _Toc236319936 \h </w:instrText>
         </w:r>
         <w:r>
           <w:rPr>
@@ -4020,7 +4020,7 @@
           <w14:ligatures w14:val="standardContextual"/>
         </w:rPr>
       </w:pPr>
-      <w:hyperlink w:anchor="_Toc236316704" w:history="1">
+      <w:hyperlink w:anchor="_Toc236319937" w:history="1">
         <w:r>
           <w:rPr>
             <w:rStyle w:val="aff8"/>
@@ -4048,7 +4048,7 @@
             <w:noProof/>
             <w:webHidden/>
           </w:rPr>
-          <w:instrText xml:space="preserve"> PAGEREF _Toc236316704 \h </w:instrText>
+          <w:instrText xml:space="preserve"> PAGEREF _Toc236319937 \h </w:instrText>
         </w:r>
         <w:r>
           <w:rPr>
@@ -4095,7 +4095,7 @@
           <w14:ligatures w14:val="standardContextual"/>
         </w:rPr>
       </w:pPr>
-      <w:hyperlink w:anchor="_Toc236316705" w:history="1">
+      <w:hyperlink w:anchor="_Toc236319938" w:history="1">
         <w:r>
           <w:rPr>
             <w:rStyle w:val="aff8"/>
@@ -4123,7 +4123,7 @@
             <w:noProof/>
             <w:webHidden/>
           </w:rPr>
-          <w:instrText xml:space="preserve"> PAGEREF _Toc236316705 \h </w:instrText>
+          <w:instrText xml:space="preserve"> PAGEREF _Toc236319938 \h </w:instrText>
         </w:r>
         <w:r>
           <w:rPr>
@@ -4170,7 +4170,7 @@
           <w14:ligatures w14:val="standardContextual"/>
         </w:rPr>
       </w:pPr>
-      <w:hyperlink w:anchor="_Toc236316706" w:history="1">
+      <w:hyperlink w:anchor="_Toc236319939" w:history="1">
         <w:r>
           <w:rPr>
             <w:rStyle w:val="aff8"/>
@@ -4198,7 +4198,7 @@
             <w:noProof/>
             <w:webHidden/>
           </w:rPr>
-          <w:instrText xml:space="preserve"> PAGEREF _Toc236316706 \h </w:instrText>
+          <w:instrText xml:space="preserve"> PAGEREF _Toc236319939 \h </w:instrText>
         </w:r>
         <w:r>
           <w:rPr>
@@ -4245,7 +4245,7 @@
           <w14:ligatures w14:val="standardContextual"/>
         </w:rPr>
       </w:pPr>
-      <w:hyperlink w:anchor="_Toc236316707" w:history="1">
+      <w:hyperlink w:anchor="_Toc236319940" w:history="1">
         <w:r>
           <w:rPr>
             <w:rStyle w:val="aff8"/>
@@ -4273,7 +4273,7 @@
             <w:noProof/>
             <w:webHidden/>
           </w:rPr>
-          <w:instrText xml:space="preserve"> PAGEREF _Toc236316707 \h </w:instrText>
+          <w:instrText xml:space="preserve"> PAGEREF _Toc236319940 \h </w:instrText>
         </w:r>
         <w:r>
           <w:rPr>
@@ -4321,7 +4321,7 @@
       <w:pPr>
         <w:pStyle w:val="1"/>
       </w:pPr>
-      <w:bookmarkStart w:id="0" w:name="_Toc236316652"/>
+      <w:bookmarkStart w:id="0" w:name="_Toc236319885"/>
       <w:r>
         <w:lastRenderedPageBreak/>
         <w:t>1. About the program</w:t>
@@ -4332,7 +4332,7 @@
       <w:pPr>
         <w:pStyle w:val="21"/>
       </w:pPr>
-      <w:bookmarkStart w:id="1" w:name="_Toc236316653"/>
+      <w:bookmarkStart w:id="1" w:name="_Toc236319886"/>
       <w:r>
         <w:t>1.1. What it is for</w:t>
       </w:r>
@@ -4755,7 +4755,7 @@
       <w:pPr>
         <w:pStyle w:val="21"/>
       </w:pPr>
-      <w:bookmarkStart w:id="2" w:name="_Toc236316654"/>
+      <w:bookmarkStart w:id="2" w:name="_Toc236319887"/>
       <w:r>
         <w:t>1.2. What the program gives you</w:t>
       </w:r>
@@ -4840,7 +4840,7 @@
       <w:pPr>
         <w:pStyle w:val="21"/>
       </w:pPr>
-      <w:bookmarkStart w:id="3" w:name="_Toc236316655"/>
+      <w:bookmarkStart w:id="3" w:name="_Toc236319888"/>
       <w:r>
         <w:t>1.3. What the workplace needs</w:t>
       </w:r>
@@ -4870,7 +4870,7 @@
       <w:pPr>
         <w:pStyle w:val="21"/>
       </w:pPr>
-      <w:bookmarkStart w:id="4" w:name="_Toc236316656"/>
+      <w:bookmarkStart w:id="4" w:name="_Toc236319889"/>
       <w:r>
         <w:t>1.4. Installing, starting and updating</w:t>
       </w:r>
@@ -4946,7 +4946,7 @@
       <w:pPr>
         <w:pStyle w:val="1"/>
       </w:pPr>
-      <w:bookmarkStart w:id="5" w:name="_Toc236316657"/>
+      <w:bookmarkStart w:id="5" w:name="_Toc236319890"/>
       <w:r>
         <w:lastRenderedPageBreak/>
         <w:t>2. How working with the program is arranged</w:t>
@@ -4957,7 +4957,7 @@
       <w:pPr>
         <w:pStyle w:val="21"/>
       </w:pPr>
-      <w:bookmarkStart w:id="6" w:name="_Toc236316658"/>
+      <w:bookmarkStart w:id="6" w:name="_Toc236319891"/>
       <w:r>
         <w:t>2.1. The start screen</w:t>
       </w:r>
@@ -4983,7 +4983,7 @@
           <w:noProof/>
         </w:rPr>
         <w:drawing>
-          <wp:inline distT="0" distB="0" distL="0" distR="0" wp14:anchorId="206BE6C9" wp14:editId="6681607E">
+          <wp:inline distT="0" distB="0" distL="0" distR="0" wp14:anchorId="73CE47D4" wp14:editId="4BA690F8">
             <wp:extent cx="5760000" cy="5127111"/>
             <wp:effectExtent l="0" t="0" r="0" b="0"/>
             <wp:docPr id="1" name="Picture 1"/>
@@ -5047,7 +5047,7 @@
         </w:rPr>
         <w:lastRenderedPageBreak/>
         <w:drawing>
-          <wp:inline distT="0" distB="0" distL="0" distR="0" wp14:anchorId="0C5FB9D0" wp14:editId="4F681397">
+          <wp:inline distT="0" distB="0" distL="0" distR="0" wp14:anchorId="501444CC" wp14:editId="34A0239F">
             <wp:extent cx="5760000" cy="5127111"/>
             <wp:effectExtent l="0" t="0" r="0" b="0"/>
             <wp:docPr id="2" name="Picture 2"/>
@@ -5134,7 +5134,7 @@
       <w:pPr>
         <w:pStyle w:val="21"/>
       </w:pPr>
-      <w:bookmarkStart w:id="7" w:name="_Toc236316659"/>
+      <w:bookmarkStart w:id="7" w:name="_Toc236319892"/>
       <w:r>
         <w:t>2.2. The language of the interface</w:t>
       </w:r>
@@ -5157,8 +5157,8 @@
           <w:noProof/>
         </w:rPr>
         <w:drawing>
-          <wp:inline distT="0" distB="0" distL="0" distR="0" wp14:anchorId="66C45614" wp14:editId="15272F62">
-            <wp:extent cx="5760000" cy="5139371"/>
+          <wp:inline distT="0" distB="0" distL="0" distR="0" wp14:anchorId="7E83589C" wp14:editId="0FEB4E50">
+            <wp:extent cx="5760000" cy="5127111"/>
             <wp:effectExtent l="0" t="0" r="0" b="0"/>
             <wp:docPr id="3" name="Picture 3"/>
             <wp:cNvGraphicFramePr>
@@ -5180,7 +5180,7 @@
                   <pic:spPr>
                     <a:xfrm>
                       <a:off x="0" y="0"/>
-                      <a:ext cx="5760000" cy="5139371"/>
+                      <a:ext cx="5760000" cy="5127111"/>
                     </a:xfrm>
                     <a:prstGeom prst="rect">
                       <a:avLst/>
@@ -5230,7 +5230,7 @@
       <w:pPr>
         <w:pStyle w:val="21"/>
       </w:pPr>
-      <w:bookmarkStart w:id="8" w:name="_Toc236316660"/>
+      <w:bookmarkStart w:id="8" w:name="_Toc236319893"/>
       <w:r>
         <w:t>2.3. The built-in help</w:t>
       </w:r>
@@ -5253,7 +5253,7 @@
           <w:noProof/>
         </w:rPr>
         <w:drawing>
-          <wp:inline distT="0" distB="0" distL="0" distR="0" wp14:anchorId="1B518E95" wp14:editId="22D7A4A6">
+          <wp:inline distT="0" distB="0" distL="0" distR="0" wp14:anchorId="51280D6E" wp14:editId="089821E9">
             <wp:extent cx="3133777" cy="6119999"/>
             <wp:effectExtent l="0" t="0" r="0" b="0"/>
             <wp:docPr id="4" name="Picture 4"/>
@@ -5317,7 +5317,7 @@
           <w:noProof/>
         </w:rPr>
         <w:drawing>
-          <wp:inline distT="0" distB="0" distL="0" distR="0" wp14:anchorId="45D448D3" wp14:editId="7BFA9C4B">
+          <wp:inline distT="0" distB="0" distL="0" distR="0" wp14:anchorId="4F599F2A" wp14:editId="3C3BFEF3">
             <wp:extent cx="3707476" cy="2718262"/>
             <wp:effectExtent l="0" t="0" r="0" b="0"/>
             <wp:docPr id="5" name="Picture 5"/>
@@ -5822,7 +5822,7 @@
       <w:pPr>
         <w:pStyle w:val="21"/>
       </w:pPr>
-      <w:bookmarkStart w:id="9" w:name="_Toc236316661"/>
+      <w:bookmarkStart w:id="9" w:name="_Toc236319894"/>
       <w:r>
         <w:t>2.4. The page grid</w:t>
       </w:r>
@@ -5862,8 +5862,8 @@
           <w:noProof/>
         </w:rPr>
         <w:drawing>
-          <wp:inline distT="0" distB="0" distL="0" distR="0" wp14:anchorId="584ADAB0" wp14:editId="4AB46C13">
-            <wp:extent cx="5760000" cy="4626142"/>
+          <wp:inline distT="0" distB="0" distL="0" distR="0" wp14:anchorId="64B0914F" wp14:editId="64C36627">
+            <wp:extent cx="5760000" cy="4608000"/>
             <wp:effectExtent l="0" t="0" r="0" b="0"/>
             <wp:docPr id="6" name="Picture 6"/>
             <wp:cNvGraphicFramePr>
@@ -5885,7 +5885,7 @@
                   <pic:spPr>
                     <a:xfrm>
                       <a:off x="0" y="0"/>
-                      <a:ext cx="5760000" cy="4626142"/>
+                      <a:ext cx="5760000" cy="4608000"/>
                     </a:xfrm>
                     <a:prstGeom prst="rect">
                       <a:avLst/>
@@ -5926,7 +5926,7 @@
         </w:rPr>
         <w:lastRenderedPageBreak/>
         <w:drawing>
-          <wp:inline distT="0" distB="0" distL="0" distR="0" wp14:anchorId="06A30274" wp14:editId="36A1BEAF">
+          <wp:inline distT="0" distB="0" distL="0" distR="0" wp14:anchorId="3732D9EF" wp14:editId="34DF71A7">
             <wp:extent cx="2543694" cy="1255222"/>
             <wp:effectExtent l="0" t="0" r="0" b="0"/>
             <wp:docPr id="7" name="Picture 7"/>
@@ -5998,7 +5998,7 @@
       <w:pPr>
         <w:pStyle w:val="21"/>
       </w:pPr>
-      <w:bookmarkStart w:id="10" w:name="_Toc236316662"/>
+      <w:bookmarkStart w:id="10" w:name="_Toc236319895"/>
       <w:r>
         <w:t>2.5. Viewing a page full size</w:t>
       </w:r>
@@ -6022,7 +6022,7 @@
         </w:rPr>
         <w:lastRenderedPageBreak/>
         <w:drawing>
-          <wp:inline distT="0" distB="0" distL="0" distR="0" wp14:anchorId="761D0F4C" wp14:editId="53E0BAA3">
+          <wp:inline distT="0" distB="0" distL="0" distR="0" wp14:anchorId="7B17E69C" wp14:editId="5EF6F1CB">
             <wp:extent cx="5338723" cy="6120000"/>
             <wp:effectExtent l="0" t="0" r="0" b="0"/>
             <wp:docPr id="8" name="Picture 8"/>
@@ -6086,7 +6086,7 @@
       <w:pPr>
         <w:pStyle w:val="21"/>
       </w:pPr>
-      <w:bookmarkStart w:id="11" w:name="_Toc236316663"/>
+      <w:bookmarkStart w:id="11" w:name="_Toc236319896"/>
       <w:r>
         <w:t>2.6. Printing</w:t>
       </w:r>
@@ -6106,7 +6106,7 @@
       <w:pPr>
         <w:pStyle w:val="21"/>
       </w:pPr>
-      <w:bookmarkStart w:id="12" w:name="_Toc236316664"/>
+      <w:bookmarkStart w:id="12" w:name="_Toc236319897"/>
       <w:r>
         <w:t>2.7. Making the file smaller (compression)</w:t>
       </w:r>
@@ -6130,8 +6130,8 @@
         </w:rPr>
         <w:lastRenderedPageBreak/>
         <w:drawing>
-          <wp:inline distT="0" distB="0" distL="0" distR="0" wp14:anchorId="6F64EBEF" wp14:editId="0DBC1F2C">
-            <wp:extent cx="5760000" cy="4626142"/>
+          <wp:inline distT="0" distB="0" distL="0" distR="0" wp14:anchorId="42A6F427" wp14:editId="19F15C3B">
+            <wp:extent cx="5760000" cy="4608000"/>
             <wp:effectExtent l="0" t="0" r="0" b="0"/>
             <wp:docPr id="9" name="Picture 9"/>
             <wp:cNvGraphicFramePr>
@@ -6153,7 +6153,7 @@
                   <pic:spPr>
                     <a:xfrm>
                       <a:off x="0" y="0"/>
-                      <a:ext cx="5760000" cy="4626142"/>
+                      <a:ext cx="5760000" cy="4608000"/>
                     </a:xfrm>
                     <a:prstGeom prst="rect">
                       <a:avLst/>
@@ -6443,7 +6443,7 @@
           <w:noProof/>
         </w:rPr>
         <w:drawing>
-          <wp:inline distT="0" distB="0" distL="0" distR="0" wp14:anchorId="05048B78" wp14:editId="1A671BB7">
+          <wp:inline distT="0" distB="0" distL="0" distR="0" wp14:anchorId="5B6BF1AA" wp14:editId="5722E35E">
             <wp:extent cx="5760000" cy="2724324"/>
             <wp:effectExtent l="0" t="0" r="0" b="0"/>
             <wp:docPr id="10" name="Picture 10"/>
@@ -6504,7 +6504,7 @@
       <w:pPr>
         <w:pStyle w:val="21"/>
       </w:pPr>
-      <w:bookmarkStart w:id="13" w:name="_Toc236316665"/>
+      <w:bookmarkStart w:id="13" w:name="_Toc236319898"/>
       <w:r>
         <w:t>2.8. Settings</w:t>
       </w:r>
@@ -6528,7 +6528,7 @@
         </w:rPr>
         <w:lastRenderedPageBreak/>
         <w:drawing>
-          <wp:inline distT="0" distB="0" distL="0" distR="0" wp14:anchorId="009EF9E6" wp14:editId="6DE5ABCB">
+          <wp:inline distT="0" distB="0" distL="0" distR="0" wp14:anchorId="70797A77" wp14:editId="7F5C27F4">
             <wp:extent cx="3873730" cy="4588624"/>
             <wp:effectExtent l="0" t="0" r="0" b="0"/>
             <wp:docPr id="11" name="Picture 11"/>
@@ -6611,7 +6611,7 @@
       <w:pPr>
         <w:pStyle w:val="21"/>
       </w:pPr>
-      <w:bookmarkStart w:id="14" w:name="_Toc236316666"/>
+      <w:bookmarkStart w:id="14" w:name="_Toc236319899"/>
       <w:r>
         <w:t>2.9. Statistics</w:t>
       </w:r>
@@ -6634,7 +6634,7 @@
           <w:noProof/>
         </w:rPr>
         <w:drawing>
-          <wp:inline distT="0" distB="0" distL="0" distR="0" wp14:anchorId="1EFC7047" wp14:editId="556C179A">
+          <wp:inline distT="0" distB="0" distL="0" distR="0" wp14:anchorId="0D75BE3E" wp14:editId="79101B13">
             <wp:extent cx="3707476" cy="4148051"/>
             <wp:effectExtent l="0" t="0" r="0" b="0"/>
             <wp:docPr id="12" name="Picture 12"/>
@@ -6692,7 +6692,7 @@
       <w:pPr>
         <w:pStyle w:val="21"/>
       </w:pPr>
-      <w:bookmarkStart w:id="15" w:name="_Toc236316667"/>
+      <w:bookmarkStart w:id="15" w:name="_Toc236319900"/>
       <w:r>
         <w:t>2.10. What happens to your files</w:t>
       </w:r>
@@ -6716,7 +6716,7 @@
       <w:pPr>
         <w:pStyle w:val="1"/>
       </w:pPr>
-      <w:bookmarkStart w:id="16" w:name="_Toc236316668"/>
+      <w:bookmarkStart w:id="16" w:name="_Toc236319901"/>
       <w:r>
         <w:t>3. Merge PDF</w:t>
       </w:r>
@@ -6726,7 +6726,7 @@
       <w:pPr>
         <w:pStyle w:val="21"/>
       </w:pPr>
-      <w:bookmarkStart w:id="17" w:name="_Toc236316669"/>
+      <w:bookmarkStart w:id="17" w:name="_Toc236319902"/>
       <w:r>
         <w:t>3.1. What it is for</w:t>
       </w:r>
@@ -6746,7 +6746,7 @@
       <w:pPr>
         <w:pStyle w:val="21"/>
       </w:pPr>
-      <w:bookmarkStart w:id="18" w:name="_Toc236316670"/>
+      <w:bookmarkStart w:id="18" w:name="_Toc236319903"/>
       <w:r>
         <w:t>3.2. The window</w:t>
       </w:r>
@@ -6770,7 +6770,7 @@
         </w:rPr>
         <w:lastRenderedPageBreak/>
         <w:drawing>
-          <wp:inline distT="0" distB="0" distL="0" distR="0" wp14:anchorId="2ED2578C" wp14:editId="56755F37">
+          <wp:inline distT="0" distB="0" distL="0" distR="0" wp14:anchorId="79EB9DD6" wp14:editId="5F131759">
             <wp:extent cx="5760000" cy="4608000"/>
             <wp:effectExtent l="0" t="0" r="0" b="0"/>
             <wp:docPr id="13" name="Picture 13"/>
@@ -6820,7 +6820,7 @@
       <w:pPr>
         <w:pStyle w:val="21"/>
       </w:pPr>
-      <w:bookmarkStart w:id="19" w:name="_Toc236316671"/>
+      <w:bookmarkStart w:id="19" w:name="_Toc236319904"/>
       <w:r>
         <w:t>3.3. The order of work</w:t>
       </w:r>
@@ -6877,7 +6877,7 @@
       <w:pPr>
         <w:pStyle w:val="21"/>
       </w:pPr>
-      <w:bookmarkStart w:id="20" w:name="_Toc236316672"/>
+      <w:bookmarkStart w:id="20" w:name="_Toc236319905"/>
       <w:r>
         <w:lastRenderedPageBreak/>
         <w:t>3.4. Double-sided printing: “Add a blank page”</w:t>
@@ -6910,7 +6910,7 @@
       <w:pPr>
         <w:pStyle w:val="21"/>
       </w:pPr>
-      <w:bookmarkStart w:id="21" w:name="_Toc236316673"/>
+      <w:bookmarkStart w:id="21" w:name="_Toc236319906"/>
       <w:r>
         <w:t>3.5. Assembling a double-sided scan</w:t>
       </w:r>
@@ -6934,8 +6934,8 @@
         </w:rPr>
         <w:lastRenderedPageBreak/>
         <w:drawing>
-          <wp:inline distT="0" distB="0" distL="0" distR="0" wp14:anchorId="6FD29426" wp14:editId="7C8A6778">
-            <wp:extent cx="5760000" cy="4626142"/>
+          <wp:inline distT="0" distB="0" distL="0" distR="0" wp14:anchorId="7A738DDD" wp14:editId="3E166400">
+            <wp:extent cx="5760000" cy="4608000"/>
             <wp:effectExtent l="0" t="0" r="0" b="0"/>
             <wp:docPr id="14" name="Picture 14"/>
             <wp:cNvGraphicFramePr>
@@ -6957,7 +6957,7 @@
                   <pic:spPr>
                     <a:xfrm>
                       <a:off x="0" y="0"/>
-                      <a:ext cx="5760000" cy="4626142"/>
+                      <a:ext cx="5760000" cy="4608000"/>
                     </a:xfrm>
                     <a:prstGeom prst="rect">
                       <a:avLst/>
@@ -6992,7 +6992,7 @@
       <w:pPr>
         <w:pStyle w:val="1"/>
       </w:pPr>
-      <w:bookmarkStart w:id="22" w:name="_Toc236316674"/>
+      <w:bookmarkStart w:id="22" w:name="_Toc236319907"/>
       <w:r>
         <w:t>4. Split PDF</w:t>
       </w:r>
@@ -7002,7 +7002,7 @@
       <w:pPr>
         <w:pStyle w:val="21"/>
       </w:pPr>
-      <w:bookmarkStart w:id="23" w:name="_Toc236316675"/>
+      <w:bookmarkStart w:id="23" w:name="_Toc236319908"/>
       <w:r>
         <w:t>4.1. What it is for</w:t>
       </w:r>
@@ -7023,7 +7023,7 @@
       <w:pPr>
         <w:pStyle w:val="21"/>
       </w:pPr>
-      <w:bookmarkStart w:id="24" w:name="_Toc236316676"/>
+      <w:bookmarkStart w:id="24" w:name="_Toc236319909"/>
       <w:r>
         <w:t>4.2. The window</w:t>
       </w:r>
@@ -7046,7 +7046,7 @@
           <w:noProof/>
         </w:rPr>
         <w:drawing>
-          <wp:inline distT="0" distB="0" distL="0" distR="0" wp14:anchorId="64B05590" wp14:editId="5BCF4F9A">
+          <wp:inline distT="0" distB="0" distL="0" distR="0" wp14:anchorId="7C0732A2" wp14:editId="3B2E5A80">
             <wp:extent cx="5760000" cy="4608000"/>
             <wp:effectExtent l="0" t="0" r="0" b="0"/>
             <wp:docPr id="15" name="Picture 15"/>
@@ -7096,7 +7096,7 @@
       <w:pPr>
         <w:pStyle w:val="21"/>
       </w:pPr>
-      <w:bookmarkStart w:id="25" w:name="_Toc236316677"/>
+      <w:bookmarkStart w:id="25" w:name="_Toc236319910"/>
       <w:r>
         <w:t>4.3. The modes of splitting</w:t>
       </w:r>
@@ -7123,8 +7123,8 @@
           <w:noProof/>
         </w:rPr>
         <w:drawing>
-          <wp:inline distT="0" distB="0" distL="0" distR="0" wp14:anchorId="3B2D9C11" wp14:editId="5FC8F8D6">
-            <wp:extent cx="5760000" cy="4626142"/>
+          <wp:inline distT="0" distB="0" distL="0" distR="0" wp14:anchorId="7C52BED5" wp14:editId="0D6FE585">
+            <wp:extent cx="5760000" cy="4608000"/>
             <wp:effectExtent l="0" t="0" r="0" b="0"/>
             <wp:docPr id="16" name="Picture 16"/>
             <wp:cNvGraphicFramePr>
@@ -7146,7 +7146,7 @@
                   <pic:spPr>
                     <a:xfrm>
                       <a:off x="0" y="0"/>
-                      <a:ext cx="5760000" cy="4626142"/>
+                      <a:ext cx="5760000" cy="4608000"/>
                     </a:xfrm>
                     <a:prstGeom prst="rect">
                       <a:avLst/>
@@ -7485,7 +7485,7 @@
           <w:noProof/>
         </w:rPr>
         <w:drawing>
-          <wp:inline distT="0" distB="0" distL="0" distR="0" wp14:anchorId="3BFF2094" wp14:editId="4591AAC0">
+          <wp:inline distT="0" distB="0" distL="0" distR="0" wp14:anchorId="18C4E7C6" wp14:editId="54FC6335">
             <wp:extent cx="5760000" cy="4608000"/>
             <wp:effectExtent l="0" t="0" r="0" b="0"/>
             <wp:docPr id="17" name="Picture 17"/>
@@ -7549,7 +7549,7 @@
         </w:rPr>
         <w:lastRenderedPageBreak/>
         <w:drawing>
-          <wp:inline distT="0" distB="0" distL="0" distR="0" wp14:anchorId="0050718E" wp14:editId="2920F3FC">
+          <wp:inline distT="0" distB="0" distL="0" distR="0" wp14:anchorId="7176BEA5" wp14:editId="737CAA56">
             <wp:extent cx="5760000" cy="4608000"/>
             <wp:effectExtent l="0" t="0" r="0" b="0"/>
             <wp:docPr id="18" name="Picture 18"/>
@@ -7613,7 +7613,7 @@
         </w:rPr>
         <w:lastRenderedPageBreak/>
         <w:drawing>
-          <wp:inline distT="0" distB="0" distL="0" distR="0" wp14:anchorId="703CC224" wp14:editId="65F0E51F">
+          <wp:inline distT="0" distB="0" distL="0" distR="0" wp14:anchorId="109FA2C0" wp14:editId="57335CD1">
             <wp:extent cx="5760000" cy="4608000"/>
             <wp:effectExtent l="0" t="0" r="0" b="0"/>
             <wp:docPr id="19" name="Picture 19"/>
@@ -7663,7 +7663,7 @@
       <w:pPr>
         <w:pStyle w:val="21"/>
       </w:pPr>
-      <w:bookmarkStart w:id="26" w:name="_Toc236316678"/>
+      <w:bookmarkStart w:id="26" w:name="_Toc236319911"/>
       <w:r>
         <w:t>4.4. Naming the parts</w:t>
       </w:r>
@@ -7692,8 +7692,8 @@
         </w:rPr>
         <w:lastRenderedPageBreak/>
         <w:drawing>
-          <wp:inline distT="0" distB="0" distL="0" distR="0" wp14:anchorId="6592D4D0" wp14:editId="4CFB27BF">
-            <wp:extent cx="5760000" cy="4626142"/>
+          <wp:inline distT="0" distB="0" distL="0" distR="0" wp14:anchorId="687C9930" wp14:editId="0F0DA96C">
+            <wp:extent cx="5760000" cy="4608000"/>
             <wp:effectExtent l="0" t="0" r="0" b="0"/>
             <wp:docPr id="20" name="Picture 20"/>
             <wp:cNvGraphicFramePr>
@@ -7715,7 +7715,7 @@
                   <pic:spPr>
                     <a:xfrm>
                       <a:off x="0" y="0"/>
-                      <a:ext cx="5760000" cy="4626142"/>
+                      <a:ext cx="5760000" cy="4608000"/>
                     </a:xfrm>
                     <a:prstGeom prst="rect">
                       <a:avLst/>
@@ -8260,7 +8260,7 @@
       <w:pPr>
         <w:pStyle w:val="21"/>
       </w:pPr>
-      <w:bookmarkStart w:id="27" w:name="_Toc236316679"/>
+      <w:bookmarkStart w:id="27" w:name="_Toc236319912"/>
       <w:r>
         <w:t>4.5. Other operations on the open document</w:t>
       </w:r>
@@ -8275,7 +8275,7 @@
       <w:pPr>
         <w:pStyle w:val="1"/>
       </w:pPr>
-      <w:bookmarkStart w:id="28" w:name="_Toc236316680"/>
+      <w:bookmarkStart w:id="28" w:name="_Toc236319913"/>
       <w:r>
         <w:t>5. More operations</w:t>
       </w:r>
@@ -8285,7 +8285,7 @@
       <w:pPr>
         <w:pStyle w:val="21"/>
       </w:pPr>
-      <w:bookmarkStart w:id="29" w:name="_Toc236316681"/>
+      <w:bookmarkStart w:id="29" w:name="_Toc236319914"/>
       <w:r>
         <w:t>5.1. What it is for</w:t>
       </w:r>
@@ -8314,7 +8314,7 @@
       <w:pPr>
         <w:pStyle w:val="21"/>
       </w:pPr>
-      <w:bookmarkStart w:id="30" w:name="_Toc236316682"/>
+      <w:bookmarkStart w:id="30" w:name="_Toc236319915"/>
       <w:r>
         <w:lastRenderedPageBreak/>
         <w:t>5.2. The window</w:t>
@@ -8338,7 +8338,7 @@
           <w:noProof/>
         </w:rPr>
         <w:drawing>
-          <wp:inline distT="0" distB="0" distL="0" distR="0" wp14:anchorId="5A30B1B6" wp14:editId="191E7F77">
+          <wp:inline distT="0" distB="0" distL="0" distR="0" wp14:anchorId="1A2945B1" wp14:editId="3C634648">
             <wp:extent cx="5760000" cy="4905646"/>
             <wp:effectExtent l="0" t="0" r="0" b="0"/>
             <wp:docPr id="21" name="Picture 21"/>
@@ -8411,7 +8411,7 @@
       <w:pPr>
         <w:pStyle w:val="21"/>
       </w:pPr>
-      <w:bookmarkStart w:id="31" w:name="_Toc236316683"/>
+      <w:bookmarkStart w:id="31" w:name="_Toc236319916"/>
       <w:r>
         <w:t>5.3. Assembling the document</w:t>
       </w:r>
@@ -8454,7 +8454,7 @@
         </w:rPr>
         <w:lastRenderedPageBreak/>
         <w:drawing>
-          <wp:inline distT="0" distB="0" distL="0" distR="0" wp14:anchorId="420CC4BC" wp14:editId="7EE4253A">
+          <wp:inline distT="0" distB="0" distL="0" distR="0" wp14:anchorId="478C0DB9" wp14:editId="62F75CAE">
             <wp:extent cx="5760000" cy="4905646"/>
             <wp:effectExtent l="0" t="0" r="0" b="0"/>
             <wp:docPr id="22" name="Picture 22"/>
@@ -8521,7 +8521,7 @@
       <w:pPr>
         <w:pStyle w:val="21"/>
       </w:pPr>
-      <w:bookmarkStart w:id="32" w:name="_Toc236316684"/>
+      <w:bookmarkStart w:id="32" w:name="_Toc236319917"/>
       <w:r>
         <w:t>5.4. The actions</w:t>
       </w:r>
@@ -8613,8 +8613,8 @@
           <w:noProof/>
         </w:rPr>
         <w:drawing>
-          <wp:inline distT="0" distB="0" distL="0" distR="0" wp14:anchorId="11752679" wp14:editId="5651A1EF">
-            <wp:extent cx="5760000" cy="4921690"/>
+          <wp:inline distT="0" distB="0" distL="0" distR="0" wp14:anchorId="46AB5D52" wp14:editId="3727F206">
+            <wp:extent cx="5760000" cy="4905646"/>
             <wp:effectExtent l="0" t="0" r="0" b="0"/>
             <wp:docPr id="23" name="Picture 23"/>
             <wp:cNvGraphicFramePr>
@@ -8636,7 +8636,7 @@
                   <pic:spPr>
                     <a:xfrm>
                       <a:off x="0" y="0"/>
-                      <a:ext cx="5760000" cy="4921690"/>
+                      <a:ext cx="5760000" cy="4905646"/>
                     </a:xfrm>
                     <a:prstGeom prst="rect">
                       <a:avLst/>
@@ -8717,7 +8717,7 @@
           <w:noProof/>
         </w:rPr>
         <w:drawing>
-          <wp:inline distT="0" distB="0" distL="0" distR="0" wp14:anchorId="14BE2D96" wp14:editId="5EE78C36">
+          <wp:inline distT="0" distB="0" distL="0" distR="0" wp14:anchorId="127CA4DA" wp14:editId="52CCFC69">
             <wp:extent cx="3873730" cy="3474719"/>
             <wp:effectExtent l="0" t="0" r="0" b="0"/>
             <wp:docPr id="24" name="Picture 24"/>
@@ -8784,7 +8784,7 @@
       <w:pPr>
         <w:pStyle w:val="1"/>
       </w:pPr>
-      <w:bookmarkStart w:id="33" w:name="_Toc236316685"/>
+      <w:bookmarkStart w:id="33" w:name="_Toc236319918"/>
       <w:r>
         <w:lastRenderedPageBreak/>
         <w:t>6. PDF → Word</w:t>
@@ -8795,7 +8795,7 @@
       <w:pPr>
         <w:pStyle w:val="21"/>
       </w:pPr>
-      <w:bookmarkStart w:id="34" w:name="_Toc236316686"/>
+      <w:bookmarkStart w:id="34" w:name="_Toc236319919"/>
       <w:r>
         <w:t>6.1. What it is for</w:t>
       </w:r>
@@ -8815,7 +8815,7 @@
       <w:pPr>
         <w:pStyle w:val="21"/>
       </w:pPr>
-      <w:bookmarkStart w:id="35" w:name="_Toc236316687"/>
+      <w:bookmarkStart w:id="35" w:name="_Toc236319920"/>
       <w:r>
         <w:t>6.2. The window</w:t>
       </w:r>
@@ -8839,7 +8839,7 @@
         </w:rPr>
         <w:lastRenderedPageBreak/>
         <w:drawing>
-          <wp:inline distT="0" distB="0" distL="0" distR="0" wp14:anchorId="73FAE0B6" wp14:editId="7A8B91F0">
+          <wp:inline distT="0" distB="0" distL="0" distR="0" wp14:anchorId="1CFC3159" wp14:editId="11FDD7B6">
             <wp:extent cx="5760000" cy="4608000"/>
             <wp:effectExtent l="0" t="0" r="0" b="0"/>
             <wp:docPr id="25" name="Picture 25"/>
@@ -8889,7 +8889,7 @@
       <w:pPr>
         <w:pStyle w:val="21"/>
       </w:pPr>
-      <w:bookmarkStart w:id="36" w:name="_Toc236316688"/>
+      <w:bookmarkStart w:id="36" w:name="_Toc236319921"/>
       <w:r>
         <w:t>6.3. The order of work</w:t>
       </w:r>
@@ -8944,7 +8944,7 @@
       <w:pPr>
         <w:pStyle w:val="21"/>
       </w:pPr>
-      <w:bookmarkStart w:id="37" w:name="_Toc236316689"/>
+      <w:bookmarkStart w:id="37" w:name="_Toc236319922"/>
       <w:r>
         <w:t>6.4. What comes across and what does not</w:t>
       </w:r>
@@ -9020,7 +9020,7 @@
       <w:pPr>
         <w:pStyle w:val="1"/>
       </w:pPr>
-      <w:bookmarkStart w:id="38" w:name="_Toc236316690"/>
+      <w:bookmarkStart w:id="38" w:name="_Toc236319923"/>
       <w:r>
         <w:t>7. PDF → PowerPoint</w:t>
       </w:r>
@@ -9030,7 +9030,7 @@
       <w:pPr>
         <w:pStyle w:val="21"/>
       </w:pPr>
-      <w:bookmarkStart w:id="39" w:name="_Toc236316691"/>
+      <w:bookmarkStart w:id="39" w:name="_Toc236319924"/>
       <w:r>
         <w:t>7.1. What it is for</w:t>
       </w:r>
@@ -9065,7 +9065,7 @@
       <w:pPr>
         <w:pStyle w:val="21"/>
       </w:pPr>
-      <w:bookmarkStart w:id="40" w:name="_Toc236316692"/>
+      <w:bookmarkStart w:id="40" w:name="_Toc236319925"/>
       <w:r>
         <w:t>7.2. How a slide is built</w:t>
       </w:r>
@@ -9102,7 +9102,7 @@
       <w:pPr>
         <w:pStyle w:val="21"/>
       </w:pPr>
-      <w:bookmarkStart w:id="41" w:name="_Toc236316693"/>
+      <w:bookmarkStart w:id="41" w:name="_Toc236319926"/>
       <w:r>
         <w:t>7.3. The window</w:t>
       </w:r>
@@ -9126,7 +9126,7 @@
         </w:rPr>
         <w:lastRenderedPageBreak/>
         <w:drawing>
-          <wp:inline distT="0" distB="0" distL="0" distR="0" wp14:anchorId="576A8CB6" wp14:editId="2DA50AF1">
+          <wp:inline distT="0" distB="0" distL="0" distR="0" wp14:anchorId="52491351" wp14:editId="5876FF17">
             <wp:extent cx="5760000" cy="4608000"/>
             <wp:effectExtent l="0" t="0" r="0" b="0"/>
             <wp:docPr id="26" name="Picture 26"/>
@@ -9176,7 +9176,7 @@
       <w:pPr>
         <w:pStyle w:val="21"/>
       </w:pPr>
-      <w:bookmarkStart w:id="42" w:name="_Toc236316694"/>
+      <w:bookmarkStart w:id="42" w:name="_Toc236319927"/>
       <w:r>
         <w:t>7.4. The order of work</w:t>
       </w:r>
@@ -9230,7 +9230,7 @@
       <w:pPr>
         <w:pStyle w:val="21"/>
       </w:pPr>
-      <w:bookmarkStart w:id="43" w:name="_Toc236316695"/>
+      <w:bookmarkStart w:id="43" w:name="_Toc236319928"/>
       <w:r>
         <w:lastRenderedPageBreak/>
         <w:t>7.5. What comes across</w:t>
@@ -9251,7 +9251,7 @@
       <w:pPr>
         <w:pStyle w:val="21"/>
       </w:pPr>
-      <w:bookmarkStart w:id="44" w:name="_Toc236316696"/>
+      <w:bookmarkStart w:id="44" w:name="_Toc236319929"/>
       <w:r>
         <w:t>7.6. What not to expect</w:t>
       </w:r>
@@ -9306,7 +9306,7 @@
       <w:pPr>
         <w:pStyle w:val="1"/>
       </w:pPr>
-      <w:bookmarkStart w:id="45" w:name="_Toc236316697"/>
+      <w:bookmarkStart w:id="45" w:name="_Toc236319930"/>
       <w:r>
         <w:t>8. Merge Excel</w:t>
       </w:r>
@@ -9316,7 +9316,7 @@
       <w:pPr>
         <w:pStyle w:val="21"/>
       </w:pPr>
-      <w:bookmarkStart w:id="46" w:name="_Toc236316698"/>
+      <w:bookmarkStart w:id="46" w:name="_Toc236319931"/>
       <w:r>
         <w:t>8.1. What it is for</w:t>
       </w:r>
@@ -9340,7 +9340,7 @@
       <w:pPr>
         <w:pStyle w:val="21"/>
       </w:pPr>
-      <w:bookmarkStart w:id="47" w:name="_Toc236316699"/>
+      <w:bookmarkStart w:id="47" w:name="_Toc236319932"/>
       <w:r>
         <w:t>8.2. The window</w:t>
       </w:r>
@@ -9363,7 +9363,7 @@
           <w:noProof/>
         </w:rPr>
         <w:drawing>
-          <wp:inline distT="0" distB="0" distL="0" distR="0" wp14:anchorId="2FA19DD0" wp14:editId="662FFB5E">
+          <wp:inline distT="0" distB="0" distL="0" distR="0" wp14:anchorId="6824E813" wp14:editId="6AE80F1F">
             <wp:extent cx="5760000" cy="4250667"/>
             <wp:effectExtent l="0" t="0" r="0" b="0"/>
             <wp:docPr id="27" name="Picture 27"/>
@@ -9413,7 +9413,7 @@
       <w:pPr>
         <w:pStyle w:val="21"/>
       </w:pPr>
-      <w:bookmarkStart w:id="48" w:name="_Toc236316700"/>
+      <w:bookmarkStart w:id="48" w:name="_Toc236319933"/>
       <w:r>
         <w:t xml:space="preserve">8.3. The </w:t>
       </w:r>
@@ -9471,7 +9471,7 @@
       <w:pPr>
         <w:pStyle w:val="21"/>
       </w:pPr>
-      <w:bookmarkStart w:id="49" w:name="_Toc236316701"/>
+      <w:bookmarkStart w:id="49" w:name="_Toc236319934"/>
       <w:r>
         <w:t>8.4. The options</w:t>
       </w:r>
@@ -9523,7 +9523,7 @@
       <w:pPr>
         <w:pStyle w:val="21"/>
       </w:pPr>
-      <w:bookmarkStart w:id="50" w:name="_Toc236316702"/>
+      <w:bookmarkStart w:id="50" w:name="_Toc236319935"/>
       <w:r>
         <w:t>8.5. The result, the report and the cover note</w:t>
       </w:r>
@@ -9555,7 +9555,7 @@
       <w:pPr>
         <w:pStyle w:val="21"/>
       </w:pPr>
-      <w:bookmarkStart w:id="51" w:name="_Toc236316703"/>
+      <w:bookmarkStart w:id="51" w:name="_Toc236319936"/>
       <w:r>
         <w:t>8.6. The Menu of the tool</w:t>
       </w:r>
@@ -9581,8 +9581,8 @@
           <w:noProof/>
         </w:rPr>
         <w:drawing>
-          <wp:inline distT="0" distB="0" distL="0" distR="0" wp14:anchorId="59CB37F0" wp14:editId="642DD684">
-            <wp:extent cx="5760000" cy="4272701"/>
+          <wp:inline distT="0" distB="0" distL="0" distR="0" wp14:anchorId="6398F984" wp14:editId="7EA93476">
+            <wp:extent cx="5760000" cy="4250667"/>
             <wp:effectExtent l="0" t="0" r="0" b="0"/>
             <wp:docPr id="28" name="Picture 28"/>
             <wp:cNvGraphicFramePr>
@@ -9604,7 +9604,7 @@
                   <pic:spPr>
                     <a:xfrm>
                       <a:off x="0" y="0"/>
-                      <a:ext cx="5760000" cy="4272701"/>
+                      <a:ext cx="5760000" cy="4250667"/>
                     </a:xfrm>
                     <a:prstGeom prst="rect">
                       <a:avLst/>
@@ -9648,7 +9648,7 @@
       <w:pPr>
         <w:pStyle w:val="1"/>
       </w:pPr>
-      <w:bookmarkStart w:id="52" w:name="_Toc236316704"/>
+      <w:bookmarkStart w:id="52" w:name="_Toc236319937"/>
       <w:r>
         <w:lastRenderedPageBreak/>
         <w:t>9. Reference</w:t>
@@ -9659,7 +9659,7 @@
       <w:pPr>
         <w:pStyle w:val="21"/>
       </w:pPr>
-      <w:bookmarkStart w:id="53" w:name="_Toc236316705"/>
+      <w:bookmarkStart w:id="53" w:name="_Toc236319938"/>
       <w:r>
         <w:t>9.1. About the program</w:t>
       </w:r>
@@ -9682,7 +9682,7 @@
           <w:noProof/>
         </w:rPr>
         <w:drawing>
-          <wp:inline distT="0" distB="0" distL="0" distR="0" wp14:anchorId="4D8B681C" wp14:editId="7825D20F">
+          <wp:inline distT="0" distB="0" distL="0" distR="0" wp14:anchorId="3C4E8835" wp14:editId="2BCC1E1D">
             <wp:extent cx="3873730" cy="3940232"/>
             <wp:effectExtent l="0" t="0" r="0" b="0"/>
             <wp:docPr id="29" name="Picture 29"/>
@@ -9748,7 +9748,7 @@
       <w:pPr>
         <w:pStyle w:val="21"/>
       </w:pPr>
-      <w:bookmarkStart w:id="54" w:name="_Toc236316706"/>
+      <w:bookmarkStart w:id="54" w:name="_Toc236319939"/>
       <w:r>
         <w:lastRenderedPageBreak/>
         <w:t>9.2. If something went wrong</w:t>
@@ -10158,7 +10158,7 @@
       <w:pPr>
         <w:pStyle w:val="21"/>
       </w:pPr>
-      <w:bookmarkStart w:id="55" w:name="_Toc236316707"/>
+      <w:bookmarkStart w:id="55" w:name="_Toc236319940"/>
       <w:r>
         <w:t>9.3. A short reminder</w:t>
       </w:r>
@@ -10665,31 +10665,31 @@
       </w:rPr>
     </w:lvl>
   </w:abstractNum>
-  <w:num w:numId="1" w16cid:durableId="511264011">
+  <w:num w:numId="1" w16cid:durableId="341007002">
     <w:abstractNumId w:val="8"/>
   </w:num>
-  <w:num w:numId="2" w16cid:durableId="1200319447">
+  <w:num w:numId="2" w16cid:durableId="482162370">
     <w:abstractNumId w:val="6"/>
   </w:num>
-  <w:num w:numId="3" w16cid:durableId="1686127631">
+  <w:num w:numId="3" w16cid:durableId="308825021">
     <w:abstractNumId w:val="5"/>
   </w:num>
-  <w:num w:numId="4" w16cid:durableId="1717124309">
+  <w:num w:numId="4" w16cid:durableId="1493251704">
     <w:abstractNumId w:val="4"/>
   </w:num>
-  <w:num w:numId="5" w16cid:durableId="483395726">
+  <w:num w:numId="5" w16cid:durableId="1056702768">
     <w:abstractNumId w:val="7"/>
   </w:num>
-  <w:num w:numId="6" w16cid:durableId="522328076">
+  <w:num w:numId="6" w16cid:durableId="634139847">
     <w:abstractNumId w:val="3"/>
   </w:num>
-  <w:num w:numId="7" w16cid:durableId="1284313101">
+  <w:num w:numId="7" w16cid:durableId="966622168">
     <w:abstractNumId w:val="2"/>
   </w:num>
-  <w:num w:numId="8" w16cid:durableId="401608306">
+  <w:num w:numId="8" w16cid:durableId="108742836">
     <w:abstractNumId w:val="1"/>
   </w:num>
-  <w:num w:numId="9" w16cid:durableId="1835412441">
+  <w:num w:numId="9" w16cid:durableId="1078745398">
     <w:abstractNumId w:val="0"/>
   </w:num>
 </w:numbering>
@@ -22128,7 +22128,7 @@
     <w:autoRedefine/>
     <w:uiPriority w:val="39"/>
     <w:unhideWhenUsed/>
-    <w:rsid w:val="00A03AB5"/>
+    <w:rsid w:val="009D0C60"/>
     <w:pPr>
       <w:spacing w:after="100"/>
     </w:pPr>
@@ -22140,7 +22140,7 @@
     <w:autoRedefine/>
     <w:uiPriority w:val="39"/>
     <w:unhideWhenUsed/>
-    <w:rsid w:val="00A03AB5"/>
+    <w:rsid w:val="009D0C60"/>
     <w:pPr>
       <w:spacing w:after="100"/>
       <w:ind w:left="280"/>
@@ -22151,7 +22151,7 @@
     <w:basedOn w:val="a2"/>
     <w:uiPriority w:val="99"/>
     <w:unhideWhenUsed/>
-    <w:rsid w:val="00A03AB5"/>
+    <w:rsid w:val="009D0C60"/>
     <w:rPr>
       <w:color w:val="0000FF" w:themeColor="hyperlink"/>
       <w:u w:val="single"/>

--- a/docs/User manual.docx
+++ b/docs/User manual.docx
@@ -66,7 +66,7 @@
         <w:jc w:val="center"/>
       </w:pPr>
       <w:r>
-        <w:t>Program version – 1.18.1</w:t>
+        <w:t>Program version – 1.18.4</w:t>
       </w:r>
     </w:p>
     <w:p/>
@@ -120,7 +120,7 @@
       <w:r>
         <w:fldChar w:fldCharType="separate"/>
       </w:r>
-      <w:hyperlink w:anchor="_Toc236319885" w:history="1">
+      <w:hyperlink w:anchor="_Toc237174821" w:history="1">
         <w:r>
           <w:rPr>
             <w:rStyle w:val="aff8"/>
@@ -148,7 +148,7 @@
             <w:noProof/>
             <w:webHidden/>
           </w:rPr>
-          <w:instrText xml:space="preserve"> PAGEREF _Toc236319885 \h </w:instrText>
+          <w:instrText xml:space="preserve"> PAGEREF _Toc237174821 \h </w:instrText>
         </w:r>
         <w:r>
           <w:rPr>
@@ -195,7 +195,7 @@
           <w14:ligatures w14:val="standardContextual"/>
         </w:rPr>
       </w:pPr>
-      <w:hyperlink w:anchor="_Toc236319886" w:history="1">
+      <w:hyperlink w:anchor="_Toc237174822" w:history="1">
         <w:r>
           <w:rPr>
             <w:rStyle w:val="aff8"/>
@@ -223,7 +223,7 @@
             <w:noProof/>
             <w:webHidden/>
           </w:rPr>
-          <w:instrText xml:space="preserve"> PAGEREF _Toc236319886 \h </w:instrText>
+          <w:instrText xml:space="preserve"> PAGEREF _Toc237174822 \h </w:instrText>
         </w:r>
         <w:r>
           <w:rPr>
@@ -270,7 +270,7 @@
           <w14:ligatures w14:val="standardContextual"/>
         </w:rPr>
       </w:pPr>
-      <w:hyperlink w:anchor="_Toc236319887" w:history="1">
+      <w:hyperlink w:anchor="_Toc237174823" w:history="1">
         <w:r>
           <w:rPr>
             <w:rStyle w:val="aff8"/>
@@ -298,7 +298,7 @@
             <w:noProof/>
             <w:webHidden/>
           </w:rPr>
-          <w:instrText xml:space="preserve"> PAGEREF _Toc236319887 \h </w:instrText>
+          <w:instrText xml:space="preserve"> PAGEREF _Toc237174823 \h </w:instrText>
         </w:r>
         <w:r>
           <w:rPr>
@@ -345,7 +345,7 @@
           <w14:ligatures w14:val="standardContextual"/>
         </w:rPr>
       </w:pPr>
-      <w:hyperlink w:anchor="_Toc236319888" w:history="1">
+      <w:hyperlink w:anchor="_Toc237174824" w:history="1">
         <w:r>
           <w:rPr>
             <w:rStyle w:val="aff8"/>
@@ -373,7 +373,7 @@
             <w:noProof/>
             <w:webHidden/>
           </w:rPr>
-          <w:instrText xml:space="preserve"> PAGEREF _Toc236319888 \h </w:instrText>
+          <w:instrText xml:space="preserve"> PAGEREF _Toc237174824 \h </w:instrText>
         </w:r>
         <w:r>
           <w:rPr>
@@ -420,7 +420,7 @@
           <w14:ligatures w14:val="standardContextual"/>
         </w:rPr>
       </w:pPr>
-      <w:hyperlink w:anchor="_Toc236319889" w:history="1">
+      <w:hyperlink w:anchor="_Toc237174825" w:history="1">
         <w:r>
           <w:rPr>
             <w:rStyle w:val="aff8"/>
@@ -448,7 +448,7 @@
             <w:noProof/>
             <w:webHidden/>
           </w:rPr>
-          <w:instrText xml:space="preserve"> PAGEREF _Toc236319889 \h </w:instrText>
+          <w:instrText xml:space="preserve"> PAGEREF _Toc237174825 \h </w:instrText>
         </w:r>
         <w:r>
           <w:rPr>
@@ -495,7 +495,7 @@
           <w14:ligatures w14:val="standardContextual"/>
         </w:rPr>
       </w:pPr>
-      <w:hyperlink w:anchor="_Toc236319890" w:history="1">
+      <w:hyperlink w:anchor="_Toc237174826" w:history="1">
         <w:r>
           <w:rPr>
             <w:rStyle w:val="aff8"/>
@@ -523,7 +523,7 @@
             <w:noProof/>
             <w:webHidden/>
           </w:rPr>
-          <w:instrText xml:space="preserve"> PAGEREF _Toc236319890 \h </w:instrText>
+          <w:instrText xml:space="preserve"> PAGEREF _Toc237174826 \h </w:instrText>
         </w:r>
         <w:r>
           <w:rPr>
@@ -570,7 +570,7 @@
           <w14:ligatures w14:val="standardContextual"/>
         </w:rPr>
       </w:pPr>
-      <w:hyperlink w:anchor="_Toc236319891" w:history="1">
+      <w:hyperlink w:anchor="_Toc237174827" w:history="1">
         <w:r>
           <w:rPr>
             <w:rStyle w:val="aff8"/>
@@ -598,7 +598,7 @@
             <w:noProof/>
             <w:webHidden/>
           </w:rPr>
-          <w:instrText xml:space="preserve"> PAGEREF _Toc236319891 \h </w:instrText>
+          <w:instrText xml:space="preserve"> PAGEREF _Toc237174827 \h </w:instrText>
         </w:r>
         <w:r>
           <w:rPr>
@@ -645,7 +645,7 @@
           <w14:ligatures w14:val="standardContextual"/>
         </w:rPr>
       </w:pPr>
-      <w:hyperlink w:anchor="_Toc236319892" w:history="1">
+      <w:hyperlink w:anchor="_Toc237174828" w:history="1">
         <w:r>
           <w:rPr>
             <w:rStyle w:val="aff8"/>
@@ -673,7 +673,7 @@
             <w:noProof/>
             <w:webHidden/>
           </w:rPr>
-          <w:instrText xml:space="preserve"> PAGEREF _Toc236319892 \h </w:instrText>
+          <w:instrText xml:space="preserve"> PAGEREF _Toc237174828 \h </w:instrText>
         </w:r>
         <w:r>
           <w:rPr>
@@ -720,7 +720,7 @@
           <w14:ligatures w14:val="standardContextual"/>
         </w:rPr>
       </w:pPr>
-      <w:hyperlink w:anchor="_Toc236319893" w:history="1">
+      <w:hyperlink w:anchor="_Toc237174829" w:history="1">
         <w:r>
           <w:rPr>
             <w:rStyle w:val="aff8"/>
@@ -748,7 +748,7 @@
             <w:noProof/>
             <w:webHidden/>
           </w:rPr>
-          <w:instrText xml:space="preserve"> PAGEREF _Toc236319893 \h </w:instrText>
+          <w:instrText xml:space="preserve"> PAGEREF _Toc237174829 \h </w:instrText>
         </w:r>
         <w:r>
           <w:rPr>
@@ -795,7 +795,7 @@
           <w14:ligatures w14:val="standardContextual"/>
         </w:rPr>
       </w:pPr>
-      <w:hyperlink w:anchor="_Toc236319894" w:history="1">
+      <w:hyperlink w:anchor="_Toc237174830" w:history="1">
         <w:r>
           <w:rPr>
             <w:rStyle w:val="aff8"/>
@@ -823,7 +823,7 @@
             <w:noProof/>
             <w:webHidden/>
           </w:rPr>
-          <w:instrText xml:space="preserve"> PAGEREF _Toc236319894 \h </w:instrText>
+          <w:instrText xml:space="preserve"> PAGEREF _Toc237174830 \h </w:instrText>
         </w:r>
         <w:r>
           <w:rPr>
@@ -870,7 +870,7 @@
           <w14:ligatures w14:val="standardContextual"/>
         </w:rPr>
       </w:pPr>
-      <w:hyperlink w:anchor="_Toc236319895" w:history="1">
+      <w:hyperlink w:anchor="_Toc237174831" w:history="1">
         <w:r>
           <w:rPr>
             <w:rStyle w:val="aff8"/>
@@ -898,7 +898,7 @@
             <w:noProof/>
             <w:webHidden/>
           </w:rPr>
-          <w:instrText xml:space="preserve"> PAGEREF _Toc236319895 \h </w:instrText>
+          <w:instrText xml:space="preserve"> PAGEREF _Toc237174831 \h </w:instrText>
         </w:r>
         <w:r>
           <w:rPr>
@@ -945,7 +945,7 @@
           <w14:ligatures w14:val="standardContextual"/>
         </w:rPr>
       </w:pPr>
-      <w:hyperlink w:anchor="_Toc236319896" w:history="1">
+      <w:hyperlink w:anchor="_Toc237174832" w:history="1">
         <w:r>
           <w:rPr>
             <w:rStyle w:val="aff8"/>
@@ -973,7 +973,7 @@
             <w:noProof/>
             <w:webHidden/>
           </w:rPr>
-          <w:instrText xml:space="preserve"> PAGEREF _Toc236319896 \h </w:instrText>
+          <w:instrText xml:space="preserve"> PAGEREF _Toc237174832 \h </w:instrText>
         </w:r>
         <w:r>
           <w:rPr>
@@ -1020,7 +1020,7 @@
           <w14:ligatures w14:val="standardContextual"/>
         </w:rPr>
       </w:pPr>
-      <w:hyperlink w:anchor="_Toc236319897" w:history="1">
+      <w:hyperlink w:anchor="_Toc237174833" w:history="1">
         <w:r>
           <w:rPr>
             <w:rStyle w:val="aff8"/>
@@ -1048,7 +1048,7 @@
             <w:noProof/>
             <w:webHidden/>
           </w:rPr>
-          <w:instrText xml:space="preserve"> PAGEREF _Toc236319897 \h </w:instrText>
+          <w:instrText xml:space="preserve"> PAGEREF _Toc237174833 \h </w:instrText>
         </w:r>
         <w:r>
           <w:rPr>
@@ -1095,7 +1095,7 @@
           <w14:ligatures w14:val="standardContextual"/>
         </w:rPr>
       </w:pPr>
-      <w:hyperlink w:anchor="_Toc236319898" w:history="1">
+      <w:hyperlink w:anchor="_Toc237174834" w:history="1">
         <w:r>
           <w:rPr>
             <w:rStyle w:val="aff8"/>
@@ -1123,7 +1123,7 @@
             <w:noProof/>
             <w:webHidden/>
           </w:rPr>
-          <w:instrText xml:space="preserve"> PAGEREF _Toc236319898 \h </w:instrText>
+          <w:instrText xml:space="preserve"> PAGEREF _Toc237174834 \h </w:instrText>
         </w:r>
         <w:r>
           <w:rPr>
@@ -1170,7 +1170,7 @@
           <w14:ligatures w14:val="standardContextual"/>
         </w:rPr>
       </w:pPr>
-      <w:hyperlink w:anchor="_Toc236319899" w:history="1">
+      <w:hyperlink w:anchor="_Toc237174835" w:history="1">
         <w:r>
           <w:rPr>
             <w:rStyle w:val="aff8"/>
@@ -1198,7 +1198,7 @@
             <w:noProof/>
             <w:webHidden/>
           </w:rPr>
-          <w:instrText xml:space="preserve"> PAGEREF _Toc236319899 \h </w:instrText>
+          <w:instrText xml:space="preserve"> PAGEREF _Toc237174835 \h </w:instrText>
         </w:r>
         <w:r>
           <w:rPr>
@@ -1245,7 +1245,7 @@
           <w14:ligatures w14:val="standardContextual"/>
         </w:rPr>
       </w:pPr>
-      <w:hyperlink w:anchor="_Toc236319900" w:history="1">
+      <w:hyperlink w:anchor="_Toc237174836" w:history="1">
         <w:r>
           <w:rPr>
             <w:rStyle w:val="aff8"/>
@@ -1273,7 +1273,7 @@
             <w:noProof/>
             <w:webHidden/>
           </w:rPr>
-          <w:instrText xml:space="preserve"> PAGEREF _Toc236319900 \h </w:instrText>
+          <w:instrText xml:space="preserve"> PAGEREF _Toc237174836 \h </w:instrText>
         </w:r>
         <w:r>
           <w:rPr>
@@ -1320,7 +1320,7 @@
           <w14:ligatures w14:val="standardContextual"/>
         </w:rPr>
       </w:pPr>
-      <w:hyperlink w:anchor="_Toc236319901" w:history="1">
+      <w:hyperlink w:anchor="_Toc237174837" w:history="1">
         <w:r>
           <w:rPr>
             <w:rStyle w:val="aff8"/>
@@ -1348,7 +1348,7 @@
             <w:noProof/>
             <w:webHidden/>
           </w:rPr>
-          <w:instrText xml:space="preserve"> PAGEREF _Toc236319901 \h </w:instrText>
+          <w:instrText xml:space="preserve"> PAGEREF _Toc237174837 \h </w:instrText>
         </w:r>
         <w:r>
           <w:rPr>
@@ -1395,7 +1395,7 @@
           <w14:ligatures w14:val="standardContextual"/>
         </w:rPr>
       </w:pPr>
-      <w:hyperlink w:anchor="_Toc236319902" w:history="1">
+      <w:hyperlink w:anchor="_Toc237174838" w:history="1">
         <w:r>
           <w:rPr>
             <w:rStyle w:val="aff8"/>
@@ -1423,7 +1423,7 @@
             <w:noProof/>
             <w:webHidden/>
           </w:rPr>
-          <w:instrText xml:space="preserve"> PAGEREF _Toc236319902 \h </w:instrText>
+          <w:instrText xml:space="preserve"> PAGEREF _Toc237174838 \h </w:instrText>
         </w:r>
         <w:r>
           <w:rPr>
@@ -1470,7 +1470,7 @@
           <w14:ligatures w14:val="standardContextual"/>
         </w:rPr>
       </w:pPr>
-      <w:hyperlink w:anchor="_Toc236319903" w:history="1">
+      <w:hyperlink w:anchor="_Toc237174839" w:history="1">
         <w:r>
           <w:rPr>
             <w:rStyle w:val="aff8"/>
@@ -1498,7 +1498,7 @@
             <w:noProof/>
             <w:webHidden/>
           </w:rPr>
-          <w:instrText xml:space="preserve"> PAGEREF _Toc236319903 \h </w:instrText>
+          <w:instrText xml:space="preserve"> PAGEREF _Toc237174839 \h </w:instrText>
         </w:r>
         <w:r>
           <w:rPr>
@@ -1545,7 +1545,7 @@
           <w14:ligatures w14:val="standardContextual"/>
         </w:rPr>
       </w:pPr>
-      <w:hyperlink w:anchor="_Toc236319904" w:history="1">
+      <w:hyperlink w:anchor="_Toc237174840" w:history="1">
         <w:r>
           <w:rPr>
             <w:rStyle w:val="aff8"/>
@@ -1573,7 +1573,7 @@
             <w:noProof/>
             <w:webHidden/>
           </w:rPr>
-          <w:instrText xml:space="preserve"> PAGEREF _Toc236319904 \h </w:instrText>
+          <w:instrText xml:space="preserve"> PAGEREF _Toc237174840 \h </w:instrText>
         </w:r>
         <w:r>
           <w:rPr>
@@ -1620,7 +1620,7 @@
           <w14:ligatures w14:val="standardContextual"/>
         </w:rPr>
       </w:pPr>
-      <w:hyperlink w:anchor="_Toc236319905" w:history="1">
+      <w:hyperlink w:anchor="_Toc237174841" w:history="1">
         <w:r>
           <w:rPr>
             <w:rStyle w:val="aff8"/>
@@ -1648,7 +1648,7 @@
             <w:noProof/>
             <w:webHidden/>
           </w:rPr>
-          <w:instrText xml:space="preserve"> PAGEREF _Toc236319905 \h </w:instrText>
+          <w:instrText xml:space="preserve"> PAGEREF _Toc237174841 \h </w:instrText>
         </w:r>
         <w:r>
           <w:rPr>
@@ -1695,7 +1695,7 @@
           <w14:ligatures w14:val="standardContextual"/>
         </w:rPr>
       </w:pPr>
-      <w:hyperlink w:anchor="_Toc236319906" w:history="1">
+      <w:hyperlink w:anchor="_Toc237174842" w:history="1">
         <w:r>
           <w:rPr>
             <w:rStyle w:val="aff8"/>
@@ -1723,7 +1723,7 @@
             <w:noProof/>
             <w:webHidden/>
           </w:rPr>
-          <w:instrText xml:space="preserve"> PAGEREF _Toc236319906 \h </w:instrText>
+          <w:instrText xml:space="preserve"> PAGEREF _Toc237174842 \h </w:instrText>
         </w:r>
         <w:r>
           <w:rPr>
@@ -1770,7 +1770,7 @@
           <w14:ligatures w14:val="standardContextual"/>
         </w:rPr>
       </w:pPr>
-      <w:hyperlink w:anchor="_Toc236319907" w:history="1">
+      <w:hyperlink w:anchor="_Toc237174843" w:history="1">
         <w:r>
           <w:rPr>
             <w:rStyle w:val="aff8"/>
@@ -1798,7 +1798,7 @@
             <w:noProof/>
             <w:webHidden/>
           </w:rPr>
-          <w:instrText xml:space="preserve"> PAGEREF _Toc236319907 \h </w:instrText>
+          <w:instrText xml:space="preserve"> PAGEREF _Toc237174843 \h </w:instrText>
         </w:r>
         <w:r>
           <w:rPr>
@@ -1845,7 +1845,7 @@
           <w14:ligatures w14:val="standardContextual"/>
         </w:rPr>
       </w:pPr>
-      <w:hyperlink w:anchor="_Toc236319908" w:history="1">
+      <w:hyperlink w:anchor="_Toc237174844" w:history="1">
         <w:r>
           <w:rPr>
             <w:rStyle w:val="aff8"/>
@@ -1873,7 +1873,7 @@
             <w:noProof/>
             <w:webHidden/>
           </w:rPr>
-          <w:instrText xml:space="preserve"> PAGEREF _Toc236319908 \h </w:instrText>
+          <w:instrText xml:space="preserve"> PAGEREF _Toc237174844 \h </w:instrText>
         </w:r>
         <w:r>
           <w:rPr>
@@ -1920,7 +1920,7 @@
           <w14:ligatures w14:val="standardContextual"/>
         </w:rPr>
       </w:pPr>
-      <w:hyperlink w:anchor="_Toc236319909" w:history="1">
+      <w:hyperlink w:anchor="_Toc237174845" w:history="1">
         <w:r>
           <w:rPr>
             <w:rStyle w:val="aff8"/>
@@ -1948,7 +1948,7 @@
             <w:noProof/>
             <w:webHidden/>
           </w:rPr>
-          <w:instrText xml:space="preserve"> PAGEREF _Toc236319909 \h </w:instrText>
+          <w:instrText xml:space="preserve"> PAGEREF _Toc237174845 \h </w:instrText>
         </w:r>
         <w:r>
           <w:rPr>
@@ -1995,7 +1995,7 @@
           <w14:ligatures w14:val="standardContextual"/>
         </w:rPr>
       </w:pPr>
-      <w:hyperlink w:anchor="_Toc236319910" w:history="1">
+      <w:hyperlink w:anchor="_Toc237174846" w:history="1">
         <w:r>
           <w:rPr>
             <w:rStyle w:val="aff8"/>
@@ -2023,7 +2023,7 @@
             <w:noProof/>
             <w:webHidden/>
           </w:rPr>
-          <w:instrText xml:space="preserve"> PAGEREF _Toc236319910 \h </w:instrText>
+          <w:instrText xml:space="preserve"> PAGEREF _Toc237174846 \h </w:instrText>
         </w:r>
         <w:r>
           <w:rPr>
@@ -2070,7 +2070,7 @@
           <w14:ligatures w14:val="standardContextual"/>
         </w:rPr>
       </w:pPr>
-      <w:hyperlink w:anchor="_Toc236319911" w:history="1">
+      <w:hyperlink w:anchor="_Toc237174847" w:history="1">
         <w:r>
           <w:rPr>
             <w:rStyle w:val="aff8"/>
@@ -2098,7 +2098,7 @@
             <w:noProof/>
             <w:webHidden/>
           </w:rPr>
-          <w:instrText xml:space="preserve"> PAGEREF _Toc236319911 \h </w:instrText>
+          <w:instrText xml:space="preserve"> PAGEREF _Toc237174847 \h </w:instrText>
         </w:r>
         <w:r>
           <w:rPr>
@@ -2145,7 +2145,7 @@
           <w14:ligatures w14:val="standardContextual"/>
         </w:rPr>
       </w:pPr>
-      <w:hyperlink w:anchor="_Toc236319912" w:history="1">
+      <w:hyperlink w:anchor="_Toc237174848" w:history="1">
         <w:r>
           <w:rPr>
             <w:rStyle w:val="aff8"/>
@@ -2173,7 +2173,7 @@
             <w:noProof/>
             <w:webHidden/>
           </w:rPr>
-          <w:instrText xml:space="preserve"> PAGEREF _Toc236319912 \h </w:instrText>
+          <w:instrText xml:space="preserve"> PAGEREF _Toc237174848 \h </w:instrText>
         </w:r>
         <w:r>
           <w:rPr>
@@ -2220,7 +2220,7 @@
           <w14:ligatures w14:val="standardContextual"/>
         </w:rPr>
       </w:pPr>
-      <w:hyperlink w:anchor="_Toc236319913" w:history="1">
+      <w:hyperlink w:anchor="_Toc237174849" w:history="1">
         <w:r>
           <w:rPr>
             <w:rStyle w:val="aff8"/>
@@ -2248,7 +2248,7 @@
             <w:noProof/>
             <w:webHidden/>
           </w:rPr>
-          <w:instrText xml:space="preserve"> PAGEREF _Toc236319913 \h </w:instrText>
+          <w:instrText xml:space="preserve"> PAGEREF _Toc237174849 \h </w:instrText>
         </w:r>
         <w:r>
           <w:rPr>
@@ -2295,7 +2295,7 @@
           <w14:ligatures w14:val="standardContextual"/>
         </w:rPr>
       </w:pPr>
-      <w:hyperlink w:anchor="_Toc236319914" w:history="1">
+      <w:hyperlink w:anchor="_Toc237174850" w:history="1">
         <w:r>
           <w:rPr>
             <w:rStyle w:val="aff8"/>
@@ -2323,7 +2323,7 @@
             <w:noProof/>
             <w:webHidden/>
           </w:rPr>
-          <w:instrText xml:space="preserve"> PAGEREF _Toc236319914 \h </w:instrText>
+          <w:instrText xml:space="preserve"> PAGEREF _Toc237174850 \h </w:instrText>
         </w:r>
         <w:r>
           <w:rPr>
@@ -2370,7 +2370,7 @@
           <w14:ligatures w14:val="standardContextual"/>
         </w:rPr>
       </w:pPr>
-      <w:hyperlink w:anchor="_Toc236319915" w:history="1">
+      <w:hyperlink w:anchor="_Toc237174851" w:history="1">
         <w:r>
           <w:rPr>
             <w:rStyle w:val="aff8"/>
@@ -2398,7 +2398,7 @@
             <w:noProof/>
             <w:webHidden/>
           </w:rPr>
-          <w:instrText xml:space="preserve"> PAGEREF _Toc236319915 \h </w:instrText>
+          <w:instrText xml:space="preserve"> PAGEREF _Toc237174851 \h </w:instrText>
         </w:r>
         <w:r>
           <w:rPr>
@@ -2445,7 +2445,7 @@
           <w14:ligatures w14:val="standardContextual"/>
         </w:rPr>
       </w:pPr>
-      <w:hyperlink w:anchor="_Toc236319916" w:history="1">
+      <w:hyperlink w:anchor="_Toc237174852" w:history="1">
         <w:r>
           <w:rPr>
             <w:rStyle w:val="aff8"/>
@@ -2473,7 +2473,7 @@
             <w:noProof/>
             <w:webHidden/>
           </w:rPr>
-          <w:instrText xml:space="preserve"> PAGEREF _Toc236319916 \h </w:instrText>
+          <w:instrText xml:space="preserve"> PAGEREF _Toc237174852 \h </w:instrText>
         </w:r>
         <w:r>
           <w:rPr>
@@ -2520,7 +2520,7 @@
           <w14:ligatures w14:val="standardContextual"/>
         </w:rPr>
       </w:pPr>
-      <w:hyperlink w:anchor="_Toc236319917" w:history="1">
+      <w:hyperlink w:anchor="_Toc237174853" w:history="1">
         <w:r>
           <w:rPr>
             <w:rStyle w:val="aff8"/>
@@ -2548,7 +2548,7 @@
             <w:noProof/>
             <w:webHidden/>
           </w:rPr>
-          <w:instrText xml:space="preserve"> PAGEREF _Toc236319917 \h </w:instrText>
+          <w:instrText xml:space="preserve"> PAGEREF _Toc237174853 \h </w:instrText>
         </w:r>
         <w:r>
           <w:rPr>
@@ -2595,7 +2595,7 @@
           <w14:ligatures w14:val="standardContextual"/>
         </w:rPr>
       </w:pPr>
-      <w:hyperlink w:anchor="_Toc236319918" w:history="1">
+      <w:hyperlink w:anchor="_Toc237174854" w:history="1">
         <w:r>
           <w:rPr>
             <w:rStyle w:val="aff8"/>
@@ -2623,7 +2623,7 @@
             <w:noProof/>
             <w:webHidden/>
           </w:rPr>
-          <w:instrText xml:space="preserve"> PAGEREF _Toc236319918 \h </w:instrText>
+          <w:instrText xml:space="preserve"> PAGEREF _Toc237174854 \h </w:instrText>
         </w:r>
         <w:r>
           <w:rPr>
@@ -2670,7 +2670,7 @@
           <w14:ligatures w14:val="standardContextual"/>
         </w:rPr>
       </w:pPr>
-      <w:hyperlink w:anchor="_Toc236319919" w:history="1">
+      <w:hyperlink w:anchor="_Toc237174855" w:history="1">
         <w:r>
           <w:rPr>
             <w:rStyle w:val="aff8"/>
@@ -2698,7 +2698,7 @@
             <w:noProof/>
             <w:webHidden/>
           </w:rPr>
-          <w:instrText xml:space="preserve"> PAGEREF _Toc236319919 \h </w:instrText>
+          <w:instrText xml:space="preserve"> PAGEREF _Toc237174855 \h </w:instrText>
         </w:r>
         <w:r>
           <w:rPr>
@@ -2745,7 +2745,7 @@
           <w14:ligatures w14:val="standardContextual"/>
         </w:rPr>
       </w:pPr>
-      <w:hyperlink w:anchor="_Toc236319920" w:history="1">
+      <w:hyperlink w:anchor="_Toc237174856" w:history="1">
         <w:r>
           <w:rPr>
             <w:rStyle w:val="aff8"/>
@@ -2773,7 +2773,7 @@
             <w:noProof/>
             <w:webHidden/>
           </w:rPr>
-          <w:instrText xml:space="preserve"> PAGEREF _Toc236319920 \h </w:instrText>
+          <w:instrText xml:space="preserve"> PAGEREF _Toc237174856 \h </w:instrText>
         </w:r>
         <w:r>
           <w:rPr>
@@ -2820,7 +2820,7 @@
           <w14:ligatures w14:val="standardContextual"/>
         </w:rPr>
       </w:pPr>
-      <w:hyperlink w:anchor="_Toc236319921" w:history="1">
+      <w:hyperlink w:anchor="_Toc237174857" w:history="1">
         <w:r>
           <w:rPr>
             <w:rStyle w:val="aff8"/>
@@ -2848,7 +2848,7 @@
             <w:noProof/>
             <w:webHidden/>
           </w:rPr>
-          <w:instrText xml:space="preserve"> PAGEREF _Toc236319921 \h </w:instrText>
+          <w:instrText xml:space="preserve"> PAGEREF _Toc237174857 \h </w:instrText>
         </w:r>
         <w:r>
           <w:rPr>
@@ -2895,7 +2895,7 @@
           <w14:ligatures w14:val="standardContextual"/>
         </w:rPr>
       </w:pPr>
-      <w:hyperlink w:anchor="_Toc236319922" w:history="1">
+      <w:hyperlink w:anchor="_Toc237174858" w:history="1">
         <w:r>
           <w:rPr>
             <w:rStyle w:val="aff8"/>
@@ -2923,7 +2923,7 @@
             <w:noProof/>
             <w:webHidden/>
           </w:rPr>
-          <w:instrText xml:space="preserve"> PAGEREF _Toc236319922 \h </w:instrText>
+          <w:instrText xml:space="preserve"> PAGEREF _Toc237174858 \h </w:instrText>
         </w:r>
         <w:r>
           <w:rPr>
@@ -2970,7 +2970,7 @@
           <w14:ligatures w14:val="standardContextual"/>
         </w:rPr>
       </w:pPr>
-      <w:hyperlink w:anchor="_Toc236319923" w:history="1">
+      <w:hyperlink w:anchor="_Toc237174859" w:history="1">
         <w:r>
           <w:rPr>
             <w:rStyle w:val="aff8"/>
@@ -2998,7 +2998,7 @@
             <w:noProof/>
             <w:webHidden/>
           </w:rPr>
-          <w:instrText xml:space="preserve"> PAGEREF _Toc236319923 \h </w:instrText>
+          <w:instrText xml:space="preserve"> PAGEREF _Toc237174859 \h </w:instrText>
         </w:r>
         <w:r>
           <w:rPr>
@@ -3045,7 +3045,7 @@
           <w14:ligatures w14:val="standardContextual"/>
         </w:rPr>
       </w:pPr>
-      <w:hyperlink w:anchor="_Toc236319924" w:history="1">
+      <w:hyperlink w:anchor="_Toc237174860" w:history="1">
         <w:r>
           <w:rPr>
             <w:rStyle w:val="aff8"/>
@@ -3073,7 +3073,7 @@
             <w:noProof/>
             <w:webHidden/>
           </w:rPr>
-          <w:instrText xml:space="preserve"> PAGEREF _Toc236319924 \h </w:instrText>
+          <w:instrText xml:space="preserve"> PAGEREF _Toc237174860 \h </w:instrText>
         </w:r>
         <w:r>
           <w:rPr>
@@ -3120,7 +3120,7 @@
           <w14:ligatures w14:val="standardContextual"/>
         </w:rPr>
       </w:pPr>
-      <w:hyperlink w:anchor="_Toc236319925" w:history="1">
+      <w:hyperlink w:anchor="_Toc237174861" w:history="1">
         <w:r>
           <w:rPr>
             <w:rStyle w:val="aff8"/>
@@ -3148,7 +3148,7 @@
             <w:noProof/>
             <w:webHidden/>
           </w:rPr>
-          <w:instrText xml:space="preserve"> PAGEREF _Toc236319925 \h </w:instrText>
+          <w:instrText xml:space="preserve"> PAGEREF _Toc237174861 \h </w:instrText>
         </w:r>
         <w:r>
           <w:rPr>
@@ -3195,7 +3195,7 @@
           <w14:ligatures w14:val="standardContextual"/>
         </w:rPr>
       </w:pPr>
-      <w:hyperlink w:anchor="_Toc236319926" w:history="1">
+      <w:hyperlink w:anchor="_Toc237174862" w:history="1">
         <w:r>
           <w:rPr>
             <w:rStyle w:val="aff8"/>
@@ -3223,7 +3223,7 @@
             <w:noProof/>
             <w:webHidden/>
           </w:rPr>
-          <w:instrText xml:space="preserve"> PAGEREF _Toc236319926 \h </w:instrText>
+          <w:instrText xml:space="preserve"> PAGEREF _Toc237174862 \h </w:instrText>
         </w:r>
         <w:r>
           <w:rPr>
@@ -3270,7 +3270,7 @@
           <w14:ligatures w14:val="standardContextual"/>
         </w:rPr>
       </w:pPr>
-      <w:hyperlink w:anchor="_Toc236319927" w:history="1">
+      <w:hyperlink w:anchor="_Toc237174863" w:history="1">
         <w:r>
           <w:rPr>
             <w:rStyle w:val="aff8"/>
@@ -3298,7 +3298,7 @@
             <w:noProof/>
             <w:webHidden/>
           </w:rPr>
-          <w:instrText xml:space="preserve"> PAGEREF _Toc236319927 \h </w:instrText>
+          <w:instrText xml:space="preserve"> PAGEREF _Toc237174863 \h </w:instrText>
         </w:r>
         <w:r>
           <w:rPr>
@@ -3345,7 +3345,7 @@
           <w14:ligatures w14:val="standardContextual"/>
         </w:rPr>
       </w:pPr>
-      <w:hyperlink w:anchor="_Toc236319928" w:history="1">
+      <w:hyperlink w:anchor="_Toc237174864" w:history="1">
         <w:r>
           <w:rPr>
             <w:rStyle w:val="aff8"/>
@@ -3373,7 +3373,7 @@
             <w:noProof/>
             <w:webHidden/>
           </w:rPr>
-          <w:instrText xml:space="preserve"> PAGEREF _Toc236319928 \h </w:instrText>
+          <w:instrText xml:space="preserve"> PAGEREF _Toc237174864 \h </w:instrText>
         </w:r>
         <w:r>
           <w:rPr>
@@ -3420,7 +3420,7 @@
           <w14:ligatures w14:val="standardContextual"/>
         </w:rPr>
       </w:pPr>
-      <w:hyperlink w:anchor="_Toc236319929" w:history="1">
+      <w:hyperlink w:anchor="_Toc237174865" w:history="1">
         <w:r>
           <w:rPr>
             <w:rStyle w:val="aff8"/>
@@ -3448,7 +3448,7 @@
             <w:noProof/>
             <w:webHidden/>
           </w:rPr>
-          <w:instrText xml:space="preserve"> PAGEREF _Toc236319929 \h </w:instrText>
+          <w:instrText xml:space="preserve"> PAGEREF _Toc237174865 \h </w:instrText>
         </w:r>
         <w:r>
           <w:rPr>
@@ -3495,7 +3495,7 @@
           <w14:ligatures w14:val="standardContextual"/>
         </w:rPr>
       </w:pPr>
-      <w:hyperlink w:anchor="_Toc236319930" w:history="1">
+      <w:hyperlink w:anchor="_Toc237174866" w:history="1">
         <w:r>
           <w:rPr>
             <w:rStyle w:val="aff8"/>
@@ -3523,7 +3523,7 @@
             <w:noProof/>
             <w:webHidden/>
           </w:rPr>
-          <w:instrText xml:space="preserve"> PAGEREF _Toc236319930 \h </w:instrText>
+          <w:instrText xml:space="preserve"> PAGEREF _Toc237174866 \h </w:instrText>
         </w:r>
         <w:r>
           <w:rPr>
@@ -3570,7 +3570,7 @@
           <w14:ligatures w14:val="standardContextual"/>
         </w:rPr>
       </w:pPr>
-      <w:hyperlink w:anchor="_Toc236319931" w:history="1">
+      <w:hyperlink w:anchor="_Toc237174867" w:history="1">
         <w:r>
           <w:rPr>
             <w:rStyle w:val="aff8"/>
@@ -3598,7 +3598,7 @@
             <w:noProof/>
             <w:webHidden/>
           </w:rPr>
-          <w:instrText xml:space="preserve"> PAGEREF _Toc236319931 \h </w:instrText>
+          <w:instrText xml:space="preserve"> PAGEREF _Toc237174867 \h </w:instrText>
         </w:r>
         <w:r>
           <w:rPr>
@@ -3645,7 +3645,7 @@
           <w14:ligatures w14:val="standardContextual"/>
         </w:rPr>
       </w:pPr>
-      <w:hyperlink w:anchor="_Toc236319932" w:history="1">
+      <w:hyperlink w:anchor="_Toc237174868" w:history="1">
         <w:r>
           <w:rPr>
             <w:rStyle w:val="aff8"/>
@@ -3673,7 +3673,7 @@
             <w:noProof/>
             <w:webHidden/>
           </w:rPr>
-          <w:instrText xml:space="preserve"> PAGEREF _Toc236319932 \h </w:instrText>
+          <w:instrText xml:space="preserve"> PAGEREF _Toc237174868 \h </w:instrText>
         </w:r>
         <w:r>
           <w:rPr>
@@ -3720,7 +3720,7 @@
           <w14:ligatures w14:val="standardContextual"/>
         </w:rPr>
       </w:pPr>
-      <w:hyperlink w:anchor="_Toc236319933" w:history="1">
+      <w:hyperlink w:anchor="_Toc237174869" w:history="1">
         <w:r>
           <w:rPr>
             <w:rStyle w:val="aff8"/>
@@ -3748,7 +3748,7 @@
             <w:noProof/>
             <w:webHidden/>
           </w:rPr>
-          <w:instrText xml:space="preserve"> PAGEREF _Toc236319933 \h </w:instrText>
+          <w:instrText xml:space="preserve"> PAGEREF _Toc237174869 \h </w:instrText>
         </w:r>
         <w:r>
           <w:rPr>
@@ -3795,7 +3795,7 @@
           <w14:ligatures w14:val="standardContextual"/>
         </w:rPr>
       </w:pPr>
-      <w:hyperlink w:anchor="_Toc236319934" w:history="1">
+      <w:hyperlink w:anchor="_Toc237174870" w:history="1">
         <w:r>
           <w:rPr>
             <w:rStyle w:val="aff8"/>
@@ -3823,7 +3823,7 @@
             <w:noProof/>
             <w:webHidden/>
           </w:rPr>
-          <w:instrText xml:space="preserve"> PAGEREF _Toc236319934 \h </w:instrText>
+          <w:instrText xml:space="preserve"> PAGEREF _Toc237174870 \h </w:instrText>
         </w:r>
         <w:r>
           <w:rPr>
@@ -3870,7 +3870,7 @@
           <w14:ligatures w14:val="standardContextual"/>
         </w:rPr>
       </w:pPr>
-      <w:hyperlink w:anchor="_Toc236319935" w:history="1">
+      <w:hyperlink w:anchor="_Toc237174871" w:history="1">
         <w:r>
           <w:rPr>
             <w:rStyle w:val="aff8"/>
@@ -3898,7 +3898,7 @@
             <w:noProof/>
             <w:webHidden/>
           </w:rPr>
-          <w:instrText xml:space="preserve"> PAGEREF _Toc236319935 \h </w:instrText>
+          <w:instrText xml:space="preserve"> PAGEREF _Toc237174871 \h </w:instrText>
         </w:r>
         <w:r>
           <w:rPr>
@@ -3945,7 +3945,7 @@
           <w14:ligatures w14:val="standardContextual"/>
         </w:rPr>
       </w:pPr>
-      <w:hyperlink w:anchor="_Toc236319936" w:history="1">
+      <w:hyperlink w:anchor="_Toc237174872" w:history="1">
         <w:r>
           <w:rPr>
             <w:rStyle w:val="aff8"/>
@@ -3973,7 +3973,7 @@
             <w:noProof/>
             <w:webHidden/>
           </w:rPr>
-          <w:instrText xml:space="preserve"> PAGEREF _Toc236319936 \h </w:instrText>
+          <w:instrText xml:space="preserve"> PAGEREF _Toc237174872 \h </w:instrText>
         </w:r>
         <w:r>
           <w:rPr>
@@ -4020,7 +4020,7 @@
           <w14:ligatures w14:val="standardContextual"/>
         </w:rPr>
       </w:pPr>
-      <w:hyperlink w:anchor="_Toc236319937" w:history="1">
+      <w:hyperlink w:anchor="_Toc237174873" w:history="1">
         <w:r>
           <w:rPr>
             <w:rStyle w:val="aff8"/>
@@ -4048,7 +4048,7 @@
             <w:noProof/>
             <w:webHidden/>
           </w:rPr>
-          <w:instrText xml:space="preserve"> PAGEREF _Toc236319937 \h </w:instrText>
+          <w:instrText xml:space="preserve"> PAGEREF _Toc237174873 \h </w:instrText>
         </w:r>
         <w:r>
           <w:rPr>
@@ -4095,7 +4095,7 @@
           <w14:ligatures w14:val="standardContextual"/>
         </w:rPr>
       </w:pPr>
-      <w:hyperlink w:anchor="_Toc236319938" w:history="1">
+      <w:hyperlink w:anchor="_Toc237174874" w:history="1">
         <w:r>
           <w:rPr>
             <w:rStyle w:val="aff8"/>
@@ -4123,7 +4123,7 @@
             <w:noProof/>
             <w:webHidden/>
           </w:rPr>
-          <w:instrText xml:space="preserve"> PAGEREF _Toc236319938 \h </w:instrText>
+          <w:instrText xml:space="preserve"> PAGEREF _Toc237174874 \h </w:instrText>
         </w:r>
         <w:r>
           <w:rPr>
@@ -4170,7 +4170,7 @@
           <w14:ligatures w14:val="standardContextual"/>
         </w:rPr>
       </w:pPr>
-      <w:hyperlink w:anchor="_Toc236319939" w:history="1">
+      <w:hyperlink w:anchor="_Toc237174875" w:history="1">
         <w:r>
           <w:rPr>
             <w:rStyle w:val="aff8"/>
@@ -4198,7 +4198,7 @@
             <w:noProof/>
             <w:webHidden/>
           </w:rPr>
-          <w:instrText xml:space="preserve"> PAGEREF _Toc236319939 \h </w:instrText>
+          <w:instrText xml:space="preserve"> PAGEREF _Toc237174875 \h </w:instrText>
         </w:r>
         <w:r>
           <w:rPr>
@@ -4245,7 +4245,7 @@
           <w14:ligatures w14:val="standardContextual"/>
         </w:rPr>
       </w:pPr>
-      <w:hyperlink w:anchor="_Toc236319940" w:history="1">
+      <w:hyperlink w:anchor="_Toc237174876" w:history="1">
         <w:r>
           <w:rPr>
             <w:rStyle w:val="aff8"/>
@@ -4273,7 +4273,7 @@
             <w:noProof/>
             <w:webHidden/>
           </w:rPr>
-          <w:instrText xml:space="preserve"> PAGEREF _Toc236319940 \h </w:instrText>
+          <w:instrText xml:space="preserve"> PAGEREF _Toc237174876 \h </w:instrText>
         </w:r>
         <w:r>
           <w:rPr>
@@ -4321,7 +4321,7 @@
       <w:pPr>
         <w:pStyle w:val="1"/>
       </w:pPr>
-      <w:bookmarkStart w:id="0" w:name="_Toc236319885"/>
+      <w:bookmarkStart w:id="0" w:name="_Toc237174821"/>
       <w:r>
         <w:lastRenderedPageBreak/>
         <w:t>1. About the program</w:t>
@@ -4332,7 +4332,7 @@
       <w:pPr>
         <w:pStyle w:val="21"/>
       </w:pPr>
-      <w:bookmarkStart w:id="1" w:name="_Toc236319886"/>
+      <w:bookmarkStart w:id="1" w:name="_Toc237174822"/>
       <w:r>
         <w:t>1.1. What it is for</w:t>
       </w:r>
@@ -4755,7 +4755,7 @@
       <w:pPr>
         <w:pStyle w:val="21"/>
       </w:pPr>
-      <w:bookmarkStart w:id="2" w:name="_Toc236319887"/>
+      <w:bookmarkStart w:id="2" w:name="_Toc237174823"/>
       <w:r>
         <w:t>1.2. What the program gives you</w:t>
       </w:r>
@@ -4840,7 +4840,7 @@
       <w:pPr>
         <w:pStyle w:val="21"/>
       </w:pPr>
-      <w:bookmarkStart w:id="3" w:name="_Toc236319888"/>
+      <w:bookmarkStart w:id="3" w:name="_Toc237174824"/>
       <w:r>
         <w:t>1.3. What the workplace needs</w:t>
       </w:r>
@@ -4870,7 +4870,7 @@
       <w:pPr>
         <w:pStyle w:val="21"/>
       </w:pPr>
-      <w:bookmarkStart w:id="4" w:name="_Toc236319889"/>
+      <w:bookmarkStart w:id="4" w:name="_Toc237174825"/>
       <w:r>
         <w:t>1.4. Installing, starting and updating</w:t>
       </w:r>
@@ -4946,7 +4946,7 @@
       <w:pPr>
         <w:pStyle w:val="1"/>
       </w:pPr>
-      <w:bookmarkStart w:id="5" w:name="_Toc236319890"/>
+      <w:bookmarkStart w:id="5" w:name="_Toc237174826"/>
       <w:r>
         <w:lastRenderedPageBreak/>
         <w:t>2. How working with the program is arranged</w:t>
@@ -4957,7 +4957,7 @@
       <w:pPr>
         <w:pStyle w:val="21"/>
       </w:pPr>
-      <w:bookmarkStart w:id="6" w:name="_Toc236319891"/>
+      <w:bookmarkStart w:id="6" w:name="_Toc237174827"/>
       <w:r>
         <w:t>2.1. The start screen</w:t>
       </w:r>
@@ -4983,7 +4983,7 @@
           <w:noProof/>
         </w:rPr>
         <w:drawing>
-          <wp:inline distT="0" distB="0" distL="0" distR="0" wp14:anchorId="73CE47D4" wp14:editId="4BA690F8">
+          <wp:inline distT="0" distB="0" distL="0" distR="0" wp14:anchorId="1C1C201A" wp14:editId="7E0851CB">
             <wp:extent cx="5760000" cy="5127111"/>
             <wp:effectExtent l="0" t="0" r="0" b="0"/>
             <wp:docPr id="1" name="Picture 1"/>
@@ -5047,7 +5047,7 @@
         </w:rPr>
         <w:lastRenderedPageBreak/>
         <w:drawing>
-          <wp:inline distT="0" distB="0" distL="0" distR="0" wp14:anchorId="501444CC" wp14:editId="34A0239F">
+          <wp:inline distT="0" distB="0" distL="0" distR="0" wp14:anchorId="2036DC79" wp14:editId="73B4CE05">
             <wp:extent cx="5760000" cy="5127111"/>
             <wp:effectExtent l="0" t="0" r="0" b="0"/>
             <wp:docPr id="2" name="Picture 2"/>
@@ -5134,7 +5134,7 @@
       <w:pPr>
         <w:pStyle w:val="21"/>
       </w:pPr>
-      <w:bookmarkStart w:id="7" w:name="_Toc236319892"/>
+      <w:bookmarkStart w:id="7" w:name="_Toc237174828"/>
       <w:r>
         <w:t>2.2. The language of the interface</w:t>
       </w:r>
@@ -5157,7 +5157,7 @@
           <w:noProof/>
         </w:rPr>
         <w:drawing>
-          <wp:inline distT="0" distB="0" distL="0" distR="0" wp14:anchorId="7E83589C" wp14:editId="0FEB4E50">
+          <wp:inline distT="0" distB="0" distL="0" distR="0" wp14:anchorId="7A507B44" wp14:editId="7C95DDCE">
             <wp:extent cx="5760000" cy="5127111"/>
             <wp:effectExtent l="0" t="0" r="0" b="0"/>
             <wp:docPr id="3" name="Picture 3"/>
@@ -5230,7 +5230,7 @@
       <w:pPr>
         <w:pStyle w:val="21"/>
       </w:pPr>
-      <w:bookmarkStart w:id="8" w:name="_Toc236319893"/>
+      <w:bookmarkStart w:id="8" w:name="_Toc237174829"/>
       <w:r>
         <w:t>2.3. The built-in help</w:t>
       </w:r>
@@ -5253,7 +5253,7 @@
           <w:noProof/>
         </w:rPr>
         <w:drawing>
-          <wp:inline distT="0" distB="0" distL="0" distR="0" wp14:anchorId="51280D6E" wp14:editId="089821E9">
+          <wp:inline distT="0" distB="0" distL="0" distR="0" wp14:anchorId="1C6B1CA7" wp14:editId="5436ED09">
             <wp:extent cx="3133777" cy="6119999"/>
             <wp:effectExtent l="0" t="0" r="0" b="0"/>
             <wp:docPr id="4" name="Picture 4"/>
@@ -5317,7 +5317,7 @@
           <w:noProof/>
         </w:rPr>
         <w:drawing>
-          <wp:inline distT="0" distB="0" distL="0" distR="0" wp14:anchorId="4F599F2A" wp14:editId="3C3BFEF3">
+          <wp:inline distT="0" distB="0" distL="0" distR="0" wp14:anchorId="5A305F37" wp14:editId="0CC19EDE">
             <wp:extent cx="3707476" cy="2718262"/>
             <wp:effectExtent l="0" t="0" r="0" b="0"/>
             <wp:docPr id="5" name="Picture 5"/>
@@ -5477,6 +5477,41 @@
               <w:jc w:val="left"/>
             </w:pPr>
             <w:r>
+              <w:t>Ctrl + “+” / “−”</w:t>
+            </w:r>
+          </w:p>
+        </w:tc>
+        <w:tc>
+          <w:tcPr>
+            <w:tcW w:w="5953" w:type="dxa"/>
+          </w:tcPr>
+          <w:p>
+            <w:pPr>
+              <w:spacing w:line="240" w:lineRule="auto"/>
+              <w:ind w:firstLine="0"/>
+              <w:jc w:val="left"/>
+            </w:pPr>
+            <w:r>
+              <w:t>Zoom the thumbnails in or out</w:t>
+            </w:r>
+          </w:p>
+        </w:tc>
+      </w:tr>
+      <w:tr>
+        <w:trPr>
+          <w:jc w:val="center"/>
+        </w:trPr>
+        <w:tc>
+          <w:tcPr>
+            <w:tcW w:w="3118" w:type="dxa"/>
+          </w:tcPr>
+          <w:p>
+            <w:pPr>
+              <w:spacing w:line="240" w:lineRule="auto"/>
+              <w:ind w:firstLine="0"/>
+              <w:jc w:val="left"/>
+            </w:pPr>
+            <w:r>
               <w:t>Ctrl + 0</w:t>
             </w:r>
           </w:p>
@@ -5493,6 +5528,41 @@
             </w:pPr>
             <w:r>
               <w:t>Return the zoom to 100 %</w:t>
+            </w:r>
+          </w:p>
+        </w:tc>
+      </w:tr>
+      <w:tr>
+        <w:trPr>
+          <w:jc w:val="center"/>
+        </w:trPr>
+        <w:tc>
+          <w:tcPr>
+            <w:tcW w:w="3118" w:type="dxa"/>
+          </w:tcPr>
+          <w:p>
+            <w:pPr>
+              <w:spacing w:line="240" w:lineRule="auto"/>
+              <w:ind w:firstLine="0"/>
+              <w:jc w:val="left"/>
+            </w:pPr>
+            <w:r>
+              <w:t>Home / End</w:t>
+            </w:r>
+          </w:p>
+        </w:tc>
+        <w:tc>
+          <w:tcPr>
+            <w:tcW w:w="5953" w:type="dxa"/>
+          </w:tcPr>
+          <w:p>
+            <w:pPr>
+              <w:spacing w:line="240" w:lineRule="auto"/>
+              <w:ind w:firstLine="0"/>
+              <w:jc w:val="left"/>
+            </w:pPr>
+            <w:r>
+              <w:t>Go to the first or the last page</w:t>
             </w:r>
           </w:p>
         </w:tc>
@@ -5822,7 +5892,7 @@
       <w:pPr>
         <w:pStyle w:val="21"/>
       </w:pPr>
-      <w:bookmarkStart w:id="9" w:name="_Toc236319894"/>
+      <w:bookmarkStart w:id="9" w:name="_Toc237174830"/>
       <w:r>
         <w:t>2.4. The page grid</w:t>
       </w:r>
@@ -5830,14 +5900,14 @@
     </w:p>
     <w:p>
       <w:r>
-        <w:t xml:space="preserve">All the PDF tools are built around the same grid of thumbnails. Learn it once and you can work with </w:t>
-      </w:r>
-      <w:r>
-        <w:t xml:space="preserve">every one of them. The only difference is what the grid lets you do: in merging and in the conversions the pages are also reordered, while in </w:t>
+        <w:t xml:space="preserve">All the PDF </w:t>
+      </w:r>
+      <w:r>
+        <w:t xml:space="preserve">tools are built around the same grid of thumbnails. Learn it once and you can work with every one of them. The only difference is what the grid lets </w:t>
       </w:r>
       <w:r>
         <w:lastRenderedPageBreak/>
-        <w:t>splitting and in the other operations they are only selected, because the order does not change there.</w:t>
+        <w:t>you do: in merging and in the conversions the pages are also reordered, while in splitting and in the other operations they are only selected, because the order does not change there.</w:t>
       </w:r>
     </w:p>
     <w:p>
@@ -5862,7 +5932,7 @@
           <w:noProof/>
         </w:rPr>
         <w:drawing>
-          <wp:inline distT="0" distB="0" distL="0" distR="0" wp14:anchorId="64B0914F" wp14:editId="64C36627">
+          <wp:inline distT="0" distB="0" distL="0" distR="0" wp14:anchorId="7AF874F9" wp14:editId="28AC7BDB">
             <wp:extent cx="5760000" cy="4608000"/>
             <wp:effectExtent l="0" t="0" r="0" b="0"/>
             <wp:docPr id="6" name="Picture 6"/>
@@ -5910,6 +5980,7 @@
     </w:p>
     <w:p>
       <w:r>
+        <w:lastRenderedPageBreak/>
         <w:t>“Go to page…” (Ctrl + G) is useful in thick documents: instead of scrolling, name the number and the grid scrolls to that page and selects it (fig. 7).</w:t>
       </w:r>
     </w:p>
@@ -5924,9 +5995,8 @@
         <w:rPr>
           <w:noProof/>
         </w:rPr>
-        <w:lastRenderedPageBreak/>
         <w:drawing>
-          <wp:inline distT="0" distB="0" distL="0" distR="0" wp14:anchorId="3732D9EF" wp14:editId="34DF71A7">
+          <wp:inline distT="0" distB="0" distL="0" distR="0" wp14:anchorId="7C183CB9" wp14:editId="48DE7FF0">
             <wp:extent cx="2543694" cy="1255222"/>
             <wp:effectExtent l="0" t="0" r="0" b="0"/>
             <wp:docPr id="7" name="Picture 7"/>
@@ -5998,7 +6068,7 @@
       <w:pPr>
         <w:pStyle w:val="21"/>
       </w:pPr>
-      <w:bookmarkStart w:id="10" w:name="_Toc236319895"/>
+      <w:bookmarkStart w:id="10" w:name="_Toc237174831"/>
       <w:r>
         <w:t>2.5. Viewing a page full size</w:t>
       </w:r>
@@ -6022,7 +6092,7 @@
         </w:rPr>
         <w:lastRenderedPageBreak/>
         <w:drawing>
-          <wp:inline distT="0" distB="0" distL="0" distR="0" wp14:anchorId="7B17E69C" wp14:editId="5EF6F1CB">
+          <wp:inline distT="0" distB="0" distL="0" distR="0" wp14:anchorId="1ADF0869" wp14:editId="79525F09">
             <wp:extent cx="5338723" cy="6120000"/>
             <wp:effectExtent l="0" t="0" r="0" b="0"/>
             <wp:docPr id="8" name="Picture 8"/>
@@ -6070,7 +6140,10 @@
     </w:p>
     <w:p>
       <w:r>
-        <w:t>The viewer has a magnifier: the “−” and “+” buttons, a box with the current zoom, a “Fit” button and Ctrl + mouse wheel. When zooming with the wheel the point under the pointer stays put — what grows is what you are looking at. Once the page no longer fits the window it can be moved with the mouse, “taken by hand”.</w:t>
+        <w:t xml:space="preserve">The </w:t>
+      </w:r>
+      <w:r>
+        <w:t>viewer has a magnifier: the “−” and “+” buttons, a box with the current zoom, a “Fit” button and Ctrl + mouse wheel. When zooming with the wheel the point under the pointer stays put — what grows is what you are looking at. Once the page no longer fits the window it can be moved with the mouse, “taken by hand”.</w:t>
       </w:r>
     </w:p>
     <w:p>
@@ -6086,7 +6159,7 @@
       <w:pPr>
         <w:pStyle w:val="21"/>
       </w:pPr>
-      <w:bookmarkStart w:id="11" w:name="_Toc236319896"/>
+      <w:bookmarkStart w:id="11" w:name="_Toc237174832"/>
       <w:r>
         <w:t>2.6. Printing</w:t>
       </w:r>
@@ -6106,7 +6179,7 @@
       <w:pPr>
         <w:pStyle w:val="21"/>
       </w:pPr>
-      <w:bookmarkStart w:id="12" w:name="_Toc236319897"/>
+      <w:bookmarkStart w:id="12" w:name="_Toc237174833"/>
       <w:r>
         <w:t>2.7. Making the file smaller (compression)</w:t>
       </w:r>
@@ -6130,7 +6203,7 @@
         </w:rPr>
         <w:lastRenderedPageBreak/>
         <w:drawing>
-          <wp:inline distT="0" distB="0" distL="0" distR="0" wp14:anchorId="42A6F427" wp14:editId="19F15C3B">
+          <wp:inline distT="0" distB="0" distL="0" distR="0" wp14:anchorId="6814D3A1" wp14:editId="0207AEF8">
             <wp:extent cx="5760000" cy="4608000"/>
             <wp:effectExtent l="0" t="0" r="0" b="0"/>
             <wp:docPr id="9" name="Picture 9"/>
@@ -6309,10 +6382,7 @@
               <w:jc w:val="left"/>
             </w:pPr>
             <w:r>
-              <w:t xml:space="preserve">The default. When </w:t>
-            </w:r>
-            <w:r>
-              <w:t>every detail of the image matters</w:t>
+              <w:t>The default. When every detail of the image matters</w:t>
             </w:r>
           </w:p>
         </w:tc>
@@ -6362,7 +6432,10 @@
               <w:jc w:val="left"/>
             </w:pPr>
             <w:r>
-              <w:t>Sending by mail, publishing. Text on a scan stays legible</w:t>
+              <w:t xml:space="preserve">Sending by mail, publishing. Text on a scan stays </w:t>
+            </w:r>
+            <w:r>
+              <w:t>legible</w:t>
             </w:r>
           </w:p>
         </w:tc>
@@ -6412,10 +6485,7 @@
               <w:jc w:val="left"/>
             </w:pPr>
             <w:r>
-              <w:t xml:space="preserve">When </w:t>
-            </w:r>
-            <w:r>
-              <w:t>only the content has to arrive and the size is critical</w:t>
+              <w:t>When only the content has to arrive and the size is critical</w:t>
             </w:r>
           </w:p>
         </w:tc>
@@ -6443,7 +6513,7 @@
           <w:noProof/>
         </w:rPr>
         <w:drawing>
-          <wp:inline distT="0" distB="0" distL="0" distR="0" wp14:anchorId="5B6BF1AA" wp14:editId="5722E35E">
+          <wp:inline distT="0" distB="0" distL="0" distR="0" wp14:anchorId="7BD00DA6" wp14:editId="77A883ED">
             <wp:extent cx="5760000" cy="2724324"/>
             <wp:effectExtent l="0" t="0" r="0" b="0"/>
             <wp:docPr id="10" name="Picture 10"/>
@@ -6504,7 +6574,7 @@
       <w:pPr>
         <w:pStyle w:val="21"/>
       </w:pPr>
-      <w:bookmarkStart w:id="13" w:name="_Toc236319898"/>
+      <w:bookmarkStart w:id="13" w:name="_Toc237174834"/>
       <w:r>
         <w:t>2.8. Settings</w:t>
       </w:r>
@@ -6528,7 +6598,7 @@
         </w:rPr>
         <w:lastRenderedPageBreak/>
         <w:drawing>
-          <wp:inline distT="0" distB="0" distL="0" distR="0" wp14:anchorId="70797A77" wp14:editId="7F5C27F4">
+          <wp:inline distT="0" distB="0" distL="0" distR="0" wp14:anchorId="16DA1E26" wp14:editId="48C365CE">
             <wp:extent cx="3873730" cy="4588624"/>
             <wp:effectExtent l="0" t="0" r="0" b="0"/>
             <wp:docPr id="11" name="Picture 11"/>
@@ -6571,7 +6641,10 @@
         <w:jc w:val="center"/>
       </w:pPr>
       <w:r>
-        <w:t>Fig. 11. The settings of the program</w:t>
+        <w:t xml:space="preserve">Fig. 11. The settings of </w:t>
+      </w:r>
+      <w:r>
+        <w:t>the program</w:t>
       </w:r>
     </w:p>
     <w:p>
@@ -6611,7 +6684,7 @@
       <w:pPr>
         <w:pStyle w:val="21"/>
       </w:pPr>
-      <w:bookmarkStart w:id="14" w:name="_Toc236319899"/>
+      <w:bookmarkStart w:id="14" w:name="_Toc237174835"/>
       <w:r>
         <w:t>2.9. Statistics</w:t>
       </w:r>
@@ -6634,7 +6707,7 @@
           <w:noProof/>
         </w:rPr>
         <w:drawing>
-          <wp:inline distT="0" distB="0" distL="0" distR="0" wp14:anchorId="0D75BE3E" wp14:editId="79101B13">
+          <wp:inline distT="0" distB="0" distL="0" distR="0" wp14:anchorId="0B256D0D" wp14:editId="35D53DB3">
             <wp:extent cx="3707476" cy="4148051"/>
             <wp:effectExtent l="0" t="0" r="0" b="0"/>
             <wp:docPr id="12" name="Picture 12"/>
@@ -6682,17 +6755,14 @@
     </w:p>
     <w:p>
       <w:r>
-        <w:t xml:space="preserve">The counters can be reset with “Clear”, or set to reset themselves once a day, a week or a </w:t>
-      </w:r>
-      <w:r>
-        <w:t>month. The data is kept on your computer only.</w:t>
+        <w:t>The counters can be reset with “Clear”, or set to reset themselves once a day, a week or a month. The data is kept on your computer only.</w:t>
       </w:r>
     </w:p>
     <w:p>
       <w:pPr>
         <w:pStyle w:val="21"/>
       </w:pPr>
-      <w:bookmarkStart w:id="15" w:name="_Toc236319900"/>
+      <w:bookmarkStart w:id="15" w:name="_Toc237174836"/>
       <w:r>
         <w:t>2.10. What happens to your files</w:t>
       </w:r>
@@ -6716,7 +6786,7 @@
       <w:pPr>
         <w:pStyle w:val="1"/>
       </w:pPr>
-      <w:bookmarkStart w:id="16" w:name="_Toc236319901"/>
+      <w:bookmarkStart w:id="16" w:name="_Toc237174837"/>
       <w:r>
         <w:t>3. Merge PDF</w:t>
       </w:r>
@@ -6726,7 +6796,7 @@
       <w:pPr>
         <w:pStyle w:val="21"/>
       </w:pPr>
-      <w:bookmarkStart w:id="17" w:name="_Toc236319902"/>
+      <w:bookmarkStart w:id="17" w:name="_Toc237174838"/>
       <w:r>
         <w:t>3.1. What it is for</w:t>
       </w:r>
@@ -6746,7 +6816,7 @@
       <w:pPr>
         <w:pStyle w:val="21"/>
       </w:pPr>
-      <w:bookmarkStart w:id="18" w:name="_Toc236319903"/>
+      <w:bookmarkStart w:id="18" w:name="_Toc237174839"/>
       <w:r>
         <w:t>3.2. The window</w:t>
       </w:r>
@@ -6770,7 +6840,7 @@
         </w:rPr>
         <w:lastRenderedPageBreak/>
         <w:drawing>
-          <wp:inline distT="0" distB="0" distL="0" distR="0" wp14:anchorId="79EB9DD6" wp14:editId="5F131759">
+          <wp:inline distT="0" distB="0" distL="0" distR="0" wp14:anchorId="50ACDBC9" wp14:editId="12788D1B">
             <wp:extent cx="5760000" cy="4608000"/>
             <wp:effectExtent l="0" t="0" r="0" b="0"/>
             <wp:docPr id="13" name="Picture 13"/>
@@ -6820,7 +6890,7 @@
       <w:pPr>
         <w:pStyle w:val="21"/>
       </w:pPr>
-      <w:bookmarkStart w:id="19" w:name="_Toc236319904"/>
+      <w:bookmarkStart w:id="19" w:name="_Toc237174840"/>
       <w:r>
         <w:t>3.3. The order of work</w:t>
       </w:r>
@@ -6834,10 +6904,7 @@
         <w:t xml:space="preserve">1. Add the files with “Add PDF…” </w:t>
       </w:r>
       <w:r>
-        <w:t>or</w:t>
-      </w:r>
-      <w:r>
-        <w:t xml:space="preserve"> drag them into the window. There may be any number of files; the pages of all of them line up in one grid.</w:t>
+        <w:t>or drag them into the window. There may be any number of files; the pages of all of them line up in one grid.</w:t>
       </w:r>
     </w:p>
     <w:p>
@@ -6848,7 +6915,10 @@
         <w:t xml:space="preserve">2. Set the order of the pages </w:t>
       </w:r>
       <w:r>
-        <w:t>by dragging the thumbnails or with the “◀ Move left” and “Move right ▶” buttons. Remove pages you do not need with “Remove” or the Delete key.</w:t>
+        <w:t xml:space="preserve">by dragging the </w:t>
+      </w:r>
+      <w:r>
+        <w:t>thumbnails or with the “◀ Move left” and “Move right ▶” buttons. Remove pages you do not need with “Remove” or the Delete key.</w:t>
       </w:r>
     </w:p>
     <w:p>
@@ -6877,7 +6947,7 @@
       <w:pPr>
         <w:pStyle w:val="21"/>
       </w:pPr>
-      <w:bookmarkStart w:id="20" w:name="_Toc236319905"/>
+      <w:bookmarkStart w:id="20" w:name="_Toc237174841"/>
       <w:r>
         <w:lastRenderedPageBreak/>
         <w:t>3.4. Double-sided printing: “Add a blank page”</w:t>
@@ -6910,7 +6980,7 @@
       <w:pPr>
         <w:pStyle w:val="21"/>
       </w:pPr>
-      <w:bookmarkStart w:id="21" w:name="_Toc236319906"/>
+      <w:bookmarkStart w:id="21" w:name="_Toc237174842"/>
       <w:r>
         <w:t>3.5. Assembling a double-sided scan</w:t>
       </w:r>
@@ -6934,7 +7004,7 @@
         </w:rPr>
         <w:lastRenderedPageBreak/>
         <w:drawing>
-          <wp:inline distT="0" distB="0" distL="0" distR="0" wp14:anchorId="7A738DDD" wp14:editId="3E166400">
+          <wp:inline distT="0" distB="0" distL="0" distR="0" wp14:anchorId="35CA0B8B" wp14:editId="232998F5">
             <wp:extent cx="5760000" cy="4608000"/>
             <wp:effectExtent l="0" t="0" r="0" b="0"/>
             <wp:docPr id="14" name="Picture 14"/>
@@ -6982,17 +7052,14 @@
     </w:p>
     <w:p>
       <w:r>
-        <w:t xml:space="preserve">Add both files and choose that item. The program asks whether the second document came out back to front and lays the pages out in turn: 1, 2, 3, 4… One Ctrl + Z brings the previous order </w:t>
-      </w:r>
-      <w:r>
-        <w:t>back if something went wrong.</w:t>
+        <w:t>Add both files and choose that item. The program asks whether the second document came out back to front and lays the pages out in turn: 1, 2, 3, 4… One Ctrl + Z brings the previous order back if something went wrong.</w:t>
       </w:r>
     </w:p>
     <w:p>
       <w:pPr>
         <w:pStyle w:val="1"/>
       </w:pPr>
-      <w:bookmarkStart w:id="22" w:name="_Toc236319907"/>
+      <w:bookmarkStart w:id="22" w:name="_Toc237174843"/>
       <w:r>
         <w:t>4. Split PDF</w:t>
       </w:r>
@@ -7002,7 +7069,7 @@
       <w:pPr>
         <w:pStyle w:val="21"/>
       </w:pPr>
-      <w:bookmarkStart w:id="23" w:name="_Toc236319908"/>
+      <w:bookmarkStart w:id="23" w:name="_Toc237174844"/>
       <w:r>
         <w:t>4.1. What it is for</w:t>
       </w:r>
@@ -7023,7 +7090,7 @@
       <w:pPr>
         <w:pStyle w:val="21"/>
       </w:pPr>
-      <w:bookmarkStart w:id="24" w:name="_Toc236319909"/>
+      <w:bookmarkStart w:id="24" w:name="_Toc237174845"/>
       <w:r>
         <w:t>4.2. The window</w:t>
       </w:r>
@@ -7046,7 +7113,7 @@
           <w:noProof/>
         </w:rPr>
         <w:drawing>
-          <wp:inline distT="0" distB="0" distL="0" distR="0" wp14:anchorId="7C0732A2" wp14:editId="3B2E5A80">
+          <wp:inline distT="0" distB="0" distL="0" distR="0" wp14:anchorId="0DDDB118" wp14:editId="0CDFA124">
             <wp:extent cx="5760000" cy="4608000"/>
             <wp:effectExtent l="0" t="0" r="0" b="0"/>
             <wp:docPr id="15" name="Picture 15"/>
@@ -7096,7 +7163,7 @@
       <w:pPr>
         <w:pStyle w:val="21"/>
       </w:pPr>
-      <w:bookmarkStart w:id="25" w:name="_Toc236319910"/>
+      <w:bookmarkStart w:id="25" w:name="_Toc237174846"/>
       <w:r>
         <w:t>4.3. The modes of splitting</w:t>
       </w:r>
@@ -7123,7 +7190,7 @@
           <w:noProof/>
         </w:rPr>
         <w:drawing>
-          <wp:inline distT="0" distB="0" distL="0" distR="0" wp14:anchorId="7C52BED5" wp14:editId="0D6FE585">
+          <wp:inline distT="0" distB="0" distL="0" distR="0" wp14:anchorId="7A359720" wp14:editId="74F3978A">
             <wp:extent cx="5760000" cy="4608000"/>
             <wp:effectExtent l="0" t="0" r="0" b="0"/>
             <wp:docPr id="16" name="Picture 16"/>
@@ -7267,7 +7334,10 @@
               <w:jc w:val="left"/>
             </w:pPr>
             <w:r>
-              <w:t>Extract selected</w:t>
+              <w:t xml:space="preserve">Extract </w:t>
+            </w:r>
+            <w:r>
+              <w:t>selected</w:t>
             </w:r>
           </w:p>
         </w:tc>
@@ -7297,10 +7367,7 @@
               <w:jc w:val="left"/>
             </w:pPr>
             <w:r>
-              <w:t xml:space="preserve">Particular pages are needed and are easier to </w:t>
-            </w:r>
-            <w:r>
-              <w:t>pick by eye</w:t>
+              <w:t>Particular pages are needed and are easier to pick by eye</w:t>
             </w:r>
           </w:p>
         </w:tc>
@@ -7400,7 +7467,10 @@
               <w:jc w:val="left"/>
             </w:pPr>
             <w:r>
-              <w:t>The document has to be broken into equal parts</w:t>
+              <w:t xml:space="preserve">The </w:t>
+            </w:r>
+            <w:r>
+              <w:t>document has to be broken into equal parts</w:t>
             </w:r>
           </w:p>
         </w:tc>
@@ -7450,10 +7520,7 @@
               <w:jc w:val="left"/>
             </w:pPr>
             <w:r>
-              <w:t xml:space="preserve">The </w:t>
-            </w:r>
-            <w:r>
-              <w:t>document has bookmarks: the sections separate themselves</w:t>
+              <w:t>The document has bookmarks: the sections separate themselves</w:t>
             </w:r>
           </w:p>
         </w:tc>
@@ -7467,10 +7534,10 @@
     <w:p>
       <w:r>
         <w:lastRenderedPageBreak/>
-        <w:t xml:space="preserve">“By ranges” takes numbers and ranges — “1-3, 5, 8-” (fig. 17). By default every range becomes a separate file, and the “Combine into one file” tick box gathers all the listed pages into a </w:t>
-      </w:r>
-      <w:r>
-        <w:t>single document.</w:t>
+        <w:t xml:space="preserve">“By ranges” takes numbers and ranges — “1-3, 5, 8-” (fig. 17). For the common cases the “Ranges” </w:t>
+      </w:r>
+      <w:r>
+        <w:t>field offers ready-made choices: “All pages”, “Odd pages”, “Even pages”, “Every 2nd” and “Every 3rd”. Pick one from the list and the range is filled in for you, ready to edit or to use as it is. By default every range becomes a separate file, and the “Combine into one file” tick box gathers all the listed pages into a single document.</w:t>
       </w:r>
     </w:p>
     <w:p>
@@ -7485,7 +7552,7 @@
           <w:noProof/>
         </w:rPr>
         <w:drawing>
-          <wp:inline distT="0" distB="0" distL="0" distR="0" wp14:anchorId="18C4E7C6" wp14:editId="54FC6335">
+          <wp:inline distT="0" distB="0" distL="0" distR="0" wp14:anchorId="40097F25" wp14:editId="475F8B94">
             <wp:extent cx="5760000" cy="4608000"/>
             <wp:effectExtent l="0" t="0" r="0" b="0"/>
             <wp:docPr id="17" name="Picture 17"/>
@@ -7549,7 +7616,7 @@
         </w:rPr>
         <w:lastRenderedPageBreak/>
         <w:drawing>
-          <wp:inline distT="0" distB="0" distL="0" distR="0" wp14:anchorId="7176BEA5" wp14:editId="737CAA56">
+          <wp:inline distT="0" distB="0" distL="0" distR="0" wp14:anchorId="377A7E23" wp14:editId="7145E897">
             <wp:extent cx="5760000" cy="4608000"/>
             <wp:effectExtent l="0" t="0" r="0" b="0"/>
             <wp:docPr id="18" name="Picture 18"/>
@@ -7613,7 +7680,7 @@
         </w:rPr>
         <w:lastRenderedPageBreak/>
         <w:drawing>
-          <wp:inline distT="0" distB="0" distL="0" distR="0" wp14:anchorId="109FA2C0" wp14:editId="57335CD1">
+          <wp:inline distT="0" distB="0" distL="0" distR="0" wp14:anchorId="21F8EDEE" wp14:editId="65CC8DB7">
             <wp:extent cx="5760000" cy="4608000"/>
             <wp:effectExtent l="0" t="0" r="0" b="0"/>
             <wp:docPr id="19" name="Picture 19"/>
@@ -7663,7 +7730,7 @@
       <w:pPr>
         <w:pStyle w:val="21"/>
       </w:pPr>
-      <w:bookmarkStart w:id="26" w:name="_Toc236319911"/>
+      <w:bookmarkStart w:id="26" w:name="_Toc237174847"/>
       <w:r>
         <w:t>4.4. Naming the parts</w:t>
       </w:r>
@@ -7692,7 +7759,7 @@
         </w:rPr>
         <w:lastRenderedPageBreak/>
         <w:drawing>
-          <wp:inline distT="0" distB="0" distL="0" distR="0" wp14:anchorId="687C9930" wp14:editId="0F0DA96C">
+          <wp:inline distT="0" distB="0" distL="0" distR="0" wp14:anchorId="73657F8B" wp14:editId="17DADE13">
             <wp:extent cx="5760000" cy="4608000"/>
             <wp:effectExtent l="0" t="0" r="0" b="0"/>
             <wp:docPr id="20" name="Picture 20"/>
@@ -7745,7 +7812,10 @@
         <w:ind w:firstLine="0"/>
       </w:pPr>
       <w:r>
-        <w:t>Table 5 — Placeholders in the name template</w:t>
+        <w:t xml:space="preserve">Table 5 — </w:t>
+      </w:r>
+      <w:r>
+        <w:t>Placeholders in the name template</w:t>
       </w:r>
     </w:p>
     <w:tbl>
@@ -8051,10 +8121,7 @@
               <w:jc w:val="left"/>
             </w:pPr>
             <w:r>
-              <w:t xml:space="preserve">The first </w:t>
-            </w:r>
-            <w:r>
-              <w:t>page of the part in the source document</w:t>
+              <w:t>The first page of the part in the source document</w:t>
             </w:r>
           </w:p>
         </w:tc>
@@ -8233,10 +8300,7 @@
     <w:p>
       <w:r>
         <w:lastRenderedPageBreak/>
-        <w:t xml:space="preserve">Placeholders can be </w:t>
-      </w:r>
-      <w:r>
-        <w:t>mixed with ordinary text. The template “[BASENAME]_part_[FILENUMBER###]”, for instance, gives “Contract_part_001”, “Contract_part_002” and so on — which sort correctly in the file manager even at a hundred parts.</w:t>
+        <w:t>Placeholders can be mixed with ordinary text. The template “[BASENAME]_part_[FILENUMBER###]”, for instance, gives “Contract_part_001”, “Contract_part_002” and so on — which sort correctly in the file manager even at a hundred parts.</w:t>
       </w:r>
     </w:p>
     <w:p>
@@ -8260,7 +8324,7 @@
       <w:pPr>
         <w:pStyle w:val="21"/>
       </w:pPr>
-      <w:bookmarkStart w:id="27" w:name="_Toc236319912"/>
+      <w:bookmarkStart w:id="27" w:name="_Toc237174848"/>
       <w:r>
         <w:t>4.5. Other operations on the open document</w:t>
       </w:r>
@@ -8275,7 +8339,7 @@
       <w:pPr>
         <w:pStyle w:val="1"/>
       </w:pPr>
-      <w:bookmarkStart w:id="28" w:name="_Toc236319913"/>
+      <w:bookmarkStart w:id="28" w:name="_Toc237174849"/>
       <w:r>
         <w:t>5. More operations</w:t>
       </w:r>
@@ -8285,7 +8349,7 @@
       <w:pPr>
         <w:pStyle w:val="21"/>
       </w:pPr>
-      <w:bookmarkStart w:id="29" w:name="_Toc236319914"/>
+      <w:bookmarkStart w:id="29" w:name="_Toc237174850"/>
       <w:r>
         <w:t>5.1. What it is for</w:t>
       </w:r>
@@ -8293,10 +8357,7 @@
     </w:p>
     <w:p>
       <w:r>
-        <w:t xml:space="preserve">The tool is a page workshop over ONE document. First you assemble the document the way you need it: open a PDF and add images if you have any, reorder the pages, rotate them, remove the ones you do not </w:t>
-      </w:r>
-      <w:r>
-        <w:t>want. Then you pick an action — save it as a PDF, make it smaller, take the colour out, repair a damaged file, pull pages out as images or as text, print, edit the properties — and it applies to the ASSEMBLED document rather than to the file on disk.</w:t>
+        <w:t>The tool is a page workshop over ONE document. First you assemble the document the way you need it: open a PDF and add images if you have any, reorder the pages, rotate them, remove the ones you do not want. Then you pick an action — save it as a PDF, make it smaller, take the colour out, repair a damaged file, pull pages out as images or as text, print, edit the properties — and it applies to the ASSEMBLED document rather than to the file on disk.</w:t>
       </w:r>
     </w:p>
     <w:p>
@@ -8314,7 +8375,7 @@
       <w:pPr>
         <w:pStyle w:val="21"/>
       </w:pPr>
-      <w:bookmarkStart w:id="30" w:name="_Toc236319915"/>
+      <w:bookmarkStart w:id="30" w:name="_Toc237174851"/>
       <w:r>
         <w:lastRenderedPageBreak/>
         <w:t>5.2. The window</w:t>
@@ -8338,7 +8399,7 @@
           <w:noProof/>
         </w:rPr>
         <w:drawing>
-          <wp:inline distT="0" distB="0" distL="0" distR="0" wp14:anchorId="1A2945B1" wp14:editId="3C634648">
+          <wp:inline distT="0" distB="0" distL="0" distR="0" wp14:anchorId="42864C01" wp14:editId="351E98AF">
             <wp:extent cx="5760000" cy="4905646"/>
             <wp:effectExtent l="0" t="0" r="0" b="0"/>
             <wp:docPr id="21" name="Picture 21"/>
@@ -8386,7 +8447,10 @@
     </w:p>
     <w:p>
       <w:r>
-        <w:t>A document reaches this window three ways: with the “Open PDF…” button, by being dragged into the window, and by coming across from a neighbouring tool — “Split PDF” hands over its open document with its own “More operations” button, and “Merge PDF” hands over the file it has just built through “More operations” in its Menu. Images can simply be dragged in as well — onto the window, onto the grid, or onto the tool’s card on the start screen.</w:t>
+        <w:t xml:space="preserve">A document reaches this window three ways: with the “Open PDF…” button, by being dragged into the window, and by </w:t>
+      </w:r>
+      <w:r>
+        <w:t>coming across from a neighbouring tool — “Split PDF” hands over its open document with its own “More operations” button, and “Merge PDF” hands over the file it has just built through “More operations” in its Menu. Images can simply be dragged in as well — onto the window, onto the grid, or onto the tool’s card on the start screen.</w:t>
       </w:r>
     </w:p>
     <w:p>
@@ -8411,7 +8475,7 @@
       <w:pPr>
         <w:pStyle w:val="21"/>
       </w:pPr>
-      <w:bookmarkStart w:id="31" w:name="_Toc236319916"/>
+      <w:bookmarkStart w:id="31" w:name="_Toc237174852"/>
       <w:r>
         <w:t>5.3. Assembling the document</w:t>
       </w:r>
@@ -8454,7 +8518,7 @@
         </w:rPr>
         <w:lastRenderedPageBreak/>
         <w:drawing>
-          <wp:inline distT="0" distB="0" distL="0" distR="0" wp14:anchorId="478C0DB9" wp14:editId="62F75CAE">
+          <wp:inline distT="0" distB="0" distL="0" distR="0" wp14:anchorId="71D42EA3" wp14:editId="740E24D7">
             <wp:extent cx="5760000" cy="4905646"/>
             <wp:effectExtent l="0" t="0" r="0" b="0"/>
             <wp:docPr id="22" name="Picture 22"/>
@@ -8521,7 +8585,7 @@
       <w:pPr>
         <w:pStyle w:val="21"/>
       </w:pPr>
-      <w:bookmarkStart w:id="32" w:name="_Toc236319917"/>
+      <w:bookmarkStart w:id="32" w:name="_Toc237174853"/>
       <w:r>
         <w:t>5.4. The actions</w:t>
       </w:r>
@@ -8581,7 +8645,10 @@
         <w:t xml:space="preserve">Repair. </w:t>
       </w:r>
       <w:r>
-        <w:t>The file is rebuilt by the PDF engine, which repairs a broken cross-reference table — the commonest cause of the message “the file is damaged”. The file is chosen in a separate dialog, because a damaged document cannot be opened into the grid — and that is exactly when repair is needed.</w:t>
+        <w:t xml:space="preserve">The file is rebuilt by </w:t>
+      </w:r>
+      <w:r>
+        <w:t>the PDF engine, which repairs a broken cross-reference table — the commonest cause of the message “the file is damaged”. The file is chosen in a separate dialog, because a damaged document cannot be opened into the grid — and that is exactly when repair is needed.</w:t>
       </w:r>
     </w:p>
     <w:p>
@@ -8595,10 +8662,7 @@
         <w:t xml:space="preserve">Pages as images. </w:t>
       </w:r>
       <w:r>
-        <w:t xml:space="preserve">PNG or JPEG with a choice of resolution (fig. 23). Needed </w:t>
-      </w:r>
-      <w:r>
-        <w:t>when a page has to go into a presentation, a letter or a memo. The resolution applies to the real size of the sheet, so a landscape insertion is not stretched. The selected pages are saved, or all of them if nothing is selected.</w:t>
+        <w:t>PNG or JPEG with a choice of resolution (fig. 23). Needed when a page has to go into a presentation, a letter or a memo. The resolution applies to the real size of the sheet, so a landscape insertion is not stretched. The selected pages are saved, or all of them if nothing is selected.</w:t>
       </w:r>
     </w:p>
     <w:p>
@@ -8613,7 +8677,7 @@
           <w:noProof/>
         </w:rPr>
         <w:drawing>
-          <wp:inline distT="0" distB="0" distL="0" distR="0" wp14:anchorId="46AB5D52" wp14:editId="3727F206">
+          <wp:inline distT="0" distB="0" distL="0" distR="0" wp14:anchorId="5DA82F3C" wp14:editId="1828F6A1">
             <wp:extent cx="5760000" cy="4905646"/>
             <wp:effectExtent l="0" t="0" r="0" b="0"/>
             <wp:docPr id="23" name="Picture 23"/>
@@ -8656,10 +8720,7 @@
         <w:jc w:val="center"/>
       </w:pPr>
       <w:r>
-        <w:t xml:space="preserve">Fig. 23. Choosing the </w:t>
-      </w:r>
-      <w:r>
-        <w:t>resolution when saving pages as images</w:t>
+        <w:t>Fig. 23. Choosing the resolution when saving pages as images</w:t>
       </w:r>
     </w:p>
     <w:p>
@@ -8717,7 +8778,7 @@
           <w:noProof/>
         </w:rPr>
         <w:drawing>
-          <wp:inline distT="0" distB="0" distL="0" distR="0" wp14:anchorId="127CA4DA" wp14:editId="52CCFC69">
+          <wp:inline distT="0" distB="0" distL="0" distR="0" wp14:anchorId="768A2C31" wp14:editId="2DCE4C5D">
             <wp:extent cx="3873730" cy="3474719"/>
             <wp:effectExtent l="0" t="0" r="0" b="0"/>
             <wp:docPr id="24" name="Picture 24"/>
@@ -8784,7 +8845,7 @@
       <w:pPr>
         <w:pStyle w:val="1"/>
       </w:pPr>
-      <w:bookmarkStart w:id="33" w:name="_Toc236319918"/>
+      <w:bookmarkStart w:id="33" w:name="_Toc237174854"/>
       <w:r>
         <w:lastRenderedPageBreak/>
         <w:t>6. PDF → Word</w:t>
@@ -8795,7 +8856,7 @@
       <w:pPr>
         <w:pStyle w:val="21"/>
       </w:pPr>
-      <w:bookmarkStart w:id="34" w:name="_Toc236319919"/>
+      <w:bookmarkStart w:id="34" w:name="_Toc237174855"/>
       <w:r>
         <w:t>6.1. What it is for</w:t>
       </w:r>
@@ -8803,7 +8864,10 @@
     </w:p>
     <w:p>
       <w:r>
-        <w:t>The tool extracts the text and tables of a born-digital PDF into an editable Word document (.docx). Born-digital means saved from Word, from a browser or through “Microsoft Print to PDF”: in such a file the text is held as text, not as a picture.</w:t>
+        <w:t xml:space="preserve">The tool </w:t>
+      </w:r>
+      <w:r>
+        <w:t>extracts the text and tables of a born-digital PDF into an editable Word document (.docx). Born-digital means saved from Word, from a browser or through “Microsoft Print to PDF”: in such a file the text is held as text, not as a picture.</w:t>
       </w:r>
     </w:p>
     <w:p>
@@ -8815,7 +8879,7 @@
       <w:pPr>
         <w:pStyle w:val="21"/>
       </w:pPr>
-      <w:bookmarkStart w:id="35" w:name="_Toc236319920"/>
+      <w:bookmarkStart w:id="35" w:name="_Toc237174856"/>
       <w:r>
         <w:t>6.2. The window</w:t>
       </w:r>
@@ -8839,7 +8903,7 @@
         </w:rPr>
         <w:lastRenderedPageBreak/>
         <w:drawing>
-          <wp:inline distT="0" distB="0" distL="0" distR="0" wp14:anchorId="1CFC3159" wp14:editId="11FDD7B6">
+          <wp:inline distT="0" distB="0" distL="0" distR="0" wp14:anchorId="5E54494D" wp14:editId="628CEDAE">
             <wp:extent cx="5760000" cy="4608000"/>
             <wp:effectExtent l="0" t="0" r="0" b="0"/>
             <wp:docPr id="25" name="Picture 25"/>
@@ -8889,7 +8953,7 @@
       <w:pPr>
         <w:pStyle w:val="21"/>
       </w:pPr>
-      <w:bookmarkStart w:id="36" w:name="_Toc236319921"/>
+      <w:bookmarkStart w:id="36" w:name="_Toc237174857"/>
       <w:r>
         <w:t>6.3. The order of work</w:t>
       </w:r>
@@ -8944,7 +9008,7 @@
       <w:pPr>
         <w:pStyle w:val="21"/>
       </w:pPr>
-      <w:bookmarkStart w:id="37" w:name="_Toc236319922"/>
+      <w:bookmarkStart w:id="37" w:name="_Toc237174858"/>
       <w:r>
         <w:t>6.4. What comes across and what does not</w:t>
       </w:r>
@@ -8985,7 +9049,10 @@
         <w:t xml:space="preserve">If the font of the PDF is not in the system, </w:t>
       </w:r>
       <w:r>
-        <w:t>the text is set in Times New Roman. The shape of the letters may differ a little from the original.</w:t>
+        <w:t xml:space="preserve">the text is set in Times New Roman. The shape of the letters may differ a </w:t>
+      </w:r>
+      <w:r>
+        <w:t>little from the original.</w:t>
       </w:r>
     </w:p>
     <w:p>
@@ -8999,10 +9066,7 @@
         <w:t xml:space="preserve">Tables without lines, </w:t>
       </w:r>
       <w:r>
-        <w:t xml:space="preserve">boxed insets and text in several columns come </w:t>
-      </w:r>
-      <w:r>
-        <w:t>across as plain paragraphs in one column — they may have to be tidied by hand.</w:t>
+        <w:t>boxed insets and text in several columns come across as plain paragraphs in one column — they may have to be tidied by hand.</w:t>
       </w:r>
     </w:p>
     <w:p>
@@ -9020,7 +9084,7 @@
       <w:pPr>
         <w:pStyle w:val="1"/>
       </w:pPr>
-      <w:bookmarkStart w:id="38" w:name="_Toc236319923"/>
+      <w:bookmarkStart w:id="38" w:name="_Toc237174859"/>
       <w:r>
         <w:t>7. PDF → PowerPoint</w:t>
       </w:r>
@@ -9030,7 +9094,7 @@
       <w:pPr>
         <w:pStyle w:val="21"/>
       </w:pPr>
-      <w:bookmarkStart w:id="39" w:name="_Toc236319924"/>
+      <w:bookmarkStart w:id="39" w:name="_Toc237174860"/>
       <w:r>
         <w:t>7.1. What it is for</w:t>
       </w:r>
@@ -9038,10 +9102,7 @@
     </w:p>
     <w:p>
       <w:r>
-        <w:t xml:space="preserve">The tool turns the pages of a born-digital PDF into a PowerPoint presentation (.pptx). Every page becomes a slide, and the text on it stays TEXT: it can be selected, corrected, retyped — it is </w:t>
-      </w:r>
-      <w:r>
-        <w:t>not a picture of letters.</w:t>
+        <w:t>The tool turns the pages of a born-digital PDF into a PowerPoint presentation (.pptx). Every page becomes a slide, and the text on it stays TEXT: it can be selected, corrected, retyped — it is not a picture of letters.</w:t>
       </w:r>
     </w:p>
     <w:p>
@@ -9065,7 +9126,7 @@
       <w:pPr>
         <w:pStyle w:val="21"/>
       </w:pPr>
-      <w:bookmarkStart w:id="40" w:name="_Toc236319925"/>
+      <w:bookmarkStart w:id="40" w:name="_Toc237174861"/>
       <w:r>
         <w:t>7.2. How a slide is built</w:t>
       </w:r>
@@ -9073,7 +9134,10 @@
     </w:p>
     <w:p>
       <w:r>
-        <w:t>A slide is made of two layers. The lower one is the page of the source PDF, rendered WITHOUT its text layer: background, frames, charts, logos, stamps. The upper one is the text boxes, placed exactly where the text stood in the original.</w:t>
+        <w:t xml:space="preserve">A slide is made of two layers. The lower one is the page of the source PDF, rendered WITHOUT its text layer: background, frames, charts, logos, stamps. The </w:t>
+      </w:r>
+      <w:r>
+        <w:t>upper one is the text boxes, placed exactly where the text stood in the original.</w:t>
       </w:r>
     </w:p>
     <w:p>
@@ -9102,7 +9166,7 @@
       <w:pPr>
         <w:pStyle w:val="21"/>
       </w:pPr>
-      <w:bookmarkStart w:id="41" w:name="_Toc236319926"/>
+      <w:bookmarkStart w:id="41" w:name="_Toc237174862"/>
       <w:r>
         <w:t>7.3. The window</w:t>
       </w:r>
@@ -9126,7 +9190,7 @@
         </w:rPr>
         <w:lastRenderedPageBreak/>
         <w:drawing>
-          <wp:inline distT="0" distB="0" distL="0" distR="0" wp14:anchorId="52491351" wp14:editId="5876FF17">
+          <wp:inline distT="0" distB="0" distL="0" distR="0" wp14:anchorId="53871CD4" wp14:editId="0169CB15">
             <wp:extent cx="5760000" cy="4608000"/>
             <wp:effectExtent l="0" t="0" r="0" b="0"/>
             <wp:docPr id="26" name="Picture 26"/>
@@ -9176,7 +9240,7 @@
       <w:pPr>
         <w:pStyle w:val="21"/>
       </w:pPr>
-      <w:bookmarkStart w:id="42" w:name="_Toc236319927"/>
+      <w:bookmarkStart w:id="42" w:name="_Toc237174863"/>
       <w:r>
         <w:t>7.4. The order of work</w:t>
       </w:r>
@@ -9230,7 +9294,7 @@
       <w:pPr>
         <w:pStyle w:val="21"/>
       </w:pPr>
-      <w:bookmarkStart w:id="43" w:name="_Toc236319928"/>
+      <w:bookmarkStart w:id="43" w:name="_Toc237174864"/>
       <w:r>
         <w:lastRenderedPageBreak/>
         <w:t>7.5. What comes across</w:t>
@@ -9251,7 +9315,7 @@
       <w:pPr>
         <w:pStyle w:val="21"/>
       </w:pPr>
-      <w:bookmarkStart w:id="44" w:name="_Toc236319929"/>
+      <w:bookmarkStart w:id="44" w:name="_Toc237174865"/>
       <w:r>
         <w:t>7.6. What not to expect</w:t>
       </w:r>
@@ -9268,10 +9332,7 @@
         <w:t xml:space="preserve">There will be no text where the source has none — </w:t>
       </w:r>
       <w:r>
-        <w:t xml:space="preserve">pages saved as a picture in their entirety. Such slides arrive as a background without a single letter, and the </w:t>
-      </w:r>
-      <w:r>
-        <w:t>program says honestly how many there were: only recognition can bring the text back from those.</w:t>
+        <w:t>pages saved as a picture in their entirety. Such slides arrive as a background without a single letter, and the program says honestly how many there were: only recognition can bring the text back from those.</w:t>
       </w:r>
     </w:p>
     <w:p>
@@ -9306,7 +9367,7 @@
       <w:pPr>
         <w:pStyle w:val="1"/>
       </w:pPr>
-      <w:bookmarkStart w:id="45" w:name="_Toc236319930"/>
+      <w:bookmarkStart w:id="45" w:name="_Toc237174866"/>
       <w:r>
         <w:t>8. Merge Excel</w:t>
       </w:r>
@@ -9316,7 +9377,7 @@
       <w:pPr>
         <w:pStyle w:val="21"/>
       </w:pPr>
-      <w:bookmarkStart w:id="46" w:name="_Toc236319931"/>
+      <w:bookmarkStart w:id="46" w:name="_Toc237174867"/>
       <w:r>
         <w:t>8.1. What it is for</w:t>
       </w:r>
@@ -9324,7 +9385,10 @@
     </w:p>
     <w:p>
       <w:r>
-        <w:t xml:space="preserve">The tool gathers the sheets of several Excel workbooks into one workbook — a digest. The typical task: the divisions have each sent a file, and what is wanted </w:t>
+        <w:t xml:space="preserve">The tool gathers the sheets of several Excel workbooks into one workbook — a digest. The typical task: the </w:t>
+      </w:r>
+      <w:r>
+        <w:t xml:space="preserve">divisions have each sent a file, and what is wanted </w:t>
       </w:r>
       <w:r>
         <w:lastRenderedPageBreak/>
@@ -9340,7 +9404,7 @@
       <w:pPr>
         <w:pStyle w:val="21"/>
       </w:pPr>
-      <w:bookmarkStart w:id="47" w:name="_Toc236319932"/>
+      <w:bookmarkStart w:id="47" w:name="_Toc237174868"/>
       <w:r>
         <w:t>8.2. The window</w:t>
       </w:r>
@@ -9363,7 +9427,7 @@
           <w:noProof/>
         </w:rPr>
         <w:drawing>
-          <wp:inline distT="0" distB="0" distL="0" distR="0" wp14:anchorId="6824E813" wp14:editId="6AE80F1F">
+          <wp:inline distT="0" distB="0" distL="0" distR="0" wp14:anchorId="52A0A4D7" wp14:editId="77E0BF7E">
             <wp:extent cx="5760000" cy="4250667"/>
             <wp:effectExtent l="0" t="0" r="0" b="0"/>
             <wp:docPr id="27" name="Picture 27"/>
@@ -9413,12 +9477,9 @@
       <w:pPr>
         <w:pStyle w:val="21"/>
       </w:pPr>
-      <w:bookmarkStart w:id="48" w:name="_Toc236319933"/>
-      <w:r>
-        <w:t xml:space="preserve">8.3. The </w:t>
-      </w:r>
-      <w:r>
-        <w:t>order of work</w:t>
+      <w:bookmarkStart w:id="48" w:name="_Toc237174869"/>
+      <w:r>
+        <w:t>8.3. The order of work</w:t>
       </w:r>
       <w:bookmarkEnd w:id="48"/>
     </w:p>
@@ -9430,7 +9491,10 @@
         <w:t xml:space="preserve">1. Give the folder of the source files with “Browse…” </w:t>
       </w:r>
       <w:r>
-        <w:t>or drag it straight into the window. The program counts the files found at once and shows them in the list below.</w:t>
+        <w:t xml:space="preserve">or drag it straight into the window. The program counts the files found at once and shows them in </w:t>
+      </w:r>
+      <w:r>
+        <w:t>the list below.</w:t>
       </w:r>
     </w:p>
     <w:p>
@@ -9471,7 +9535,7 @@
       <w:pPr>
         <w:pStyle w:val="21"/>
       </w:pPr>
-      <w:bookmarkStart w:id="49" w:name="_Toc236319934"/>
+      <w:bookmarkStart w:id="49" w:name="_Toc237174870"/>
       <w:r>
         <w:t>8.4. The options</w:t>
       </w:r>
@@ -9523,7 +9587,7 @@
       <w:pPr>
         <w:pStyle w:val="21"/>
       </w:pPr>
-      <w:bookmarkStart w:id="50" w:name="_Toc236319935"/>
+      <w:bookmarkStart w:id="50" w:name="_Toc237174871"/>
       <w:r>
         <w:t>8.5. The result, the report and the cover note</w:t>
       </w:r>
@@ -9555,7 +9619,7 @@
       <w:pPr>
         <w:pStyle w:val="21"/>
       </w:pPr>
-      <w:bookmarkStart w:id="51" w:name="_Toc236319936"/>
+      <w:bookmarkStart w:id="51" w:name="_Toc237174872"/>
       <w:r>
         <w:t>8.6. The Menu of the tool</w:t>
       </w:r>
@@ -9563,10 +9627,7 @@
     </w:p>
     <w:p>
       <w:r>
-        <w:t xml:space="preserve">The Menu holds the built-in help, the statistics, the choice of </w:t>
-      </w:r>
-      <w:r>
-        <w:t>language and “Reports folder”, which opens the folder with the most recent merge reports (fig. 28).</w:t>
+        <w:t>The Menu holds the built-in help, the statistics, the choice of language and “Reports folder”, which opens the folder with the most recent merge reports (fig. 28).</w:t>
       </w:r>
     </w:p>
     <w:p>
@@ -9581,7 +9642,7 @@
           <w:noProof/>
         </w:rPr>
         <w:drawing>
-          <wp:inline distT="0" distB="0" distL="0" distR="0" wp14:anchorId="6398F984" wp14:editId="7EA93476">
+          <wp:inline distT="0" distB="0" distL="0" distR="0" wp14:anchorId="041F45F4" wp14:editId="3ECB5AD0">
             <wp:extent cx="5760000" cy="4250667"/>
             <wp:effectExtent l="0" t="0" r="0" b="0"/>
             <wp:docPr id="28" name="Picture 28"/>
@@ -9648,7 +9709,7 @@
       <w:pPr>
         <w:pStyle w:val="1"/>
       </w:pPr>
-      <w:bookmarkStart w:id="52" w:name="_Toc236319937"/>
+      <w:bookmarkStart w:id="52" w:name="_Toc237174873"/>
       <w:r>
         <w:lastRenderedPageBreak/>
         <w:t>9. Reference</w:t>
@@ -9659,7 +9720,7 @@
       <w:pPr>
         <w:pStyle w:val="21"/>
       </w:pPr>
-      <w:bookmarkStart w:id="53" w:name="_Toc236319938"/>
+      <w:bookmarkStart w:id="53" w:name="_Toc237174874"/>
       <w:r>
         <w:t>9.1. About the program</w:t>
       </w:r>
@@ -9682,7 +9743,7 @@
           <w:noProof/>
         </w:rPr>
         <w:drawing>
-          <wp:inline distT="0" distB="0" distL="0" distR="0" wp14:anchorId="3C4E8835" wp14:editId="2BCC1E1D">
+          <wp:inline distT="0" distB="0" distL="0" distR="0" wp14:anchorId="1A67A7BE" wp14:editId="159AF71F">
             <wp:extent cx="3873730" cy="3940232"/>
             <wp:effectExtent l="0" t="0" r="0" b="0"/>
             <wp:docPr id="29" name="Picture 29"/>
@@ -9730,7 +9791,10 @@
     </w:p>
     <w:p>
       <w:r>
-        <w:t>The version number is useful when asking for help: it says at once which build is meant. The details for supporting the project voluntarily can be selected and copied as ordinary text.</w:t>
+        <w:t xml:space="preserve">The version number is useful when asking for help: it says at once which build is meant. The details for supporting the </w:t>
+      </w:r>
+      <w:r>
+        <w:t>project voluntarily can be selected and copied as ordinary text.</w:t>
       </w:r>
     </w:p>
     <w:p>
@@ -9748,7 +9812,7 @@
       <w:pPr>
         <w:pStyle w:val="21"/>
       </w:pPr>
-      <w:bookmarkStart w:id="54" w:name="_Toc236319939"/>
+      <w:bookmarkStart w:id="54" w:name="_Toc237174875"/>
       <w:r>
         <w:lastRenderedPageBreak/>
         <w:t>9.2. If something went wrong</w:t>
@@ -9757,10 +9821,7 @@
     </w:p>
     <w:p>
       <w:r>
-        <w:t xml:space="preserve">The </w:t>
-      </w:r>
-      <w:r>
-        <w:t>program tries to explain failures in words rather than in error codes. Below are the situations that come up more often than others.</w:t>
+        <w:t>The program tries to explain failures in words rather than in error codes. Below are the situations that come up more often than others.</w:t>
       </w:r>
     </w:p>
     <w:p>
@@ -9842,10 +9903,7 @@
               <w:jc w:val="left"/>
             </w:pPr>
             <w:r>
-              <w:t xml:space="preserve">The message </w:t>
-            </w:r>
-            <w:r>
-              <w:t>“Ghostscript is needed” when choosing compression</w:t>
+              <w:t>The message “Ghostscript is needed” when choosing compression</w:t>
             </w:r>
           </w:p>
         </w:tc>
@@ -9930,7 +9988,10 @@
               <w:jc w:val="left"/>
             </w:pPr>
             <w:r>
-              <w:t>The PDF has no text layer, there is nothing to convert. The file is not damaged</w:t>
+              <w:t xml:space="preserve">The PDF has no text </w:t>
+            </w:r>
+            <w:r>
+              <w:t>layer, there is nothing to convert. The file is not damaged</w:t>
             </w:r>
           </w:p>
         </w:tc>
@@ -10055,10 +10116,7 @@
               <w:jc w:val="left"/>
             </w:pPr>
             <w:r>
-              <w:t xml:space="preserve">The </w:t>
-            </w:r>
-            <w:r>
-              <w:t>window does not appear when the program is started again</w:t>
+              <w:t>The window does not appear when the program is started again</w:t>
             </w:r>
           </w:p>
         </w:tc>
@@ -10158,7 +10216,7 @@
       <w:pPr>
         <w:pStyle w:val="21"/>
       </w:pPr>
-      <w:bookmarkStart w:id="55" w:name="_Toc236319940"/>
+      <w:bookmarkStart w:id="55" w:name="_Toc237174876"/>
       <w:r>
         <w:t>9.3. A short reminder</w:t>
       </w:r>
@@ -10177,7 +10235,10 @@
     </w:p>
     <w:p>
       <w:r>
-        <w:t>— Anything done to the pages is undone with Ctrl + Z.</w:t>
+        <w:t xml:space="preserve">— Anything done to the pages is </w:t>
+      </w:r>
+      <w:r>
+        <w:t>undone with Ctrl + Z.</w:t>
       </w:r>
     </w:p>
     <w:p>
@@ -10665,31 +10726,31 @@
       </w:rPr>
     </w:lvl>
   </w:abstractNum>
-  <w:num w:numId="1" w16cid:durableId="341007002">
+  <w:num w:numId="1" w16cid:durableId="867304555">
     <w:abstractNumId w:val="8"/>
   </w:num>
-  <w:num w:numId="2" w16cid:durableId="482162370">
+  <w:num w:numId="2" w16cid:durableId="1231498120">
     <w:abstractNumId w:val="6"/>
   </w:num>
-  <w:num w:numId="3" w16cid:durableId="308825021">
+  <w:num w:numId="3" w16cid:durableId="342360181">
     <w:abstractNumId w:val="5"/>
   </w:num>
-  <w:num w:numId="4" w16cid:durableId="1493251704">
+  <w:num w:numId="4" w16cid:durableId="1780101343">
     <w:abstractNumId w:val="4"/>
   </w:num>
-  <w:num w:numId="5" w16cid:durableId="1056702768">
+  <w:num w:numId="5" w16cid:durableId="410659898">
     <w:abstractNumId w:val="7"/>
   </w:num>
-  <w:num w:numId="6" w16cid:durableId="634139847">
+  <w:num w:numId="6" w16cid:durableId="1531603289">
     <w:abstractNumId w:val="3"/>
   </w:num>
-  <w:num w:numId="7" w16cid:durableId="966622168">
+  <w:num w:numId="7" w16cid:durableId="888422544">
     <w:abstractNumId w:val="2"/>
   </w:num>
-  <w:num w:numId="8" w16cid:durableId="108742836">
+  <w:num w:numId="8" w16cid:durableId="2029260349">
     <w:abstractNumId w:val="1"/>
   </w:num>
-  <w:num w:numId="9" w16cid:durableId="1078745398">
+  <w:num w:numId="9" w16cid:durableId="1636448545">
     <w:abstractNumId w:val="0"/>
   </w:num>
 </w:numbering>
@@ -22128,7 +22189,7 @@
     <w:autoRedefine/>
     <w:uiPriority w:val="39"/>
     <w:unhideWhenUsed/>
-    <w:rsid w:val="009D0C60"/>
+    <w:rsid w:val="00AF7AD9"/>
     <w:pPr>
       <w:spacing w:after="100"/>
     </w:pPr>
@@ -22140,7 +22201,7 @@
     <w:autoRedefine/>
     <w:uiPriority w:val="39"/>
     <w:unhideWhenUsed/>
-    <w:rsid w:val="009D0C60"/>
+    <w:rsid w:val="00AF7AD9"/>
     <w:pPr>
       <w:spacing w:after="100"/>
       <w:ind w:left="280"/>
@@ -22151,7 +22212,7 @@
     <w:basedOn w:val="a2"/>
     <w:uiPriority w:val="99"/>
     <w:unhideWhenUsed/>
-    <w:rsid w:val="009D0C60"/>
+    <w:rsid w:val="00AF7AD9"/>
     <w:rPr>
       <w:color w:val="0000FF" w:themeColor="hyperlink"/>
       <w:u w:val="single"/>

--- a/docs/User manual.docx
+++ b/docs/User manual.docx
@@ -120,7 +120,7 @@
       <w:r>
         <w:fldChar w:fldCharType="separate"/>
       </w:r>
-      <w:hyperlink w:anchor="_Toc237174821" w:history="1">
+      <w:hyperlink w:anchor="_Toc237262373" w:history="1">
         <w:r>
           <w:rPr>
             <w:rStyle w:val="aff8"/>
@@ -148,7 +148,7 @@
             <w:noProof/>
             <w:webHidden/>
           </w:rPr>
-          <w:instrText xml:space="preserve"> PAGEREF _Toc237174821 \h </w:instrText>
+          <w:instrText xml:space="preserve"> PAGEREF _Toc237262373 \h </w:instrText>
         </w:r>
         <w:r>
           <w:rPr>
@@ -195,7 +195,7 @@
           <w14:ligatures w14:val="standardContextual"/>
         </w:rPr>
       </w:pPr>
-      <w:hyperlink w:anchor="_Toc237174822" w:history="1">
+      <w:hyperlink w:anchor="_Toc237262374" w:history="1">
         <w:r>
           <w:rPr>
             <w:rStyle w:val="aff8"/>
@@ -223,7 +223,7 @@
             <w:noProof/>
             <w:webHidden/>
           </w:rPr>
-          <w:instrText xml:space="preserve"> PAGEREF _Toc237174822 \h </w:instrText>
+          <w:instrText xml:space="preserve"> PAGEREF _Toc237262374 \h </w:instrText>
         </w:r>
         <w:r>
           <w:rPr>
@@ -270,7 +270,7 @@
           <w14:ligatures w14:val="standardContextual"/>
         </w:rPr>
       </w:pPr>
-      <w:hyperlink w:anchor="_Toc237174823" w:history="1">
+      <w:hyperlink w:anchor="_Toc237262375" w:history="1">
         <w:r>
           <w:rPr>
             <w:rStyle w:val="aff8"/>
@@ -298,7 +298,7 @@
             <w:noProof/>
             <w:webHidden/>
           </w:rPr>
-          <w:instrText xml:space="preserve"> PAGEREF _Toc237174823 \h </w:instrText>
+          <w:instrText xml:space="preserve"> PAGEREF _Toc237262375 \h </w:instrText>
         </w:r>
         <w:r>
           <w:rPr>
@@ -345,7 +345,7 @@
           <w14:ligatures w14:val="standardContextual"/>
         </w:rPr>
       </w:pPr>
-      <w:hyperlink w:anchor="_Toc237174824" w:history="1">
+      <w:hyperlink w:anchor="_Toc237262376" w:history="1">
         <w:r>
           <w:rPr>
             <w:rStyle w:val="aff8"/>
@@ -373,7 +373,7 @@
             <w:noProof/>
             <w:webHidden/>
           </w:rPr>
-          <w:instrText xml:space="preserve"> PAGEREF _Toc237174824 \h </w:instrText>
+          <w:instrText xml:space="preserve"> PAGEREF _Toc237262376 \h </w:instrText>
         </w:r>
         <w:r>
           <w:rPr>
@@ -420,7 +420,7 @@
           <w14:ligatures w14:val="standardContextual"/>
         </w:rPr>
       </w:pPr>
-      <w:hyperlink w:anchor="_Toc237174825" w:history="1">
+      <w:hyperlink w:anchor="_Toc237262377" w:history="1">
         <w:r>
           <w:rPr>
             <w:rStyle w:val="aff8"/>
@@ -448,7 +448,7 @@
             <w:noProof/>
             <w:webHidden/>
           </w:rPr>
-          <w:instrText xml:space="preserve"> PAGEREF _Toc237174825 \h </w:instrText>
+          <w:instrText xml:space="preserve"> PAGEREF _Toc237262377 \h </w:instrText>
         </w:r>
         <w:r>
           <w:rPr>
@@ -495,7 +495,7 @@
           <w14:ligatures w14:val="standardContextual"/>
         </w:rPr>
       </w:pPr>
-      <w:hyperlink w:anchor="_Toc237174826" w:history="1">
+      <w:hyperlink w:anchor="_Toc237262378" w:history="1">
         <w:r>
           <w:rPr>
             <w:rStyle w:val="aff8"/>
@@ -523,7 +523,7 @@
             <w:noProof/>
             <w:webHidden/>
           </w:rPr>
-          <w:instrText xml:space="preserve"> PAGEREF _Toc237174826 \h </w:instrText>
+          <w:instrText xml:space="preserve"> PAGEREF _Toc237262378 \h </w:instrText>
         </w:r>
         <w:r>
           <w:rPr>
@@ -570,7 +570,7 @@
           <w14:ligatures w14:val="standardContextual"/>
         </w:rPr>
       </w:pPr>
-      <w:hyperlink w:anchor="_Toc237174827" w:history="1">
+      <w:hyperlink w:anchor="_Toc237262379" w:history="1">
         <w:r>
           <w:rPr>
             <w:rStyle w:val="aff8"/>
@@ -598,7 +598,7 @@
             <w:noProof/>
             <w:webHidden/>
           </w:rPr>
-          <w:instrText xml:space="preserve"> PAGEREF _Toc237174827 \h </w:instrText>
+          <w:instrText xml:space="preserve"> PAGEREF _Toc237262379 \h </w:instrText>
         </w:r>
         <w:r>
           <w:rPr>
@@ -645,7 +645,7 @@
           <w14:ligatures w14:val="standardContextual"/>
         </w:rPr>
       </w:pPr>
-      <w:hyperlink w:anchor="_Toc237174828" w:history="1">
+      <w:hyperlink w:anchor="_Toc237262380" w:history="1">
         <w:r>
           <w:rPr>
             <w:rStyle w:val="aff8"/>
@@ -673,7 +673,7 @@
             <w:noProof/>
             <w:webHidden/>
           </w:rPr>
-          <w:instrText xml:space="preserve"> PAGEREF _Toc237174828 \h </w:instrText>
+          <w:instrText xml:space="preserve"> PAGEREF _Toc237262380 \h </w:instrText>
         </w:r>
         <w:r>
           <w:rPr>
@@ -720,7 +720,7 @@
           <w14:ligatures w14:val="standardContextual"/>
         </w:rPr>
       </w:pPr>
-      <w:hyperlink w:anchor="_Toc237174829" w:history="1">
+      <w:hyperlink w:anchor="_Toc237262381" w:history="1">
         <w:r>
           <w:rPr>
             <w:rStyle w:val="aff8"/>
@@ -748,7 +748,7 @@
             <w:noProof/>
             <w:webHidden/>
           </w:rPr>
-          <w:instrText xml:space="preserve"> PAGEREF _Toc237174829 \h </w:instrText>
+          <w:instrText xml:space="preserve"> PAGEREF _Toc237262381 \h </w:instrText>
         </w:r>
         <w:r>
           <w:rPr>
@@ -795,7 +795,7 @@
           <w14:ligatures w14:val="standardContextual"/>
         </w:rPr>
       </w:pPr>
-      <w:hyperlink w:anchor="_Toc237174830" w:history="1">
+      <w:hyperlink w:anchor="_Toc237262382" w:history="1">
         <w:r>
           <w:rPr>
             <w:rStyle w:val="aff8"/>
@@ -823,7 +823,7 @@
             <w:noProof/>
             <w:webHidden/>
           </w:rPr>
-          <w:instrText xml:space="preserve"> PAGEREF _Toc237174830 \h </w:instrText>
+          <w:instrText xml:space="preserve"> PAGEREF _Toc237262382 \h </w:instrText>
         </w:r>
         <w:r>
           <w:rPr>
@@ -843,7 +843,7 @@
             <w:noProof/>
             <w:webHidden/>
           </w:rPr>
-          <w:t>12</w:t>
+          <w:t>13</w:t>
         </w:r>
         <w:r>
           <w:rPr>
@@ -870,7 +870,7 @@
           <w14:ligatures w14:val="standardContextual"/>
         </w:rPr>
       </w:pPr>
-      <w:hyperlink w:anchor="_Toc237174831" w:history="1">
+      <w:hyperlink w:anchor="_Toc237262383" w:history="1">
         <w:r>
           <w:rPr>
             <w:rStyle w:val="aff8"/>
@@ -898,7 +898,7 @@
             <w:noProof/>
             <w:webHidden/>
           </w:rPr>
-          <w:instrText xml:space="preserve"> PAGEREF _Toc237174831 \h </w:instrText>
+          <w:instrText xml:space="preserve"> PAGEREF _Toc237262383 \h </w:instrText>
         </w:r>
         <w:r>
           <w:rPr>
@@ -918,7 +918,7 @@
             <w:noProof/>
             <w:webHidden/>
           </w:rPr>
-          <w:t>14</w:t>
+          <w:t>15</w:t>
         </w:r>
         <w:r>
           <w:rPr>
@@ -945,7 +945,7 @@
           <w14:ligatures w14:val="standardContextual"/>
         </w:rPr>
       </w:pPr>
-      <w:hyperlink w:anchor="_Toc237174832" w:history="1">
+      <w:hyperlink w:anchor="_Toc237262384" w:history="1">
         <w:r>
           <w:rPr>
             <w:rStyle w:val="aff8"/>
@@ -973,7 +973,7 @@
             <w:noProof/>
             <w:webHidden/>
           </w:rPr>
-          <w:instrText xml:space="preserve"> PAGEREF _Toc237174832 \h </w:instrText>
+          <w:instrText xml:space="preserve"> PAGEREF _Toc237262384 \h </w:instrText>
         </w:r>
         <w:r>
           <w:rPr>
@@ -1020,7 +1020,7 @@
           <w14:ligatures w14:val="standardContextual"/>
         </w:rPr>
       </w:pPr>
-      <w:hyperlink w:anchor="_Toc237174833" w:history="1">
+      <w:hyperlink w:anchor="_Toc237262385" w:history="1">
         <w:r>
           <w:rPr>
             <w:rStyle w:val="aff8"/>
@@ -1048,7 +1048,7 @@
             <w:noProof/>
             <w:webHidden/>
           </w:rPr>
-          <w:instrText xml:space="preserve"> PAGEREF _Toc237174833 \h </w:instrText>
+          <w:instrText xml:space="preserve"> PAGEREF _Toc237262385 \h </w:instrText>
         </w:r>
         <w:r>
           <w:rPr>
@@ -1095,7 +1095,7 @@
           <w14:ligatures w14:val="standardContextual"/>
         </w:rPr>
       </w:pPr>
-      <w:hyperlink w:anchor="_Toc237174834" w:history="1">
+      <w:hyperlink w:anchor="_Toc237262386" w:history="1">
         <w:r>
           <w:rPr>
             <w:rStyle w:val="aff8"/>
@@ -1123,7 +1123,7 @@
             <w:noProof/>
             <w:webHidden/>
           </w:rPr>
-          <w:instrText xml:space="preserve"> PAGEREF _Toc237174834 \h </w:instrText>
+          <w:instrText xml:space="preserve"> PAGEREF _Toc237262386 \h </w:instrText>
         </w:r>
         <w:r>
           <w:rPr>
@@ -1170,7 +1170,7 @@
           <w14:ligatures w14:val="standardContextual"/>
         </w:rPr>
       </w:pPr>
-      <w:hyperlink w:anchor="_Toc237174835" w:history="1">
+      <w:hyperlink w:anchor="_Toc237262387" w:history="1">
         <w:r>
           <w:rPr>
             <w:rStyle w:val="aff8"/>
@@ -1198,7 +1198,7 @@
             <w:noProof/>
             <w:webHidden/>
           </w:rPr>
-          <w:instrText xml:space="preserve"> PAGEREF _Toc237174835 \h </w:instrText>
+          <w:instrText xml:space="preserve"> PAGEREF _Toc237262387 \h </w:instrText>
         </w:r>
         <w:r>
           <w:rPr>
@@ -1245,7 +1245,7 @@
           <w14:ligatures w14:val="standardContextual"/>
         </w:rPr>
       </w:pPr>
-      <w:hyperlink w:anchor="_Toc237174836" w:history="1">
+      <w:hyperlink w:anchor="_Toc237262388" w:history="1">
         <w:r>
           <w:rPr>
             <w:rStyle w:val="aff8"/>
@@ -1273,7 +1273,7 @@
             <w:noProof/>
             <w:webHidden/>
           </w:rPr>
-          <w:instrText xml:space="preserve"> PAGEREF _Toc237174836 \h </w:instrText>
+          <w:instrText xml:space="preserve"> PAGEREF _Toc237262388 \h </w:instrText>
         </w:r>
         <w:r>
           <w:rPr>
@@ -1320,7 +1320,7 @@
           <w14:ligatures w14:val="standardContextual"/>
         </w:rPr>
       </w:pPr>
-      <w:hyperlink w:anchor="_Toc237174837" w:history="1">
+      <w:hyperlink w:anchor="_Toc237262389" w:history="1">
         <w:r>
           <w:rPr>
             <w:rStyle w:val="aff8"/>
@@ -1348,7 +1348,7 @@
             <w:noProof/>
             <w:webHidden/>
           </w:rPr>
-          <w:instrText xml:space="preserve"> PAGEREF _Toc237174837 \h </w:instrText>
+          <w:instrText xml:space="preserve"> PAGEREF _Toc237262389 \h </w:instrText>
         </w:r>
         <w:r>
           <w:rPr>
@@ -1395,7 +1395,7 @@
           <w14:ligatures w14:val="standardContextual"/>
         </w:rPr>
       </w:pPr>
-      <w:hyperlink w:anchor="_Toc237174838" w:history="1">
+      <w:hyperlink w:anchor="_Toc237262390" w:history="1">
         <w:r>
           <w:rPr>
             <w:rStyle w:val="aff8"/>
@@ -1423,7 +1423,7 @@
             <w:noProof/>
             <w:webHidden/>
           </w:rPr>
-          <w:instrText xml:space="preserve"> PAGEREF _Toc237174838 \h </w:instrText>
+          <w:instrText xml:space="preserve"> PAGEREF _Toc237262390 \h </w:instrText>
         </w:r>
         <w:r>
           <w:rPr>
@@ -1470,7 +1470,7 @@
           <w14:ligatures w14:val="standardContextual"/>
         </w:rPr>
       </w:pPr>
-      <w:hyperlink w:anchor="_Toc237174839" w:history="1">
+      <w:hyperlink w:anchor="_Toc237262391" w:history="1">
         <w:r>
           <w:rPr>
             <w:rStyle w:val="aff8"/>
@@ -1498,7 +1498,7 @@
             <w:noProof/>
             <w:webHidden/>
           </w:rPr>
-          <w:instrText xml:space="preserve"> PAGEREF _Toc237174839 \h </w:instrText>
+          <w:instrText xml:space="preserve"> PAGEREF _Toc237262391 \h </w:instrText>
         </w:r>
         <w:r>
           <w:rPr>
@@ -1545,7 +1545,7 @@
           <w14:ligatures w14:val="standardContextual"/>
         </w:rPr>
       </w:pPr>
-      <w:hyperlink w:anchor="_Toc237174840" w:history="1">
+      <w:hyperlink w:anchor="_Toc237262392" w:history="1">
         <w:r>
           <w:rPr>
             <w:rStyle w:val="aff8"/>
@@ -1573,7 +1573,7 @@
             <w:noProof/>
             <w:webHidden/>
           </w:rPr>
-          <w:instrText xml:space="preserve"> PAGEREF _Toc237174840 \h </w:instrText>
+          <w:instrText xml:space="preserve"> PAGEREF _Toc237262392 \h </w:instrText>
         </w:r>
         <w:r>
           <w:rPr>
@@ -1620,7 +1620,7 @@
           <w14:ligatures w14:val="standardContextual"/>
         </w:rPr>
       </w:pPr>
-      <w:hyperlink w:anchor="_Toc237174841" w:history="1">
+      <w:hyperlink w:anchor="_Toc237262393" w:history="1">
         <w:r>
           <w:rPr>
             <w:rStyle w:val="aff8"/>
@@ -1648,7 +1648,7 @@
             <w:noProof/>
             <w:webHidden/>
           </w:rPr>
-          <w:instrText xml:space="preserve"> PAGEREF _Toc237174841 \h </w:instrText>
+          <w:instrText xml:space="preserve"> PAGEREF _Toc237262393 \h </w:instrText>
         </w:r>
         <w:r>
           <w:rPr>
@@ -1695,7 +1695,7 @@
           <w14:ligatures w14:val="standardContextual"/>
         </w:rPr>
       </w:pPr>
-      <w:hyperlink w:anchor="_Toc237174842" w:history="1">
+      <w:hyperlink w:anchor="_Toc237262394" w:history="1">
         <w:r>
           <w:rPr>
             <w:rStyle w:val="aff8"/>
@@ -1723,7 +1723,7 @@
             <w:noProof/>
             <w:webHidden/>
           </w:rPr>
-          <w:instrText xml:space="preserve"> PAGEREF _Toc237174842 \h </w:instrText>
+          <w:instrText xml:space="preserve"> PAGEREF _Toc237262394 \h </w:instrText>
         </w:r>
         <w:r>
           <w:rPr>
@@ -1770,7 +1770,7 @@
           <w14:ligatures w14:val="standardContextual"/>
         </w:rPr>
       </w:pPr>
-      <w:hyperlink w:anchor="_Toc237174843" w:history="1">
+      <w:hyperlink w:anchor="_Toc237262395" w:history="1">
         <w:r>
           <w:rPr>
             <w:rStyle w:val="aff8"/>
@@ -1798,7 +1798,7 @@
             <w:noProof/>
             <w:webHidden/>
           </w:rPr>
-          <w:instrText xml:space="preserve"> PAGEREF _Toc237174843 \h </w:instrText>
+          <w:instrText xml:space="preserve"> PAGEREF _Toc237262395 \h </w:instrText>
         </w:r>
         <w:r>
           <w:rPr>
@@ -1845,7 +1845,7 @@
           <w14:ligatures w14:val="standardContextual"/>
         </w:rPr>
       </w:pPr>
-      <w:hyperlink w:anchor="_Toc237174844" w:history="1">
+      <w:hyperlink w:anchor="_Toc237262396" w:history="1">
         <w:r>
           <w:rPr>
             <w:rStyle w:val="aff8"/>
@@ -1873,7 +1873,7 @@
             <w:noProof/>
             <w:webHidden/>
           </w:rPr>
-          <w:instrText xml:space="preserve"> PAGEREF _Toc237174844 \h </w:instrText>
+          <w:instrText xml:space="preserve"> PAGEREF _Toc237262396 \h </w:instrText>
         </w:r>
         <w:r>
           <w:rPr>
@@ -1920,7 +1920,7 @@
           <w14:ligatures w14:val="standardContextual"/>
         </w:rPr>
       </w:pPr>
-      <w:hyperlink w:anchor="_Toc237174845" w:history="1">
+      <w:hyperlink w:anchor="_Toc237262397" w:history="1">
         <w:r>
           <w:rPr>
             <w:rStyle w:val="aff8"/>
@@ -1948,7 +1948,7 @@
             <w:noProof/>
             <w:webHidden/>
           </w:rPr>
-          <w:instrText xml:space="preserve"> PAGEREF _Toc237174845 \h </w:instrText>
+          <w:instrText xml:space="preserve"> PAGEREF _Toc237262397 \h </w:instrText>
         </w:r>
         <w:r>
           <w:rPr>
@@ -1995,7 +1995,7 @@
           <w14:ligatures w14:val="standardContextual"/>
         </w:rPr>
       </w:pPr>
-      <w:hyperlink w:anchor="_Toc237174846" w:history="1">
+      <w:hyperlink w:anchor="_Toc237262398" w:history="1">
         <w:r>
           <w:rPr>
             <w:rStyle w:val="aff8"/>
@@ -2023,7 +2023,7 @@
             <w:noProof/>
             <w:webHidden/>
           </w:rPr>
-          <w:instrText xml:space="preserve"> PAGEREF _Toc237174846 \h </w:instrText>
+          <w:instrText xml:space="preserve"> PAGEREF _Toc237262398 \h </w:instrText>
         </w:r>
         <w:r>
           <w:rPr>
@@ -2070,7 +2070,7 @@
           <w14:ligatures w14:val="standardContextual"/>
         </w:rPr>
       </w:pPr>
-      <w:hyperlink w:anchor="_Toc237174847" w:history="1">
+      <w:hyperlink w:anchor="_Toc237262399" w:history="1">
         <w:r>
           <w:rPr>
             <w:rStyle w:val="aff8"/>
@@ -2098,7 +2098,7 @@
             <w:noProof/>
             <w:webHidden/>
           </w:rPr>
-          <w:instrText xml:space="preserve"> PAGEREF _Toc237174847 \h </w:instrText>
+          <w:instrText xml:space="preserve"> PAGEREF _Toc237262399 \h </w:instrText>
         </w:r>
         <w:r>
           <w:rPr>
@@ -2145,7 +2145,7 @@
           <w14:ligatures w14:val="standardContextual"/>
         </w:rPr>
       </w:pPr>
-      <w:hyperlink w:anchor="_Toc237174848" w:history="1">
+      <w:hyperlink w:anchor="_Toc237262400" w:history="1">
         <w:r>
           <w:rPr>
             <w:rStyle w:val="aff8"/>
@@ -2173,7 +2173,7 @@
             <w:noProof/>
             <w:webHidden/>
           </w:rPr>
-          <w:instrText xml:space="preserve"> PAGEREF _Toc237174848 \h </w:instrText>
+          <w:instrText xml:space="preserve"> PAGEREF _Toc237262400 \h </w:instrText>
         </w:r>
         <w:r>
           <w:rPr>
@@ -2220,7 +2220,7 @@
           <w14:ligatures w14:val="standardContextual"/>
         </w:rPr>
       </w:pPr>
-      <w:hyperlink w:anchor="_Toc237174849" w:history="1">
+      <w:hyperlink w:anchor="_Toc237262401" w:history="1">
         <w:r>
           <w:rPr>
             <w:rStyle w:val="aff8"/>
@@ -2248,7 +2248,7 @@
             <w:noProof/>
             <w:webHidden/>
           </w:rPr>
-          <w:instrText xml:space="preserve"> PAGEREF _Toc237174849 \h </w:instrText>
+          <w:instrText xml:space="preserve"> PAGEREF _Toc237262401 \h </w:instrText>
         </w:r>
         <w:r>
           <w:rPr>
@@ -2295,7 +2295,7 @@
           <w14:ligatures w14:val="standardContextual"/>
         </w:rPr>
       </w:pPr>
-      <w:hyperlink w:anchor="_Toc237174850" w:history="1">
+      <w:hyperlink w:anchor="_Toc237262402" w:history="1">
         <w:r>
           <w:rPr>
             <w:rStyle w:val="aff8"/>
@@ -2323,7 +2323,7 @@
             <w:noProof/>
             <w:webHidden/>
           </w:rPr>
-          <w:instrText xml:space="preserve"> PAGEREF _Toc237174850 \h </w:instrText>
+          <w:instrText xml:space="preserve"> PAGEREF _Toc237262402 \h </w:instrText>
         </w:r>
         <w:r>
           <w:rPr>
@@ -2370,7 +2370,7 @@
           <w14:ligatures w14:val="standardContextual"/>
         </w:rPr>
       </w:pPr>
-      <w:hyperlink w:anchor="_Toc237174851" w:history="1">
+      <w:hyperlink w:anchor="_Toc237262403" w:history="1">
         <w:r>
           <w:rPr>
             <w:rStyle w:val="aff8"/>
@@ -2398,7 +2398,7 @@
             <w:noProof/>
             <w:webHidden/>
           </w:rPr>
-          <w:instrText xml:space="preserve"> PAGEREF _Toc237174851 \h </w:instrText>
+          <w:instrText xml:space="preserve"> PAGEREF _Toc237262403 \h </w:instrText>
         </w:r>
         <w:r>
           <w:rPr>
@@ -2445,7 +2445,7 @@
           <w14:ligatures w14:val="standardContextual"/>
         </w:rPr>
       </w:pPr>
-      <w:hyperlink w:anchor="_Toc237174852" w:history="1">
+      <w:hyperlink w:anchor="_Toc237262404" w:history="1">
         <w:r>
           <w:rPr>
             <w:rStyle w:val="aff8"/>
@@ -2473,7 +2473,7 @@
             <w:noProof/>
             <w:webHidden/>
           </w:rPr>
-          <w:instrText xml:space="preserve"> PAGEREF _Toc237174852 \h </w:instrText>
+          <w:instrText xml:space="preserve"> PAGEREF _Toc237262404 \h </w:instrText>
         </w:r>
         <w:r>
           <w:rPr>
@@ -2520,7 +2520,7 @@
           <w14:ligatures w14:val="standardContextual"/>
         </w:rPr>
       </w:pPr>
-      <w:hyperlink w:anchor="_Toc237174853" w:history="1">
+      <w:hyperlink w:anchor="_Toc237262405" w:history="1">
         <w:r>
           <w:rPr>
             <w:rStyle w:val="aff8"/>
@@ -2548,7 +2548,7 @@
             <w:noProof/>
             <w:webHidden/>
           </w:rPr>
-          <w:instrText xml:space="preserve"> PAGEREF _Toc237174853 \h </w:instrText>
+          <w:instrText xml:space="preserve"> PAGEREF _Toc237262405 \h </w:instrText>
         </w:r>
         <w:r>
           <w:rPr>
@@ -2595,7 +2595,7 @@
           <w14:ligatures w14:val="standardContextual"/>
         </w:rPr>
       </w:pPr>
-      <w:hyperlink w:anchor="_Toc237174854" w:history="1">
+      <w:hyperlink w:anchor="_Toc237262406" w:history="1">
         <w:r>
           <w:rPr>
             <w:rStyle w:val="aff8"/>
@@ -2623,7 +2623,7 @@
             <w:noProof/>
             <w:webHidden/>
           </w:rPr>
-          <w:instrText xml:space="preserve"> PAGEREF _Toc237174854 \h </w:instrText>
+          <w:instrText xml:space="preserve"> PAGEREF _Toc237262406 \h </w:instrText>
         </w:r>
         <w:r>
           <w:rPr>
@@ -2670,7 +2670,7 @@
           <w14:ligatures w14:val="standardContextual"/>
         </w:rPr>
       </w:pPr>
-      <w:hyperlink w:anchor="_Toc237174855" w:history="1">
+      <w:hyperlink w:anchor="_Toc237262407" w:history="1">
         <w:r>
           <w:rPr>
             <w:rStyle w:val="aff8"/>
@@ -2698,7 +2698,7 @@
             <w:noProof/>
             <w:webHidden/>
           </w:rPr>
-          <w:instrText xml:space="preserve"> PAGEREF _Toc237174855 \h </w:instrText>
+          <w:instrText xml:space="preserve"> PAGEREF _Toc237262407 \h </w:instrText>
         </w:r>
         <w:r>
           <w:rPr>
@@ -2745,7 +2745,7 @@
           <w14:ligatures w14:val="standardContextual"/>
         </w:rPr>
       </w:pPr>
-      <w:hyperlink w:anchor="_Toc237174856" w:history="1">
+      <w:hyperlink w:anchor="_Toc237262408" w:history="1">
         <w:r>
           <w:rPr>
             <w:rStyle w:val="aff8"/>
@@ -2773,7 +2773,7 @@
             <w:noProof/>
             <w:webHidden/>
           </w:rPr>
-          <w:instrText xml:space="preserve"> PAGEREF _Toc237174856 \h </w:instrText>
+          <w:instrText xml:space="preserve"> PAGEREF _Toc237262408 \h </w:instrText>
         </w:r>
         <w:r>
           <w:rPr>
@@ -2793,7 +2793,7 @@
             <w:noProof/>
             <w:webHidden/>
           </w:rPr>
-          <w:t>37</w:t>
+          <w:t>38</w:t>
         </w:r>
         <w:r>
           <w:rPr>
@@ -2820,7 +2820,7 @@
           <w14:ligatures w14:val="standardContextual"/>
         </w:rPr>
       </w:pPr>
-      <w:hyperlink w:anchor="_Toc237174857" w:history="1">
+      <w:hyperlink w:anchor="_Toc237262409" w:history="1">
         <w:r>
           <w:rPr>
             <w:rStyle w:val="aff8"/>
@@ -2848,7 +2848,7 @@
             <w:noProof/>
             <w:webHidden/>
           </w:rPr>
-          <w:instrText xml:space="preserve"> PAGEREF _Toc237174857 \h </w:instrText>
+          <w:instrText xml:space="preserve"> PAGEREF _Toc237262409 \h </w:instrText>
         </w:r>
         <w:r>
           <w:rPr>
@@ -2895,7 +2895,7 @@
           <w14:ligatures w14:val="standardContextual"/>
         </w:rPr>
       </w:pPr>
-      <w:hyperlink w:anchor="_Toc237174858" w:history="1">
+      <w:hyperlink w:anchor="_Toc237262410" w:history="1">
         <w:r>
           <w:rPr>
             <w:rStyle w:val="aff8"/>
@@ -2923,7 +2923,7 @@
             <w:noProof/>
             <w:webHidden/>
           </w:rPr>
-          <w:instrText xml:space="preserve"> PAGEREF _Toc237174858 \h </w:instrText>
+          <w:instrText xml:space="preserve"> PAGEREF _Toc237262410 \h </w:instrText>
         </w:r>
         <w:r>
           <w:rPr>
@@ -2970,7 +2970,7 @@
           <w14:ligatures w14:val="standardContextual"/>
         </w:rPr>
       </w:pPr>
-      <w:hyperlink w:anchor="_Toc237174859" w:history="1">
+      <w:hyperlink w:anchor="_Toc237262411" w:history="1">
         <w:r>
           <w:rPr>
             <w:rStyle w:val="aff8"/>
@@ -2998,7 +2998,7 @@
             <w:noProof/>
             <w:webHidden/>
           </w:rPr>
-          <w:instrText xml:space="preserve"> PAGEREF _Toc237174859 \h </w:instrText>
+          <w:instrText xml:space="preserve"> PAGEREF _Toc237262411 \h </w:instrText>
         </w:r>
         <w:r>
           <w:rPr>
@@ -3045,7 +3045,7 @@
           <w14:ligatures w14:val="standardContextual"/>
         </w:rPr>
       </w:pPr>
-      <w:hyperlink w:anchor="_Toc237174860" w:history="1">
+      <w:hyperlink w:anchor="_Toc237262412" w:history="1">
         <w:r>
           <w:rPr>
             <w:rStyle w:val="aff8"/>
@@ -3073,7 +3073,7 @@
             <w:noProof/>
             <w:webHidden/>
           </w:rPr>
-          <w:instrText xml:space="preserve"> PAGEREF _Toc237174860 \h </w:instrText>
+          <w:instrText xml:space="preserve"> PAGEREF _Toc237262412 \h </w:instrText>
         </w:r>
         <w:r>
           <w:rPr>
@@ -3120,7 +3120,7 @@
           <w14:ligatures w14:val="standardContextual"/>
         </w:rPr>
       </w:pPr>
-      <w:hyperlink w:anchor="_Toc237174861" w:history="1">
+      <w:hyperlink w:anchor="_Toc237262413" w:history="1">
         <w:r>
           <w:rPr>
             <w:rStyle w:val="aff8"/>
@@ -3148,7 +3148,7 @@
             <w:noProof/>
             <w:webHidden/>
           </w:rPr>
-          <w:instrText xml:space="preserve"> PAGEREF _Toc237174861 \h </w:instrText>
+          <w:instrText xml:space="preserve"> PAGEREF _Toc237262413 \h </w:instrText>
         </w:r>
         <w:r>
           <w:rPr>
@@ -3195,7 +3195,7 @@
           <w14:ligatures w14:val="standardContextual"/>
         </w:rPr>
       </w:pPr>
-      <w:hyperlink w:anchor="_Toc237174862" w:history="1">
+      <w:hyperlink w:anchor="_Toc237262414" w:history="1">
         <w:r>
           <w:rPr>
             <w:rStyle w:val="aff8"/>
@@ -3223,7 +3223,7 @@
             <w:noProof/>
             <w:webHidden/>
           </w:rPr>
-          <w:instrText xml:space="preserve"> PAGEREF _Toc237174862 \h </w:instrText>
+          <w:instrText xml:space="preserve"> PAGEREF _Toc237262414 \h </w:instrText>
         </w:r>
         <w:r>
           <w:rPr>
@@ -3270,7 +3270,7 @@
           <w14:ligatures w14:val="standardContextual"/>
         </w:rPr>
       </w:pPr>
-      <w:hyperlink w:anchor="_Toc237174863" w:history="1">
+      <w:hyperlink w:anchor="_Toc237262415" w:history="1">
         <w:r>
           <w:rPr>
             <w:rStyle w:val="aff8"/>
@@ -3298,7 +3298,7 @@
             <w:noProof/>
             <w:webHidden/>
           </w:rPr>
-          <w:instrText xml:space="preserve"> PAGEREF _Toc237174863 \h </w:instrText>
+          <w:instrText xml:space="preserve"> PAGEREF _Toc237262415 \h </w:instrText>
         </w:r>
         <w:r>
           <w:rPr>
@@ -3345,7 +3345,7 @@
           <w14:ligatures w14:val="standardContextual"/>
         </w:rPr>
       </w:pPr>
-      <w:hyperlink w:anchor="_Toc237174864" w:history="1">
+      <w:hyperlink w:anchor="_Toc237262416" w:history="1">
         <w:r>
           <w:rPr>
             <w:rStyle w:val="aff8"/>
@@ -3373,7 +3373,7 @@
             <w:noProof/>
             <w:webHidden/>
           </w:rPr>
-          <w:instrText xml:space="preserve"> PAGEREF _Toc237174864 \h </w:instrText>
+          <w:instrText xml:space="preserve"> PAGEREF _Toc237262416 \h </w:instrText>
         </w:r>
         <w:r>
           <w:rPr>
@@ -3420,7 +3420,7 @@
           <w14:ligatures w14:val="standardContextual"/>
         </w:rPr>
       </w:pPr>
-      <w:hyperlink w:anchor="_Toc237174865" w:history="1">
+      <w:hyperlink w:anchor="_Toc237262417" w:history="1">
         <w:r>
           <w:rPr>
             <w:rStyle w:val="aff8"/>
@@ -3448,7 +3448,7 @@
             <w:noProof/>
             <w:webHidden/>
           </w:rPr>
-          <w:instrText xml:space="preserve"> PAGEREF _Toc237174865 \h </w:instrText>
+          <w:instrText xml:space="preserve"> PAGEREF _Toc237262417 \h </w:instrText>
         </w:r>
         <w:r>
           <w:rPr>
@@ -3495,7 +3495,7 @@
           <w14:ligatures w14:val="standardContextual"/>
         </w:rPr>
       </w:pPr>
-      <w:hyperlink w:anchor="_Toc237174866" w:history="1">
+      <w:hyperlink w:anchor="_Toc237262418" w:history="1">
         <w:r>
           <w:rPr>
             <w:rStyle w:val="aff8"/>
@@ -3523,7 +3523,7 @@
             <w:noProof/>
             <w:webHidden/>
           </w:rPr>
-          <w:instrText xml:space="preserve"> PAGEREF _Toc237174866 \h </w:instrText>
+          <w:instrText xml:space="preserve"> PAGEREF _Toc237262418 \h </w:instrText>
         </w:r>
         <w:r>
           <w:rPr>
@@ -3570,7 +3570,7 @@
           <w14:ligatures w14:val="standardContextual"/>
         </w:rPr>
       </w:pPr>
-      <w:hyperlink w:anchor="_Toc237174867" w:history="1">
+      <w:hyperlink w:anchor="_Toc237262419" w:history="1">
         <w:r>
           <w:rPr>
             <w:rStyle w:val="aff8"/>
@@ -3598,7 +3598,7 @@
             <w:noProof/>
             <w:webHidden/>
           </w:rPr>
-          <w:instrText xml:space="preserve"> PAGEREF _Toc237174867 \h </w:instrText>
+          <w:instrText xml:space="preserve"> PAGEREF _Toc237262419 \h </w:instrText>
         </w:r>
         <w:r>
           <w:rPr>
@@ -3645,7 +3645,7 @@
           <w14:ligatures w14:val="standardContextual"/>
         </w:rPr>
       </w:pPr>
-      <w:hyperlink w:anchor="_Toc237174868" w:history="1">
+      <w:hyperlink w:anchor="_Toc237262420" w:history="1">
         <w:r>
           <w:rPr>
             <w:rStyle w:val="aff8"/>
@@ -3673,7 +3673,7 @@
             <w:noProof/>
             <w:webHidden/>
           </w:rPr>
-          <w:instrText xml:space="preserve"> PAGEREF _Toc237174868 \h </w:instrText>
+          <w:instrText xml:space="preserve"> PAGEREF _Toc237262420 \h </w:instrText>
         </w:r>
         <w:r>
           <w:rPr>
@@ -3720,7 +3720,7 @@
           <w14:ligatures w14:val="standardContextual"/>
         </w:rPr>
       </w:pPr>
-      <w:hyperlink w:anchor="_Toc237174869" w:history="1">
+      <w:hyperlink w:anchor="_Toc237262421" w:history="1">
         <w:r>
           <w:rPr>
             <w:rStyle w:val="aff8"/>
@@ -3748,7 +3748,7 @@
             <w:noProof/>
             <w:webHidden/>
           </w:rPr>
-          <w:instrText xml:space="preserve"> PAGEREF _Toc237174869 \h </w:instrText>
+          <w:instrText xml:space="preserve"> PAGEREF _Toc237262421 \h </w:instrText>
         </w:r>
         <w:r>
           <w:rPr>
@@ -3795,7 +3795,7 @@
           <w14:ligatures w14:val="standardContextual"/>
         </w:rPr>
       </w:pPr>
-      <w:hyperlink w:anchor="_Toc237174870" w:history="1">
+      <w:hyperlink w:anchor="_Toc237262422" w:history="1">
         <w:r>
           <w:rPr>
             <w:rStyle w:val="aff8"/>
@@ -3823,7 +3823,7 @@
             <w:noProof/>
             <w:webHidden/>
           </w:rPr>
-          <w:instrText xml:space="preserve"> PAGEREF _Toc237174870 \h </w:instrText>
+          <w:instrText xml:space="preserve"> PAGEREF _Toc237262422 \h </w:instrText>
         </w:r>
         <w:r>
           <w:rPr>
@@ -3870,7 +3870,7 @@
           <w14:ligatures w14:val="standardContextual"/>
         </w:rPr>
       </w:pPr>
-      <w:hyperlink w:anchor="_Toc237174871" w:history="1">
+      <w:hyperlink w:anchor="_Toc237262423" w:history="1">
         <w:r>
           <w:rPr>
             <w:rStyle w:val="aff8"/>
@@ -3898,7 +3898,7 @@
             <w:noProof/>
             <w:webHidden/>
           </w:rPr>
-          <w:instrText xml:space="preserve"> PAGEREF _Toc237174871 \h </w:instrText>
+          <w:instrText xml:space="preserve"> PAGEREF _Toc237262423 \h </w:instrText>
         </w:r>
         <w:r>
           <w:rPr>
@@ -3945,7 +3945,7 @@
           <w14:ligatures w14:val="standardContextual"/>
         </w:rPr>
       </w:pPr>
-      <w:hyperlink w:anchor="_Toc237174872" w:history="1">
+      <w:hyperlink w:anchor="_Toc237262424" w:history="1">
         <w:r>
           <w:rPr>
             <w:rStyle w:val="aff8"/>
@@ -3973,7 +3973,7 @@
             <w:noProof/>
             <w:webHidden/>
           </w:rPr>
-          <w:instrText xml:space="preserve"> PAGEREF _Toc237174872 \h </w:instrText>
+          <w:instrText xml:space="preserve"> PAGEREF _Toc237262424 \h </w:instrText>
         </w:r>
         <w:r>
           <w:rPr>
@@ -4020,7 +4020,7 @@
           <w14:ligatures w14:val="standardContextual"/>
         </w:rPr>
       </w:pPr>
-      <w:hyperlink w:anchor="_Toc237174873" w:history="1">
+      <w:hyperlink w:anchor="_Toc237262425" w:history="1">
         <w:r>
           <w:rPr>
             <w:rStyle w:val="aff8"/>
@@ -4048,7 +4048,7 @@
             <w:noProof/>
             <w:webHidden/>
           </w:rPr>
-          <w:instrText xml:space="preserve"> PAGEREF _Toc237174873 \h </w:instrText>
+          <w:instrText xml:space="preserve"> PAGEREF _Toc237262425 \h </w:instrText>
         </w:r>
         <w:r>
           <w:rPr>
@@ -4095,7 +4095,7 @@
           <w14:ligatures w14:val="standardContextual"/>
         </w:rPr>
       </w:pPr>
-      <w:hyperlink w:anchor="_Toc237174874" w:history="1">
+      <w:hyperlink w:anchor="_Toc237262426" w:history="1">
         <w:r>
           <w:rPr>
             <w:rStyle w:val="aff8"/>
@@ -4123,7 +4123,7 @@
             <w:noProof/>
             <w:webHidden/>
           </w:rPr>
-          <w:instrText xml:space="preserve"> PAGEREF _Toc237174874 \h </w:instrText>
+          <w:instrText xml:space="preserve"> PAGEREF _Toc237262426 \h </w:instrText>
         </w:r>
         <w:r>
           <w:rPr>
@@ -4170,7 +4170,7 @@
           <w14:ligatures w14:val="standardContextual"/>
         </w:rPr>
       </w:pPr>
-      <w:hyperlink w:anchor="_Toc237174875" w:history="1">
+      <w:hyperlink w:anchor="_Toc237262427" w:history="1">
         <w:r>
           <w:rPr>
             <w:rStyle w:val="aff8"/>
@@ -4198,7 +4198,7 @@
             <w:noProof/>
             <w:webHidden/>
           </w:rPr>
-          <w:instrText xml:space="preserve"> PAGEREF _Toc237174875 \h </w:instrText>
+          <w:instrText xml:space="preserve"> PAGEREF _Toc237262427 \h </w:instrText>
         </w:r>
         <w:r>
           <w:rPr>
@@ -4245,7 +4245,7 @@
           <w14:ligatures w14:val="standardContextual"/>
         </w:rPr>
       </w:pPr>
-      <w:hyperlink w:anchor="_Toc237174876" w:history="1">
+      <w:hyperlink w:anchor="_Toc237262428" w:history="1">
         <w:r>
           <w:rPr>
             <w:rStyle w:val="aff8"/>
@@ -4273,7 +4273,7 @@
             <w:noProof/>
             <w:webHidden/>
           </w:rPr>
-          <w:instrText xml:space="preserve"> PAGEREF _Toc237174876 \h </w:instrText>
+          <w:instrText xml:space="preserve"> PAGEREF _Toc237262428 \h </w:instrText>
         </w:r>
         <w:r>
           <w:rPr>
@@ -4321,7 +4321,7 @@
       <w:pPr>
         <w:pStyle w:val="1"/>
       </w:pPr>
-      <w:bookmarkStart w:id="0" w:name="_Toc237174821"/>
+      <w:bookmarkStart w:id="0" w:name="_Toc237262373"/>
       <w:r>
         <w:lastRenderedPageBreak/>
         <w:t>1. About the program</w:t>
@@ -4332,7 +4332,7 @@
       <w:pPr>
         <w:pStyle w:val="21"/>
       </w:pPr>
-      <w:bookmarkStart w:id="1" w:name="_Toc237174822"/>
+      <w:bookmarkStart w:id="1" w:name="_Toc237262374"/>
       <w:r>
         <w:t>1.1. What it is for</w:t>
       </w:r>
@@ -4755,7 +4755,7 @@
       <w:pPr>
         <w:pStyle w:val="21"/>
       </w:pPr>
-      <w:bookmarkStart w:id="2" w:name="_Toc237174823"/>
+      <w:bookmarkStart w:id="2" w:name="_Toc237262375"/>
       <w:r>
         <w:t>1.2. What the program gives you</w:t>
       </w:r>
@@ -4840,7 +4840,7 @@
       <w:pPr>
         <w:pStyle w:val="21"/>
       </w:pPr>
-      <w:bookmarkStart w:id="3" w:name="_Toc237174824"/>
+      <w:bookmarkStart w:id="3" w:name="_Toc237262376"/>
       <w:r>
         <w:t>1.3. What the workplace needs</w:t>
       </w:r>
@@ -4870,7 +4870,7 @@
       <w:pPr>
         <w:pStyle w:val="21"/>
       </w:pPr>
-      <w:bookmarkStart w:id="4" w:name="_Toc237174825"/>
+      <w:bookmarkStart w:id="4" w:name="_Toc237262377"/>
       <w:r>
         <w:t>1.4. Installing, starting and updating</w:t>
       </w:r>
@@ -4946,7 +4946,7 @@
       <w:pPr>
         <w:pStyle w:val="1"/>
       </w:pPr>
-      <w:bookmarkStart w:id="5" w:name="_Toc237174826"/>
+      <w:bookmarkStart w:id="5" w:name="_Toc237262378"/>
       <w:r>
         <w:lastRenderedPageBreak/>
         <w:t>2. How working with the program is arranged</w:t>
@@ -4957,7 +4957,7 @@
       <w:pPr>
         <w:pStyle w:val="21"/>
       </w:pPr>
-      <w:bookmarkStart w:id="6" w:name="_Toc237174827"/>
+      <w:bookmarkStart w:id="6" w:name="_Toc237262379"/>
       <w:r>
         <w:t>2.1. The start screen</w:t>
       </w:r>
@@ -4983,7 +4983,7 @@
           <w:noProof/>
         </w:rPr>
         <w:drawing>
-          <wp:inline distT="0" distB="0" distL="0" distR="0" wp14:anchorId="1C1C201A" wp14:editId="7E0851CB">
+          <wp:inline distT="0" distB="0" distL="0" distR="0" wp14:anchorId="40CC3BEA" wp14:editId="762364B5">
             <wp:extent cx="5760000" cy="5127111"/>
             <wp:effectExtent l="0" t="0" r="0" b="0"/>
             <wp:docPr id="1" name="Picture 1"/>
@@ -5047,7 +5047,7 @@
         </w:rPr>
         <w:lastRenderedPageBreak/>
         <w:drawing>
-          <wp:inline distT="0" distB="0" distL="0" distR="0" wp14:anchorId="2036DC79" wp14:editId="73B4CE05">
+          <wp:inline distT="0" distB="0" distL="0" distR="0" wp14:anchorId="46DB78C0" wp14:editId="6CB44779">
             <wp:extent cx="5760000" cy="5127111"/>
             <wp:effectExtent l="0" t="0" r="0" b="0"/>
             <wp:docPr id="2" name="Picture 2"/>
@@ -5134,7 +5134,7 @@
       <w:pPr>
         <w:pStyle w:val="21"/>
       </w:pPr>
-      <w:bookmarkStart w:id="7" w:name="_Toc237174828"/>
+      <w:bookmarkStart w:id="7" w:name="_Toc237262380"/>
       <w:r>
         <w:t>2.2. The language of the interface</w:t>
       </w:r>
@@ -5157,7 +5157,7 @@
           <w:noProof/>
         </w:rPr>
         <w:drawing>
-          <wp:inline distT="0" distB="0" distL="0" distR="0" wp14:anchorId="7A507B44" wp14:editId="7C95DDCE">
+          <wp:inline distT="0" distB="0" distL="0" distR="0" wp14:anchorId="5B26D21C" wp14:editId="7B575E66">
             <wp:extent cx="5760000" cy="5127111"/>
             <wp:effectExtent l="0" t="0" r="0" b="0"/>
             <wp:docPr id="3" name="Picture 3"/>
@@ -5230,7 +5230,7 @@
       <w:pPr>
         <w:pStyle w:val="21"/>
       </w:pPr>
-      <w:bookmarkStart w:id="8" w:name="_Toc237174829"/>
+      <w:bookmarkStart w:id="8" w:name="_Toc237262381"/>
       <w:r>
         <w:t>2.3. The built-in help</w:t>
       </w:r>
@@ -5253,7 +5253,7 @@
           <w:noProof/>
         </w:rPr>
         <w:drawing>
-          <wp:inline distT="0" distB="0" distL="0" distR="0" wp14:anchorId="1C6B1CA7" wp14:editId="5436ED09">
+          <wp:inline distT="0" distB="0" distL="0" distR="0" wp14:anchorId="61CD7447" wp14:editId="21F2A023">
             <wp:extent cx="3133777" cy="6119999"/>
             <wp:effectExtent l="0" t="0" r="0" b="0"/>
             <wp:docPr id="4" name="Picture 4"/>
@@ -5317,8 +5317,8 @@
           <w:noProof/>
         </w:rPr>
         <w:drawing>
-          <wp:inline distT="0" distB="0" distL="0" distR="0" wp14:anchorId="5A305F37" wp14:editId="0CC19EDE">
-            <wp:extent cx="3707476" cy="2718262"/>
+          <wp:inline distT="0" distB="0" distL="0" distR="0" wp14:anchorId="73F6181B" wp14:editId="4307C942">
+            <wp:extent cx="3707476" cy="2859578"/>
             <wp:effectExtent l="0" t="0" r="0" b="0"/>
             <wp:docPr id="5" name="Picture 5"/>
             <wp:cNvGraphicFramePr>
@@ -5340,7 +5340,7 @@
                   <pic:spPr>
                     <a:xfrm>
                       <a:off x="0" y="0"/>
-                      <a:ext cx="3707476" cy="2718262"/>
+                      <a:ext cx="3707476" cy="2859578"/>
                     </a:xfrm>
                     <a:prstGeom prst="rect">
                       <a:avLst/>
@@ -5892,8 +5892,9 @@
       <w:pPr>
         <w:pStyle w:val="21"/>
       </w:pPr>
-      <w:bookmarkStart w:id="9" w:name="_Toc237174830"/>
-      <w:r>
+      <w:bookmarkStart w:id="9" w:name="_Toc237262382"/>
+      <w:r>
+        <w:lastRenderedPageBreak/>
         <w:t>2.4. The page grid</w:t>
       </w:r>
       <w:bookmarkEnd w:id="9"/>
@@ -5903,11 +5904,7 @@
         <w:t xml:space="preserve">All the PDF </w:t>
       </w:r>
       <w:r>
-        <w:t xml:space="preserve">tools are built around the same grid of thumbnails. Learn it once and you can work with every one of them. The only difference is what the grid lets </w:t>
-      </w:r>
-      <w:r>
-        <w:lastRenderedPageBreak/>
-        <w:t>you do: in merging and in the conversions the pages are also reordered, while in splitting and in the other operations they are only selected, because the order does not change there.</w:t>
+        <w:t>tools are built around the same grid of thumbnails. Learn it once and you can work with every one of them. The only difference is what the grid lets you do: in merging and in the conversions the pages are also reordered, while in splitting and in the other operations they are only selected, because the order does not change there.</w:t>
       </w:r>
     </w:p>
     <w:p>
@@ -5931,8 +5928,9 @@
         <w:rPr>
           <w:noProof/>
         </w:rPr>
+        <w:lastRenderedPageBreak/>
         <w:drawing>
-          <wp:inline distT="0" distB="0" distL="0" distR="0" wp14:anchorId="7AF874F9" wp14:editId="28AC7BDB">
+          <wp:inline distT="0" distB="0" distL="0" distR="0" wp14:anchorId="1CC0AFC9" wp14:editId="27247E73">
             <wp:extent cx="5760000" cy="4608000"/>
             <wp:effectExtent l="0" t="0" r="0" b="0"/>
             <wp:docPr id="6" name="Picture 6"/>
@@ -5980,7 +5978,6 @@
     </w:p>
     <w:p>
       <w:r>
-        <w:lastRenderedPageBreak/>
         <w:t>“Go to page…” (Ctrl + G) is useful in thick documents: instead of scrolling, name the number and the grid scrolls to that page and selects it (fig. 7).</w:t>
       </w:r>
     </w:p>
@@ -5996,7 +5993,7 @@
           <w:noProof/>
         </w:rPr>
         <w:drawing>
-          <wp:inline distT="0" distB="0" distL="0" distR="0" wp14:anchorId="7C183CB9" wp14:editId="48DE7FF0">
+          <wp:inline distT="0" distB="0" distL="0" distR="0" wp14:anchorId="3E13BFBE" wp14:editId="16AFBE2F">
             <wp:extent cx="2543694" cy="1255222"/>
             <wp:effectExtent l="0" t="0" r="0" b="0"/>
             <wp:docPr id="7" name="Picture 7"/>
@@ -6068,8 +6065,9 @@
       <w:pPr>
         <w:pStyle w:val="21"/>
       </w:pPr>
-      <w:bookmarkStart w:id="10" w:name="_Toc237174831"/>
-      <w:r>
+      <w:bookmarkStart w:id="10" w:name="_Toc237262383"/>
+      <w:r>
+        <w:lastRenderedPageBreak/>
         <w:t>2.5. Viewing a page full size</w:t>
       </w:r>
       <w:bookmarkEnd w:id="10"/>
@@ -6090,9 +6088,8 @@
         <w:rPr>
           <w:noProof/>
         </w:rPr>
-        <w:lastRenderedPageBreak/>
         <w:drawing>
-          <wp:inline distT="0" distB="0" distL="0" distR="0" wp14:anchorId="1ADF0869" wp14:editId="79525F09">
+          <wp:inline distT="0" distB="0" distL="0" distR="0" wp14:anchorId="6F1FC299" wp14:editId="30796A42">
             <wp:extent cx="5338723" cy="6120000"/>
             <wp:effectExtent l="0" t="0" r="0" b="0"/>
             <wp:docPr id="8" name="Picture 8"/>
@@ -6143,23 +6140,23 @@
         <w:t xml:space="preserve">The </w:t>
       </w:r>
       <w:r>
-        <w:t>viewer has a magnifier: the “−” and “+” buttons, a box with the current zoom, a “Fit” button and Ctrl + mouse wheel. When zooming with the wheel the point under the pointer stays put — what grows is what you are looking at. Once the page no longer fits the window it can be moved with the mouse, “taken by hand”.</w:t>
-      </w:r>
-    </w:p>
-    <w:p>
-      <w:r>
-        <w:t xml:space="preserve">A right click offers rotation right and left and a “Print” button. A rotation made here applies to the page in the grid and is undone by the same Ctrl + Z. The </w:t>
+        <w:t xml:space="preserve">viewer has a magnifier: the “−” and “+” buttons, a box with the current zoom, a “Fit” button and Ctrl + mouse wheel. When zooming with the wheel the point under the pointer stays put — what grows is what you are looking at. Once </w:t>
       </w:r>
       <w:r>
         <w:lastRenderedPageBreak/>
-        <w:t>viewer minimises to the taskbar like any other window and closes with Esc or the cross.</w:t>
+        <w:t>the page no longer fits the window it can be moved with the mouse, “taken by hand”.</w:t>
+      </w:r>
+    </w:p>
+    <w:p>
+      <w:r>
+        <w:t>A right click offers rotation right and left and a “Print” button. A rotation made here applies to the page in the grid and is undone by the same Ctrl + Z. The viewer minimises to the taskbar like any other window and closes with Esc or the cross.</w:t>
       </w:r>
     </w:p>
     <w:p>
       <w:pPr>
         <w:pStyle w:val="21"/>
       </w:pPr>
-      <w:bookmarkStart w:id="11" w:name="_Toc237174832"/>
+      <w:bookmarkStart w:id="11" w:name="_Toc237262384"/>
       <w:r>
         <w:t>2.6. Printing</w:t>
       </w:r>
@@ -6179,7 +6176,7 @@
       <w:pPr>
         <w:pStyle w:val="21"/>
       </w:pPr>
-      <w:bookmarkStart w:id="12" w:name="_Toc237174833"/>
+      <w:bookmarkStart w:id="12" w:name="_Toc237262385"/>
       <w:r>
         <w:t>2.7. Making the file smaller (compression)</w:t>
       </w:r>
@@ -6203,7 +6200,7 @@
         </w:rPr>
         <w:lastRenderedPageBreak/>
         <w:drawing>
-          <wp:inline distT="0" distB="0" distL="0" distR="0" wp14:anchorId="6814D3A1" wp14:editId="0207AEF8">
+          <wp:inline distT="0" distB="0" distL="0" distR="0" wp14:anchorId="3CEE376D" wp14:editId="19D11516">
             <wp:extent cx="5760000" cy="4608000"/>
             <wp:effectExtent l="0" t="0" r="0" b="0"/>
             <wp:docPr id="9" name="Picture 9"/>
@@ -6402,6 +6399,59 @@
               <w:jc w:val="left"/>
             </w:pPr>
             <w:r>
+              <w:t>Very good — smaller without losing sharpness</w:t>
+            </w:r>
+          </w:p>
+        </w:tc>
+        <w:tc>
+          <w:tcPr>
+            <w:tcW w:w="2835" w:type="dxa"/>
+          </w:tcPr>
+          <w:p>
+            <w:pPr>
+              <w:spacing w:line="240" w:lineRule="auto"/>
+              <w:ind w:firstLine="0"/>
+              <w:jc w:val="left"/>
+            </w:pPr>
+            <w:r>
+              <w:t>The document is rebuilt without recompressing images</w:t>
+            </w:r>
+          </w:p>
+        </w:tc>
+        <w:tc>
+          <w:tcPr>
+            <w:tcW w:w="3402" w:type="dxa"/>
+          </w:tcPr>
+          <w:p>
+            <w:pPr>
+              <w:spacing w:line="240" w:lineRule="auto"/>
+              <w:ind w:firstLine="0"/>
+              <w:jc w:val="left"/>
+            </w:pPr>
+            <w:r>
+              <w:t xml:space="preserve">When you need to reduce size </w:t>
+            </w:r>
+            <w:r>
+              <w:t>while preserving picture quality</w:t>
+            </w:r>
+          </w:p>
+        </w:tc>
+      </w:tr>
+      <w:tr>
+        <w:trPr>
+          <w:jc w:val="center"/>
+        </w:trPr>
+        <w:tc>
+          <w:tcPr>
+            <w:tcW w:w="2835" w:type="dxa"/>
+          </w:tcPr>
+          <w:p>
+            <w:pPr>
+              <w:spacing w:line="240" w:lineRule="auto"/>
+              <w:ind w:firstLine="0"/>
+              <w:jc w:val="left"/>
+            </w:pPr>
+            <w:r>
               <w:t>Good — smaller size (150 dpi)</w:t>
             </w:r>
           </w:p>
@@ -6432,10 +6482,7 @@
               <w:jc w:val="left"/>
             </w:pPr>
             <w:r>
-              <w:t xml:space="preserve">Sending by mail, publishing. Text on a scan stays </w:t>
-            </w:r>
-            <w:r>
-              <w:t>legible</w:t>
+              <w:t>Sending by mail, publishing. Text on a scan stays legible</w:t>
             </w:r>
           </w:p>
         </w:tc>
@@ -6455,6 +6502,7 @@
               <w:jc w:val="left"/>
             </w:pPr>
             <w:r>
+              <w:lastRenderedPageBreak/>
               <w:t>Normal — minimal size (72 dpi)</w:t>
             </w:r>
           </w:p>
@@ -6498,7 +6546,7 @@
     </w:p>
     <w:p>
       <w:r>
-        <w:t>How much that is worth is shown by a measurement on a scanned document of four pages (fig. 10). The source file took 8.97 MB, after “Good” — 0.68 MB, after “Normal” — 0.24 MB.</w:t>
+        <w:t>How much that is worth is shown by a measurement on a scanned document of four pages (fig. 10). The source file took 8.97 MB, after “Very good” — 7.18 MB, after “Good” — 0.68 MB, after “Normal” — 0.24 MB. The difference between “Good” and “Normal” is barely visible to the eye, while “Very good” saves the least but leaves the images themselves untouched.</w:t>
       </w:r>
     </w:p>
     <w:p>
@@ -6513,7 +6561,7 @@
           <w:noProof/>
         </w:rPr>
         <w:drawing>
-          <wp:inline distT="0" distB="0" distL="0" distR="0" wp14:anchorId="7BD00DA6" wp14:editId="77A883ED">
+          <wp:inline distT="0" distB="0" distL="0" distR="0" wp14:anchorId="0522A139" wp14:editId="1C8FABFA">
             <wp:extent cx="5760000" cy="2724324"/>
             <wp:effectExtent l="0" t="0" r="0" b="0"/>
             <wp:docPr id="10" name="Picture 10"/>
@@ -6561,7 +6609,10 @@
     </w:p>
     <w:p>
       <w:r>
-        <w:t>Compression changes the contents of the file, so a digital signature on the document becomes invalid. Compress before signing, not after.</w:t>
+        <w:t xml:space="preserve">Compression </w:t>
+      </w:r>
+      <w:r>
+        <w:t>changes the contents of the file, so a digital signature on the document becomes invalid. Compress before signing, not after.</w:t>
       </w:r>
       <w:r>
         <w:rPr>
@@ -6574,7 +6625,7 @@
       <w:pPr>
         <w:pStyle w:val="21"/>
       </w:pPr>
-      <w:bookmarkStart w:id="13" w:name="_Toc237174834"/>
+      <w:bookmarkStart w:id="13" w:name="_Toc237262386"/>
       <w:r>
         <w:t>2.8. Settings</w:t>
       </w:r>
@@ -6598,7 +6649,7 @@
         </w:rPr>
         <w:lastRenderedPageBreak/>
         <w:drawing>
-          <wp:inline distT="0" distB="0" distL="0" distR="0" wp14:anchorId="16DA1E26" wp14:editId="48C365CE">
+          <wp:inline distT="0" distB="0" distL="0" distR="0" wp14:anchorId="4EC54600" wp14:editId="011B3FFA">
             <wp:extent cx="3873730" cy="4588624"/>
             <wp:effectExtent l="0" t="0" r="0" b="0"/>
             <wp:docPr id="11" name="Picture 11"/>
@@ -6641,10 +6692,7 @@
         <w:jc w:val="center"/>
       </w:pPr>
       <w:r>
-        <w:t xml:space="preserve">Fig. 11. The settings of </w:t>
-      </w:r>
-      <w:r>
-        <w:t>the program</w:t>
+        <w:t>Fig. 11. The settings of the program</w:t>
       </w:r>
     </w:p>
     <w:p>
@@ -6684,7 +6732,7 @@
       <w:pPr>
         <w:pStyle w:val="21"/>
       </w:pPr>
-      <w:bookmarkStart w:id="14" w:name="_Toc237174835"/>
+      <w:bookmarkStart w:id="14" w:name="_Toc237262387"/>
       <w:r>
         <w:t>2.9. Statistics</w:t>
       </w:r>
@@ -6707,7 +6755,7 @@
           <w:noProof/>
         </w:rPr>
         <w:drawing>
-          <wp:inline distT="0" distB="0" distL="0" distR="0" wp14:anchorId="0B256D0D" wp14:editId="35D53DB3">
+          <wp:inline distT="0" distB="0" distL="0" distR="0" wp14:anchorId="0D72025C" wp14:editId="69D14129">
             <wp:extent cx="3707476" cy="4148051"/>
             <wp:effectExtent l="0" t="0" r="0" b="0"/>
             <wp:docPr id="12" name="Picture 12"/>
@@ -6762,7 +6810,7 @@
       <w:pPr>
         <w:pStyle w:val="21"/>
       </w:pPr>
-      <w:bookmarkStart w:id="15" w:name="_Toc237174836"/>
+      <w:bookmarkStart w:id="15" w:name="_Toc237262388"/>
       <w:r>
         <w:t>2.10. What happens to your files</w:t>
       </w:r>
@@ -6786,7 +6834,7 @@
       <w:pPr>
         <w:pStyle w:val="1"/>
       </w:pPr>
-      <w:bookmarkStart w:id="16" w:name="_Toc237174837"/>
+      <w:bookmarkStart w:id="16" w:name="_Toc237262389"/>
       <w:r>
         <w:t>3. Merge PDF</w:t>
       </w:r>
@@ -6796,7 +6844,7 @@
       <w:pPr>
         <w:pStyle w:val="21"/>
       </w:pPr>
-      <w:bookmarkStart w:id="17" w:name="_Toc237174838"/>
+      <w:bookmarkStart w:id="17" w:name="_Toc237262390"/>
       <w:r>
         <w:t>3.1. What it is for</w:t>
       </w:r>
@@ -6809,14 +6857,17 @@
     </w:p>
     <w:p>
       <w:r>
-        <w:t>Its main property is that pages are copied as they are, without being converted again. A scan stays the same scan; stamps and signatures do not drift. That is why merging is safe for documents that will travel further up the chain.</w:t>
+        <w:t xml:space="preserve">Its main property is that pages are copied as they are, </w:t>
+      </w:r>
+      <w:r>
+        <w:t>without being converted again. A scan stays the same scan; stamps and signatures do not drift. That is why merging is safe for documents that will travel further up the chain.</w:t>
       </w:r>
     </w:p>
     <w:p>
       <w:pPr>
         <w:pStyle w:val="21"/>
       </w:pPr>
-      <w:bookmarkStart w:id="18" w:name="_Toc237174839"/>
+      <w:bookmarkStart w:id="18" w:name="_Toc237262391"/>
       <w:r>
         <w:t>3.2. The window</w:t>
       </w:r>
@@ -6840,7 +6891,7 @@
         </w:rPr>
         <w:lastRenderedPageBreak/>
         <w:drawing>
-          <wp:inline distT="0" distB="0" distL="0" distR="0" wp14:anchorId="50ACDBC9" wp14:editId="12788D1B">
+          <wp:inline distT="0" distB="0" distL="0" distR="0" wp14:anchorId="1BBDC103" wp14:editId="59A25CAA">
             <wp:extent cx="5760000" cy="4608000"/>
             <wp:effectExtent l="0" t="0" r="0" b="0"/>
             <wp:docPr id="13" name="Picture 13"/>
@@ -6890,7 +6941,7 @@
       <w:pPr>
         <w:pStyle w:val="21"/>
       </w:pPr>
-      <w:bookmarkStart w:id="19" w:name="_Toc237174840"/>
+      <w:bookmarkStart w:id="19" w:name="_Toc237262392"/>
       <w:r>
         <w:t>3.3. The order of work</w:t>
       </w:r>
@@ -6904,7 +6955,10 @@
         <w:t xml:space="preserve">1. Add the files with “Add PDF…” </w:t>
       </w:r>
       <w:r>
-        <w:t>or drag them into the window. There may be any number of files; the pages of all of them line up in one grid.</w:t>
+        <w:t xml:space="preserve">or drag them into the window. There may be any number of </w:t>
+      </w:r>
+      <w:r>
+        <w:t>files; the pages of all of them line up in one grid.</w:t>
       </w:r>
     </w:p>
     <w:p>
@@ -6915,10 +6969,7 @@
         <w:t xml:space="preserve">2. Set the order of the pages </w:t>
       </w:r>
       <w:r>
-        <w:t xml:space="preserve">by dragging the </w:t>
-      </w:r>
-      <w:r>
-        <w:t>thumbnails or with the “◀ Move left” and “Move right ▶” buttons. Remove pages you do not need with “Remove” or the Delete key.</w:t>
+        <w:t>by dragging the thumbnails or with the “◀ Move left” and “Move right ▶” buttons. Remove pages you do not need with “Remove” or the Delete key.</w:t>
       </w:r>
     </w:p>
     <w:p>
@@ -6947,7 +6998,7 @@
       <w:pPr>
         <w:pStyle w:val="21"/>
       </w:pPr>
-      <w:bookmarkStart w:id="20" w:name="_Toc237174841"/>
+      <w:bookmarkStart w:id="20" w:name="_Toc237262393"/>
       <w:r>
         <w:lastRenderedPageBreak/>
         <w:t>3.4. Double-sided printing: “Add a blank page”</w:t>
@@ -6980,7 +7031,7 @@
       <w:pPr>
         <w:pStyle w:val="21"/>
       </w:pPr>
-      <w:bookmarkStart w:id="21" w:name="_Toc237174842"/>
+      <w:bookmarkStart w:id="21" w:name="_Toc237262394"/>
       <w:r>
         <w:t>3.5. Assembling a double-sided scan</w:t>
       </w:r>
@@ -7004,7 +7055,7 @@
         </w:rPr>
         <w:lastRenderedPageBreak/>
         <w:drawing>
-          <wp:inline distT="0" distB="0" distL="0" distR="0" wp14:anchorId="35CA0B8B" wp14:editId="232998F5">
+          <wp:inline distT="0" distB="0" distL="0" distR="0" wp14:anchorId="44C9D806" wp14:editId="0E713819">
             <wp:extent cx="5760000" cy="4608000"/>
             <wp:effectExtent l="0" t="0" r="0" b="0"/>
             <wp:docPr id="14" name="Picture 14"/>
@@ -7059,7 +7110,7 @@
       <w:pPr>
         <w:pStyle w:val="1"/>
       </w:pPr>
-      <w:bookmarkStart w:id="22" w:name="_Toc237174843"/>
+      <w:bookmarkStart w:id="22" w:name="_Toc237262395"/>
       <w:r>
         <w:t>4. Split PDF</w:t>
       </w:r>
@@ -7069,7 +7120,7 @@
       <w:pPr>
         <w:pStyle w:val="21"/>
       </w:pPr>
-      <w:bookmarkStart w:id="23" w:name="_Toc237174844"/>
+      <w:bookmarkStart w:id="23" w:name="_Toc237262396"/>
       <w:r>
         <w:t>4.1. What it is for</w:t>
       </w:r>
@@ -7090,7 +7141,7 @@
       <w:pPr>
         <w:pStyle w:val="21"/>
       </w:pPr>
-      <w:bookmarkStart w:id="24" w:name="_Toc237174845"/>
+      <w:bookmarkStart w:id="24" w:name="_Toc237262397"/>
       <w:r>
         <w:t>4.2. The window</w:t>
       </w:r>
@@ -7113,7 +7164,7 @@
           <w:noProof/>
         </w:rPr>
         <w:drawing>
-          <wp:inline distT="0" distB="0" distL="0" distR="0" wp14:anchorId="0DDDB118" wp14:editId="0CDFA124">
+          <wp:inline distT="0" distB="0" distL="0" distR="0" wp14:anchorId="2881C95C" wp14:editId="1616A3B1">
             <wp:extent cx="5760000" cy="4608000"/>
             <wp:effectExtent l="0" t="0" r="0" b="0"/>
             <wp:docPr id="15" name="Picture 15"/>
@@ -7163,7 +7214,7 @@
       <w:pPr>
         <w:pStyle w:val="21"/>
       </w:pPr>
-      <w:bookmarkStart w:id="25" w:name="_Toc237174846"/>
+      <w:bookmarkStart w:id="25" w:name="_Toc237262398"/>
       <w:r>
         <w:t>4.3. The modes of splitting</w:t>
       </w:r>
@@ -7190,7 +7241,7 @@
           <w:noProof/>
         </w:rPr>
         <w:drawing>
-          <wp:inline distT="0" distB="0" distL="0" distR="0" wp14:anchorId="7A359720" wp14:editId="74F3978A">
+          <wp:inline distT="0" distB="0" distL="0" distR="0" wp14:anchorId="7D928BE6" wp14:editId="7A0DE525">
             <wp:extent cx="5760000" cy="4608000"/>
             <wp:effectExtent l="0" t="0" r="0" b="0"/>
             <wp:docPr id="16" name="Picture 16"/>
@@ -7233,7 +7284,10 @@
         <w:jc w:val="center"/>
       </w:pPr>
       <w:r>
-        <w:t>Fig. 16. Choosing the mode of splitting</w:t>
+        <w:t xml:space="preserve">Fig. 16. </w:t>
+      </w:r>
+      <w:r>
+        <w:t>Choosing the mode of splitting</w:t>
       </w:r>
     </w:p>
     <w:p>
@@ -7334,10 +7388,7 @@
               <w:jc w:val="left"/>
             </w:pPr>
             <w:r>
-              <w:t xml:space="preserve">Extract </w:t>
-            </w:r>
-            <w:r>
-              <w:t>selected</w:t>
+              <w:t>Extract selected</w:t>
             </w:r>
           </w:p>
         </w:tc>
@@ -7402,7 +7453,10 @@
               <w:jc w:val="left"/>
             </w:pPr>
             <w:r>
-              <w:t>A file per range, or one common file</w:t>
+              <w:t xml:space="preserve">A file per range, or </w:t>
+            </w:r>
+            <w:r>
+              <w:t>one common file</w:t>
             </w:r>
           </w:p>
         </w:tc>
@@ -7467,10 +7521,7 @@
               <w:jc w:val="left"/>
             </w:pPr>
             <w:r>
-              <w:t xml:space="preserve">The </w:t>
-            </w:r>
-            <w:r>
-              <w:t>document has to be broken into equal parts</w:t>
+              <w:t>The document has to be broken into equal parts</w:t>
             </w:r>
           </w:p>
         </w:tc>
@@ -7534,10 +7585,7 @@
     <w:p>
       <w:r>
         <w:lastRenderedPageBreak/>
-        <w:t xml:space="preserve">“By ranges” takes numbers and ranges — “1-3, 5, 8-” (fig. 17). For the common cases the “Ranges” </w:t>
-      </w:r>
-      <w:r>
-        <w:t>field offers ready-made choices: “All pages”, “Odd pages”, “Even pages”, “Every 2nd” and “Every 3rd”. Pick one from the list and the range is filled in for you, ready to edit or to use as it is. By default every range becomes a separate file, and the “Combine into one file” tick box gathers all the listed pages into a single document.</w:t>
+        <w:t>“By ranges” takes numbers and ranges — “1-3, 5, 8-” (fig. 17). For the common cases the “Ranges” field offers ready-made choices: “All pages”, “Odd pages”, “Even pages”, “Every 2nd” and “Every 3rd”. Pick one from the list and the range is filled in for you, ready to edit or to use as it is. By default every range becomes a separate file, and the “Combine into one file” tick box gathers all the listed pages into a single document.</w:t>
       </w:r>
     </w:p>
     <w:p>
@@ -7552,7 +7600,7 @@
           <w:noProof/>
         </w:rPr>
         <w:drawing>
-          <wp:inline distT="0" distB="0" distL="0" distR="0" wp14:anchorId="40097F25" wp14:editId="475F8B94">
+          <wp:inline distT="0" distB="0" distL="0" distR="0" wp14:anchorId="021CC08B" wp14:editId="241350F7">
             <wp:extent cx="5760000" cy="4608000"/>
             <wp:effectExtent l="0" t="0" r="0" b="0"/>
             <wp:docPr id="17" name="Picture 17"/>
@@ -7616,7 +7664,7 @@
         </w:rPr>
         <w:lastRenderedPageBreak/>
         <w:drawing>
-          <wp:inline distT="0" distB="0" distL="0" distR="0" wp14:anchorId="377A7E23" wp14:editId="7145E897">
+          <wp:inline distT="0" distB="0" distL="0" distR="0" wp14:anchorId="1415DD9D" wp14:editId="25E39E43">
             <wp:extent cx="5760000" cy="4608000"/>
             <wp:effectExtent l="0" t="0" r="0" b="0"/>
             <wp:docPr id="18" name="Picture 18"/>
@@ -7664,7 +7712,10 @@
     </w:p>
     <w:p>
       <w:r>
-        <w:t>“By bookmarks” relies on the table of contents inside the PDF: every top-level bookmark gives a separate file, and its name goes into the file name (fig. 19). If the document has no bookmarks, the program says so and writes nothing.</w:t>
+        <w:t xml:space="preserve">“By bookmarks” relies on the table of contents inside the PDF: every top-level bookmark gives a separate file, and its name goes into the </w:t>
+      </w:r>
+      <w:r>
+        <w:t>file name (fig. 19). If the document has no bookmarks, the program says so and writes nothing.</w:t>
       </w:r>
     </w:p>
     <w:p>
@@ -7680,7 +7731,7 @@
         </w:rPr>
         <w:lastRenderedPageBreak/>
         <w:drawing>
-          <wp:inline distT="0" distB="0" distL="0" distR="0" wp14:anchorId="21F8EDEE" wp14:editId="65CC8DB7">
+          <wp:inline distT="0" distB="0" distL="0" distR="0" wp14:anchorId="283B3C18" wp14:editId="037D30B3">
             <wp:extent cx="5760000" cy="4608000"/>
             <wp:effectExtent l="0" t="0" r="0" b="0"/>
             <wp:docPr id="19" name="Picture 19"/>
@@ -7730,7 +7781,7 @@
       <w:pPr>
         <w:pStyle w:val="21"/>
       </w:pPr>
-      <w:bookmarkStart w:id="26" w:name="_Toc237174847"/>
+      <w:bookmarkStart w:id="26" w:name="_Toc237262399"/>
       <w:r>
         <w:t>4.4. Naming the parts</w:t>
       </w:r>
@@ -7759,7 +7810,7 @@
         </w:rPr>
         <w:lastRenderedPageBreak/>
         <w:drawing>
-          <wp:inline distT="0" distB="0" distL="0" distR="0" wp14:anchorId="73657F8B" wp14:editId="17DADE13">
+          <wp:inline distT="0" distB="0" distL="0" distR="0" wp14:anchorId="74C1FD8B" wp14:editId="5128B861">
             <wp:extent cx="5760000" cy="4608000"/>
             <wp:effectExtent l="0" t="0" r="0" b="0"/>
             <wp:docPr id="20" name="Picture 20"/>
@@ -7812,10 +7863,7 @@
         <w:ind w:firstLine="0"/>
       </w:pPr>
       <w:r>
-        <w:t xml:space="preserve">Table 5 — </w:t>
-      </w:r>
-      <w:r>
-        <w:t>Placeholders in the name template</w:t>
+        <w:t>Table 5 — Placeholders in the name template</w:t>
       </w:r>
     </w:p>
     <w:tbl>
@@ -7971,7 +8019,10 @@
               <w:jc w:val="left"/>
             </w:pPr>
             <w:r>
-              <w:t>The number of the part in order</w:t>
+              <w:t xml:space="preserve">The number of the part in </w:t>
+            </w:r>
+            <w:r>
+              <w:t>order</w:t>
             </w:r>
           </w:p>
         </w:tc>
@@ -8324,7 +8375,7 @@
       <w:pPr>
         <w:pStyle w:val="21"/>
       </w:pPr>
-      <w:bookmarkStart w:id="27" w:name="_Toc237174848"/>
+      <w:bookmarkStart w:id="27" w:name="_Toc237262400"/>
       <w:r>
         <w:t>4.5. Other operations on the open document</w:t>
       </w:r>
@@ -8339,7 +8390,7 @@
       <w:pPr>
         <w:pStyle w:val="1"/>
       </w:pPr>
-      <w:bookmarkStart w:id="28" w:name="_Toc237174849"/>
+      <w:bookmarkStart w:id="28" w:name="_Toc237262401"/>
       <w:r>
         <w:t>5. More operations</w:t>
       </w:r>
@@ -8349,7 +8400,7 @@
       <w:pPr>
         <w:pStyle w:val="21"/>
       </w:pPr>
-      <w:bookmarkStart w:id="29" w:name="_Toc237174850"/>
+      <w:bookmarkStart w:id="29" w:name="_Toc237262402"/>
       <w:r>
         <w:t>5.1. What it is for</w:t>
       </w:r>
@@ -8375,7 +8426,7 @@
       <w:pPr>
         <w:pStyle w:val="21"/>
       </w:pPr>
-      <w:bookmarkStart w:id="30" w:name="_Toc237174851"/>
+      <w:bookmarkStart w:id="30" w:name="_Toc237262403"/>
       <w:r>
         <w:lastRenderedPageBreak/>
         <w:t>5.2. The window</w:t>
@@ -8399,7 +8450,7 @@
           <w:noProof/>
         </w:rPr>
         <w:drawing>
-          <wp:inline distT="0" distB="0" distL="0" distR="0" wp14:anchorId="42864C01" wp14:editId="351E98AF">
+          <wp:inline distT="0" distB="0" distL="0" distR="0" wp14:anchorId="223636E2" wp14:editId="14E4472F">
             <wp:extent cx="5760000" cy="4905646"/>
             <wp:effectExtent l="0" t="0" r="0" b="0"/>
             <wp:docPr id="21" name="Picture 21"/>
@@ -8447,10 +8498,10 @@
     </w:p>
     <w:p>
       <w:r>
-        <w:t xml:space="preserve">A document reaches this window three ways: with the “Open PDF…” button, by being dragged into the window, and by </w:t>
-      </w:r>
-      <w:r>
-        <w:t>coming across from a neighbouring tool — “Split PDF” hands over its open document with its own “More operations” button, and “Merge PDF” hands over the file it has just built through “More operations” in its Menu. Images can simply be dragged in as well — onto the window, onto the grid, or onto the tool’s card on the start screen.</w:t>
+        <w:t xml:space="preserve">A document reaches this window three ways: </w:t>
+      </w:r>
+      <w:r>
+        <w:t>with the “Open PDF…” button, by being dragged into the window, and by coming across from a neighbouring tool — “Split PDF” hands over its open document with its own “More operations” button, and “Merge PDF” hands over the file it has just built through “More operations” in its Menu. Images can simply be dragged in as well — onto the window, onto the grid, or onto the tool’s card on the start screen.</w:t>
       </w:r>
     </w:p>
     <w:p>
@@ -8475,7 +8526,7 @@
       <w:pPr>
         <w:pStyle w:val="21"/>
       </w:pPr>
-      <w:bookmarkStart w:id="31" w:name="_Toc237174852"/>
+      <w:bookmarkStart w:id="31" w:name="_Toc237262404"/>
       <w:r>
         <w:t>5.3. Assembling the document</w:t>
       </w:r>
@@ -8518,7 +8569,7 @@
         </w:rPr>
         <w:lastRenderedPageBreak/>
         <w:drawing>
-          <wp:inline distT="0" distB="0" distL="0" distR="0" wp14:anchorId="71D42EA3" wp14:editId="740E24D7">
+          <wp:inline distT="0" distB="0" distL="0" distR="0" wp14:anchorId="148B89B4" wp14:editId="482E77A3">
             <wp:extent cx="5760000" cy="4905646"/>
             <wp:effectExtent l="0" t="0" r="0" b="0"/>
             <wp:docPr id="22" name="Picture 22"/>
@@ -8585,11 +8636,16 @@
       <w:pPr>
         <w:pStyle w:val="21"/>
       </w:pPr>
-      <w:bookmarkStart w:id="32" w:name="_Toc237174853"/>
+      <w:bookmarkStart w:id="32" w:name="_Toc237262405"/>
       <w:r>
         <w:t>5.4. The actions</w:t>
       </w:r>
       <w:bookmarkEnd w:id="32"/>
+    </w:p>
+    <w:p>
+      <w:r>
+        <w:t>The “Convert” button opens a menu of operations on the assembled document:</w:t>
+      </w:r>
     </w:p>
     <w:p>
       <w:r>
@@ -8602,11 +8658,15 @@
         <w:t xml:space="preserve">Save PDF. </w:t>
       </w:r>
       <w:r>
-        <w:t>Writes what is assembled into a new PDF: that is how images become a document and reordered or rotated pages become a finished file. The compression level comes from the same list at the bottom of the window.</w:t>
-      </w:r>
-    </w:p>
-    <w:p>
-      <w:r>
+        <w:t xml:space="preserve">Writes what is assembled into a new PDF: that is how images become a document and reordered or rotated pages become a finished file. The compression level comes from the same list </w:t>
+      </w:r>
+      <w:r>
+        <w:t>at the bottom of the window.</w:t>
+      </w:r>
+    </w:p>
+    <w:p>
+      <w:r>
+        <w:lastRenderedPageBreak/>
         <w:t>— </w:t>
       </w:r>
       <w:r>
@@ -8621,7 +8681,6 @@
     </w:p>
     <w:p>
       <w:r>
-        <w:lastRenderedPageBreak/>
         <w:t>— </w:t>
       </w:r>
       <w:r>
@@ -8645,10 +8704,12 @@
         <w:t xml:space="preserve">Repair. </w:t>
       </w:r>
       <w:r>
-        <w:t xml:space="preserve">The file is rebuilt by </w:t>
-      </w:r>
-      <w:r>
-        <w:t>the PDF engine, which repairs a broken cross-reference table — the commonest cause of the message “the file is damaged”. The file is chosen in a separate dialog, because a damaged document cannot be opened into the grid — and that is exactly when repair is needed.</w:t>
+        <w:t>The file is rebuilt by the PDF engine, which repairs a broken cross-reference table — the commonest cause of the message “the file is damaged”. The file is chosen in a separate dialog, because a damaged document cannot be opened into the grid — and that is exactly when repair is needed.</w:t>
+      </w:r>
+    </w:p>
+    <w:p>
+      <w:r>
+        <w:t>The “Extract” button opens a menu for extracting content:</w:t>
       </w:r>
     </w:p>
     <w:p>
@@ -8662,7 +8723,7 @@
         <w:t xml:space="preserve">Pages as images. </w:t>
       </w:r>
       <w:r>
-        <w:t>PNG or JPEG with a choice of resolution (fig. 23). Needed when a page has to go into a presentation, a letter or a memo. The resolution applies to the real size of the sheet, so a landscape insertion is not stretched. The selected pages are saved, or all of them if nothing is selected.</w:t>
+        <w:t>PNG or JPEG with a choice of resolution (fig. 23). Needed when a page has to go into a presentation, a letter or a memo. Available resolutions are 96, 150, 300 and 600 dots per inch. The resolution applies to the real size of the sheet, so a landscape insertion is not stretched. The selected pages are saved, or all of them if nothing is selected.</w:t>
       </w:r>
     </w:p>
     <w:p>
@@ -8676,9 +8737,10 @@
         <w:rPr>
           <w:noProof/>
         </w:rPr>
+        <w:lastRenderedPageBreak/>
         <w:drawing>
-          <wp:inline distT="0" distB="0" distL="0" distR="0" wp14:anchorId="5DA82F3C" wp14:editId="1828F6A1">
-            <wp:extent cx="5760000" cy="4905646"/>
+          <wp:inline distT="0" distB="0" distL="0" distR="0" wp14:anchorId="39B0795D" wp14:editId="422CB3C3">
+            <wp:extent cx="5760000" cy="4713931"/>
             <wp:effectExtent l="0" t="0" r="0" b="0"/>
             <wp:docPr id="23" name="Picture 23"/>
             <wp:cNvGraphicFramePr>
@@ -8700,7 +8762,7 @@
                   <pic:spPr>
                     <a:xfrm>
                       <a:off x="0" y="0"/>
-                      <a:ext cx="5760000" cy="4905646"/>
+                      <a:ext cx="5760000" cy="4713931"/>
                     </a:xfrm>
                     <a:prstGeom prst="rect">
                       <a:avLst/>
@@ -8725,7 +8787,6 @@
     </w:p>
     <w:p>
       <w:r>
-        <w:lastRenderedPageBreak/>
         <w:t>— </w:t>
       </w:r>
       <w:r>
@@ -8740,6 +8801,11 @@
     </w:p>
     <w:p>
       <w:r>
+        <w:t>Separate buttons:</w:t>
+      </w:r>
+    </w:p>
+    <w:p>
+      <w:r>
         <w:t>— </w:t>
       </w:r>
       <w:r>
@@ -8777,8 +8843,9 @@
         <w:rPr>
           <w:noProof/>
         </w:rPr>
+        <w:lastRenderedPageBreak/>
         <w:drawing>
-          <wp:inline distT="0" distB="0" distL="0" distR="0" wp14:anchorId="768A2C31" wp14:editId="2DCE4C5D">
+          <wp:inline distT="0" distB="0" distL="0" distR="0" wp14:anchorId="47F9048D" wp14:editId="37305E5B">
             <wp:extent cx="3873730" cy="3474719"/>
             <wp:effectExtent l="0" t="0" r="0" b="0"/>
             <wp:docPr id="24" name="Picture 24"/>
@@ -8821,7 +8888,10 @@
         <w:jc w:val="center"/>
       </w:pPr>
       <w:r>
-        <w:t>Fig. 24. Editing the properties of a document</w:t>
+        <w:t xml:space="preserve">Fig. 24. </w:t>
+      </w:r>
+      <w:r>
+        <w:t>Editing the properties of a document</w:t>
       </w:r>
     </w:p>
     <w:p>
@@ -8845,42 +8915,39 @@
       <w:pPr>
         <w:pStyle w:val="1"/>
       </w:pPr>
-      <w:bookmarkStart w:id="33" w:name="_Toc237174854"/>
+      <w:bookmarkStart w:id="33" w:name="_Toc237262406"/>
+      <w:r>
+        <w:t>6. PDF → Word</w:t>
+      </w:r>
+      <w:bookmarkEnd w:id="33"/>
+    </w:p>
+    <w:p>
+      <w:pPr>
+        <w:pStyle w:val="21"/>
+      </w:pPr>
+      <w:bookmarkStart w:id="34" w:name="_Toc237262407"/>
+      <w:r>
+        <w:t>6.1. What it is for</w:t>
+      </w:r>
+      <w:bookmarkEnd w:id="34"/>
+    </w:p>
+    <w:p>
+      <w:r>
+        <w:t>The tool extracts the text and tables of a born-digital PDF into an editable Word document (.docx). Born-digital means saved from Word, from a browser or through “Microsoft Print to PDF”: in such a file the text is held as text, not as a picture.</w:t>
+      </w:r>
+    </w:p>
+    <w:p>
+      <w:r>
+        <w:t>The point is simple: text somebody has already typed does not have to be typed again. From the resulting .docx you can take a paragraph, a table or the whole document and work with it as usual.</w:t>
+      </w:r>
+    </w:p>
+    <w:p>
+      <w:pPr>
+        <w:pStyle w:val="21"/>
+      </w:pPr>
+      <w:bookmarkStart w:id="35" w:name="_Toc237262408"/>
       <w:r>
         <w:lastRenderedPageBreak/>
-        <w:t>6. PDF → Word</w:t>
-      </w:r>
-      <w:bookmarkEnd w:id="33"/>
-    </w:p>
-    <w:p>
-      <w:pPr>
-        <w:pStyle w:val="21"/>
-      </w:pPr>
-      <w:bookmarkStart w:id="34" w:name="_Toc237174855"/>
-      <w:r>
-        <w:t>6.1. What it is for</w:t>
-      </w:r>
-      <w:bookmarkEnd w:id="34"/>
-    </w:p>
-    <w:p>
-      <w:r>
-        <w:t xml:space="preserve">The tool </w:t>
-      </w:r>
-      <w:r>
-        <w:t>extracts the text and tables of a born-digital PDF into an editable Word document (.docx). Born-digital means saved from Word, from a browser or through “Microsoft Print to PDF”: in such a file the text is held as text, not as a picture.</w:t>
-      </w:r>
-    </w:p>
-    <w:p>
-      <w:r>
-        <w:t>The point is simple: text somebody has already typed does not have to be typed again. From the resulting .docx you can take a paragraph, a table or the whole document and work with it as usual.</w:t>
-      </w:r>
-    </w:p>
-    <w:p>
-      <w:pPr>
-        <w:pStyle w:val="21"/>
-      </w:pPr>
-      <w:bookmarkStart w:id="35" w:name="_Toc237174856"/>
-      <w:r>
         <w:t>6.2. The window</w:t>
       </w:r>
       <w:bookmarkEnd w:id="35"/>
@@ -8901,9 +8968,8 @@
         <w:rPr>
           <w:noProof/>
         </w:rPr>
-        <w:lastRenderedPageBreak/>
         <w:drawing>
-          <wp:inline distT="0" distB="0" distL="0" distR="0" wp14:anchorId="5E54494D" wp14:editId="628CEDAE">
+          <wp:inline distT="0" distB="0" distL="0" distR="0" wp14:anchorId="55A08753" wp14:editId="0A7452D2">
             <wp:extent cx="5760000" cy="4608000"/>
             <wp:effectExtent l="0" t="0" r="0" b="0"/>
             <wp:docPr id="25" name="Picture 25"/>
@@ -8953,7 +9019,7 @@
       <w:pPr>
         <w:pStyle w:val="21"/>
       </w:pPr>
-      <w:bookmarkStart w:id="36" w:name="_Toc237174857"/>
+      <w:bookmarkStart w:id="36" w:name="_Toc237262409"/>
       <w:r>
         <w:t>6.3. The order of work</w:t>
       </w:r>
@@ -8986,6 +9052,7 @@
         <w:rPr>
           <w:b/>
         </w:rPr>
+        <w:lastRenderedPageBreak/>
         <w:t xml:space="preserve">3. Straighten rotated pages. </w:t>
       </w:r>
       <w:r>
@@ -8997,7 +9064,6 @@
         <w:rPr>
           <w:b/>
         </w:rPr>
-        <w:lastRenderedPageBreak/>
         <w:t xml:space="preserve">4. Press “Convert to Word…” </w:t>
       </w:r>
       <w:r>
@@ -9008,7 +9074,7 @@
       <w:pPr>
         <w:pStyle w:val="21"/>
       </w:pPr>
-      <w:bookmarkStart w:id="37" w:name="_Toc237174858"/>
+      <w:bookmarkStart w:id="37" w:name="_Toc237262410"/>
       <w:r>
         <w:t>6.4. What comes across and what does not</w:t>
       </w:r>
@@ -9016,7 +9082,10 @@
     </w:p>
     <w:p>
       <w:r>
-        <w:t>What comes across: text in paragraphs in reading order — with its font, size, weight, colour, underline, alignment and first-line indent. Tables with visible lines are rebuilt as cells, merged ones included. Portrait and landscape orientation is kept page by page. Images and hyperlinks come across too.</w:t>
+        <w:t xml:space="preserve">What comes across: text in paragraphs in reading order — with its font, size, weight, </w:t>
+      </w:r>
+      <w:r>
+        <w:t>colour, underline, alignment and first-line indent. Tables with visible lines are rebuilt as cells, merged ones included. Portrait and landscape orientation is kept page by page. Images and hyperlinks come across too.</w:t>
       </w:r>
     </w:p>
     <w:p>
@@ -9049,10 +9118,7 @@
         <w:t xml:space="preserve">If the font of the PDF is not in the system, </w:t>
       </w:r>
       <w:r>
-        <w:t xml:space="preserve">the text is set in Times New Roman. The shape of the letters may differ a </w:t>
-      </w:r>
-      <w:r>
-        <w:t>little from the original.</w:t>
+        <w:t>the text is set in Times New Roman. The shape of the letters may differ a little from the original.</w:t>
       </w:r>
     </w:p>
     <w:p>
@@ -9084,7 +9150,7 @@
       <w:pPr>
         <w:pStyle w:val="1"/>
       </w:pPr>
-      <w:bookmarkStart w:id="38" w:name="_Toc237174859"/>
+      <w:bookmarkStart w:id="38" w:name="_Toc237262411"/>
       <w:r>
         <w:t>7. PDF → PowerPoint</w:t>
       </w:r>
@@ -9094,7 +9160,7 @@
       <w:pPr>
         <w:pStyle w:val="21"/>
       </w:pPr>
-      <w:bookmarkStart w:id="39" w:name="_Toc237174860"/>
+      <w:bookmarkStart w:id="39" w:name="_Toc237262412"/>
       <w:r>
         <w:t>7.1. What it is for</w:t>
       </w:r>
@@ -9102,17 +9168,20 @@
     </w:p>
     <w:p>
       <w:r>
-        <w:t>The tool turns the pages of a born-digital PDF into a PowerPoint presentation (.pptx). Every page becomes a slide, and the text on it stays TEXT: it can be selected, corrected, retyped — it is not a picture of letters.</w:t>
-      </w:r>
-    </w:p>
-    <w:p>
-      <w:r>
+        <w:t xml:space="preserve">The tool turns the pages of a born-digital PDF into a PowerPoint </w:t>
+      </w:r>
+      <w:r>
+        <w:t>presentation (.pptx). Every page becomes a slide, and the text on it stays TEXT: it can be selected, corrected, retyped — it is not a picture of letters.</w:t>
+      </w:r>
+    </w:p>
+    <w:p>
+      <w:r>
+        <w:lastRenderedPageBreak/>
         <w:t>The situation this exists for comes up constantly: the presentation went to its recipient as a PDF, the source file is lost, and it has to be edited. The usual way is to retype the slides; this tool brings them back in one action.</w:t>
       </w:r>
     </w:p>
     <w:p>
       <w:r>
-        <w:lastRenderedPageBreak/>
         <w:t>PowerPoint itself is not needed for it: the program assembles the .pptx on its own. The tool is used precisely when there is no office suite at hand, and requiring one to be installed in order to put text into slides would be odd.</w:t>
       </w:r>
       <w:r>
@@ -9126,7 +9195,7 @@
       <w:pPr>
         <w:pStyle w:val="21"/>
       </w:pPr>
-      <w:bookmarkStart w:id="40" w:name="_Toc237174861"/>
+      <w:bookmarkStart w:id="40" w:name="_Toc237262413"/>
       <w:r>
         <w:t>7.2. How a slide is built</w:t>
       </w:r>
@@ -9134,10 +9203,7 @@
     </w:p>
     <w:p>
       <w:r>
-        <w:t xml:space="preserve">A slide is made of two layers. The lower one is the page of the source PDF, rendered WITHOUT its text layer: background, frames, charts, logos, stamps. The </w:t>
-      </w:r>
-      <w:r>
-        <w:t>upper one is the text boxes, placed exactly where the text stood in the original.</w:t>
+        <w:t>A slide is made of two layers. The lower one is the page of the source PDF, rendered WITHOUT its text layer: background, frames, charts, logos, stamps. The upper one is the text boxes, placed exactly where the text stood in the original.</w:t>
       </w:r>
     </w:p>
     <w:p>
@@ -9166,7 +9232,7 @@
       <w:pPr>
         <w:pStyle w:val="21"/>
       </w:pPr>
-      <w:bookmarkStart w:id="41" w:name="_Toc237174862"/>
+      <w:bookmarkStart w:id="41" w:name="_Toc237262414"/>
       <w:r>
         <w:t>7.3. The window</w:t>
       </w:r>
@@ -9190,7 +9256,7 @@
         </w:rPr>
         <w:lastRenderedPageBreak/>
         <w:drawing>
-          <wp:inline distT="0" distB="0" distL="0" distR="0" wp14:anchorId="53871CD4" wp14:editId="0169CB15">
+          <wp:inline distT="0" distB="0" distL="0" distR="0" wp14:anchorId="2B9A09B3" wp14:editId="4F72CF79">
             <wp:extent cx="5760000" cy="4608000"/>
             <wp:effectExtent l="0" t="0" r="0" b="0"/>
             <wp:docPr id="26" name="Picture 26"/>
@@ -9240,7 +9306,7 @@
       <w:pPr>
         <w:pStyle w:val="21"/>
       </w:pPr>
-      <w:bookmarkStart w:id="42" w:name="_Toc237174863"/>
+      <w:bookmarkStart w:id="42" w:name="_Toc237262415"/>
       <w:r>
         <w:t>7.4. The order of work</w:t>
       </w:r>
@@ -9294,7 +9360,7 @@
       <w:pPr>
         <w:pStyle w:val="21"/>
       </w:pPr>
-      <w:bookmarkStart w:id="43" w:name="_Toc237174864"/>
+      <w:bookmarkStart w:id="43" w:name="_Toc237262416"/>
       <w:r>
         <w:lastRenderedPageBreak/>
         <w:t>7.5. What comes across</w:t>
@@ -9315,7 +9381,7 @@
       <w:pPr>
         <w:pStyle w:val="21"/>
       </w:pPr>
-      <w:bookmarkStart w:id="44" w:name="_Toc237174865"/>
+      <w:bookmarkStart w:id="44" w:name="_Toc237262417"/>
       <w:r>
         <w:t>7.6. What not to expect</w:t>
       </w:r>
@@ -9367,7 +9433,7 @@
       <w:pPr>
         <w:pStyle w:val="1"/>
       </w:pPr>
-      <w:bookmarkStart w:id="45" w:name="_Toc237174866"/>
+      <w:bookmarkStart w:id="45" w:name="_Toc237262418"/>
       <w:r>
         <w:t>8. Merge Excel</w:t>
       </w:r>
@@ -9377,7 +9443,7 @@
       <w:pPr>
         <w:pStyle w:val="21"/>
       </w:pPr>
-      <w:bookmarkStart w:id="46" w:name="_Toc237174867"/>
+      <w:bookmarkStart w:id="46" w:name="_Toc237262419"/>
       <w:r>
         <w:t>8.1. What it is for</w:t>
       </w:r>
@@ -9385,10 +9451,10 @@
     </w:p>
     <w:p>
       <w:r>
-        <w:t xml:space="preserve">The tool gathers the sheets of several Excel workbooks into one workbook — a digest. The typical task: the </w:t>
-      </w:r>
-      <w:r>
-        <w:t xml:space="preserve">divisions have each sent a file, and what is wanted </w:t>
+        <w:t xml:space="preserve">The tool gathers the sheets of </w:t>
+      </w:r>
+      <w:r>
+        <w:t xml:space="preserve">several Excel workbooks into one workbook — a digest. The typical task: the divisions have each sent a file, and what is wanted </w:t>
       </w:r>
       <w:r>
         <w:lastRenderedPageBreak/>
@@ -9404,7 +9470,7 @@
       <w:pPr>
         <w:pStyle w:val="21"/>
       </w:pPr>
-      <w:bookmarkStart w:id="47" w:name="_Toc237174868"/>
+      <w:bookmarkStart w:id="47" w:name="_Toc237262420"/>
       <w:r>
         <w:t>8.2. The window</w:t>
       </w:r>
@@ -9427,7 +9493,7 @@
           <w:noProof/>
         </w:rPr>
         <w:drawing>
-          <wp:inline distT="0" distB="0" distL="0" distR="0" wp14:anchorId="52A0A4D7" wp14:editId="77E0BF7E">
+          <wp:inline distT="0" distB="0" distL="0" distR="0" wp14:anchorId="028E3EAF" wp14:editId="26077E5E">
             <wp:extent cx="5760000" cy="4250667"/>
             <wp:effectExtent l="0" t="0" r="0" b="0"/>
             <wp:docPr id="27" name="Picture 27"/>
@@ -9477,7 +9543,7 @@
       <w:pPr>
         <w:pStyle w:val="21"/>
       </w:pPr>
-      <w:bookmarkStart w:id="48" w:name="_Toc237174869"/>
+      <w:bookmarkStart w:id="48" w:name="_Toc237262421"/>
       <w:r>
         <w:t>8.3. The order of work</w:t>
       </w:r>
@@ -9491,10 +9557,7 @@
         <w:t xml:space="preserve">1. Give the folder of the source files with “Browse…” </w:t>
       </w:r>
       <w:r>
-        <w:t xml:space="preserve">or drag it straight into the window. The program counts the files found at once and shows them in </w:t>
-      </w:r>
-      <w:r>
-        <w:t>the list below.</w:t>
+        <w:t>or drag it straight into the window. The program counts the files found at once and shows them in the list below.</w:t>
       </w:r>
     </w:p>
     <w:p>
@@ -9535,7 +9598,7 @@
       <w:pPr>
         <w:pStyle w:val="21"/>
       </w:pPr>
-      <w:bookmarkStart w:id="49" w:name="_Toc237174870"/>
+      <w:bookmarkStart w:id="49" w:name="_Toc237262422"/>
       <w:r>
         <w:t>8.4. The options</w:t>
       </w:r>
@@ -9587,7 +9650,7 @@
       <w:pPr>
         <w:pStyle w:val="21"/>
       </w:pPr>
-      <w:bookmarkStart w:id="50" w:name="_Toc237174871"/>
+      <w:bookmarkStart w:id="50" w:name="_Toc237262423"/>
       <w:r>
         <w:t>8.5. The result, the report and the cover note</w:t>
       </w:r>
@@ -9619,7 +9682,7 @@
       <w:pPr>
         <w:pStyle w:val="21"/>
       </w:pPr>
-      <w:bookmarkStart w:id="51" w:name="_Toc237174872"/>
+      <w:bookmarkStart w:id="51" w:name="_Toc237262424"/>
       <w:r>
         <w:t>8.6. The Menu of the tool</w:t>
       </w:r>
@@ -9642,7 +9705,7 @@
           <w:noProof/>
         </w:rPr>
         <w:drawing>
-          <wp:inline distT="0" distB="0" distL="0" distR="0" wp14:anchorId="041F45F4" wp14:editId="3ECB5AD0">
+          <wp:inline distT="0" distB="0" distL="0" distR="0" wp14:anchorId="088797DF" wp14:editId="54DA0793">
             <wp:extent cx="5760000" cy="4250667"/>
             <wp:effectExtent l="0" t="0" r="0" b="0"/>
             <wp:docPr id="28" name="Picture 28"/>
@@ -9709,7 +9772,7 @@
       <w:pPr>
         <w:pStyle w:val="1"/>
       </w:pPr>
-      <w:bookmarkStart w:id="52" w:name="_Toc237174873"/>
+      <w:bookmarkStart w:id="52" w:name="_Toc237262425"/>
       <w:r>
         <w:lastRenderedPageBreak/>
         <w:t>9. Reference</w:t>
@@ -9720,9 +9783,12 @@
       <w:pPr>
         <w:pStyle w:val="21"/>
       </w:pPr>
-      <w:bookmarkStart w:id="53" w:name="_Toc237174874"/>
-      <w:r>
-        <w:t>9.1. About the program</w:t>
+      <w:bookmarkStart w:id="53" w:name="_Toc237262426"/>
+      <w:r>
+        <w:t xml:space="preserve">9.1. About the </w:t>
+      </w:r>
+      <w:r>
+        <w:t>program</w:t>
       </w:r>
       <w:bookmarkEnd w:id="53"/>
     </w:p>
@@ -9743,7 +9809,7 @@
           <w:noProof/>
         </w:rPr>
         <w:drawing>
-          <wp:inline distT="0" distB="0" distL="0" distR="0" wp14:anchorId="1A67A7BE" wp14:editId="159AF71F">
+          <wp:inline distT="0" distB="0" distL="0" distR="0" wp14:anchorId="4B6169C5" wp14:editId="73237C76">
             <wp:extent cx="3873730" cy="3940232"/>
             <wp:effectExtent l="0" t="0" r="0" b="0"/>
             <wp:docPr id="29" name="Picture 29"/>
@@ -9791,10 +9857,7 @@
     </w:p>
     <w:p>
       <w:r>
-        <w:t xml:space="preserve">The version number is useful when asking for help: it says at once which build is meant. The details for supporting the </w:t>
-      </w:r>
-      <w:r>
-        <w:t>project voluntarily can be selected and copied as ordinary text.</w:t>
+        <w:t>The version number is useful when asking for help: it says at once which build is meant. The details for supporting the project voluntarily can be selected and copied as ordinary text.</w:t>
       </w:r>
     </w:p>
     <w:p>
@@ -9812,7 +9875,7 @@
       <w:pPr>
         <w:pStyle w:val="21"/>
       </w:pPr>
-      <w:bookmarkStart w:id="54" w:name="_Toc237174875"/>
+      <w:bookmarkStart w:id="54" w:name="_Toc237262427"/>
       <w:r>
         <w:lastRenderedPageBreak/>
         <w:t>9.2. If something went wrong</w:t>
@@ -9918,7 +9981,10 @@
               <w:jc w:val="left"/>
             </w:pPr>
             <w:r>
-              <w:t>The compression engine is not installed. The window has a link to download it, and in the installed version of the program it is put in place at once</w:t>
+              <w:t xml:space="preserve">The compression engine is not installed. The window has a link to </w:t>
+            </w:r>
+            <w:r>
+              <w:t>download it, and in the installed version of the program it is put in place at once</w:t>
             </w:r>
           </w:p>
         </w:tc>
@@ -9988,10 +10054,7 @@
               <w:jc w:val="left"/>
             </w:pPr>
             <w:r>
-              <w:t xml:space="preserve">The PDF has no text </w:t>
-            </w:r>
-            <w:r>
-              <w:t>layer, there is nothing to convert. The file is not damaged</w:t>
+              <w:t>The PDF has no text layer, there is nothing to convert. The file is not damaged</w:t>
             </w:r>
           </w:p>
         </w:tc>
@@ -10186,7 +10249,10 @@
               <w:jc w:val="left"/>
             </w:pPr>
             <w:r>
-              <w:t>The download page did not open after the message about a new version</w:t>
+              <w:t xml:space="preserve">The download page did not open </w:t>
+            </w:r>
+            <w:r>
+              <w:t>after the message about a new version</w:t>
             </w:r>
           </w:p>
         </w:tc>
@@ -10216,7 +10282,7 @@
       <w:pPr>
         <w:pStyle w:val="21"/>
       </w:pPr>
-      <w:bookmarkStart w:id="55" w:name="_Toc237174876"/>
+      <w:bookmarkStart w:id="55" w:name="_Toc237262428"/>
       <w:r>
         <w:t>9.3. A short reminder</w:t>
       </w:r>
@@ -10235,10 +10301,7 @@
     </w:p>
     <w:p>
       <w:r>
-        <w:t xml:space="preserve">— Anything done to the pages is </w:t>
-      </w:r>
-      <w:r>
-        <w:t>undone with Ctrl + Z.</w:t>
+        <w:t>— Anything done to the pages is undone with Ctrl + Z.</w:t>
       </w:r>
     </w:p>
     <w:p>
@@ -10726,31 +10789,31 @@
       </w:rPr>
     </w:lvl>
   </w:abstractNum>
-  <w:num w:numId="1" w16cid:durableId="867304555">
+  <w:num w:numId="1" w16cid:durableId="1877892193">
     <w:abstractNumId w:val="8"/>
   </w:num>
-  <w:num w:numId="2" w16cid:durableId="1231498120">
+  <w:num w:numId="2" w16cid:durableId="51806155">
     <w:abstractNumId w:val="6"/>
   </w:num>
-  <w:num w:numId="3" w16cid:durableId="342360181">
+  <w:num w:numId="3" w16cid:durableId="392704078">
     <w:abstractNumId w:val="5"/>
   </w:num>
-  <w:num w:numId="4" w16cid:durableId="1780101343">
+  <w:num w:numId="4" w16cid:durableId="42796319">
     <w:abstractNumId w:val="4"/>
   </w:num>
-  <w:num w:numId="5" w16cid:durableId="410659898">
+  <w:num w:numId="5" w16cid:durableId="243342240">
     <w:abstractNumId w:val="7"/>
   </w:num>
-  <w:num w:numId="6" w16cid:durableId="1531603289">
+  <w:num w:numId="6" w16cid:durableId="1541671346">
     <w:abstractNumId w:val="3"/>
   </w:num>
-  <w:num w:numId="7" w16cid:durableId="888422544">
+  <w:num w:numId="7" w16cid:durableId="1321229141">
     <w:abstractNumId w:val="2"/>
   </w:num>
-  <w:num w:numId="8" w16cid:durableId="2029260349">
+  <w:num w:numId="8" w16cid:durableId="1218737888">
     <w:abstractNumId w:val="1"/>
   </w:num>
-  <w:num w:numId="9" w16cid:durableId="1636448545">
+  <w:num w:numId="9" w16cid:durableId="1451364778">
     <w:abstractNumId w:val="0"/>
   </w:num>
 </w:numbering>
@@ -22189,7 +22252,7 @@
     <w:autoRedefine/>
     <w:uiPriority w:val="39"/>
     <w:unhideWhenUsed/>
-    <w:rsid w:val="00AF7AD9"/>
+    <w:rsid w:val="00B638ED"/>
     <w:pPr>
       <w:spacing w:after="100"/>
     </w:pPr>
@@ -22201,7 +22264,7 @@
     <w:autoRedefine/>
     <w:uiPriority w:val="39"/>
     <w:unhideWhenUsed/>
-    <w:rsid w:val="00AF7AD9"/>
+    <w:rsid w:val="00B638ED"/>
     <w:pPr>
       <w:spacing w:after="100"/>
       <w:ind w:left="280"/>
@@ -22212,7 +22275,7 @@
     <w:basedOn w:val="a2"/>
     <w:uiPriority w:val="99"/>
     <w:unhideWhenUsed/>
-    <w:rsid w:val="00AF7AD9"/>
+    <w:rsid w:val="00B638ED"/>
     <w:rPr>
       <w:color w:val="0000FF" w:themeColor="hyperlink"/>
       <w:u w:val="single"/>

--- a/docs/User manual.docx
+++ b/docs/User manual.docx
@@ -66,7 +66,7 @@
         <w:jc w:val="center"/>
       </w:pPr>
       <w:r>
-        <w:t>Program version – 1.18.4</w:t>
+        <w:t>Program version – 1.18.5</w:t>
       </w:r>
     </w:p>
     <w:p/>
@@ -3495,64 +3495,13 @@
           <w14:ligatures w14:val="standardContextual"/>
         </w:rPr>
       </w:pPr>
-      <w:hyperlink w:anchor="_Toc237262418" w:history="1">
-        <w:r>
-          <w:rPr>
-            <w:rStyle w:val="aff8"/>
-            <w:rFonts w:eastAsiaTheme="majorEastAsia"/>
-            <w:noProof/>
-          </w:rPr>
-          <w:t>8. Merge Excel</w:t>
-        </w:r>
-        <w:r>
-          <w:rPr>
-            <w:noProof/>
-            <w:webHidden/>
-          </w:rPr>
-          <w:tab/>
-        </w:r>
-        <w:r>
-          <w:rPr>
-            <w:noProof/>
-            <w:webHidden/>
-          </w:rPr>
-          <w:fldChar w:fldCharType="begin"/>
-        </w:r>
-        <w:r>
-          <w:rPr>
-            <w:noProof/>
-            <w:webHidden/>
-          </w:rPr>
-          <w:instrText xml:space="preserve"> PAGEREF _Toc237262418 \h </w:instrText>
-        </w:r>
-        <w:r>
-          <w:rPr>
-            <w:noProof/>
-            <w:webHidden/>
-          </w:rPr>
-        </w:r>
-        <w:r>
-          <w:rPr>
-            <w:noProof/>
-            <w:webHidden/>
-          </w:rPr>
-          <w:fldChar w:fldCharType="separate"/>
-        </w:r>
-        <w:r>
-          <w:rPr>
-            <w:noProof/>
-            <w:webHidden/>
-          </w:rPr>
-          <w:t>42</w:t>
-        </w:r>
-        <w:r>
-          <w:rPr>
-            <w:noProof/>
-            <w:webHidden/>
-          </w:rPr>
-          <w:fldChar w:fldCharType="end"/>
-        </w:r>
-      </w:hyperlink>
+      <w:r>
+        <w:t>8. Compare PDF</w:t>
+      </w:r>
+      <w:r>
+        <w:tab/>
+        <w:t>45</w:t>
+      </w:r>
     </w:p>
     <w:p>
       <w:pPr>
@@ -3570,64 +3519,13 @@
           <w14:ligatures w14:val="standardContextual"/>
         </w:rPr>
       </w:pPr>
-      <w:hyperlink w:anchor="_Toc237262419" w:history="1">
-        <w:r>
-          <w:rPr>
-            <w:rStyle w:val="aff8"/>
-            <w:rFonts w:eastAsiaTheme="majorEastAsia"/>
-            <w:noProof/>
-          </w:rPr>
-          <w:t>8.1. What it is for</w:t>
-        </w:r>
-        <w:r>
-          <w:rPr>
-            <w:noProof/>
-            <w:webHidden/>
-          </w:rPr>
-          <w:tab/>
-        </w:r>
-        <w:r>
-          <w:rPr>
-            <w:noProof/>
-            <w:webHidden/>
-          </w:rPr>
-          <w:fldChar w:fldCharType="begin"/>
-        </w:r>
-        <w:r>
-          <w:rPr>
-            <w:noProof/>
-            <w:webHidden/>
-          </w:rPr>
-          <w:instrText xml:space="preserve"> PAGEREF _Toc237262419 \h </w:instrText>
-        </w:r>
-        <w:r>
-          <w:rPr>
-            <w:noProof/>
-            <w:webHidden/>
-          </w:rPr>
-        </w:r>
-        <w:r>
-          <w:rPr>
-            <w:noProof/>
-            <w:webHidden/>
-          </w:rPr>
-          <w:fldChar w:fldCharType="separate"/>
-        </w:r>
-        <w:r>
-          <w:rPr>
-            <w:noProof/>
-            <w:webHidden/>
-          </w:rPr>
-          <w:t>42</w:t>
-        </w:r>
-        <w:r>
-          <w:rPr>
-            <w:noProof/>
-            <w:webHidden/>
-          </w:rPr>
-          <w:fldChar w:fldCharType="end"/>
-        </w:r>
-      </w:hyperlink>
+      <w:r>
+        <w:t>8.1. What it is for</w:t>
+      </w:r>
+      <w:r>
+        <w:tab/>
+        <w:t>45</w:t>
+      </w:r>
     </w:p>
     <w:p>
       <w:pPr>
@@ -3645,64 +3543,13 @@
           <w14:ligatures w14:val="standardContextual"/>
         </w:rPr>
       </w:pPr>
-      <w:hyperlink w:anchor="_Toc237262420" w:history="1">
-        <w:r>
-          <w:rPr>
-            <w:rStyle w:val="aff8"/>
-            <w:rFonts w:eastAsiaTheme="majorEastAsia"/>
-            <w:noProof/>
-          </w:rPr>
-          <w:t>8.2. The window</w:t>
-        </w:r>
-        <w:r>
-          <w:rPr>
-            <w:noProof/>
-            <w:webHidden/>
-          </w:rPr>
-          <w:tab/>
-        </w:r>
-        <w:r>
-          <w:rPr>
-            <w:noProof/>
-            <w:webHidden/>
-          </w:rPr>
-          <w:fldChar w:fldCharType="begin"/>
-        </w:r>
-        <w:r>
-          <w:rPr>
-            <w:noProof/>
-            <w:webHidden/>
-          </w:rPr>
-          <w:instrText xml:space="preserve"> PAGEREF _Toc237262420 \h </w:instrText>
-        </w:r>
-        <w:r>
-          <w:rPr>
-            <w:noProof/>
-            <w:webHidden/>
-          </w:rPr>
-        </w:r>
-        <w:r>
-          <w:rPr>
-            <w:noProof/>
-            <w:webHidden/>
-          </w:rPr>
-          <w:fldChar w:fldCharType="separate"/>
-        </w:r>
-        <w:r>
-          <w:rPr>
-            <w:noProof/>
-            <w:webHidden/>
-          </w:rPr>
-          <w:t>43</w:t>
-        </w:r>
-        <w:r>
-          <w:rPr>
-            <w:noProof/>
-            <w:webHidden/>
-          </w:rPr>
-          <w:fldChar w:fldCharType="end"/>
-        </w:r>
-      </w:hyperlink>
+      <w:r>
+        <w:t>8.2. The window</w:t>
+      </w:r>
+      <w:r>
+        <w:tab/>
+        <w:t>45</w:t>
+      </w:r>
     </w:p>
     <w:p>
       <w:pPr>
@@ -3720,64 +3567,13 @@
           <w14:ligatures w14:val="standardContextual"/>
         </w:rPr>
       </w:pPr>
-      <w:hyperlink w:anchor="_Toc237262421" w:history="1">
-        <w:r>
-          <w:rPr>
-            <w:rStyle w:val="aff8"/>
-            <w:rFonts w:eastAsiaTheme="majorEastAsia"/>
-            <w:noProof/>
-          </w:rPr>
-          <w:t>8.3. The order of work</w:t>
-        </w:r>
-        <w:r>
-          <w:rPr>
-            <w:noProof/>
-            <w:webHidden/>
-          </w:rPr>
-          <w:tab/>
-        </w:r>
-        <w:r>
-          <w:rPr>
-            <w:noProof/>
-            <w:webHidden/>
-          </w:rPr>
-          <w:fldChar w:fldCharType="begin"/>
-        </w:r>
-        <w:r>
-          <w:rPr>
-            <w:noProof/>
-            <w:webHidden/>
-          </w:rPr>
-          <w:instrText xml:space="preserve"> PAGEREF _Toc237262421 \h </w:instrText>
-        </w:r>
-        <w:r>
-          <w:rPr>
-            <w:noProof/>
-            <w:webHidden/>
-          </w:rPr>
-        </w:r>
-        <w:r>
-          <w:rPr>
-            <w:noProof/>
-            <w:webHidden/>
-          </w:rPr>
-          <w:fldChar w:fldCharType="separate"/>
-        </w:r>
-        <w:r>
-          <w:rPr>
-            <w:noProof/>
-            <w:webHidden/>
-          </w:rPr>
-          <w:t>43</w:t>
-        </w:r>
-        <w:r>
-          <w:rPr>
-            <w:noProof/>
-            <w:webHidden/>
-          </w:rPr>
-          <w:fldChar w:fldCharType="end"/>
-        </w:r>
-      </w:hyperlink>
+      <w:r>
+        <w:t>8.3. The order of work</w:t>
+      </w:r>
+      <w:r>
+        <w:tab/>
+        <w:t>46</w:t>
+      </w:r>
     </w:p>
     <w:p>
       <w:pPr>
@@ -3795,64 +3591,37 @@
           <w14:ligatures w14:val="standardContextual"/>
         </w:rPr>
       </w:pPr>
-      <w:hyperlink w:anchor="_Toc237262422" w:history="1">
-        <w:r>
-          <w:rPr>
-            <w:rStyle w:val="aff8"/>
-            <w:rFonts w:eastAsiaTheme="majorEastAsia"/>
-            <w:noProof/>
-          </w:rPr>
-          <w:t>8.4. The options</w:t>
-        </w:r>
-        <w:r>
-          <w:rPr>
-            <w:noProof/>
-            <w:webHidden/>
-          </w:rPr>
-          <w:tab/>
-        </w:r>
-        <w:r>
-          <w:rPr>
-            <w:noProof/>
-            <w:webHidden/>
-          </w:rPr>
-          <w:fldChar w:fldCharType="begin"/>
-        </w:r>
-        <w:r>
-          <w:rPr>
-            <w:noProof/>
-            <w:webHidden/>
-          </w:rPr>
-          <w:instrText xml:space="preserve"> PAGEREF _Toc237262422 \h </w:instrText>
-        </w:r>
-        <w:r>
-          <w:rPr>
-            <w:noProof/>
-            <w:webHidden/>
-          </w:rPr>
-        </w:r>
-        <w:r>
-          <w:rPr>
-            <w:noProof/>
-            <w:webHidden/>
-          </w:rPr>
-          <w:fldChar w:fldCharType="separate"/>
-        </w:r>
-        <w:r>
-          <w:rPr>
-            <w:noProof/>
-            <w:webHidden/>
-          </w:rPr>
-          <w:t>44</w:t>
-        </w:r>
-        <w:r>
-          <w:rPr>
-            <w:noProof/>
-            <w:webHidden/>
-          </w:rPr>
-          <w:fldChar w:fldCharType="end"/>
-        </w:r>
-      </w:hyperlink>
+      <w:r>
+        <w:t>8.4. Limits</w:t>
+      </w:r>
+      <w:r>
+        <w:tab/>
+        <w:t>46</w:t>
+      </w:r>
+    </w:p>
+    <w:p>
+      <w:pPr>
+        <w:pStyle w:val="14"/>
+        <w:tabs>
+          <w:tab w:val="right" w:leader="dot" w:pos="9345"/>
+        </w:tabs>
+        <w:ind w:firstLine="0"/>
+        <w:rPr>
+          <w:rFonts w:asciiTheme="minorHAnsi" w:eastAsiaTheme="minorEastAsia" w:hAnsiTheme="minorHAnsi" w:cstheme="minorBidi"/>
+          <w:noProof/>
+          <w:kern w:val="2"/>
+          <w:sz w:val="22"/>
+          <w:lang w:val="ru-RU" w:eastAsia="ru-RU"/>
+          <w14:ligatures w14:val="standardContextual"/>
+        </w:rPr>
+      </w:pPr>
+      <w:r>
+        <w:t>9. Merge Excel</w:t>
+      </w:r>
+      <w:r>
+        <w:tab/>
+        <w:t>42</w:t>
+      </w:r>
     </w:p>
     <w:p>
       <w:pPr>
@@ -3870,64 +3639,13 @@
           <w14:ligatures w14:val="standardContextual"/>
         </w:rPr>
       </w:pPr>
-      <w:hyperlink w:anchor="_Toc237262423" w:history="1">
-        <w:r>
-          <w:rPr>
-            <w:rStyle w:val="aff8"/>
-            <w:rFonts w:eastAsiaTheme="majorEastAsia"/>
-            <w:noProof/>
-          </w:rPr>
-          <w:t>8.5. The result, the report and the cover note</w:t>
-        </w:r>
-        <w:r>
-          <w:rPr>
-            <w:noProof/>
-            <w:webHidden/>
-          </w:rPr>
-          <w:tab/>
-        </w:r>
-        <w:r>
-          <w:rPr>
-            <w:noProof/>
-            <w:webHidden/>
-          </w:rPr>
-          <w:fldChar w:fldCharType="begin"/>
-        </w:r>
-        <w:r>
-          <w:rPr>
-            <w:noProof/>
-            <w:webHidden/>
-          </w:rPr>
-          <w:instrText xml:space="preserve"> PAGEREF _Toc237262423 \h </w:instrText>
-        </w:r>
-        <w:r>
-          <w:rPr>
-            <w:noProof/>
-            <w:webHidden/>
-          </w:rPr>
-        </w:r>
-        <w:r>
-          <w:rPr>
-            <w:noProof/>
-            <w:webHidden/>
-          </w:rPr>
-          <w:fldChar w:fldCharType="separate"/>
-        </w:r>
-        <w:r>
-          <w:rPr>
-            <w:noProof/>
-            <w:webHidden/>
-          </w:rPr>
-          <w:t>44</w:t>
-        </w:r>
-        <w:r>
-          <w:rPr>
-            <w:noProof/>
-            <w:webHidden/>
-          </w:rPr>
-          <w:fldChar w:fldCharType="end"/>
-        </w:r>
-      </w:hyperlink>
+      <w:r>
+        <w:t>9.1. What it is for</w:t>
+      </w:r>
+      <w:r>
+        <w:tab/>
+        <w:t>42</w:t>
+      </w:r>
     </w:p>
     <w:p>
       <w:pPr>
@@ -3945,64 +3663,109 @@
           <w14:ligatures w14:val="standardContextual"/>
         </w:rPr>
       </w:pPr>
-      <w:hyperlink w:anchor="_Toc237262424" w:history="1">
-        <w:r>
-          <w:rPr>
-            <w:rStyle w:val="aff8"/>
-            <w:rFonts w:eastAsiaTheme="majorEastAsia"/>
-            <w:noProof/>
-          </w:rPr>
-          <w:t>8.6. The Menu of the tool</w:t>
-        </w:r>
-        <w:r>
-          <w:rPr>
-            <w:noProof/>
-            <w:webHidden/>
-          </w:rPr>
-          <w:tab/>
-        </w:r>
-        <w:r>
-          <w:rPr>
-            <w:noProof/>
-            <w:webHidden/>
-          </w:rPr>
-          <w:fldChar w:fldCharType="begin"/>
-        </w:r>
-        <w:r>
-          <w:rPr>
-            <w:noProof/>
-            <w:webHidden/>
-          </w:rPr>
-          <w:instrText xml:space="preserve"> PAGEREF _Toc237262424 \h </w:instrText>
-        </w:r>
-        <w:r>
-          <w:rPr>
-            <w:noProof/>
-            <w:webHidden/>
-          </w:rPr>
-        </w:r>
-        <w:r>
-          <w:rPr>
-            <w:noProof/>
-            <w:webHidden/>
-          </w:rPr>
-          <w:fldChar w:fldCharType="separate"/>
-        </w:r>
-        <w:r>
-          <w:rPr>
-            <w:noProof/>
-            <w:webHidden/>
-          </w:rPr>
-          <w:t>45</w:t>
-        </w:r>
-        <w:r>
-          <w:rPr>
-            <w:noProof/>
-            <w:webHidden/>
-          </w:rPr>
-          <w:fldChar w:fldCharType="end"/>
-        </w:r>
-      </w:hyperlink>
+      <w:r>
+        <w:t>9.2. The window</w:t>
+      </w:r>
+      <w:r>
+        <w:tab/>
+        <w:t>43</w:t>
+      </w:r>
+    </w:p>
+    <w:p>
+      <w:pPr>
+        <w:pStyle w:val="2c"/>
+        <w:tabs>
+          <w:tab w:val="right" w:leader="dot" w:pos="9345"/>
+        </w:tabs>
+        <w:ind w:firstLine="0"/>
+        <w:rPr>
+          <w:rFonts w:asciiTheme="minorHAnsi" w:eastAsiaTheme="minorEastAsia" w:hAnsiTheme="minorHAnsi" w:cstheme="minorBidi"/>
+          <w:noProof/>
+          <w:kern w:val="2"/>
+          <w:sz w:val="22"/>
+          <w:lang w:val="ru-RU" w:eastAsia="ru-RU"/>
+          <w14:ligatures w14:val="standardContextual"/>
+        </w:rPr>
+      </w:pPr>
+      <w:r>
+        <w:t>9.3. The order of work</w:t>
+      </w:r>
+      <w:r>
+        <w:tab/>
+        <w:t>43</w:t>
+      </w:r>
+    </w:p>
+    <w:p>
+      <w:pPr>
+        <w:pStyle w:val="2c"/>
+        <w:tabs>
+          <w:tab w:val="right" w:leader="dot" w:pos="9345"/>
+        </w:tabs>
+        <w:ind w:firstLine="0"/>
+        <w:rPr>
+          <w:rFonts w:asciiTheme="minorHAnsi" w:eastAsiaTheme="minorEastAsia" w:hAnsiTheme="minorHAnsi" w:cstheme="minorBidi"/>
+          <w:noProof/>
+          <w:kern w:val="2"/>
+          <w:sz w:val="22"/>
+          <w:lang w:val="ru-RU" w:eastAsia="ru-RU"/>
+          <w14:ligatures w14:val="standardContextual"/>
+        </w:rPr>
+      </w:pPr>
+      <w:r>
+        <w:t>9.4. The options</w:t>
+      </w:r>
+      <w:r>
+        <w:tab/>
+        <w:t>44</w:t>
+      </w:r>
+    </w:p>
+    <w:p>
+      <w:pPr>
+        <w:pStyle w:val="2c"/>
+        <w:tabs>
+          <w:tab w:val="right" w:leader="dot" w:pos="9345"/>
+        </w:tabs>
+        <w:ind w:firstLine="0"/>
+        <w:rPr>
+          <w:rFonts w:asciiTheme="minorHAnsi" w:eastAsiaTheme="minorEastAsia" w:hAnsiTheme="minorHAnsi" w:cstheme="minorBidi"/>
+          <w:noProof/>
+          <w:kern w:val="2"/>
+          <w:sz w:val="22"/>
+          <w:lang w:val="ru-RU" w:eastAsia="ru-RU"/>
+          <w14:ligatures w14:val="standardContextual"/>
+        </w:rPr>
+      </w:pPr>
+      <w:r>
+        <w:t>9.5. The result, the report and the cover note</w:t>
+      </w:r>
+      <w:r>
+        <w:tab/>
+        <w:t>44</w:t>
+      </w:r>
+    </w:p>
+    <w:p>
+      <w:pPr>
+        <w:pStyle w:val="2c"/>
+        <w:tabs>
+          <w:tab w:val="right" w:leader="dot" w:pos="9345"/>
+        </w:tabs>
+        <w:ind w:firstLine="0"/>
+        <w:rPr>
+          <w:rFonts w:asciiTheme="minorHAnsi" w:eastAsiaTheme="minorEastAsia" w:hAnsiTheme="minorHAnsi" w:cstheme="minorBidi"/>
+          <w:noProof/>
+          <w:kern w:val="2"/>
+          <w:sz w:val="22"/>
+          <w:lang w:val="ru-RU" w:eastAsia="ru-RU"/>
+          <w14:ligatures w14:val="standardContextual"/>
+        </w:rPr>
+      </w:pPr>
+      <w:r>
+        <w:t>9.6. The Menu of the tool</w:t>
+      </w:r>
+      <w:r>
+        <w:tab/>
+        <w:t>45</w:t>
+      </w:r>
     </w:p>
     <w:p>
       <w:pPr>
@@ -4020,64 +3783,13 @@
           <w14:ligatures w14:val="standardContextual"/>
         </w:rPr>
       </w:pPr>
-      <w:hyperlink w:anchor="_Toc237262425" w:history="1">
-        <w:r>
-          <w:rPr>
-            <w:rStyle w:val="aff8"/>
-            <w:rFonts w:eastAsiaTheme="majorEastAsia"/>
-            <w:noProof/>
-          </w:rPr>
-          <w:t>9. Reference</w:t>
-        </w:r>
-        <w:r>
-          <w:rPr>
-            <w:noProof/>
-            <w:webHidden/>
-          </w:rPr>
-          <w:tab/>
-        </w:r>
-        <w:r>
-          <w:rPr>
-            <w:noProof/>
-            <w:webHidden/>
-          </w:rPr>
-          <w:fldChar w:fldCharType="begin"/>
-        </w:r>
-        <w:r>
-          <w:rPr>
-            <w:noProof/>
-            <w:webHidden/>
-          </w:rPr>
-          <w:instrText xml:space="preserve"> PAGEREF _Toc237262425 \h </w:instrText>
-        </w:r>
-        <w:r>
-          <w:rPr>
-            <w:noProof/>
-            <w:webHidden/>
-          </w:rPr>
-        </w:r>
-        <w:r>
-          <w:rPr>
-            <w:noProof/>
-            <w:webHidden/>
-          </w:rPr>
-          <w:fldChar w:fldCharType="separate"/>
-        </w:r>
-        <w:r>
-          <w:rPr>
-            <w:noProof/>
-            <w:webHidden/>
-          </w:rPr>
-          <w:t>46</w:t>
-        </w:r>
-        <w:r>
-          <w:rPr>
-            <w:noProof/>
-            <w:webHidden/>
-          </w:rPr>
-          <w:fldChar w:fldCharType="end"/>
-        </w:r>
-      </w:hyperlink>
+      <w:r>
+        <w:t>10. Reference</w:t>
+      </w:r>
+      <w:r>
+        <w:tab/>
+        <w:t>46</w:t>
+      </w:r>
     </w:p>
     <w:p>
       <w:pPr>
@@ -4095,64 +3807,13 @@
           <w14:ligatures w14:val="standardContextual"/>
         </w:rPr>
       </w:pPr>
-      <w:hyperlink w:anchor="_Toc237262426" w:history="1">
-        <w:r>
-          <w:rPr>
-            <w:rStyle w:val="aff8"/>
-            <w:rFonts w:eastAsiaTheme="majorEastAsia"/>
-            <w:noProof/>
-          </w:rPr>
-          <w:t>9.1. About the program</w:t>
-        </w:r>
-        <w:r>
-          <w:rPr>
-            <w:noProof/>
-            <w:webHidden/>
-          </w:rPr>
-          <w:tab/>
-        </w:r>
-        <w:r>
-          <w:rPr>
-            <w:noProof/>
-            <w:webHidden/>
-          </w:rPr>
-          <w:fldChar w:fldCharType="begin"/>
-        </w:r>
-        <w:r>
-          <w:rPr>
-            <w:noProof/>
-            <w:webHidden/>
-          </w:rPr>
-          <w:instrText xml:space="preserve"> PAGEREF _Toc237262426 \h </w:instrText>
-        </w:r>
-        <w:r>
-          <w:rPr>
-            <w:noProof/>
-            <w:webHidden/>
-          </w:rPr>
-        </w:r>
-        <w:r>
-          <w:rPr>
-            <w:noProof/>
-            <w:webHidden/>
-          </w:rPr>
-          <w:fldChar w:fldCharType="separate"/>
-        </w:r>
-        <w:r>
-          <w:rPr>
-            <w:noProof/>
-            <w:webHidden/>
-          </w:rPr>
-          <w:t>46</w:t>
-        </w:r>
-        <w:r>
-          <w:rPr>
-            <w:noProof/>
-            <w:webHidden/>
-          </w:rPr>
-          <w:fldChar w:fldCharType="end"/>
-        </w:r>
-      </w:hyperlink>
+      <w:r>
+        <w:t>10.1. About the program</w:t>
+      </w:r>
+      <w:r>
+        <w:tab/>
+        <w:t>46</w:t>
+      </w:r>
     </w:p>
     <w:p>
       <w:pPr>
@@ -4170,64 +3831,13 @@
           <w14:ligatures w14:val="standardContextual"/>
         </w:rPr>
       </w:pPr>
-      <w:hyperlink w:anchor="_Toc237262427" w:history="1">
-        <w:r>
-          <w:rPr>
-            <w:rStyle w:val="aff8"/>
-            <w:rFonts w:eastAsiaTheme="majorEastAsia"/>
-            <w:noProof/>
-          </w:rPr>
-          <w:t>9.2. If something went wrong</w:t>
-        </w:r>
-        <w:r>
-          <w:rPr>
-            <w:noProof/>
-            <w:webHidden/>
-          </w:rPr>
-          <w:tab/>
-        </w:r>
-        <w:r>
-          <w:rPr>
-            <w:noProof/>
-            <w:webHidden/>
-          </w:rPr>
-          <w:fldChar w:fldCharType="begin"/>
-        </w:r>
-        <w:r>
-          <w:rPr>
-            <w:noProof/>
-            <w:webHidden/>
-          </w:rPr>
-          <w:instrText xml:space="preserve"> PAGEREF _Toc237262427 \h </w:instrText>
-        </w:r>
-        <w:r>
-          <w:rPr>
-            <w:noProof/>
-            <w:webHidden/>
-          </w:rPr>
-        </w:r>
-        <w:r>
-          <w:rPr>
-            <w:noProof/>
-            <w:webHidden/>
-          </w:rPr>
-          <w:fldChar w:fldCharType="separate"/>
-        </w:r>
-        <w:r>
-          <w:rPr>
-            <w:noProof/>
-            <w:webHidden/>
-          </w:rPr>
-          <w:t>47</w:t>
-        </w:r>
-        <w:r>
-          <w:rPr>
-            <w:noProof/>
-            <w:webHidden/>
-          </w:rPr>
-          <w:fldChar w:fldCharType="end"/>
-        </w:r>
-      </w:hyperlink>
+      <w:r>
+        <w:t>10.2. If something went wrong</w:t>
+      </w:r>
+      <w:r>
+        <w:tab/>
+        <w:t>47</w:t>
+      </w:r>
     </w:p>
     <w:p>
       <w:pPr>
@@ -4245,64 +3855,13 @@
           <w14:ligatures w14:val="standardContextual"/>
         </w:rPr>
       </w:pPr>
-      <w:hyperlink w:anchor="_Toc237262428" w:history="1">
-        <w:r>
-          <w:rPr>
-            <w:rStyle w:val="aff8"/>
-            <w:rFonts w:eastAsiaTheme="majorEastAsia"/>
-            <w:noProof/>
-          </w:rPr>
-          <w:t>9.3. A short reminder</w:t>
-        </w:r>
-        <w:r>
-          <w:rPr>
-            <w:noProof/>
-            <w:webHidden/>
-          </w:rPr>
-          <w:tab/>
-        </w:r>
-        <w:r>
-          <w:rPr>
-            <w:noProof/>
-            <w:webHidden/>
-          </w:rPr>
-          <w:fldChar w:fldCharType="begin"/>
-        </w:r>
-        <w:r>
-          <w:rPr>
-            <w:noProof/>
-            <w:webHidden/>
-          </w:rPr>
-          <w:instrText xml:space="preserve"> PAGEREF _Toc237262428 \h </w:instrText>
-        </w:r>
-        <w:r>
-          <w:rPr>
-            <w:noProof/>
-            <w:webHidden/>
-          </w:rPr>
-        </w:r>
-        <w:r>
-          <w:rPr>
-            <w:noProof/>
-            <w:webHidden/>
-          </w:rPr>
-          <w:fldChar w:fldCharType="separate"/>
-        </w:r>
-        <w:r>
-          <w:rPr>
-            <w:noProof/>
-            <w:webHidden/>
-          </w:rPr>
-          <w:t>47</w:t>
-        </w:r>
-        <w:r>
-          <w:rPr>
-            <w:noProof/>
-            <w:webHidden/>
-          </w:rPr>
-          <w:fldChar w:fldCharType="end"/>
-        </w:r>
-      </w:hyperlink>
+      <w:r>
+        <w:t>10.3. A short reminder</w:t>
+      </w:r>
+      <w:r>
+        <w:tab/>
+        <w:t>47</w:t>
+      </w:r>
     </w:p>
     <w:p>
       <w:pPr>
@@ -4340,18 +3899,12 @@
     </w:p>
     <w:p>
       <w:r>
-        <w:t>iwo Helper Desktop is a desktop program for everyday work with documents: it gathers the sheets of several Excel workbooks into one digest, merges and splits PDF files, makes them smaller, and turns the text of a PDF into an editable Word document or a PowerPoint presentation. Everything happens on your own computer; no file is sent anywhere.</w:t>
-      </w:r>
-      <w:r>
-        <w:rPr>
-          <w:vertAlign w:val="superscript"/>
-        </w:rPr>
-        <w:footnoteReference w:id="1"/>
-      </w:r>
-    </w:p>
-    <w:p>
-      <w:r>
-        <w:t>The program is six tools, laid out on the start screen in two sections: five work with PDF, the sixth with Excel workbooks. Each does its own job and opens in its own window, so several can run at once: while one builds a digest, another can prepare a PDF.</w:t>
+        <w:t>iwo Helper Desktop is a desktop program for everyday work with documents: it gathers the sheets of several Excel workbooks into one digest, merges and splits PDF files, makes them smaller, and turns the text of a PDF into an editable Word document or a PowerPoint presentation, and shows what changed between two versions of a document. Everything happens on your own computer; no file is sent anywhere.</w:t>
+      </w:r>
+    </w:p>
+    <w:p>
+      <w:r>
+        <w:t>The program is seven tools, laid out on the start screen in two sections: six work with PDF, the seventh with Excel workbooks. Each does its own job and opens in its own window, so several can run at once: while one builds a digest, another can prepare a PDF.</w:t>
       </w:r>
     </w:p>
     <w:p>
@@ -4707,6 +4260,56 @@
               <w:jc w:val="left"/>
             </w:pPr>
             <w:r>
+              <w:t>Compare PDF</w:t>
+            </w:r>
+          </w:p>
+        </w:tc>
+        <w:tc>
+          <w:tcPr>
+            <w:tcW w:w="3685" w:type="dxa"/>
+          </w:tcPr>
+          <w:p>
+            <w:pPr>
+              <w:spacing w:line="240" w:lineRule="auto"/>
+              <w:ind w:firstLine="0"/>
+              <w:jc w:val="left"/>
+            </w:pPr>
+            <w:r>
+              <w:t>Shows what changed between two versions of a document: a list of changes and the pages side by side with the differences marked</w:t>
+            </w:r>
+          </w:p>
+        </w:tc>
+        <w:tc>
+          <w:tcPr>
+            <w:tcW w:w="3118" w:type="dxa"/>
+          </w:tcPr>
+          <w:p>
+            <w:pPr>
+              <w:spacing w:line="240" w:lineRule="auto"/>
+              <w:ind w:firstLine="0"/>
+              <w:jc w:val="left"/>
+            </w:pPr>
+            <w:r>
+              <w:t>See what changed in the new version without paging through both files</w:t>
+            </w:r>
+          </w:p>
+        </w:tc>
+      </w:tr>
+      <w:tr>
+        <w:trPr>
+          <w:jc w:val="center"/>
+        </w:trPr>
+        <w:tc>
+          <w:tcPr>
+            <w:tcW w:w="2268" w:type="dxa"/>
+          </w:tcPr>
+          <w:p>
+            <w:pPr>
+              <w:spacing w:line="240" w:lineRule="auto"/>
+              <w:ind w:firstLine="0"/>
+              <w:jc w:val="left"/>
+            </w:pPr>
+            <w:r>
               <w:t>Merge Excel</w:t>
             </w:r>
           </w:p>
@@ -5090,7 +4693,7 @@
         <w:jc w:val="center"/>
       </w:pPr>
       <w:r>
-        <w:t>Fig. 2. The “PDF” section: five tools</w:t>
+        <w:t>Fig. 2. The “PDF” section: six tools</w:t>
       </w:r>
     </w:p>
     <w:p>
@@ -7153,6 +6756,12 @@
       </w:r>
     </w:p>
     <w:p>
+      <w:pPr/>
+      <w:r>
+        <w:t>You can drag the pages of the open document into another order in the grid before running the split: the parts are built in the order shown in the grid. The source file itself is never changed.</w:t>
+      </w:r>
+    </w:p>
+    <w:p>
       <w:pPr>
         <w:keepNext/>
         <w:spacing w:before="200" w:after="80"/>
@@ -9433,9 +9042,156 @@
       <w:pPr>
         <w:pStyle w:val="1"/>
       </w:pPr>
+      <w:r>
+        <w:t>8. Compare PDF</w:t>
+      </w:r>
+    </w:p>
+    <w:p>
+      <w:pPr>
+        <w:pStyle w:val="21"/>
+      </w:pPr>
+      <w:r>
+        <w:t>8.1. What it is for</w:t>
+      </w:r>
+    </w:p>
+    <w:p>
+      <w:pPr/>
+      <w:r>
+        <w:t>The “Compare PDF” tool shows what changed between two versions of the same document: the earlier one and the later one. The result is a list of changes and two pages side by side: the earlier-version page on the left, the later-version page on the right, with the differences marked in colour. Both files are only read, never changed.</w:t>
+      </w:r>
+    </w:p>
+    <w:p>
+      <w:pPr/>
+      <w:r>
+        <w:t>The comparison works with digital (text-based) *.pdf files. It does not work with scans: there is no text layer to extract from a picture.</w:t>
+      </w:r>
+    </w:p>
+    <w:p>
+      <w:pPr>
+        <w:pStyle w:val="21"/>
+      </w:pPr>
+      <w:r>
+        <w:t>8.2. The window</w:t>
+      </w:r>
+    </w:p>
+    <w:p>
+      <w:pPr/>
+      <w:r>
+        <w:t>At the top of the window there are two file pickers: the earlier version on the left, the later one on the right. A “Browse…” button by each picker opens the file chooser. The “Swap sides” button exchanges the two files. Below the pickers sits the big “Compare” button (fig. 27).</w:t>
+      </w:r>
+    </w:p>
+    <w:p>
+      <w:pPr>
+        <w:jc w:val="center"/>
+      </w:pPr>
+      <w:r>
+        <w:drawing>
+          <wp:inline xmlns:a="http://schemas.openxmlformats.org/drawingml/2006/main" xmlns:pic="http://schemas.openxmlformats.org/drawingml/2006/picture">
+            <wp:extent cx="5760000" cy="4643150"/>
+            <wp:docPr id="30" name="Picture 30"/>
+            <wp:cNvGraphicFramePr>
+              <a:graphicFrameLocks noChangeAspect="1"/>
+            </wp:cNvGraphicFramePr>
+            <a:graphic>
+              <a:graphicData uri="http://schemas.openxmlformats.org/drawingml/2006/picture">
+                <pic:pic>
+                  <pic:nvPicPr>
+                    <pic:cNvPr id="0" name="shot-review.png"/>
+                    <pic:cNvPicPr/>
+                  </pic:nvPicPr>
+                  <pic:blipFill>
+                    <a:blip r:embed="rId41"/>
+                    <a:stretch>
+                      <a:fillRect/>
+                    </a:stretch>
+                  </pic:blipFill>
+                  <pic:spPr>
+                    <a:xfrm>
+                      <a:off x="0" y="0"/>
+                      <a:ext cx="5760000" cy="4643150"/>
+                    </a:xfrm>
+                    <a:prstGeom prst="rect"/>
+                  </pic:spPr>
+                </pic:pic>
+              </a:graphicData>
+            </a:graphic>
+          </wp:inline>
+        </w:drawing>
+      </w:r>
+    </w:p>
+    <w:p>
+      <w:pPr>
+        <w:jc w:val="center"/>
+      </w:pPr>
+      <w:r>
+        <w:t>Fig. 27. The “Compare PDF” window</w:t>
+      </w:r>
+    </w:p>
+    <w:p>
+      <w:pPr/>
+      <w:r>
+        <w:t>The result is shown on two tabs. “Text comparison” lists the paired pages: for each pair you can see how many words were added, removed or changed. “Source view” shows the pages themselves side by side, as on paper: the earlier version on the left, the later one on the right.</w:t>
+      </w:r>
+    </w:p>
+    <w:p>
+      <w:pPr>
+        <w:pStyle w:val="21"/>
+      </w:pPr>
+      <w:r>
+        <w:t>8.3. The order of work</w:t>
+      </w:r>
+    </w:p>
+    <w:p>
+      <w:pPr/>
+      <w:r>
+        <w:t>1. Choose the earlier version with “Browse…” on the left, or drop the file onto the left picker. Choose the later version the same way on the right. You may also drop both files onto the window at once: the first becomes the earlier version, the second the later one.</w:t>
+      </w:r>
+    </w:p>
+    <w:p>
+      <w:pPr/>
+      <w:r>
+        <w:t>2. Press “Compare”. The program reads both files and shows the result. The files themselves are never changed.</w:t>
+      </w:r>
+    </w:p>
+    <w:p>
+      <w:pPr/>
+      <w:r>
+        <w:t>3. Step through the changes with “Previous” and “Next”. On the “Source view” tab they also show which page the change is on.</w:t>
+      </w:r>
+    </w:p>
+    <w:p>
+      <w:pPr/>
+      <w:r>
+        <w:t>4. Pages that exist on one side only are shown with the note “There is no matching page on the other side”.</w:t>
+      </w:r>
+    </w:p>
+    <w:p>
+      <w:pPr/>
+      <w:r>
+        <w:t>5. If the page pairing does not fit (for example the pages drifted apart), press “Pair pages…” and pick the pair yourself.</w:t>
+      </w:r>
+    </w:p>
+    <w:p>
+      <w:pPr>
+        <w:pStyle w:val="21"/>
+      </w:pPr>
+      <w:r>
+        <w:t>8.4. Limits</w:t>
+      </w:r>
+    </w:p>
+    <w:p>
+      <w:pPr/>
+      <w:r>
+        <w:t>Each file may be at most 200 MB and at most 500 pages. If the documents are too big or the differences are too numerous for a detailed comparison, the program says so plainly rather than build an unreliable result.</w:t>
+      </w:r>
+    </w:p>
+    <w:p>
+      <w:pPr>
+        <w:pStyle w:val="1"/>
+      </w:pPr>
       <w:bookmarkStart w:id="45" w:name="_Toc237262418"/>
       <w:r>
-        <w:t>8. Merge Excel</w:t>
+        <w:t>9. Merge Excel</w:t>
       </w:r>
       <w:bookmarkEnd w:id="45"/>
     </w:p>
@@ -9445,7 +9201,7 @@
       </w:pPr>
       <w:bookmarkStart w:id="46" w:name="_Toc237262419"/>
       <w:r>
-        <w:t>8.1. What it is for</w:t>
+        <w:t>9.1. What it is for</w:t>
       </w:r>
       <w:bookmarkEnd w:id="46"/>
     </w:p>
@@ -9472,13 +9228,13 @@
       </w:pPr>
       <w:bookmarkStart w:id="47" w:name="_Toc237262420"/>
       <w:r>
-        <w:t>8.2. The window</w:t>
+        <w:t>9.2. The window</w:t>
       </w:r>
       <w:bookmarkEnd w:id="47"/>
     </w:p>
     <w:p>
       <w:r>
-        <w:t>The window is divided into blocks by meaning: where to take from, where to save, with what options and what exactly to merge (fig. 27).</w:t>
+        <w:t>The window is divided into blocks by meaning: where to take from, where to save, with what options and what exactly to merge (fig. 28).</w:t>
       </w:r>
     </w:p>
     <w:p>
@@ -9536,7 +9292,7 @@
         <w:jc w:val="center"/>
       </w:pPr>
       <w:r>
-        <w:t>Fig. 27. The “Merge Excel” window</w:t>
+        <w:t>Fig. 28. The “Merge Excel” window</w:t>
       </w:r>
     </w:p>
     <w:p>
@@ -9545,7 +9301,7 @@
       </w:pPr>
       <w:bookmarkStart w:id="48" w:name="_Toc237262421"/>
       <w:r>
-        <w:t>8.3. The order of work</w:t>
+        <w:t>9.3. The order of work</w:t>
       </w:r>
       <w:bookmarkEnd w:id="48"/>
     </w:p>
@@ -9600,7 +9356,7 @@
       </w:pPr>
       <w:bookmarkStart w:id="49" w:name="_Toc237262422"/>
       <w:r>
-        <w:t>8.4. The options</w:t>
+        <w:t>9.4. The options</w:t>
       </w:r>
       <w:bookmarkEnd w:id="49"/>
     </w:p>
@@ -9652,7 +9408,7 @@
       </w:pPr>
       <w:bookmarkStart w:id="50" w:name="_Toc237262423"/>
       <w:r>
-        <w:t>8.5. The result, the report and the cover note</w:t>
+        <w:t>9.5. The result, the report and the cover note</w:t>
       </w:r>
       <w:bookmarkEnd w:id="50"/>
     </w:p>
@@ -9684,13 +9440,13 @@
       </w:pPr>
       <w:bookmarkStart w:id="51" w:name="_Toc237262424"/>
       <w:r>
-        <w:t>8.6. The Menu of the tool</w:t>
+        <w:t>9.6. The Menu of the tool</w:t>
       </w:r>
       <w:bookmarkEnd w:id="51"/>
     </w:p>
     <w:p>
       <w:r>
-        <w:t>The Menu holds the built-in help, the statistics, the choice of language and “Reports folder”, which opens the folder with the most recent merge reports (fig. 28).</w:t>
+        <w:t>The Menu holds the built-in help, the statistics, the choice of language and “Reports folder”, which opens the folder with the most recent merge reports (fig. 29).</w:t>
       </w:r>
     </w:p>
     <w:p>
@@ -9748,7 +9504,7 @@
         <w:jc w:val="center"/>
       </w:pPr>
       <w:r>
-        <w:t>Fig. 28. The Menu of the “Merge Excel” tool</w:t>
+        <w:t>Fig. 29. The Menu of the “Merge Excel” tool</w:t>
       </w:r>
     </w:p>
     <w:p>
@@ -9774,8 +9530,7 @@
       </w:pPr>
       <w:bookmarkStart w:id="52" w:name="_Toc237262425"/>
       <w:r>
-        <w:lastRenderedPageBreak/>
-        <w:t>9. Reference</w:t>
+        <w:t>10. Reference</w:t>
       </w:r>
       <w:bookmarkEnd w:id="52"/>
     </w:p>
@@ -9785,16 +9540,13 @@
       </w:pPr>
       <w:bookmarkStart w:id="53" w:name="_Toc237262426"/>
       <w:r>
-        <w:t xml:space="preserve">9.1. About the </w:t>
-      </w:r>
-      <w:r>
-        <w:t>program</w:t>
+        <w:t>10.1. About the program</w:t>
       </w:r>
       <w:bookmarkEnd w:id="53"/>
     </w:p>
     <w:p>
       <w:r>
-        <w:t>The About window is opened by the button on the start screen (fig. 29). It gives the version, the author, links to the project page and to the privacy policy, and the licence.</w:t>
+        <w:t>The About window is opened by the button on the start screen (Fig. 30). It shows the version and the author, and below that two expandable sections: “Project and contacts” with links to the project page and the privacy policy, and “Support the project” with the payment details you can select and copy.</w:t>
       </w:r>
     </w:p>
     <w:p>
@@ -9810,7 +9562,7 @@
         </w:rPr>
         <w:drawing>
           <wp:inline distT="0" distB="0" distL="0" distR="0" wp14:anchorId="4B6169C5" wp14:editId="73237C76">
-            <wp:extent cx="3873730" cy="3940232"/>
+            <wp:extent cx="3873730" cy="5142452"/>
             <wp:effectExtent l="0" t="0" r="0" b="0"/>
             <wp:docPr id="29" name="Picture 29"/>
             <wp:cNvGraphicFramePr>
@@ -9832,7 +9584,7 @@
                   <pic:spPr>
                     <a:xfrm>
                       <a:off x="0" y="0"/>
-                      <a:ext cx="3873730" cy="3940232"/>
+                      <a:ext cx="3873730" cy="5142452"/>
                     </a:xfrm>
                     <a:prstGeom prst="rect">
                       <a:avLst/>
@@ -9852,7 +9604,7 @@
         <w:jc w:val="center"/>
       </w:pPr>
       <w:r>
-        <w:t>Fig. 29. The About window</w:t>
+        <w:t>Fig. 30. The About window</w:t>
       </w:r>
     </w:p>
     <w:p>
@@ -9877,8 +9629,7 @@
       </w:pPr>
       <w:bookmarkStart w:id="54" w:name="_Toc237262427"/>
       <w:r>
-        <w:lastRenderedPageBreak/>
-        <w:t>9.2. If something went wrong</w:t>
+        <w:t>10.2. If something went wrong</w:t>
       </w:r>
       <w:bookmarkEnd w:id="54"/>
     </w:p>
@@ -10284,7 +10035,7 @@
       </w:pPr>
       <w:bookmarkStart w:id="55" w:name="_Toc237262428"/>
       <w:r>
-        <w:t>9.3. A short reminder</w:t>
+        <w:t>10.3. A short reminder</w:t>
       </w:r>
       <w:bookmarkEnd w:id="55"/>
     </w:p>

--- a/docs/User manual.docx
+++ b/docs/User manual.docx
@@ -106,13 +106,14 @@
           <w:rFonts w:asciiTheme="minorHAnsi" w:eastAsiaTheme="minorEastAsia" w:hAnsiTheme="minorHAnsi" w:cstheme="minorBidi"/>
           <w:noProof/>
           <w:kern w:val="2"/>
-          <w:sz w:val="22"/>
+          <w:sz w:val="24"/>
+          <w:szCs w:val="24"/>
           <w:lang w:val="ru-RU" w:eastAsia="ru-RU"/>
           <w14:ligatures w14:val="standardContextual"/>
         </w:rPr>
       </w:pPr>
       <w:r>
-        <w:fldChar w:fldCharType="begin"/>
+        <w:fldChar w:fldCharType="begin" w:dirty="true"/>
       </w:r>
       <w:r>
         <w:instrText xml:space="preserve"> TOC \o "1-2" \h \z \u </w:instrText>
@@ -120,7 +121,7 @@
       <w:r>
         <w:fldChar w:fldCharType="separate"/>
       </w:r>
-      <w:hyperlink w:anchor="_Toc237262373" w:history="1">
+      <w:hyperlink w:anchor="_Toc238650536" w:history="1">
         <w:r>
           <w:rPr>
             <w:rStyle w:val="aff8"/>
@@ -148,7 +149,7 @@
             <w:noProof/>
             <w:webHidden/>
           </w:rPr>
-          <w:instrText xml:space="preserve"> PAGEREF _Toc237262373 \h </w:instrText>
+          <w:instrText xml:space="preserve"> PAGEREF _Toc238650536 \h </w:instrText>
         </w:r>
         <w:r>
           <w:rPr>
@@ -190,12 +191,13 @@
           <w:rFonts w:asciiTheme="minorHAnsi" w:eastAsiaTheme="minorEastAsia" w:hAnsiTheme="minorHAnsi" w:cstheme="minorBidi"/>
           <w:noProof/>
           <w:kern w:val="2"/>
-          <w:sz w:val="22"/>
+          <w:sz w:val="24"/>
+          <w:szCs w:val="24"/>
           <w:lang w:val="ru-RU" w:eastAsia="ru-RU"/>
           <w14:ligatures w14:val="standardContextual"/>
         </w:rPr>
       </w:pPr>
-      <w:hyperlink w:anchor="_Toc237262374" w:history="1">
+      <w:hyperlink w:anchor="_Toc238650537" w:history="1">
         <w:r>
           <w:rPr>
             <w:rStyle w:val="aff8"/>
@@ -223,7 +225,7 @@
             <w:noProof/>
             <w:webHidden/>
           </w:rPr>
-          <w:instrText xml:space="preserve"> PAGEREF _Toc237262374 \h </w:instrText>
+          <w:instrText xml:space="preserve"> PAGEREF _Toc238650537 \h </w:instrText>
         </w:r>
         <w:r>
           <w:rPr>
@@ -265,12 +267,13 @@
           <w:rFonts w:asciiTheme="minorHAnsi" w:eastAsiaTheme="minorEastAsia" w:hAnsiTheme="minorHAnsi" w:cstheme="minorBidi"/>
           <w:noProof/>
           <w:kern w:val="2"/>
-          <w:sz w:val="22"/>
+          <w:sz w:val="24"/>
+          <w:szCs w:val="24"/>
           <w:lang w:val="ru-RU" w:eastAsia="ru-RU"/>
           <w14:ligatures w14:val="standardContextual"/>
         </w:rPr>
       </w:pPr>
-      <w:hyperlink w:anchor="_Toc237262375" w:history="1">
+      <w:hyperlink w:anchor="_Toc238650538" w:history="1">
         <w:r>
           <w:rPr>
             <w:rStyle w:val="aff8"/>
@@ -298,7 +301,7 @@
             <w:noProof/>
             <w:webHidden/>
           </w:rPr>
-          <w:instrText xml:space="preserve"> PAGEREF _Toc237262375 \h </w:instrText>
+          <w:instrText xml:space="preserve"> PAGEREF _Toc238650538 \h </w:instrText>
         </w:r>
         <w:r>
           <w:rPr>
@@ -340,12 +343,13 @@
           <w:rFonts w:asciiTheme="minorHAnsi" w:eastAsiaTheme="minorEastAsia" w:hAnsiTheme="minorHAnsi" w:cstheme="minorBidi"/>
           <w:noProof/>
           <w:kern w:val="2"/>
-          <w:sz w:val="22"/>
+          <w:sz w:val="24"/>
+          <w:szCs w:val="24"/>
           <w:lang w:val="ru-RU" w:eastAsia="ru-RU"/>
           <w14:ligatures w14:val="standardContextual"/>
         </w:rPr>
       </w:pPr>
-      <w:hyperlink w:anchor="_Toc237262376" w:history="1">
+      <w:hyperlink w:anchor="_Toc238650539" w:history="1">
         <w:r>
           <w:rPr>
             <w:rStyle w:val="aff8"/>
@@ -373,7 +377,7 @@
             <w:noProof/>
             <w:webHidden/>
           </w:rPr>
-          <w:instrText xml:space="preserve"> PAGEREF _Toc237262376 \h </w:instrText>
+          <w:instrText xml:space="preserve"> PAGEREF _Toc238650539 \h </w:instrText>
         </w:r>
         <w:r>
           <w:rPr>
@@ -393,7 +397,7 @@
             <w:noProof/>
             <w:webHidden/>
           </w:rPr>
-          <w:t>6</w:t>
+          <w:t>7</w:t>
         </w:r>
         <w:r>
           <w:rPr>
@@ -415,12 +419,13 @@
           <w:rFonts w:asciiTheme="minorHAnsi" w:eastAsiaTheme="minorEastAsia" w:hAnsiTheme="minorHAnsi" w:cstheme="minorBidi"/>
           <w:noProof/>
           <w:kern w:val="2"/>
-          <w:sz w:val="22"/>
+          <w:sz w:val="24"/>
+          <w:szCs w:val="24"/>
           <w:lang w:val="ru-RU" w:eastAsia="ru-RU"/>
           <w14:ligatures w14:val="standardContextual"/>
         </w:rPr>
       </w:pPr>
-      <w:hyperlink w:anchor="_Toc237262377" w:history="1">
+      <w:hyperlink w:anchor="_Toc238650540" w:history="1">
         <w:r>
           <w:rPr>
             <w:rStyle w:val="aff8"/>
@@ -448,7 +453,7 @@
             <w:noProof/>
             <w:webHidden/>
           </w:rPr>
-          <w:instrText xml:space="preserve"> PAGEREF _Toc237262377 \h </w:instrText>
+          <w:instrText xml:space="preserve"> PAGEREF _Toc238650540 \h </w:instrText>
         </w:r>
         <w:r>
           <w:rPr>
@@ -490,12 +495,13 @@
           <w:rFonts w:asciiTheme="minorHAnsi" w:eastAsiaTheme="minorEastAsia" w:hAnsiTheme="minorHAnsi" w:cstheme="minorBidi"/>
           <w:noProof/>
           <w:kern w:val="2"/>
-          <w:sz w:val="22"/>
+          <w:sz w:val="24"/>
+          <w:szCs w:val="24"/>
           <w:lang w:val="ru-RU" w:eastAsia="ru-RU"/>
           <w14:ligatures w14:val="standardContextual"/>
         </w:rPr>
       </w:pPr>
-      <w:hyperlink w:anchor="_Toc237262378" w:history="1">
+      <w:hyperlink w:anchor="_Toc238650541" w:history="1">
         <w:r>
           <w:rPr>
             <w:rStyle w:val="aff8"/>
@@ -523,7 +529,7 @@
             <w:noProof/>
             <w:webHidden/>
           </w:rPr>
-          <w:instrText xml:space="preserve"> PAGEREF _Toc237262378 \h </w:instrText>
+          <w:instrText xml:space="preserve"> PAGEREF _Toc238650541 \h </w:instrText>
         </w:r>
         <w:r>
           <w:rPr>
@@ -565,12 +571,13 @@
           <w:rFonts w:asciiTheme="minorHAnsi" w:eastAsiaTheme="minorEastAsia" w:hAnsiTheme="minorHAnsi" w:cstheme="minorBidi"/>
           <w:noProof/>
           <w:kern w:val="2"/>
-          <w:sz w:val="22"/>
+          <w:sz w:val="24"/>
+          <w:szCs w:val="24"/>
           <w:lang w:val="ru-RU" w:eastAsia="ru-RU"/>
           <w14:ligatures w14:val="standardContextual"/>
         </w:rPr>
       </w:pPr>
-      <w:hyperlink w:anchor="_Toc237262379" w:history="1">
+      <w:hyperlink w:anchor="_Toc238650542" w:history="1">
         <w:r>
           <w:rPr>
             <w:rStyle w:val="aff8"/>
@@ -598,7 +605,7 @@
             <w:noProof/>
             <w:webHidden/>
           </w:rPr>
-          <w:instrText xml:space="preserve"> PAGEREF _Toc237262379 \h </w:instrText>
+          <w:instrText xml:space="preserve"> PAGEREF _Toc238650542 \h </w:instrText>
         </w:r>
         <w:r>
           <w:rPr>
@@ -640,12 +647,13 @@
           <w:rFonts w:asciiTheme="minorHAnsi" w:eastAsiaTheme="minorEastAsia" w:hAnsiTheme="minorHAnsi" w:cstheme="minorBidi"/>
           <w:noProof/>
           <w:kern w:val="2"/>
-          <w:sz w:val="22"/>
+          <w:sz w:val="24"/>
+          <w:szCs w:val="24"/>
           <w:lang w:val="ru-RU" w:eastAsia="ru-RU"/>
           <w14:ligatures w14:val="standardContextual"/>
         </w:rPr>
       </w:pPr>
-      <w:hyperlink w:anchor="_Toc237262380" w:history="1">
+      <w:hyperlink w:anchor="_Toc238650543" w:history="1">
         <w:r>
           <w:rPr>
             <w:rStyle w:val="aff8"/>
@@ -673,7 +681,7 @@
             <w:noProof/>
             <w:webHidden/>
           </w:rPr>
-          <w:instrText xml:space="preserve"> PAGEREF _Toc237262380 \h </w:instrText>
+          <w:instrText xml:space="preserve"> PAGEREF _Toc238650543 \h </w:instrText>
         </w:r>
         <w:r>
           <w:rPr>
@@ -693,7 +701,7 @@
             <w:noProof/>
             <w:webHidden/>
           </w:rPr>
-          <w:t>10</w:t>
+          <w:t>11</w:t>
         </w:r>
         <w:r>
           <w:rPr>
@@ -715,12 +723,13 @@
           <w:rFonts w:asciiTheme="minorHAnsi" w:eastAsiaTheme="minorEastAsia" w:hAnsiTheme="minorHAnsi" w:cstheme="minorBidi"/>
           <w:noProof/>
           <w:kern w:val="2"/>
-          <w:sz w:val="22"/>
+          <w:sz w:val="24"/>
+          <w:szCs w:val="24"/>
           <w:lang w:val="ru-RU" w:eastAsia="ru-RU"/>
           <w14:ligatures w14:val="standardContextual"/>
         </w:rPr>
       </w:pPr>
-      <w:hyperlink w:anchor="_Toc237262381" w:history="1">
+      <w:hyperlink w:anchor="_Toc238650544" w:history="1">
         <w:r>
           <w:rPr>
             <w:rStyle w:val="aff8"/>
@@ -748,7 +757,7 @@
             <w:noProof/>
             <w:webHidden/>
           </w:rPr>
-          <w:instrText xml:space="preserve"> PAGEREF _Toc237262381 \h </w:instrText>
+          <w:instrText xml:space="preserve"> PAGEREF _Toc238650544 \h </w:instrText>
         </w:r>
         <w:r>
           <w:rPr>
@@ -768,7 +777,7 @@
             <w:noProof/>
             <w:webHidden/>
           </w:rPr>
-          <w:t>11</w:t>
+          <w:t>12</w:t>
         </w:r>
         <w:r>
           <w:rPr>
@@ -790,12 +799,13 @@
           <w:rFonts w:asciiTheme="minorHAnsi" w:eastAsiaTheme="minorEastAsia" w:hAnsiTheme="minorHAnsi" w:cstheme="minorBidi"/>
           <w:noProof/>
           <w:kern w:val="2"/>
-          <w:sz w:val="22"/>
+          <w:sz w:val="24"/>
+          <w:szCs w:val="24"/>
           <w:lang w:val="ru-RU" w:eastAsia="ru-RU"/>
           <w14:ligatures w14:val="standardContextual"/>
         </w:rPr>
       </w:pPr>
-      <w:hyperlink w:anchor="_Toc237262382" w:history="1">
+      <w:hyperlink w:anchor="_Toc238650545" w:history="1">
         <w:r>
           <w:rPr>
             <w:rStyle w:val="aff8"/>
@@ -823,7 +833,7 @@
             <w:noProof/>
             <w:webHidden/>
           </w:rPr>
-          <w:instrText xml:space="preserve"> PAGEREF _Toc237262382 \h </w:instrText>
+          <w:instrText xml:space="preserve"> PAGEREF _Toc238650545 \h </w:instrText>
         </w:r>
         <w:r>
           <w:rPr>
@@ -843,7 +853,7 @@
             <w:noProof/>
             <w:webHidden/>
           </w:rPr>
-          <w:t>13</w:t>
+          <w:t>14</w:t>
         </w:r>
         <w:r>
           <w:rPr>
@@ -865,12 +875,13 @@
           <w:rFonts w:asciiTheme="minorHAnsi" w:eastAsiaTheme="minorEastAsia" w:hAnsiTheme="minorHAnsi" w:cstheme="minorBidi"/>
           <w:noProof/>
           <w:kern w:val="2"/>
-          <w:sz w:val="22"/>
+          <w:sz w:val="24"/>
+          <w:szCs w:val="24"/>
           <w:lang w:val="ru-RU" w:eastAsia="ru-RU"/>
           <w14:ligatures w14:val="standardContextual"/>
         </w:rPr>
       </w:pPr>
-      <w:hyperlink w:anchor="_Toc237262383" w:history="1">
+      <w:hyperlink w:anchor="_Toc238650546" w:history="1">
         <w:r>
           <w:rPr>
             <w:rStyle w:val="aff8"/>
@@ -898,7 +909,7 @@
             <w:noProof/>
             <w:webHidden/>
           </w:rPr>
-          <w:instrText xml:space="preserve"> PAGEREF _Toc237262383 \h </w:instrText>
+          <w:instrText xml:space="preserve"> PAGEREF _Toc238650546 \h </w:instrText>
         </w:r>
         <w:r>
           <w:rPr>
@@ -918,7 +929,7 @@
             <w:noProof/>
             <w:webHidden/>
           </w:rPr>
-          <w:t>15</w:t>
+          <w:t>16</w:t>
         </w:r>
         <w:r>
           <w:rPr>
@@ -940,12 +951,13 @@
           <w:rFonts w:asciiTheme="minorHAnsi" w:eastAsiaTheme="minorEastAsia" w:hAnsiTheme="minorHAnsi" w:cstheme="minorBidi"/>
           <w:noProof/>
           <w:kern w:val="2"/>
-          <w:sz w:val="22"/>
+          <w:sz w:val="24"/>
+          <w:szCs w:val="24"/>
           <w:lang w:val="ru-RU" w:eastAsia="ru-RU"/>
           <w14:ligatures w14:val="standardContextual"/>
         </w:rPr>
       </w:pPr>
-      <w:hyperlink w:anchor="_Toc237262384" w:history="1">
+      <w:hyperlink w:anchor="_Toc238650547" w:history="1">
         <w:r>
           <w:rPr>
             <w:rStyle w:val="aff8"/>
@@ -973,7 +985,7 @@
             <w:noProof/>
             <w:webHidden/>
           </w:rPr>
-          <w:instrText xml:space="preserve"> PAGEREF _Toc237262384 \h </w:instrText>
+          <w:instrText xml:space="preserve"> PAGEREF _Toc238650547 \h </w:instrText>
         </w:r>
         <w:r>
           <w:rPr>
@@ -993,7 +1005,7 @@
             <w:noProof/>
             <w:webHidden/>
           </w:rPr>
-          <w:t>16</w:t>
+          <w:t>17</w:t>
         </w:r>
         <w:r>
           <w:rPr>
@@ -1015,12 +1027,13 @@
           <w:rFonts w:asciiTheme="minorHAnsi" w:eastAsiaTheme="minorEastAsia" w:hAnsiTheme="minorHAnsi" w:cstheme="minorBidi"/>
           <w:noProof/>
           <w:kern w:val="2"/>
-          <w:sz w:val="22"/>
+          <w:sz w:val="24"/>
+          <w:szCs w:val="24"/>
           <w:lang w:val="ru-RU" w:eastAsia="ru-RU"/>
           <w14:ligatures w14:val="standardContextual"/>
         </w:rPr>
       </w:pPr>
-      <w:hyperlink w:anchor="_Toc237262385" w:history="1">
+      <w:hyperlink w:anchor="_Toc238650548" w:history="1">
         <w:r>
           <w:rPr>
             <w:rStyle w:val="aff8"/>
@@ -1048,7 +1061,7 @@
             <w:noProof/>
             <w:webHidden/>
           </w:rPr>
-          <w:instrText xml:space="preserve"> PAGEREF _Toc237262385 \h </w:instrText>
+          <w:instrText xml:space="preserve"> PAGEREF _Toc238650548 \h </w:instrText>
         </w:r>
         <w:r>
           <w:rPr>
@@ -1068,7 +1081,7 @@
             <w:noProof/>
             <w:webHidden/>
           </w:rPr>
-          <w:t>16</w:t>
+          <w:t>17</w:t>
         </w:r>
         <w:r>
           <w:rPr>
@@ -1090,12 +1103,13 @@
           <w:rFonts w:asciiTheme="minorHAnsi" w:eastAsiaTheme="minorEastAsia" w:hAnsiTheme="minorHAnsi" w:cstheme="minorBidi"/>
           <w:noProof/>
           <w:kern w:val="2"/>
-          <w:sz w:val="22"/>
+          <w:sz w:val="24"/>
+          <w:szCs w:val="24"/>
           <w:lang w:val="ru-RU" w:eastAsia="ru-RU"/>
           <w14:ligatures w14:val="standardContextual"/>
         </w:rPr>
       </w:pPr>
-      <w:hyperlink w:anchor="_Toc237262386" w:history="1">
+      <w:hyperlink w:anchor="_Toc238650549" w:history="1">
         <w:r>
           <w:rPr>
             <w:rStyle w:val="aff8"/>
@@ -1123,7 +1137,7 @@
             <w:noProof/>
             <w:webHidden/>
           </w:rPr>
-          <w:instrText xml:space="preserve"> PAGEREF _Toc237262386 \h </w:instrText>
+          <w:instrText xml:space="preserve"> PAGEREF _Toc238650549 \h </w:instrText>
         </w:r>
         <w:r>
           <w:rPr>
@@ -1143,7 +1157,7 @@
             <w:noProof/>
             <w:webHidden/>
           </w:rPr>
-          <w:t>18</w:t>
+          <w:t>19</w:t>
         </w:r>
         <w:r>
           <w:rPr>
@@ -1165,12 +1179,13 @@
           <w:rFonts w:asciiTheme="minorHAnsi" w:eastAsiaTheme="minorEastAsia" w:hAnsiTheme="minorHAnsi" w:cstheme="minorBidi"/>
           <w:noProof/>
           <w:kern w:val="2"/>
-          <w:sz w:val="22"/>
+          <w:sz w:val="24"/>
+          <w:szCs w:val="24"/>
           <w:lang w:val="ru-RU" w:eastAsia="ru-RU"/>
           <w14:ligatures w14:val="standardContextual"/>
         </w:rPr>
       </w:pPr>
-      <w:hyperlink w:anchor="_Toc237262387" w:history="1">
+      <w:hyperlink w:anchor="_Toc238650550" w:history="1">
         <w:r>
           <w:rPr>
             <w:rStyle w:val="aff8"/>
@@ -1198,7 +1213,7 @@
             <w:noProof/>
             <w:webHidden/>
           </w:rPr>
-          <w:instrText xml:space="preserve"> PAGEREF _Toc237262387 \h </w:instrText>
+          <w:instrText xml:space="preserve"> PAGEREF _Toc238650550 \h </w:instrText>
         </w:r>
         <w:r>
           <w:rPr>
@@ -1218,7 +1233,7 @@
             <w:noProof/>
             <w:webHidden/>
           </w:rPr>
-          <w:t>20</w:t>
+          <w:t>21</w:t>
         </w:r>
         <w:r>
           <w:rPr>
@@ -1240,12 +1255,13 @@
           <w:rFonts w:asciiTheme="minorHAnsi" w:eastAsiaTheme="minorEastAsia" w:hAnsiTheme="minorHAnsi" w:cstheme="minorBidi"/>
           <w:noProof/>
           <w:kern w:val="2"/>
-          <w:sz w:val="22"/>
+          <w:sz w:val="24"/>
+          <w:szCs w:val="24"/>
           <w:lang w:val="ru-RU" w:eastAsia="ru-RU"/>
           <w14:ligatures w14:val="standardContextual"/>
         </w:rPr>
       </w:pPr>
-      <w:hyperlink w:anchor="_Toc237262388" w:history="1">
+      <w:hyperlink w:anchor="_Toc238650551" w:history="1">
         <w:r>
           <w:rPr>
             <w:rStyle w:val="aff8"/>
@@ -1273,7 +1289,7 @@
             <w:noProof/>
             <w:webHidden/>
           </w:rPr>
-          <w:instrText xml:space="preserve"> PAGEREF _Toc237262388 \h </w:instrText>
+          <w:instrText xml:space="preserve"> PAGEREF _Toc238650551 \h </w:instrText>
         </w:r>
         <w:r>
           <w:rPr>
@@ -1293,7 +1309,7 @@
             <w:noProof/>
             <w:webHidden/>
           </w:rPr>
-          <w:t>20</w:t>
+          <w:t>21</w:t>
         </w:r>
         <w:r>
           <w:rPr>
@@ -1315,12 +1331,13 @@
           <w:rFonts w:asciiTheme="minorHAnsi" w:eastAsiaTheme="minorEastAsia" w:hAnsiTheme="minorHAnsi" w:cstheme="minorBidi"/>
           <w:noProof/>
           <w:kern w:val="2"/>
-          <w:sz w:val="22"/>
+          <w:sz w:val="24"/>
+          <w:szCs w:val="24"/>
           <w:lang w:val="ru-RU" w:eastAsia="ru-RU"/>
           <w14:ligatures w14:val="standardContextual"/>
         </w:rPr>
       </w:pPr>
-      <w:hyperlink w:anchor="_Toc237262389" w:history="1">
+      <w:hyperlink w:anchor="_Toc238650552" w:history="1">
         <w:r>
           <w:rPr>
             <w:rStyle w:val="aff8"/>
@@ -1348,7 +1365,7 @@
             <w:noProof/>
             <w:webHidden/>
           </w:rPr>
-          <w:instrText xml:space="preserve"> PAGEREF _Toc237262389 \h </w:instrText>
+          <w:instrText xml:space="preserve"> PAGEREF _Toc238650552 \h </w:instrText>
         </w:r>
         <w:r>
           <w:rPr>
@@ -1368,7 +1385,7 @@
             <w:noProof/>
             <w:webHidden/>
           </w:rPr>
-          <w:t>21</w:t>
+          <w:t>22</w:t>
         </w:r>
         <w:r>
           <w:rPr>
@@ -1390,12 +1407,13 @@
           <w:rFonts w:asciiTheme="minorHAnsi" w:eastAsiaTheme="minorEastAsia" w:hAnsiTheme="minorHAnsi" w:cstheme="minorBidi"/>
           <w:noProof/>
           <w:kern w:val="2"/>
-          <w:sz w:val="22"/>
+          <w:sz w:val="24"/>
+          <w:szCs w:val="24"/>
           <w:lang w:val="ru-RU" w:eastAsia="ru-RU"/>
           <w14:ligatures w14:val="standardContextual"/>
         </w:rPr>
       </w:pPr>
-      <w:hyperlink w:anchor="_Toc237262390" w:history="1">
+      <w:hyperlink w:anchor="_Toc238650553" w:history="1">
         <w:r>
           <w:rPr>
             <w:rStyle w:val="aff8"/>
@@ -1423,7 +1441,7 @@
             <w:noProof/>
             <w:webHidden/>
           </w:rPr>
-          <w:instrText xml:space="preserve"> PAGEREF _Toc237262390 \h </w:instrText>
+          <w:instrText xml:space="preserve"> PAGEREF _Toc238650553 \h </w:instrText>
         </w:r>
         <w:r>
           <w:rPr>
@@ -1443,7 +1461,7 @@
             <w:noProof/>
             <w:webHidden/>
           </w:rPr>
-          <w:t>21</w:t>
+          <w:t>22</w:t>
         </w:r>
         <w:r>
           <w:rPr>
@@ -1465,12 +1483,13 @@
           <w:rFonts w:asciiTheme="minorHAnsi" w:eastAsiaTheme="minorEastAsia" w:hAnsiTheme="minorHAnsi" w:cstheme="minorBidi"/>
           <w:noProof/>
           <w:kern w:val="2"/>
-          <w:sz w:val="22"/>
+          <w:sz w:val="24"/>
+          <w:szCs w:val="24"/>
           <w:lang w:val="ru-RU" w:eastAsia="ru-RU"/>
           <w14:ligatures w14:val="standardContextual"/>
         </w:rPr>
       </w:pPr>
-      <w:hyperlink w:anchor="_Toc237262391" w:history="1">
+      <w:hyperlink w:anchor="_Toc238650554" w:history="1">
         <w:r>
           <w:rPr>
             <w:rStyle w:val="aff8"/>
@@ -1498,7 +1517,7 @@
             <w:noProof/>
             <w:webHidden/>
           </w:rPr>
-          <w:instrText xml:space="preserve"> PAGEREF _Toc237262391 \h </w:instrText>
+          <w:instrText xml:space="preserve"> PAGEREF _Toc238650554 \h </w:instrText>
         </w:r>
         <w:r>
           <w:rPr>
@@ -1518,7 +1537,7 @@
             <w:noProof/>
             <w:webHidden/>
           </w:rPr>
-          <w:t>21</w:t>
+          <w:t>22</w:t>
         </w:r>
         <w:r>
           <w:rPr>
@@ -1540,12 +1559,13 @@
           <w:rFonts w:asciiTheme="minorHAnsi" w:eastAsiaTheme="minorEastAsia" w:hAnsiTheme="minorHAnsi" w:cstheme="minorBidi"/>
           <w:noProof/>
           <w:kern w:val="2"/>
-          <w:sz w:val="22"/>
+          <w:sz w:val="24"/>
+          <w:szCs w:val="24"/>
           <w:lang w:val="ru-RU" w:eastAsia="ru-RU"/>
           <w14:ligatures w14:val="standardContextual"/>
         </w:rPr>
       </w:pPr>
-      <w:hyperlink w:anchor="_Toc237262392" w:history="1">
+      <w:hyperlink w:anchor="_Toc238650555" w:history="1">
         <w:r>
           <w:rPr>
             <w:rStyle w:val="aff8"/>
@@ -1573,7 +1593,7 @@
             <w:noProof/>
             <w:webHidden/>
           </w:rPr>
-          <w:instrText xml:space="preserve"> PAGEREF _Toc237262392 \h </w:instrText>
+          <w:instrText xml:space="preserve"> PAGEREF _Toc238650555 \h </w:instrText>
         </w:r>
         <w:r>
           <w:rPr>
@@ -1593,7 +1613,7 @@
             <w:noProof/>
             <w:webHidden/>
           </w:rPr>
-          <w:t>22</w:t>
+          <w:t>23</w:t>
         </w:r>
         <w:r>
           <w:rPr>
@@ -1615,12 +1635,13 @@
           <w:rFonts w:asciiTheme="minorHAnsi" w:eastAsiaTheme="minorEastAsia" w:hAnsiTheme="minorHAnsi" w:cstheme="minorBidi"/>
           <w:noProof/>
           <w:kern w:val="2"/>
-          <w:sz w:val="22"/>
+          <w:sz w:val="24"/>
+          <w:szCs w:val="24"/>
           <w:lang w:val="ru-RU" w:eastAsia="ru-RU"/>
           <w14:ligatures w14:val="standardContextual"/>
         </w:rPr>
       </w:pPr>
-      <w:hyperlink w:anchor="_Toc237262393" w:history="1">
+      <w:hyperlink w:anchor="_Toc238650556" w:history="1">
         <w:r>
           <w:rPr>
             <w:rStyle w:val="aff8"/>
@@ -1648,7 +1669,7 @@
             <w:noProof/>
             <w:webHidden/>
           </w:rPr>
-          <w:instrText xml:space="preserve"> PAGEREF _Toc237262393 \h </w:instrText>
+          <w:instrText xml:space="preserve"> PAGEREF _Toc238650556 \h </w:instrText>
         </w:r>
         <w:r>
           <w:rPr>
@@ -1668,7 +1689,7 @@
             <w:noProof/>
             <w:webHidden/>
           </w:rPr>
-          <w:t>23</w:t>
+          <w:t>24</w:t>
         </w:r>
         <w:r>
           <w:rPr>
@@ -1690,12 +1711,13 @@
           <w:rFonts w:asciiTheme="minorHAnsi" w:eastAsiaTheme="minorEastAsia" w:hAnsiTheme="minorHAnsi" w:cstheme="minorBidi"/>
           <w:noProof/>
           <w:kern w:val="2"/>
-          <w:sz w:val="22"/>
+          <w:sz w:val="24"/>
+          <w:szCs w:val="24"/>
           <w:lang w:val="ru-RU" w:eastAsia="ru-RU"/>
           <w14:ligatures w14:val="standardContextual"/>
         </w:rPr>
       </w:pPr>
-      <w:hyperlink w:anchor="_Toc237262394" w:history="1">
+      <w:hyperlink w:anchor="_Toc238650557" w:history="1">
         <w:r>
           <w:rPr>
             <w:rStyle w:val="aff8"/>
@@ -1723,7 +1745,7 @@
             <w:noProof/>
             <w:webHidden/>
           </w:rPr>
-          <w:instrText xml:space="preserve"> PAGEREF _Toc237262394 \h </w:instrText>
+          <w:instrText xml:space="preserve"> PAGEREF _Toc238650557 \h </w:instrText>
         </w:r>
         <w:r>
           <w:rPr>
@@ -1743,7 +1765,7 @@
             <w:noProof/>
             <w:webHidden/>
           </w:rPr>
-          <w:t>23</w:t>
+          <w:t>24</w:t>
         </w:r>
         <w:r>
           <w:rPr>
@@ -1765,12 +1787,13 @@
           <w:rFonts w:asciiTheme="minorHAnsi" w:eastAsiaTheme="minorEastAsia" w:hAnsiTheme="minorHAnsi" w:cstheme="minorBidi"/>
           <w:noProof/>
           <w:kern w:val="2"/>
-          <w:sz w:val="22"/>
+          <w:sz w:val="24"/>
+          <w:szCs w:val="24"/>
           <w:lang w:val="ru-RU" w:eastAsia="ru-RU"/>
           <w14:ligatures w14:val="standardContextual"/>
         </w:rPr>
       </w:pPr>
-      <w:hyperlink w:anchor="_Toc237262395" w:history="1">
+      <w:hyperlink w:anchor="_Toc238650558" w:history="1">
         <w:r>
           <w:rPr>
             <w:rStyle w:val="aff8"/>
@@ -1798,7 +1821,7 @@
             <w:noProof/>
             <w:webHidden/>
           </w:rPr>
-          <w:instrText xml:space="preserve"> PAGEREF _Toc237262395 \h </w:instrText>
+          <w:instrText xml:space="preserve"> PAGEREF _Toc238650558 \h </w:instrText>
         </w:r>
         <w:r>
           <w:rPr>
@@ -1818,7 +1841,7 @@
             <w:noProof/>
             <w:webHidden/>
           </w:rPr>
-          <w:t>24</w:t>
+          <w:t>25</w:t>
         </w:r>
         <w:r>
           <w:rPr>
@@ -1840,12 +1863,13 @@
           <w:rFonts w:asciiTheme="minorHAnsi" w:eastAsiaTheme="minorEastAsia" w:hAnsiTheme="minorHAnsi" w:cstheme="minorBidi"/>
           <w:noProof/>
           <w:kern w:val="2"/>
-          <w:sz w:val="22"/>
+          <w:sz w:val="24"/>
+          <w:szCs w:val="24"/>
           <w:lang w:val="ru-RU" w:eastAsia="ru-RU"/>
           <w14:ligatures w14:val="standardContextual"/>
         </w:rPr>
       </w:pPr>
-      <w:hyperlink w:anchor="_Toc237262396" w:history="1">
+      <w:hyperlink w:anchor="_Toc238650559" w:history="1">
         <w:r>
           <w:rPr>
             <w:rStyle w:val="aff8"/>
@@ -1873,7 +1897,7 @@
             <w:noProof/>
             <w:webHidden/>
           </w:rPr>
-          <w:instrText xml:space="preserve"> PAGEREF _Toc237262396 \h </w:instrText>
+          <w:instrText xml:space="preserve"> PAGEREF _Toc238650559 \h </w:instrText>
         </w:r>
         <w:r>
           <w:rPr>
@@ -1893,7 +1917,7 @@
             <w:noProof/>
             <w:webHidden/>
           </w:rPr>
-          <w:t>24</w:t>
+          <w:t>25</w:t>
         </w:r>
         <w:r>
           <w:rPr>
@@ -1915,12 +1939,13 @@
           <w:rFonts w:asciiTheme="minorHAnsi" w:eastAsiaTheme="minorEastAsia" w:hAnsiTheme="minorHAnsi" w:cstheme="minorBidi"/>
           <w:noProof/>
           <w:kern w:val="2"/>
-          <w:sz w:val="22"/>
+          <w:sz w:val="24"/>
+          <w:szCs w:val="24"/>
           <w:lang w:val="ru-RU" w:eastAsia="ru-RU"/>
           <w14:ligatures w14:val="standardContextual"/>
         </w:rPr>
       </w:pPr>
-      <w:hyperlink w:anchor="_Toc237262397" w:history="1">
+      <w:hyperlink w:anchor="_Toc238650560" w:history="1">
         <w:r>
           <w:rPr>
             <w:rStyle w:val="aff8"/>
@@ -1948,7 +1973,7 @@
             <w:noProof/>
             <w:webHidden/>
           </w:rPr>
-          <w:instrText xml:space="preserve"> PAGEREF _Toc237262397 \h </w:instrText>
+          <w:instrText xml:space="preserve"> PAGEREF _Toc238650560 \h </w:instrText>
         </w:r>
         <w:r>
           <w:rPr>
@@ -1968,7 +1993,7 @@
             <w:noProof/>
             <w:webHidden/>
           </w:rPr>
-          <w:t>25</w:t>
+          <w:t>26</w:t>
         </w:r>
         <w:r>
           <w:rPr>
@@ -1990,12 +2015,13 @@
           <w:rFonts w:asciiTheme="minorHAnsi" w:eastAsiaTheme="minorEastAsia" w:hAnsiTheme="minorHAnsi" w:cstheme="minorBidi"/>
           <w:noProof/>
           <w:kern w:val="2"/>
-          <w:sz w:val="22"/>
+          <w:sz w:val="24"/>
+          <w:szCs w:val="24"/>
           <w:lang w:val="ru-RU" w:eastAsia="ru-RU"/>
           <w14:ligatures w14:val="standardContextual"/>
         </w:rPr>
       </w:pPr>
-      <w:hyperlink w:anchor="_Toc237262398" w:history="1">
+      <w:hyperlink w:anchor="_Toc238650561" w:history="1">
         <w:r>
           <w:rPr>
             <w:rStyle w:val="aff8"/>
@@ -2023,7 +2049,7 @@
             <w:noProof/>
             <w:webHidden/>
           </w:rPr>
-          <w:instrText xml:space="preserve"> PAGEREF _Toc237262398 \h </w:instrText>
+          <w:instrText xml:space="preserve"> PAGEREF _Toc238650561 \h </w:instrText>
         </w:r>
         <w:r>
           <w:rPr>
@@ -2043,7 +2069,7 @@
             <w:noProof/>
             <w:webHidden/>
           </w:rPr>
-          <w:t>25</w:t>
+          <w:t>26</w:t>
         </w:r>
         <w:r>
           <w:rPr>
@@ -2065,12 +2091,13 @@
           <w:rFonts w:asciiTheme="minorHAnsi" w:eastAsiaTheme="minorEastAsia" w:hAnsiTheme="minorHAnsi" w:cstheme="minorBidi"/>
           <w:noProof/>
           <w:kern w:val="2"/>
-          <w:sz w:val="22"/>
+          <w:sz w:val="24"/>
+          <w:szCs w:val="24"/>
           <w:lang w:val="ru-RU" w:eastAsia="ru-RU"/>
           <w14:ligatures w14:val="standardContextual"/>
         </w:rPr>
       </w:pPr>
-      <w:hyperlink w:anchor="_Toc237262399" w:history="1">
+      <w:hyperlink w:anchor="_Toc238650562" w:history="1">
         <w:r>
           <w:rPr>
             <w:rStyle w:val="aff8"/>
@@ -2098,7 +2125,7 @@
             <w:noProof/>
             <w:webHidden/>
           </w:rPr>
-          <w:instrText xml:space="preserve"> PAGEREF _Toc237262399 \h </w:instrText>
+          <w:instrText xml:space="preserve"> PAGEREF _Toc238650562 \h </w:instrText>
         </w:r>
         <w:r>
           <w:rPr>
@@ -2118,7 +2145,7 @@
             <w:noProof/>
             <w:webHidden/>
           </w:rPr>
-          <w:t>29</w:t>
+          <w:t>30</w:t>
         </w:r>
         <w:r>
           <w:rPr>
@@ -2140,12 +2167,13 @@
           <w:rFonts w:asciiTheme="minorHAnsi" w:eastAsiaTheme="minorEastAsia" w:hAnsiTheme="minorHAnsi" w:cstheme="minorBidi"/>
           <w:noProof/>
           <w:kern w:val="2"/>
-          <w:sz w:val="22"/>
+          <w:sz w:val="24"/>
+          <w:szCs w:val="24"/>
           <w:lang w:val="ru-RU" w:eastAsia="ru-RU"/>
           <w14:ligatures w14:val="standardContextual"/>
         </w:rPr>
       </w:pPr>
-      <w:hyperlink w:anchor="_Toc237262400" w:history="1">
+      <w:hyperlink w:anchor="_Toc238650563" w:history="1">
         <w:r>
           <w:rPr>
             <w:rStyle w:val="aff8"/>
@@ -2173,7 +2201,7 @@
             <w:noProof/>
             <w:webHidden/>
           </w:rPr>
-          <w:instrText xml:space="preserve"> PAGEREF _Toc237262400 \h </w:instrText>
+          <w:instrText xml:space="preserve"> PAGEREF _Toc238650563 \h </w:instrText>
         </w:r>
         <w:r>
           <w:rPr>
@@ -2193,7 +2221,7 @@
             <w:noProof/>
             <w:webHidden/>
           </w:rPr>
-          <w:t>31</w:t>
+          <w:t>32</w:t>
         </w:r>
         <w:r>
           <w:rPr>
@@ -2215,12 +2243,13 @@
           <w:rFonts w:asciiTheme="minorHAnsi" w:eastAsiaTheme="minorEastAsia" w:hAnsiTheme="minorHAnsi" w:cstheme="minorBidi"/>
           <w:noProof/>
           <w:kern w:val="2"/>
-          <w:sz w:val="22"/>
+          <w:sz w:val="24"/>
+          <w:szCs w:val="24"/>
           <w:lang w:val="ru-RU" w:eastAsia="ru-RU"/>
           <w14:ligatures w14:val="standardContextual"/>
         </w:rPr>
       </w:pPr>
-      <w:hyperlink w:anchor="_Toc237262401" w:history="1">
+      <w:hyperlink w:anchor="_Toc238650564" w:history="1">
         <w:r>
           <w:rPr>
             <w:rStyle w:val="aff8"/>
@@ -2248,7 +2277,7 @@
             <w:noProof/>
             <w:webHidden/>
           </w:rPr>
-          <w:instrText xml:space="preserve"> PAGEREF _Toc237262401 \h </w:instrText>
+          <w:instrText xml:space="preserve"> PAGEREF _Toc238650564 \h </w:instrText>
         </w:r>
         <w:r>
           <w:rPr>
@@ -2268,7 +2297,7 @@
             <w:noProof/>
             <w:webHidden/>
           </w:rPr>
-          <w:t>31</w:t>
+          <w:t>32</w:t>
         </w:r>
         <w:r>
           <w:rPr>
@@ -2290,12 +2319,13 @@
           <w:rFonts w:asciiTheme="minorHAnsi" w:eastAsiaTheme="minorEastAsia" w:hAnsiTheme="minorHAnsi" w:cstheme="minorBidi"/>
           <w:noProof/>
           <w:kern w:val="2"/>
-          <w:sz w:val="22"/>
+          <w:sz w:val="24"/>
+          <w:szCs w:val="24"/>
           <w:lang w:val="ru-RU" w:eastAsia="ru-RU"/>
           <w14:ligatures w14:val="standardContextual"/>
         </w:rPr>
       </w:pPr>
-      <w:hyperlink w:anchor="_Toc237262402" w:history="1">
+      <w:hyperlink w:anchor="_Toc238650565" w:history="1">
         <w:r>
           <w:rPr>
             <w:rStyle w:val="aff8"/>
@@ -2323,7 +2353,7 @@
             <w:noProof/>
             <w:webHidden/>
           </w:rPr>
-          <w:instrText xml:space="preserve"> PAGEREF _Toc237262402 \h </w:instrText>
+          <w:instrText xml:space="preserve"> PAGEREF _Toc238650565 \h </w:instrText>
         </w:r>
         <w:r>
           <w:rPr>
@@ -2343,7 +2373,7 @@
             <w:noProof/>
             <w:webHidden/>
           </w:rPr>
-          <w:t>31</w:t>
+          <w:t>32</w:t>
         </w:r>
         <w:r>
           <w:rPr>
@@ -2365,12 +2395,13 @@
           <w:rFonts w:asciiTheme="minorHAnsi" w:eastAsiaTheme="minorEastAsia" w:hAnsiTheme="minorHAnsi" w:cstheme="minorBidi"/>
           <w:noProof/>
           <w:kern w:val="2"/>
-          <w:sz w:val="22"/>
+          <w:sz w:val="24"/>
+          <w:szCs w:val="24"/>
           <w:lang w:val="ru-RU" w:eastAsia="ru-RU"/>
           <w14:ligatures w14:val="standardContextual"/>
         </w:rPr>
       </w:pPr>
-      <w:hyperlink w:anchor="_Toc237262403" w:history="1">
+      <w:hyperlink w:anchor="_Toc238650566" w:history="1">
         <w:r>
           <w:rPr>
             <w:rStyle w:val="aff8"/>
@@ -2398,7 +2429,7 @@
             <w:noProof/>
             <w:webHidden/>
           </w:rPr>
-          <w:instrText xml:space="preserve"> PAGEREF _Toc237262403 \h </w:instrText>
+          <w:instrText xml:space="preserve"> PAGEREF _Toc238650566 \h </w:instrText>
         </w:r>
         <w:r>
           <w:rPr>
@@ -2418,7 +2449,7 @@
             <w:noProof/>
             <w:webHidden/>
           </w:rPr>
-          <w:t>32</w:t>
+          <w:t>33</w:t>
         </w:r>
         <w:r>
           <w:rPr>
@@ -2440,12 +2471,13 @@
           <w:rFonts w:asciiTheme="minorHAnsi" w:eastAsiaTheme="minorEastAsia" w:hAnsiTheme="minorHAnsi" w:cstheme="minorBidi"/>
           <w:noProof/>
           <w:kern w:val="2"/>
-          <w:sz w:val="22"/>
+          <w:sz w:val="24"/>
+          <w:szCs w:val="24"/>
           <w:lang w:val="ru-RU" w:eastAsia="ru-RU"/>
           <w14:ligatures w14:val="standardContextual"/>
         </w:rPr>
       </w:pPr>
-      <w:hyperlink w:anchor="_Toc237262404" w:history="1">
+      <w:hyperlink w:anchor="_Toc238650567" w:history="1">
         <w:r>
           <w:rPr>
             <w:rStyle w:val="aff8"/>
@@ -2473,7 +2505,7 @@
             <w:noProof/>
             <w:webHidden/>
           </w:rPr>
-          <w:instrText xml:space="preserve"> PAGEREF _Toc237262404 \h </w:instrText>
+          <w:instrText xml:space="preserve"> PAGEREF _Toc238650567 \h </w:instrText>
         </w:r>
         <w:r>
           <w:rPr>
@@ -2493,7 +2525,7 @@
             <w:noProof/>
             <w:webHidden/>
           </w:rPr>
-          <w:t>33</w:t>
+          <w:t>34</w:t>
         </w:r>
         <w:r>
           <w:rPr>
@@ -2515,12 +2547,13 @@
           <w:rFonts w:asciiTheme="minorHAnsi" w:eastAsiaTheme="minorEastAsia" w:hAnsiTheme="minorHAnsi" w:cstheme="minorBidi"/>
           <w:noProof/>
           <w:kern w:val="2"/>
-          <w:sz w:val="22"/>
+          <w:sz w:val="24"/>
+          <w:szCs w:val="24"/>
           <w:lang w:val="ru-RU" w:eastAsia="ru-RU"/>
           <w14:ligatures w14:val="standardContextual"/>
         </w:rPr>
       </w:pPr>
-      <w:hyperlink w:anchor="_Toc237262405" w:history="1">
+      <w:hyperlink w:anchor="_Toc238650568" w:history="1">
         <w:r>
           <w:rPr>
             <w:rStyle w:val="aff8"/>
@@ -2548,7 +2581,7 @@
             <w:noProof/>
             <w:webHidden/>
           </w:rPr>
-          <w:instrText xml:space="preserve"> PAGEREF _Toc237262405 \h </w:instrText>
+          <w:instrText xml:space="preserve"> PAGEREF _Toc238650568 \h </w:instrText>
         </w:r>
         <w:r>
           <w:rPr>
@@ -2568,7 +2601,7 @@
             <w:noProof/>
             <w:webHidden/>
           </w:rPr>
-          <w:t>34</w:t>
+          <w:t>35</w:t>
         </w:r>
         <w:r>
           <w:rPr>
@@ -2590,19 +2623,20 @@
           <w:rFonts w:asciiTheme="minorHAnsi" w:eastAsiaTheme="minorEastAsia" w:hAnsiTheme="minorHAnsi" w:cstheme="minorBidi"/>
           <w:noProof/>
           <w:kern w:val="2"/>
-          <w:sz w:val="22"/>
+          <w:sz w:val="24"/>
+          <w:szCs w:val="24"/>
           <w:lang w:val="ru-RU" w:eastAsia="ru-RU"/>
           <w14:ligatures w14:val="standardContextual"/>
         </w:rPr>
       </w:pPr>
-      <w:hyperlink w:anchor="_Toc237262406" w:history="1">
+      <w:hyperlink w:anchor="_Toc238650569" w:history="1">
         <w:r>
           <w:rPr>
             <w:rStyle w:val="aff8"/>
             <w:rFonts w:eastAsiaTheme="majorEastAsia"/>
             <w:noProof/>
           </w:rPr>
-          <w:t>6. PDF → Word</w:t>
+          <w:t>6. PDF Compare</w:t>
         </w:r>
         <w:r>
           <w:rPr>
@@ -2623,7 +2657,7 @@
             <w:noProof/>
             <w:webHidden/>
           </w:rPr>
-          <w:instrText xml:space="preserve"> PAGEREF _Toc237262406 \h </w:instrText>
+          <w:instrText xml:space="preserve"> PAGEREF _Toc238650569 \h </w:instrText>
         </w:r>
         <w:r>
           <w:rPr>
@@ -2643,7 +2677,7 @@
             <w:noProof/>
             <w:webHidden/>
           </w:rPr>
-          <w:t>37</w:t>
+          <w:t>38</w:t>
         </w:r>
         <w:r>
           <w:rPr>
@@ -2665,19 +2699,20 @@
           <w:rFonts w:asciiTheme="minorHAnsi" w:eastAsiaTheme="minorEastAsia" w:hAnsiTheme="minorHAnsi" w:cstheme="minorBidi"/>
           <w:noProof/>
           <w:kern w:val="2"/>
-          <w:sz w:val="22"/>
+          <w:sz w:val="24"/>
+          <w:szCs w:val="24"/>
           <w:lang w:val="ru-RU" w:eastAsia="ru-RU"/>
           <w14:ligatures w14:val="standardContextual"/>
         </w:rPr>
       </w:pPr>
-      <w:hyperlink w:anchor="_Toc237262407" w:history="1">
+      <w:hyperlink w:anchor="_Toc238650570" w:history="1">
         <w:r>
           <w:rPr>
             <w:rStyle w:val="aff8"/>
             <w:rFonts w:eastAsiaTheme="majorEastAsia"/>
             <w:noProof/>
           </w:rPr>
-          <w:t>6.1. What it is for</w:t>
+          <w:t>6.1. Purpose and scope</w:t>
         </w:r>
         <w:r>
           <w:rPr>
@@ -2698,7 +2733,7 @@
             <w:noProof/>
             <w:webHidden/>
           </w:rPr>
-          <w:instrText xml:space="preserve"> PAGEREF _Toc237262407 \h </w:instrText>
+          <w:instrText xml:space="preserve"> PAGEREF _Toc238650570 \h </w:instrText>
         </w:r>
         <w:r>
           <w:rPr>
@@ -2718,7 +2753,7 @@
             <w:noProof/>
             <w:webHidden/>
           </w:rPr>
-          <w:t>37</w:t>
+          <w:t>38</w:t>
         </w:r>
         <w:r>
           <w:rPr>
@@ -2740,19 +2775,20 @@
           <w:rFonts w:asciiTheme="minorHAnsi" w:eastAsiaTheme="minorEastAsia" w:hAnsiTheme="minorHAnsi" w:cstheme="minorBidi"/>
           <w:noProof/>
           <w:kern w:val="2"/>
-          <w:sz w:val="22"/>
+          <w:sz w:val="24"/>
+          <w:szCs w:val="24"/>
           <w:lang w:val="ru-RU" w:eastAsia="ru-RU"/>
           <w14:ligatures w14:val="standardContextual"/>
         </w:rPr>
       </w:pPr>
-      <w:hyperlink w:anchor="_Toc237262408" w:history="1">
+      <w:hyperlink w:anchor="_Toc238650571" w:history="1">
         <w:r>
           <w:rPr>
             <w:rStyle w:val="aff8"/>
             <w:rFonts w:eastAsiaTheme="majorEastAsia"/>
             <w:noProof/>
           </w:rPr>
-          <w:t>6.2. The window</w:t>
+          <w:t>6.2. The window and its marks</w:t>
         </w:r>
         <w:r>
           <w:rPr>
@@ -2773,7 +2809,7 @@
             <w:noProof/>
             <w:webHidden/>
           </w:rPr>
-          <w:instrText xml:space="preserve"> PAGEREF _Toc237262408 \h </w:instrText>
+          <w:instrText xml:space="preserve"> PAGEREF _Toc238650571 \h </w:instrText>
         </w:r>
         <w:r>
           <w:rPr>
@@ -2793,7 +2829,7 @@
             <w:noProof/>
             <w:webHidden/>
           </w:rPr>
-          <w:t>38</w:t>
+          <w:t>39</w:t>
         </w:r>
         <w:r>
           <w:rPr>
@@ -2815,19 +2851,20 @@
           <w:rFonts w:asciiTheme="minorHAnsi" w:eastAsiaTheme="minorEastAsia" w:hAnsiTheme="minorHAnsi" w:cstheme="minorBidi"/>
           <w:noProof/>
           <w:kern w:val="2"/>
-          <w:sz w:val="22"/>
+          <w:sz w:val="24"/>
+          <w:szCs w:val="24"/>
           <w:lang w:val="ru-RU" w:eastAsia="ru-RU"/>
           <w14:ligatures w14:val="standardContextual"/>
         </w:rPr>
       </w:pPr>
-      <w:hyperlink w:anchor="_Toc237262409" w:history="1">
+      <w:hyperlink w:anchor="_Toc238650572" w:history="1">
         <w:r>
           <w:rPr>
             <w:rStyle w:val="aff8"/>
             <w:rFonts w:eastAsiaTheme="majorEastAsia"/>
             <w:noProof/>
           </w:rPr>
-          <w:t>6.3. The order of work</w:t>
+          <w:t>6.3. The order of review</w:t>
         </w:r>
         <w:r>
           <w:rPr>
@@ -2848,7 +2885,7 @@
             <w:noProof/>
             <w:webHidden/>
           </w:rPr>
-          <w:instrText xml:space="preserve"> PAGEREF _Toc237262409 \h </w:instrText>
+          <w:instrText xml:space="preserve"> PAGEREF _Toc238650572 \h </w:instrText>
         </w:r>
         <w:r>
           <w:rPr>
@@ -2868,7 +2905,7 @@
             <w:noProof/>
             <w:webHidden/>
           </w:rPr>
-          <w:t>38</w:t>
+          <w:t>40</w:t>
         </w:r>
         <w:r>
           <w:rPr>
@@ -2890,19 +2927,20 @@
           <w:rFonts w:asciiTheme="minorHAnsi" w:eastAsiaTheme="minorEastAsia" w:hAnsiTheme="minorHAnsi" w:cstheme="minorBidi"/>
           <w:noProof/>
           <w:kern w:val="2"/>
-          <w:sz w:val="22"/>
+          <w:sz w:val="24"/>
+          <w:szCs w:val="24"/>
           <w:lang w:val="ru-RU" w:eastAsia="ru-RU"/>
           <w14:ligatures w14:val="standardContextual"/>
         </w:rPr>
       </w:pPr>
-      <w:hyperlink w:anchor="_Toc237262410" w:history="1">
+      <w:hyperlink w:anchor="_Toc238650573" w:history="1">
         <w:r>
           <w:rPr>
             <w:rStyle w:val="aff8"/>
             <w:rFonts w:eastAsiaTheme="majorEastAsia"/>
             <w:noProof/>
           </w:rPr>
-          <w:t>6.4. What comes across and what does not</w:t>
+          <w:t>6.4. Selecting and copying</w:t>
         </w:r>
         <w:r>
           <w:rPr>
@@ -2923,7 +2961,7 @@
             <w:noProof/>
             <w:webHidden/>
           </w:rPr>
-          <w:instrText xml:space="preserve"> PAGEREF _Toc237262410 \h </w:instrText>
+          <w:instrText xml:space="preserve"> PAGEREF _Toc238650573 \h </w:instrText>
         </w:r>
         <w:r>
           <w:rPr>
@@ -2943,7 +2981,83 @@
             <w:noProof/>
             <w:webHidden/>
           </w:rPr>
-          <w:t>39</w:t>
+          <w:t>40</w:t>
+        </w:r>
+        <w:r>
+          <w:rPr>
+            <w:noProof/>
+            <w:webHidden/>
+          </w:rPr>
+          <w:fldChar w:fldCharType="end"/>
+        </w:r>
+      </w:hyperlink>
+    </w:p>
+    <w:p>
+      <w:pPr>
+        <w:pStyle w:val="2c"/>
+        <w:tabs>
+          <w:tab w:val="right" w:leader="dot" w:pos="9345"/>
+        </w:tabs>
+        <w:ind w:firstLine="0"/>
+        <w:rPr>
+          <w:rFonts w:asciiTheme="minorHAnsi" w:eastAsiaTheme="minorEastAsia" w:hAnsiTheme="minorHAnsi" w:cstheme="minorBidi"/>
+          <w:noProof/>
+          <w:kern w:val="2"/>
+          <w:sz w:val="24"/>
+          <w:szCs w:val="24"/>
+          <w:lang w:val="ru-RU" w:eastAsia="ru-RU"/>
+          <w14:ligatures w14:val="standardContextual"/>
+        </w:rPr>
+      </w:pPr>
+      <w:hyperlink w:anchor="_Toc238650574" w:history="1">
+        <w:r>
+          <w:rPr>
+            <w:rStyle w:val="aff8"/>
+            <w:rFonts w:eastAsiaTheme="majorEastAsia"/>
+            <w:noProof/>
+          </w:rPr>
+          <w:t>6.5. What counts as a change</w:t>
+        </w:r>
+        <w:r>
+          <w:rPr>
+            <w:noProof/>
+            <w:webHidden/>
+          </w:rPr>
+          <w:tab/>
+        </w:r>
+        <w:r>
+          <w:rPr>
+            <w:noProof/>
+            <w:webHidden/>
+          </w:rPr>
+          <w:fldChar w:fldCharType="begin"/>
+        </w:r>
+        <w:r>
+          <w:rPr>
+            <w:noProof/>
+            <w:webHidden/>
+          </w:rPr>
+          <w:instrText xml:space="preserve"> PAGEREF _Toc238650574 \h </w:instrText>
+        </w:r>
+        <w:r>
+          <w:rPr>
+            <w:noProof/>
+            <w:webHidden/>
+          </w:rPr>
+        </w:r>
+        <w:r>
+          <w:rPr>
+            <w:noProof/>
+            <w:webHidden/>
+          </w:rPr>
+          <w:fldChar w:fldCharType="separate"/>
+        </w:r>
+        <w:r>
+          <w:rPr>
+            <w:noProof/>
+            <w:webHidden/>
+          </w:rPr>
+          <w:t>41</w:t>
         </w:r>
         <w:r>
           <w:rPr>
@@ -2965,19 +3079,20 @@
           <w:rFonts w:asciiTheme="minorHAnsi" w:eastAsiaTheme="minorEastAsia" w:hAnsiTheme="minorHAnsi" w:cstheme="minorBidi"/>
           <w:noProof/>
           <w:kern w:val="2"/>
-          <w:sz w:val="22"/>
+          <w:sz w:val="24"/>
+          <w:szCs w:val="24"/>
           <w:lang w:val="ru-RU" w:eastAsia="ru-RU"/>
           <w14:ligatures w14:val="standardContextual"/>
         </w:rPr>
       </w:pPr>
-      <w:hyperlink w:anchor="_Toc237262411" w:history="1">
+      <w:hyperlink w:anchor="_Toc238650575" w:history="1">
         <w:r>
           <w:rPr>
             <w:rStyle w:val="aff8"/>
             <w:rFonts w:eastAsiaTheme="majorEastAsia"/>
             <w:noProof/>
           </w:rPr>
-          <w:t>7. PDF → PowerPoint</w:t>
+          <w:t>7. PDF → Word</w:t>
         </w:r>
         <w:r>
           <w:rPr>
@@ -2998,7 +3113,7 @@
             <w:noProof/>
             <w:webHidden/>
           </w:rPr>
-          <w:instrText xml:space="preserve"> PAGEREF _Toc237262411 \h </w:instrText>
+          <w:instrText xml:space="preserve"> PAGEREF _Toc238650575 \h </w:instrText>
         </w:r>
         <w:r>
           <w:rPr>
@@ -3018,7 +3133,7 @@
             <w:noProof/>
             <w:webHidden/>
           </w:rPr>
-          <w:t>39</w:t>
+          <w:t>42</w:t>
         </w:r>
         <w:r>
           <w:rPr>
@@ -3040,12 +3155,13 @@
           <w:rFonts w:asciiTheme="minorHAnsi" w:eastAsiaTheme="minorEastAsia" w:hAnsiTheme="minorHAnsi" w:cstheme="minorBidi"/>
           <w:noProof/>
           <w:kern w:val="2"/>
-          <w:sz w:val="22"/>
+          <w:sz w:val="24"/>
+          <w:szCs w:val="24"/>
           <w:lang w:val="ru-RU" w:eastAsia="ru-RU"/>
           <w14:ligatures w14:val="standardContextual"/>
         </w:rPr>
       </w:pPr>
-      <w:hyperlink w:anchor="_Toc237262412" w:history="1">
+      <w:hyperlink w:anchor="_Toc238650576" w:history="1">
         <w:r>
           <w:rPr>
             <w:rStyle w:val="aff8"/>
@@ -3073,7 +3189,7 @@
             <w:noProof/>
             <w:webHidden/>
           </w:rPr>
-          <w:instrText xml:space="preserve"> PAGEREF _Toc237262412 \h </w:instrText>
+          <w:instrText xml:space="preserve"> PAGEREF _Toc238650576 \h </w:instrText>
         </w:r>
         <w:r>
           <w:rPr>
@@ -3093,7 +3209,7 @@
             <w:noProof/>
             <w:webHidden/>
           </w:rPr>
-          <w:t>39</w:t>
+          <w:t>42</w:t>
         </w:r>
         <w:r>
           <w:rPr>
@@ -3115,19 +3231,20 @@
           <w:rFonts w:asciiTheme="minorHAnsi" w:eastAsiaTheme="minorEastAsia" w:hAnsiTheme="minorHAnsi" w:cstheme="minorBidi"/>
           <w:noProof/>
           <w:kern w:val="2"/>
-          <w:sz w:val="22"/>
+          <w:sz w:val="24"/>
+          <w:szCs w:val="24"/>
           <w:lang w:val="ru-RU" w:eastAsia="ru-RU"/>
           <w14:ligatures w14:val="standardContextual"/>
         </w:rPr>
       </w:pPr>
-      <w:hyperlink w:anchor="_Toc237262413" w:history="1">
+      <w:hyperlink w:anchor="_Toc238650577" w:history="1">
         <w:r>
           <w:rPr>
             <w:rStyle w:val="aff8"/>
             <w:rFonts w:eastAsiaTheme="majorEastAsia"/>
             <w:noProof/>
           </w:rPr>
-          <w:t>7.2. How a slide is built</w:t>
+          <w:t>7.2. The window</w:t>
         </w:r>
         <w:r>
           <w:rPr>
@@ -3148,7 +3265,7 @@
             <w:noProof/>
             <w:webHidden/>
           </w:rPr>
-          <w:instrText xml:space="preserve"> PAGEREF _Toc237262413 \h </w:instrText>
+          <w:instrText xml:space="preserve"> PAGEREF _Toc238650577 \h </w:instrText>
         </w:r>
         <w:r>
           <w:rPr>
@@ -3168,7 +3285,7 @@
             <w:noProof/>
             <w:webHidden/>
           </w:rPr>
-          <w:t>40</w:t>
+          <w:t>42</w:t>
         </w:r>
         <w:r>
           <w:rPr>
@@ -3190,19 +3307,20 @@
           <w:rFonts w:asciiTheme="minorHAnsi" w:eastAsiaTheme="minorEastAsia" w:hAnsiTheme="minorHAnsi" w:cstheme="minorBidi"/>
           <w:noProof/>
           <w:kern w:val="2"/>
-          <w:sz w:val="22"/>
+          <w:sz w:val="24"/>
+          <w:szCs w:val="24"/>
           <w:lang w:val="ru-RU" w:eastAsia="ru-RU"/>
           <w14:ligatures w14:val="standardContextual"/>
         </w:rPr>
       </w:pPr>
-      <w:hyperlink w:anchor="_Toc237262414" w:history="1">
+      <w:hyperlink w:anchor="_Toc238650578" w:history="1">
         <w:r>
           <w:rPr>
             <w:rStyle w:val="aff8"/>
             <w:rFonts w:eastAsiaTheme="majorEastAsia"/>
             <w:noProof/>
           </w:rPr>
-          <w:t>7.3. The window</w:t>
+          <w:t>7.3. The order of work</w:t>
         </w:r>
         <w:r>
           <w:rPr>
@@ -3223,7 +3341,7 @@
             <w:noProof/>
             <w:webHidden/>
           </w:rPr>
-          <w:instrText xml:space="preserve"> PAGEREF _Toc237262414 \h </w:instrText>
+          <w:instrText xml:space="preserve"> PAGEREF _Toc238650578 \h </w:instrText>
         </w:r>
         <w:r>
           <w:rPr>
@@ -3243,7 +3361,7 @@
             <w:noProof/>
             <w:webHidden/>
           </w:rPr>
-          <w:t>40</w:t>
+          <w:t>43</w:t>
         </w:r>
         <w:r>
           <w:rPr>
@@ -3265,19 +3383,20 @@
           <w:rFonts w:asciiTheme="minorHAnsi" w:eastAsiaTheme="minorEastAsia" w:hAnsiTheme="minorHAnsi" w:cstheme="minorBidi"/>
           <w:noProof/>
           <w:kern w:val="2"/>
-          <w:sz w:val="22"/>
+          <w:sz w:val="24"/>
+          <w:szCs w:val="24"/>
           <w:lang w:val="ru-RU" w:eastAsia="ru-RU"/>
           <w14:ligatures w14:val="standardContextual"/>
         </w:rPr>
       </w:pPr>
-      <w:hyperlink w:anchor="_Toc237262415" w:history="1">
+      <w:hyperlink w:anchor="_Toc238650579" w:history="1">
         <w:r>
           <w:rPr>
             <w:rStyle w:val="aff8"/>
             <w:rFonts w:eastAsiaTheme="majorEastAsia"/>
             <w:noProof/>
           </w:rPr>
-          <w:t>7.4. The order of work</w:t>
+          <w:t>7.4. What comes across and what does not</w:t>
         </w:r>
         <w:r>
           <w:rPr>
@@ -3298,7 +3417,7 @@
             <w:noProof/>
             <w:webHidden/>
           </w:rPr>
-          <w:instrText xml:space="preserve"> PAGEREF _Toc237262415 \h </w:instrText>
+          <w:instrText xml:space="preserve"> PAGEREF _Toc238650579 \h </w:instrText>
         </w:r>
         <w:r>
           <w:rPr>
@@ -3318,7 +3437,83 @@
             <w:noProof/>
             <w:webHidden/>
           </w:rPr>
-          <w:t>41</w:t>
+          <w:t>44</w:t>
+        </w:r>
+        <w:r>
+          <w:rPr>
+            <w:noProof/>
+            <w:webHidden/>
+          </w:rPr>
+          <w:fldChar w:fldCharType="end"/>
+        </w:r>
+      </w:hyperlink>
+    </w:p>
+    <w:p>
+      <w:pPr>
+        <w:pStyle w:val="14"/>
+        <w:tabs>
+          <w:tab w:val="right" w:leader="dot" w:pos="9345"/>
+        </w:tabs>
+        <w:ind w:firstLine="0"/>
+        <w:rPr>
+          <w:rFonts w:asciiTheme="minorHAnsi" w:eastAsiaTheme="minorEastAsia" w:hAnsiTheme="minorHAnsi" w:cstheme="minorBidi"/>
+          <w:noProof/>
+          <w:kern w:val="2"/>
+          <w:sz w:val="24"/>
+          <w:szCs w:val="24"/>
+          <w:lang w:val="ru-RU" w:eastAsia="ru-RU"/>
+          <w14:ligatures w14:val="standardContextual"/>
+        </w:rPr>
+      </w:pPr>
+      <w:hyperlink w:anchor="_Toc238650580" w:history="1">
+        <w:r>
+          <w:rPr>
+            <w:rStyle w:val="aff8"/>
+            <w:rFonts w:eastAsiaTheme="majorEastAsia"/>
+            <w:noProof/>
+          </w:rPr>
+          <w:t>8. PDF → PowerPoint</w:t>
+        </w:r>
+        <w:r>
+          <w:rPr>
+            <w:noProof/>
+            <w:webHidden/>
+          </w:rPr>
+          <w:tab/>
+        </w:r>
+        <w:r>
+          <w:rPr>
+            <w:noProof/>
+            <w:webHidden/>
+          </w:rPr>
+          <w:fldChar w:fldCharType="begin"/>
+        </w:r>
+        <w:r>
+          <w:rPr>
+            <w:noProof/>
+            <w:webHidden/>
+          </w:rPr>
+          <w:instrText xml:space="preserve"> PAGEREF _Toc238650580 \h </w:instrText>
+        </w:r>
+        <w:r>
+          <w:rPr>
+            <w:noProof/>
+            <w:webHidden/>
+          </w:rPr>
+        </w:r>
+        <w:r>
+          <w:rPr>
+            <w:noProof/>
+            <w:webHidden/>
+          </w:rPr>
+          <w:fldChar w:fldCharType="separate"/>
+        </w:r>
+        <w:r>
+          <w:rPr>
+            <w:noProof/>
+            <w:webHidden/>
+          </w:rPr>
+          <w:t>44</w:t>
         </w:r>
         <w:r>
           <w:rPr>
@@ -3340,19 +3535,20 @@
           <w:rFonts w:asciiTheme="minorHAnsi" w:eastAsiaTheme="minorEastAsia" w:hAnsiTheme="minorHAnsi" w:cstheme="minorBidi"/>
           <w:noProof/>
           <w:kern w:val="2"/>
-          <w:sz w:val="22"/>
+          <w:sz w:val="24"/>
+          <w:szCs w:val="24"/>
           <w:lang w:val="ru-RU" w:eastAsia="ru-RU"/>
           <w14:ligatures w14:val="standardContextual"/>
         </w:rPr>
       </w:pPr>
-      <w:hyperlink w:anchor="_Toc237262416" w:history="1">
+      <w:hyperlink w:anchor="_Toc238650581" w:history="1">
         <w:r>
           <w:rPr>
             <w:rStyle w:val="aff8"/>
             <w:rFonts w:eastAsiaTheme="majorEastAsia"/>
             <w:noProof/>
           </w:rPr>
-          <w:t>7.5. What comes across</w:t>
+          <w:t>8.1. What it is for</w:t>
         </w:r>
         <w:r>
           <w:rPr>
@@ -3373,7 +3569,7 @@
             <w:noProof/>
             <w:webHidden/>
           </w:rPr>
-          <w:instrText xml:space="preserve"> PAGEREF _Toc237262416 \h </w:instrText>
+          <w:instrText xml:space="preserve"> PAGEREF _Toc238650581 \h </w:instrText>
         </w:r>
         <w:r>
           <w:rPr>
@@ -3393,7 +3589,7 @@
             <w:noProof/>
             <w:webHidden/>
           </w:rPr>
-          <w:t>42</w:t>
+          <w:t>44</w:t>
         </w:r>
         <w:r>
           <w:rPr>
@@ -3415,19 +3611,20 @@
           <w:rFonts w:asciiTheme="minorHAnsi" w:eastAsiaTheme="minorEastAsia" w:hAnsiTheme="minorHAnsi" w:cstheme="minorBidi"/>
           <w:noProof/>
           <w:kern w:val="2"/>
-          <w:sz w:val="22"/>
+          <w:sz w:val="24"/>
+          <w:szCs w:val="24"/>
           <w:lang w:val="ru-RU" w:eastAsia="ru-RU"/>
           <w14:ligatures w14:val="standardContextual"/>
         </w:rPr>
       </w:pPr>
-      <w:hyperlink w:anchor="_Toc237262417" w:history="1">
+      <w:hyperlink w:anchor="_Toc238650582" w:history="1">
         <w:r>
           <w:rPr>
             <w:rStyle w:val="aff8"/>
             <w:rFonts w:eastAsiaTheme="majorEastAsia"/>
             <w:noProof/>
           </w:rPr>
-          <w:t>7.6. What not to expect</w:t>
+          <w:t>8.2. How a slide is built</w:t>
         </w:r>
         <w:r>
           <w:rPr>
@@ -3448,7 +3645,7 @@
             <w:noProof/>
             <w:webHidden/>
           </w:rPr>
-          <w:instrText xml:space="preserve"> PAGEREF _Toc237262417 \h </w:instrText>
+          <w:instrText xml:space="preserve"> PAGEREF _Toc238650582 \h </w:instrText>
         </w:r>
         <w:r>
           <w:rPr>
@@ -3468,7 +3665,311 @@
             <w:noProof/>
             <w:webHidden/>
           </w:rPr>
-          <w:t>42</w:t>
+          <w:t>45</w:t>
+        </w:r>
+        <w:r>
+          <w:rPr>
+            <w:noProof/>
+            <w:webHidden/>
+          </w:rPr>
+          <w:fldChar w:fldCharType="end"/>
+        </w:r>
+      </w:hyperlink>
+    </w:p>
+    <w:p>
+      <w:pPr>
+        <w:pStyle w:val="2c"/>
+        <w:tabs>
+          <w:tab w:val="right" w:leader="dot" w:pos="9345"/>
+        </w:tabs>
+        <w:ind w:firstLine="0"/>
+        <w:rPr>
+          <w:rFonts w:asciiTheme="minorHAnsi" w:eastAsiaTheme="minorEastAsia" w:hAnsiTheme="minorHAnsi" w:cstheme="minorBidi"/>
+          <w:noProof/>
+          <w:kern w:val="2"/>
+          <w:sz w:val="24"/>
+          <w:szCs w:val="24"/>
+          <w:lang w:val="ru-RU" w:eastAsia="ru-RU"/>
+          <w14:ligatures w14:val="standardContextual"/>
+        </w:rPr>
+      </w:pPr>
+      <w:hyperlink w:anchor="_Toc238650583" w:history="1">
+        <w:r>
+          <w:rPr>
+            <w:rStyle w:val="aff8"/>
+            <w:rFonts w:eastAsiaTheme="majorEastAsia"/>
+            <w:noProof/>
+          </w:rPr>
+          <w:t>8.3. The window</w:t>
+        </w:r>
+        <w:r>
+          <w:rPr>
+            <w:noProof/>
+            <w:webHidden/>
+          </w:rPr>
+          <w:tab/>
+        </w:r>
+        <w:r>
+          <w:rPr>
+            <w:noProof/>
+            <w:webHidden/>
+          </w:rPr>
+          <w:fldChar w:fldCharType="begin"/>
+        </w:r>
+        <w:r>
+          <w:rPr>
+            <w:noProof/>
+            <w:webHidden/>
+          </w:rPr>
+          <w:instrText xml:space="preserve"> PAGEREF _Toc238650583 \h </w:instrText>
+        </w:r>
+        <w:r>
+          <w:rPr>
+            <w:noProof/>
+            <w:webHidden/>
+          </w:rPr>
+        </w:r>
+        <w:r>
+          <w:rPr>
+            <w:noProof/>
+            <w:webHidden/>
+          </w:rPr>
+          <w:fldChar w:fldCharType="separate"/>
+        </w:r>
+        <w:r>
+          <w:rPr>
+            <w:noProof/>
+            <w:webHidden/>
+          </w:rPr>
+          <w:t>45</w:t>
+        </w:r>
+        <w:r>
+          <w:rPr>
+            <w:noProof/>
+            <w:webHidden/>
+          </w:rPr>
+          <w:fldChar w:fldCharType="end"/>
+        </w:r>
+      </w:hyperlink>
+    </w:p>
+    <w:p>
+      <w:pPr>
+        <w:pStyle w:val="2c"/>
+        <w:tabs>
+          <w:tab w:val="right" w:leader="dot" w:pos="9345"/>
+        </w:tabs>
+        <w:ind w:firstLine="0"/>
+        <w:rPr>
+          <w:rFonts w:asciiTheme="minorHAnsi" w:eastAsiaTheme="minorEastAsia" w:hAnsiTheme="minorHAnsi" w:cstheme="minorBidi"/>
+          <w:noProof/>
+          <w:kern w:val="2"/>
+          <w:sz w:val="24"/>
+          <w:szCs w:val="24"/>
+          <w:lang w:val="ru-RU" w:eastAsia="ru-RU"/>
+          <w14:ligatures w14:val="standardContextual"/>
+        </w:rPr>
+      </w:pPr>
+      <w:hyperlink w:anchor="_Toc238650584" w:history="1">
+        <w:r>
+          <w:rPr>
+            <w:rStyle w:val="aff8"/>
+            <w:rFonts w:eastAsiaTheme="majorEastAsia"/>
+            <w:noProof/>
+          </w:rPr>
+          <w:t>8.4. The order of work</w:t>
+        </w:r>
+        <w:r>
+          <w:rPr>
+            <w:noProof/>
+            <w:webHidden/>
+          </w:rPr>
+          <w:tab/>
+        </w:r>
+        <w:r>
+          <w:rPr>
+            <w:noProof/>
+            <w:webHidden/>
+          </w:rPr>
+          <w:fldChar w:fldCharType="begin"/>
+        </w:r>
+        <w:r>
+          <w:rPr>
+            <w:noProof/>
+            <w:webHidden/>
+          </w:rPr>
+          <w:instrText xml:space="preserve"> PAGEREF _Toc238650584 \h </w:instrText>
+        </w:r>
+        <w:r>
+          <w:rPr>
+            <w:noProof/>
+            <w:webHidden/>
+          </w:rPr>
+        </w:r>
+        <w:r>
+          <w:rPr>
+            <w:noProof/>
+            <w:webHidden/>
+          </w:rPr>
+          <w:fldChar w:fldCharType="separate"/>
+        </w:r>
+        <w:r>
+          <w:rPr>
+            <w:noProof/>
+            <w:webHidden/>
+          </w:rPr>
+          <w:t>46</w:t>
+        </w:r>
+        <w:r>
+          <w:rPr>
+            <w:noProof/>
+            <w:webHidden/>
+          </w:rPr>
+          <w:fldChar w:fldCharType="end"/>
+        </w:r>
+      </w:hyperlink>
+    </w:p>
+    <w:p>
+      <w:pPr>
+        <w:pStyle w:val="2c"/>
+        <w:tabs>
+          <w:tab w:val="right" w:leader="dot" w:pos="9345"/>
+        </w:tabs>
+        <w:ind w:firstLine="0"/>
+        <w:rPr>
+          <w:rFonts w:asciiTheme="minorHAnsi" w:eastAsiaTheme="minorEastAsia" w:hAnsiTheme="minorHAnsi" w:cstheme="minorBidi"/>
+          <w:noProof/>
+          <w:kern w:val="2"/>
+          <w:sz w:val="24"/>
+          <w:szCs w:val="24"/>
+          <w:lang w:val="ru-RU" w:eastAsia="ru-RU"/>
+          <w14:ligatures w14:val="standardContextual"/>
+        </w:rPr>
+      </w:pPr>
+      <w:hyperlink w:anchor="_Toc238650585" w:history="1">
+        <w:r>
+          <w:rPr>
+            <w:rStyle w:val="aff8"/>
+            <w:rFonts w:eastAsiaTheme="majorEastAsia"/>
+            <w:noProof/>
+          </w:rPr>
+          <w:t>8.5. What comes across</w:t>
+        </w:r>
+        <w:r>
+          <w:rPr>
+            <w:noProof/>
+            <w:webHidden/>
+          </w:rPr>
+          <w:tab/>
+        </w:r>
+        <w:r>
+          <w:rPr>
+            <w:noProof/>
+            <w:webHidden/>
+          </w:rPr>
+          <w:fldChar w:fldCharType="begin"/>
+        </w:r>
+        <w:r>
+          <w:rPr>
+            <w:noProof/>
+            <w:webHidden/>
+          </w:rPr>
+          <w:instrText xml:space="preserve"> PAGEREF _Toc238650585 \h </w:instrText>
+        </w:r>
+        <w:r>
+          <w:rPr>
+            <w:noProof/>
+            <w:webHidden/>
+          </w:rPr>
+        </w:r>
+        <w:r>
+          <w:rPr>
+            <w:noProof/>
+            <w:webHidden/>
+          </w:rPr>
+          <w:fldChar w:fldCharType="separate"/>
+        </w:r>
+        <w:r>
+          <w:rPr>
+            <w:noProof/>
+            <w:webHidden/>
+          </w:rPr>
+          <w:t>47</w:t>
+        </w:r>
+        <w:r>
+          <w:rPr>
+            <w:noProof/>
+            <w:webHidden/>
+          </w:rPr>
+          <w:fldChar w:fldCharType="end"/>
+        </w:r>
+      </w:hyperlink>
+    </w:p>
+    <w:p>
+      <w:pPr>
+        <w:pStyle w:val="2c"/>
+        <w:tabs>
+          <w:tab w:val="right" w:leader="dot" w:pos="9345"/>
+        </w:tabs>
+        <w:ind w:firstLine="0"/>
+        <w:rPr>
+          <w:rFonts w:asciiTheme="minorHAnsi" w:eastAsiaTheme="minorEastAsia" w:hAnsiTheme="minorHAnsi" w:cstheme="minorBidi"/>
+          <w:noProof/>
+          <w:kern w:val="2"/>
+          <w:sz w:val="24"/>
+          <w:szCs w:val="24"/>
+          <w:lang w:val="ru-RU" w:eastAsia="ru-RU"/>
+          <w14:ligatures w14:val="standardContextual"/>
+        </w:rPr>
+      </w:pPr>
+      <w:hyperlink w:anchor="_Toc238650586" w:history="1">
+        <w:r>
+          <w:rPr>
+            <w:rStyle w:val="aff8"/>
+            <w:rFonts w:eastAsiaTheme="majorEastAsia"/>
+            <w:noProof/>
+          </w:rPr>
+          <w:t>8.6. What not to expect</w:t>
+        </w:r>
+        <w:r>
+          <w:rPr>
+            <w:noProof/>
+            <w:webHidden/>
+          </w:rPr>
+          <w:tab/>
+        </w:r>
+        <w:r>
+          <w:rPr>
+            <w:noProof/>
+            <w:webHidden/>
+          </w:rPr>
+          <w:fldChar w:fldCharType="begin"/>
+        </w:r>
+        <w:r>
+          <w:rPr>
+            <w:noProof/>
+            <w:webHidden/>
+          </w:rPr>
+          <w:instrText xml:space="preserve"> PAGEREF _Toc238650586 \h </w:instrText>
+        </w:r>
+        <w:r>
+          <w:rPr>
+            <w:noProof/>
+            <w:webHidden/>
+          </w:rPr>
+        </w:r>
+        <w:r>
+          <w:rPr>
+            <w:noProof/>
+            <w:webHidden/>
+          </w:rPr>
+          <w:fldChar w:fldCharType="separate"/>
+        </w:r>
+        <w:r>
+          <w:rPr>
+            <w:noProof/>
+            <w:webHidden/>
+          </w:rPr>
+          <w:t>47</w:t>
         </w:r>
         <w:r>
           <w:rPr>
@@ -3490,18 +3991,70 @@
           <w:rFonts w:asciiTheme="minorHAnsi" w:eastAsiaTheme="minorEastAsia" w:hAnsiTheme="minorHAnsi" w:cstheme="minorBidi"/>
           <w:noProof/>
           <w:kern w:val="2"/>
-          <w:sz w:val="22"/>
+          <w:sz w:val="24"/>
+          <w:szCs w:val="24"/>
           <w:lang w:val="ru-RU" w:eastAsia="ru-RU"/>
           <w14:ligatures w14:val="standardContextual"/>
         </w:rPr>
       </w:pPr>
-      <w:r>
-        <w:t>8. Compare PDF</w:t>
-      </w:r>
-      <w:r>
-        <w:tab/>
-        <w:t>45</w:t>
-      </w:r>
+      <w:hyperlink w:anchor="_Toc238650587" w:history="1">
+        <w:r>
+          <w:rPr>
+            <w:rStyle w:val="aff8"/>
+            <w:rFonts w:eastAsiaTheme="majorEastAsia"/>
+            <w:noProof/>
+          </w:rPr>
+          <w:t>9. Merge Excel</w:t>
+        </w:r>
+        <w:r>
+          <w:rPr>
+            <w:noProof/>
+            <w:webHidden/>
+          </w:rPr>
+          <w:tab/>
+        </w:r>
+        <w:r>
+          <w:rPr>
+            <w:noProof/>
+            <w:webHidden/>
+          </w:rPr>
+          <w:fldChar w:fldCharType="begin"/>
+        </w:r>
+        <w:r>
+          <w:rPr>
+            <w:noProof/>
+            <w:webHidden/>
+          </w:rPr>
+          <w:instrText xml:space="preserve"> PAGEREF _Toc238650587 \h </w:instrText>
+        </w:r>
+        <w:r>
+          <w:rPr>
+            <w:noProof/>
+            <w:webHidden/>
+          </w:rPr>
+        </w:r>
+        <w:r>
+          <w:rPr>
+            <w:noProof/>
+            <w:webHidden/>
+          </w:rPr>
+          <w:fldChar w:fldCharType="separate"/>
+        </w:r>
+        <w:r>
+          <w:rPr>
+            <w:noProof/>
+            <w:webHidden/>
+          </w:rPr>
+          <w:t>47</w:t>
+        </w:r>
+        <w:r>
+          <w:rPr>
+            <w:noProof/>
+            <w:webHidden/>
+          </w:rPr>
+          <w:fldChar w:fldCharType="end"/>
+        </w:r>
+      </w:hyperlink>
     </w:p>
     <w:p>
       <w:pPr>
@@ -3514,18 +4067,70 @@
           <w:rFonts w:asciiTheme="minorHAnsi" w:eastAsiaTheme="minorEastAsia" w:hAnsiTheme="minorHAnsi" w:cstheme="minorBidi"/>
           <w:noProof/>
           <w:kern w:val="2"/>
-          <w:sz w:val="22"/>
+          <w:sz w:val="24"/>
+          <w:szCs w:val="24"/>
           <w:lang w:val="ru-RU" w:eastAsia="ru-RU"/>
           <w14:ligatures w14:val="standardContextual"/>
         </w:rPr>
       </w:pPr>
-      <w:r>
-        <w:t>8.1. What it is for</w:t>
-      </w:r>
-      <w:r>
-        <w:tab/>
-        <w:t>45</w:t>
-      </w:r>
+      <w:hyperlink w:anchor="_Toc238650588" w:history="1">
+        <w:r>
+          <w:rPr>
+            <w:rStyle w:val="aff8"/>
+            <w:rFonts w:eastAsiaTheme="majorEastAsia"/>
+            <w:noProof/>
+          </w:rPr>
+          <w:t>9.1. What it is for</w:t>
+        </w:r>
+        <w:r>
+          <w:rPr>
+            <w:noProof/>
+            <w:webHidden/>
+          </w:rPr>
+          <w:tab/>
+        </w:r>
+        <w:r>
+          <w:rPr>
+            <w:noProof/>
+            <w:webHidden/>
+          </w:rPr>
+          <w:fldChar w:fldCharType="begin"/>
+        </w:r>
+        <w:r>
+          <w:rPr>
+            <w:noProof/>
+            <w:webHidden/>
+          </w:rPr>
+          <w:instrText xml:space="preserve"> PAGEREF _Toc238650588 \h </w:instrText>
+        </w:r>
+        <w:r>
+          <w:rPr>
+            <w:noProof/>
+            <w:webHidden/>
+          </w:rPr>
+        </w:r>
+        <w:r>
+          <w:rPr>
+            <w:noProof/>
+            <w:webHidden/>
+          </w:rPr>
+          <w:fldChar w:fldCharType="separate"/>
+        </w:r>
+        <w:r>
+          <w:rPr>
+            <w:noProof/>
+            <w:webHidden/>
+          </w:rPr>
+          <w:t>47</w:t>
+        </w:r>
+        <w:r>
+          <w:rPr>
+            <w:noProof/>
+            <w:webHidden/>
+          </w:rPr>
+          <w:fldChar w:fldCharType="end"/>
+        </w:r>
+      </w:hyperlink>
     </w:p>
     <w:p>
       <w:pPr>
@@ -3538,18 +4143,70 @@
           <w:rFonts w:asciiTheme="minorHAnsi" w:eastAsiaTheme="minorEastAsia" w:hAnsiTheme="minorHAnsi" w:cstheme="minorBidi"/>
           <w:noProof/>
           <w:kern w:val="2"/>
-          <w:sz w:val="22"/>
+          <w:sz w:val="24"/>
+          <w:szCs w:val="24"/>
           <w:lang w:val="ru-RU" w:eastAsia="ru-RU"/>
           <w14:ligatures w14:val="standardContextual"/>
         </w:rPr>
       </w:pPr>
-      <w:r>
-        <w:t>8.2. The window</w:t>
-      </w:r>
-      <w:r>
-        <w:tab/>
-        <w:t>45</w:t>
-      </w:r>
+      <w:hyperlink w:anchor="_Toc238650589" w:history="1">
+        <w:r>
+          <w:rPr>
+            <w:rStyle w:val="aff8"/>
+            <w:rFonts w:eastAsiaTheme="majorEastAsia"/>
+            <w:noProof/>
+          </w:rPr>
+          <w:t>9.2. The window</w:t>
+        </w:r>
+        <w:r>
+          <w:rPr>
+            <w:noProof/>
+            <w:webHidden/>
+          </w:rPr>
+          <w:tab/>
+        </w:r>
+        <w:r>
+          <w:rPr>
+            <w:noProof/>
+            <w:webHidden/>
+          </w:rPr>
+          <w:fldChar w:fldCharType="begin"/>
+        </w:r>
+        <w:r>
+          <w:rPr>
+            <w:noProof/>
+            <w:webHidden/>
+          </w:rPr>
+          <w:instrText xml:space="preserve"> PAGEREF _Toc238650589 \h </w:instrText>
+        </w:r>
+        <w:r>
+          <w:rPr>
+            <w:noProof/>
+            <w:webHidden/>
+          </w:rPr>
+        </w:r>
+        <w:r>
+          <w:rPr>
+            <w:noProof/>
+            <w:webHidden/>
+          </w:rPr>
+          <w:fldChar w:fldCharType="separate"/>
+        </w:r>
+        <w:r>
+          <w:rPr>
+            <w:noProof/>
+            <w:webHidden/>
+          </w:rPr>
+          <w:t>48</w:t>
+        </w:r>
+        <w:r>
+          <w:rPr>
+            <w:noProof/>
+            <w:webHidden/>
+          </w:rPr>
+          <w:fldChar w:fldCharType="end"/>
+        </w:r>
+      </w:hyperlink>
     </w:p>
     <w:p>
       <w:pPr>
@@ -3562,18 +4219,70 @@
           <w:rFonts w:asciiTheme="minorHAnsi" w:eastAsiaTheme="minorEastAsia" w:hAnsiTheme="minorHAnsi" w:cstheme="minorBidi"/>
           <w:noProof/>
           <w:kern w:val="2"/>
-          <w:sz w:val="22"/>
+          <w:sz w:val="24"/>
+          <w:szCs w:val="24"/>
           <w:lang w:val="ru-RU" w:eastAsia="ru-RU"/>
           <w14:ligatures w14:val="standardContextual"/>
         </w:rPr>
       </w:pPr>
-      <w:r>
-        <w:t>8.3. The order of work</w:t>
-      </w:r>
-      <w:r>
-        <w:tab/>
-        <w:t>46</w:t>
-      </w:r>
+      <w:hyperlink w:anchor="_Toc238650590" w:history="1">
+        <w:r>
+          <w:rPr>
+            <w:rStyle w:val="aff8"/>
+            <w:rFonts w:eastAsiaTheme="majorEastAsia"/>
+            <w:noProof/>
+          </w:rPr>
+          <w:t>9.3. The order of work</w:t>
+        </w:r>
+        <w:r>
+          <w:rPr>
+            <w:noProof/>
+            <w:webHidden/>
+          </w:rPr>
+          <w:tab/>
+        </w:r>
+        <w:r>
+          <w:rPr>
+            <w:noProof/>
+            <w:webHidden/>
+          </w:rPr>
+          <w:fldChar w:fldCharType="begin"/>
+        </w:r>
+        <w:r>
+          <w:rPr>
+            <w:noProof/>
+            <w:webHidden/>
+          </w:rPr>
+          <w:instrText xml:space="preserve"> PAGEREF _Toc238650590 \h </w:instrText>
+        </w:r>
+        <w:r>
+          <w:rPr>
+            <w:noProof/>
+            <w:webHidden/>
+          </w:rPr>
+        </w:r>
+        <w:r>
+          <w:rPr>
+            <w:noProof/>
+            <w:webHidden/>
+          </w:rPr>
+          <w:fldChar w:fldCharType="separate"/>
+        </w:r>
+        <w:r>
+          <w:rPr>
+            <w:noProof/>
+            <w:webHidden/>
+          </w:rPr>
+          <w:t>48</w:t>
+        </w:r>
+        <w:r>
+          <w:rPr>
+            <w:noProof/>
+            <w:webHidden/>
+          </w:rPr>
+          <w:fldChar w:fldCharType="end"/>
+        </w:r>
+      </w:hyperlink>
     </w:p>
     <w:p>
       <w:pPr>
@@ -3586,18 +4295,222 @@
           <w:rFonts w:asciiTheme="minorHAnsi" w:eastAsiaTheme="minorEastAsia" w:hAnsiTheme="minorHAnsi" w:cstheme="minorBidi"/>
           <w:noProof/>
           <w:kern w:val="2"/>
-          <w:sz w:val="22"/>
+          <w:sz w:val="24"/>
+          <w:szCs w:val="24"/>
           <w:lang w:val="ru-RU" w:eastAsia="ru-RU"/>
           <w14:ligatures w14:val="standardContextual"/>
         </w:rPr>
       </w:pPr>
-      <w:r>
-        <w:t>8.4. Limits</w:t>
-      </w:r>
-      <w:r>
-        <w:tab/>
-        <w:t>46</w:t>
-      </w:r>
+      <w:hyperlink w:anchor="_Toc238650591" w:history="1">
+        <w:r>
+          <w:rPr>
+            <w:rStyle w:val="aff8"/>
+            <w:rFonts w:eastAsiaTheme="majorEastAsia"/>
+            <w:noProof/>
+          </w:rPr>
+          <w:t>9.4. The options</w:t>
+        </w:r>
+        <w:r>
+          <w:rPr>
+            <w:noProof/>
+            <w:webHidden/>
+          </w:rPr>
+          <w:tab/>
+        </w:r>
+        <w:r>
+          <w:rPr>
+            <w:noProof/>
+            <w:webHidden/>
+          </w:rPr>
+          <w:fldChar w:fldCharType="begin"/>
+        </w:r>
+        <w:r>
+          <w:rPr>
+            <w:noProof/>
+            <w:webHidden/>
+          </w:rPr>
+          <w:instrText xml:space="preserve"> PAGEREF _Toc238650591 \h </w:instrText>
+        </w:r>
+        <w:r>
+          <w:rPr>
+            <w:noProof/>
+            <w:webHidden/>
+          </w:rPr>
+        </w:r>
+        <w:r>
+          <w:rPr>
+            <w:noProof/>
+            <w:webHidden/>
+          </w:rPr>
+          <w:fldChar w:fldCharType="separate"/>
+        </w:r>
+        <w:r>
+          <w:rPr>
+            <w:noProof/>
+            <w:webHidden/>
+          </w:rPr>
+          <w:t>49</w:t>
+        </w:r>
+        <w:r>
+          <w:rPr>
+            <w:noProof/>
+            <w:webHidden/>
+          </w:rPr>
+          <w:fldChar w:fldCharType="end"/>
+        </w:r>
+      </w:hyperlink>
+    </w:p>
+    <w:p>
+      <w:pPr>
+        <w:pStyle w:val="2c"/>
+        <w:tabs>
+          <w:tab w:val="right" w:leader="dot" w:pos="9345"/>
+        </w:tabs>
+        <w:ind w:firstLine="0"/>
+        <w:rPr>
+          <w:rFonts w:asciiTheme="minorHAnsi" w:eastAsiaTheme="minorEastAsia" w:hAnsiTheme="minorHAnsi" w:cstheme="minorBidi"/>
+          <w:noProof/>
+          <w:kern w:val="2"/>
+          <w:sz w:val="24"/>
+          <w:szCs w:val="24"/>
+          <w:lang w:val="ru-RU" w:eastAsia="ru-RU"/>
+          <w14:ligatures w14:val="standardContextual"/>
+        </w:rPr>
+      </w:pPr>
+      <w:hyperlink w:anchor="_Toc238650592" w:history="1">
+        <w:r>
+          <w:rPr>
+            <w:rStyle w:val="aff8"/>
+            <w:rFonts w:eastAsiaTheme="majorEastAsia"/>
+            <w:noProof/>
+          </w:rPr>
+          <w:t>9.5. The result, the report and the cover note</w:t>
+        </w:r>
+        <w:r>
+          <w:rPr>
+            <w:noProof/>
+            <w:webHidden/>
+          </w:rPr>
+          <w:tab/>
+        </w:r>
+        <w:r>
+          <w:rPr>
+            <w:noProof/>
+            <w:webHidden/>
+          </w:rPr>
+          <w:fldChar w:fldCharType="begin"/>
+        </w:r>
+        <w:r>
+          <w:rPr>
+            <w:noProof/>
+            <w:webHidden/>
+          </w:rPr>
+          <w:instrText xml:space="preserve"> PAGEREF _Toc238650592 \h </w:instrText>
+        </w:r>
+        <w:r>
+          <w:rPr>
+            <w:noProof/>
+            <w:webHidden/>
+          </w:rPr>
+        </w:r>
+        <w:r>
+          <w:rPr>
+            <w:noProof/>
+            <w:webHidden/>
+          </w:rPr>
+          <w:fldChar w:fldCharType="separate"/>
+        </w:r>
+        <w:r>
+          <w:rPr>
+            <w:noProof/>
+            <w:webHidden/>
+          </w:rPr>
+          <w:t>49</w:t>
+        </w:r>
+        <w:r>
+          <w:rPr>
+            <w:noProof/>
+            <w:webHidden/>
+          </w:rPr>
+          <w:fldChar w:fldCharType="end"/>
+        </w:r>
+      </w:hyperlink>
+    </w:p>
+    <w:p>
+      <w:pPr>
+        <w:pStyle w:val="2c"/>
+        <w:tabs>
+          <w:tab w:val="right" w:leader="dot" w:pos="9345"/>
+        </w:tabs>
+        <w:ind w:firstLine="0"/>
+        <w:rPr>
+          <w:rFonts w:asciiTheme="minorHAnsi" w:eastAsiaTheme="minorEastAsia" w:hAnsiTheme="minorHAnsi" w:cstheme="minorBidi"/>
+          <w:noProof/>
+          <w:kern w:val="2"/>
+          <w:sz w:val="24"/>
+          <w:szCs w:val="24"/>
+          <w:lang w:val="ru-RU" w:eastAsia="ru-RU"/>
+          <w14:ligatures w14:val="standardContextual"/>
+        </w:rPr>
+      </w:pPr>
+      <w:hyperlink w:anchor="_Toc238650593" w:history="1">
+        <w:r>
+          <w:rPr>
+            <w:rStyle w:val="aff8"/>
+            <w:rFonts w:eastAsiaTheme="majorEastAsia"/>
+            <w:noProof/>
+          </w:rPr>
+          <w:t>9.6. The Menu of the tool</w:t>
+        </w:r>
+        <w:r>
+          <w:rPr>
+            <w:noProof/>
+            <w:webHidden/>
+          </w:rPr>
+          <w:tab/>
+        </w:r>
+        <w:r>
+          <w:rPr>
+            <w:noProof/>
+            <w:webHidden/>
+          </w:rPr>
+          <w:fldChar w:fldCharType="begin"/>
+        </w:r>
+        <w:r>
+          <w:rPr>
+            <w:noProof/>
+            <w:webHidden/>
+          </w:rPr>
+          <w:instrText xml:space="preserve"> PAGEREF _Toc238650593 \h </w:instrText>
+        </w:r>
+        <w:r>
+          <w:rPr>
+            <w:noProof/>
+            <w:webHidden/>
+          </w:rPr>
+        </w:r>
+        <w:r>
+          <w:rPr>
+            <w:noProof/>
+            <w:webHidden/>
+          </w:rPr>
+          <w:fldChar w:fldCharType="separate"/>
+        </w:r>
+        <w:r>
+          <w:rPr>
+            <w:noProof/>
+            <w:webHidden/>
+          </w:rPr>
+          <w:t>50</w:t>
+        </w:r>
+        <w:r>
+          <w:rPr>
+            <w:noProof/>
+            <w:webHidden/>
+          </w:rPr>
+          <w:fldChar w:fldCharType="end"/>
+        </w:r>
+      </w:hyperlink>
     </w:p>
     <w:p>
       <w:pPr>
@@ -3610,18 +4523,70 @@
           <w:rFonts w:asciiTheme="minorHAnsi" w:eastAsiaTheme="minorEastAsia" w:hAnsiTheme="minorHAnsi" w:cstheme="minorBidi"/>
           <w:noProof/>
           <w:kern w:val="2"/>
-          <w:sz w:val="22"/>
+          <w:sz w:val="24"/>
+          <w:szCs w:val="24"/>
           <w:lang w:val="ru-RU" w:eastAsia="ru-RU"/>
           <w14:ligatures w14:val="standardContextual"/>
         </w:rPr>
       </w:pPr>
-      <w:r>
-        <w:t>9. Merge Excel</w:t>
-      </w:r>
-      <w:r>
-        <w:tab/>
-        <w:t>42</w:t>
-      </w:r>
+      <w:hyperlink w:anchor="_Toc238650594" w:history="1">
+        <w:r>
+          <w:rPr>
+            <w:rStyle w:val="aff8"/>
+            <w:rFonts w:eastAsiaTheme="majorEastAsia"/>
+            <w:noProof/>
+          </w:rPr>
+          <w:t>10. Reference</w:t>
+        </w:r>
+        <w:r>
+          <w:rPr>
+            <w:noProof/>
+            <w:webHidden/>
+          </w:rPr>
+          <w:tab/>
+        </w:r>
+        <w:r>
+          <w:rPr>
+            <w:noProof/>
+            <w:webHidden/>
+          </w:rPr>
+          <w:fldChar w:fldCharType="begin"/>
+        </w:r>
+        <w:r>
+          <w:rPr>
+            <w:noProof/>
+            <w:webHidden/>
+          </w:rPr>
+          <w:instrText xml:space="preserve"> PAGEREF _Toc238650594 \h </w:instrText>
+        </w:r>
+        <w:r>
+          <w:rPr>
+            <w:noProof/>
+            <w:webHidden/>
+          </w:rPr>
+        </w:r>
+        <w:r>
+          <w:rPr>
+            <w:noProof/>
+            <w:webHidden/>
+          </w:rPr>
+          <w:fldChar w:fldCharType="separate"/>
+        </w:r>
+        <w:r>
+          <w:rPr>
+            <w:noProof/>
+            <w:webHidden/>
+          </w:rPr>
+          <w:t>51</w:t>
+        </w:r>
+        <w:r>
+          <w:rPr>
+            <w:noProof/>
+            <w:webHidden/>
+          </w:rPr>
+          <w:fldChar w:fldCharType="end"/>
+        </w:r>
+      </w:hyperlink>
     </w:p>
     <w:p>
       <w:pPr>
@@ -3634,18 +4599,70 @@
           <w:rFonts w:asciiTheme="minorHAnsi" w:eastAsiaTheme="minorEastAsia" w:hAnsiTheme="minorHAnsi" w:cstheme="minorBidi"/>
           <w:noProof/>
           <w:kern w:val="2"/>
-          <w:sz w:val="22"/>
+          <w:sz w:val="24"/>
+          <w:szCs w:val="24"/>
           <w:lang w:val="ru-RU" w:eastAsia="ru-RU"/>
           <w14:ligatures w14:val="standardContextual"/>
         </w:rPr>
       </w:pPr>
-      <w:r>
-        <w:t>9.1. What it is for</w:t>
-      </w:r>
-      <w:r>
-        <w:tab/>
-        <w:t>42</w:t>
-      </w:r>
+      <w:hyperlink w:anchor="_Toc238650595" w:history="1">
+        <w:r>
+          <w:rPr>
+            <w:rStyle w:val="aff8"/>
+            <w:rFonts w:eastAsiaTheme="majorEastAsia"/>
+            <w:noProof/>
+          </w:rPr>
+          <w:t>10.1. About the program</w:t>
+        </w:r>
+        <w:r>
+          <w:rPr>
+            <w:noProof/>
+            <w:webHidden/>
+          </w:rPr>
+          <w:tab/>
+        </w:r>
+        <w:r>
+          <w:rPr>
+            <w:noProof/>
+            <w:webHidden/>
+          </w:rPr>
+          <w:fldChar w:fldCharType="begin"/>
+        </w:r>
+        <w:r>
+          <w:rPr>
+            <w:noProof/>
+            <w:webHidden/>
+          </w:rPr>
+          <w:instrText xml:space="preserve"> PAGEREF _Toc238650595 \h </w:instrText>
+        </w:r>
+        <w:r>
+          <w:rPr>
+            <w:noProof/>
+            <w:webHidden/>
+          </w:rPr>
+        </w:r>
+        <w:r>
+          <w:rPr>
+            <w:noProof/>
+            <w:webHidden/>
+          </w:rPr>
+          <w:fldChar w:fldCharType="separate"/>
+        </w:r>
+        <w:r>
+          <w:rPr>
+            <w:noProof/>
+            <w:webHidden/>
+          </w:rPr>
+          <w:t>51</w:t>
+        </w:r>
+        <w:r>
+          <w:rPr>
+            <w:noProof/>
+            <w:webHidden/>
+          </w:rPr>
+          <w:fldChar w:fldCharType="end"/>
+        </w:r>
+      </w:hyperlink>
     </w:p>
     <w:p>
       <w:pPr>
@@ -3658,18 +4675,70 @@
           <w:rFonts w:asciiTheme="minorHAnsi" w:eastAsiaTheme="minorEastAsia" w:hAnsiTheme="minorHAnsi" w:cstheme="minorBidi"/>
           <w:noProof/>
           <w:kern w:val="2"/>
-          <w:sz w:val="22"/>
+          <w:sz w:val="24"/>
+          <w:szCs w:val="24"/>
           <w:lang w:val="ru-RU" w:eastAsia="ru-RU"/>
           <w14:ligatures w14:val="standardContextual"/>
         </w:rPr>
       </w:pPr>
-      <w:r>
-        <w:t>9.2. The window</w:t>
-      </w:r>
-      <w:r>
-        <w:tab/>
-        <w:t>43</w:t>
-      </w:r>
+      <w:hyperlink w:anchor="_Toc238650596" w:history="1">
+        <w:r>
+          <w:rPr>
+            <w:rStyle w:val="aff8"/>
+            <w:rFonts w:eastAsiaTheme="majorEastAsia"/>
+            <w:noProof/>
+          </w:rPr>
+          <w:t>10.2. If something went wrong</w:t>
+        </w:r>
+        <w:r>
+          <w:rPr>
+            <w:noProof/>
+            <w:webHidden/>
+          </w:rPr>
+          <w:tab/>
+        </w:r>
+        <w:r>
+          <w:rPr>
+            <w:noProof/>
+            <w:webHidden/>
+          </w:rPr>
+          <w:fldChar w:fldCharType="begin"/>
+        </w:r>
+        <w:r>
+          <w:rPr>
+            <w:noProof/>
+            <w:webHidden/>
+          </w:rPr>
+          <w:instrText xml:space="preserve"> PAGEREF _Toc238650596 \h </w:instrText>
+        </w:r>
+        <w:r>
+          <w:rPr>
+            <w:noProof/>
+            <w:webHidden/>
+          </w:rPr>
+        </w:r>
+        <w:r>
+          <w:rPr>
+            <w:noProof/>
+            <w:webHidden/>
+          </w:rPr>
+          <w:fldChar w:fldCharType="separate"/>
+        </w:r>
+        <w:r>
+          <w:rPr>
+            <w:noProof/>
+            <w:webHidden/>
+          </w:rPr>
+          <w:t>52</w:t>
+        </w:r>
+        <w:r>
+          <w:rPr>
+            <w:noProof/>
+            <w:webHidden/>
+          </w:rPr>
+          <w:fldChar w:fldCharType="end"/>
+        </w:r>
+      </w:hyperlink>
     </w:p>
     <w:p>
       <w:pPr>
@@ -3682,18 +4751,70 @@
           <w:rFonts w:asciiTheme="minorHAnsi" w:eastAsiaTheme="minorEastAsia" w:hAnsiTheme="minorHAnsi" w:cstheme="minorBidi"/>
           <w:noProof/>
           <w:kern w:val="2"/>
-          <w:sz w:val="22"/>
+          <w:sz w:val="24"/>
+          <w:szCs w:val="24"/>
           <w:lang w:val="ru-RU" w:eastAsia="ru-RU"/>
           <w14:ligatures w14:val="standardContextual"/>
         </w:rPr>
       </w:pPr>
-      <w:r>
-        <w:t>9.3. The order of work</w:t>
-      </w:r>
-      <w:r>
-        <w:tab/>
-        <w:t>43</w:t>
-      </w:r>
+      <w:hyperlink w:anchor="_Toc238650597" w:history="1">
+        <w:r>
+          <w:rPr>
+            <w:rStyle w:val="aff8"/>
+            <w:rFonts w:eastAsiaTheme="majorEastAsia"/>
+            <w:noProof/>
+          </w:rPr>
+          <w:t>10.3. Updating the contents after edits</w:t>
+        </w:r>
+        <w:r>
+          <w:rPr>
+            <w:noProof/>
+            <w:webHidden/>
+          </w:rPr>
+          <w:tab/>
+        </w:r>
+        <w:r>
+          <w:rPr>
+            <w:noProof/>
+            <w:webHidden/>
+          </w:rPr>
+          <w:fldChar w:fldCharType="begin"/>
+        </w:r>
+        <w:r>
+          <w:rPr>
+            <w:noProof/>
+            <w:webHidden/>
+          </w:rPr>
+          <w:instrText xml:space="preserve"> PAGEREF _Toc238650597 \h </w:instrText>
+        </w:r>
+        <w:r>
+          <w:rPr>
+            <w:noProof/>
+            <w:webHidden/>
+          </w:rPr>
+        </w:r>
+        <w:r>
+          <w:rPr>
+            <w:noProof/>
+            <w:webHidden/>
+          </w:rPr>
+          <w:fldChar w:fldCharType="separate"/>
+        </w:r>
+        <w:r>
+          <w:rPr>
+            <w:noProof/>
+            <w:webHidden/>
+          </w:rPr>
+          <w:t>52</w:t>
+        </w:r>
+        <w:r>
+          <w:rPr>
+            <w:noProof/>
+            <w:webHidden/>
+          </w:rPr>
+          <w:fldChar w:fldCharType="end"/>
+        </w:r>
+      </w:hyperlink>
     </w:p>
     <w:p>
       <w:pPr>
@@ -3706,166 +4827,74 @@
           <w:rFonts w:asciiTheme="minorHAnsi" w:eastAsiaTheme="minorEastAsia" w:hAnsiTheme="minorHAnsi" w:cstheme="minorBidi"/>
           <w:noProof/>
           <w:kern w:val="2"/>
-          <w:sz w:val="22"/>
+          <w:sz w:val="24"/>
+          <w:szCs w:val="24"/>
           <w:lang w:val="ru-RU" w:eastAsia="ru-RU"/>
           <w14:ligatures w14:val="standardContextual"/>
         </w:rPr>
       </w:pPr>
-      <w:r>
-        <w:t>9.4. The options</w:t>
-      </w:r>
-      <w:r>
-        <w:tab/>
-        <w:t>44</w:t>
-      </w:r>
-    </w:p>
-    <w:p>
-      <w:pPr>
-        <w:pStyle w:val="2c"/>
-        <w:tabs>
-          <w:tab w:val="right" w:leader="dot" w:pos="9345"/>
-        </w:tabs>
+      <w:hyperlink w:anchor="_Toc238650598" w:history="1">
+        <w:r>
+          <w:rPr>
+            <w:rStyle w:val="aff8"/>
+            <w:rFonts w:eastAsiaTheme="majorEastAsia"/>
+            <w:noProof/>
+          </w:rPr>
+          <w:t>10.4. A short reminder</w:t>
+        </w:r>
+        <w:r>
+          <w:rPr>
+            <w:noProof/>
+            <w:webHidden/>
+          </w:rPr>
+          <w:tab/>
+        </w:r>
+        <w:r>
+          <w:rPr>
+            <w:noProof/>
+            <w:webHidden/>
+          </w:rPr>
+          <w:fldChar w:fldCharType="begin"/>
+        </w:r>
+        <w:r>
+          <w:rPr>
+            <w:noProof/>
+            <w:webHidden/>
+          </w:rPr>
+          <w:instrText xml:space="preserve"> PAGEREF _Toc238650598 \h </w:instrText>
+        </w:r>
+        <w:r>
+          <w:rPr>
+            <w:noProof/>
+            <w:webHidden/>
+          </w:rPr>
+        </w:r>
+        <w:r>
+          <w:rPr>
+            <w:noProof/>
+            <w:webHidden/>
+          </w:rPr>
+          <w:fldChar w:fldCharType="separate"/>
+        </w:r>
+        <w:r>
+          <w:rPr>
+            <w:noProof/>
+            <w:webHidden/>
+          </w:rPr>
+          <w:t>53</w:t>
+        </w:r>
+        <w:r>
+          <w:rPr>
+            <w:noProof/>
+            <w:webHidden/>
+          </w:rPr>
+          <w:fldChar w:fldCharType="end"/>
+        </w:r>
+      </w:hyperlink>
+    </w:p>
+    <w:p>
+      <w:pPr>
         <w:ind w:firstLine="0"/>
-        <w:rPr>
-          <w:rFonts w:asciiTheme="minorHAnsi" w:eastAsiaTheme="minorEastAsia" w:hAnsiTheme="minorHAnsi" w:cstheme="minorBidi"/>
-          <w:noProof/>
-          <w:kern w:val="2"/>
-          <w:sz w:val="22"/>
-          <w:lang w:val="ru-RU" w:eastAsia="ru-RU"/>
-          <w14:ligatures w14:val="standardContextual"/>
-        </w:rPr>
-      </w:pPr>
-      <w:r>
-        <w:t>9.5. The result, the report and the cover note</w:t>
-      </w:r>
-      <w:r>
-        <w:tab/>
-        <w:t>44</w:t>
-      </w:r>
-    </w:p>
-    <w:p>
-      <w:pPr>
-        <w:pStyle w:val="2c"/>
-        <w:tabs>
-          <w:tab w:val="right" w:leader="dot" w:pos="9345"/>
-        </w:tabs>
-        <w:ind w:firstLine="0"/>
-        <w:rPr>
-          <w:rFonts w:asciiTheme="minorHAnsi" w:eastAsiaTheme="minorEastAsia" w:hAnsiTheme="minorHAnsi" w:cstheme="minorBidi"/>
-          <w:noProof/>
-          <w:kern w:val="2"/>
-          <w:sz w:val="22"/>
-          <w:lang w:val="ru-RU" w:eastAsia="ru-RU"/>
-          <w14:ligatures w14:val="standardContextual"/>
-        </w:rPr>
-      </w:pPr>
-      <w:r>
-        <w:t>9.6. The Menu of the tool</w:t>
-      </w:r>
-      <w:r>
-        <w:tab/>
-        <w:t>45</w:t>
-      </w:r>
-    </w:p>
-    <w:p>
-      <w:pPr>
-        <w:pStyle w:val="14"/>
-        <w:tabs>
-          <w:tab w:val="right" w:leader="dot" w:pos="9345"/>
-        </w:tabs>
-        <w:ind w:firstLine="0"/>
-        <w:rPr>
-          <w:rFonts w:asciiTheme="minorHAnsi" w:eastAsiaTheme="minorEastAsia" w:hAnsiTheme="minorHAnsi" w:cstheme="minorBidi"/>
-          <w:noProof/>
-          <w:kern w:val="2"/>
-          <w:sz w:val="22"/>
-          <w:lang w:val="ru-RU" w:eastAsia="ru-RU"/>
-          <w14:ligatures w14:val="standardContextual"/>
-        </w:rPr>
-      </w:pPr>
-      <w:r>
-        <w:t>10. Reference</w:t>
-      </w:r>
-      <w:r>
-        <w:tab/>
-        <w:t>46</w:t>
-      </w:r>
-    </w:p>
-    <w:p>
-      <w:pPr>
-        <w:pStyle w:val="2c"/>
-        <w:tabs>
-          <w:tab w:val="right" w:leader="dot" w:pos="9345"/>
-        </w:tabs>
-        <w:ind w:firstLine="0"/>
-        <w:rPr>
-          <w:rFonts w:asciiTheme="minorHAnsi" w:eastAsiaTheme="minorEastAsia" w:hAnsiTheme="minorHAnsi" w:cstheme="minorBidi"/>
-          <w:noProof/>
-          <w:kern w:val="2"/>
-          <w:sz w:val="22"/>
-          <w:lang w:val="ru-RU" w:eastAsia="ru-RU"/>
-          <w14:ligatures w14:val="standardContextual"/>
-        </w:rPr>
-      </w:pPr>
-      <w:r>
-        <w:t>10.1. About the program</w:t>
-      </w:r>
-      <w:r>
-        <w:tab/>
-        <w:t>46</w:t>
-      </w:r>
-    </w:p>
-    <w:p>
-      <w:pPr>
-        <w:pStyle w:val="2c"/>
-        <w:tabs>
-          <w:tab w:val="right" w:leader="dot" w:pos="9345"/>
-        </w:tabs>
-        <w:ind w:firstLine="0"/>
-        <w:rPr>
-          <w:rFonts w:asciiTheme="minorHAnsi" w:eastAsiaTheme="minorEastAsia" w:hAnsiTheme="minorHAnsi" w:cstheme="minorBidi"/>
-          <w:noProof/>
-          <w:kern w:val="2"/>
-          <w:sz w:val="22"/>
-          <w:lang w:val="ru-RU" w:eastAsia="ru-RU"/>
-          <w14:ligatures w14:val="standardContextual"/>
-        </w:rPr>
-      </w:pPr>
-      <w:r>
-        <w:t>10.2. If something went wrong</w:t>
-      </w:r>
-      <w:r>
-        <w:tab/>
-        <w:t>47</w:t>
-      </w:r>
-    </w:p>
-    <w:p>
-      <w:pPr>
-        <w:pStyle w:val="2c"/>
-        <w:tabs>
-          <w:tab w:val="right" w:leader="dot" w:pos="9345"/>
-        </w:tabs>
-        <w:ind w:firstLine="0"/>
-        <w:rPr>
-          <w:rFonts w:asciiTheme="minorHAnsi" w:eastAsiaTheme="minorEastAsia" w:hAnsiTheme="minorHAnsi" w:cstheme="minorBidi"/>
-          <w:noProof/>
-          <w:kern w:val="2"/>
-          <w:sz w:val="22"/>
-          <w:lang w:val="ru-RU" w:eastAsia="ru-RU"/>
-          <w14:ligatures w14:val="standardContextual"/>
-        </w:rPr>
-      </w:pPr>
-      <w:r>
-        <w:t>10.3. A short reminder</w:t>
-      </w:r>
-      <w:r>
-        <w:tab/>
-        <w:t>47</w:t>
-      </w:r>
-    </w:p>
-    <w:p>
-      <w:pPr>
-        <w:ind w:firstLine="0"/>
       </w:pPr>
       <w:r>
         <w:fldChar w:fldCharType="end"/>
@@ -3880,7 +4909,7 @@
       <w:pPr>
         <w:pStyle w:val="1"/>
       </w:pPr>
-      <w:bookmarkStart w:id="0" w:name="_Toc237262373"/>
+      <w:bookmarkStart w:id="0" w:name="_Toc238650536"/>
       <w:r>
         <w:lastRenderedPageBreak/>
         <w:t>1. About the program</w:t>
@@ -3891,7 +4920,7 @@
       <w:pPr>
         <w:pStyle w:val="21"/>
       </w:pPr>
-      <w:bookmarkStart w:id="1" w:name="_Toc237262374"/>
+      <w:bookmarkStart w:id="1" w:name="_Toc238650537"/>
       <w:r>
         <w:t>1.1. What it is for</w:t>
       </w:r>
@@ -3899,7 +4928,13 @@
     </w:p>
     <w:p>
       <w:r>
-        <w:t>iwo Helper Desktop is a desktop program for everyday work with documents: it gathers the sheets of several Excel workbooks into one digest, merges and splits PDF files, makes them smaller, and turns the text of a PDF into an editable Word document or a PowerPoint presentation, and shows what changed between two versions of a document. Everything happens on your own computer; no file is sent anywhere.</w:t>
+        <w:t>iwo Helper Desktop is a desktop program for everyday work with documents: it gathers the sheets of several Excel workbooks into one digest, merges, splits and compares PDF files, makes them smaller, and turns the text of a PDF into an editable Word document or a PowerPoint presentation. Everything happens on your own computer; no file is sent anywhere.</w:t>
+      </w:r>
+      <w:r>
+        <w:rPr>
+          <w:vertAlign w:val="superscript"/>
+        </w:rPr>
+        <w:footnoteReference w:id="1"/>
       </w:r>
     </w:p>
     <w:p>
@@ -4055,7 +5090,10 @@
               <w:jc w:val="left"/>
             </w:pPr>
             <w:r>
-              <w:t>Split PDF</w:t>
+              <w:t xml:space="preserve">Split </w:t>
+            </w:r>
+            <w:r>
+              <w:t>PDF</w:t>
             </w:r>
           </w:p>
         </w:tc>
@@ -4086,6 +5124,56 @@
             </w:pPr>
             <w:r>
               <w:t>To take out of a thick document only what the recipient asked for</w:t>
+            </w:r>
+          </w:p>
+        </w:tc>
+      </w:tr>
+      <w:tr>
+        <w:trPr>
+          <w:jc w:val="center"/>
+        </w:trPr>
+        <w:tc>
+          <w:tcPr>
+            <w:tcW w:w="2268" w:type="dxa"/>
+          </w:tcPr>
+          <w:p>
+            <w:pPr>
+              <w:spacing w:line="240" w:lineRule="auto"/>
+              <w:ind w:firstLine="0"/>
+              <w:jc w:val="left"/>
+            </w:pPr>
+            <w:r>
+              <w:t>PDF Compare</w:t>
+            </w:r>
+          </w:p>
+        </w:tc>
+        <w:tc>
+          <w:tcPr>
+            <w:tcW w:w="3685" w:type="dxa"/>
+          </w:tcPr>
+          <w:p>
+            <w:pPr>
+              <w:spacing w:line="240" w:lineRule="auto"/>
+              <w:ind w:firstLine="0"/>
+              <w:jc w:val="left"/>
+            </w:pPr>
+            <w:r>
+              <w:t>Shows earlier and later born-digital PDFs side by side, marking removals only on the left and additions only on the right</w:t>
+            </w:r>
+          </w:p>
+        </w:tc>
+        <w:tc>
+          <w:tcPr>
+            <w:tcW w:w="3118" w:type="dxa"/>
+          </w:tcPr>
+          <w:p>
+            <w:pPr>
+              <w:spacing w:line="240" w:lineRule="auto"/>
+              <w:ind w:firstLine="0"/>
+              <w:jc w:val="left"/>
+            </w:pPr>
+            <w:r>
+              <w:t>To review edits and copy trusted text without converting the document or using OCR</w:t>
             </w:r>
           </w:p>
         </w:tc>
@@ -4170,7 +5258,11 @@
               <w:jc w:val="left"/>
             </w:pPr>
             <w:r>
-              <w:t>Turns the pages of a born-digital PDF into a .pptx presentation: the text stays editable, everything else arrives as a background</w:t>
+              <w:t xml:space="preserve">Turns the pages of a born-digital PDF into a .pptx presentation: the text stays editable, everything else </w:t>
+            </w:r>
+            <w:r>
+              <w:lastRenderedPageBreak/>
+              <w:t>arrives as a background</w:t>
             </w:r>
           </w:p>
         </w:tc>
@@ -4185,6 +5277,7 @@
               <w:jc w:val="left"/>
             </w:pPr>
             <w:r>
+              <w:lastRenderedPageBreak/>
               <w:t>To get back a presentation of which only the PDF is left</w:t>
             </w:r>
           </w:p>
@@ -4220,11 +5313,10 @@
               <w:jc w:val="left"/>
             </w:pPr>
             <w:r>
-              <w:t xml:space="preserve">Six actions on a single document: compression, pages as images, text into .txt, grayscale, repair, document </w:t>
+              <w:t xml:space="preserve">Eight actions on one </w:t>
             </w:r>
             <w:r>
-              <w:lastRenderedPageBreak/>
-              <w:t>properties</w:t>
+              <w:t>document: save PDF, compression, grayscale, repair, pages as images, text into .txt, printing and document properties</w:t>
             </w:r>
           </w:p>
         </w:tc>
@@ -4239,58 +5331,7 @@
               <w:jc w:val="left"/>
             </w:pPr>
             <w:r>
-              <w:lastRenderedPageBreak/>
               <w:t>To do to a finished file what would otherwise send you looking for a separate program</w:t>
-            </w:r>
-          </w:p>
-        </w:tc>
-      </w:tr>
-      <w:tr>
-        <w:trPr>
-          <w:jc w:val="center"/>
-        </w:trPr>
-        <w:tc>
-          <w:tcPr>
-            <w:tcW w:w="2268" w:type="dxa"/>
-          </w:tcPr>
-          <w:p>
-            <w:pPr>
-              <w:spacing w:line="240" w:lineRule="auto"/>
-              <w:ind w:firstLine="0"/>
-              <w:jc w:val="left"/>
-            </w:pPr>
-            <w:r>
-              <w:t>Compare PDF</w:t>
-            </w:r>
-          </w:p>
-        </w:tc>
-        <w:tc>
-          <w:tcPr>
-            <w:tcW w:w="3685" w:type="dxa"/>
-          </w:tcPr>
-          <w:p>
-            <w:pPr>
-              <w:spacing w:line="240" w:lineRule="auto"/>
-              <w:ind w:firstLine="0"/>
-              <w:jc w:val="left"/>
-            </w:pPr>
-            <w:r>
-              <w:t>Shows what changed between two versions of a document: a list of changes and the pages side by side with the differences marked</w:t>
-            </w:r>
-          </w:p>
-        </w:tc>
-        <w:tc>
-          <w:tcPr>
-            <w:tcW w:w="3118" w:type="dxa"/>
-          </w:tcPr>
-          <w:p>
-            <w:pPr>
-              <w:spacing w:line="240" w:lineRule="auto"/>
-              <w:ind w:firstLine="0"/>
-              <w:jc w:val="left"/>
-            </w:pPr>
-            <w:r>
-              <w:t>See what changed in the new version without paging through both files</w:t>
             </w:r>
           </w:p>
         </w:tc>
@@ -4325,7 +5366,10 @@
               <w:jc w:val="left"/>
             </w:pPr>
             <w:r>
-              <w:t>Moves the sheets of several workbooks into one — a digest, with contents and a Word cover note</w:t>
+              <w:t xml:space="preserve">Moves the sheets of several </w:t>
+            </w:r>
+            <w:r>
+              <w:t>workbooks into one — a digest, with contents and a Word cover note</w:t>
             </w:r>
           </w:p>
         </w:tc>
@@ -4340,10 +5384,7 @@
               <w:jc w:val="left"/>
             </w:pPr>
             <w:r>
-              <w:t xml:space="preserve">Not to open </w:t>
-            </w:r>
-            <w:r>
-              <w:t>dozens of files by hand and copy the sheets one at a time</w:t>
+              <w:t>Not to open dozens of files by hand and copy the sheets one at a time</w:t>
             </w:r>
           </w:p>
         </w:tc>
@@ -4358,7 +5399,7 @@
       <w:pPr>
         <w:pStyle w:val="21"/>
       </w:pPr>
-      <w:bookmarkStart w:id="2" w:name="_Toc237262375"/>
+      <w:bookmarkStart w:id="2" w:name="_Toc238650538"/>
       <w:r>
         <w:t>1.2. What the program gives you</w:t>
       </w:r>
@@ -4443,8 +5484,9 @@
       <w:pPr>
         <w:pStyle w:val="21"/>
       </w:pPr>
-      <w:bookmarkStart w:id="3" w:name="_Toc237262376"/>
-      <w:r>
+      <w:bookmarkStart w:id="3" w:name="_Toc238650539"/>
+      <w:r>
+        <w:lastRenderedPageBreak/>
         <w:t>1.3. What the workplace needs</w:t>
       </w:r>
       <w:bookmarkEnd w:id="3"/>
@@ -4456,11 +5498,7 @@
     </w:p>
     <w:p>
       <w:r>
-        <w:t xml:space="preserve">Two capabilities need other products. The digest itself and its cover note are produced through the Microsoft Office installed on the computer, and the conversion of PDF into Word through Microsoft Word. Compressing a PDF, </w:t>
-      </w:r>
-      <w:r>
-        <w:lastRenderedPageBreak/>
-        <w:t>turning it to grayscale and repairing a damaged file are done by the free Ghostscript engine.</w:t>
+        <w:t>Two capabilities need other products. The digest itself and its cover note are produced through the Microsoft Office installed on the computer, and the conversion of PDF into Word through Microsoft Word. Compressing a PDF, turning it to grayscale and repairing a damaged file are done by the free Ghostscript engine.</w:t>
       </w:r>
       <w:r>
         <w:rPr>
@@ -4473,7 +5511,7 @@
       <w:pPr>
         <w:pStyle w:val="21"/>
       </w:pPr>
-      <w:bookmarkStart w:id="4" w:name="_Toc237262377"/>
+      <w:bookmarkStart w:id="4" w:name="_Toc238650540"/>
       <w:r>
         <w:t>1.4. Installing, starting and updating</w:t>
       </w:r>
@@ -4519,7 +5557,14 @@
     </w:p>
     <w:p>
       <w:r>
-        <w:t>The program looks for a newer version itself at start — quietly, in the background, and it says nothing about anything except news: no connection, no answer or “you have the latest” all pass without a word. When a version really is newer, the program names it and asks whether to open the download page in a browser. Nothing is downloaded or installed by itself — the decision stays with you. The check can be switched off in Settings, where there is also a “Check now” button.</w:t>
+        <w:t xml:space="preserve">The program looks for a newer version itself at start — quietly, in the background, and it says nothing about anything except </w:t>
+      </w:r>
+      <w:r>
+        <w:t xml:space="preserve">news: no connection, no answer or “you have the latest” all pass without a word. When a version really is newer, the program names it and asks whether to open the download page in a browser. Nothing is downloaded or installed by itself — the decision stays with </w:t>
+      </w:r>
+      <w:r>
+        <w:lastRenderedPageBreak/>
+        <w:t>you. The check can be switched off in Settings, where there is also a “Check now” button.</w:t>
       </w:r>
       <w:r>
         <w:rPr>
@@ -4549,9 +5594,8 @@
       <w:pPr>
         <w:pStyle w:val="1"/>
       </w:pPr>
-      <w:bookmarkStart w:id="5" w:name="_Toc237262378"/>
-      <w:r>
-        <w:lastRenderedPageBreak/>
+      <w:bookmarkStart w:id="5" w:name="_Toc238650541"/>
+      <w:r>
         <w:t>2. How working with the program is arranged</w:t>
       </w:r>
       <w:bookmarkEnd w:id="5"/>
@@ -4560,7 +5604,7 @@
       <w:pPr>
         <w:pStyle w:val="21"/>
       </w:pPr>
-      <w:bookmarkStart w:id="6" w:name="_Toc237262379"/>
+      <w:bookmarkStart w:id="6" w:name="_Toc238650542"/>
       <w:r>
         <w:t>2.1. The start screen</w:t>
       </w:r>
@@ -4568,10 +5612,7 @@
     </w:p>
     <w:p>
       <w:r>
-        <w:t xml:space="preserve">The start screen opens when the program starts. It asks first about the section (fig. 1): “PDF” — everything done to *.pdf files, and “Other tools” — the rest. Under the name of each section is a list of </w:t>
-      </w:r>
-      <w:r>
-        <w:t>what is inside, so you can choose without recalling the names of the tools.</w:t>
+        <w:t>The start screen opens when the program starts. It asks first about the section (fig. 1): “PDF” — everything done to *.pdf files, and “Other tools” — the rest. Under the name of each section is a list of what is inside, so you can choose without recalling the names of the tools.</w:t>
       </w:r>
     </w:p>
     <w:p>
@@ -4585,8 +5626,9 @@
         <w:rPr>
           <w:noProof/>
         </w:rPr>
+        <w:lastRenderedPageBreak/>
         <w:drawing>
-          <wp:inline distT="0" distB="0" distL="0" distR="0" wp14:anchorId="40CC3BEA" wp14:editId="762364B5">
+          <wp:inline distT="0" distB="0" distL="0" distR="0" wp14:anchorId="5C0C937C" wp14:editId="6982D80E">
             <wp:extent cx="5760000" cy="5127111"/>
             <wp:effectExtent l="0" t="0" r="0" b="0"/>
             <wp:docPr id="1" name="Picture 1"/>
@@ -4634,7 +5676,10 @@
     </w:p>
     <w:p>
       <w:r>
-        <w:t>Inside a section are the same cards, one per tool (fig. 2). “Back” on the left of the header, or the Esc key, returns to the sections.</w:t>
+        <w:t xml:space="preserve">Inside a section are the same cards, one per tool (fig. 2). “Back” on </w:t>
+      </w:r>
+      <w:r>
+        <w:t>the left of the header, or the Esc key, returns to the sections.</w:t>
       </w:r>
     </w:p>
     <w:p>
@@ -4650,8 +5695,8 @@
         </w:rPr>
         <w:lastRenderedPageBreak/>
         <w:drawing>
-          <wp:inline distT="0" distB="0" distL="0" distR="0" wp14:anchorId="46DB78C0" wp14:editId="6CB44779">
-            <wp:extent cx="5760000" cy="5127111"/>
+          <wp:inline distT="0" distB="0" distL="0" distR="0" wp14:anchorId="5BA79363" wp14:editId="46CE11EF">
+            <wp:extent cx="5760000" cy="5134830"/>
             <wp:effectExtent l="0" t="0" r="0" b="0"/>
             <wp:docPr id="2" name="Picture 2"/>
             <wp:cNvGraphicFramePr>
@@ -4673,7 +5718,7 @@
                   <pic:spPr>
                     <a:xfrm>
                       <a:off x="0" y="0"/>
-                      <a:ext cx="5760000" cy="5127111"/>
+                      <a:ext cx="5760000" cy="5134830"/>
                     </a:xfrm>
                     <a:prstGeom prst="rect">
                       <a:avLst/>
@@ -4698,10 +5743,7 @@
     </w:p>
     <w:p>
       <w:r>
-        <w:t xml:space="preserve">A card only has to be clicked. A quicker way is to drag PDF files straight onto a card: the tool opens and takes those files at once, skipping the file dialog. Files can also be dropped on the “PDF” section </w:t>
-      </w:r>
-      <w:r>
-        <w:t>card — the program goes inside and holds them until you pick a tool. The “Merge Excel” card does not accept dropped files, because it works with a folder rather than with separate files.</w:t>
+        <w:t>A card only has to be clicked. A quicker way is to drag PDF files straight onto a card: the tool opens and takes those files at once, skipping the file dialog. Files can also be dropped on the “PDF” section card — the program goes inside and holds them until you pick a tool. The “Merge Excel” card does not accept dropped files, because it works with a folder rather than with separate files.</w:t>
       </w:r>
     </w:p>
     <w:p>
@@ -4737,7 +5779,7 @@
       <w:pPr>
         <w:pStyle w:val="21"/>
       </w:pPr>
-      <w:bookmarkStart w:id="7" w:name="_Toc237262380"/>
+      <w:bookmarkStart w:id="7" w:name="_Toc238650543"/>
       <w:r>
         <w:t>2.2. The language of the interface</w:t>
       </w:r>
@@ -4760,7 +5802,7 @@
           <w:noProof/>
         </w:rPr>
         <w:drawing>
-          <wp:inline distT="0" distB="0" distL="0" distR="0" wp14:anchorId="5B26D21C" wp14:editId="7B575E66">
+          <wp:inline distT="0" distB="0" distL="0" distR="0" wp14:anchorId="6A92D6E9" wp14:editId="1E4BA7BA">
             <wp:extent cx="5760000" cy="5127111"/>
             <wp:effectExtent l="0" t="0" r="0" b="0"/>
             <wp:docPr id="3" name="Picture 3"/>
@@ -4833,7 +5875,7 @@
       <w:pPr>
         <w:pStyle w:val="21"/>
       </w:pPr>
-      <w:bookmarkStart w:id="8" w:name="_Toc237262381"/>
+      <w:bookmarkStart w:id="8" w:name="_Toc238650544"/>
       <w:r>
         <w:t>2.3. The built-in help</w:t>
       </w:r>
@@ -4856,7 +5898,7 @@
           <w:noProof/>
         </w:rPr>
         <w:drawing>
-          <wp:inline distT="0" distB="0" distL="0" distR="0" wp14:anchorId="61CD7447" wp14:editId="21F2A023">
+          <wp:inline distT="0" distB="0" distL="0" distR="0" wp14:anchorId="576E4071" wp14:editId="3BAB1FE5">
             <wp:extent cx="3133777" cy="6119999"/>
             <wp:effectExtent l="0" t="0" r="0" b="0"/>
             <wp:docPr id="4" name="Picture 4"/>
@@ -4920,7 +5962,7 @@
           <w:noProof/>
         </w:rPr>
         <w:drawing>
-          <wp:inline distT="0" distB="0" distL="0" distR="0" wp14:anchorId="73F6181B" wp14:editId="4307C942">
+          <wp:inline distT="0" distB="0" distL="0" distR="0" wp14:anchorId="2EF35CCC" wp14:editId="493BD853">
             <wp:extent cx="3707476" cy="2859578"/>
             <wp:effectExtent l="0" t="0" r="0" b="0"/>
             <wp:docPr id="5" name="Picture 5"/>
@@ -5060,7 +6102,10 @@
               <w:jc w:val="left"/>
             </w:pPr>
             <w:r>
-              <w:t>Change the thumbnail zoom</w:t>
+              <w:t xml:space="preserve">Change the </w:t>
+            </w:r>
+            <w:r>
+              <w:t>thumbnail zoom</w:t>
             </w:r>
           </w:p>
         </w:tc>
@@ -5480,7 +6525,10 @@
               <w:jc w:val="left"/>
             </w:pPr>
             <w:r>
-              <w:t>Rotate the selected pages right or left</w:t>
+              <w:t xml:space="preserve">Rotate the </w:t>
+            </w:r>
+            <w:r>
+              <w:t>selected pages right or left</w:t>
             </w:r>
           </w:p>
         </w:tc>
@@ -5495,7 +6543,7 @@
       <w:pPr>
         <w:pStyle w:val="21"/>
       </w:pPr>
-      <w:bookmarkStart w:id="9" w:name="_Toc237262382"/>
+      <w:bookmarkStart w:id="9" w:name="_Toc238650545"/>
       <w:r>
         <w:lastRenderedPageBreak/>
         <w:t>2.4. The page grid</w:t>
@@ -5504,10 +6552,7 @@
     </w:p>
     <w:p>
       <w:r>
-        <w:t xml:space="preserve">All the PDF </w:t>
-      </w:r>
-      <w:r>
-        <w:t>tools are built around the same grid of thumbnails. Learn it once and you can work with every one of them. The only difference is what the grid lets you do: in merging and in the conversions the pages are also reordered, while in splitting and in the other operations they are only selected, because the order does not change there.</w:t>
+        <w:t>All the PDF tools are built around the same grid of thumbnails. Learn it once and you can work with every one of them. The only difference is what the grid lets you do: in merging and in the conversions the pages are also reordered, while in splitting and in the other operations they are only selected, because the order does not change there.</w:t>
       </w:r>
     </w:p>
     <w:p>
@@ -5533,7 +6578,7 @@
         </w:rPr>
         <w:lastRenderedPageBreak/>
         <w:drawing>
-          <wp:inline distT="0" distB="0" distL="0" distR="0" wp14:anchorId="1CC0AFC9" wp14:editId="27247E73">
+          <wp:inline distT="0" distB="0" distL="0" distR="0" wp14:anchorId="17E6B64E" wp14:editId="08EC9320">
             <wp:extent cx="5760000" cy="4608000"/>
             <wp:effectExtent l="0" t="0" r="0" b="0"/>
             <wp:docPr id="6" name="Picture 6"/>
@@ -5596,7 +6641,7 @@
           <w:noProof/>
         </w:rPr>
         <w:drawing>
-          <wp:inline distT="0" distB="0" distL="0" distR="0" wp14:anchorId="3E13BFBE" wp14:editId="16AFBE2F">
+          <wp:inline distT="0" distB="0" distL="0" distR="0" wp14:anchorId="76D4DC5B" wp14:editId="5F1695EE">
             <wp:extent cx="2543694" cy="1255222"/>
             <wp:effectExtent l="0" t="0" r="0" b="0"/>
             <wp:docPr id="7" name="Picture 7"/>
@@ -5661,14 +6706,20 @@
         <w:rPr>
           <w:i/>
         </w:rPr>
-        <w:t>The order of pages can also be changed by dragging the thumbnails. The insertion point is shown by a vertical bar, so it is hard to miss.</w:t>
+        <w:t xml:space="preserve">The order of pages can also be </w:t>
+      </w:r>
+      <w:r>
+        <w:rPr>
+          <w:i/>
+        </w:rPr>
+        <w:t>changed by dragging the thumbnails. The insertion point is shown by a vertical bar, so it is hard to miss.</w:t>
       </w:r>
     </w:p>
     <w:p>
       <w:pPr>
         <w:pStyle w:val="21"/>
       </w:pPr>
-      <w:bookmarkStart w:id="10" w:name="_Toc237262383"/>
+      <w:bookmarkStart w:id="10" w:name="_Toc238650546"/>
       <w:r>
         <w:lastRenderedPageBreak/>
         <w:t>2.5. Viewing a page full size</w:t>
@@ -5692,7 +6743,7 @@
           <w:noProof/>
         </w:rPr>
         <w:drawing>
-          <wp:inline distT="0" distB="0" distL="0" distR="0" wp14:anchorId="6F1FC299" wp14:editId="30796A42">
+          <wp:inline distT="0" distB="0" distL="0" distR="0" wp14:anchorId="0082A382" wp14:editId="2EC74FC0">
             <wp:extent cx="5338723" cy="6120000"/>
             <wp:effectExtent l="0" t="0" r="0" b="0"/>
             <wp:docPr id="8" name="Picture 8"/>
@@ -5740,10 +6791,7 @@
     </w:p>
     <w:p>
       <w:r>
-        <w:t xml:space="preserve">The </w:t>
-      </w:r>
-      <w:r>
-        <w:t xml:space="preserve">viewer has a magnifier: the “−” and “+” buttons, a box with the current zoom, a “Fit” button and Ctrl + mouse wheel. When zooming with the wheel the point under the pointer stays put — what grows is what you are looking at. Once </w:t>
+        <w:t xml:space="preserve">The viewer has a magnifier: the “−” and “+” buttons, a box with the current zoom, a “Fit” button and Ctrl + mouse wheel. When zooming with the wheel the point under the pointer stays put — what grows is what you are looking at. Once </w:t>
       </w:r>
       <w:r>
         <w:lastRenderedPageBreak/>
@@ -5759,7 +6807,7 @@
       <w:pPr>
         <w:pStyle w:val="21"/>
       </w:pPr>
-      <w:bookmarkStart w:id="11" w:name="_Toc237262384"/>
+      <w:bookmarkStart w:id="11" w:name="_Toc238650547"/>
       <w:r>
         <w:t>2.6. Printing</w:t>
       </w:r>
@@ -5779,7 +6827,7 @@
       <w:pPr>
         <w:pStyle w:val="21"/>
       </w:pPr>
-      <w:bookmarkStart w:id="12" w:name="_Toc237262385"/>
+      <w:bookmarkStart w:id="12" w:name="_Toc238650548"/>
       <w:r>
         <w:t>2.7. Making the file smaller (compression)</w:t>
       </w:r>
@@ -5803,7 +6851,7 @@
         </w:rPr>
         <w:lastRenderedPageBreak/>
         <w:drawing>
-          <wp:inline distT="0" distB="0" distL="0" distR="0" wp14:anchorId="3CEE376D" wp14:editId="19D11516">
+          <wp:inline distT="0" distB="0" distL="0" distR="0" wp14:anchorId="2F4B41F5" wp14:editId="752E24BC">
             <wp:extent cx="5760000" cy="4608000"/>
             <wp:effectExtent l="0" t="0" r="0" b="0"/>
             <wp:docPr id="9" name="Picture 9"/>
@@ -6017,7 +7065,10 @@
               <w:jc w:val="left"/>
             </w:pPr>
             <w:r>
-              <w:t>The document is rebuilt without recompressing images</w:t>
+              <w:t xml:space="preserve">The document is </w:t>
+            </w:r>
+            <w:r>
+              <w:t>rebuilt without recompressing images</w:t>
             </w:r>
           </w:p>
         </w:tc>
@@ -6032,10 +7083,7 @@
               <w:jc w:val="left"/>
             </w:pPr>
             <w:r>
-              <w:t xml:space="preserve">When you need to reduce size </w:t>
-            </w:r>
-            <w:r>
-              <w:t>while preserving picture quality</w:t>
+              <w:t>When you need to reduce size while preserving picture quality</w:t>
             </w:r>
           </w:p>
         </w:tc>
@@ -6149,7 +7197,10 @@
     </w:p>
     <w:p>
       <w:r>
-        <w:t>How much that is worth is shown by a measurement on a scanned document of four pages (fig. 10). The source file took 8.97 MB, after “Very good” — 7.18 MB, after “Good” — 0.68 MB, after “Normal” — 0.24 MB. The difference between “Good” and “Normal” is barely visible to the eye, while “Very good” saves the least but leaves the images themselves untouched.</w:t>
+        <w:t xml:space="preserve">How much that is worth is shown by a measurement on a scanned document of four pages (fig. 10). The source file took 8.97 MB, after </w:t>
+      </w:r>
+      <w:r>
+        <w:t>“Very good” — 7.18 MB, after “Good” — 0.68 MB, after “Normal” — 0.24 MB. The difference between “Good” and “Normal” is barely visible to the eye, while “Very good” saves the least but leaves the images themselves untouched.</w:t>
       </w:r>
     </w:p>
     <w:p>
@@ -6164,7 +7215,7 @@
           <w:noProof/>
         </w:rPr>
         <w:drawing>
-          <wp:inline distT="0" distB="0" distL="0" distR="0" wp14:anchorId="0522A139" wp14:editId="1C8FABFA">
+          <wp:inline distT="0" distB="0" distL="0" distR="0" wp14:anchorId="064448DC" wp14:editId="04ABC1DE">
             <wp:extent cx="5760000" cy="2724324"/>
             <wp:effectExtent l="0" t="0" r="0" b="0"/>
             <wp:docPr id="10" name="Picture 10"/>
@@ -6212,10 +7263,7 @@
     </w:p>
     <w:p>
       <w:r>
-        <w:t xml:space="preserve">Compression </w:t>
-      </w:r>
-      <w:r>
-        <w:t>changes the contents of the file, so a digital signature on the document becomes invalid. Compress before signing, not after.</w:t>
+        <w:t>Compression changes the contents of the file, so a digital signature on the document becomes invalid. Compress before signing, not after.</w:t>
       </w:r>
       <w:r>
         <w:rPr>
@@ -6228,7 +7276,7 @@
       <w:pPr>
         <w:pStyle w:val="21"/>
       </w:pPr>
-      <w:bookmarkStart w:id="13" w:name="_Toc237262386"/>
+      <w:bookmarkStart w:id="13" w:name="_Toc238650549"/>
       <w:r>
         <w:t>2.8. Settings</w:t>
       </w:r>
@@ -6252,7 +7300,7 @@
         </w:rPr>
         <w:lastRenderedPageBreak/>
         <w:drawing>
-          <wp:inline distT="0" distB="0" distL="0" distR="0" wp14:anchorId="4EC54600" wp14:editId="011B3FFA">
+          <wp:inline distT="0" distB="0" distL="0" distR="0" wp14:anchorId="4C391FFD" wp14:editId="468D0B8B">
             <wp:extent cx="3873730" cy="4588624"/>
             <wp:effectExtent l="0" t="0" r="0" b="0"/>
             <wp:docPr id="11" name="Picture 11"/>
@@ -6335,7 +7383,7 @@
       <w:pPr>
         <w:pStyle w:val="21"/>
       </w:pPr>
-      <w:bookmarkStart w:id="14" w:name="_Toc237262387"/>
+      <w:bookmarkStart w:id="14" w:name="_Toc238650550"/>
       <w:r>
         <w:t>2.9. Statistics</w:t>
       </w:r>
@@ -6358,7 +7406,7 @@
           <w:noProof/>
         </w:rPr>
         <w:drawing>
-          <wp:inline distT="0" distB="0" distL="0" distR="0" wp14:anchorId="0D72025C" wp14:editId="69D14129">
+          <wp:inline distT="0" distB="0" distL="0" distR="0" wp14:anchorId="2C00BD26" wp14:editId="336512A1">
             <wp:extent cx="3707476" cy="4148051"/>
             <wp:effectExtent l="0" t="0" r="0" b="0"/>
             <wp:docPr id="12" name="Picture 12"/>
@@ -6413,7 +7461,7 @@
       <w:pPr>
         <w:pStyle w:val="21"/>
       </w:pPr>
-      <w:bookmarkStart w:id="15" w:name="_Toc237262388"/>
+      <w:bookmarkStart w:id="15" w:name="_Toc238650551"/>
       <w:r>
         <w:t>2.10. What happens to your files</w:t>
       </w:r>
@@ -6437,7 +7485,7 @@
       <w:pPr>
         <w:pStyle w:val="1"/>
       </w:pPr>
-      <w:bookmarkStart w:id="16" w:name="_Toc237262389"/>
+      <w:bookmarkStart w:id="16" w:name="_Toc238650552"/>
       <w:r>
         <w:t>3. Merge PDF</w:t>
       </w:r>
@@ -6447,7 +7495,7 @@
       <w:pPr>
         <w:pStyle w:val="21"/>
       </w:pPr>
-      <w:bookmarkStart w:id="17" w:name="_Toc237262390"/>
+      <w:bookmarkStart w:id="17" w:name="_Toc238650553"/>
       <w:r>
         <w:t>3.1. What it is for</w:t>
       </w:r>
@@ -6460,17 +7508,17 @@
     </w:p>
     <w:p>
       <w:r>
-        <w:t xml:space="preserve">Its main property is that pages are copied as they are, </w:t>
-      </w:r>
-      <w:r>
-        <w:t>without being converted again. A scan stays the same scan; stamps and signatures do not drift. That is why merging is safe for documents that will travel further up the chain.</w:t>
+        <w:t xml:space="preserve">Its </w:t>
+      </w:r>
+      <w:r>
+        <w:t>main property is that pages are copied as they are, without being converted again. A scan stays the same scan; stamps and signatures do not drift. That is why merging is safe for documents that will travel further up the chain.</w:t>
       </w:r>
     </w:p>
     <w:p>
       <w:pPr>
         <w:pStyle w:val="21"/>
       </w:pPr>
-      <w:bookmarkStart w:id="18" w:name="_Toc237262391"/>
+      <w:bookmarkStart w:id="18" w:name="_Toc238650554"/>
       <w:r>
         <w:t>3.2. The window</w:t>
       </w:r>
@@ -6478,7 +7526,10 @@
     </w:p>
     <w:p>
       <w:r>
-        <w:t>On the left is the grid of pages of all the added files, on the right the actions on them, at the bottom the zoom, the compression and the save button (fig. 13).</w:t>
+        <w:t xml:space="preserve">On the </w:t>
+      </w:r>
+      <w:r>
+        <w:t>left is the grid of pages of all the added files, on the right the actions on them, at the bottom the zoom, the compression and the save button (fig. 13).</w:t>
       </w:r>
     </w:p>
     <w:p>
@@ -6494,7 +7545,7 @@
         </w:rPr>
         <w:lastRenderedPageBreak/>
         <w:drawing>
-          <wp:inline distT="0" distB="0" distL="0" distR="0" wp14:anchorId="1BBDC103" wp14:editId="59A25CAA">
+          <wp:inline distT="0" distB="0" distL="0" distR="0" wp14:anchorId="47886A54" wp14:editId="5763E910">
             <wp:extent cx="5760000" cy="4608000"/>
             <wp:effectExtent l="0" t="0" r="0" b="0"/>
             <wp:docPr id="13" name="Picture 13"/>
@@ -6544,7 +7595,7 @@
       <w:pPr>
         <w:pStyle w:val="21"/>
       </w:pPr>
-      <w:bookmarkStart w:id="19" w:name="_Toc237262392"/>
+      <w:bookmarkStart w:id="19" w:name="_Toc238650555"/>
       <w:r>
         <w:t>3.3. The order of work</w:t>
       </w:r>
@@ -6558,10 +7609,7 @@
         <w:t xml:space="preserve">1. Add the files with “Add PDF…” </w:t>
       </w:r>
       <w:r>
-        <w:t xml:space="preserve">or drag them into the window. There may be any number of </w:t>
-      </w:r>
-      <w:r>
-        <w:t>files; the pages of all of them line up in one grid.</w:t>
+        <w:t>or drag them into the window. There may be any number of files; the pages of all of them line up in one grid.</w:t>
       </w:r>
     </w:p>
     <w:p>
@@ -6601,7 +7649,7 @@
       <w:pPr>
         <w:pStyle w:val="21"/>
       </w:pPr>
-      <w:bookmarkStart w:id="20" w:name="_Toc237262393"/>
+      <w:bookmarkStart w:id="20" w:name="_Toc238650556"/>
       <w:r>
         <w:lastRenderedPageBreak/>
         <w:t>3.4. Double-sided printing: “Add a blank page”</w:t>
@@ -6634,7 +7682,7 @@
       <w:pPr>
         <w:pStyle w:val="21"/>
       </w:pPr>
-      <w:bookmarkStart w:id="21" w:name="_Toc237262394"/>
+      <w:bookmarkStart w:id="21" w:name="_Toc238650557"/>
       <w:r>
         <w:t>3.5. Assembling a double-sided scan</w:t>
       </w:r>
@@ -6658,7 +7706,7 @@
         </w:rPr>
         <w:lastRenderedPageBreak/>
         <w:drawing>
-          <wp:inline distT="0" distB="0" distL="0" distR="0" wp14:anchorId="44C9D806" wp14:editId="0E713819">
+          <wp:inline distT="0" distB="0" distL="0" distR="0" wp14:anchorId="2EF0EEC5" wp14:editId="6C04BAE1">
             <wp:extent cx="5760000" cy="4608000"/>
             <wp:effectExtent l="0" t="0" r="0" b="0"/>
             <wp:docPr id="14" name="Picture 14"/>
@@ -6713,7 +7761,7 @@
       <w:pPr>
         <w:pStyle w:val="1"/>
       </w:pPr>
-      <w:bookmarkStart w:id="22" w:name="_Toc237262395"/>
+      <w:bookmarkStart w:id="22" w:name="_Toc238650558"/>
       <w:r>
         <w:t>4. Split PDF</w:t>
       </w:r>
@@ -6723,7 +7771,7 @@
       <w:pPr>
         <w:pStyle w:val="21"/>
       </w:pPr>
-      <w:bookmarkStart w:id="23" w:name="_Toc237262396"/>
+      <w:bookmarkStart w:id="23" w:name="_Toc238650559"/>
       <w:r>
         <w:t>4.1. What it is for</w:t>
       </w:r>
@@ -6744,7 +7792,7 @@
       <w:pPr>
         <w:pStyle w:val="21"/>
       </w:pPr>
-      <w:bookmarkStart w:id="24" w:name="_Toc237262397"/>
+      <w:bookmarkStart w:id="24" w:name="_Toc238650560"/>
       <w:r>
         <w:t>4.2. The window</w:t>
       </w:r>
@@ -6753,12 +7801,6 @@
     <w:p>
       <w:r>
         <w:t>On the left is the grid of pages of the open document, on the right the choice of mode and its settings (fig. 15). The set of fields on the right changes with the mode, so nothing superfluous is on screen.</w:t>
-      </w:r>
-    </w:p>
-    <w:p>
-      <w:pPr/>
-      <w:r>
-        <w:t>You can drag the pages of the open document into another order in the grid before running the split: the parts are built in the order shown in the grid. The source file itself is never changed.</w:t>
       </w:r>
     </w:p>
     <w:p>
@@ -6773,7 +7815,7 @@
           <w:noProof/>
         </w:rPr>
         <w:drawing>
-          <wp:inline distT="0" distB="0" distL="0" distR="0" wp14:anchorId="2881C95C" wp14:editId="1616A3B1">
+          <wp:inline distT="0" distB="0" distL="0" distR="0" wp14:anchorId="0C82363D" wp14:editId="7A67763B">
             <wp:extent cx="5760000" cy="4608000"/>
             <wp:effectExtent l="0" t="0" r="0" b="0"/>
             <wp:docPr id="15" name="Picture 15"/>
@@ -6823,7 +7865,7 @@
       <w:pPr>
         <w:pStyle w:val="21"/>
       </w:pPr>
-      <w:bookmarkStart w:id="25" w:name="_Toc237262398"/>
+      <w:bookmarkStart w:id="25" w:name="_Toc238650561"/>
       <w:r>
         <w:t>4.3. The modes of splitting</w:t>
       </w:r>
@@ -6835,7 +7877,10 @@
       </w:r>
       <w:r>
         <w:lastRenderedPageBreak/>
-        <w:t>changes from “Extract…” to “Split…” — so that what will happen is clear before it does.</w:t>
+        <w:t xml:space="preserve">changes from “Extract…” to “Split…” — so that what will </w:t>
+      </w:r>
+      <w:r>
+        <w:t>happen is clear before it does.</w:t>
       </w:r>
     </w:p>
     <w:p>
@@ -6850,7 +7895,7 @@
           <w:noProof/>
         </w:rPr>
         <w:drawing>
-          <wp:inline distT="0" distB="0" distL="0" distR="0" wp14:anchorId="7D928BE6" wp14:editId="7A0DE525">
+          <wp:inline distT="0" distB="0" distL="0" distR="0" wp14:anchorId="6E2FBED9" wp14:editId="38B99021">
             <wp:extent cx="5760000" cy="4608000"/>
             <wp:effectExtent l="0" t="0" r="0" b="0"/>
             <wp:docPr id="16" name="Picture 16"/>
@@ -6893,10 +7938,7 @@
         <w:jc w:val="center"/>
       </w:pPr>
       <w:r>
-        <w:t xml:space="preserve">Fig. 16. </w:t>
-      </w:r>
-      <w:r>
-        <w:t>Choosing the mode of splitting</w:t>
+        <w:t>Fig. 16. Choosing the mode of splitting</w:t>
       </w:r>
     </w:p>
     <w:p>
@@ -7027,7 +8069,10 @@
               <w:jc w:val="left"/>
             </w:pPr>
             <w:r>
-              <w:t>Particular pages are needed and are easier to pick by eye</w:t>
+              <w:t xml:space="preserve">Particular pages are needed and are easier to </w:t>
+            </w:r>
+            <w:r>
+              <w:t>pick by eye</w:t>
             </w:r>
           </w:p>
         </w:tc>
@@ -7062,10 +8107,7 @@
               <w:jc w:val="left"/>
             </w:pPr>
             <w:r>
-              <w:t xml:space="preserve">A file per range, or </w:t>
-            </w:r>
-            <w:r>
-              <w:t>one common file</w:t>
+              <w:t>A file per range, or one common file</w:t>
             </w:r>
           </w:p>
         </w:tc>
@@ -7180,7 +8222,10 @@
               <w:jc w:val="left"/>
             </w:pPr>
             <w:r>
-              <w:t>The document has bookmarks: the sections separate themselves</w:t>
+              <w:t xml:space="preserve">The </w:t>
+            </w:r>
+            <w:r>
+              <w:t>document has bookmarks: the sections separate themselves</w:t>
             </w:r>
           </w:p>
         </w:tc>
@@ -7209,7 +8254,7 @@
           <w:noProof/>
         </w:rPr>
         <w:drawing>
-          <wp:inline distT="0" distB="0" distL="0" distR="0" wp14:anchorId="021CC08B" wp14:editId="241350F7">
+          <wp:inline distT="0" distB="0" distL="0" distR="0" wp14:anchorId="41DB2139" wp14:editId="0E965C61">
             <wp:extent cx="5760000" cy="4608000"/>
             <wp:effectExtent l="0" t="0" r="0" b="0"/>
             <wp:docPr id="17" name="Picture 17"/>
@@ -7273,7 +8318,7 @@
         </w:rPr>
         <w:lastRenderedPageBreak/>
         <w:drawing>
-          <wp:inline distT="0" distB="0" distL="0" distR="0" wp14:anchorId="1415DD9D" wp14:editId="25E39E43">
+          <wp:inline distT="0" distB="0" distL="0" distR="0" wp14:anchorId="3962B275" wp14:editId="1A64F558">
             <wp:extent cx="5760000" cy="4608000"/>
             <wp:effectExtent l="0" t="0" r="0" b="0"/>
             <wp:docPr id="18" name="Picture 18"/>
@@ -7321,10 +8366,10 @@
     </w:p>
     <w:p>
       <w:r>
-        <w:t xml:space="preserve">“By bookmarks” relies on the table of contents inside the PDF: every top-level bookmark gives a separate file, and its name goes into the </w:t>
-      </w:r>
-      <w:r>
-        <w:t>file name (fig. 19). If the document has no bookmarks, the program says so and writes nothing.</w:t>
+        <w:t xml:space="preserve">“By bookmarks” relies on the table of contents inside the PDF: every </w:t>
+      </w:r>
+      <w:r>
+        <w:t>top-level bookmark gives a separate file, and its name goes into the file name (fig. 19). If the document has no bookmarks, the program says so and writes nothing.</w:t>
       </w:r>
     </w:p>
     <w:p>
@@ -7340,7 +8385,7 @@
         </w:rPr>
         <w:lastRenderedPageBreak/>
         <w:drawing>
-          <wp:inline distT="0" distB="0" distL="0" distR="0" wp14:anchorId="283B3C18" wp14:editId="037D30B3">
+          <wp:inline distT="0" distB="0" distL="0" distR="0" wp14:anchorId="2E24E558" wp14:editId="587F3988">
             <wp:extent cx="5760000" cy="4608000"/>
             <wp:effectExtent l="0" t="0" r="0" b="0"/>
             <wp:docPr id="19" name="Picture 19"/>
@@ -7390,7 +8435,7 @@
       <w:pPr>
         <w:pStyle w:val="21"/>
       </w:pPr>
-      <w:bookmarkStart w:id="26" w:name="_Toc237262399"/>
+      <w:bookmarkStart w:id="26" w:name="_Toc238650562"/>
       <w:r>
         <w:t>4.4. Naming the parts</w:t>
       </w:r>
@@ -7419,7 +8464,7 @@
         </w:rPr>
         <w:lastRenderedPageBreak/>
         <w:drawing>
-          <wp:inline distT="0" distB="0" distL="0" distR="0" wp14:anchorId="74C1FD8B" wp14:editId="5128B861">
+          <wp:inline distT="0" distB="0" distL="0" distR="0" wp14:anchorId="23CF0B12" wp14:editId="58E88442">
             <wp:extent cx="5760000" cy="4608000"/>
             <wp:effectExtent l="0" t="0" r="0" b="0"/>
             <wp:docPr id="20" name="Picture 20"/>
@@ -7578,7 +8623,10 @@
               <w:jc w:val="left"/>
             </w:pPr>
             <w:r>
-              <w:t>The base name from the save dialog</w:t>
+              <w:t xml:space="preserve">The base name </w:t>
+            </w:r>
+            <w:r>
+              <w:t>from the save dialog</w:t>
             </w:r>
           </w:p>
         </w:tc>
@@ -7628,10 +8676,7 @@
               <w:jc w:val="left"/>
             </w:pPr>
             <w:r>
-              <w:t xml:space="preserve">The number of the part in </w:t>
-            </w:r>
-            <w:r>
-              <w:t>order</w:t>
+              <w:t>The number of the part in order</w:t>
             </w:r>
           </w:p>
         </w:tc>
@@ -7781,7 +8826,10 @@
               <w:jc w:val="left"/>
             </w:pPr>
             <w:r>
-              <w:t>The first page of the part in the source document</w:t>
+              <w:t xml:space="preserve">The first page of the part in the </w:t>
+            </w:r>
+            <w:r>
+              <w:t>source document</w:t>
             </w:r>
           </w:p>
         </w:tc>
@@ -7960,7 +9008,10 @@
     <w:p>
       <w:r>
         <w:lastRenderedPageBreak/>
-        <w:t>Placeholders can be mixed with ordinary text. The template “[BASENAME]_part_[FILENUMBER###]”, for instance, gives “Contract_part_001”, “Contract_part_002” and so on — which sort correctly in the file manager even at a hundred parts.</w:t>
+        <w:t xml:space="preserve">Placeholders can be mixed with ordinary text. The </w:t>
+      </w:r>
+      <w:r>
+        <w:t>template “[BASENAME]_part_[FILENUMBER###]”, for instance, gives “Contract_part_001”, “Contract_part_002” and so on — which sort correctly in the file manager even at a hundred parts.</w:t>
       </w:r>
     </w:p>
     <w:p>
@@ -7984,7 +9035,7 @@
       <w:pPr>
         <w:pStyle w:val="21"/>
       </w:pPr>
-      <w:bookmarkStart w:id="27" w:name="_Toc237262400"/>
+      <w:bookmarkStart w:id="27" w:name="_Toc238650563"/>
       <w:r>
         <w:t>4.5. Other operations on the open document</w:t>
       </w:r>
@@ -7999,7 +9050,7 @@
       <w:pPr>
         <w:pStyle w:val="1"/>
       </w:pPr>
-      <w:bookmarkStart w:id="28" w:name="_Toc237262401"/>
+      <w:bookmarkStart w:id="28" w:name="_Toc238650564"/>
       <w:r>
         <w:t>5. More operations</w:t>
       </w:r>
@@ -8009,7 +9060,7 @@
       <w:pPr>
         <w:pStyle w:val="21"/>
       </w:pPr>
-      <w:bookmarkStart w:id="29" w:name="_Toc237262402"/>
+      <w:bookmarkStart w:id="29" w:name="_Toc238650565"/>
       <w:r>
         <w:t>5.1. What it is for</w:t>
       </w:r>
@@ -8035,7 +9086,7 @@
       <w:pPr>
         <w:pStyle w:val="21"/>
       </w:pPr>
-      <w:bookmarkStart w:id="30" w:name="_Toc237262403"/>
+      <w:bookmarkStart w:id="30" w:name="_Toc238650566"/>
       <w:r>
         <w:lastRenderedPageBreak/>
         <w:t>5.2. The window</w:t>
@@ -8059,7 +9110,7 @@
           <w:noProof/>
         </w:rPr>
         <w:drawing>
-          <wp:inline distT="0" distB="0" distL="0" distR="0" wp14:anchorId="223636E2" wp14:editId="14E4472F">
+          <wp:inline distT="0" distB="0" distL="0" distR="0" wp14:anchorId="6B26C632" wp14:editId="498E4D6C">
             <wp:extent cx="5760000" cy="4905646"/>
             <wp:effectExtent l="0" t="0" r="0" b="0"/>
             <wp:docPr id="21" name="Picture 21"/>
@@ -8102,15 +9153,15 @@
         <w:jc w:val="center"/>
       </w:pPr>
       <w:r>
-        <w:t>Fig. 21. The “More operations” window</w:t>
-      </w:r>
-    </w:p>
-    <w:p>
-      <w:r>
-        <w:t xml:space="preserve">A document reaches this window three ways: </w:t>
-      </w:r>
-      <w:r>
-        <w:t>with the “Open PDF…” button, by being dragged into the window, and by coming across from a neighbouring tool — “Split PDF” hands over its open document with its own “More operations” button, and “Merge PDF” hands over the file it has just built through “More operations” in its Menu. Images can simply be dragged in as well — onto the window, onto the grid, or onto the tool’s card on the start screen.</w:t>
+        <w:t xml:space="preserve">Fig. 21. The </w:t>
+      </w:r>
+      <w:r>
+        <w:t>“More operations” window</w:t>
+      </w:r>
+    </w:p>
+    <w:p>
+      <w:r>
+        <w:t>A document reaches this window three ways: with the “Open PDF…” button, by being dragged into the window, and by coming across from a neighbouring tool — “Split PDF” hands over its open document with its own “More operations” button, and “Merge PDF” hands over the file it has just built through “More operations” in its Menu. Images can simply be dragged in as well — onto the window, onto the grid, or onto the tool’s card on the start screen.</w:t>
       </w:r>
     </w:p>
     <w:p>
@@ -8135,7 +9186,7 @@
       <w:pPr>
         <w:pStyle w:val="21"/>
       </w:pPr>
-      <w:bookmarkStart w:id="31" w:name="_Toc237262404"/>
+      <w:bookmarkStart w:id="31" w:name="_Toc238650567"/>
       <w:r>
         <w:t>5.3. Assembling the document</w:t>
       </w:r>
@@ -8178,7 +9229,7 @@
         </w:rPr>
         <w:lastRenderedPageBreak/>
         <w:drawing>
-          <wp:inline distT="0" distB="0" distL="0" distR="0" wp14:anchorId="148B89B4" wp14:editId="482E77A3">
+          <wp:inline distT="0" distB="0" distL="0" distR="0" wp14:anchorId="733CF961" wp14:editId="0537F394">
             <wp:extent cx="5760000" cy="4905646"/>
             <wp:effectExtent l="0" t="0" r="0" b="0"/>
             <wp:docPr id="22" name="Picture 22"/>
@@ -8245,7 +9296,7 @@
       <w:pPr>
         <w:pStyle w:val="21"/>
       </w:pPr>
-      <w:bookmarkStart w:id="32" w:name="_Toc237262405"/>
+      <w:bookmarkStart w:id="32" w:name="_Toc238650568"/>
       <w:r>
         <w:t>5.4. The actions</w:t>
       </w:r>
@@ -8267,10 +9318,10 @@
         <w:t xml:space="preserve">Save PDF. </w:t>
       </w:r>
       <w:r>
-        <w:t xml:space="preserve">Writes what is assembled into a new PDF: that is how images become a document and reordered or rotated pages become a finished file. The compression level comes from the same list </w:t>
-      </w:r>
-      <w:r>
-        <w:t>at the bottom of the window.</w:t>
+        <w:t xml:space="preserve">Writes what is assembled into a new PDF: that is how images become a document and reordered or rotated pages </w:t>
+      </w:r>
+      <w:r>
+        <w:t>become a finished file. The compression level comes from the same list at the bottom of the window.</w:t>
       </w:r>
     </w:p>
     <w:p>
@@ -8348,7 +9399,7 @@
         </w:rPr>
         <w:lastRenderedPageBreak/>
         <w:drawing>
-          <wp:inline distT="0" distB="0" distL="0" distR="0" wp14:anchorId="39B0795D" wp14:editId="422CB3C3">
+          <wp:inline distT="0" distB="0" distL="0" distR="0" wp14:anchorId="4E8839A0" wp14:editId="5B178631">
             <wp:extent cx="5760000" cy="4713931"/>
             <wp:effectExtent l="0" t="0" r="0" b="0"/>
             <wp:docPr id="23" name="Picture 23"/>
@@ -8454,7 +9505,7 @@
         </w:rPr>
         <w:lastRenderedPageBreak/>
         <w:drawing>
-          <wp:inline distT="0" distB="0" distL="0" distR="0" wp14:anchorId="47F9048D" wp14:editId="37305E5B">
+          <wp:inline distT="0" distB="0" distL="0" distR="0" wp14:anchorId="3083E230" wp14:editId="4E8923DA">
             <wp:extent cx="3873730" cy="3474719"/>
             <wp:effectExtent l="0" t="0" r="0" b="0"/>
             <wp:docPr id="24" name="Picture 24"/>
@@ -8497,10 +9548,7 @@
         <w:jc w:val="center"/>
       </w:pPr>
       <w:r>
-        <w:t xml:space="preserve">Fig. 24. </w:t>
-      </w:r>
-      <w:r>
-        <w:t>Editing the properties of a document</w:t>
+        <w:t>Fig. 24. Editing the properties of a document</w:t>
       </w:r>
     </w:p>
     <w:p>
@@ -8517,16 +9565,22 @@
         <w:rPr>
           <w:i/>
         </w:rPr>
-        <w:t>Compression, conversion to grayscale and repair are done by the Ghostscript engine. In the installed version it is already there; for the portable one the program offers a link to download it.</w:t>
+        <w:t xml:space="preserve">Compression, conversion to grayscale and repair are done by the Ghostscript engine. In the installed version it is already there; for the </w:t>
+      </w:r>
+      <w:r>
+        <w:rPr>
+          <w:i/>
+        </w:rPr>
+        <w:t>portable one the program offers a link to download it.</w:t>
       </w:r>
     </w:p>
     <w:p>
       <w:pPr>
         <w:pStyle w:val="1"/>
       </w:pPr>
-      <w:bookmarkStart w:id="33" w:name="_Toc237262406"/>
-      <w:r>
-        <w:t>6. PDF → Word</w:t>
+      <w:bookmarkStart w:id="33" w:name="_Toc238650569"/>
+      <w:r>
+        <w:t>6. PDF Compare</w:t>
       </w:r>
       <w:bookmarkEnd w:id="33"/>
     </w:p>
@@ -8534,36 +9588,53 @@
       <w:pPr>
         <w:pStyle w:val="21"/>
       </w:pPr>
-      <w:bookmarkStart w:id="34" w:name="_Toc237262407"/>
-      <w:r>
-        <w:t>6.1. What it is for</w:t>
+      <w:bookmarkStart w:id="34" w:name="_Toc238650570"/>
+      <w:r>
+        <w:t>6.1. Purpose and scope</w:t>
       </w:r>
       <w:bookmarkEnd w:id="34"/>
     </w:p>
     <w:p>
       <w:r>
-        <w:t>The tool extracts the text and tables of a born-digital PDF into an editable Word document (.docx). Born-digital means saved from Word, from a browser or through “Microsoft Print to PDF”: in such a file the text is held as text, not as a picture.</w:t>
-      </w:r>
-    </w:p>
-    <w:p>
-      <w:r>
-        <w:t>The point is simple: text somebody has already typed does not have to be typed again. From the resulting .docx you can take a paragraph, a table or the whole document and work with it as usual.</w:t>
+        <w:t>The tool shows the earlier born-digital PDF on the left and the later one on the right, marking which words disappeared and which appeared. The pages remain the originals: the program neither reflows the document nor turns it into an editable file. This is a review window, not an editor.</w:t>
+      </w:r>
+    </w:p>
+    <w:p>
+      <w:r>
+        <w:t>The words of both documents are compared as one document-wide stream. Physical-page pairing supplies the viewer rows and corroborates clear matches, but it does not start a separate comparison for each page. Moving existing text across a page boundary is therefore not an edit by itself.</w:t>
+      </w:r>
+    </w:p>
+    <w:p>
+      <w:pPr>
+        <w:spacing w:before="120" w:after="120"/>
+      </w:pPr>
+      <w:r>
+        <w:rPr>
+          <w:b/>
+        </w:rPr>
+        <w:lastRenderedPageBreak/>
+        <w:t xml:space="preserve">Note. </w:t>
+      </w:r>
+      <w:r>
+        <w:rPr>
+          <w:i/>
+        </w:rPr>
+        <w:t>Compare works only with born-digital PDFs that have a usable text layer. It performs no OCR: a scan or a document made only of images is refused with an explanation. The source files remain unchanged.</w:t>
       </w:r>
     </w:p>
     <w:p>
       <w:pPr>
         <w:pStyle w:val="21"/>
       </w:pPr>
-      <w:bookmarkStart w:id="35" w:name="_Toc237262408"/>
-      <w:r>
-        <w:lastRenderedPageBreak/>
-        <w:t>6.2. The window</w:t>
+      <w:bookmarkStart w:id="35" w:name="_Toc238650571"/>
+      <w:r>
+        <w:t>6.2. The window and its marks</w:t>
       </w:r>
       <w:bookmarkEnd w:id="35"/>
     </w:p>
     <w:p>
       <w:r>
-        <w:t>The window is arranged like “Merge PDF”: on the left the grid of pages of all the added files, on the right the actions, at the bottom the zoom and the “Convert to Word…” button (fig. 25).</w:t>
+        <w:t>The sources at the top are “Earlier version · left” and “Later version · right”. Browse for a file, type or paste its path, or drop it onto the required side. Two files dropped together take the sides in order; one file dropped on neutral space fills only the first empty side.</w:t>
       </w:r>
     </w:p>
     <w:p>
@@ -8578,8 +9649,8 @@
           <w:noProof/>
         </w:rPr>
         <w:drawing>
-          <wp:inline distT="0" distB="0" distL="0" distR="0" wp14:anchorId="55A08753" wp14:editId="0A7452D2">
-            <wp:extent cx="5760000" cy="4608000"/>
+          <wp:inline distT="0" distB="0" distL="0" distR="0" wp14:anchorId="7E3148EB" wp14:editId="43C760B3">
+            <wp:extent cx="5760000" cy="3908571"/>
             <wp:effectExtent l="0" t="0" r="0" b="0"/>
             <wp:docPr id="25" name="Picture 25"/>
             <wp:cNvGraphicFramePr>
@@ -8589,7 +9660,7 @@
               <a:graphicData uri="http://schemas.openxmlformats.org/drawingml/2006/picture">
                 <pic:pic xmlns:pic="http://schemas.openxmlformats.org/drawingml/2006/picture">
                   <pic:nvPicPr>
-                    <pic:cNvPr id="0" name="ocr.png"/>
+                    <pic:cNvPr id="0" name="review.png"/>
                     <pic:cNvPicPr/>
                   </pic:nvPicPr>
                   <pic:blipFill>
@@ -8601,7 +9672,7 @@
                   <pic:spPr>
                     <a:xfrm>
                       <a:off x="0" y="0"/>
-                      <a:ext cx="5760000" cy="4608000"/>
+                      <a:ext cx="5760000" cy="3908571"/>
                     </a:xfrm>
                     <a:prstGeom prst="rect">
                       <a:avLst/>
@@ -8621,203 +9692,55 @@
         <w:jc w:val="center"/>
       </w:pPr>
       <w:r>
-        <w:t>Fig. 25. The “PDF → Word” window</w:t>
-      </w:r>
-    </w:p>
-    <w:p>
-      <w:pPr>
-        <w:pStyle w:val="21"/>
-      </w:pPr>
-      <w:bookmarkStart w:id="36" w:name="_Toc237262409"/>
-      <w:r>
-        <w:t>6.3. The order of work</w:t>
-      </w:r>
-      <w:bookmarkEnd w:id="36"/>
-    </w:p>
-    <w:p>
+        <w:t>Fig. 25. The comparison result: earlier version left, later version right</w:t>
+      </w:r>
+    </w:p>
+    <w:p>
+      <w:r>
+        <w:t>In normal mode a change background follows the verified word box tightly. It is not widened over a space, neighbouring unchanged text or a visible geometry gap. The dark strokes of the original glyphs remain readable, and coloured source elements keep their colour. A red or green side rail marks each changed line; click the rail to select that line's corresponding trusted fragment.</w:t>
+      </w:r>
+    </w:p>
+    <w:p>
+      <w:r>
+        <w:lastRenderedPageBreak/>
+        <w:t>— </w:t>
+      </w:r>
       <w:r>
         <w:rPr>
           <w:b/>
         </w:rPr>
-        <w:t xml:space="preserve">1. Add one or more PDFs with “Add PDF…” </w:t>
-      </w:r>
-      <w:r>
-        <w:t>or drag them into the window. The pages of all the files are shown in one grid, so one Word document can be assembled from several PDFs.</w:t>
-      </w:r>
-    </w:p>
-    <w:p>
+        <w:t xml:space="preserve">Earlier version, left. </w:t>
+      </w:r>
+      <w:r>
+        <w:t>A tight red background and − mean a word removed from the earlier version. This meaning belongs only to the left pane.</w:t>
+      </w:r>
+    </w:p>
+    <w:p>
+      <w:r>
+        <w:t>— </w:t>
+      </w:r>
       <w:r>
         <w:rPr>
           <w:b/>
         </w:rPr>
-        <w:t xml:space="preserve">2. Change the order of the pages if you need to </w:t>
-      </w:r>
-      <w:r>
-        <w:t>by dragging the thumbnails or with the “◀ Move left” and “Move right ▶” buttons. Remove pages you do not need with “Remove”. The pages reach Word in exactly the order shown.</w:t>
-      </w:r>
-    </w:p>
-    <w:p>
+        <w:t xml:space="preserve">Later version, right. </w:t>
+      </w:r>
+      <w:r>
+        <w:t>A tight green background and + mean a word added to the later version. This meaning belongs only to the right pane.</w:t>
+      </w:r>
+    </w:p>
+    <w:p>
+      <w:r>
+        <w:t>— </w:t>
+      </w:r>
       <w:r>
         <w:rPr>
           <w:b/>
         </w:rPr>
-        <w:lastRenderedPageBreak/>
-        <w:t xml:space="preserve">3. Straighten rotated pages. </w:t>
-      </w:r>
-      <w:r>
-        <w:t>If a page lies on its side, turn it before converting: the layout is analysed in the position you see, and sideways text will not become lines otherwise.</w:t>
-      </w:r>
-    </w:p>
-    <w:p>
-      <w:r>
-        <w:rPr>
-          <w:b/>
-        </w:rPr>
-        <w:t xml:space="preserve">4. Press “Convert to Word…” </w:t>
-      </w:r>
-      <w:r>
-        <w:t>and give the file a name. When it is done the document opens by itself.</w:t>
-      </w:r>
-    </w:p>
-    <w:p>
-      <w:pPr>
-        <w:pStyle w:val="21"/>
-      </w:pPr>
-      <w:bookmarkStart w:id="37" w:name="_Toc237262410"/>
-      <w:r>
-        <w:t>6.4. What comes across and what does not</w:t>
-      </w:r>
-      <w:bookmarkEnd w:id="37"/>
-    </w:p>
-    <w:p>
-      <w:r>
-        <w:t xml:space="preserve">What comes across: text in paragraphs in reading order — with its font, size, weight, </w:t>
-      </w:r>
-      <w:r>
-        <w:t>colour, underline, alignment and first-line indent. Tables with visible lines are rebuilt as cells, merged ones included. Portrait and landscape orientation is kept page by page. Images and hyperlinks come across too.</w:t>
-      </w:r>
-    </w:p>
-    <w:p>
-      <w:r>
-        <w:t>The limits are worth knowing in advance, so as not to waste time.</w:t>
-      </w:r>
-    </w:p>
-    <w:p>
-      <w:r>
-        <w:t>— </w:t>
-      </w:r>
-      <w:r>
-        <w:rPr>
-          <w:b/>
-        </w:rPr>
-        <w:t xml:space="preserve">Scanned documents are not supported — </w:t>
-      </w:r>
-      <w:r>
-        <w:t>pages that are images with no text layer. The program says so, and the file is not harmed.</w:t>
-      </w:r>
-    </w:p>
-    <w:p>
-      <w:r>
-        <w:t>— </w:t>
-      </w:r>
-      <w:r>
-        <w:rPr>
-          <w:b/>
-        </w:rPr>
-        <w:t xml:space="preserve">If the font of the PDF is not in the system, </w:t>
-      </w:r>
-      <w:r>
-        <w:t>the text is set in Times New Roman. The shape of the letters may differ a little from the original.</w:t>
-      </w:r>
-    </w:p>
-    <w:p>
-      <w:r>
-        <w:t>— </w:t>
-      </w:r>
-      <w:r>
-        <w:rPr>
-          <w:b/>
-        </w:rPr>
-        <w:t xml:space="preserve">Tables without lines, </w:t>
-      </w:r>
-      <w:r>
-        <w:t>boxed insets and text in several columns come across as plain paragraphs in one column — they may have to be tidied by hand.</w:t>
-      </w:r>
-    </w:p>
-    <w:p>
-      <w:r>
-        <w:t>One rare case is worth mentioning separately: if the PDF was saved with a broken text encoding, what is extracted will be unreadable. That is a defect of the file itself, not of the conversion.</w:t>
-      </w:r>
-      <w:r>
-        <w:rPr>
-          <w:vertAlign w:val="superscript"/>
-        </w:rPr>
-        <w:footnoteReference w:id="6"/>
-      </w:r>
-    </w:p>
-    <w:p>
-      <w:pPr>
-        <w:pStyle w:val="1"/>
-      </w:pPr>
-      <w:bookmarkStart w:id="38" w:name="_Toc237262411"/>
-      <w:r>
-        <w:t>7. PDF → PowerPoint</w:t>
-      </w:r>
-      <w:bookmarkEnd w:id="38"/>
-    </w:p>
-    <w:p>
-      <w:pPr>
-        <w:pStyle w:val="21"/>
-      </w:pPr>
-      <w:bookmarkStart w:id="39" w:name="_Toc237262412"/>
-      <w:r>
-        <w:t>7.1. What it is for</w:t>
-      </w:r>
-      <w:bookmarkEnd w:id="39"/>
-    </w:p>
-    <w:p>
-      <w:r>
-        <w:t xml:space="preserve">The tool turns the pages of a born-digital PDF into a PowerPoint </w:t>
-      </w:r>
-      <w:r>
-        <w:t>presentation (.pptx). Every page becomes a slide, and the text on it stays TEXT: it can be selected, corrected, retyped — it is not a picture of letters.</w:t>
-      </w:r>
-    </w:p>
-    <w:p>
-      <w:r>
-        <w:lastRenderedPageBreak/>
-        <w:t>The situation this exists for comes up constantly: the presentation went to its recipient as a PDF, the source file is lost, and it has to be edited. The usual way is to retype the slides; this tool brings them back in one action.</w:t>
-      </w:r>
-    </w:p>
-    <w:p>
-      <w:r>
-        <w:t>PowerPoint itself is not needed for it: the program assembles the .pptx on its own. The tool is used precisely when there is no office suite at hand, and requiring one to be installed in order to put text into slides would be odd.</w:t>
-      </w:r>
-      <w:r>
-        <w:rPr>
-          <w:vertAlign w:val="superscript"/>
-        </w:rPr>
-        <w:footnoteReference w:id="7"/>
-      </w:r>
-    </w:p>
-    <w:p>
-      <w:pPr>
-        <w:pStyle w:val="21"/>
-      </w:pPr>
-      <w:bookmarkStart w:id="40" w:name="_Toc237262413"/>
-      <w:r>
-        <w:t>7.2. How a slide is built</w:t>
-      </w:r>
-      <w:bookmarkEnd w:id="40"/>
-    </w:p>
-    <w:p>
-      <w:r>
-        <w:t>A slide is made of two layers. The lower one is the page of the source PDF, rendered WITHOUT its text layer: background, frames, charts, logos, stamps. The upper one is the text boxes, placed exactly where the text stood in the original.</w:t>
-      </w:r>
-    </w:p>
-    <w:p>
-      <w:r>
-        <w:t>That division was not chosen out of laziness. On an ordinary slide most of the image is not text, and a text-only conversion would leave a dozen labels on a white sheet. A whole-page-as-a-picture conversion would give a handsome but dead slide in which not a letter could be corrected. Two layers give both the look and the editing.</w:t>
+        <w:t xml:space="preserve">Whitespace changes. </w:t>
+      </w:r>
+      <w:r>
+        <w:t>The ␠, NBSP, ⇥ and ↵ marks are separate from words and appear only when a space, non-breaking space, tab or line break is literally proven by the PDF text layer.</w:t>
       </w:r>
     </w:p>
     <w:p>
@@ -8834,22 +9757,242 @@
         <w:rPr>
           <w:i/>
         </w:rPr>
-        <w:t>The background is rendered by Ghostscript. Without it the presentation is assembled from the text and the images alone — silently, without an error: it is still a working file, only without the background.</w:t>
+        <w:t>In High Contrast the program deliberately does not use its own red and green fills. Windows system colours, outlines and patterns replace them, while − and + and ownership by the left or right side keep the meaning independent of colour alone.</w:t>
       </w:r>
     </w:p>
     <w:p>
       <w:pPr>
         <w:pStyle w:val="21"/>
       </w:pPr>
-      <w:bookmarkStart w:id="41" w:name="_Toc237262414"/>
-      <w:r>
-        <w:t>7.3. The window</w:t>
+      <w:bookmarkStart w:id="36" w:name="_Toc238650572"/>
+      <w:r>
+        <w:t>6.3. The order of review</w:t>
+      </w:r>
+      <w:bookmarkEnd w:id="36"/>
+    </w:p>
+    <w:p>
+      <w:r>
+        <w:rPr>
+          <w:b/>
+        </w:rPr>
+        <w:t xml:space="preserve">1. Choose two PDFs: </w:t>
+      </w:r>
+      <w:r>
+        <w:t>put the earlier document on the left and the later one on the right. A separate button swaps the sides if needed.</w:t>
+      </w:r>
+    </w:p>
+    <w:p>
+      <w:r>
+        <w:rPr>
+          <w:b/>
+        </w:rPr>
+        <w:t xml:space="preserve">2. Press “Compare”. </w:t>
+      </w:r>
+      <w:r>
+        <w:t>The paths are validated first; the program then extracts the text, compares the whole document once, and shows the original pages side by side.</w:t>
+      </w:r>
+    </w:p>
+    <w:p>
+      <w:r>
+        <w:rPr>
+          <w:b/>
+        </w:rPr>
+        <w:t xml:space="preserve">3. Review every row with a change. </w:t>
+      </w:r>
+      <w:r>
+        <w:t>Click alignment rows or move through changes with the buttons and F3 / Shift+F3. The page field above either pane independently opens a physical page; the wheel scrolls only the side under the pointer, while Ctrl+wheel zooms only that side.</w:t>
+      </w:r>
+    </w:p>
+    <w:p>
+      <w:r>
+        <w:rPr>
+          <w:b/>
+        </w:rPr>
+        <w:t xml:space="preserve">4. Adjust only the displayed pair if necessary. </w:t>
+      </w:r>
+      <w:r>
+        <w:t>If an automatic viewer row is inconvenient, “Pair pages…” joins two physical pages for display and conservative corroboration. It does not begin a new page-local diff or change the meaning of words already found.</w:t>
+      </w:r>
+    </w:p>
+    <w:p>
+      <w:pPr>
+        <w:pStyle w:val="21"/>
+      </w:pPr>
+      <w:bookmarkStart w:id="37" w:name="_Toc238650573"/>
+      <w:r>
+        <w:t>6.4. Selecting and copying</w:t>
+      </w:r>
+      <w:bookmarkEnd w:id="37"/>
+    </w:p>
+    <w:p>
+      <w:r>
+        <w:t xml:space="preserve">Both pages remain read-only, but trusted text can be selected. Drag over words, press Ctrl+A to select trusted text on the current page, and Ctrl+C to copy it </w:t>
+      </w:r>
+      <w:r>
+        <w:lastRenderedPageBreak/>
+        <w:t>as Unicode. The local “Copy” and “Select all page text” menu commands do the same. The result pastes into an ordinary field, document or another application; text cannot be pasted into or edited in the Review pane.</w:t>
+      </w:r>
+    </w:p>
+    <w:p>
+      <w:r>
+        <w:t>— </w:t>
+      </w:r>
+      <w:r>
+        <w:rPr>
+          <w:b/>
+        </w:rPr>
+        <w:t xml:space="preserve">Words come only from the PDF. </w:t>
+      </w:r>
+      <w:r>
+        <w:t>Only words in the finally published text layer of this page reach the clipboard. The page image, OCR, coordinates, gap width and display wrapping cannot create letters.</w:t>
+      </w:r>
+    </w:p>
+    <w:p>
+      <w:r>
+        <w:t>— </w:t>
+      </w:r>
+      <w:r>
+        <w:rPr>
+          <w:b/>
+        </w:rPr>
+        <w:t xml:space="preserve">Whitespace needs proof. </w:t>
+      </w:r>
+      <w:r>
+        <w:t>Between adjacent words, only a separator literally decoded from the source text layer is kept exactly: an empty boundary, one or more spaces, NBSP, a tab or a line break.</w:t>
+      </w:r>
+    </w:p>
+    <w:p>
+      <w:r>
+        <w:t>— </w:t>
+      </w:r>
+      <w:r>
+        <w:rPr>
+          <w:b/>
+        </w:rPr>
+        <w:t xml:space="preserve">A fallback separator is disclosed. </w:t>
+      </w:r>
+      <w:r>
+        <w:t>If there is no trusted boundary, exactly one ordinary space is inserted for readability and the status line says explicitly that separators were reconstructed. This fallback space never becomes a reported whitespace change.</w:t>
+      </w:r>
+    </w:p>
+    <w:p>
+      <w:pPr>
+        <w:spacing w:before="120" w:after="120"/>
+      </w:pPr>
+      <w:r>
+        <w:rPr>
+          <w:b/>
+        </w:rPr>
+        <w:t xml:space="preserve">Note. </w:t>
+      </w:r>
+      <w:r>
+        <w:rPr>
+          <w:i/>
+        </w:rPr>
+        <w:t>The left and right panes keep independent selections. Moving to another page, replacing a source, a missing counterpart or a render failure clears the old selection, so hidden text from the previous page cannot be copied.</w:t>
+      </w:r>
+    </w:p>
+    <w:p>
+      <w:pPr>
+        <w:pStyle w:val="21"/>
+      </w:pPr>
+      <w:bookmarkStart w:id="38" w:name="_Toc238650574"/>
+      <w:r>
+        <w:t>6.5. What counts as a change</w:t>
+      </w:r>
+      <w:bookmarkEnd w:id="38"/>
+    </w:p>
+    <w:p>
+      <w:r>
+        <w:t>The comparison answers a question about words and literal whitespace characters, not visual formatting. An uncertain case stays marked: the program does not hide a possible edit merely to produce a quieter picture.</w:t>
+      </w:r>
+    </w:p>
+    <w:p>
+      <w:r>
+        <w:t>— </w:t>
+      </w:r>
+      <w:r>
+        <w:rPr>
+          <w:b/>
+        </w:rPr>
+        <w:t xml:space="preserve">Formatting is not content. </w:t>
+      </w:r>
+      <w:r>
+        <w:t>Font, size, weight, colour, coordinates, page format and orientation are not part of word equality. Reflow and a new division into pages do not by themselves count as an insertion or deletion.</w:t>
+      </w:r>
+    </w:p>
+    <w:p>
+      <w:r>
+        <w:t>— </w:t>
+      </w:r>
+      <w:r>
+        <w:rPr>
+          <w:b/>
+        </w:rPr>
+        <w:t xml:space="preserve">Corrections are conservative. </w:t>
+      </w:r>
+      <w:r>
+        <w:t>Form or table extraction order is reconciled only for one unambiguous match. An image check may only remove an existing delete/insert pair when visible ink proves equality; it cannot create words or whitespace.</w:t>
+      </w:r>
+    </w:p>
+    <w:p>
+      <w:r>
+        <w:lastRenderedPageBreak/>
+        <w:t>— </w:t>
+      </w:r>
+      <w:r>
+        <w:rPr>
+          <w:b/>
+        </w:rPr>
+        <w:t xml:space="preserve">Whitespace is counted separately. </w:t>
+      </w:r>
+      <w:r>
+        <w:t>Whitespace changes are counted separately from deleted and inserted words. A visible gap, a line or page edge, and the copy fallback space are not proof.</w:t>
+      </w:r>
+    </w:p>
+    <w:p>
+      <w:pPr>
+        <w:pStyle w:val="1"/>
+      </w:pPr>
+      <w:bookmarkStart w:id="39" w:name="_Toc238650575"/>
+      <w:r>
+        <w:t>7. PDF → Word</w:t>
+      </w:r>
+      <w:bookmarkEnd w:id="39"/>
+    </w:p>
+    <w:p>
+      <w:pPr>
+        <w:pStyle w:val="21"/>
+      </w:pPr>
+      <w:bookmarkStart w:id="40" w:name="_Toc238650576"/>
+      <w:r>
+        <w:t>7.1. What it is for</w:t>
+      </w:r>
+      <w:bookmarkEnd w:id="40"/>
+    </w:p>
+    <w:p>
+      <w:r>
+        <w:t>The tool extracts the text and tables of a born-digital PDF into an editable Word document (.docx). Born-digital means saved from Word, from a browser or through “Microsoft Print to PDF”: in such a file the text is held as text, not as a picture.</w:t>
+      </w:r>
+    </w:p>
+    <w:p>
+      <w:r>
+        <w:t>The point is simple: text somebody has already typed does not have to be typed again. From the resulting .docx you can take a paragraph, a table or the whole document and work with it as usual.</w:t>
+      </w:r>
+    </w:p>
+    <w:p>
+      <w:pPr>
+        <w:pStyle w:val="21"/>
+      </w:pPr>
+      <w:bookmarkStart w:id="41" w:name="_Toc238650577"/>
+      <w:r>
+        <w:t>7.2. The window</w:t>
       </w:r>
       <w:bookmarkEnd w:id="41"/>
     </w:p>
     <w:p>
       <w:r>
-        <w:t>The window is the same as “PDF → Word”: on the left the grid of pages, on the right the actions, at the bottom the zoom and the “Convert to PowerPoint…” button (fig. 26). Every habit of the grid — selecting, ordering, rotating, previewing, undoing — works the same.</w:t>
+        <w:t>The window is arranged like “Merge PDF”: on the left the grid of pages of all the added files, on the right the actions, at the bottom the zoom and the “Convert to Word…” button (fig. 26).</w:t>
       </w:r>
     </w:p>
     <w:p>
@@ -8865,7 +10008,7 @@
         </w:rPr>
         <w:lastRenderedPageBreak/>
         <w:drawing>
-          <wp:inline distT="0" distB="0" distL="0" distR="0" wp14:anchorId="2B9A09B3" wp14:editId="4F72CF79">
+          <wp:inline distT="0" distB="0" distL="0" distR="0" wp14:anchorId="52D57A49" wp14:editId="62C11264">
             <wp:extent cx="5760000" cy="4608000"/>
             <wp:effectExtent l="0" t="0" r="0" b="0"/>
             <wp:docPr id="26" name="Picture 26"/>
@@ -8876,7 +10019,7 @@
               <a:graphicData uri="http://schemas.openxmlformats.org/drawingml/2006/picture">
                 <pic:pic xmlns:pic="http://schemas.openxmlformats.org/drawingml/2006/picture">
                   <pic:nvPicPr>
-                    <pic:cNvPr id="0" name="pptx.png"/>
+                    <pic:cNvPr id="0" name="ocr.png"/>
                     <pic:cNvPicPr/>
                   </pic:nvPicPr>
                   <pic:blipFill>
@@ -8908,16 +10051,16 @@
         <w:jc w:val="center"/>
       </w:pPr>
       <w:r>
-        <w:t>Fig. 26. The “PDF → PowerPoint” window</w:t>
+        <w:t>Fig. 26. The “PDF → Word” window</w:t>
       </w:r>
     </w:p>
     <w:p>
       <w:pPr>
         <w:pStyle w:val="21"/>
       </w:pPr>
-      <w:bookmarkStart w:id="42" w:name="_Toc237262415"/>
-      <w:r>
-        <w:t>7.4. The order of work</w:t>
+      <w:bookmarkStart w:id="42" w:name="_Toc238650578"/>
+      <w:r>
+        <w:t>7.3. The order of work</w:t>
       </w:r>
       <w:bookmarkEnd w:id="42"/>
     </w:p>
@@ -8926,10 +10069,10 @@
         <w:rPr>
           <w:b/>
         </w:rPr>
-        <w:t xml:space="preserve">1. Add PDFs with “Add PDF…” </w:t>
-      </w:r>
-      <w:r>
-        <w:t>or drag them into the window. The pages of several files are gathered into one presentation.</w:t>
+        <w:t xml:space="preserve">1. Add one or more PDFs with “Add PDF…” </w:t>
+      </w:r>
+      <w:r>
+        <w:t>or drag them into the window. The pages of all the files are shown in one grid, so one Word document can be assembled from several PDFs.</w:t>
       </w:r>
     </w:p>
     <w:p>
@@ -8937,21 +10080,16 @@
         <w:rPr>
           <w:b/>
         </w:rPr>
-        <w:t xml:space="preserve">2. Arrange the pages </w:t>
-      </w:r>
-      <w:r>
-        <w:t>by dragging or with the “◀ Move left” and “Move right ▶” buttons; remove the ones you do not need with “Remove”. The slides follow exactly the order shown.</w:t>
-      </w:r>
-    </w:p>
-    <w:p>
+        <w:t xml:space="preserve">2. </w:t>
+      </w:r>
       <w:r>
         <w:rPr>
           <w:b/>
         </w:rPr>
-        <w:t xml:space="preserve">3. Check the orientation. </w:t>
-      </w:r>
-      <w:r>
-        <w:t>Straighten a rotated page before converting — the layout is read in the position you see.</w:t>
+        <w:t xml:space="preserve">Change the order of the pages if you need to </w:t>
+      </w:r>
+      <w:r>
+        <w:t>by dragging the thumbnails or with the “◀ Move left” and “Move right ▶” buttons. Remove pages you do not need with “Remove”. The pages reach Word in exactly the order shown.</w:t>
       </w:r>
     </w:p>
     <w:p>
@@ -8959,55 +10097,42 @@
         <w:rPr>
           <w:b/>
         </w:rPr>
-        <w:t xml:space="preserve">4. Press “Convert to PowerPoint…” </w:t>
-      </w:r>
-      <w:r>
-        <w:t>and give the file a name. The finished presentation opens by itself.</w:t>
-      </w:r>
-    </w:p>
-    <w:p>
-      <w:pPr>
-        <w:pStyle w:val="21"/>
-      </w:pPr>
-      <w:bookmarkStart w:id="43" w:name="_Toc237262416"/>
-      <w:r>
-        <w:lastRenderedPageBreak/>
-        <w:t>7.5. What comes across</w:t>
-      </w:r>
-      <w:bookmarkEnd w:id="43"/>
-    </w:p>
-    <w:p>
-      <w:r>
-        <w:t>Text comes across in paragraphs, with its font, size, weight, colour, underline, super- and subscripts and hyperlinks. Tables become real slide tables, merged cells included. The slide size follows the page: a 16:9 deck stays 16:9, and an A4 document gives A4 slides.</w:t>
-      </w:r>
-    </w:p>
-    <w:p>
-      <w:r>
-        <w:t>The boundaries of the paragraphs are taken from the file itself where it carries them: a PDF saved from Word, PowerPoint or Acrobat holds the structure of the document, and in it the author has already marked where one paragraph ends and the next begins. Then a paragraph arrives as one text box and is edited as a whole. Where there is no such structure, the boundaries are recovered from the distances between the lines.</w:t>
-      </w:r>
-    </w:p>
-    <w:p>
-      <w:pPr>
-        <w:pStyle w:val="21"/>
-      </w:pPr>
-      <w:bookmarkStart w:id="44" w:name="_Toc237262417"/>
-      <w:r>
-        <w:t>7.6. What not to expect</w:t>
-      </w:r>
-      <w:bookmarkEnd w:id="44"/>
-    </w:p>
-    <w:p>
-      <w:r>
-        <w:t>— </w:t>
-      </w:r>
+        <w:t xml:space="preserve">3. Straighten rotated pages. </w:t>
+      </w:r>
+      <w:r>
+        <w:t>If a page lies on its side, turn it before converting: the layout is analysed in the position you see, and sideways text will not become lines otherwise.</w:t>
+      </w:r>
+    </w:p>
+    <w:p>
       <w:r>
         <w:rPr>
           <w:b/>
         </w:rPr>
-        <w:t xml:space="preserve">There will be no text where the source has none — </w:t>
-      </w:r>
-      <w:r>
-        <w:t>pages saved as a picture in their entirety. Such slides arrive as a background without a single letter, and the program says honestly how many there were: only recognition can bring the text back from those.</w:t>
+        <w:lastRenderedPageBreak/>
+        <w:t xml:space="preserve">4. Press “Convert to Word…” </w:t>
+      </w:r>
+      <w:r>
+        <w:t>and give the file a name. When it is done the document opens by itself.</w:t>
+      </w:r>
+    </w:p>
+    <w:p>
+      <w:pPr>
+        <w:pStyle w:val="21"/>
+      </w:pPr>
+      <w:bookmarkStart w:id="43" w:name="_Toc238650579"/>
+      <w:r>
+        <w:t>7.4. What comes across and what does not</w:t>
+      </w:r>
+      <w:bookmarkEnd w:id="43"/>
+    </w:p>
+    <w:p>
+      <w:r>
+        <w:t>What comes across: text in paragraphs in reading order — with its font, size, weight, colour, underline, alignment and first-line indent. Tables with visible lines are rebuilt as cells, merged ones included. Portrait and landscape orientation is kept page by page. Images and hyperlinks come across too.</w:t>
+      </w:r>
+    </w:p>
+    <w:p>
+      <w:r>
+        <w:t>The limits are worth knowing in advance, so as not to waste time.</w:t>
       </w:r>
     </w:p>
     <w:p>
@@ -9018,10 +10143,10 @@
         <w:rPr>
           <w:b/>
         </w:rPr>
-        <w:t xml:space="preserve">What is not in the PDF does not come across: </w:t>
-      </w:r>
-      <w:r>
-        <w:t>animation, transitions, speaker notes and the links from charts to their source data are not kept at all — there is nowhere to take them from.</w:t>
+        <w:t xml:space="preserve">Scanned documents are not supported — </w:t>
+      </w:r>
+      <w:r>
+        <w:t>pages that are images with no text layer. The program says so, and the file is not harmed.</w:t>
       </w:r>
     </w:p>
     <w:p>
@@ -9032,209 +10157,132 @@
         <w:rPr>
           <w:b/>
         </w:rPr>
-        <w:t xml:space="preserve">Small differences in setting are possible: </w:t>
-      </w:r>
-      <w:r>
-        <w:t>lines justified by stretching the spaces arrive with ordinary spaces: reproducing the stretch would mean laying the line out in fragments, and then the paragraph would stop being editable as a whole.</w:t>
+        <w:t xml:space="preserve">If the font of the PDF is not in the system, </w:t>
+      </w:r>
+      <w:r>
+        <w:t>the text is set in Times New Roman. The shape of the letters may differ a little from the original.</w:t>
+      </w:r>
+    </w:p>
+    <w:p>
+      <w:r>
+        <w:t>— </w:t>
+      </w:r>
+      <w:r>
+        <w:rPr>
+          <w:b/>
+        </w:rPr>
+        <w:t xml:space="preserve">Tables without lines, </w:t>
+      </w:r>
+      <w:r>
+        <w:t xml:space="preserve">boxed insets and text in several columns come across as </w:t>
+      </w:r>
+      <w:r>
+        <w:t>plain paragraphs in one column — they may have to be tidied by hand.</w:t>
+      </w:r>
+    </w:p>
+    <w:p>
+      <w:r>
+        <w:t>One rare case is worth mentioning separately: if the PDF was saved with a broken text encoding, what is extracted will be unreadable. That is a defect of the file itself, not of the conversion.</w:t>
+      </w:r>
+      <w:r>
+        <w:rPr>
+          <w:vertAlign w:val="superscript"/>
+        </w:rPr>
+        <w:footnoteReference w:id="6"/>
       </w:r>
     </w:p>
     <w:p>
       <w:pPr>
         <w:pStyle w:val="1"/>
       </w:pPr>
-      <w:r>
-        <w:t>8. Compare PDF</w:t>
-      </w:r>
+      <w:bookmarkStart w:id="44" w:name="_Toc238650580"/>
+      <w:r>
+        <w:t>8. PDF → PowerPoint</w:t>
+      </w:r>
+      <w:bookmarkEnd w:id="44"/>
     </w:p>
     <w:p>
       <w:pPr>
         <w:pStyle w:val="21"/>
       </w:pPr>
+      <w:bookmarkStart w:id="45" w:name="_Toc238650581"/>
       <w:r>
         <w:t>8.1. What it is for</w:t>
       </w:r>
-    </w:p>
-    <w:p>
-      <w:pPr/>
-      <w:r>
-        <w:t>The “Compare PDF” tool shows what changed between two versions of the same document: the earlier one and the later one. The result is a list of changes and two pages side by side: the earlier-version page on the left, the later-version page on the right, with the differences marked in colour. Both files are only read, never changed.</w:t>
-      </w:r>
-    </w:p>
-    <w:p>
-      <w:pPr/>
-      <w:r>
-        <w:t>The comparison works with digital (text-based) *.pdf files. It does not work with scans: there is no text layer to extract from a picture.</w:t>
+      <w:bookmarkEnd w:id="45"/>
+    </w:p>
+    <w:p>
+      <w:r>
+        <w:t>The tool turns the pages of a born-digital PDF into a PowerPoint presentation (.pptx). Every page becomes a slide, and the text on it stays TEXT: it can be selected, corrected, retyped — it is not a picture of letters.</w:t>
+      </w:r>
+    </w:p>
+    <w:p>
+      <w:r>
+        <w:t>The situation this exists for comes up constantly: the presentation went to its recipient as a PDF, the source file is lost, and it has to be edited. The usual way is to retype the slides; this tool brings them back in one action.</w:t>
+      </w:r>
+    </w:p>
+    <w:p>
+      <w:r>
+        <w:lastRenderedPageBreak/>
+        <w:t>PowerPoint itself is not needed for it: the program assembles the .pptx on its own. The tool is used precisely when there is no office suite at hand, and requiring one to be installed in order to put text into slides would be odd.</w:t>
+      </w:r>
+      <w:r>
+        <w:rPr>
+          <w:vertAlign w:val="superscript"/>
+        </w:rPr>
+        <w:footnoteReference w:id="7"/>
       </w:r>
     </w:p>
     <w:p>
       <w:pPr>
         <w:pStyle w:val="21"/>
       </w:pPr>
-      <w:r>
-        <w:t>8.2. The window</w:t>
-      </w:r>
-    </w:p>
-    <w:p>
-      <w:pPr/>
-      <w:r>
-        <w:t>At the top of the window there are two file pickers: the earlier version on the left, the later one on the right. A “Browse…” button by each picker opens the file chooser. The “Swap sides” button exchanges the two files. Below the pickers sits the big “Compare” button (fig. 27).</w:t>
-      </w:r>
-    </w:p>
-    <w:p>
-      <w:pPr>
-        <w:jc w:val="center"/>
-      </w:pPr>
-      <w:r>
-        <w:drawing>
-          <wp:inline xmlns:a="http://schemas.openxmlformats.org/drawingml/2006/main" xmlns:pic="http://schemas.openxmlformats.org/drawingml/2006/picture">
-            <wp:extent cx="5760000" cy="4643150"/>
-            <wp:docPr id="30" name="Picture 30"/>
-            <wp:cNvGraphicFramePr>
-              <a:graphicFrameLocks noChangeAspect="1"/>
-            </wp:cNvGraphicFramePr>
-            <a:graphic>
-              <a:graphicData uri="http://schemas.openxmlformats.org/drawingml/2006/picture">
-                <pic:pic>
-                  <pic:nvPicPr>
-                    <pic:cNvPr id="0" name="shot-review.png"/>
-                    <pic:cNvPicPr/>
-                  </pic:nvPicPr>
-                  <pic:blipFill>
-                    <a:blip r:embed="rId41"/>
-                    <a:stretch>
-                      <a:fillRect/>
-                    </a:stretch>
-                  </pic:blipFill>
-                  <pic:spPr>
-                    <a:xfrm>
-                      <a:off x="0" y="0"/>
-                      <a:ext cx="5760000" cy="4643150"/>
-                    </a:xfrm>
-                    <a:prstGeom prst="rect"/>
-                  </pic:spPr>
-                </pic:pic>
-              </a:graphicData>
-            </a:graphic>
-          </wp:inline>
-        </w:drawing>
-      </w:r>
-    </w:p>
-    <w:p>
-      <w:pPr>
-        <w:jc w:val="center"/>
-      </w:pPr>
-      <w:r>
-        <w:t>Fig. 27. The “Compare PDF” window</w:t>
-      </w:r>
-    </w:p>
-    <w:p>
-      <w:pPr/>
-      <w:r>
-        <w:t>The result is shown on two tabs. “Text comparison” lists the paired pages: for each pair you can see how many words were added, removed or changed. “Source view” shows the pages themselves side by side, as on paper: the earlier version on the left, the later one on the right.</w:t>
+      <w:bookmarkStart w:id="46" w:name="_Toc238650582"/>
+      <w:r>
+        <w:t>8.2. How a slide is built</w:t>
+      </w:r>
+      <w:bookmarkEnd w:id="46"/>
+    </w:p>
+    <w:p>
+      <w:r>
+        <w:t>A slide is made of two layers. The lower one is the page of the source PDF, rendered WITHOUT its text layer: background, frames, charts, logos, stamps. The upper one is the text boxes, placed exactly where the text stood in the original.</w:t>
+      </w:r>
+    </w:p>
+    <w:p>
+      <w:r>
+        <w:t>That division was not chosen out of laziness. On an ordinary slide most of the image is not text, and a text-only conversion would leave a dozen labels on a white sheet. A whole-page-as-a-picture conversion would give a handsome but dead slide in which not a letter could be corrected. Two layers give both the look and the editing.</w:t>
+      </w:r>
+    </w:p>
+    <w:p>
+      <w:pPr>
+        <w:spacing w:before="120" w:after="120"/>
+      </w:pPr>
+      <w:r>
+        <w:rPr>
+          <w:b/>
+        </w:rPr>
+        <w:t xml:space="preserve">Note. </w:t>
+      </w:r>
+      <w:r>
+        <w:rPr>
+          <w:i/>
+        </w:rPr>
+        <w:t>The background is rendered by Ghostscript. Without it the presentation is assembled from the text and the images alone — silently, without an error: it is still a working file, only without the background.</w:t>
       </w:r>
     </w:p>
     <w:p>
       <w:pPr>
         <w:pStyle w:val="21"/>
       </w:pPr>
-      <w:r>
-        <w:t>8.3. The order of work</w:t>
-      </w:r>
-    </w:p>
-    <w:p>
-      <w:pPr/>
-      <w:r>
-        <w:t>1. Choose the earlier version with “Browse…” on the left, or drop the file onto the left picker. Choose the later version the same way on the right. You may also drop both files onto the window at once: the first becomes the earlier version, the second the later one.</w:t>
-      </w:r>
-    </w:p>
-    <w:p>
-      <w:pPr/>
-      <w:r>
-        <w:t>2. Press “Compare”. The program reads both files and shows the result. The files themselves are never changed.</w:t>
-      </w:r>
-    </w:p>
-    <w:p>
-      <w:pPr/>
-      <w:r>
-        <w:t>3. Step through the changes with “Previous” and “Next”. On the “Source view” tab they also show which page the change is on.</w:t>
-      </w:r>
-    </w:p>
-    <w:p>
-      <w:pPr/>
-      <w:r>
-        <w:t>4. Pages that exist on one side only are shown with the note “There is no matching page on the other side”.</w:t>
-      </w:r>
-    </w:p>
-    <w:p>
-      <w:pPr/>
-      <w:r>
-        <w:t>5. If the page pairing does not fit (for example the pages drifted apart), press “Pair pages…” and pick the pair yourself.</w:t>
-      </w:r>
-    </w:p>
-    <w:p>
-      <w:pPr>
-        <w:pStyle w:val="21"/>
-      </w:pPr>
-      <w:r>
-        <w:t>8.4. Limits</w:t>
-      </w:r>
-    </w:p>
-    <w:p>
-      <w:pPr/>
-      <w:r>
-        <w:t>Each file may be at most 200 MB and at most 500 pages. If the documents are too big or the differences are too numerous for a detailed comparison, the program says so plainly rather than build an unreliable result.</w:t>
-      </w:r>
-    </w:p>
-    <w:p>
-      <w:pPr>
-        <w:pStyle w:val="1"/>
-      </w:pPr>
-      <w:bookmarkStart w:id="45" w:name="_Toc237262418"/>
-      <w:r>
-        <w:t>9. Merge Excel</w:t>
-      </w:r>
-      <w:bookmarkEnd w:id="45"/>
-    </w:p>
-    <w:p>
-      <w:pPr>
-        <w:pStyle w:val="21"/>
-      </w:pPr>
-      <w:bookmarkStart w:id="46" w:name="_Toc237262419"/>
-      <w:r>
-        <w:t>9.1. What it is for</w:t>
-      </w:r>
-      <w:bookmarkEnd w:id="46"/>
-    </w:p>
-    <w:p>
-      <w:r>
-        <w:t xml:space="preserve">The tool gathers the sheets of </w:t>
-      </w:r>
-      <w:r>
-        <w:t xml:space="preserve">several Excel workbooks into one workbook — a digest. The typical task: the divisions have each sent a file, and what is wanted </w:t>
-      </w:r>
-      <w:r>
-        <w:lastRenderedPageBreak/>
-        <w:t>is one document where each file is a separate sheet, there are contents with links, and it is clear which files could not be processed and why.</w:t>
-      </w:r>
-    </w:p>
-    <w:p>
-      <w:r>
-        <w:t>Assembling such a digest by hand means opening every workbook, copying a sheet, pasting it, renaming it, and round again. The program does it in one pass, keeping the formatting, the formulas and the charts.</w:t>
-      </w:r>
-    </w:p>
-    <w:p>
-      <w:pPr>
-        <w:pStyle w:val="21"/>
-      </w:pPr>
-      <w:bookmarkStart w:id="47" w:name="_Toc237262420"/>
-      <w:r>
-        <w:t>9.2. The window</w:t>
+      <w:bookmarkStart w:id="47" w:name="_Toc238650583"/>
+      <w:r>
+        <w:t>8.3. The window</w:t>
       </w:r>
       <w:bookmarkEnd w:id="47"/>
     </w:p>
     <w:p>
       <w:r>
-        <w:t>The window is divided into blocks by meaning: where to take from, where to save, with what options and what exactly to merge (fig. 28).</w:t>
+        <w:t>The window is the same as “PDF → Word”: on the left the grid of pages, on the right the actions, at the bottom the zoom and the “Convert to PowerPoint…” button (fig. 27). Every habit of the grid — selecting, ordering, rotating, previewing, undoing — works the same.</w:t>
       </w:r>
     </w:p>
     <w:p>
@@ -9248,9 +10296,10 @@
         <w:rPr>
           <w:noProof/>
         </w:rPr>
+        <w:lastRenderedPageBreak/>
         <w:drawing>
-          <wp:inline distT="0" distB="0" distL="0" distR="0" wp14:anchorId="028E3EAF" wp14:editId="26077E5E">
-            <wp:extent cx="5760000" cy="4250667"/>
+          <wp:inline distT="0" distB="0" distL="0" distR="0" wp14:anchorId="23EB784C" wp14:editId="1B72B9A7">
+            <wp:extent cx="5760000" cy="4608000"/>
             <wp:effectExtent l="0" t="0" r="0" b="0"/>
             <wp:docPr id="27" name="Picture 27"/>
             <wp:cNvGraphicFramePr>
@@ -9260,7 +10309,7 @@
               <a:graphicData uri="http://schemas.openxmlformats.org/drawingml/2006/picture">
                 <pic:pic xmlns:pic="http://schemas.openxmlformats.org/drawingml/2006/picture">
                   <pic:nvPicPr>
-                    <pic:cNvPr id="0" name="excel.png"/>
+                    <pic:cNvPr id="0" name="pptx.png"/>
                     <pic:cNvPicPr/>
                   </pic:nvPicPr>
                   <pic:blipFill>
@@ -9272,7 +10321,7 @@
                   <pic:spPr>
                     <a:xfrm>
                       <a:off x="0" y="0"/>
-                      <a:ext cx="5760000" cy="4250667"/>
+                      <a:ext cx="5760000" cy="4608000"/>
                     </a:xfrm>
                     <a:prstGeom prst="rect">
                       <a:avLst/>
@@ -9292,16 +10341,16 @@
         <w:jc w:val="center"/>
       </w:pPr>
       <w:r>
-        <w:t>Fig. 28. The “Merge Excel” window</w:t>
+        <w:t>Fig. 27. The “PDF → PowerPoint” window</w:t>
       </w:r>
     </w:p>
     <w:p>
       <w:pPr>
         <w:pStyle w:val="21"/>
       </w:pPr>
-      <w:bookmarkStart w:id="48" w:name="_Toc237262421"/>
-      <w:r>
-        <w:t>9.3. The order of work</w:t>
+      <w:bookmarkStart w:id="48" w:name="_Toc238650584"/>
+      <w:r>
+        <w:t>8.4. The order of work</w:t>
       </w:r>
       <w:bookmarkEnd w:id="48"/>
     </w:p>
@@ -9310,10 +10359,10 @@
         <w:rPr>
           <w:b/>
         </w:rPr>
-        <w:t xml:space="preserve">1. Give the folder of the source files with “Browse…” </w:t>
-      </w:r>
-      <w:r>
-        <w:t>or drag it straight into the window. The program counts the files found at once and shows them in the list below.</w:t>
+        <w:t xml:space="preserve">1. Add PDFs with “Add PDF…” </w:t>
+      </w:r>
+      <w:r>
+        <w:t>or drag them into the window. The pages of several files are gathered into one presentation.</w:t>
       </w:r>
     </w:p>
     <w:p>
@@ -9321,11 +10370,10 @@
         <w:rPr>
           <w:b/>
         </w:rPr>
-        <w:lastRenderedPageBreak/>
-        <w:t xml:space="preserve">2. Give the resulting file a name. </w:t>
-      </w:r>
-      <w:r>
-        <w:t>The extension is added automatically, so there is no need to type it. The “.xls” format is left for those who need Excel 97–2003. If the “Folder” field is left empty, the digest is put beside the source files.</w:t>
+        <w:t xml:space="preserve">2. Arrange the pages </w:t>
+      </w:r>
+      <w:r>
+        <w:t>by dragging or with the “◀ Move left” and “Move right ▶” buttons; remove the ones you do not need with “Remove”. The slides follow exactly the order shown.</w:t>
       </w:r>
     </w:p>
     <w:p>
@@ -9333,10 +10381,10 @@
         <w:rPr>
           <w:b/>
         </w:rPr>
-        <w:t xml:space="preserve">3. Check the contents and the order in “Files to merge”. </w:t>
-      </w:r>
-      <w:r>
-        <w:t>The order is set by dragging the rows or with the “▲ Up” and “▼ Down” buttons; “By name” restores the natural order. A file is excluded by clearing its tick, and “Check all” and “Uncheck all” do it wholesale.</w:t>
+        <w:t xml:space="preserve">3. Check the orientation. </w:t>
+      </w:r>
+      <w:r>
+        <w:t>Straighten a rotated page before converting — the layout is read in the position you see.</w:t>
       </w:r>
     </w:p>
     <w:p>
@@ -9344,21 +10392,45 @@
         <w:rPr>
           <w:b/>
         </w:rPr>
-        <w:t xml:space="preserve">4. Press “Merge”. </w:t>
-      </w:r>
-      <w:r>
-        <w:t>Progress is shown in the status line and the progress bar, and “Cancel” stops the run after the current file.</w:t>
+        <w:t xml:space="preserve">4. Press “Convert to PowerPoint…” </w:t>
+      </w:r>
+      <w:r>
+        <w:t>and give the file a name. The finished presentation opens by itself.</w:t>
       </w:r>
     </w:p>
     <w:p>
       <w:pPr>
         <w:pStyle w:val="21"/>
       </w:pPr>
-      <w:bookmarkStart w:id="49" w:name="_Toc237262422"/>
-      <w:r>
-        <w:t>9.4. The options</w:t>
+      <w:bookmarkStart w:id="49" w:name="_Toc238650585"/>
+      <w:r>
+        <w:lastRenderedPageBreak/>
+        <w:t>8.5. What comes across</w:t>
       </w:r>
       <w:bookmarkEnd w:id="49"/>
+    </w:p>
+    <w:p>
+      <w:r>
+        <w:t>Text comes across in paragraphs, with its font, size, weight, colour, underline, super- and subscripts and hyperlinks. Tables become real slide tables, merged cells included. The slide size follows the page: a 16:9 deck stays 16:9, and an A4 document gives A4 slides.</w:t>
+      </w:r>
+    </w:p>
+    <w:p>
+      <w:r>
+        <w:t xml:space="preserve">The boundaries of the paragraphs are taken from the file itself where it carries them: a PDF saved from Word, </w:t>
+      </w:r>
+      <w:r>
+        <w:t>PowerPoint or Acrobat holds the structure of the document, and in it the author has already marked where one paragraph ends and the next begins. Then a paragraph arrives as one text box and is edited as a whole. Where there is no such structure, the boundaries are recovered from the distances between the lines.</w:t>
+      </w:r>
+    </w:p>
+    <w:p>
+      <w:pPr>
+        <w:pStyle w:val="21"/>
+      </w:pPr>
+      <w:bookmarkStart w:id="50" w:name="_Toc238650586"/>
+      <w:r>
+        <w:t>8.6. What not to expect</w:t>
+      </w:r>
+      <w:bookmarkEnd w:id="50"/>
     </w:p>
     <w:p>
       <w:r>
@@ -9368,10 +10440,10 @@
         <w:rPr>
           <w:b/>
         </w:rPr>
-        <w:t xml:space="preserve">Sheets. </w:t>
-      </w:r>
-      <w:r>
-        <w:t>“First sheet only” takes the first visible sheet of each workbook — the usual case when a file holds a single form. “All sheets” moves every visible sheet.</w:t>
+        <w:t xml:space="preserve">There will be no text where the source has none — </w:t>
+      </w:r>
+      <w:r>
+        <w:t>pages saved as a picture in their entirety. Such slides arrive as a background without a single letter, and the program says honestly how many there were: only recognition can bring the text back from those.</w:t>
       </w:r>
     </w:p>
     <w:p>
@@ -9382,10 +10454,10 @@
         <w:rPr>
           <w:b/>
         </w:rPr>
-        <w:t xml:space="preserve">The “Contents” sheet. </w:t>
-      </w:r>
-      <w:r>
-        <w:t>The first sheet of the digest becomes its contents: the names of the files, hyperlinks to the corresponding sheets and the status of each file. The digest becomes something to move around in, rather than fifty tabs to search through.</w:t>
+        <w:t xml:space="preserve">What is not in the PDF does not come across: </w:t>
+      </w:r>
+      <w:r>
+        <w:t>animation, transitions, speaker notes and the links from charts to their source data are not kept at all — there is nowhere to take them from.</w:t>
       </w:r>
     </w:p>
     <w:p>
@@ -9396,57 +10468,59 @@
         <w:rPr>
           <w:b/>
         </w:rPr>
-        <w:t xml:space="preserve">Replace formulas with values. </w:t>
-      </w:r>
-      <w:r>
-        <w:t>Calculated values reach the digest instead of formulas. The digest stops depending on the source workbooks: it can be sent on, and its numbers will not drift or turn into errors for want of a reference.</w:t>
-      </w:r>
+        <w:t xml:space="preserve">Small differences in setting are possible: </w:t>
+      </w:r>
+      <w:r>
+        <w:t>lines justified by stretching the spaces arrive with ordinary spaces: reproducing the stretch would mean laying the line out in fragments, and then the paragraph would stop being editable as a whole.</w:t>
+      </w:r>
+    </w:p>
+    <w:p>
+      <w:pPr>
+        <w:pStyle w:val="1"/>
+      </w:pPr>
+      <w:bookmarkStart w:id="51" w:name="_Toc238650587"/>
+      <w:r>
+        <w:t>9. Merge Excel</w:t>
+      </w:r>
+      <w:bookmarkEnd w:id="51"/>
     </w:p>
     <w:p>
       <w:pPr>
         <w:pStyle w:val="21"/>
       </w:pPr>
-      <w:bookmarkStart w:id="50" w:name="_Toc237262423"/>
-      <w:r>
-        <w:t>9.5. The result, the report and the cover note</w:t>
-      </w:r>
-      <w:bookmarkEnd w:id="50"/>
-    </w:p>
-    <w:p>
-      <w:r>
-        <w:t>After the run the outcome for each file appears in the list itself — in the “Result” and “Note” columns. Broken and password-protected workbooks are skipped with the reason given, and the rest are moved across. Links appear at the bottom of the window: open the finished file, open its folder, open the merge report.</w:t>
-      </w:r>
-    </w:p>
-    <w:p>
-      <w:r>
-        <w:t>“Retry skipped” adds the corrected files into the digest already assembled, without rebuilding it whole. That saves time when two files out of thirty failed.</w:t>
-      </w:r>
-    </w:p>
-    <w:p>
+      <w:bookmarkStart w:id="52" w:name="_Toc238650588"/>
+      <w:r>
+        <w:t>9.1. What it is for</w:t>
+      </w:r>
+      <w:bookmarkEnd w:id="52"/>
+    </w:p>
+    <w:p>
+      <w:r>
+        <w:t xml:space="preserve">The tool gathers the sheets of several Excel workbooks into one workbook — a digest. The typical task: the divisions have each sent a file, and what is wanted </w:t>
+      </w:r>
       <w:r>
         <w:lastRenderedPageBreak/>
-        <w:t>“Word note” produces a cover note for the digest as a .docx: the totals, the list of skipped files and standard formatting. The note only has to be signed, not written from nothing.</w:t>
-      </w:r>
-      <w:r>
-        <w:rPr>
-          <w:vertAlign w:val="superscript"/>
-        </w:rPr>
-        <w:footnoteReference w:id="8"/>
+        <w:t>is one document where each file is a separate sheet, there are contents with links, and it is clear which files could not be processed and why.</w:t>
+      </w:r>
+    </w:p>
+    <w:p>
+      <w:r>
+        <w:t>Assembling such a digest by hand means opening every workbook, copying a sheet, pasting it, renaming it, and round again. The program does it in one pass, keeping the formatting, the formulas and the charts.</w:t>
       </w:r>
     </w:p>
     <w:p>
       <w:pPr>
         <w:pStyle w:val="21"/>
       </w:pPr>
-      <w:bookmarkStart w:id="51" w:name="_Toc237262424"/>
-      <w:r>
-        <w:t>9.6. The Menu of the tool</w:t>
-      </w:r>
-      <w:bookmarkEnd w:id="51"/>
-    </w:p>
-    <w:p>
-      <w:r>
-        <w:t>The Menu holds the built-in help, the statistics, the choice of language and “Reports folder”, which opens the folder with the most recent merge reports (fig. 29).</w:t>
+      <w:bookmarkStart w:id="53" w:name="_Toc238650589"/>
+      <w:r>
+        <w:t>9.2. The window</w:t>
+      </w:r>
+      <w:bookmarkEnd w:id="53"/>
+    </w:p>
+    <w:p>
+      <w:r>
+        <w:t>The window is divided into blocks by meaning: where to take from, where to save, with what options and what exactly to merge (fig. 28).</w:t>
       </w:r>
     </w:p>
     <w:p>
@@ -9461,7 +10535,7 @@
           <w:noProof/>
         </w:rPr>
         <w:drawing>
-          <wp:inline distT="0" distB="0" distL="0" distR="0" wp14:anchorId="088797DF" wp14:editId="54DA0793">
+          <wp:inline distT="0" distB="0" distL="0" distR="0" wp14:anchorId="1B48FE6F" wp14:editId="5A5595BB">
             <wp:extent cx="5760000" cy="4250667"/>
             <wp:effectExtent l="0" t="0" r="0" b="0"/>
             <wp:docPr id="28" name="Picture 28"/>
@@ -9472,7 +10546,7 @@
               <a:graphicData uri="http://schemas.openxmlformats.org/drawingml/2006/picture">
                 <pic:pic xmlns:pic="http://schemas.openxmlformats.org/drawingml/2006/picture">
                   <pic:nvPicPr>
-                    <pic:cNvPr id="0" name="excel-menu.png"/>
+                    <pic:cNvPr id="0" name="excel.png"/>
                     <pic:cNvPicPr/>
                   </pic:nvPicPr>
                   <pic:blipFill>
@@ -9504,6 +10578,221 @@
         <w:jc w:val="center"/>
       </w:pPr>
       <w:r>
+        <w:t>Fig. 28. The “Merge Excel” window</w:t>
+      </w:r>
+    </w:p>
+    <w:p>
+      <w:pPr>
+        <w:pStyle w:val="21"/>
+      </w:pPr>
+      <w:bookmarkStart w:id="54" w:name="_Toc238650590"/>
+      <w:r>
+        <w:t>9.3. The order of work</w:t>
+      </w:r>
+      <w:bookmarkEnd w:id="54"/>
+    </w:p>
+    <w:p>
+      <w:r>
+        <w:rPr>
+          <w:b/>
+        </w:rPr>
+        <w:t xml:space="preserve">1. Give the folder of the source files with “Browse…” </w:t>
+      </w:r>
+      <w:r>
+        <w:t>or drag it straight into the window. The program counts the files found at once and shows them in the list below.</w:t>
+      </w:r>
+    </w:p>
+    <w:p>
+      <w:r>
+        <w:rPr>
+          <w:b/>
+        </w:rPr>
+        <w:lastRenderedPageBreak/>
+        <w:t xml:space="preserve">2. Give the resulting file a name. </w:t>
+      </w:r>
+      <w:r>
+        <w:t>The extension is added automatically, so there is no need to type it. The “.xls” format is left for those who need Excel 97–2003. If the “Folder” field is left empty, the digest is put beside the source files.</w:t>
+      </w:r>
+    </w:p>
+    <w:p>
+      <w:r>
+        <w:rPr>
+          <w:b/>
+        </w:rPr>
+        <w:t xml:space="preserve">3. Check the contents and the order in “Files to merge”. </w:t>
+      </w:r>
+      <w:r>
+        <w:t>The order is set by dragging the rows or with the “▲ Up” and “▼ Down” buttons; “By name” restores the natural order. A file is excluded by clearing its tick, and “Check all” and “Uncheck all” do it wholesale.</w:t>
+      </w:r>
+    </w:p>
+    <w:p>
+      <w:r>
+        <w:rPr>
+          <w:b/>
+        </w:rPr>
+        <w:t xml:space="preserve">4. Press “Merge”. </w:t>
+      </w:r>
+      <w:r>
+        <w:t>Progress is shown in the status line and the progress bar, and “Cancel” stops the run after the current file.</w:t>
+      </w:r>
+    </w:p>
+    <w:p>
+      <w:pPr>
+        <w:pStyle w:val="21"/>
+      </w:pPr>
+      <w:bookmarkStart w:id="55" w:name="_Toc238650591"/>
+      <w:r>
+        <w:t>9.4. The options</w:t>
+      </w:r>
+      <w:bookmarkEnd w:id="55"/>
+    </w:p>
+    <w:p>
+      <w:r>
+        <w:t>— </w:t>
+      </w:r>
+      <w:r>
+        <w:rPr>
+          <w:b/>
+        </w:rPr>
+        <w:t xml:space="preserve">Sheets. </w:t>
+      </w:r>
+      <w:r>
+        <w:t>“First sheet only” takes the first visible sheet of each workbook — the usual case when a file holds a single form. “All sheets” moves every visible sheet.</w:t>
+      </w:r>
+    </w:p>
+    <w:p>
+      <w:r>
+        <w:t>— </w:t>
+      </w:r>
+      <w:r>
+        <w:rPr>
+          <w:b/>
+        </w:rPr>
+        <w:t xml:space="preserve">The “Contents” sheet. </w:t>
+      </w:r>
+      <w:r>
+        <w:t>The first sheet of the digest becomes its contents: the names of the files, hyperlinks to the corresponding sheets and the status of each file. The digest becomes something to move around in, rather than fifty tabs to search through.</w:t>
+      </w:r>
+    </w:p>
+    <w:p>
+      <w:r>
+        <w:t>— </w:t>
+      </w:r>
+      <w:r>
+        <w:rPr>
+          <w:b/>
+        </w:rPr>
+        <w:t xml:space="preserve">Replace formulas with values. </w:t>
+      </w:r>
+      <w:r>
+        <w:t>Calculated values reach the digest instead of formulas. The digest stops depending on the source workbooks: it can be sent on, and its numbers will not drift or turn into errors for want of a reference.</w:t>
+      </w:r>
+    </w:p>
+    <w:p>
+      <w:pPr>
+        <w:pStyle w:val="21"/>
+      </w:pPr>
+      <w:bookmarkStart w:id="56" w:name="_Toc238650592"/>
+      <w:r>
+        <w:t>9.5. The result, the report and the cover note</w:t>
+      </w:r>
+      <w:bookmarkEnd w:id="56"/>
+    </w:p>
+    <w:p>
+      <w:r>
+        <w:t>After the run the outcome for each file appears in the list itself — in the “Result” and “Note” columns. Broken and password-protected workbooks are skipped with the reason given, and the rest are moved across. Links appear at the bottom of the window: open the finished file, open its folder, open the merge report.</w:t>
+      </w:r>
+    </w:p>
+    <w:p>
+      <w:r>
+        <w:t>“Retry skipped” adds the corrected files into the digest already assembled, without rebuilding it whole. That saves time when two files out of thirty failed.</w:t>
+      </w:r>
+    </w:p>
+    <w:p>
+      <w:r>
+        <w:lastRenderedPageBreak/>
+        <w:t>“Word note” produces a cover note for the digest as a .docx: the totals, the list of skipped files and standard formatting. The note only has to be signed, not written from nothing.</w:t>
+      </w:r>
+      <w:r>
+        <w:rPr>
+          <w:vertAlign w:val="superscript"/>
+        </w:rPr>
+        <w:footnoteReference w:id="8"/>
+      </w:r>
+    </w:p>
+    <w:p>
+      <w:pPr>
+        <w:pStyle w:val="21"/>
+      </w:pPr>
+      <w:bookmarkStart w:id="57" w:name="_Toc238650593"/>
+      <w:r>
+        <w:t>9.6. The Menu of the tool</w:t>
+      </w:r>
+      <w:bookmarkEnd w:id="57"/>
+    </w:p>
+    <w:p>
+      <w:r>
+        <w:t xml:space="preserve">The Menu holds the built-in help, the statistics, the choice of language and </w:t>
+      </w:r>
+      <w:r>
+        <w:t>“Reports folder”, which opens the folder with the most recent merge reports (fig. 29).</w:t>
+      </w:r>
+    </w:p>
+    <w:p>
+      <w:pPr>
+        <w:keepNext/>
+        <w:spacing w:before="200" w:after="80"/>
+        <w:ind w:firstLine="0"/>
+        <w:jc w:val="center"/>
+      </w:pPr>
+      <w:r>
+        <w:rPr>
+          <w:noProof/>
+        </w:rPr>
+        <w:drawing>
+          <wp:inline distT="0" distB="0" distL="0" distR="0" wp14:anchorId="205E039F" wp14:editId="51BDB8B0">
+            <wp:extent cx="5760000" cy="4250667"/>
+            <wp:effectExtent l="0" t="0" r="0" b="0"/>
+            <wp:docPr id="29" name="Picture 29"/>
+            <wp:cNvGraphicFramePr>
+              <a:graphicFrameLocks xmlns:a="http://schemas.openxmlformats.org/drawingml/2006/main" noChangeAspect="1"/>
+            </wp:cNvGraphicFramePr>
+            <a:graphic xmlns:a="http://schemas.openxmlformats.org/drawingml/2006/main">
+              <a:graphicData uri="http://schemas.openxmlformats.org/drawingml/2006/picture">
+                <pic:pic xmlns:pic="http://schemas.openxmlformats.org/drawingml/2006/picture">
+                  <pic:nvPicPr>
+                    <pic:cNvPr id="0" name="excel-menu.png"/>
+                    <pic:cNvPicPr/>
+                  </pic:nvPicPr>
+                  <pic:blipFill>
+                    <a:blip r:embed="rId36"/>
+                    <a:stretch>
+                      <a:fillRect/>
+                    </a:stretch>
+                  </pic:blipFill>
+                  <pic:spPr>
+                    <a:xfrm>
+                      <a:off x="0" y="0"/>
+                      <a:ext cx="5760000" cy="4250667"/>
+                    </a:xfrm>
+                    <a:prstGeom prst="rect">
+                      <a:avLst/>
+                    </a:prstGeom>
+                  </pic:spPr>
+                </pic:pic>
+              </a:graphicData>
+            </a:graphic>
+          </wp:inline>
+        </w:drawing>
+      </w:r>
+    </w:p>
+    <w:p>
+      <w:pPr>
+        <w:spacing w:after="240"/>
+        <w:ind w:firstLine="0"/>
+        <w:jc w:val="center"/>
+      </w:pPr>
+      <w:r>
         <w:t>Fig. 29. The Menu of the “Merge Excel” tool</w:t>
       </w:r>
     </w:p>
@@ -9528,25 +10817,26 @@
       <w:pPr>
         <w:pStyle w:val="1"/>
       </w:pPr>
-      <w:bookmarkStart w:id="52" w:name="_Toc237262425"/>
-      <w:r>
+      <w:bookmarkStart w:id="58" w:name="_Toc238650594"/>
+      <w:r>
+        <w:lastRenderedPageBreak/>
         <w:t>10. Reference</w:t>
       </w:r>
-      <w:bookmarkEnd w:id="52"/>
+      <w:bookmarkEnd w:id="58"/>
     </w:p>
     <w:p>
       <w:pPr>
         <w:pStyle w:val="21"/>
       </w:pPr>
-      <w:bookmarkStart w:id="53" w:name="_Toc237262426"/>
+      <w:bookmarkStart w:id="59" w:name="_Toc238650595"/>
       <w:r>
         <w:t>10.1. About the program</w:t>
       </w:r>
-      <w:bookmarkEnd w:id="53"/>
-    </w:p>
-    <w:p>
-      <w:r>
-        <w:t>The About window is opened by the button on the start screen (Fig. 30). It shows the version and the author, and below that two expandable sections: “Project and contacts” with links to the project page and the privacy policy, and “Support the project” with the payment details you can select and copy.</w:t>
+      <w:bookmarkEnd w:id="59"/>
+    </w:p>
+    <w:p>
+      <w:r>
+        <w:t>The About window is opened by the button on the start screen (fig. 30). It gives the version, the author, links to the project page and to the privacy policy, and the licence.</w:t>
       </w:r>
     </w:p>
     <w:p>
@@ -9561,10 +10851,10 @@
           <w:noProof/>
         </w:rPr>
         <w:drawing>
-          <wp:inline distT="0" distB="0" distL="0" distR="0" wp14:anchorId="4B6169C5" wp14:editId="73237C76">
-            <wp:extent cx="3873730" cy="5142452"/>
+          <wp:inline distT="0" distB="0" distL="0" distR="0" wp14:anchorId="76630E2D" wp14:editId="5123D72C">
+            <wp:extent cx="3873730" cy="3940232"/>
             <wp:effectExtent l="0" t="0" r="0" b="0"/>
-            <wp:docPr id="29" name="Picture 29"/>
+            <wp:docPr id="30" name="Picture 30"/>
             <wp:cNvGraphicFramePr>
               <a:graphicFrameLocks xmlns:a="http://schemas.openxmlformats.org/drawingml/2006/main" noChangeAspect="1"/>
             </wp:cNvGraphicFramePr>
@@ -9576,7 +10866,7 @@
                     <pic:cNvPicPr/>
                   </pic:nvPicPr>
                   <pic:blipFill>
-                    <a:blip r:embed="rId36"/>
+                    <a:blip r:embed="rId37"/>
                     <a:stretch>
                       <a:fillRect/>
                     </a:stretch>
@@ -9584,7 +10874,7 @@
                   <pic:spPr>
                     <a:xfrm>
                       <a:off x="0" y="0"/>
-                      <a:ext cx="3873730" cy="5142452"/>
+                      <a:ext cx="3873730" cy="3940232"/>
                     </a:xfrm>
                     <a:prstGeom prst="rect">
                       <a:avLst/>
@@ -9627,11 +10917,12 @@
       <w:pPr>
         <w:pStyle w:val="21"/>
       </w:pPr>
-      <w:bookmarkStart w:id="54" w:name="_Toc237262427"/>
-      <w:r>
+      <w:bookmarkStart w:id="60" w:name="_Toc238650596"/>
+      <w:r>
+        <w:lastRenderedPageBreak/>
         <w:t>10.2. If something went wrong</w:t>
       </w:r>
-      <w:bookmarkEnd w:id="54"/>
+      <w:bookmarkEnd w:id="60"/>
     </w:p>
     <w:p>
       <w:r>
@@ -9717,7 +11008,10 @@
               <w:jc w:val="left"/>
             </w:pPr>
             <w:r>
-              <w:t>The message “Ghostscript is needed” when choosing compression</w:t>
+              <w:t xml:space="preserve">The message “Ghostscript is needed” when </w:t>
+            </w:r>
+            <w:r>
+              <w:t>choosing compression</w:t>
             </w:r>
           </w:p>
         </w:tc>
@@ -9732,10 +11026,7 @@
               <w:jc w:val="left"/>
             </w:pPr>
             <w:r>
-              <w:t xml:space="preserve">The compression engine is not installed. The window has a link to </w:t>
-            </w:r>
-            <w:r>
-              <w:t>download it, and in the installed version of the program it is put in place at once</w:t>
+              <w:t>The compression engine is not installed. The window has a link to download it, and in the installed version of the program it is put in place at once</w:t>
             </w:r>
           </w:p>
         </w:tc>
@@ -9930,7 +11221,10 @@
               <w:jc w:val="left"/>
             </w:pPr>
             <w:r>
-              <w:t>The window does not appear when the program is started again</w:t>
+              <w:t xml:space="preserve">The window does not appear when the </w:t>
+            </w:r>
+            <w:r>
+              <w:t>program is started again</w:t>
             </w:r>
           </w:p>
         </w:tc>
@@ -10000,10 +11294,7 @@
               <w:jc w:val="left"/>
             </w:pPr>
             <w:r>
-              <w:t xml:space="preserve">The download page did not open </w:t>
-            </w:r>
-            <w:r>
-              <w:t>after the message about a new version</w:t>
+              <w:t>The download page did not open after the message about a new version</w:t>
             </w:r>
           </w:p>
         </w:tc>
@@ -10033,11 +11324,33 @@
       <w:pPr>
         <w:pStyle w:val="21"/>
       </w:pPr>
-      <w:bookmarkStart w:id="55" w:name="_Toc237262428"/>
-      <w:r>
-        <w:t>10.3. A short reminder</w:t>
-      </w:r>
-      <w:bookmarkEnd w:id="55"/>
+      <w:bookmarkStart w:id="61" w:name="_Toc238650597"/>
+      <w:r>
+        <w:t xml:space="preserve">10.3. Updating the </w:t>
+      </w:r>
+      <w:r>
+        <w:t>contents after edits</w:t>
+      </w:r>
+      <w:bookmarkEnd w:id="61"/>
+    </w:p>
+    <w:p>
+      <w:r>
+        <w:t xml:space="preserve">The contents in this manual are automatic: they are built from the Heading 1 and Heading 2 styles rather than typed by hand. The finished file already contains </w:t>
+      </w:r>
+      <w:r>
+        <w:lastRenderedPageBreak/>
+        <w:t>every entry and the current page numbers. If you add, remove or rename a section, apply one of those built-in styles to its title, click inside the contents, choose Update Table, then Update entire table. You can also press F9 inside the contents and choose the entire-table update. Update page numbers only does not add a new heading. Merely opening the file does not guarantee a complete contents refresh in every version of Word.</w:t>
+      </w:r>
+    </w:p>
+    <w:p>
+      <w:pPr>
+        <w:pStyle w:val="21"/>
+      </w:pPr>
+      <w:bookmarkStart w:id="62" w:name="_Toc238650598"/>
+      <w:r>
+        <w:t>10.4. A short reminder</w:t>
+      </w:r>
+      <w:bookmarkEnd w:id="62"/>
     </w:p>
     <w:p>
       <w:r>
@@ -10046,7 +11359,6 @@
     </w:p>
     <w:p>
       <w:r>
-        <w:lastRenderedPageBreak/>
         <w:t>— The program never changes the source files. The result is always a new file.</w:t>
       </w:r>
     </w:p>
@@ -10061,8 +11373,8 @@
       </w:r>
     </w:p>
     <w:sectPr>
-      <w:footerReference w:type="default" r:id="rId37"/>
-      <w:footerReference w:type="first" r:id="rId38"/>
+      <w:footerReference w:type="default" r:id="rId38"/>
+      <w:footerReference w:type="first" r:id="rId39"/>
       <w:pgSz w:w="11906" w:h="16838"/>
       <w:pgMar w:top="1134" w:right="850" w:bottom="1134" w:left="1701" w:header="720" w:footer="720" w:gutter="0"/>
       <w:cols w:space="720"/>
@@ -10540,31 +11852,31 @@
       </w:rPr>
     </w:lvl>
   </w:abstractNum>
-  <w:num w:numId="1" w16cid:durableId="1877892193">
+  <w:num w:numId="1" w16cid:durableId="754521952">
     <w:abstractNumId w:val="8"/>
   </w:num>
-  <w:num w:numId="2" w16cid:durableId="51806155">
+  <w:num w:numId="2" w16cid:durableId="723023732">
     <w:abstractNumId w:val="6"/>
   </w:num>
-  <w:num w:numId="3" w16cid:durableId="392704078">
+  <w:num w:numId="3" w16cid:durableId="1619216590">
     <w:abstractNumId w:val="5"/>
   </w:num>
-  <w:num w:numId="4" w16cid:durableId="42796319">
+  <w:num w:numId="4" w16cid:durableId="788402813">
     <w:abstractNumId w:val="4"/>
   </w:num>
-  <w:num w:numId="5" w16cid:durableId="243342240">
+  <w:num w:numId="5" w16cid:durableId="169563615">
     <w:abstractNumId w:val="7"/>
   </w:num>
-  <w:num w:numId="6" w16cid:durableId="1541671346">
+  <w:num w:numId="6" w16cid:durableId="1171600545">
     <w:abstractNumId w:val="3"/>
   </w:num>
-  <w:num w:numId="7" w16cid:durableId="1321229141">
+  <w:num w:numId="7" w16cid:durableId="978342854">
     <w:abstractNumId w:val="2"/>
   </w:num>
-  <w:num w:numId="8" w16cid:durableId="1218737888">
+  <w:num w:numId="8" w16cid:durableId="1669091228">
     <w:abstractNumId w:val="1"/>
   </w:num>
-  <w:num w:numId="9" w16cid:durableId="1451364778">
+  <w:num w:numId="9" w16cid:durableId="466168177">
     <w:abstractNumId w:val="0"/>
   </w:num>
 </w:numbering>
@@ -22003,7 +23315,7 @@
     <w:autoRedefine/>
     <w:uiPriority w:val="39"/>
     <w:unhideWhenUsed/>
-    <w:rsid w:val="00B638ED"/>
+    <w:rsid w:val="00183F5B"/>
     <w:pPr>
       <w:spacing w:after="100"/>
     </w:pPr>
@@ -22015,7 +23327,7 @@
     <w:autoRedefine/>
     <w:uiPriority w:val="39"/>
     <w:unhideWhenUsed/>
-    <w:rsid w:val="00B638ED"/>
+    <w:rsid w:val="00183F5B"/>
     <w:pPr>
       <w:spacing w:after="100"/>
       <w:ind w:left="280"/>
@@ -22026,7 +23338,7 @@
     <w:basedOn w:val="a2"/>
     <w:uiPriority w:val="99"/>
     <w:unhideWhenUsed/>
-    <w:rsid w:val="00B638ED"/>
+    <w:rsid w:val="00183F5B"/>
     <w:rPr>
       <w:color w:val="0000FF" w:themeColor="hyperlink"/>
       <w:u w:val="single"/>

--- a/docs/User manual.docx
+++ b/docs/User manual.docx
@@ -121,7 +121,7 @@
       <w:r>
         <w:fldChar w:fldCharType="separate"/>
       </w:r>
-      <w:hyperlink w:anchor="_Toc238650536" w:history="1">
+      <w:hyperlink w:anchor="_Toc238700710" w:history="1">
         <w:r>
           <w:rPr>
             <w:rStyle w:val="aff8"/>
@@ -149,7 +149,7 @@
             <w:noProof/>
             <w:webHidden/>
           </w:rPr>
-          <w:instrText xml:space="preserve"> PAGEREF _Toc238650536 \h </w:instrText>
+          <w:instrText xml:space="preserve"> PAGEREF _Toc238700710 \h </w:instrText>
         </w:r>
         <w:r>
           <w:rPr>
@@ -197,7 +197,7 @@
           <w14:ligatures w14:val="standardContextual"/>
         </w:rPr>
       </w:pPr>
-      <w:hyperlink w:anchor="_Toc238650537" w:history="1">
+      <w:hyperlink w:anchor="_Toc238700711" w:history="1">
         <w:r>
           <w:rPr>
             <w:rStyle w:val="aff8"/>
@@ -225,7 +225,7 @@
             <w:noProof/>
             <w:webHidden/>
           </w:rPr>
-          <w:instrText xml:space="preserve"> PAGEREF _Toc238650537 \h </w:instrText>
+          <w:instrText xml:space="preserve"> PAGEREF _Toc238700711 \h </w:instrText>
         </w:r>
         <w:r>
           <w:rPr>
@@ -273,7 +273,7 @@
           <w14:ligatures w14:val="standardContextual"/>
         </w:rPr>
       </w:pPr>
-      <w:hyperlink w:anchor="_Toc238650538" w:history="1">
+      <w:hyperlink w:anchor="_Toc238700712" w:history="1">
         <w:r>
           <w:rPr>
             <w:rStyle w:val="aff8"/>
@@ -301,7 +301,7 @@
             <w:noProof/>
             <w:webHidden/>
           </w:rPr>
-          <w:instrText xml:space="preserve"> PAGEREF _Toc238650538 \h </w:instrText>
+          <w:instrText xml:space="preserve"> PAGEREF _Toc238700712 \h </w:instrText>
         </w:r>
         <w:r>
           <w:rPr>
@@ -349,7 +349,7 @@
           <w14:ligatures w14:val="standardContextual"/>
         </w:rPr>
       </w:pPr>
-      <w:hyperlink w:anchor="_Toc238650539" w:history="1">
+      <w:hyperlink w:anchor="_Toc238700713" w:history="1">
         <w:r>
           <w:rPr>
             <w:rStyle w:val="aff8"/>
@@ -377,7 +377,7 @@
             <w:noProof/>
             <w:webHidden/>
           </w:rPr>
-          <w:instrText xml:space="preserve"> PAGEREF _Toc238650539 \h </w:instrText>
+          <w:instrText xml:space="preserve"> PAGEREF _Toc238700713 \h </w:instrText>
         </w:r>
         <w:r>
           <w:rPr>
@@ -425,7 +425,7 @@
           <w14:ligatures w14:val="standardContextual"/>
         </w:rPr>
       </w:pPr>
-      <w:hyperlink w:anchor="_Toc238650540" w:history="1">
+      <w:hyperlink w:anchor="_Toc238700714" w:history="1">
         <w:r>
           <w:rPr>
             <w:rStyle w:val="aff8"/>
@@ -453,7 +453,7 @@
             <w:noProof/>
             <w:webHidden/>
           </w:rPr>
-          <w:instrText xml:space="preserve"> PAGEREF _Toc238650540 \h </w:instrText>
+          <w:instrText xml:space="preserve"> PAGEREF _Toc238700714 \h </w:instrText>
         </w:r>
         <w:r>
           <w:rPr>
@@ -501,7 +501,7 @@
           <w14:ligatures w14:val="standardContextual"/>
         </w:rPr>
       </w:pPr>
-      <w:hyperlink w:anchor="_Toc238650541" w:history="1">
+      <w:hyperlink w:anchor="_Toc238700715" w:history="1">
         <w:r>
           <w:rPr>
             <w:rStyle w:val="aff8"/>
@@ -529,7 +529,7 @@
             <w:noProof/>
             <w:webHidden/>
           </w:rPr>
-          <w:instrText xml:space="preserve"> PAGEREF _Toc238650541 \h </w:instrText>
+          <w:instrText xml:space="preserve"> PAGEREF _Toc238700715 \h </w:instrText>
         </w:r>
         <w:r>
           <w:rPr>
@@ -577,7 +577,7 @@
           <w14:ligatures w14:val="standardContextual"/>
         </w:rPr>
       </w:pPr>
-      <w:hyperlink w:anchor="_Toc238650542" w:history="1">
+      <w:hyperlink w:anchor="_Toc238700716" w:history="1">
         <w:r>
           <w:rPr>
             <w:rStyle w:val="aff8"/>
@@ -605,7 +605,7 @@
             <w:noProof/>
             <w:webHidden/>
           </w:rPr>
-          <w:instrText xml:space="preserve"> PAGEREF _Toc238650542 \h </w:instrText>
+          <w:instrText xml:space="preserve"> PAGEREF _Toc238700716 \h </w:instrText>
         </w:r>
         <w:r>
           <w:rPr>
@@ -653,7 +653,7 @@
           <w14:ligatures w14:val="standardContextual"/>
         </w:rPr>
       </w:pPr>
-      <w:hyperlink w:anchor="_Toc238650543" w:history="1">
+      <w:hyperlink w:anchor="_Toc238700717" w:history="1">
         <w:r>
           <w:rPr>
             <w:rStyle w:val="aff8"/>
@@ -681,7 +681,7 @@
             <w:noProof/>
             <w:webHidden/>
           </w:rPr>
-          <w:instrText xml:space="preserve"> PAGEREF _Toc238650543 \h </w:instrText>
+          <w:instrText xml:space="preserve"> PAGEREF _Toc238700717 \h </w:instrText>
         </w:r>
         <w:r>
           <w:rPr>
@@ -729,7 +729,7 @@
           <w14:ligatures w14:val="standardContextual"/>
         </w:rPr>
       </w:pPr>
-      <w:hyperlink w:anchor="_Toc238650544" w:history="1">
+      <w:hyperlink w:anchor="_Toc238700718" w:history="1">
         <w:r>
           <w:rPr>
             <w:rStyle w:val="aff8"/>
@@ -757,7 +757,7 @@
             <w:noProof/>
             <w:webHidden/>
           </w:rPr>
-          <w:instrText xml:space="preserve"> PAGEREF _Toc238650544 \h </w:instrText>
+          <w:instrText xml:space="preserve"> PAGEREF _Toc238700718 \h </w:instrText>
         </w:r>
         <w:r>
           <w:rPr>
@@ -805,7 +805,7 @@
           <w14:ligatures w14:val="standardContextual"/>
         </w:rPr>
       </w:pPr>
-      <w:hyperlink w:anchor="_Toc238650545" w:history="1">
+      <w:hyperlink w:anchor="_Toc238700719" w:history="1">
         <w:r>
           <w:rPr>
             <w:rStyle w:val="aff8"/>
@@ -833,7 +833,7 @@
             <w:noProof/>
             <w:webHidden/>
           </w:rPr>
-          <w:instrText xml:space="preserve"> PAGEREF _Toc238650545 \h </w:instrText>
+          <w:instrText xml:space="preserve"> PAGEREF _Toc238700719 \h </w:instrText>
         </w:r>
         <w:r>
           <w:rPr>
@@ -881,7 +881,7 @@
           <w14:ligatures w14:val="standardContextual"/>
         </w:rPr>
       </w:pPr>
-      <w:hyperlink w:anchor="_Toc238650546" w:history="1">
+      <w:hyperlink w:anchor="_Toc238700720" w:history="1">
         <w:r>
           <w:rPr>
             <w:rStyle w:val="aff8"/>
@@ -909,7 +909,7 @@
             <w:noProof/>
             <w:webHidden/>
           </w:rPr>
-          <w:instrText xml:space="preserve"> PAGEREF _Toc238650546 \h </w:instrText>
+          <w:instrText xml:space="preserve"> PAGEREF _Toc238700720 \h </w:instrText>
         </w:r>
         <w:r>
           <w:rPr>
@@ -957,7 +957,7 @@
           <w14:ligatures w14:val="standardContextual"/>
         </w:rPr>
       </w:pPr>
-      <w:hyperlink w:anchor="_Toc238650547" w:history="1">
+      <w:hyperlink w:anchor="_Toc238700721" w:history="1">
         <w:r>
           <w:rPr>
             <w:rStyle w:val="aff8"/>
@@ -985,7 +985,7 @@
             <w:noProof/>
             <w:webHidden/>
           </w:rPr>
-          <w:instrText xml:space="preserve"> PAGEREF _Toc238650547 \h </w:instrText>
+          <w:instrText xml:space="preserve"> PAGEREF _Toc238700721 \h </w:instrText>
         </w:r>
         <w:r>
           <w:rPr>
@@ -1033,7 +1033,7 @@
           <w14:ligatures w14:val="standardContextual"/>
         </w:rPr>
       </w:pPr>
-      <w:hyperlink w:anchor="_Toc238650548" w:history="1">
+      <w:hyperlink w:anchor="_Toc238700722" w:history="1">
         <w:r>
           <w:rPr>
             <w:rStyle w:val="aff8"/>
@@ -1061,7 +1061,7 @@
             <w:noProof/>
             <w:webHidden/>
           </w:rPr>
-          <w:instrText xml:space="preserve"> PAGEREF _Toc238650548 \h </w:instrText>
+          <w:instrText xml:space="preserve"> PAGEREF _Toc238700722 \h </w:instrText>
         </w:r>
         <w:r>
           <w:rPr>
@@ -1109,7 +1109,7 @@
           <w14:ligatures w14:val="standardContextual"/>
         </w:rPr>
       </w:pPr>
-      <w:hyperlink w:anchor="_Toc238650549" w:history="1">
+      <w:hyperlink w:anchor="_Toc238700723" w:history="1">
         <w:r>
           <w:rPr>
             <w:rStyle w:val="aff8"/>
@@ -1137,7 +1137,7 @@
             <w:noProof/>
             <w:webHidden/>
           </w:rPr>
-          <w:instrText xml:space="preserve"> PAGEREF _Toc238650549 \h </w:instrText>
+          <w:instrText xml:space="preserve"> PAGEREF _Toc238700723 \h </w:instrText>
         </w:r>
         <w:r>
           <w:rPr>
@@ -1185,7 +1185,7 @@
           <w14:ligatures w14:val="standardContextual"/>
         </w:rPr>
       </w:pPr>
-      <w:hyperlink w:anchor="_Toc238650550" w:history="1">
+      <w:hyperlink w:anchor="_Toc238700724" w:history="1">
         <w:r>
           <w:rPr>
             <w:rStyle w:val="aff8"/>
@@ -1213,7 +1213,7 @@
             <w:noProof/>
             <w:webHidden/>
           </w:rPr>
-          <w:instrText xml:space="preserve"> PAGEREF _Toc238650550 \h </w:instrText>
+          <w:instrText xml:space="preserve"> PAGEREF _Toc238700724 \h </w:instrText>
         </w:r>
         <w:r>
           <w:rPr>
@@ -1261,7 +1261,7 @@
           <w14:ligatures w14:val="standardContextual"/>
         </w:rPr>
       </w:pPr>
-      <w:hyperlink w:anchor="_Toc238650551" w:history="1">
+      <w:hyperlink w:anchor="_Toc238700725" w:history="1">
         <w:r>
           <w:rPr>
             <w:rStyle w:val="aff8"/>
@@ -1289,7 +1289,7 @@
             <w:noProof/>
             <w:webHidden/>
           </w:rPr>
-          <w:instrText xml:space="preserve"> PAGEREF _Toc238650551 \h </w:instrText>
+          <w:instrText xml:space="preserve"> PAGEREF _Toc238700725 \h </w:instrText>
         </w:r>
         <w:r>
           <w:rPr>
@@ -1309,7 +1309,7 @@
             <w:noProof/>
             <w:webHidden/>
           </w:rPr>
-          <w:t>21</w:t>
+          <w:t>22</w:t>
         </w:r>
         <w:r>
           <w:rPr>
@@ -1337,7 +1337,7 @@
           <w14:ligatures w14:val="standardContextual"/>
         </w:rPr>
       </w:pPr>
-      <w:hyperlink w:anchor="_Toc238650552" w:history="1">
+      <w:hyperlink w:anchor="_Toc238700726" w:history="1">
         <w:r>
           <w:rPr>
             <w:rStyle w:val="aff8"/>
@@ -1365,7 +1365,7 @@
             <w:noProof/>
             <w:webHidden/>
           </w:rPr>
-          <w:instrText xml:space="preserve"> PAGEREF _Toc238650552 \h </w:instrText>
+          <w:instrText xml:space="preserve"> PAGEREF _Toc238700726 \h </w:instrText>
         </w:r>
         <w:r>
           <w:rPr>
@@ -1413,7 +1413,7 @@
           <w14:ligatures w14:val="standardContextual"/>
         </w:rPr>
       </w:pPr>
-      <w:hyperlink w:anchor="_Toc238650553" w:history="1">
+      <w:hyperlink w:anchor="_Toc238700727" w:history="1">
         <w:r>
           <w:rPr>
             <w:rStyle w:val="aff8"/>
@@ -1441,7 +1441,7 @@
             <w:noProof/>
             <w:webHidden/>
           </w:rPr>
-          <w:instrText xml:space="preserve"> PAGEREF _Toc238650553 \h </w:instrText>
+          <w:instrText xml:space="preserve"> PAGEREF _Toc238700727 \h </w:instrText>
         </w:r>
         <w:r>
           <w:rPr>
@@ -1489,7 +1489,7 @@
           <w14:ligatures w14:val="standardContextual"/>
         </w:rPr>
       </w:pPr>
-      <w:hyperlink w:anchor="_Toc238650554" w:history="1">
+      <w:hyperlink w:anchor="_Toc238700728" w:history="1">
         <w:r>
           <w:rPr>
             <w:rStyle w:val="aff8"/>
@@ -1517,7 +1517,7 @@
             <w:noProof/>
             <w:webHidden/>
           </w:rPr>
-          <w:instrText xml:space="preserve"> PAGEREF _Toc238650554 \h </w:instrText>
+          <w:instrText xml:space="preserve"> PAGEREF _Toc238700728 \h </w:instrText>
         </w:r>
         <w:r>
           <w:rPr>
@@ -1565,7 +1565,7 @@
           <w14:ligatures w14:val="standardContextual"/>
         </w:rPr>
       </w:pPr>
-      <w:hyperlink w:anchor="_Toc238650555" w:history="1">
+      <w:hyperlink w:anchor="_Toc238700729" w:history="1">
         <w:r>
           <w:rPr>
             <w:rStyle w:val="aff8"/>
@@ -1593,7 +1593,7 @@
             <w:noProof/>
             <w:webHidden/>
           </w:rPr>
-          <w:instrText xml:space="preserve"> PAGEREF _Toc238650555 \h </w:instrText>
+          <w:instrText xml:space="preserve"> PAGEREF _Toc238700729 \h </w:instrText>
         </w:r>
         <w:r>
           <w:rPr>
@@ -1641,7 +1641,7 @@
           <w14:ligatures w14:val="standardContextual"/>
         </w:rPr>
       </w:pPr>
-      <w:hyperlink w:anchor="_Toc238650556" w:history="1">
+      <w:hyperlink w:anchor="_Toc238700730" w:history="1">
         <w:r>
           <w:rPr>
             <w:rStyle w:val="aff8"/>
@@ -1669,7 +1669,7 @@
             <w:noProof/>
             <w:webHidden/>
           </w:rPr>
-          <w:instrText xml:space="preserve"> PAGEREF _Toc238650556 \h </w:instrText>
+          <w:instrText xml:space="preserve"> PAGEREF _Toc238700730 \h </w:instrText>
         </w:r>
         <w:r>
           <w:rPr>
@@ -1717,7 +1717,7 @@
           <w14:ligatures w14:val="standardContextual"/>
         </w:rPr>
       </w:pPr>
-      <w:hyperlink w:anchor="_Toc238650557" w:history="1">
+      <w:hyperlink w:anchor="_Toc238700731" w:history="1">
         <w:r>
           <w:rPr>
             <w:rStyle w:val="aff8"/>
@@ -1745,7 +1745,7 @@
             <w:noProof/>
             <w:webHidden/>
           </w:rPr>
-          <w:instrText xml:space="preserve"> PAGEREF _Toc238650557 \h </w:instrText>
+          <w:instrText xml:space="preserve"> PAGEREF _Toc238700731 \h </w:instrText>
         </w:r>
         <w:r>
           <w:rPr>
@@ -1793,7 +1793,7 @@
           <w14:ligatures w14:val="standardContextual"/>
         </w:rPr>
       </w:pPr>
-      <w:hyperlink w:anchor="_Toc238650558" w:history="1">
+      <w:hyperlink w:anchor="_Toc238700732" w:history="1">
         <w:r>
           <w:rPr>
             <w:rStyle w:val="aff8"/>
@@ -1821,7 +1821,7 @@
             <w:noProof/>
             <w:webHidden/>
           </w:rPr>
-          <w:instrText xml:space="preserve"> PAGEREF _Toc238650558 \h </w:instrText>
+          <w:instrText xml:space="preserve"> PAGEREF _Toc238700732 \h </w:instrText>
         </w:r>
         <w:r>
           <w:rPr>
@@ -1869,7 +1869,7 @@
           <w14:ligatures w14:val="standardContextual"/>
         </w:rPr>
       </w:pPr>
-      <w:hyperlink w:anchor="_Toc238650559" w:history="1">
+      <w:hyperlink w:anchor="_Toc238700733" w:history="1">
         <w:r>
           <w:rPr>
             <w:rStyle w:val="aff8"/>
@@ -1897,7 +1897,7 @@
             <w:noProof/>
             <w:webHidden/>
           </w:rPr>
-          <w:instrText xml:space="preserve"> PAGEREF _Toc238650559 \h </w:instrText>
+          <w:instrText xml:space="preserve"> PAGEREF _Toc238700733 \h </w:instrText>
         </w:r>
         <w:r>
           <w:rPr>
@@ -1945,7 +1945,7 @@
           <w14:ligatures w14:val="standardContextual"/>
         </w:rPr>
       </w:pPr>
-      <w:hyperlink w:anchor="_Toc238650560" w:history="1">
+      <w:hyperlink w:anchor="_Toc238700734" w:history="1">
         <w:r>
           <w:rPr>
             <w:rStyle w:val="aff8"/>
@@ -1973,7 +1973,7 @@
             <w:noProof/>
             <w:webHidden/>
           </w:rPr>
-          <w:instrText xml:space="preserve"> PAGEREF _Toc238650560 \h </w:instrText>
+          <w:instrText xml:space="preserve"> PAGEREF _Toc238700734 \h </w:instrText>
         </w:r>
         <w:r>
           <w:rPr>
@@ -2021,7 +2021,7 @@
           <w14:ligatures w14:val="standardContextual"/>
         </w:rPr>
       </w:pPr>
-      <w:hyperlink w:anchor="_Toc238650561" w:history="1">
+      <w:hyperlink w:anchor="_Toc238700735" w:history="1">
         <w:r>
           <w:rPr>
             <w:rStyle w:val="aff8"/>
@@ -2049,7 +2049,7 @@
             <w:noProof/>
             <w:webHidden/>
           </w:rPr>
-          <w:instrText xml:space="preserve"> PAGEREF _Toc238650561 \h </w:instrText>
+          <w:instrText xml:space="preserve"> PAGEREF _Toc238700735 \h </w:instrText>
         </w:r>
         <w:r>
           <w:rPr>
@@ -2097,7 +2097,7 @@
           <w14:ligatures w14:val="standardContextual"/>
         </w:rPr>
       </w:pPr>
-      <w:hyperlink w:anchor="_Toc238650562" w:history="1">
+      <w:hyperlink w:anchor="_Toc238700736" w:history="1">
         <w:r>
           <w:rPr>
             <w:rStyle w:val="aff8"/>
@@ -2125,7 +2125,7 @@
             <w:noProof/>
             <w:webHidden/>
           </w:rPr>
-          <w:instrText xml:space="preserve"> PAGEREF _Toc238650562 \h </w:instrText>
+          <w:instrText xml:space="preserve"> PAGEREF _Toc238700736 \h </w:instrText>
         </w:r>
         <w:r>
           <w:rPr>
@@ -2173,7 +2173,7 @@
           <w14:ligatures w14:val="standardContextual"/>
         </w:rPr>
       </w:pPr>
-      <w:hyperlink w:anchor="_Toc238650563" w:history="1">
+      <w:hyperlink w:anchor="_Toc238700737" w:history="1">
         <w:r>
           <w:rPr>
             <w:rStyle w:val="aff8"/>
@@ -2201,7 +2201,7 @@
             <w:noProof/>
             <w:webHidden/>
           </w:rPr>
-          <w:instrText xml:space="preserve"> PAGEREF _Toc238650563 \h </w:instrText>
+          <w:instrText xml:space="preserve"> PAGEREF _Toc238700737 \h </w:instrText>
         </w:r>
         <w:r>
           <w:rPr>
@@ -2249,7 +2249,7 @@
           <w14:ligatures w14:val="standardContextual"/>
         </w:rPr>
       </w:pPr>
-      <w:hyperlink w:anchor="_Toc238650564" w:history="1">
+      <w:hyperlink w:anchor="_Toc238700738" w:history="1">
         <w:r>
           <w:rPr>
             <w:rStyle w:val="aff8"/>
@@ -2277,7 +2277,7 @@
             <w:noProof/>
             <w:webHidden/>
           </w:rPr>
-          <w:instrText xml:space="preserve"> PAGEREF _Toc238650564 \h </w:instrText>
+          <w:instrText xml:space="preserve"> PAGEREF _Toc238700738 \h </w:instrText>
         </w:r>
         <w:r>
           <w:rPr>
@@ -2325,7 +2325,7 @@
           <w14:ligatures w14:val="standardContextual"/>
         </w:rPr>
       </w:pPr>
-      <w:hyperlink w:anchor="_Toc238650565" w:history="1">
+      <w:hyperlink w:anchor="_Toc238700739" w:history="1">
         <w:r>
           <w:rPr>
             <w:rStyle w:val="aff8"/>
@@ -2353,7 +2353,7 @@
             <w:noProof/>
             <w:webHidden/>
           </w:rPr>
-          <w:instrText xml:space="preserve"> PAGEREF _Toc238650565 \h </w:instrText>
+          <w:instrText xml:space="preserve"> PAGEREF _Toc238700739 \h </w:instrText>
         </w:r>
         <w:r>
           <w:rPr>
@@ -2401,7 +2401,7 @@
           <w14:ligatures w14:val="standardContextual"/>
         </w:rPr>
       </w:pPr>
-      <w:hyperlink w:anchor="_Toc238650566" w:history="1">
+      <w:hyperlink w:anchor="_Toc238700740" w:history="1">
         <w:r>
           <w:rPr>
             <w:rStyle w:val="aff8"/>
@@ -2429,7 +2429,7 @@
             <w:noProof/>
             <w:webHidden/>
           </w:rPr>
-          <w:instrText xml:space="preserve"> PAGEREF _Toc238650566 \h </w:instrText>
+          <w:instrText xml:space="preserve"> PAGEREF _Toc238700740 \h </w:instrText>
         </w:r>
         <w:r>
           <w:rPr>
@@ -2477,7 +2477,7 @@
           <w14:ligatures w14:val="standardContextual"/>
         </w:rPr>
       </w:pPr>
-      <w:hyperlink w:anchor="_Toc238650567" w:history="1">
+      <w:hyperlink w:anchor="_Toc238700741" w:history="1">
         <w:r>
           <w:rPr>
             <w:rStyle w:val="aff8"/>
@@ -2505,7 +2505,7 @@
             <w:noProof/>
             <w:webHidden/>
           </w:rPr>
-          <w:instrText xml:space="preserve"> PAGEREF _Toc238650567 \h </w:instrText>
+          <w:instrText xml:space="preserve"> PAGEREF _Toc238700741 \h </w:instrText>
         </w:r>
         <w:r>
           <w:rPr>
@@ -2553,7 +2553,7 @@
           <w14:ligatures w14:val="standardContextual"/>
         </w:rPr>
       </w:pPr>
-      <w:hyperlink w:anchor="_Toc238650568" w:history="1">
+      <w:hyperlink w:anchor="_Toc238700742" w:history="1">
         <w:r>
           <w:rPr>
             <w:rStyle w:val="aff8"/>
@@ -2581,7 +2581,7 @@
             <w:noProof/>
             <w:webHidden/>
           </w:rPr>
-          <w:instrText xml:space="preserve"> PAGEREF _Toc238650568 \h </w:instrText>
+          <w:instrText xml:space="preserve"> PAGEREF _Toc238700742 \h </w:instrText>
         </w:r>
         <w:r>
           <w:rPr>
@@ -2629,7 +2629,7 @@
           <w14:ligatures w14:val="standardContextual"/>
         </w:rPr>
       </w:pPr>
-      <w:hyperlink w:anchor="_Toc238650569" w:history="1">
+      <w:hyperlink w:anchor="_Toc238700743" w:history="1">
         <w:r>
           <w:rPr>
             <w:rStyle w:val="aff8"/>
@@ -2657,7 +2657,7 @@
             <w:noProof/>
             <w:webHidden/>
           </w:rPr>
-          <w:instrText xml:space="preserve"> PAGEREF _Toc238650569 \h </w:instrText>
+          <w:instrText xml:space="preserve"> PAGEREF _Toc238700743 \h </w:instrText>
         </w:r>
         <w:r>
           <w:rPr>
@@ -2705,7 +2705,7 @@
           <w14:ligatures w14:val="standardContextual"/>
         </w:rPr>
       </w:pPr>
-      <w:hyperlink w:anchor="_Toc238650570" w:history="1">
+      <w:hyperlink w:anchor="_Toc238700744" w:history="1">
         <w:r>
           <w:rPr>
             <w:rStyle w:val="aff8"/>
@@ -2733,7 +2733,7 @@
             <w:noProof/>
             <w:webHidden/>
           </w:rPr>
-          <w:instrText xml:space="preserve"> PAGEREF _Toc238650570 \h </w:instrText>
+          <w:instrText xml:space="preserve"> PAGEREF _Toc238700744 \h </w:instrText>
         </w:r>
         <w:r>
           <w:rPr>
@@ -2781,7 +2781,7 @@
           <w14:ligatures w14:val="standardContextual"/>
         </w:rPr>
       </w:pPr>
-      <w:hyperlink w:anchor="_Toc238650571" w:history="1">
+      <w:hyperlink w:anchor="_Toc238700745" w:history="1">
         <w:r>
           <w:rPr>
             <w:rStyle w:val="aff8"/>
@@ -2809,7 +2809,7 @@
             <w:noProof/>
             <w:webHidden/>
           </w:rPr>
-          <w:instrText xml:space="preserve"> PAGEREF _Toc238650571 \h </w:instrText>
+          <w:instrText xml:space="preserve"> PAGEREF _Toc238700745 \h </w:instrText>
         </w:r>
         <w:r>
           <w:rPr>
@@ -2857,7 +2857,7 @@
           <w14:ligatures w14:val="standardContextual"/>
         </w:rPr>
       </w:pPr>
-      <w:hyperlink w:anchor="_Toc238650572" w:history="1">
+      <w:hyperlink w:anchor="_Toc238700746" w:history="1">
         <w:r>
           <w:rPr>
             <w:rStyle w:val="aff8"/>
@@ -2885,7 +2885,7 @@
             <w:noProof/>
             <w:webHidden/>
           </w:rPr>
-          <w:instrText xml:space="preserve"> PAGEREF _Toc238650572 \h </w:instrText>
+          <w:instrText xml:space="preserve"> PAGEREF _Toc238700746 \h </w:instrText>
         </w:r>
         <w:r>
           <w:rPr>
@@ -2933,7 +2933,7 @@
           <w14:ligatures w14:val="standardContextual"/>
         </w:rPr>
       </w:pPr>
-      <w:hyperlink w:anchor="_Toc238650573" w:history="1">
+      <w:hyperlink w:anchor="_Toc238700747" w:history="1">
         <w:r>
           <w:rPr>
             <w:rStyle w:val="aff8"/>
@@ -2961,7 +2961,7 @@
             <w:noProof/>
             <w:webHidden/>
           </w:rPr>
-          <w:instrText xml:space="preserve"> PAGEREF _Toc238650573 \h </w:instrText>
+          <w:instrText xml:space="preserve"> PAGEREF _Toc238700747 \h </w:instrText>
         </w:r>
         <w:r>
           <w:rPr>
@@ -2981,7 +2981,7 @@
             <w:noProof/>
             <w:webHidden/>
           </w:rPr>
-          <w:t>40</w:t>
+          <w:t>41</w:t>
         </w:r>
         <w:r>
           <w:rPr>
@@ -3009,7 +3009,7 @@
           <w14:ligatures w14:val="standardContextual"/>
         </w:rPr>
       </w:pPr>
-      <w:hyperlink w:anchor="_Toc238650574" w:history="1">
+      <w:hyperlink w:anchor="_Toc238700748" w:history="1">
         <w:r>
           <w:rPr>
             <w:rStyle w:val="aff8"/>
@@ -3037,7 +3037,7 @@
             <w:noProof/>
             <w:webHidden/>
           </w:rPr>
-          <w:instrText xml:space="preserve"> PAGEREF _Toc238650574 \h </w:instrText>
+          <w:instrText xml:space="preserve"> PAGEREF _Toc238700748 \h </w:instrText>
         </w:r>
         <w:r>
           <w:rPr>
@@ -3085,7 +3085,7 @@
           <w14:ligatures w14:val="standardContextual"/>
         </w:rPr>
       </w:pPr>
-      <w:hyperlink w:anchor="_Toc238650575" w:history="1">
+      <w:hyperlink w:anchor="_Toc238700749" w:history="1">
         <w:r>
           <w:rPr>
             <w:rStyle w:val="aff8"/>
@@ -3113,7 +3113,7 @@
             <w:noProof/>
             <w:webHidden/>
           </w:rPr>
-          <w:instrText xml:space="preserve"> PAGEREF _Toc238650575 \h </w:instrText>
+          <w:instrText xml:space="preserve"> PAGEREF _Toc238700749 \h </w:instrText>
         </w:r>
         <w:r>
           <w:rPr>
@@ -3161,7 +3161,7 @@
           <w14:ligatures w14:val="standardContextual"/>
         </w:rPr>
       </w:pPr>
-      <w:hyperlink w:anchor="_Toc238650576" w:history="1">
+      <w:hyperlink w:anchor="_Toc238700750" w:history="1">
         <w:r>
           <w:rPr>
             <w:rStyle w:val="aff8"/>
@@ -3189,7 +3189,7 @@
             <w:noProof/>
             <w:webHidden/>
           </w:rPr>
-          <w:instrText xml:space="preserve"> PAGEREF _Toc238650576 \h </w:instrText>
+          <w:instrText xml:space="preserve"> PAGEREF _Toc238700750 \h </w:instrText>
         </w:r>
         <w:r>
           <w:rPr>
@@ -3237,7 +3237,7 @@
           <w14:ligatures w14:val="standardContextual"/>
         </w:rPr>
       </w:pPr>
-      <w:hyperlink w:anchor="_Toc238650577" w:history="1">
+      <w:hyperlink w:anchor="_Toc238700751" w:history="1">
         <w:r>
           <w:rPr>
             <w:rStyle w:val="aff8"/>
@@ -3265,7 +3265,7 @@
             <w:noProof/>
             <w:webHidden/>
           </w:rPr>
-          <w:instrText xml:space="preserve"> PAGEREF _Toc238650577 \h </w:instrText>
+          <w:instrText xml:space="preserve"> PAGEREF _Toc238700751 \h </w:instrText>
         </w:r>
         <w:r>
           <w:rPr>
@@ -3313,7 +3313,7 @@
           <w14:ligatures w14:val="standardContextual"/>
         </w:rPr>
       </w:pPr>
-      <w:hyperlink w:anchor="_Toc238650578" w:history="1">
+      <w:hyperlink w:anchor="_Toc238700752" w:history="1">
         <w:r>
           <w:rPr>
             <w:rStyle w:val="aff8"/>
@@ -3341,7 +3341,7 @@
             <w:noProof/>
             <w:webHidden/>
           </w:rPr>
-          <w:instrText xml:space="preserve"> PAGEREF _Toc238650578 \h </w:instrText>
+          <w:instrText xml:space="preserve"> PAGEREF _Toc238700752 \h </w:instrText>
         </w:r>
         <w:r>
           <w:rPr>
@@ -3389,7 +3389,7 @@
           <w14:ligatures w14:val="standardContextual"/>
         </w:rPr>
       </w:pPr>
-      <w:hyperlink w:anchor="_Toc238650579" w:history="1">
+      <w:hyperlink w:anchor="_Toc238700753" w:history="1">
         <w:r>
           <w:rPr>
             <w:rStyle w:val="aff8"/>
@@ -3417,7 +3417,7 @@
             <w:noProof/>
             <w:webHidden/>
           </w:rPr>
-          <w:instrText xml:space="preserve"> PAGEREF _Toc238650579 \h </w:instrText>
+          <w:instrText xml:space="preserve"> PAGEREF _Toc238700753 \h </w:instrText>
         </w:r>
         <w:r>
           <w:rPr>
@@ -3465,7 +3465,7 @@
           <w14:ligatures w14:val="standardContextual"/>
         </w:rPr>
       </w:pPr>
-      <w:hyperlink w:anchor="_Toc238650580" w:history="1">
+      <w:hyperlink w:anchor="_Toc238700754" w:history="1">
         <w:r>
           <w:rPr>
             <w:rStyle w:val="aff8"/>
@@ -3493,7 +3493,7 @@
             <w:noProof/>
             <w:webHidden/>
           </w:rPr>
-          <w:instrText xml:space="preserve"> PAGEREF _Toc238650580 \h </w:instrText>
+          <w:instrText xml:space="preserve"> PAGEREF _Toc238700754 \h </w:instrText>
         </w:r>
         <w:r>
           <w:rPr>
@@ -3541,7 +3541,7 @@
           <w14:ligatures w14:val="standardContextual"/>
         </w:rPr>
       </w:pPr>
-      <w:hyperlink w:anchor="_Toc238650581" w:history="1">
+      <w:hyperlink w:anchor="_Toc238700755" w:history="1">
         <w:r>
           <w:rPr>
             <w:rStyle w:val="aff8"/>
@@ -3569,7 +3569,7 @@
             <w:noProof/>
             <w:webHidden/>
           </w:rPr>
-          <w:instrText xml:space="preserve"> PAGEREF _Toc238650581 \h </w:instrText>
+          <w:instrText xml:space="preserve"> PAGEREF _Toc238700755 \h </w:instrText>
         </w:r>
         <w:r>
           <w:rPr>
@@ -3617,7 +3617,7 @@
           <w14:ligatures w14:val="standardContextual"/>
         </w:rPr>
       </w:pPr>
-      <w:hyperlink w:anchor="_Toc238650582" w:history="1">
+      <w:hyperlink w:anchor="_Toc238700756" w:history="1">
         <w:r>
           <w:rPr>
             <w:rStyle w:val="aff8"/>
@@ -3645,7 +3645,7 @@
             <w:noProof/>
             <w:webHidden/>
           </w:rPr>
-          <w:instrText xml:space="preserve"> PAGEREF _Toc238650582 \h </w:instrText>
+          <w:instrText xml:space="preserve"> PAGEREF _Toc238700756 \h </w:instrText>
         </w:r>
         <w:r>
           <w:rPr>
@@ -3693,7 +3693,7 @@
           <w14:ligatures w14:val="standardContextual"/>
         </w:rPr>
       </w:pPr>
-      <w:hyperlink w:anchor="_Toc238650583" w:history="1">
+      <w:hyperlink w:anchor="_Toc238700757" w:history="1">
         <w:r>
           <w:rPr>
             <w:rStyle w:val="aff8"/>
@@ -3721,7 +3721,7 @@
             <w:noProof/>
             <w:webHidden/>
           </w:rPr>
-          <w:instrText xml:space="preserve"> PAGEREF _Toc238650583 \h </w:instrText>
+          <w:instrText xml:space="preserve"> PAGEREF _Toc238700757 \h </w:instrText>
         </w:r>
         <w:r>
           <w:rPr>
@@ -3769,7 +3769,7 @@
           <w14:ligatures w14:val="standardContextual"/>
         </w:rPr>
       </w:pPr>
-      <w:hyperlink w:anchor="_Toc238650584" w:history="1">
+      <w:hyperlink w:anchor="_Toc238700758" w:history="1">
         <w:r>
           <w:rPr>
             <w:rStyle w:val="aff8"/>
@@ -3797,7 +3797,7 @@
             <w:noProof/>
             <w:webHidden/>
           </w:rPr>
-          <w:instrText xml:space="preserve"> PAGEREF _Toc238650584 \h </w:instrText>
+          <w:instrText xml:space="preserve"> PAGEREF _Toc238700758 \h </w:instrText>
         </w:r>
         <w:r>
           <w:rPr>
@@ -3845,7 +3845,7 @@
           <w14:ligatures w14:val="standardContextual"/>
         </w:rPr>
       </w:pPr>
-      <w:hyperlink w:anchor="_Toc238650585" w:history="1">
+      <w:hyperlink w:anchor="_Toc238700759" w:history="1">
         <w:r>
           <w:rPr>
             <w:rStyle w:val="aff8"/>
@@ -3873,7 +3873,7 @@
             <w:noProof/>
             <w:webHidden/>
           </w:rPr>
-          <w:instrText xml:space="preserve"> PAGEREF _Toc238650585 \h </w:instrText>
+          <w:instrText xml:space="preserve"> PAGEREF _Toc238700759 \h </w:instrText>
         </w:r>
         <w:r>
           <w:rPr>
@@ -3921,7 +3921,7 @@
           <w14:ligatures w14:val="standardContextual"/>
         </w:rPr>
       </w:pPr>
-      <w:hyperlink w:anchor="_Toc238650586" w:history="1">
+      <w:hyperlink w:anchor="_Toc238700760" w:history="1">
         <w:r>
           <w:rPr>
             <w:rStyle w:val="aff8"/>
@@ -3949,7 +3949,7 @@
             <w:noProof/>
             <w:webHidden/>
           </w:rPr>
-          <w:instrText xml:space="preserve"> PAGEREF _Toc238650586 \h </w:instrText>
+          <w:instrText xml:space="preserve"> PAGEREF _Toc238700760 \h </w:instrText>
         </w:r>
         <w:r>
           <w:rPr>
@@ -3997,7 +3997,7 @@
           <w14:ligatures w14:val="standardContextual"/>
         </w:rPr>
       </w:pPr>
-      <w:hyperlink w:anchor="_Toc238650587" w:history="1">
+      <w:hyperlink w:anchor="_Toc238700761" w:history="1">
         <w:r>
           <w:rPr>
             <w:rStyle w:val="aff8"/>
@@ -4025,7 +4025,7 @@
             <w:noProof/>
             <w:webHidden/>
           </w:rPr>
-          <w:instrText xml:space="preserve"> PAGEREF _Toc238650587 \h </w:instrText>
+          <w:instrText xml:space="preserve"> PAGEREF _Toc238700761 \h </w:instrText>
         </w:r>
         <w:r>
           <w:rPr>
@@ -4073,7 +4073,7 @@
           <w14:ligatures w14:val="standardContextual"/>
         </w:rPr>
       </w:pPr>
-      <w:hyperlink w:anchor="_Toc238650588" w:history="1">
+      <w:hyperlink w:anchor="_Toc238700762" w:history="1">
         <w:r>
           <w:rPr>
             <w:rStyle w:val="aff8"/>
@@ -4101,7 +4101,7 @@
             <w:noProof/>
             <w:webHidden/>
           </w:rPr>
-          <w:instrText xml:space="preserve"> PAGEREF _Toc238650588 \h </w:instrText>
+          <w:instrText xml:space="preserve"> PAGEREF _Toc238700762 \h </w:instrText>
         </w:r>
         <w:r>
           <w:rPr>
@@ -4149,7 +4149,7 @@
           <w14:ligatures w14:val="standardContextual"/>
         </w:rPr>
       </w:pPr>
-      <w:hyperlink w:anchor="_Toc238650589" w:history="1">
+      <w:hyperlink w:anchor="_Toc238700763" w:history="1">
         <w:r>
           <w:rPr>
             <w:rStyle w:val="aff8"/>
@@ -4177,7 +4177,7 @@
             <w:noProof/>
             <w:webHidden/>
           </w:rPr>
-          <w:instrText xml:space="preserve"> PAGEREF _Toc238650589 \h </w:instrText>
+          <w:instrText xml:space="preserve"> PAGEREF _Toc238700763 \h </w:instrText>
         </w:r>
         <w:r>
           <w:rPr>
@@ -4225,7 +4225,7 @@
           <w14:ligatures w14:val="standardContextual"/>
         </w:rPr>
       </w:pPr>
-      <w:hyperlink w:anchor="_Toc238650590" w:history="1">
+      <w:hyperlink w:anchor="_Toc238700764" w:history="1">
         <w:r>
           <w:rPr>
             <w:rStyle w:val="aff8"/>
@@ -4253,7 +4253,7 @@
             <w:noProof/>
             <w:webHidden/>
           </w:rPr>
-          <w:instrText xml:space="preserve"> PAGEREF _Toc238650590 \h </w:instrText>
+          <w:instrText xml:space="preserve"> PAGEREF _Toc238700764 \h </w:instrText>
         </w:r>
         <w:r>
           <w:rPr>
@@ -4301,7 +4301,7 @@
           <w14:ligatures w14:val="standardContextual"/>
         </w:rPr>
       </w:pPr>
-      <w:hyperlink w:anchor="_Toc238650591" w:history="1">
+      <w:hyperlink w:anchor="_Toc238700765" w:history="1">
         <w:r>
           <w:rPr>
             <w:rStyle w:val="aff8"/>
@@ -4329,7 +4329,7 @@
             <w:noProof/>
             <w:webHidden/>
           </w:rPr>
-          <w:instrText xml:space="preserve"> PAGEREF _Toc238650591 \h </w:instrText>
+          <w:instrText xml:space="preserve"> PAGEREF _Toc238700765 \h </w:instrText>
         </w:r>
         <w:r>
           <w:rPr>
@@ -4377,7 +4377,7 @@
           <w14:ligatures w14:val="standardContextual"/>
         </w:rPr>
       </w:pPr>
-      <w:hyperlink w:anchor="_Toc238650592" w:history="1">
+      <w:hyperlink w:anchor="_Toc238700766" w:history="1">
         <w:r>
           <w:rPr>
             <w:rStyle w:val="aff8"/>
@@ -4405,7 +4405,7 @@
             <w:noProof/>
             <w:webHidden/>
           </w:rPr>
-          <w:instrText xml:space="preserve"> PAGEREF _Toc238650592 \h </w:instrText>
+          <w:instrText xml:space="preserve"> PAGEREF _Toc238700766 \h </w:instrText>
         </w:r>
         <w:r>
           <w:rPr>
@@ -4453,7 +4453,7 @@
           <w14:ligatures w14:val="standardContextual"/>
         </w:rPr>
       </w:pPr>
-      <w:hyperlink w:anchor="_Toc238650593" w:history="1">
+      <w:hyperlink w:anchor="_Toc238700767" w:history="1">
         <w:r>
           <w:rPr>
             <w:rStyle w:val="aff8"/>
@@ -4481,7 +4481,7 @@
             <w:noProof/>
             <w:webHidden/>
           </w:rPr>
-          <w:instrText xml:space="preserve"> PAGEREF _Toc238650593 \h </w:instrText>
+          <w:instrText xml:space="preserve"> PAGEREF _Toc238700767 \h </w:instrText>
         </w:r>
         <w:r>
           <w:rPr>
@@ -4529,7 +4529,7 @@
           <w14:ligatures w14:val="standardContextual"/>
         </w:rPr>
       </w:pPr>
-      <w:hyperlink w:anchor="_Toc238650594" w:history="1">
+      <w:hyperlink w:anchor="_Toc238700768" w:history="1">
         <w:r>
           <w:rPr>
             <w:rStyle w:val="aff8"/>
@@ -4557,7 +4557,7 @@
             <w:noProof/>
             <w:webHidden/>
           </w:rPr>
-          <w:instrText xml:space="preserve"> PAGEREF _Toc238650594 \h </w:instrText>
+          <w:instrText xml:space="preserve"> PAGEREF _Toc238700768 \h </w:instrText>
         </w:r>
         <w:r>
           <w:rPr>
@@ -4605,7 +4605,7 @@
           <w14:ligatures w14:val="standardContextual"/>
         </w:rPr>
       </w:pPr>
-      <w:hyperlink w:anchor="_Toc238650595" w:history="1">
+      <w:hyperlink w:anchor="_Toc238700769" w:history="1">
         <w:r>
           <w:rPr>
             <w:rStyle w:val="aff8"/>
@@ -4633,7 +4633,7 @@
             <w:noProof/>
             <w:webHidden/>
           </w:rPr>
-          <w:instrText xml:space="preserve"> PAGEREF _Toc238650595 \h </w:instrText>
+          <w:instrText xml:space="preserve"> PAGEREF _Toc238700769 \h </w:instrText>
         </w:r>
         <w:r>
           <w:rPr>
@@ -4681,7 +4681,7 @@
           <w14:ligatures w14:val="standardContextual"/>
         </w:rPr>
       </w:pPr>
-      <w:hyperlink w:anchor="_Toc238650596" w:history="1">
+      <w:hyperlink w:anchor="_Toc238700770" w:history="1">
         <w:r>
           <w:rPr>
             <w:rStyle w:val="aff8"/>
@@ -4709,7 +4709,7 @@
             <w:noProof/>
             <w:webHidden/>
           </w:rPr>
-          <w:instrText xml:space="preserve"> PAGEREF _Toc238650596 \h </w:instrText>
+          <w:instrText xml:space="preserve"> PAGEREF _Toc238700770 \h </w:instrText>
         </w:r>
         <w:r>
           <w:rPr>
@@ -4757,7 +4757,7 @@
           <w14:ligatures w14:val="standardContextual"/>
         </w:rPr>
       </w:pPr>
-      <w:hyperlink w:anchor="_Toc238650597" w:history="1">
+      <w:hyperlink w:anchor="_Toc238700771" w:history="1">
         <w:r>
           <w:rPr>
             <w:rStyle w:val="aff8"/>
@@ -4785,7 +4785,7 @@
             <w:noProof/>
             <w:webHidden/>
           </w:rPr>
-          <w:instrText xml:space="preserve"> PAGEREF _Toc238650597 \h </w:instrText>
+          <w:instrText xml:space="preserve"> PAGEREF _Toc238700771 \h </w:instrText>
         </w:r>
         <w:r>
           <w:rPr>
@@ -4833,7 +4833,7 @@
           <w14:ligatures w14:val="standardContextual"/>
         </w:rPr>
       </w:pPr>
-      <w:hyperlink w:anchor="_Toc238650598" w:history="1">
+      <w:hyperlink w:anchor="_Toc238700772" w:history="1">
         <w:r>
           <w:rPr>
             <w:rStyle w:val="aff8"/>
@@ -4861,7 +4861,7 @@
             <w:noProof/>
             <w:webHidden/>
           </w:rPr>
-          <w:instrText xml:space="preserve"> PAGEREF _Toc238650598 \h </w:instrText>
+          <w:instrText xml:space="preserve"> PAGEREF _Toc238700772 \h </w:instrText>
         </w:r>
         <w:r>
           <w:rPr>
@@ -4909,7 +4909,7 @@
       <w:pPr>
         <w:pStyle w:val="1"/>
       </w:pPr>
-      <w:bookmarkStart w:id="0" w:name="_Toc238650536"/>
+      <w:bookmarkStart w:id="0" w:name="_Toc238700710"/>
       <w:r>
         <w:lastRenderedPageBreak/>
         <w:t>1. About the program</w:t>
@@ -4920,7 +4920,7 @@
       <w:pPr>
         <w:pStyle w:val="21"/>
       </w:pPr>
-      <w:bookmarkStart w:id="1" w:name="_Toc238650537"/>
+      <w:bookmarkStart w:id="1" w:name="_Toc238700711"/>
       <w:r>
         <w:t>1.1. What it is for</w:t>
       </w:r>
@@ -5399,7 +5399,7 @@
       <w:pPr>
         <w:pStyle w:val="21"/>
       </w:pPr>
-      <w:bookmarkStart w:id="2" w:name="_Toc238650538"/>
+      <w:bookmarkStart w:id="2" w:name="_Toc238700712"/>
       <w:r>
         <w:t>1.2. What the program gives you</w:t>
       </w:r>
@@ -5484,7 +5484,7 @@
       <w:pPr>
         <w:pStyle w:val="21"/>
       </w:pPr>
-      <w:bookmarkStart w:id="3" w:name="_Toc238650539"/>
+      <w:bookmarkStart w:id="3" w:name="_Toc238700713"/>
       <w:r>
         <w:lastRenderedPageBreak/>
         <w:t>1.3. What the workplace needs</w:t>
@@ -5511,7 +5511,7 @@
       <w:pPr>
         <w:pStyle w:val="21"/>
       </w:pPr>
-      <w:bookmarkStart w:id="4" w:name="_Toc238650540"/>
+      <w:bookmarkStart w:id="4" w:name="_Toc238700714"/>
       <w:r>
         <w:t>1.4. Installing, starting and updating</w:t>
       </w:r>
@@ -5594,7 +5594,7 @@
       <w:pPr>
         <w:pStyle w:val="1"/>
       </w:pPr>
-      <w:bookmarkStart w:id="5" w:name="_Toc238650541"/>
+      <w:bookmarkStart w:id="5" w:name="_Toc238700715"/>
       <w:r>
         <w:t>2. How working with the program is arranged</w:t>
       </w:r>
@@ -5604,7 +5604,7 @@
       <w:pPr>
         <w:pStyle w:val="21"/>
       </w:pPr>
-      <w:bookmarkStart w:id="6" w:name="_Toc238650542"/>
+      <w:bookmarkStart w:id="6" w:name="_Toc238700716"/>
       <w:r>
         <w:t>2.1. The start screen</w:t>
       </w:r>
@@ -5628,7 +5628,7 @@
         </w:rPr>
         <w:lastRenderedPageBreak/>
         <w:drawing>
-          <wp:inline distT="0" distB="0" distL="0" distR="0" wp14:anchorId="5C0C937C" wp14:editId="6982D80E">
+          <wp:inline distT="0" distB="0" distL="0" distR="0" wp14:anchorId="3125B74A" wp14:editId="0EF55925">
             <wp:extent cx="5760000" cy="5127111"/>
             <wp:effectExtent l="0" t="0" r="0" b="0"/>
             <wp:docPr id="1" name="Picture 1"/>
@@ -5695,7 +5695,7 @@
         </w:rPr>
         <w:lastRenderedPageBreak/>
         <w:drawing>
-          <wp:inline distT="0" distB="0" distL="0" distR="0" wp14:anchorId="5BA79363" wp14:editId="46CE11EF">
+          <wp:inline distT="0" distB="0" distL="0" distR="0" wp14:anchorId="756989F3" wp14:editId="6CDE213E">
             <wp:extent cx="5760000" cy="5134830"/>
             <wp:effectExtent l="0" t="0" r="0" b="0"/>
             <wp:docPr id="2" name="Picture 2"/>
@@ -5779,7 +5779,7 @@
       <w:pPr>
         <w:pStyle w:val="21"/>
       </w:pPr>
-      <w:bookmarkStart w:id="7" w:name="_Toc238650543"/>
+      <w:bookmarkStart w:id="7" w:name="_Toc238700717"/>
       <w:r>
         <w:t>2.2. The language of the interface</w:t>
       </w:r>
@@ -5802,7 +5802,7 @@
           <w:noProof/>
         </w:rPr>
         <w:drawing>
-          <wp:inline distT="0" distB="0" distL="0" distR="0" wp14:anchorId="6A92D6E9" wp14:editId="1E4BA7BA">
+          <wp:inline distT="0" distB="0" distL="0" distR="0" wp14:anchorId="20AE2C01" wp14:editId="54DAEC2B">
             <wp:extent cx="5760000" cy="5127111"/>
             <wp:effectExtent l="0" t="0" r="0" b="0"/>
             <wp:docPr id="3" name="Picture 3"/>
@@ -5875,7 +5875,7 @@
       <w:pPr>
         <w:pStyle w:val="21"/>
       </w:pPr>
-      <w:bookmarkStart w:id="8" w:name="_Toc238650544"/>
+      <w:bookmarkStart w:id="8" w:name="_Toc238700718"/>
       <w:r>
         <w:t>2.3. The built-in help</w:t>
       </w:r>
@@ -5898,7 +5898,7 @@
           <w:noProof/>
         </w:rPr>
         <w:drawing>
-          <wp:inline distT="0" distB="0" distL="0" distR="0" wp14:anchorId="576E4071" wp14:editId="3BAB1FE5">
+          <wp:inline distT="0" distB="0" distL="0" distR="0" wp14:anchorId="6DA3043C" wp14:editId="21E6711A">
             <wp:extent cx="3133777" cy="6119999"/>
             <wp:effectExtent l="0" t="0" r="0" b="0"/>
             <wp:docPr id="4" name="Picture 4"/>
@@ -5962,7 +5962,7 @@
           <w:noProof/>
         </w:rPr>
         <w:drawing>
-          <wp:inline distT="0" distB="0" distL="0" distR="0" wp14:anchorId="2EF35CCC" wp14:editId="493BD853">
+          <wp:inline distT="0" distB="0" distL="0" distR="0" wp14:anchorId="208DBD4D" wp14:editId="78A3F80E">
             <wp:extent cx="3707476" cy="2859578"/>
             <wp:effectExtent l="0" t="0" r="0" b="0"/>
             <wp:docPr id="5" name="Picture 5"/>
@@ -6543,7 +6543,7 @@
       <w:pPr>
         <w:pStyle w:val="21"/>
       </w:pPr>
-      <w:bookmarkStart w:id="9" w:name="_Toc238650545"/>
+      <w:bookmarkStart w:id="9" w:name="_Toc238700719"/>
       <w:r>
         <w:lastRenderedPageBreak/>
         <w:t>2.4. The page grid</w:t>
@@ -6578,7 +6578,7 @@
         </w:rPr>
         <w:lastRenderedPageBreak/>
         <w:drawing>
-          <wp:inline distT="0" distB="0" distL="0" distR="0" wp14:anchorId="17E6B64E" wp14:editId="08EC9320">
+          <wp:inline distT="0" distB="0" distL="0" distR="0" wp14:anchorId="45701D0F" wp14:editId="7917988B">
             <wp:extent cx="5760000" cy="4608000"/>
             <wp:effectExtent l="0" t="0" r="0" b="0"/>
             <wp:docPr id="6" name="Picture 6"/>
@@ -6641,7 +6641,7 @@
           <w:noProof/>
         </w:rPr>
         <w:drawing>
-          <wp:inline distT="0" distB="0" distL="0" distR="0" wp14:anchorId="76D4DC5B" wp14:editId="5F1695EE">
+          <wp:inline distT="0" distB="0" distL="0" distR="0" wp14:anchorId="1944135F" wp14:editId="63A7D530">
             <wp:extent cx="2543694" cy="1255222"/>
             <wp:effectExtent l="0" t="0" r="0" b="0"/>
             <wp:docPr id="7" name="Picture 7"/>
@@ -6719,7 +6719,7 @@
       <w:pPr>
         <w:pStyle w:val="21"/>
       </w:pPr>
-      <w:bookmarkStart w:id="10" w:name="_Toc238650546"/>
+      <w:bookmarkStart w:id="10" w:name="_Toc238700720"/>
       <w:r>
         <w:lastRenderedPageBreak/>
         <w:t>2.5. Viewing a page full size</w:t>
@@ -6743,7 +6743,7 @@
           <w:noProof/>
         </w:rPr>
         <w:drawing>
-          <wp:inline distT="0" distB="0" distL="0" distR="0" wp14:anchorId="0082A382" wp14:editId="2EC74FC0">
+          <wp:inline distT="0" distB="0" distL="0" distR="0" wp14:anchorId="38AA7CB0" wp14:editId="7F7E3524">
             <wp:extent cx="5338723" cy="6120000"/>
             <wp:effectExtent l="0" t="0" r="0" b="0"/>
             <wp:docPr id="8" name="Picture 8"/>
@@ -6807,7 +6807,7 @@
       <w:pPr>
         <w:pStyle w:val="21"/>
       </w:pPr>
-      <w:bookmarkStart w:id="11" w:name="_Toc238650547"/>
+      <w:bookmarkStart w:id="11" w:name="_Toc238700721"/>
       <w:r>
         <w:t>2.6. Printing</w:t>
       </w:r>
@@ -6827,7 +6827,7 @@
       <w:pPr>
         <w:pStyle w:val="21"/>
       </w:pPr>
-      <w:bookmarkStart w:id="12" w:name="_Toc238650548"/>
+      <w:bookmarkStart w:id="12" w:name="_Toc238700722"/>
       <w:r>
         <w:t>2.7. Making the file smaller (compression)</w:t>
       </w:r>
@@ -6851,7 +6851,7 @@
         </w:rPr>
         <w:lastRenderedPageBreak/>
         <w:drawing>
-          <wp:inline distT="0" distB="0" distL="0" distR="0" wp14:anchorId="2F4B41F5" wp14:editId="752E24BC">
+          <wp:inline distT="0" distB="0" distL="0" distR="0" wp14:anchorId="27C991AD" wp14:editId="7AE66D64">
             <wp:extent cx="5760000" cy="4608000"/>
             <wp:effectExtent l="0" t="0" r="0" b="0"/>
             <wp:docPr id="9" name="Picture 9"/>
@@ -7215,7 +7215,7 @@
           <w:noProof/>
         </w:rPr>
         <w:drawing>
-          <wp:inline distT="0" distB="0" distL="0" distR="0" wp14:anchorId="064448DC" wp14:editId="04ABC1DE">
+          <wp:inline distT="0" distB="0" distL="0" distR="0" wp14:anchorId="74FF8378" wp14:editId="09639366">
             <wp:extent cx="5760000" cy="2724324"/>
             <wp:effectExtent l="0" t="0" r="0" b="0"/>
             <wp:docPr id="10" name="Picture 10"/>
@@ -7276,7 +7276,7 @@
       <w:pPr>
         <w:pStyle w:val="21"/>
       </w:pPr>
-      <w:bookmarkStart w:id="13" w:name="_Toc238650549"/>
+      <w:bookmarkStart w:id="13" w:name="_Toc238700723"/>
       <w:r>
         <w:t>2.8. Settings</w:t>
       </w:r>
@@ -7300,7 +7300,7 @@
         </w:rPr>
         <w:lastRenderedPageBreak/>
         <w:drawing>
-          <wp:inline distT="0" distB="0" distL="0" distR="0" wp14:anchorId="4C391FFD" wp14:editId="468D0B8B">
+          <wp:inline distT="0" distB="0" distL="0" distR="0" wp14:anchorId="4C1A6CD2" wp14:editId="2CCD9A0B">
             <wp:extent cx="3873730" cy="4588624"/>
             <wp:effectExtent l="0" t="0" r="0" b="0"/>
             <wp:docPr id="11" name="Picture 11"/>
@@ -7348,7 +7348,7 @@
     </w:p>
     <w:p>
       <w:r>
-        <w:t>“Check for updates at startup” is the only request the program makes to the network. Only a request for the latest version number is sent; no files and no data of yours are ever sent. The check can be switched off entirely, and the “Check now” button asks on demand.</w:t>
+        <w:t>“Check for updates at startup” is the only request the program makes to the network. Only the latest version number is requested; no files and no data of yours are ever sent. The “Check now” button asks on demand. A separate setting controls What's New: it appears once for a new version, can be disabled, and can always be reopened with “What's new in 1.18.5”. Optional details for supporting this independently developed app are collapsed inside that window by default.</w:t>
       </w:r>
     </w:p>
     <w:p>
@@ -7364,6 +7364,7 @@
         <w:rPr>
           <w:b/>
         </w:rPr>
+        <w:lastRenderedPageBreak/>
         <w:t xml:space="preserve">Note. </w:t>
       </w:r>
       <w:r>
@@ -7375,7 +7376,6 @@
     </w:p>
     <w:p>
       <w:r>
-        <w:lastRenderedPageBreak/>
         <w:t>The compression level and the thumbnail zoom are deliberately left out of Settings: they are changed while working, and walking to a separate window for each file would take longer than the work itself.</w:t>
       </w:r>
     </w:p>
@@ -7383,7 +7383,7 @@
       <w:pPr>
         <w:pStyle w:val="21"/>
       </w:pPr>
-      <w:bookmarkStart w:id="14" w:name="_Toc238650550"/>
+      <w:bookmarkStart w:id="14" w:name="_Toc238700724"/>
       <w:r>
         <w:t>2.9. Statistics</w:t>
       </w:r>
@@ -7406,7 +7406,7 @@
           <w:noProof/>
         </w:rPr>
         <w:drawing>
-          <wp:inline distT="0" distB="0" distL="0" distR="0" wp14:anchorId="2C00BD26" wp14:editId="336512A1">
+          <wp:inline distT="0" distB="0" distL="0" distR="0" wp14:anchorId="669B6518" wp14:editId="72824666">
             <wp:extent cx="3707476" cy="4148051"/>
             <wp:effectExtent l="0" t="0" r="0" b="0"/>
             <wp:docPr id="12" name="Picture 12"/>
@@ -7461,19 +7461,16 @@
       <w:pPr>
         <w:pStyle w:val="21"/>
       </w:pPr>
-      <w:bookmarkStart w:id="15" w:name="_Toc238650551"/>
-      <w:r>
+      <w:bookmarkStart w:id="15" w:name="_Toc238700725"/>
+      <w:r>
+        <w:lastRenderedPageBreak/>
         <w:t>2.10. What happens to your files</w:t>
       </w:r>
       <w:bookmarkEnd w:id="15"/>
     </w:p>
     <w:p>
       <w:r>
-        <w:t xml:space="preserve">The program does not send documents anywhere, does not keep copies of them and does not log their contents. All it writes is window settings, operation </w:t>
-      </w:r>
-      <w:r>
-        <w:lastRenderedPageBreak/>
-        <w:t>counters and reports on merging Excel workbooks. A report holds the names of files and sheets, not what is in them.</w:t>
+        <w:t>The program does not send documents anywhere, does not keep copies of them and does not log their contents. All it writes is window settings, operation counters and reports on merging Excel workbooks. A report holds the names of files and sheets, not what is in them.</w:t>
       </w:r>
     </w:p>
     <w:p>
@@ -7485,7 +7482,7 @@
       <w:pPr>
         <w:pStyle w:val="1"/>
       </w:pPr>
-      <w:bookmarkStart w:id="16" w:name="_Toc238650552"/>
+      <w:bookmarkStart w:id="16" w:name="_Toc238700726"/>
       <w:r>
         <w:t>3. Merge PDF</w:t>
       </w:r>
@@ -7495,7 +7492,7 @@
       <w:pPr>
         <w:pStyle w:val="21"/>
       </w:pPr>
-      <w:bookmarkStart w:id="17" w:name="_Toc238650553"/>
+      <w:bookmarkStart w:id="17" w:name="_Toc238700727"/>
       <w:r>
         <w:t>3.1. What it is for</w:t>
       </w:r>
@@ -7508,17 +7505,14 @@
     </w:p>
     <w:p>
       <w:r>
-        <w:t xml:space="preserve">Its </w:t>
-      </w:r>
-      <w:r>
-        <w:t>main property is that pages are copied as they are, without being converted again. A scan stays the same scan; stamps and signatures do not drift. That is why merging is safe for documents that will travel further up the chain.</w:t>
+        <w:t>Its main property is that pages are copied as they are, without being converted again. A scan stays the same scan; stamps and signatures do not drift. That is why merging is safe for documents that will travel further up the chain.</w:t>
       </w:r>
     </w:p>
     <w:p>
       <w:pPr>
         <w:pStyle w:val="21"/>
       </w:pPr>
-      <w:bookmarkStart w:id="18" w:name="_Toc238650554"/>
+      <w:bookmarkStart w:id="18" w:name="_Toc238700728"/>
       <w:r>
         <w:t>3.2. The window</w:t>
       </w:r>
@@ -7526,10 +7520,10 @@
     </w:p>
     <w:p>
       <w:r>
-        <w:t xml:space="preserve">On the </w:t>
-      </w:r>
-      <w:r>
-        <w:t>left is the grid of pages of all the added files, on the right the actions on them, at the bottom the zoom, the compression and the save button (fig. 13).</w:t>
+        <w:t xml:space="preserve">On the left is the grid of pages of all the added </w:t>
+      </w:r>
+      <w:r>
+        <w:t>files, on the right the actions on them, at the bottom the zoom, the compression and the save button (fig. 13).</w:t>
       </w:r>
     </w:p>
     <w:p>
@@ -7545,7 +7539,7 @@
         </w:rPr>
         <w:lastRenderedPageBreak/>
         <w:drawing>
-          <wp:inline distT="0" distB="0" distL="0" distR="0" wp14:anchorId="47886A54" wp14:editId="5763E910">
+          <wp:inline distT="0" distB="0" distL="0" distR="0" wp14:anchorId="0AD39A7D" wp14:editId="72DA6262">
             <wp:extent cx="5760000" cy="4608000"/>
             <wp:effectExtent l="0" t="0" r="0" b="0"/>
             <wp:docPr id="13" name="Picture 13"/>
@@ -7595,7 +7589,7 @@
       <w:pPr>
         <w:pStyle w:val="21"/>
       </w:pPr>
-      <w:bookmarkStart w:id="19" w:name="_Toc238650555"/>
+      <w:bookmarkStart w:id="19" w:name="_Toc238700729"/>
       <w:r>
         <w:t>3.3. The order of work</w:t>
       </w:r>
@@ -7649,7 +7643,7 @@
       <w:pPr>
         <w:pStyle w:val="21"/>
       </w:pPr>
-      <w:bookmarkStart w:id="20" w:name="_Toc238650556"/>
+      <w:bookmarkStart w:id="20" w:name="_Toc238700730"/>
       <w:r>
         <w:lastRenderedPageBreak/>
         <w:t>3.4. Double-sided printing: “Add a blank page”</w:t>
@@ -7682,7 +7676,7 @@
       <w:pPr>
         <w:pStyle w:val="21"/>
       </w:pPr>
-      <w:bookmarkStart w:id="21" w:name="_Toc238650557"/>
+      <w:bookmarkStart w:id="21" w:name="_Toc238700731"/>
       <w:r>
         <w:t>3.5. Assembling a double-sided scan</w:t>
       </w:r>
@@ -7706,7 +7700,7 @@
         </w:rPr>
         <w:lastRenderedPageBreak/>
         <w:drawing>
-          <wp:inline distT="0" distB="0" distL="0" distR="0" wp14:anchorId="2EF0EEC5" wp14:editId="6C04BAE1">
+          <wp:inline distT="0" distB="0" distL="0" distR="0" wp14:anchorId="3EFD338D" wp14:editId="12AF7C12">
             <wp:extent cx="5760000" cy="4608000"/>
             <wp:effectExtent l="0" t="0" r="0" b="0"/>
             <wp:docPr id="14" name="Picture 14"/>
@@ -7761,7 +7755,7 @@
       <w:pPr>
         <w:pStyle w:val="1"/>
       </w:pPr>
-      <w:bookmarkStart w:id="22" w:name="_Toc238650558"/>
+      <w:bookmarkStart w:id="22" w:name="_Toc238700732"/>
       <w:r>
         <w:t>4. Split PDF</w:t>
       </w:r>
@@ -7771,7 +7765,7 @@
       <w:pPr>
         <w:pStyle w:val="21"/>
       </w:pPr>
-      <w:bookmarkStart w:id="23" w:name="_Toc238650559"/>
+      <w:bookmarkStart w:id="23" w:name="_Toc238700733"/>
       <w:r>
         <w:t>4.1. What it is for</w:t>
       </w:r>
@@ -7792,7 +7786,7 @@
       <w:pPr>
         <w:pStyle w:val="21"/>
       </w:pPr>
-      <w:bookmarkStart w:id="24" w:name="_Toc238650560"/>
+      <w:bookmarkStart w:id="24" w:name="_Toc238700734"/>
       <w:r>
         <w:t>4.2. The window</w:t>
       </w:r>
@@ -7815,7 +7809,7 @@
           <w:noProof/>
         </w:rPr>
         <w:drawing>
-          <wp:inline distT="0" distB="0" distL="0" distR="0" wp14:anchorId="0C82363D" wp14:editId="7A67763B">
+          <wp:inline distT="0" distB="0" distL="0" distR="0" wp14:anchorId="71377BD4" wp14:editId="7896642E">
             <wp:extent cx="5760000" cy="4608000"/>
             <wp:effectExtent l="0" t="0" r="0" b="0"/>
             <wp:docPr id="15" name="Picture 15"/>
@@ -7865,9 +7859,12 @@
       <w:pPr>
         <w:pStyle w:val="21"/>
       </w:pPr>
-      <w:bookmarkStart w:id="25" w:name="_Toc238650561"/>
-      <w:r>
-        <w:t>4.3. The modes of splitting</w:t>
+      <w:bookmarkStart w:id="25" w:name="_Toc238700735"/>
+      <w:r>
+        <w:t xml:space="preserve">4.3. The modes of </w:t>
+      </w:r>
+      <w:r>
+        <w:t>splitting</w:t>
       </w:r>
       <w:bookmarkEnd w:id="25"/>
     </w:p>
@@ -7877,10 +7874,7 @@
       </w:r>
       <w:r>
         <w:lastRenderedPageBreak/>
-        <w:t xml:space="preserve">changes from “Extract…” to “Split…” — so that what will </w:t>
-      </w:r>
-      <w:r>
-        <w:t>happen is clear before it does.</w:t>
+        <w:t>changes from “Extract…” to “Split…” — so that what will happen is clear before it does.</w:t>
       </w:r>
     </w:p>
     <w:p>
@@ -7895,7 +7889,7 @@
           <w:noProof/>
         </w:rPr>
         <w:drawing>
-          <wp:inline distT="0" distB="0" distL="0" distR="0" wp14:anchorId="6E2FBED9" wp14:editId="38B99021">
+          <wp:inline distT="0" distB="0" distL="0" distR="0" wp14:anchorId="3C8E35C4" wp14:editId="36B18030">
             <wp:extent cx="5760000" cy="4608000"/>
             <wp:effectExtent l="0" t="0" r="0" b="0"/>
             <wp:docPr id="16" name="Picture 16"/>
@@ -8069,10 +8063,7 @@
               <w:jc w:val="left"/>
             </w:pPr>
             <w:r>
-              <w:t xml:space="preserve">Particular pages are needed and are easier to </w:t>
-            </w:r>
-            <w:r>
-              <w:t>pick by eye</w:t>
+              <w:t>Particular pages are needed and are easier to pick by eye</w:t>
             </w:r>
           </w:p>
         </w:tc>
@@ -8107,7 +8098,10 @@
               <w:jc w:val="left"/>
             </w:pPr>
             <w:r>
-              <w:t>A file per range, or one common file</w:t>
+              <w:t xml:space="preserve">A file per </w:t>
+            </w:r>
+            <w:r>
+              <w:t>range, or one common file</w:t>
             </w:r>
           </w:p>
         </w:tc>
@@ -8222,10 +8216,7 @@
               <w:jc w:val="left"/>
             </w:pPr>
             <w:r>
-              <w:t xml:space="preserve">The </w:t>
-            </w:r>
-            <w:r>
-              <w:t>document has bookmarks: the sections separate themselves</w:t>
+              <w:t>The document has bookmarks: the sections separate themselves</w:t>
             </w:r>
           </w:p>
         </w:tc>
@@ -8254,7 +8245,7 @@
           <w:noProof/>
         </w:rPr>
         <w:drawing>
-          <wp:inline distT="0" distB="0" distL="0" distR="0" wp14:anchorId="41DB2139" wp14:editId="0E965C61">
+          <wp:inline distT="0" distB="0" distL="0" distR="0" wp14:anchorId="528F7F10" wp14:editId="660A698B">
             <wp:extent cx="5760000" cy="4608000"/>
             <wp:effectExtent l="0" t="0" r="0" b="0"/>
             <wp:docPr id="17" name="Picture 17"/>
@@ -8318,7 +8309,7 @@
         </w:rPr>
         <w:lastRenderedPageBreak/>
         <w:drawing>
-          <wp:inline distT="0" distB="0" distL="0" distR="0" wp14:anchorId="3962B275" wp14:editId="1A64F558">
+          <wp:inline distT="0" distB="0" distL="0" distR="0" wp14:anchorId="387FE671" wp14:editId="1DB85AF0">
             <wp:extent cx="5760000" cy="4608000"/>
             <wp:effectExtent l="0" t="0" r="0" b="0"/>
             <wp:docPr id="18" name="Picture 18"/>
@@ -8366,10 +8357,10 @@
     </w:p>
     <w:p>
       <w:r>
-        <w:t xml:space="preserve">“By bookmarks” relies on the table of contents inside the PDF: every </w:t>
-      </w:r>
-      <w:r>
-        <w:t>top-level bookmark gives a separate file, and its name goes into the file name (fig. 19). If the document has no bookmarks, the program says so and writes nothing.</w:t>
+        <w:t xml:space="preserve">“By bookmarks” relies on the table of contents inside the PDF: every top-level bookmark gives a separate file, and its name goes </w:t>
+      </w:r>
+      <w:r>
+        <w:t>into the file name (fig. 19). If the document has no bookmarks, the program says so and writes nothing.</w:t>
       </w:r>
     </w:p>
     <w:p>
@@ -8385,7 +8376,7 @@
         </w:rPr>
         <w:lastRenderedPageBreak/>
         <w:drawing>
-          <wp:inline distT="0" distB="0" distL="0" distR="0" wp14:anchorId="2E24E558" wp14:editId="587F3988">
+          <wp:inline distT="0" distB="0" distL="0" distR="0" wp14:anchorId="44857384" wp14:editId="4EAD6FFC">
             <wp:extent cx="5760000" cy="4608000"/>
             <wp:effectExtent l="0" t="0" r="0" b="0"/>
             <wp:docPr id="19" name="Picture 19"/>
@@ -8435,7 +8426,7 @@
       <w:pPr>
         <w:pStyle w:val="21"/>
       </w:pPr>
-      <w:bookmarkStart w:id="26" w:name="_Toc238650562"/>
+      <w:bookmarkStart w:id="26" w:name="_Toc238700736"/>
       <w:r>
         <w:t>4.4. Naming the parts</w:t>
       </w:r>
@@ -8464,7 +8455,7 @@
         </w:rPr>
         <w:lastRenderedPageBreak/>
         <w:drawing>
-          <wp:inline distT="0" distB="0" distL="0" distR="0" wp14:anchorId="23CF0B12" wp14:editId="58E88442">
+          <wp:inline distT="0" distB="0" distL="0" distR="0" wp14:anchorId="6EADF900" wp14:editId="233668C4">
             <wp:extent cx="5760000" cy="4608000"/>
             <wp:effectExtent l="0" t="0" r="0" b="0"/>
             <wp:docPr id="20" name="Picture 20"/>
@@ -8623,10 +8614,7 @@
               <w:jc w:val="left"/>
             </w:pPr>
             <w:r>
-              <w:t xml:space="preserve">The base name </w:t>
-            </w:r>
-            <w:r>
-              <w:t>from the save dialog</w:t>
+              <w:t>The base name from the save dialog</w:t>
             </w:r>
           </w:p>
         </w:tc>
@@ -8676,7 +8664,10 @@
               <w:jc w:val="left"/>
             </w:pPr>
             <w:r>
-              <w:t>The number of the part in order</w:t>
+              <w:t xml:space="preserve">The number of the </w:t>
+            </w:r>
+            <w:r>
+              <w:t>part in order</w:t>
             </w:r>
           </w:p>
         </w:tc>
@@ -8826,10 +8817,7 @@
               <w:jc w:val="left"/>
             </w:pPr>
             <w:r>
-              <w:t xml:space="preserve">The first page of the part in the </w:t>
-            </w:r>
-            <w:r>
-              <w:t>source document</w:t>
+              <w:t>The first page of the part in the source document</w:t>
             </w:r>
           </w:p>
         </w:tc>
@@ -9008,10 +8996,10 @@
     <w:p>
       <w:r>
         <w:lastRenderedPageBreak/>
-        <w:t xml:space="preserve">Placeholders can be mixed with ordinary text. The </w:t>
-      </w:r>
-      <w:r>
-        <w:t>template “[BASENAME]_part_[FILENUMBER###]”, for instance, gives “Contract_part_001”, “Contract_part_002” and so on — which sort correctly in the file manager even at a hundred parts.</w:t>
+        <w:t xml:space="preserve">Placeholders can be mixed with ordinary text. The template </w:t>
+      </w:r>
+      <w:r>
+        <w:t>“[BASENAME]_part_[FILENUMBER###]”, for instance, gives “Contract_part_001”, “Contract_part_002” and so on — which sort correctly in the file manager even at a hundred parts.</w:t>
       </w:r>
     </w:p>
     <w:p>
@@ -9035,7 +9023,7 @@
       <w:pPr>
         <w:pStyle w:val="21"/>
       </w:pPr>
-      <w:bookmarkStart w:id="27" w:name="_Toc238650563"/>
+      <w:bookmarkStart w:id="27" w:name="_Toc238700737"/>
       <w:r>
         <w:t>4.5. Other operations on the open document</w:t>
       </w:r>
@@ -9050,7 +9038,7 @@
       <w:pPr>
         <w:pStyle w:val="1"/>
       </w:pPr>
-      <w:bookmarkStart w:id="28" w:name="_Toc238650564"/>
+      <w:bookmarkStart w:id="28" w:name="_Toc238700738"/>
       <w:r>
         <w:t>5. More operations</w:t>
       </w:r>
@@ -9060,7 +9048,7 @@
       <w:pPr>
         <w:pStyle w:val="21"/>
       </w:pPr>
-      <w:bookmarkStart w:id="29" w:name="_Toc238650565"/>
+      <w:bookmarkStart w:id="29" w:name="_Toc238700739"/>
       <w:r>
         <w:t>5.1. What it is for</w:t>
       </w:r>
@@ -9086,7 +9074,7 @@
       <w:pPr>
         <w:pStyle w:val="21"/>
       </w:pPr>
-      <w:bookmarkStart w:id="30" w:name="_Toc238650566"/>
+      <w:bookmarkStart w:id="30" w:name="_Toc238700740"/>
       <w:r>
         <w:lastRenderedPageBreak/>
         <w:t>5.2. The window</w:t>
@@ -9110,7 +9098,7 @@
           <w:noProof/>
         </w:rPr>
         <w:drawing>
-          <wp:inline distT="0" distB="0" distL="0" distR="0" wp14:anchorId="6B26C632" wp14:editId="498E4D6C">
+          <wp:inline distT="0" distB="0" distL="0" distR="0" wp14:anchorId="795DF31A" wp14:editId="24442CB9">
             <wp:extent cx="5760000" cy="4905646"/>
             <wp:effectExtent l="0" t="0" r="0" b="0"/>
             <wp:docPr id="21" name="Picture 21"/>
@@ -9153,10 +9141,10 @@
         <w:jc w:val="center"/>
       </w:pPr>
       <w:r>
-        <w:t xml:space="preserve">Fig. 21. The </w:t>
-      </w:r>
-      <w:r>
-        <w:t>“More operations” window</w:t>
+        <w:t xml:space="preserve">Fig. 21. The “More </w:t>
+      </w:r>
+      <w:r>
+        <w:t>operations” window</w:t>
       </w:r>
     </w:p>
     <w:p>
@@ -9186,7 +9174,7 @@
       <w:pPr>
         <w:pStyle w:val="21"/>
       </w:pPr>
-      <w:bookmarkStart w:id="31" w:name="_Toc238650567"/>
+      <w:bookmarkStart w:id="31" w:name="_Toc238700741"/>
       <w:r>
         <w:t>5.3. Assembling the document</w:t>
       </w:r>
@@ -9229,7 +9217,7 @@
         </w:rPr>
         <w:lastRenderedPageBreak/>
         <w:drawing>
-          <wp:inline distT="0" distB="0" distL="0" distR="0" wp14:anchorId="733CF961" wp14:editId="0537F394">
+          <wp:inline distT="0" distB="0" distL="0" distR="0" wp14:anchorId="66748DD8" wp14:editId="2072931A">
             <wp:extent cx="5760000" cy="4905646"/>
             <wp:effectExtent l="0" t="0" r="0" b="0"/>
             <wp:docPr id="22" name="Picture 22"/>
@@ -9296,7 +9284,7 @@
       <w:pPr>
         <w:pStyle w:val="21"/>
       </w:pPr>
-      <w:bookmarkStart w:id="32" w:name="_Toc238650568"/>
+      <w:bookmarkStart w:id="32" w:name="_Toc238700742"/>
       <w:r>
         <w:t>5.4. The actions</w:t>
       </w:r>
@@ -9318,10 +9306,10 @@
         <w:t xml:space="preserve">Save PDF. </w:t>
       </w:r>
       <w:r>
-        <w:t xml:space="preserve">Writes what is assembled into a new PDF: that is how images become a document and reordered or rotated pages </w:t>
-      </w:r>
-      <w:r>
-        <w:t>become a finished file. The compression level comes from the same list at the bottom of the window.</w:t>
+        <w:t xml:space="preserve">Writes what is assembled into a new PDF: that is how images become a document and reordered or rotated pages become a </w:t>
+      </w:r>
+      <w:r>
+        <w:t>finished file. The compression level comes from the same list at the bottom of the window.</w:t>
       </w:r>
     </w:p>
     <w:p>
@@ -9399,7 +9387,7 @@
         </w:rPr>
         <w:lastRenderedPageBreak/>
         <w:drawing>
-          <wp:inline distT="0" distB="0" distL="0" distR="0" wp14:anchorId="4E8839A0" wp14:editId="5B178631">
+          <wp:inline distT="0" distB="0" distL="0" distR="0" wp14:anchorId="66821B0B" wp14:editId="28546398">
             <wp:extent cx="5760000" cy="4713931"/>
             <wp:effectExtent l="0" t="0" r="0" b="0"/>
             <wp:docPr id="23" name="Picture 23"/>
@@ -9505,7 +9493,7 @@
         </w:rPr>
         <w:lastRenderedPageBreak/>
         <w:drawing>
-          <wp:inline distT="0" distB="0" distL="0" distR="0" wp14:anchorId="3083E230" wp14:editId="4E8923DA">
+          <wp:inline distT="0" distB="0" distL="0" distR="0" wp14:anchorId="487D7597" wp14:editId="1015049D">
             <wp:extent cx="3873730" cy="3474719"/>
             <wp:effectExtent l="0" t="0" r="0" b="0"/>
             <wp:docPr id="24" name="Picture 24"/>
@@ -9565,20 +9553,20 @@
         <w:rPr>
           <w:i/>
         </w:rPr>
-        <w:t xml:space="preserve">Compression, conversion to grayscale and repair are done by the Ghostscript engine. In the installed version it is already there; for the </w:t>
+        <w:t xml:space="preserve">Compression, conversion to grayscale and repair are done by the Ghostscript engine. In the installed version it is already there; for the portable one </w:t>
       </w:r>
       <w:r>
         <w:rPr>
           <w:i/>
         </w:rPr>
-        <w:t>portable one the program offers a link to download it.</w:t>
+        <w:t>the program offers a link to download it.</w:t>
       </w:r>
     </w:p>
     <w:p>
       <w:pPr>
         <w:pStyle w:val="1"/>
       </w:pPr>
-      <w:bookmarkStart w:id="33" w:name="_Toc238650569"/>
+      <w:bookmarkStart w:id="33" w:name="_Toc238700743"/>
       <w:r>
         <w:t>6. PDF Compare</w:t>
       </w:r>
@@ -9588,7 +9576,7 @@
       <w:pPr>
         <w:pStyle w:val="21"/>
       </w:pPr>
-      <w:bookmarkStart w:id="34" w:name="_Toc238650570"/>
+      <w:bookmarkStart w:id="34" w:name="_Toc238700744"/>
       <w:r>
         <w:t>6.1. Purpose and scope</w:t>
       </w:r>
@@ -9596,7 +9584,7 @@
     </w:p>
     <w:p>
       <w:r>
-        <w:t>The tool shows the earlier born-digital PDF on the left and the later one on the right, marking which words disappeared and which appeared. The pages remain the originals: the program neither reflows the document nor turns it into an editable file. This is a review window, not an editor.</w:t>
+        <w:t>The tool compares earlier and later versions of a born-digital PDF. By default, the result is a unified redline: the later page is the base, additions are green, and deleted fragments from the earlier version are overlaid in red with a strike line. Side by side keeps both original pages and can be enabled without rerunning the comparison. This is a review window, not an editor; neither source file is changed.</w:t>
       </w:r>
     </w:p>
     <w:p>
@@ -9626,7 +9614,7 @@
       <w:pPr>
         <w:pStyle w:val="21"/>
       </w:pPr>
-      <w:bookmarkStart w:id="35" w:name="_Toc238650571"/>
+      <w:bookmarkStart w:id="35" w:name="_Toc238700745"/>
       <w:r>
         <w:t>6.2. The window and its marks</w:t>
       </w:r>
@@ -9634,7 +9622,7 @@
     </w:p>
     <w:p>
       <w:r>
-        <w:t>The sources at the top are “Earlier version · left” and “Later version · right”. Browse for a file, type or paste its path, or drop it onto the required side. Two files dropped together take the sides in order; one file dropped on neutral space fills only the first empty side.</w:t>
+        <w:t>The sources at the top are “Earlier version · left” and “Later version · right”. Browse for a file, type or paste its path, or drop it onto the required side. After comparison, the Unified redline and Side by side buttons change only the presentation. The 1 ↔ 1 alignment list has a visible splitter: drag it to give the list or page more room. Two files dropped together take the sides in order; one file dropped on neutral space fills the first empty side.</w:t>
       </w:r>
     </w:p>
     <w:p>
@@ -9649,7 +9637,7 @@
           <w:noProof/>
         </w:rPr>
         <w:drawing>
-          <wp:inline distT="0" distB="0" distL="0" distR="0" wp14:anchorId="7E3148EB" wp14:editId="43C760B3">
+          <wp:inline distT="0" distB="0" distL="0" distR="0" wp14:anchorId="115EBDF3" wp14:editId="7AA9CE9E">
             <wp:extent cx="5760000" cy="3908571"/>
             <wp:effectExtent l="0" t="0" r="0" b="0"/>
             <wp:docPr id="25" name="Picture 25"/>
@@ -9692,27 +9680,30 @@
         <w:jc w:val="center"/>
       </w:pPr>
       <w:r>
-        <w:t>Fig. 25. The comparison result: earlier version left, later version right</w:t>
-      </w:r>
-    </w:p>
-    <w:p>
-      <w:r>
-        <w:t>In normal mode a change background follows the verified word box tightly. It is not widened over a space, neighbouring unchanged text or a visible geometry gap. The dark strokes of the original glyphs remain readable, and coloured source elements keep their colour. A red or green side rail marks each changed line; click the rail to select that line's corresponding trusted fragment.</w:t>
-      </w:r>
-    </w:p>
-    <w:p>
+        <w:t>Fig. 25. The unified comparison document; Side by side is available next to it</w:t>
+      </w:r>
+    </w:p>
+    <w:p>
+      <w:r>
+        <w:t xml:space="preserve">In the unified view, the later page remains the background: additions are green and only deleted earlier-version fragments are transferred in red—unchanged earlier-page pixels do not cover the result. Double-click opens the same marked-up view full screen. In Side by side, a change fill follows the verified word box tightly </w:t>
+      </w:r>
       <w:r>
         <w:lastRenderedPageBreak/>
+        <w:t>and is not widened over a space, nearby unchanged text or a geometry gap; either marked-up side can also be opened full screen.</w:t>
+      </w:r>
+    </w:p>
+    <w:p>
+      <w:r>
         <w:t>— </w:t>
       </w:r>
       <w:r>
         <w:rPr>
           <w:b/>
         </w:rPr>
-        <w:t xml:space="preserve">Earlier version, left. </w:t>
-      </w:r>
-      <w:r>
-        <w:t>A tight red background and − mean a word removed from the earlier version. This meaning belongs only to the left pane.</w:t>
+        <w:t xml:space="preserve">Removed from the earlier version. </w:t>
+      </w:r>
+      <w:r>
+        <w:t>A red fill, strike line and − mean a word removed from the earlier version. In the unified redline the fragment is overlaid on the later page; in Side by side it remains in the left pane.</w:t>
       </w:r>
     </w:p>
     <w:p>
@@ -9723,10 +9714,13 @@
         <w:rPr>
           <w:b/>
         </w:rPr>
-        <w:t xml:space="preserve">Later version, right. </w:t>
-      </w:r>
-      <w:r>
-        <w:t>A tight green background and + mean a word added to the later version. This meaning belongs only to the right pane.</w:t>
+        <w:t xml:space="preserve">Added in the later version. </w:t>
+      </w:r>
+      <w:r>
+        <w:t xml:space="preserve">A green fill and + mean a word </w:t>
+      </w:r>
+      <w:r>
+        <w:t>added to the later version. It belongs to the later page in both the unified redline and the right pane of Side by side.</w:t>
       </w:r>
     </w:p>
     <w:p>
@@ -9764,7 +9758,7 @@
       <w:pPr>
         <w:pStyle w:val="21"/>
       </w:pPr>
-      <w:bookmarkStart w:id="36" w:name="_Toc238650572"/>
+      <w:bookmarkStart w:id="36" w:name="_Toc238700746"/>
       <w:r>
         <w:t>6.3. The order of review</w:t>
       </w:r>
@@ -9789,7 +9783,7 @@
         <w:t xml:space="preserve">2. Press “Compare”. </w:t>
       </w:r>
       <w:r>
-        <w:t>The paths are validated first; the program then extracts the text, compares the whole document once, and shows the original pages side by side.</w:t>
+        <w:t>The paths are validated first; the program then extracts the text, compares the whole document once, and opens the unified redline. Switch to Side by side if needed—the comparison result itself remains unchanged.</w:t>
       </w:r>
     </w:p>
     <w:p>
@@ -9800,7 +9794,7 @@
         <w:t xml:space="preserve">3. Review every row with a change. </w:t>
       </w:r>
       <w:r>
-        <w:t>Click alignment rows or move through changes with the buttons and F3 / Shift+F3. The page field above either pane independently opens a physical page; the wheel scrolls only the side under the pointer, while Ctrl+wheel zooms only that side.</w:t>
+        <w:t>Click alignment rows or move through changes with the buttons and F3 / Shift+F3. Drag the splitter to resize the list. The wheel scrolls the active view, Ctrl+wheel zooms, and a double-click opens the page full screen with its red and green markup. In Side by side, the page field above either pane independently opens a physical page.</w:t>
       </w:r>
     </w:p>
     <w:p>
@@ -9811,14 +9805,18 @@
         <w:t xml:space="preserve">4. Adjust only the displayed pair if necessary. </w:t>
       </w:r>
       <w:r>
-        <w:t>If an automatic viewer row is inconvenient, “Pair pages…” joins two physical pages for display and conservative corroboration. It does not begin a new page-local diff or change the meaning of words already found.</w:t>
+        <w:t xml:space="preserve">If an automatic viewer row is inconvenient, “Pair pages…” joins two physical pages for display and </w:t>
+      </w:r>
+      <w:r>
+        <w:lastRenderedPageBreak/>
+        <w:t>conservative corroboration. It does not begin a new page-local diff or change the meaning of words already found.</w:t>
       </w:r>
     </w:p>
     <w:p>
       <w:pPr>
         <w:pStyle w:val="21"/>
       </w:pPr>
-      <w:bookmarkStart w:id="37" w:name="_Toc238650573"/>
+      <w:bookmarkStart w:id="37" w:name="_Toc238700747"/>
       <w:r>
         <w:t>6.4. Selecting and copying</w:t>
       </w:r>
@@ -9826,11 +9824,7 @@
     </w:p>
     <w:p>
       <w:r>
-        <w:t xml:space="preserve">Both pages remain read-only, but trusted text can be selected. Drag over words, press Ctrl+A to select trusted text on the current page, and Ctrl+C to copy it </w:t>
-      </w:r>
-      <w:r>
-        <w:lastRenderedPageBreak/>
-        <w:t>as Unicode. The local “Copy” and “Select all page text” menu commands do the same. The result pastes into an ordinary field, document or another application; text cannot be pasted into or edited in the Review pane.</w:t>
+        <w:t>Both pages remain read-only, but trusted text can be selected. Drag over words, press Ctrl+A to select trusted text on the current page, and Ctrl+C to copy it as Unicode. The local “Copy” and “Select all page text” menu commands do the same. The result pastes into an ordinary field, document or another application; text cannot be pasted into or edited in the Review pane.</w:t>
       </w:r>
     </w:p>
     <w:p>
@@ -9858,7 +9852,10 @@
         <w:t xml:space="preserve">Whitespace needs proof. </w:t>
       </w:r>
       <w:r>
-        <w:t>Between adjacent words, only a separator literally decoded from the source text layer is kept exactly: an empty boundary, one or more spaces, NBSP, a tab or a line break.</w:t>
+        <w:t xml:space="preserve">Between adjacent words, only a separator literally decoded from the source text layer is kept </w:t>
+      </w:r>
+      <w:r>
+        <w:t>exactly: an empty boundary, one or more spaces, NBSP, a tab or a line break.</w:t>
       </w:r>
     </w:p>
     <w:p>
@@ -9896,7 +9893,7 @@
       <w:pPr>
         <w:pStyle w:val="21"/>
       </w:pPr>
-      <w:bookmarkStart w:id="38" w:name="_Toc238650574"/>
+      <w:bookmarkStart w:id="38" w:name="_Toc238700748"/>
       <w:r>
         <w:t>6.5. What counts as a change</w:t>
       </w:r>
@@ -9923,6 +9920,7 @@
     </w:p>
     <w:p>
       <w:r>
+        <w:lastRenderedPageBreak/>
         <w:t>— </w:t>
       </w:r>
       <w:r>
@@ -9937,7 +9935,6 @@
     </w:p>
     <w:p>
       <w:r>
-        <w:lastRenderedPageBreak/>
         <w:t>— </w:t>
       </w:r>
       <w:r>
@@ -9954,7 +9951,7 @@
       <w:pPr>
         <w:pStyle w:val="1"/>
       </w:pPr>
-      <w:bookmarkStart w:id="39" w:name="_Toc238650575"/>
+      <w:bookmarkStart w:id="39" w:name="_Toc238700749"/>
       <w:r>
         <w:t>7. PDF → Word</w:t>
       </w:r>
@@ -9964,7 +9961,7 @@
       <w:pPr>
         <w:pStyle w:val="21"/>
       </w:pPr>
-      <w:bookmarkStart w:id="40" w:name="_Toc238650576"/>
+      <w:bookmarkStart w:id="40" w:name="_Toc238700750"/>
       <w:r>
         <w:t>7.1. What it is for</w:t>
       </w:r>
@@ -9984,7 +9981,7 @@
       <w:pPr>
         <w:pStyle w:val="21"/>
       </w:pPr>
-      <w:bookmarkStart w:id="41" w:name="_Toc238650577"/>
+      <w:bookmarkStart w:id="41" w:name="_Toc238700751"/>
       <w:r>
         <w:t>7.2. The window</w:t>
       </w:r>
@@ -10008,7 +10005,7 @@
         </w:rPr>
         <w:lastRenderedPageBreak/>
         <w:drawing>
-          <wp:inline distT="0" distB="0" distL="0" distR="0" wp14:anchorId="52D57A49" wp14:editId="62C11264">
+          <wp:inline distT="0" distB="0" distL="0" distR="0" wp14:anchorId="5F687E34" wp14:editId="46BE8601">
             <wp:extent cx="5760000" cy="4608000"/>
             <wp:effectExtent l="0" t="0" r="0" b="0"/>
             <wp:docPr id="26" name="Picture 26"/>
@@ -10058,7 +10055,7 @@
       <w:pPr>
         <w:pStyle w:val="21"/>
       </w:pPr>
-      <w:bookmarkStart w:id="42" w:name="_Toc238650578"/>
+      <w:bookmarkStart w:id="42" w:name="_Toc238700752"/>
       <w:r>
         <w:t>7.3. The order of work</w:t>
       </w:r>
@@ -10072,7 +10069,10 @@
         <w:t xml:space="preserve">1. Add one or more PDFs with “Add PDF…” </w:t>
       </w:r>
       <w:r>
-        <w:t>or drag them into the window. The pages of all the files are shown in one grid, so one Word document can be assembled from several PDFs.</w:t>
+        <w:t xml:space="preserve">or drag them into the window. The pages of all the files </w:t>
+      </w:r>
+      <w:r>
+        <w:t>are shown in one grid, so one Word document can be assembled from several PDFs.</w:t>
       </w:r>
     </w:p>
     <w:p>
@@ -10080,13 +10080,7 @@
         <w:rPr>
           <w:b/>
         </w:rPr>
-        <w:t xml:space="preserve">2. </w:t>
-      </w:r>
-      <w:r>
-        <w:rPr>
-          <w:b/>
-        </w:rPr>
-        <w:t xml:space="preserve">Change the order of the pages if you need to </w:t>
+        <w:t xml:space="preserve">2. Change the order of the pages if you need to </w:t>
       </w:r>
       <w:r>
         <w:t>by dragging the thumbnails or with the “◀ Move left” and “Move right ▶” buttons. Remove pages you do not need with “Remove”. The pages reach Word in exactly the order shown.</w:t>
@@ -10119,7 +10113,7 @@
       <w:pPr>
         <w:pStyle w:val="21"/>
       </w:pPr>
-      <w:bookmarkStart w:id="43" w:name="_Toc238650579"/>
+      <w:bookmarkStart w:id="43" w:name="_Toc238700753"/>
       <w:r>
         <w:t>7.4. What comes across and what does not</w:t>
       </w:r>
@@ -10160,7 +10154,10 @@
         <w:t xml:space="preserve">If the font of the PDF is not in the system, </w:t>
       </w:r>
       <w:r>
-        <w:t>the text is set in Times New Roman. The shape of the letters may differ a little from the original.</w:t>
+        <w:t xml:space="preserve">the text is set in Times New Roman. The shape of the letters may differ a little from the </w:t>
+      </w:r>
+      <w:r>
+        <w:t>original.</w:t>
       </w:r>
     </w:p>
     <w:p>
@@ -10174,10 +10171,7 @@
         <w:t xml:space="preserve">Tables without lines, </w:t>
       </w:r>
       <w:r>
-        <w:t xml:space="preserve">boxed insets and text in several columns come across as </w:t>
-      </w:r>
-      <w:r>
-        <w:t>plain paragraphs in one column — they may have to be tidied by hand.</w:t>
+        <w:t>boxed insets and text in several columns come across as plain paragraphs in one column — they may have to be tidied by hand.</w:t>
       </w:r>
     </w:p>
     <w:p>
@@ -10195,7 +10189,7 @@
       <w:pPr>
         <w:pStyle w:val="1"/>
       </w:pPr>
-      <w:bookmarkStart w:id="44" w:name="_Toc238650580"/>
+      <w:bookmarkStart w:id="44" w:name="_Toc238700754"/>
       <w:r>
         <w:t>8. PDF → PowerPoint</w:t>
       </w:r>
@@ -10205,7 +10199,7 @@
       <w:pPr>
         <w:pStyle w:val="21"/>
       </w:pPr>
-      <w:bookmarkStart w:id="45" w:name="_Toc238650581"/>
+      <w:bookmarkStart w:id="45" w:name="_Toc238700755"/>
       <w:r>
         <w:t>8.1. What it is for</w:t>
       </w:r>
@@ -10237,7 +10231,7 @@
       <w:pPr>
         <w:pStyle w:val="21"/>
       </w:pPr>
-      <w:bookmarkStart w:id="46" w:name="_Toc238650582"/>
+      <w:bookmarkStart w:id="46" w:name="_Toc238700756"/>
       <w:r>
         <w:t>8.2. How a slide is built</w:t>
       </w:r>
@@ -10274,7 +10268,7 @@
       <w:pPr>
         <w:pStyle w:val="21"/>
       </w:pPr>
-      <w:bookmarkStart w:id="47" w:name="_Toc238650583"/>
+      <w:bookmarkStart w:id="47" w:name="_Toc238700757"/>
       <w:r>
         <w:t>8.3. The window</w:t>
       </w:r>
@@ -10298,7 +10292,7 @@
         </w:rPr>
         <w:lastRenderedPageBreak/>
         <w:drawing>
-          <wp:inline distT="0" distB="0" distL="0" distR="0" wp14:anchorId="23EB784C" wp14:editId="1B72B9A7">
+          <wp:inline distT="0" distB="0" distL="0" distR="0" wp14:anchorId="1627AA89" wp14:editId="0AC5F8E7">
             <wp:extent cx="5760000" cy="4608000"/>
             <wp:effectExtent l="0" t="0" r="0" b="0"/>
             <wp:docPr id="27" name="Picture 27"/>
@@ -10348,7 +10342,7 @@
       <w:pPr>
         <w:pStyle w:val="21"/>
       </w:pPr>
-      <w:bookmarkStart w:id="48" w:name="_Toc238650584"/>
+      <w:bookmarkStart w:id="48" w:name="_Toc238700758"/>
       <w:r>
         <w:t>8.4. The order of work</w:t>
       </w:r>
@@ -10402,7 +10396,7 @@
       <w:pPr>
         <w:pStyle w:val="21"/>
       </w:pPr>
-      <w:bookmarkStart w:id="49" w:name="_Toc238650585"/>
+      <w:bookmarkStart w:id="49" w:name="_Toc238700759"/>
       <w:r>
         <w:lastRenderedPageBreak/>
         <w:t>8.5. What comes across</w:t>
@@ -10411,22 +10405,25 @@
     </w:p>
     <w:p>
       <w:r>
-        <w:t>Text comes across in paragraphs, with its font, size, weight, colour, underline, super- and subscripts and hyperlinks. Tables become real slide tables, merged cells included. The slide size follows the page: a 16:9 deck stays 16:9, and an A4 document gives A4 slides.</w:t>
-      </w:r>
-    </w:p>
-    <w:p>
-      <w:r>
-        <w:t xml:space="preserve">The boundaries of the paragraphs are taken from the file itself where it carries them: a PDF saved from Word, </w:t>
-      </w:r>
-      <w:r>
-        <w:t>PowerPoint or Acrobat holds the structure of the document, and in it the author has already marked where one paragraph ends and the next begins. Then a paragraph arrives as one text box and is edited as a whole. Where there is no such structure, the boundaries are recovered from the distances between the lines.</w:t>
+        <w:t xml:space="preserve">Text comes across in paragraphs, with </w:t>
+      </w:r>
+      <w:r>
+        <w:t>its font, size, weight, colour, underline, super- and subscripts and hyperlinks. Tables become real slide tables, merged cells included. The slide size follows the page: a 16:9 deck stays 16:9, and an A4 document gives A4 slides.</w:t>
+      </w:r>
+    </w:p>
+    <w:p>
+      <w:r>
+        <w:t xml:space="preserve">The boundaries of the </w:t>
+      </w:r>
+      <w:r>
+        <w:t>paragraphs are taken from the file itself where it carries them: a PDF saved from Word, PowerPoint or Acrobat holds the structure of the document, and in it the author has already marked where one paragraph ends and the next begins. Then a paragraph arrives as one text box and is edited as a whole. Where there is no such structure, the boundaries are recovered from the distances between the lines.</w:t>
       </w:r>
     </w:p>
     <w:p>
       <w:pPr>
         <w:pStyle w:val="21"/>
       </w:pPr>
-      <w:bookmarkStart w:id="50" w:name="_Toc238650586"/>
+      <w:bookmarkStart w:id="50" w:name="_Toc238700760"/>
       <w:r>
         <w:t>8.6. What not to expect</w:t>
       </w:r>
@@ -10478,7 +10475,7 @@
       <w:pPr>
         <w:pStyle w:val="1"/>
       </w:pPr>
-      <w:bookmarkStart w:id="51" w:name="_Toc238650587"/>
+      <w:bookmarkStart w:id="51" w:name="_Toc238700761"/>
       <w:r>
         <w:t>9. Merge Excel</w:t>
       </w:r>
@@ -10488,7 +10485,7 @@
       <w:pPr>
         <w:pStyle w:val="21"/>
       </w:pPr>
-      <w:bookmarkStart w:id="52" w:name="_Toc238650588"/>
+      <w:bookmarkStart w:id="52" w:name="_Toc238700762"/>
       <w:r>
         <w:t>9.1. What it is for</w:t>
       </w:r>
@@ -10512,7 +10509,7 @@
       <w:pPr>
         <w:pStyle w:val="21"/>
       </w:pPr>
-      <w:bookmarkStart w:id="53" w:name="_Toc238650589"/>
+      <w:bookmarkStart w:id="53" w:name="_Toc238700763"/>
       <w:r>
         <w:t>9.2. The window</w:t>
       </w:r>
@@ -10535,7 +10532,7 @@
           <w:noProof/>
         </w:rPr>
         <w:drawing>
-          <wp:inline distT="0" distB="0" distL="0" distR="0" wp14:anchorId="1B48FE6F" wp14:editId="5A5595BB">
+          <wp:inline distT="0" distB="0" distL="0" distR="0" wp14:anchorId="67EA730F" wp14:editId="284CE8AF">
             <wp:extent cx="5760000" cy="4250667"/>
             <wp:effectExtent l="0" t="0" r="0" b="0"/>
             <wp:docPr id="28" name="Picture 28"/>
@@ -10585,7 +10582,7 @@
       <w:pPr>
         <w:pStyle w:val="21"/>
       </w:pPr>
-      <w:bookmarkStart w:id="54" w:name="_Toc238650590"/>
+      <w:bookmarkStart w:id="54" w:name="_Toc238700764"/>
       <w:r>
         <w:t>9.3. The order of work</w:t>
       </w:r>
@@ -10640,7 +10637,7 @@
       <w:pPr>
         <w:pStyle w:val="21"/>
       </w:pPr>
-      <w:bookmarkStart w:id="55" w:name="_Toc238650591"/>
+      <w:bookmarkStart w:id="55" w:name="_Toc238700765"/>
       <w:r>
         <w:t>9.4. The options</w:t>
       </w:r>
@@ -10692,7 +10689,7 @@
       <w:pPr>
         <w:pStyle w:val="21"/>
       </w:pPr>
-      <w:bookmarkStart w:id="56" w:name="_Toc238650592"/>
+      <w:bookmarkStart w:id="56" w:name="_Toc238700766"/>
       <w:r>
         <w:t>9.5. The result, the report and the cover note</w:t>
       </w:r>
@@ -10724,7 +10721,7 @@
       <w:pPr>
         <w:pStyle w:val="21"/>
       </w:pPr>
-      <w:bookmarkStart w:id="57" w:name="_Toc238650593"/>
+      <w:bookmarkStart w:id="57" w:name="_Toc238700767"/>
       <w:r>
         <w:t>9.6. The Menu of the tool</w:t>
       </w:r>
@@ -10732,10 +10729,7 @@
     </w:p>
     <w:p>
       <w:r>
-        <w:t xml:space="preserve">The Menu holds the built-in help, the statistics, the choice of language and </w:t>
-      </w:r>
-      <w:r>
-        <w:t>“Reports folder”, which opens the folder with the most recent merge reports (fig. 29).</w:t>
+        <w:t>The Menu holds the built-in help, the statistics, the choice of language and “Reports folder”, which opens the folder with the most recent merge reports (fig. 29).</w:t>
       </w:r>
     </w:p>
     <w:p>
@@ -10750,7 +10744,7 @@
           <w:noProof/>
         </w:rPr>
         <w:drawing>
-          <wp:inline distT="0" distB="0" distL="0" distR="0" wp14:anchorId="205E039F" wp14:editId="51BDB8B0">
+          <wp:inline distT="0" distB="0" distL="0" distR="0" wp14:anchorId="29873A12" wp14:editId="43CB9CBB">
             <wp:extent cx="5760000" cy="4250667"/>
             <wp:effectExtent l="0" t="0" r="0" b="0"/>
             <wp:docPr id="29" name="Picture 29"/>
@@ -10817,7 +10811,7 @@
       <w:pPr>
         <w:pStyle w:val="1"/>
       </w:pPr>
-      <w:bookmarkStart w:id="58" w:name="_Toc238650594"/>
+      <w:bookmarkStart w:id="58" w:name="_Toc238700768"/>
       <w:r>
         <w:lastRenderedPageBreak/>
         <w:t>10. Reference</w:t>
@@ -10828,7 +10822,7 @@
       <w:pPr>
         <w:pStyle w:val="21"/>
       </w:pPr>
-      <w:bookmarkStart w:id="59" w:name="_Toc238650595"/>
+      <w:bookmarkStart w:id="59" w:name="_Toc238700769"/>
       <w:r>
         <w:t>10.1. About the program</w:t>
       </w:r>
@@ -10851,7 +10845,7 @@
           <w:noProof/>
         </w:rPr>
         <w:drawing>
-          <wp:inline distT="0" distB="0" distL="0" distR="0" wp14:anchorId="76630E2D" wp14:editId="5123D72C">
+          <wp:inline distT="0" distB="0" distL="0" distR="0" wp14:anchorId="754883C1" wp14:editId="79F36A70">
             <wp:extent cx="3873730" cy="3940232"/>
             <wp:effectExtent l="0" t="0" r="0" b="0"/>
             <wp:docPr id="30" name="Picture 30"/>
@@ -10917,7 +10911,7 @@
       <w:pPr>
         <w:pStyle w:val="21"/>
       </w:pPr>
-      <w:bookmarkStart w:id="60" w:name="_Toc238650596"/>
+      <w:bookmarkStart w:id="60" w:name="_Toc238700770"/>
       <w:r>
         <w:lastRenderedPageBreak/>
         <w:t>10.2. If something went wrong</w:t>
@@ -11008,10 +11002,7 @@
               <w:jc w:val="left"/>
             </w:pPr>
             <w:r>
-              <w:t xml:space="preserve">The message “Ghostscript is needed” when </w:t>
-            </w:r>
-            <w:r>
-              <w:t>choosing compression</w:t>
+              <w:t>The message “Ghostscript is needed” when choosing compression</w:t>
             </w:r>
           </w:p>
         </w:tc>
@@ -11046,7 +11037,10 @@
               <w:jc w:val="left"/>
             </w:pPr>
             <w:r>
-              <w:t>A file was skipped while building the digest</w:t>
+              <w:t xml:space="preserve">A file was </w:t>
+            </w:r>
+            <w:r>
+              <w:t>skipped while building the digest</w:t>
             </w:r>
           </w:p>
         </w:tc>
@@ -11221,10 +11215,7 @@
               <w:jc w:val="left"/>
             </w:pPr>
             <w:r>
-              <w:t xml:space="preserve">The window does not appear when the </w:t>
-            </w:r>
-            <w:r>
-              <w:t>program is started again</w:t>
+              <w:t>The window does not appear when the program is started again</w:t>
             </w:r>
           </w:p>
         </w:tc>
@@ -11274,7 +11265,10 @@
               <w:jc w:val="left"/>
             </w:pPr>
             <w:r>
-              <w:t>The document is password-protected: the engine cannot read it. Remove the protection in the program that applied it and try again</w:t>
+              <w:t xml:space="preserve">The </w:t>
+            </w:r>
+            <w:r>
+              <w:t>document is password-protected: the engine cannot read it. Remove the protection in the program that applied it and try again</w:t>
             </w:r>
           </w:p>
         </w:tc>
@@ -11309,7 +11303,10 @@
               <w:jc w:val="left"/>
             </w:pPr>
             <w:r>
-              <w:t>There is no default browser in the system. The program shows the address itself — it can be typed by hand</w:t>
+              <w:t xml:space="preserve">There is no default browser in the system. The </w:t>
+            </w:r>
+            <w:r>
+              <w:t>program shows the address itself — it can be typed by hand</w:t>
             </w:r>
           </w:p>
         </w:tc>
@@ -11324,12 +11321,9 @@
       <w:pPr>
         <w:pStyle w:val="21"/>
       </w:pPr>
-      <w:bookmarkStart w:id="61" w:name="_Toc238650597"/>
-      <w:r>
-        <w:t xml:space="preserve">10.3. Updating the </w:t>
-      </w:r>
-      <w:r>
-        <w:t>contents after edits</w:t>
+      <w:bookmarkStart w:id="61" w:name="_Toc238700771"/>
+      <w:r>
+        <w:t>10.3. Updating the contents after edits</w:t>
       </w:r>
       <w:bookmarkEnd w:id="61"/>
     </w:p>
@@ -11346,7 +11340,7 @@
       <w:pPr>
         <w:pStyle w:val="21"/>
       </w:pPr>
-      <w:bookmarkStart w:id="62" w:name="_Toc238650598"/>
+      <w:bookmarkStart w:id="62" w:name="_Toc238700772"/>
       <w:r>
         <w:t>10.4. A short reminder</w:t>
       </w:r>
@@ -11852,31 +11846,31 @@
       </w:rPr>
     </w:lvl>
   </w:abstractNum>
-  <w:num w:numId="1" w16cid:durableId="754521952">
+  <w:num w:numId="1" w16cid:durableId="1926956593">
     <w:abstractNumId w:val="8"/>
   </w:num>
-  <w:num w:numId="2" w16cid:durableId="723023732">
+  <w:num w:numId="2" w16cid:durableId="1439567881">
     <w:abstractNumId w:val="6"/>
   </w:num>
-  <w:num w:numId="3" w16cid:durableId="1619216590">
+  <w:num w:numId="3" w16cid:durableId="1991057749">
     <w:abstractNumId w:val="5"/>
   </w:num>
-  <w:num w:numId="4" w16cid:durableId="788402813">
+  <w:num w:numId="4" w16cid:durableId="441998494">
     <w:abstractNumId w:val="4"/>
   </w:num>
-  <w:num w:numId="5" w16cid:durableId="169563615">
+  <w:num w:numId="5" w16cid:durableId="2013221258">
     <w:abstractNumId w:val="7"/>
   </w:num>
-  <w:num w:numId="6" w16cid:durableId="1171600545">
+  <w:num w:numId="6" w16cid:durableId="1307395024">
     <w:abstractNumId w:val="3"/>
   </w:num>
-  <w:num w:numId="7" w16cid:durableId="978342854">
+  <w:num w:numId="7" w16cid:durableId="1915434060">
     <w:abstractNumId w:val="2"/>
   </w:num>
-  <w:num w:numId="8" w16cid:durableId="1669091228">
+  <w:num w:numId="8" w16cid:durableId="172108037">
     <w:abstractNumId w:val="1"/>
   </w:num>
-  <w:num w:numId="9" w16cid:durableId="466168177">
+  <w:num w:numId="9" w16cid:durableId="288054919">
     <w:abstractNumId w:val="0"/>
   </w:num>
 </w:numbering>
@@ -23315,7 +23309,7 @@
     <w:autoRedefine/>
     <w:uiPriority w:val="39"/>
     <w:unhideWhenUsed/>
-    <w:rsid w:val="00183F5B"/>
+    <w:rsid w:val="00AF4A5E"/>
     <w:pPr>
       <w:spacing w:after="100"/>
     </w:pPr>
@@ -23327,7 +23321,7 @@
     <w:autoRedefine/>
     <w:uiPriority w:val="39"/>
     <w:unhideWhenUsed/>
-    <w:rsid w:val="00183F5B"/>
+    <w:rsid w:val="00AF4A5E"/>
     <w:pPr>
       <w:spacing w:after="100"/>
       <w:ind w:left="280"/>
@@ -23338,7 +23332,7 @@
     <w:basedOn w:val="a2"/>
     <w:uiPriority w:val="99"/>
     <w:unhideWhenUsed/>
-    <w:rsid w:val="00183F5B"/>
+    <w:rsid w:val="00AF4A5E"/>
     <w:rPr>
       <w:color w:val="0000FF" w:themeColor="hyperlink"/>
       <w:u w:val="single"/>

--- a/docs/User manual.docx
+++ b/docs/User manual.docx
@@ -121,7 +121,7 @@
       <w:r>
         <w:fldChar w:fldCharType="separate"/>
       </w:r>
-      <w:hyperlink w:anchor="_Toc238700710" w:history="1">
+      <w:hyperlink w:anchor="_Toc238720507" w:history="1">
         <w:r>
           <w:rPr>
             <w:rStyle w:val="aff8"/>
@@ -149,7 +149,7 @@
             <w:noProof/>
             <w:webHidden/>
           </w:rPr>
-          <w:instrText xml:space="preserve"> PAGEREF _Toc238700710 \h </w:instrText>
+          <w:instrText xml:space="preserve"> PAGEREF _Toc238720507 \h </w:instrText>
         </w:r>
         <w:r>
           <w:rPr>
@@ -197,7 +197,7 @@
           <w14:ligatures w14:val="standardContextual"/>
         </w:rPr>
       </w:pPr>
-      <w:hyperlink w:anchor="_Toc238700711" w:history="1">
+      <w:hyperlink w:anchor="_Toc238720508" w:history="1">
         <w:r>
           <w:rPr>
             <w:rStyle w:val="aff8"/>
@@ -225,7 +225,7 @@
             <w:noProof/>
             <w:webHidden/>
           </w:rPr>
-          <w:instrText xml:space="preserve"> PAGEREF _Toc238700711 \h </w:instrText>
+          <w:instrText xml:space="preserve"> PAGEREF _Toc238720508 \h </w:instrText>
         </w:r>
         <w:r>
           <w:rPr>
@@ -273,7 +273,7 @@
           <w14:ligatures w14:val="standardContextual"/>
         </w:rPr>
       </w:pPr>
-      <w:hyperlink w:anchor="_Toc238700712" w:history="1">
+      <w:hyperlink w:anchor="_Toc238720509" w:history="1">
         <w:r>
           <w:rPr>
             <w:rStyle w:val="aff8"/>
@@ -301,7 +301,7 @@
             <w:noProof/>
             <w:webHidden/>
           </w:rPr>
-          <w:instrText xml:space="preserve"> PAGEREF _Toc238700712 \h </w:instrText>
+          <w:instrText xml:space="preserve"> PAGEREF _Toc238720509 \h </w:instrText>
         </w:r>
         <w:r>
           <w:rPr>
@@ -349,7 +349,7 @@
           <w14:ligatures w14:val="standardContextual"/>
         </w:rPr>
       </w:pPr>
-      <w:hyperlink w:anchor="_Toc238700713" w:history="1">
+      <w:hyperlink w:anchor="_Toc238720510" w:history="1">
         <w:r>
           <w:rPr>
             <w:rStyle w:val="aff8"/>
@@ -377,7 +377,7 @@
             <w:noProof/>
             <w:webHidden/>
           </w:rPr>
-          <w:instrText xml:space="preserve"> PAGEREF _Toc238700713 \h </w:instrText>
+          <w:instrText xml:space="preserve"> PAGEREF _Toc238720510 \h </w:instrText>
         </w:r>
         <w:r>
           <w:rPr>
@@ -425,7 +425,7 @@
           <w14:ligatures w14:val="standardContextual"/>
         </w:rPr>
       </w:pPr>
-      <w:hyperlink w:anchor="_Toc238700714" w:history="1">
+      <w:hyperlink w:anchor="_Toc238720511" w:history="1">
         <w:r>
           <w:rPr>
             <w:rStyle w:val="aff8"/>
@@ -453,7 +453,7 @@
             <w:noProof/>
             <w:webHidden/>
           </w:rPr>
-          <w:instrText xml:space="preserve"> PAGEREF _Toc238700714 \h </w:instrText>
+          <w:instrText xml:space="preserve"> PAGEREF _Toc238720511 \h </w:instrText>
         </w:r>
         <w:r>
           <w:rPr>
@@ -501,7 +501,7 @@
           <w14:ligatures w14:val="standardContextual"/>
         </w:rPr>
       </w:pPr>
-      <w:hyperlink w:anchor="_Toc238700715" w:history="1">
+      <w:hyperlink w:anchor="_Toc238720512" w:history="1">
         <w:r>
           <w:rPr>
             <w:rStyle w:val="aff8"/>
@@ -529,7 +529,7 @@
             <w:noProof/>
             <w:webHidden/>
           </w:rPr>
-          <w:instrText xml:space="preserve"> PAGEREF _Toc238700715 \h </w:instrText>
+          <w:instrText xml:space="preserve"> PAGEREF _Toc238720512 \h </w:instrText>
         </w:r>
         <w:r>
           <w:rPr>
@@ -577,7 +577,7 @@
           <w14:ligatures w14:val="standardContextual"/>
         </w:rPr>
       </w:pPr>
-      <w:hyperlink w:anchor="_Toc238700716" w:history="1">
+      <w:hyperlink w:anchor="_Toc238720513" w:history="1">
         <w:r>
           <w:rPr>
             <w:rStyle w:val="aff8"/>
@@ -605,7 +605,7 @@
             <w:noProof/>
             <w:webHidden/>
           </w:rPr>
-          <w:instrText xml:space="preserve"> PAGEREF _Toc238700716 \h </w:instrText>
+          <w:instrText xml:space="preserve"> PAGEREF _Toc238720513 \h </w:instrText>
         </w:r>
         <w:r>
           <w:rPr>
@@ -653,7 +653,7 @@
           <w14:ligatures w14:val="standardContextual"/>
         </w:rPr>
       </w:pPr>
-      <w:hyperlink w:anchor="_Toc238700717" w:history="1">
+      <w:hyperlink w:anchor="_Toc238720514" w:history="1">
         <w:r>
           <w:rPr>
             <w:rStyle w:val="aff8"/>
@@ -681,7 +681,7 @@
             <w:noProof/>
             <w:webHidden/>
           </w:rPr>
-          <w:instrText xml:space="preserve"> PAGEREF _Toc238700717 \h </w:instrText>
+          <w:instrText xml:space="preserve"> PAGEREF _Toc238720514 \h </w:instrText>
         </w:r>
         <w:r>
           <w:rPr>
@@ -729,7 +729,7 @@
           <w14:ligatures w14:val="standardContextual"/>
         </w:rPr>
       </w:pPr>
-      <w:hyperlink w:anchor="_Toc238700718" w:history="1">
+      <w:hyperlink w:anchor="_Toc238720515" w:history="1">
         <w:r>
           <w:rPr>
             <w:rStyle w:val="aff8"/>
@@ -757,7 +757,7 @@
             <w:noProof/>
             <w:webHidden/>
           </w:rPr>
-          <w:instrText xml:space="preserve"> PAGEREF _Toc238700718 \h </w:instrText>
+          <w:instrText xml:space="preserve"> PAGEREF _Toc238720515 \h </w:instrText>
         </w:r>
         <w:r>
           <w:rPr>
@@ -805,7 +805,7 @@
           <w14:ligatures w14:val="standardContextual"/>
         </w:rPr>
       </w:pPr>
-      <w:hyperlink w:anchor="_Toc238700719" w:history="1">
+      <w:hyperlink w:anchor="_Toc238720516" w:history="1">
         <w:r>
           <w:rPr>
             <w:rStyle w:val="aff8"/>
@@ -833,7 +833,7 @@
             <w:noProof/>
             <w:webHidden/>
           </w:rPr>
-          <w:instrText xml:space="preserve"> PAGEREF _Toc238700719 \h </w:instrText>
+          <w:instrText xml:space="preserve"> PAGEREF _Toc238720516 \h </w:instrText>
         </w:r>
         <w:r>
           <w:rPr>
@@ -881,7 +881,7 @@
           <w14:ligatures w14:val="standardContextual"/>
         </w:rPr>
       </w:pPr>
-      <w:hyperlink w:anchor="_Toc238700720" w:history="1">
+      <w:hyperlink w:anchor="_Toc238720517" w:history="1">
         <w:r>
           <w:rPr>
             <w:rStyle w:val="aff8"/>
@@ -909,7 +909,7 @@
             <w:noProof/>
             <w:webHidden/>
           </w:rPr>
-          <w:instrText xml:space="preserve"> PAGEREF _Toc238700720 \h </w:instrText>
+          <w:instrText xml:space="preserve"> PAGEREF _Toc238720517 \h </w:instrText>
         </w:r>
         <w:r>
           <w:rPr>
@@ -957,7 +957,7 @@
           <w14:ligatures w14:val="standardContextual"/>
         </w:rPr>
       </w:pPr>
-      <w:hyperlink w:anchor="_Toc238700721" w:history="1">
+      <w:hyperlink w:anchor="_Toc238720518" w:history="1">
         <w:r>
           <w:rPr>
             <w:rStyle w:val="aff8"/>
@@ -985,7 +985,7 @@
             <w:noProof/>
             <w:webHidden/>
           </w:rPr>
-          <w:instrText xml:space="preserve"> PAGEREF _Toc238700721 \h </w:instrText>
+          <w:instrText xml:space="preserve"> PAGEREF _Toc238720518 \h </w:instrText>
         </w:r>
         <w:r>
           <w:rPr>
@@ -1033,7 +1033,7 @@
           <w14:ligatures w14:val="standardContextual"/>
         </w:rPr>
       </w:pPr>
-      <w:hyperlink w:anchor="_Toc238700722" w:history="1">
+      <w:hyperlink w:anchor="_Toc238720519" w:history="1">
         <w:r>
           <w:rPr>
             <w:rStyle w:val="aff8"/>
@@ -1061,7 +1061,7 @@
             <w:noProof/>
             <w:webHidden/>
           </w:rPr>
-          <w:instrText xml:space="preserve"> PAGEREF _Toc238700722 \h </w:instrText>
+          <w:instrText xml:space="preserve"> PAGEREF _Toc238720519 \h </w:instrText>
         </w:r>
         <w:r>
           <w:rPr>
@@ -1109,7 +1109,7 @@
           <w14:ligatures w14:val="standardContextual"/>
         </w:rPr>
       </w:pPr>
-      <w:hyperlink w:anchor="_Toc238700723" w:history="1">
+      <w:hyperlink w:anchor="_Toc238720520" w:history="1">
         <w:r>
           <w:rPr>
             <w:rStyle w:val="aff8"/>
@@ -1137,7 +1137,7 @@
             <w:noProof/>
             <w:webHidden/>
           </w:rPr>
-          <w:instrText xml:space="preserve"> PAGEREF _Toc238700723 \h </w:instrText>
+          <w:instrText xml:space="preserve"> PAGEREF _Toc238720520 \h </w:instrText>
         </w:r>
         <w:r>
           <w:rPr>
@@ -1185,7 +1185,7 @@
           <w14:ligatures w14:val="standardContextual"/>
         </w:rPr>
       </w:pPr>
-      <w:hyperlink w:anchor="_Toc238700724" w:history="1">
+      <w:hyperlink w:anchor="_Toc238720521" w:history="1">
         <w:r>
           <w:rPr>
             <w:rStyle w:val="aff8"/>
@@ -1213,7 +1213,7 @@
             <w:noProof/>
             <w:webHidden/>
           </w:rPr>
-          <w:instrText xml:space="preserve"> PAGEREF _Toc238700724 \h </w:instrText>
+          <w:instrText xml:space="preserve"> PAGEREF _Toc238720521 \h </w:instrText>
         </w:r>
         <w:r>
           <w:rPr>
@@ -1261,7 +1261,7 @@
           <w14:ligatures w14:val="standardContextual"/>
         </w:rPr>
       </w:pPr>
-      <w:hyperlink w:anchor="_Toc238700725" w:history="1">
+      <w:hyperlink w:anchor="_Toc238720522" w:history="1">
         <w:r>
           <w:rPr>
             <w:rStyle w:val="aff8"/>
@@ -1289,7 +1289,7 @@
             <w:noProof/>
             <w:webHidden/>
           </w:rPr>
-          <w:instrText xml:space="preserve"> PAGEREF _Toc238700725 \h </w:instrText>
+          <w:instrText xml:space="preserve"> PAGEREF _Toc238720522 \h </w:instrText>
         </w:r>
         <w:r>
           <w:rPr>
@@ -1337,7 +1337,7 @@
           <w14:ligatures w14:val="standardContextual"/>
         </w:rPr>
       </w:pPr>
-      <w:hyperlink w:anchor="_Toc238700726" w:history="1">
+      <w:hyperlink w:anchor="_Toc238720523" w:history="1">
         <w:r>
           <w:rPr>
             <w:rStyle w:val="aff8"/>
@@ -1365,7 +1365,7 @@
             <w:noProof/>
             <w:webHidden/>
           </w:rPr>
-          <w:instrText xml:space="preserve"> PAGEREF _Toc238700726 \h </w:instrText>
+          <w:instrText xml:space="preserve"> PAGEREF _Toc238720523 \h </w:instrText>
         </w:r>
         <w:r>
           <w:rPr>
@@ -1413,7 +1413,7 @@
           <w14:ligatures w14:val="standardContextual"/>
         </w:rPr>
       </w:pPr>
-      <w:hyperlink w:anchor="_Toc238700727" w:history="1">
+      <w:hyperlink w:anchor="_Toc238720524" w:history="1">
         <w:r>
           <w:rPr>
             <w:rStyle w:val="aff8"/>
@@ -1441,7 +1441,7 @@
             <w:noProof/>
             <w:webHidden/>
           </w:rPr>
-          <w:instrText xml:space="preserve"> PAGEREF _Toc238700727 \h </w:instrText>
+          <w:instrText xml:space="preserve"> PAGEREF _Toc238720524 \h </w:instrText>
         </w:r>
         <w:r>
           <w:rPr>
@@ -1489,7 +1489,7 @@
           <w14:ligatures w14:val="standardContextual"/>
         </w:rPr>
       </w:pPr>
-      <w:hyperlink w:anchor="_Toc238700728" w:history="1">
+      <w:hyperlink w:anchor="_Toc238720525" w:history="1">
         <w:r>
           <w:rPr>
             <w:rStyle w:val="aff8"/>
@@ -1517,7 +1517,7 @@
             <w:noProof/>
             <w:webHidden/>
           </w:rPr>
-          <w:instrText xml:space="preserve"> PAGEREF _Toc238700728 \h </w:instrText>
+          <w:instrText xml:space="preserve"> PAGEREF _Toc238720525 \h </w:instrText>
         </w:r>
         <w:r>
           <w:rPr>
@@ -1565,7 +1565,7 @@
           <w14:ligatures w14:val="standardContextual"/>
         </w:rPr>
       </w:pPr>
-      <w:hyperlink w:anchor="_Toc238700729" w:history="1">
+      <w:hyperlink w:anchor="_Toc238720526" w:history="1">
         <w:r>
           <w:rPr>
             <w:rStyle w:val="aff8"/>
@@ -1593,7 +1593,7 @@
             <w:noProof/>
             <w:webHidden/>
           </w:rPr>
-          <w:instrText xml:space="preserve"> PAGEREF _Toc238700729 \h </w:instrText>
+          <w:instrText xml:space="preserve"> PAGEREF _Toc238720526 \h </w:instrText>
         </w:r>
         <w:r>
           <w:rPr>
@@ -1641,7 +1641,7 @@
           <w14:ligatures w14:val="standardContextual"/>
         </w:rPr>
       </w:pPr>
-      <w:hyperlink w:anchor="_Toc238700730" w:history="1">
+      <w:hyperlink w:anchor="_Toc238720527" w:history="1">
         <w:r>
           <w:rPr>
             <w:rStyle w:val="aff8"/>
@@ -1669,7 +1669,7 @@
             <w:noProof/>
             <w:webHidden/>
           </w:rPr>
-          <w:instrText xml:space="preserve"> PAGEREF _Toc238700730 \h </w:instrText>
+          <w:instrText xml:space="preserve"> PAGEREF _Toc238720527 \h </w:instrText>
         </w:r>
         <w:r>
           <w:rPr>
@@ -1717,7 +1717,7 @@
           <w14:ligatures w14:val="standardContextual"/>
         </w:rPr>
       </w:pPr>
-      <w:hyperlink w:anchor="_Toc238700731" w:history="1">
+      <w:hyperlink w:anchor="_Toc238720528" w:history="1">
         <w:r>
           <w:rPr>
             <w:rStyle w:val="aff8"/>
@@ -1745,7 +1745,7 @@
             <w:noProof/>
             <w:webHidden/>
           </w:rPr>
-          <w:instrText xml:space="preserve"> PAGEREF _Toc238700731 \h </w:instrText>
+          <w:instrText xml:space="preserve"> PAGEREF _Toc238720528 \h </w:instrText>
         </w:r>
         <w:r>
           <w:rPr>
@@ -1793,7 +1793,7 @@
           <w14:ligatures w14:val="standardContextual"/>
         </w:rPr>
       </w:pPr>
-      <w:hyperlink w:anchor="_Toc238700732" w:history="1">
+      <w:hyperlink w:anchor="_Toc238720529" w:history="1">
         <w:r>
           <w:rPr>
             <w:rStyle w:val="aff8"/>
@@ -1821,7 +1821,7 @@
             <w:noProof/>
             <w:webHidden/>
           </w:rPr>
-          <w:instrText xml:space="preserve"> PAGEREF _Toc238700732 \h </w:instrText>
+          <w:instrText xml:space="preserve"> PAGEREF _Toc238720529 \h </w:instrText>
         </w:r>
         <w:r>
           <w:rPr>
@@ -1869,7 +1869,7 @@
           <w14:ligatures w14:val="standardContextual"/>
         </w:rPr>
       </w:pPr>
-      <w:hyperlink w:anchor="_Toc238700733" w:history="1">
+      <w:hyperlink w:anchor="_Toc238720530" w:history="1">
         <w:r>
           <w:rPr>
             <w:rStyle w:val="aff8"/>
@@ -1897,7 +1897,7 @@
             <w:noProof/>
             <w:webHidden/>
           </w:rPr>
-          <w:instrText xml:space="preserve"> PAGEREF _Toc238700733 \h </w:instrText>
+          <w:instrText xml:space="preserve"> PAGEREF _Toc238720530 \h </w:instrText>
         </w:r>
         <w:r>
           <w:rPr>
@@ -1945,7 +1945,7 @@
           <w14:ligatures w14:val="standardContextual"/>
         </w:rPr>
       </w:pPr>
-      <w:hyperlink w:anchor="_Toc238700734" w:history="1">
+      <w:hyperlink w:anchor="_Toc238720531" w:history="1">
         <w:r>
           <w:rPr>
             <w:rStyle w:val="aff8"/>
@@ -1973,7 +1973,7 @@
             <w:noProof/>
             <w:webHidden/>
           </w:rPr>
-          <w:instrText xml:space="preserve"> PAGEREF _Toc238700734 \h </w:instrText>
+          <w:instrText xml:space="preserve"> PAGEREF _Toc238720531 \h </w:instrText>
         </w:r>
         <w:r>
           <w:rPr>
@@ -2021,7 +2021,7 @@
           <w14:ligatures w14:val="standardContextual"/>
         </w:rPr>
       </w:pPr>
-      <w:hyperlink w:anchor="_Toc238700735" w:history="1">
+      <w:hyperlink w:anchor="_Toc238720532" w:history="1">
         <w:r>
           <w:rPr>
             <w:rStyle w:val="aff8"/>
@@ -2049,7 +2049,7 @@
             <w:noProof/>
             <w:webHidden/>
           </w:rPr>
-          <w:instrText xml:space="preserve"> PAGEREF _Toc238700735 \h </w:instrText>
+          <w:instrText xml:space="preserve"> PAGEREF _Toc238720532 \h </w:instrText>
         </w:r>
         <w:r>
           <w:rPr>
@@ -2097,7 +2097,7 @@
           <w14:ligatures w14:val="standardContextual"/>
         </w:rPr>
       </w:pPr>
-      <w:hyperlink w:anchor="_Toc238700736" w:history="1">
+      <w:hyperlink w:anchor="_Toc238720533" w:history="1">
         <w:r>
           <w:rPr>
             <w:rStyle w:val="aff8"/>
@@ -2125,7 +2125,7 @@
             <w:noProof/>
             <w:webHidden/>
           </w:rPr>
-          <w:instrText xml:space="preserve"> PAGEREF _Toc238700736 \h </w:instrText>
+          <w:instrText xml:space="preserve"> PAGEREF _Toc238720533 \h </w:instrText>
         </w:r>
         <w:r>
           <w:rPr>
@@ -2173,7 +2173,7 @@
           <w14:ligatures w14:val="standardContextual"/>
         </w:rPr>
       </w:pPr>
-      <w:hyperlink w:anchor="_Toc238700737" w:history="1">
+      <w:hyperlink w:anchor="_Toc238720534" w:history="1">
         <w:r>
           <w:rPr>
             <w:rStyle w:val="aff8"/>
@@ -2201,7 +2201,7 @@
             <w:noProof/>
             <w:webHidden/>
           </w:rPr>
-          <w:instrText xml:space="preserve"> PAGEREF _Toc238700737 \h </w:instrText>
+          <w:instrText xml:space="preserve"> PAGEREF _Toc238720534 \h </w:instrText>
         </w:r>
         <w:r>
           <w:rPr>
@@ -2249,7 +2249,7 @@
           <w14:ligatures w14:val="standardContextual"/>
         </w:rPr>
       </w:pPr>
-      <w:hyperlink w:anchor="_Toc238700738" w:history="1">
+      <w:hyperlink w:anchor="_Toc238720535" w:history="1">
         <w:r>
           <w:rPr>
             <w:rStyle w:val="aff8"/>
@@ -2277,7 +2277,7 @@
             <w:noProof/>
             <w:webHidden/>
           </w:rPr>
-          <w:instrText xml:space="preserve"> PAGEREF _Toc238700738 \h </w:instrText>
+          <w:instrText xml:space="preserve"> PAGEREF _Toc238720535 \h </w:instrText>
         </w:r>
         <w:r>
           <w:rPr>
@@ -2325,7 +2325,7 @@
           <w14:ligatures w14:val="standardContextual"/>
         </w:rPr>
       </w:pPr>
-      <w:hyperlink w:anchor="_Toc238700739" w:history="1">
+      <w:hyperlink w:anchor="_Toc238720536" w:history="1">
         <w:r>
           <w:rPr>
             <w:rStyle w:val="aff8"/>
@@ -2353,7 +2353,7 @@
             <w:noProof/>
             <w:webHidden/>
           </w:rPr>
-          <w:instrText xml:space="preserve"> PAGEREF _Toc238700739 \h </w:instrText>
+          <w:instrText xml:space="preserve"> PAGEREF _Toc238720536 \h </w:instrText>
         </w:r>
         <w:r>
           <w:rPr>
@@ -2401,7 +2401,7 @@
           <w14:ligatures w14:val="standardContextual"/>
         </w:rPr>
       </w:pPr>
-      <w:hyperlink w:anchor="_Toc238700740" w:history="1">
+      <w:hyperlink w:anchor="_Toc238720537" w:history="1">
         <w:r>
           <w:rPr>
             <w:rStyle w:val="aff8"/>
@@ -2429,7 +2429,7 @@
             <w:noProof/>
             <w:webHidden/>
           </w:rPr>
-          <w:instrText xml:space="preserve"> PAGEREF _Toc238700740 \h </w:instrText>
+          <w:instrText xml:space="preserve"> PAGEREF _Toc238720537 \h </w:instrText>
         </w:r>
         <w:r>
           <w:rPr>
@@ -2477,7 +2477,7 @@
           <w14:ligatures w14:val="standardContextual"/>
         </w:rPr>
       </w:pPr>
-      <w:hyperlink w:anchor="_Toc238700741" w:history="1">
+      <w:hyperlink w:anchor="_Toc238720538" w:history="1">
         <w:r>
           <w:rPr>
             <w:rStyle w:val="aff8"/>
@@ -2505,7 +2505,7 @@
             <w:noProof/>
             <w:webHidden/>
           </w:rPr>
-          <w:instrText xml:space="preserve"> PAGEREF _Toc238700741 \h </w:instrText>
+          <w:instrText xml:space="preserve"> PAGEREF _Toc238720538 \h </w:instrText>
         </w:r>
         <w:r>
           <w:rPr>
@@ -2553,7 +2553,7 @@
           <w14:ligatures w14:val="standardContextual"/>
         </w:rPr>
       </w:pPr>
-      <w:hyperlink w:anchor="_Toc238700742" w:history="1">
+      <w:hyperlink w:anchor="_Toc238720539" w:history="1">
         <w:r>
           <w:rPr>
             <w:rStyle w:val="aff8"/>
@@ -2581,7 +2581,7 @@
             <w:noProof/>
             <w:webHidden/>
           </w:rPr>
-          <w:instrText xml:space="preserve"> PAGEREF _Toc238700742 \h </w:instrText>
+          <w:instrText xml:space="preserve"> PAGEREF _Toc238720539 \h </w:instrText>
         </w:r>
         <w:r>
           <w:rPr>
@@ -2629,7 +2629,7 @@
           <w14:ligatures w14:val="standardContextual"/>
         </w:rPr>
       </w:pPr>
-      <w:hyperlink w:anchor="_Toc238700743" w:history="1">
+      <w:hyperlink w:anchor="_Toc238720540" w:history="1">
         <w:r>
           <w:rPr>
             <w:rStyle w:val="aff8"/>
@@ -2657,7 +2657,7 @@
             <w:noProof/>
             <w:webHidden/>
           </w:rPr>
-          <w:instrText xml:space="preserve"> PAGEREF _Toc238700743 \h </w:instrText>
+          <w:instrText xml:space="preserve"> PAGEREF _Toc238720540 \h </w:instrText>
         </w:r>
         <w:r>
           <w:rPr>
@@ -2705,7 +2705,7 @@
           <w14:ligatures w14:val="standardContextual"/>
         </w:rPr>
       </w:pPr>
-      <w:hyperlink w:anchor="_Toc238700744" w:history="1">
+      <w:hyperlink w:anchor="_Toc238720541" w:history="1">
         <w:r>
           <w:rPr>
             <w:rStyle w:val="aff8"/>
@@ -2733,7 +2733,7 @@
             <w:noProof/>
             <w:webHidden/>
           </w:rPr>
-          <w:instrText xml:space="preserve"> PAGEREF _Toc238700744 \h </w:instrText>
+          <w:instrText xml:space="preserve"> PAGEREF _Toc238720541 \h </w:instrText>
         </w:r>
         <w:r>
           <w:rPr>
@@ -2781,7 +2781,7 @@
           <w14:ligatures w14:val="standardContextual"/>
         </w:rPr>
       </w:pPr>
-      <w:hyperlink w:anchor="_Toc238700745" w:history="1">
+      <w:hyperlink w:anchor="_Toc238720542" w:history="1">
         <w:r>
           <w:rPr>
             <w:rStyle w:val="aff8"/>
@@ -2809,7 +2809,7 @@
             <w:noProof/>
             <w:webHidden/>
           </w:rPr>
-          <w:instrText xml:space="preserve"> PAGEREF _Toc238700745 \h </w:instrText>
+          <w:instrText xml:space="preserve"> PAGEREF _Toc238720542 \h </w:instrText>
         </w:r>
         <w:r>
           <w:rPr>
@@ -2857,7 +2857,7 @@
           <w14:ligatures w14:val="standardContextual"/>
         </w:rPr>
       </w:pPr>
-      <w:hyperlink w:anchor="_Toc238700746" w:history="1">
+      <w:hyperlink w:anchor="_Toc238720543" w:history="1">
         <w:r>
           <w:rPr>
             <w:rStyle w:val="aff8"/>
@@ -2885,7 +2885,7 @@
             <w:noProof/>
             <w:webHidden/>
           </w:rPr>
-          <w:instrText xml:space="preserve"> PAGEREF _Toc238700746 \h </w:instrText>
+          <w:instrText xml:space="preserve"> PAGEREF _Toc238720543 \h </w:instrText>
         </w:r>
         <w:r>
           <w:rPr>
@@ -2933,7 +2933,7 @@
           <w14:ligatures w14:val="standardContextual"/>
         </w:rPr>
       </w:pPr>
-      <w:hyperlink w:anchor="_Toc238700747" w:history="1">
+      <w:hyperlink w:anchor="_Toc238720544" w:history="1">
         <w:r>
           <w:rPr>
             <w:rStyle w:val="aff8"/>
@@ -2961,7 +2961,7 @@
             <w:noProof/>
             <w:webHidden/>
           </w:rPr>
-          <w:instrText xml:space="preserve"> PAGEREF _Toc238700747 \h </w:instrText>
+          <w:instrText xml:space="preserve"> PAGEREF _Toc238720544 \h </w:instrText>
         </w:r>
         <w:r>
           <w:rPr>
@@ -3009,7 +3009,7 @@
           <w14:ligatures w14:val="standardContextual"/>
         </w:rPr>
       </w:pPr>
-      <w:hyperlink w:anchor="_Toc238700748" w:history="1">
+      <w:hyperlink w:anchor="_Toc238720545" w:history="1">
         <w:r>
           <w:rPr>
             <w:rStyle w:val="aff8"/>
@@ -3037,7 +3037,7 @@
             <w:noProof/>
             <w:webHidden/>
           </w:rPr>
-          <w:instrText xml:space="preserve"> PAGEREF _Toc238700748 \h </w:instrText>
+          <w:instrText xml:space="preserve"> PAGEREF _Toc238720545 \h </w:instrText>
         </w:r>
         <w:r>
           <w:rPr>
@@ -3057,7 +3057,7 @@
             <w:noProof/>
             <w:webHidden/>
           </w:rPr>
-          <w:t>41</w:t>
+          <w:t>42</w:t>
         </w:r>
         <w:r>
           <w:rPr>
@@ -3085,7 +3085,7 @@
           <w14:ligatures w14:val="standardContextual"/>
         </w:rPr>
       </w:pPr>
-      <w:hyperlink w:anchor="_Toc238700749" w:history="1">
+      <w:hyperlink w:anchor="_Toc238720546" w:history="1">
         <w:r>
           <w:rPr>
             <w:rStyle w:val="aff8"/>
@@ -3113,7 +3113,7 @@
             <w:noProof/>
             <w:webHidden/>
           </w:rPr>
-          <w:instrText xml:space="preserve"> PAGEREF _Toc238700749 \h </w:instrText>
+          <w:instrText xml:space="preserve"> PAGEREF _Toc238720546 \h </w:instrText>
         </w:r>
         <w:r>
           <w:rPr>
@@ -3161,7 +3161,7 @@
           <w14:ligatures w14:val="standardContextual"/>
         </w:rPr>
       </w:pPr>
-      <w:hyperlink w:anchor="_Toc238700750" w:history="1">
+      <w:hyperlink w:anchor="_Toc238720547" w:history="1">
         <w:r>
           <w:rPr>
             <w:rStyle w:val="aff8"/>
@@ -3189,7 +3189,7 @@
             <w:noProof/>
             <w:webHidden/>
           </w:rPr>
-          <w:instrText xml:space="preserve"> PAGEREF _Toc238700750 \h </w:instrText>
+          <w:instrText xml:space="preserve"> PAGEREF _Toc238720547 \h </w:instrText>
         </w:r>
         <w:r>
           <w:rPr>
@@ -3237,7 +3237,7 @@
           <w14:ligatures w14:val="standardContextual"/>
         </w:rPr>
       </w:pPr>
-      <w:hyperlink w:anchor="_Toc238700751" w:history="1">
+      <w:hyperlink w:anchor="_Toc238720548" w:history="1">
         <w:r>
           <w:rPr>
             <w:rStyle w:val="aff8"/>
@@ -3265,7 +3265,7 @@
             <w:noProof/>
             <w:webHidden/>
           </w:rPr>
-          <w:instrText xml:space="preserve"> PAGEREF _Toc238700751 \h </w:instrText>
+          <w:instrText xml:space="preserve"> PAGEREF _Toc238720548 \h </w:instrText>
         </w:r>
         <w:r>
           <w:rPr>
@@ -3313,7 +3313,7 @@
           <w14:ligatures w14:val="standardContextual"/>
         </w:rPr>
       </w:pPr>
-      <w:hyperlink w:anchor="_Toc238700752" w:history="1">
+      <w:hyperlink w:anchor="_Toc238720549" w:history="1">
         <w:r>
           <w:rPr>
             <w:rStyle w:val="aff8"/>
@@ -3341,7 +3341,7 @@
             <w:noProof/>
             <w:webHidden/>
           </w:rPr>
-          <w:instrText xml:space="preserve"> PAGEREF _Toc238700752 \h </w:instrText>
+          <w:instrText xml:space="preserve"> PAGEREF _Toc238720549 \h </w:instrText>
         </w:r>
         <w:r>
           <w:rPr>
@@ -3389,7 +3389,7 @@
           <w14:ligatures w14:val="standardContextual"/>
         </w:rPr>
       </w:pPr>
-      <w:hyperlink w:anchor="_Toc238700753" w:history="1">
+      <w:hyperlink w:anchor="_Toc238720550" w:history="1">
         <w:r>
           <w:rPr>
             <w:rStyle w:val="aff8"/>
@@ -3417,7 +3417,7 @@
             <w:noProof/>
             <w:webHidden/>
           </w:rPr>
-          <w:instrText xml:space="preserve"> PAGEREF _Toc238700753 \h </w:instrText>
+          <w:instrText xml:space="preserve"> PAGEREF _Toc238720550 \h </w:instrText>
         </w:r>
         <w:r>
           <w:rPr>
@@ -3465,7 +3465,7 @@
           <w14:ligatures w14:val="standardContextual"/>
         </w:rPr>
       </w:pPr>
-      <w:hyperlink w:anchor="_Toc238700754" w:history="1">
+      <w:hyperlink w:anchor="_Toc238720551" w:history="1">
         <w:r>
           <w:rPr>
             <w:rStyle w:val="aff8"/>
@@ -3493,7 +3493,7 @@
             <w:noProof/>
             <w:webHidden/>
           </w:rPr>
-          <w:instrText xml:space="preserve"> PAGEREF _Toc238700754 \h </w:instrText>
+          <w:instrText xml:space="preserve"> PAGEREF _Toc238720551 \h </w:instrText>
         </w:r>
         <w:r>
           <w:rPr>
@@ -3541,7 +3541,7 @@
           <w14:ligatures w14:val="standardContextual"/>
         </w:rPr>
       </w:pPr>
-      <w:hyperlink w:anchor="_Toc238700755" w:history="1">
+      <w:hyperlink w:anchor="_Toc238720552" w:history="1">
         <w:r>
           <w:rPr>
             <w:rStyle w:val="aff8"/>
@@ -3569,7 +3569,7 @@
             <w:noProof/>
             <w:webHidden/>
           </w:rPr>
-          <w:instrText xml:space="preserve"> PAGEREF _Toc238700755 \h </w:instrText>
+          <w:instrText xml:space="preserve"> PAGEREF _Toc238720552 \h </w:instrText>
         </w:r>
         <w:r>
           <w:rPr>
@@ -3617,7 +3617,7 @@
           <w14:ligatures w14:val="standardContextual"/>
         </w:rPr>
       </w:pPr>
-      <w:hyperlink w:anchor="_Toc238700756" w:history="1">
+      <w:hyperlink w:anchor="_Toc238720553" w:history="1">
         <w:r>
           <w:rPr>
             <w:rStyle w:val="aff8"/>
@@ -3645,7 +3645,7 @@
             <w:noProof/>
             <w:webHidden/>
           </w:rPr>
-          <w:instrText xml:space="preserve"> PAGEREF _Toc238700756 \h </w:instrText>
+          <w:instrText xml:space="preserve"> PAGEREF _Toc238720553 \h </w:instrText>
         </w:r>
         <w:r>
           <w:rPr>
@@ -3693,7 +3693,7 @@
           <w14:ligatures w14:val="standardContextual"/>
         </w:rPr>
       </w:pPr>
-      <w:hyperlink w:anchor="_Toc238700757" w:history="1">
+      <w:hyperlink w:anchor="_Toc238720554" w:history="1">
         <w:r>
           <w:rPr>
             <w:rStyle w:val="aff8"/>
@@ -3721,7 +3721,7 @@
             <w:noProof/>
             <w:webHidden/>
           </w:rPr>
-          <w:instrText xml:space="preserve"> PAGEREF _Toc238700757 \h </w:instrText>
+          <w:instrText xml:space="preserve"> PAGEREF _Toc238720554 \h </w:instrText>
         </w:r>
         <w:r>
           <w:rPr>
@@ -3769,7 +3769,7 @@
           <w14:ligatures w14:val="standardContextual"/>
         </w:rPr>
       </w:pPr>
-      <w:hyperlink w:anchor="_Toc238700758" w:history="1">
+      <w:hyperlink w:anchor="_Toc238720555" w:history="1">
         <w:r>
           <w:rPr>
             <w:rStyle w:val="aff8"/>
@@ -3797,7 +3797,7 @@
             <w:noProof/>
             <w:webHidden/>
           </w:rPr>
-          <w:instrText xml:space="preserve"> PAGEREF _Toc238700758 \h </w:instrText>
+          <w:instrText xml:space="preserve"> PAGEREF _Toc238720555 \h </w:instrText>
         </w:r>
         <w:r>
           <w:rPr>
@@ -3845,7 +3845,7 @@
           <w14:ligatures w14:val="standardContextual"/>
         </w:rPr>
       </w:pPr>
-      <w:hyperlink w:anchor="_Toc238700759" w:history="1">
+      <w:hyperlink w:anchor="_Toc238720556" w:history="1">
         <w:r>
           <w:rPr>
             <w:rStyle w:val="aff8"/>
@@ -3873,7 +3873,7 @@
             <w:noProof/>
             <w:webHidden/>
           </w:rPr>
-          <w:instrText xml:space="preserve"> PAGEREF _Toc238700759 \h </w:instrText>
+          <w:instrText xml:space="preserve"> PAGEREF _Toc238720556 \h </w:instrText>
         </w:r>
         <w:r>
           <w:rPr>
@@ -3921,7 +3921,7 @@
           <w14:ligatures w14:val="standardContextual"/>
         </w:rPr>
       </w:pPr>
-      <w:hyperlink w:anchor="_Toc238700760" w:history="1">
+      <w:hyperlink w:anchor="_Toc238720557" w:history="1">
         <w:r>
           <w:rPr>
             <w:rStyle w:val="aff8"/>
@@ -3949,7 +3949,7 @@
             <w:noProof/>
             <w:webHidden/>
           </w:rPr>
-          <w:instrText xml:space="preserve"> PAGEREF _Toc238700760 \h </w:instrText>
+          <w:instrText xml:space="preserve"> PAGEREF _Toc238720557 \h </w:instrText>
         </w:r>
         <w:r>
           <w:rPr>
@@ -3997,7 +3997,7 @@
           <w14:ligatures w14:val="standardContextual"/>
         </w:rPr>
       </w:pPr>
-      <w:hyperlink w:anchor="_Toc238700761" w:history="1">
+      <w:hyperlink w:anchor="_Toc238720558" w:history="1">
         <w:r>
           <w:rPr>
             <w:rStyle w:val="aff8"/>
@@ -4025,7 +4025,7 @@
             <w:noProof/>
             <w:webHidden/>
           </w:rPr>
-          <w:instrText xml:space="preserve"> PAGEREF _Toc238700761 \h </w:instrText>
+          <w:instrText xml:space="preserve"> PAGEREF _Toc238720558 \h </w:instrText>
         </w:r>
         <w:r>
           <w:rPr>
@@ -4073,7 +4073,7 @@
           <w14:ligatures w14:val="standardContextual"/>
         </w:rPr>
       </w:pPr>
-      <w:hyperlink w:anchor="_Toc238700762" w:history="1">
+      <w:hyperlink w:anchor="_Toc238720559" w:history="1">
         <w:r>
           <w:rPr>
             <w:rStyle w:val="aff8"/>
@@ -4101,7 +4101,7 @@
             <w:noProof/>
             <w:webHidden/>
           </w:rPr>
-          <w:instrText xml:space="preserve"> PAGEREF _Toc238700762 \h </w:instrText>
+          <w:instrText xml:space="preserve"> PAGEREF _Toc238720559 \h </w:instrText>
         </w:r>
         <w:r>
           <w:rPr>
@@ -4149,7 +4149,7 @@
           <w14:ligatures w14:val="standardContextual"/>
         </w:rPr>
       </w:pPr>
-      <w:hyperlink w:anchor="_Toc238700763" w:history="1">
+      <w:hyperlink w:anchor="_Toc238720560" w:history="1">
         <w:r>
           <w:rPr>
             <w:rStyle w:val="aff8"/>
@@ -4177,7 +4177,7 @@
             <w:noProof/>
             <w:webHidden/>
           </w:rPr>
-          <w:instrText xml:space="preserve"> PAGEREF _Toc238700763 \h </w:instrText>
+          <w:instrText xml:space="preserve"> PAGEREF _Toc238720560 \h </w:instrText>
         </w:r>
         <w:r>
           <w:rPr>
@@ -4225,7 +4225,7 @@
           <w14:ligatures w14:val="standardContextual"/>
         </w:rPr>
       </w:pPr>
-      <w:hyperlink w:anchor="_Toc238700764" w:history="1">
+      <w:hyperlink w:anchor="_Toc238720561" w:history="1">
         <w:r>
           <w:rPr>
             <w:rStyle w:val="aff8"/>
@@ -4253,7 +4253,7 @@
             <w:noProof/>
             <w:webHidden/>
           </w:rPr>
-          <w:instrText xml:space="preserve"> PAGEREF _Toc238700764 \h </w:instrText>
+          <w:instrText xml:space="preserve"> PAGEREF _Toc238720561 \h </w:instrText>
         </w:r>
         <w:r>
           <w:rPr>
@@ -4301,7 +4301,7 @@
           <w14:ligatures w14:val="standardContextual"/>
         </w:rPr>
       </w:pPr>
-      <w:hyperlink w:anchor="_Toc238700765" w:history="1">
+      <w:hyperlink w:anchor="_Toc238720562" w:history="1">
         <w:r>
           <w:rPr>
             <w:rStyle w:val="aff8"/>
@@ -4329,7 +4329,7 @@
             <w:noProof/>
             <w:webHidden/>
           </w:rPr>
-          <w:instrText xml:space="preserve"> PAGEREF _Toc238700765 \h </w:instrText>
+          <w:instrText xml:space="preserve"> PAGEREF _Toc238720562 \h </w:instrText>
         </w:r>
         <w:r>
           <w:rPr>
@@ -4377,7 +4377,7 @@
           <w14:ligatures w14:val="standardContextual"/>
         </w:rPr>
       </w:pPr>
-      <w:hyperlink w:anchor="_Toc238700766" w:history="1">
+      <w:hyperlink w:anchor="_Toc238720563" w:history="1">
         <w:r>
           <w:rPr>
             <w:rStyle w:val="aff8"/>
@@ -4405,7 +4405,7 @@
             <w:noProof/>
             <w:webHidden/>
           </w:rPr>
-          <w:instrText xml:space="preserve"> PAGEREF _Toc238700766 \h </w:instrText>
+          <w:instrText xml:space="preserve"> PAGEREF _Toc238720563 \h </w:instrText>
         </w:r>
         <w:r>
           <w:rPr>
@@ -4453,7 +4453,7 @@
           <w14:ligatures w14:val="standardContextual"/>
         </w:rPr>
       </w:pPr>
-      <w:hyperlink w:anchor="_Toc238700767" w:history="1">
+      <w:hyperlink w:anchor="_Toc238720564" w:history="1">
         <w:r>
           <w:rPr>
             <w:rStyle w:val="aff8"/>
@@ -4481,7 +4481,7 @@
             <w:noProof/>
             <w:webHidden/>
           </w:rPr>
-          <w:instrText xml:space="preserve"> PAGEREF _Toc238700767 \h </w:instrText>
+          <w:instrText xml:space="preserve"> PAGEREF _Toc238720564 \h </w:instrText>
         </w:r>
         <w:r>
           <w:rPr>
@@ -4529,7 +4529,7 @@
           <w14:ligatures w14:val="standardContextual"/>
         </w:rPr>
       </w:pPr>
-      <w:hyperlink w:anchor="_Toc238700768" w:history="1">
+      <w:hyperlink w:anchor="_Toc238720565" w:history="1">
         <w:r>
           <w:rPr>
             <w:rStyle w:val="aff8"/>
@@ -4557,7 +4557,7 @@
             <w:noProof/>
             <w:webHidden/>
           </w:rPr>
-          <w:instrText xml:space="preserve"> PAGEREF _Toc238700768 \h </w:instrText>
+          <w:instrText xml:space="preserve"> PAGEREF _Toc238720565 \h </w:instrText>
         </w:r>
         <w:r>
           <w:rPr>
@@ -4605,7 +4605,7 @@
           <w14:ligatures w14:val="standardContextual"/>
         </w:rPr>
       </w:pPr>
-      <w:hyperlink w:anchor="_Toc238700769" w:history="1">
+      <w:hyperlink w:anchor="_Toc238720566" w:history="1">
         <w:r>
           <w:rPr>
             <w:rStyle w:val="aff8"/>
@@ -4633,7 +4633,7 @@
             <w:noProof/>
             <w:webHidden/>
           </w:rPr>
-          <w:instrText xml:space="preserve"> PAGEREF _Toc238700769 \h </w:instrText>
+          <w:instrText xml:space="preserve"> PAGEREF _Toc238720566 \h </w:instrText>
         </w:r>
         <w:r>
           <w:rPr>
@@ -4681,7 +4681,7 @@
           <w14:ligatures w14:val="standardContextual"/>
         </w:rPr>
       </w:pPr>
-      <w:hyperlink w:anchor="_Toc238700770" w:history="1">
+      <w:hyperlink w:anchor="_Toc238720567" w:history="1">
         <w:r>
           <w:rPr>
             <w:rStyle w:val="aff8"/>
@@ -4709,7 +4709,7 @@
             <w:noProof/>
             <w:webHidden/>
           </w:rPr>
-          <w:instrText xml:space="preserve"> PAGEREF _Toc238700770 \h </w:instrText>
+          <w:instrText xml:space="preserve"> PAGEREF _Toc238720567 \h </w:instrText>
         </w:r>
         <w:r>
           <w:rPr>
@@ -4757,7 +4757,7 @@
           <w14:ligatures w14:val="standardContextual"/>
         </w:rPr>
       </w:pPr>
-      <w:hyperlink w:anchor="_Toc238700771" w:history="1">
+      <w:hyperlink w:anchor="_Toc238720568" w:history="1">
         <w:r>
           <w:rPr>
             <w:rStyle w:val="aff8"/>
@@ -4785,7 +4785,7 @@
             <w:noProof/>
             <w:webHidden/>
           </w:rPr>
-          <w:instrText xml:space="preserve"> PAGEREF _Toc238700771 \h </w:instrText>
+          <w:instrText xml:space="preserve"> PAGEREF _Toc238720568 \h </w:instrText>
         </w:r>
         <w:r>
           <w:rPr>
@@ -4833,7 +4833,7 @@
           <w14:ligatures w14:val="standardContextual"/>
         </w:rPr>
       </w:pPr>
-      <w:hyperlink w:anchor="_Toc238700772" w:history="1">
+      <w:hyperlink w:anchor="_Toc238720569" w:history="1">
         <w:r>
           <w:rPr>
             <w:rStyle w:val="aff8"/>
@@ -4861,7 +4861,7 @@
             <w:noProof/>
             <w:webHidden/>
           </w:rPr>
-          <w:instrText xml:space="preserve"> PAGEREF _Toc238700772 \h </w:instrText>
+          <w:instrText xml:space="preserve"> PAGEREF _Toc238720569 \h </w:instrText>
         </w:r>
         <w:r>
           <w:rPr>
@@ -4909,7 +4909,7 @@
       <w:pPr>
         <w:pStyle w:val="1"/>
       </w:pPr>
-      <w:bookmarkStart w:id="0" w:name="_Toc238700710"/>
+      <w:bookmarkStart w:id="0" w:name="_Toc238720507"/>
       <w:r>
         <w:lastRenderedPageBreak/>
         <w:t>1. About the program</w:t>
@@ -4920,7 +4920,7 @@
       <w:pPr>
         <w:pStyle w:val="21"/>
       </w:pPr>
-      <w:bookmarkStart w:id="1" w:name="_Toc238700711"/>
+      <w:bookmarkStart w:id="1" w:name="_Toc238720508"/>
       <w:r>
         <w:t>1.1. What it is for</w:t>
       </w:r>
@@ -5399,7 +5399,7 @@
       <w:pPr>
         <w:pStyle w:val="21"/>
       </w:pPr>
-      <w:bookmarkStart w:id="2" w:name="_Toc238700712"/>
+      <w:bookmarkStart w:id="2" w:name="_Toc238720509"/>
       <w:r>
         <w:t>1.2. What the program gives you</w:t>
       </w:r>
@@ -5484,7 +5484,7 @@
       <w:pPr>
         <w:pStyle w:val="21"/>
       </w:pPr>
-      <w:bookmarkStart w:id="3" w:name="_Toc238700713"/>
+      <w:bookmarkStart w:id="3" w:name="_Toc238720510"/>
       <w:r>
         <w:lastRenderedPageBreak/>
         <w:t>1.3. What the workplace needs</w:t>
@@ -5511,7 +5511,7 @@
       <w:pPr>
         <w:pStyle w:val="21"/>
       </w:pPr>
-      <w:bookmarkStart w:id="4" w:name="_Toc238700714"/>
+      <w:bookmarkStart w:id="4" w:name="_Toc238720511"/>
       <w:r>
         <w:t>1.4. Installing, starting and updating</w:t>
       </w:r>
@@ -5594,7 +5594,7 @@
       <w:pPr>
         <w:pStyle w:val="1"/>
       </w:pPr>
-      <w:bookmarkStart w:id="5" w:name="_Toc238700715"/>
+      <w:bookmarkStart w:id="5" w:name="_Toc238720512"/>
       <w:r>
         <w:t>2. How working with the program is arranged</w:t>
       </w:r>
@@ -5604,7 +5604,7 @@
       <w:pPr>
         <w:pStyle w:val="21"/>
       </w:pPr>
-      <w:bookmarkStart w:id="6" w:name="_Toc238700716"/>
+      <w:bookmarkStart w:id="6" w:name="_Toc238720513"/>
       <w:r>
         <w:t>2.1. The start screen</w:t>
       </w:r>
@@ -5628,7 +5628,7 @@
         </w:rPr>
         <w:lastRenderedPageBreak/>
         <w:drawing>
-          <wp:inline distT="0" distB="0" distL="0" distR="0" wp14:anchorId="3125B74A" wp14:editId="0EF55925">
+          <wp:inline distT="0" distB="0" distL="0" distR="0" wp14:anchorId="29DCF9CE" wp14:editId="1D680A16">
             <wp:extent cx="5760000" cy="5127111"/>
             <wp:effectExtent l="0" t="0" r="0" b="0"/>
             <wp:docPr id="1" name="Picture 1"/>
@@ -5695,7 +5695,7 @@
         </w:rPr>
         <w:lastRenderedPageBreak/>
         <w:drawing>
-          <wp:inline distT="0" distB="0" distL="0" distR="0" wp14:anchorId="756989F3" wp14:editId="6CDE213E">
+          <wp:inline distT="0" distB="0" distL="0" distR="0" wp14:anchorId="3B57B4F3" wp14:editId="2EC5A8A4">
             <wp:extent cx="5760000" cy="5134830"/>
             <wp:effectExtent l="0" t="0" r="0" b="0"/>
             <wp:docPr id="2" name="Picture 2"/>
@@ -5779,7 +5779,7 @@
       <w:pPr>
         <w:pStyle w:val="21"/>
       </w:pPr>
-      <w:bookmarkStart w:id="7" w:name="_Toc238700717"/>
+      <w:bookmarkStart w:id="7" w:name="_Toc238720514"/>
       <w:r>
         <w:t>2.2. The language of the interface</w:t>
       </w:r>
@@ -5802,7 +5802,7 @@
           <w:noProof/>
         </w:rPr>
         <w:drawing>
-          <wp:inline distT="0" distB="0" distL="0" distR="0" wp14:anchorId="20AE2C01" wp14:editId="54DAEC2B">
+          <wp:inline distT="0" distB="0" distL="0" distR="0" wp14:anchorId="6FE377AA" wp14:editId="047297AB">
             <wp:extent cx="5760000" cy="5127111"/>
             <wp:effectExtent l="0" t="0" r="0" b="0"/>
             <wp:docPr id="3" name="Picture 3"/>
@@ -5875,7 +5875,7 @@
       <w:pPr>
         <w:pStyle w:val="21"/>
       </w:pPr>
-      <w:bookmarkStart w:id="8" w:name="_Toc238700718"/>
+      <w:bookmarkStart w:id="8" w:name="_Toc238720515"/>
       <w:r>
         <w:t>2.3. The built-in help</w:t>
       </w:r>
@@ -5898,7 +5898,7 @@
           <w:noProof/>
         </w:rPr>
         <w:drawing>
-          <wp:inline distT="0" distB="0" distL="0" distR="0" wp14:anchorId="6DA3043C" wp14:editId="21E6711A">
+          <wp:inline distT="0" distB="0" distL="0" distR="0" wp14:anchorId="3B31259B" wp14:editId="677C84C5">
             <wp:extent cx="3133777" cy="6119999"/>
             <wp:effectExtent l="0" t="0" r="0" b="0"/>
             <wp:docPr id="4" name="Picture 4"/>
@@ -5962,7 +5962,7 @@
           <w:noProof/>
         </w:rPr>
         <w:drawing>
-          <wp:inline distT="0" distB="0" distL="0" distR="0" wp14:anchorId="208DBD4D" wp14:editId="78A3F80E">
+          <wp:inline distT="0" distB="0" distL="0" distR="0" wp14:anchorId="2EFE7520" wp14:editId="72E01441">
             <wp:extent cx="3707476" cy="2859578"/>
             <wp:effectExtent l="0" t="0" r="0" b="0"/>
             <wp:docPr id="5" name="Picture 5"/>
@@ -6543,7 +6543,7 @@
       <w:pPr>
         <w:pStyle w:val="21"/>
       </w:pPr>
-      <w:bookmarkStart w:id="9" w:name="_Toc238700719"/>
+      <w:bookmarkStart w:id="9" w:name="_Toc238720516"/>
       <w:r>
         <w:lastRenderedPageBreak/>
         <w:t>2.4. The page grid</w:t>
@@ -6578,7 +6578,7 @@
         </w:rPr>
         <w:lastRenderedPageBreak/>
         <w:drawing>
-          <wp:inline distT="0" distB="0" distL="0" distR="0" wp14:anchorId="45701D0F" wp14:editId="7917988B">
+          <wp:inline distT="0" distB="0" distL="0" distR="0" wp14:anchorId="1975F455" wp14:editId="5D2B17F3">
             <wp:extent cx="5760000" cy="4608000"/>
             <wp:effectExtent l="0" t="0" r="0" b="0"/>
             <wp:docPr id="6" name="Picture 6"/>
@@ -6641,7 +6641,7 @@
           <w:noProof/>
         </w:rPr>
         <w:drawing>
-          <wp:inline distT="0" distB="0" distL="0" distR="0" wp14:anchorId="1944135F" wp14:editId="63A7D530">
+          <wp:inline distT="0" distB="0" distL="0" distR="0" wp14:anchorId="5942B286" wp14:editId="6EC79213">
             <wp:extent cx="2543694" cy="1255222"/>
             <wp:effectExtent l="0" t="0" r="0" b="0"/>
             <wp:docPr id="7" name="Picture 7"/>
@@ -6719,7 +6719,7 @@
       <w:pPr>
         <w:pStyle w:val="21"/>
       </w:pPr>
-      <w:bookmarkStart w:id="10" w:name="_Toc238700720"/>
+      <w:bookmarkStart w:id="10" w:name="_Toc238720517"/>
       <w:r>
         <w:lastRenderedPageBreak/>
         <w:t>2.5. Viewing a page full size</w:t>
@@ -6743,7 +6743,7 @@
           <w:noProof/>
         </w:rPr>
         <w:drawing>
-          <wp:inline distT="0" distB="0" distL="0" distR="0" wp14:anchorId="38AA7CB0" wp14:editId="7F7E3524">
+          <wp:inline distT="0" distB="0" distL="0" distR="0" wp14:anchorId="793BC31B" wp14:editId="04B8EBB5">
             <wp:extent cx="5338723" cy="6120000"/>
             <wp:effectExtent l="0" t="0" r="0" b="0"/>
             <wp:docPr id="8" name="Picture 8"/>
@@ -6807,7 +6807,7 @@
       <w:pPr>
         <w:pStyle w:val="21"/>
       </w:pPr>
-      <w:bookmarkStart w:id="11" w:name="_Toc238700721"/>
+      <w:bookmarkStart w:id="11" w:name="_Toc238720518"/>
       <w:r>
         <w:t>2.6. Printing</w:t>
       </w:r>
@@ -6827,7 +6827,7 @@
       <w:pPr>
         <w:pStyle w:val="21"/>
       </w:pPr>
-      <w:bookmarkStart w:id="12" w:name="_Toc238700722"/>
+      <w:bookmarkStart w:id="12" w:name="_Toc238720519"/>
       <w:r>
         <w:t>2.7. Making the file smaller (compression)</w:t>
       </w:r>
@@ -6851,7 +6851,7 @@
         </w:rPr>
         <w:lastRenderedPageBreak/>
         <w:drawing>
-          <wp:inline distT="0" distB="0" distL="0" distR="0" wp14:anchorId="27C991AD" wp14:editId="7AE66D64">
+          <wp:inline distT="0" distB="0" distL="0" distR="0" wp14:anchorId="45372CD6" wp14:editId="70BFDC6A">
             <wp:extent cx="5760000" cy="4608000"/>
             <wp:effectExtent l="0" t="0" r="0" b="0"/>
             <wp:docPr id="9" name="Picture 9"/>
@@ -7215,7 +7215,7 @@
           <w:noProof/>
         </w:rPr>
         <w:drawing>
-          <wp:inline distT="0" distB="0" distL="0" distR="0" wp14:anchorId="74FF8378" wp14:editId="09639366">
+          <wp:inline distT="0" distB="0" distL="0" distR="0" wp14:anchorId="0B77C413" wp14:editId="0CA9C03B">
             <wp:extent cx="5760000" cy="2724324"/>
             <wp:effectExtent l="0" t="0" r="0" b="0"/>
             <wp:docPr id="10" name="Picture 10"/>
@@ -7276,7 +7276,7 @@
       <w:pPr>
         <w:pStyle w:val="21"/>
       </w:pPr>
-      <w:bookmarkStart w:id="13" w:name="_Toc238700723"/>
+      <w:bookmarkStart w:id="13" w:name="_Toc238720520"/>
       <w:r>
         <w:t>2.8. Settings</w:t>
       </w:r>
@@ -7300,7 +7300,7 @@
         </w:rPr>
         <w:lastRenderedPageBreak/>
         <w:drawing>
-          <wp:inline distT="0" distB="0" distL="0" distR="0" wp14:anchorId="4C1A6CD2" wp14:editId="2CCD9A0B">
+          <wp:inline distT="0" distB="0" distL="0" distR="0" wp14:anchorId="67405B2B" wp14:editId="2AF66241">
             <wp:extent cx="3873730" cy="4588624"/>
             <wp:effectExtent l="0" t="0" r="0" b="0"/>
             <wp:docPr id="11" name="Picture 11"/>
@@ -7383,7 +7383,7 @@
       <w:pPr>
         <w:pStyle w:val="21"/>
       </w:pPr>
-      <w:bookmarkStart w:id="14" w:name="_Toc238700724"/>
+      <w:bookmarkStart w:id="14" w:name="_Toc238720521"/>
       <w:r>
         <w:t>2.9. Statistics</w:t>
       </w:r>
@@ -7406,7 +7406,7 @@
           <w:noProof/>
         </w:rPr>
         <w:drawing>
-          <wp:inline distT="0" distB="0" distL="0" distR="0" wp14:anchorId="669B6518" wp14:editId="72824666">
+          <wp:inline distT="0" distB="0" distL="0" distR="0" wp14:anchorId="49242517" wp14:editId="0AAFB628">
             <wp:extent cx="3707476" cy="4148051"/>
             <wp:effectExtent l="0" t="0" r="0" b="0"/>
             <wp:docPr id="12" name="Picture 12"/>
@@ -7461,7 +7461,7 @@
       <w:pPr>
         <w:pStyle w:val="21"/>
       </w:pPr>
-      <w:bookmarkStart w:id="15" w:name="_Toc238700725"/>
+      <w:bookmarkStart w:id="15" w:name="_Toc238720522"/>
       <w:r>
         <w:lastRenderedPageBreak/>
         <w:t>2.10. What happens to your files</w:t>
@@ -7482,7 +7482,7 @@
       <w:pPr>
         <w:pStyle w:val="1"/>
       </w:pPr>
-      <w:bookmarkStart w:id="16" w:name="_Toc238700726"/>
+      <w:bookmarkStart w:id="16" w:name="_Toc238720523"/>
       <w:r>
         <w:t>3. Merge PDF</w:t>
       </w:r>
@@ -7492,7 +7492,7 @@
       <w:pPr>
         <w:pStyle w:val="21"/>
       </w:pPr>
-      <w:bookmarkStart w:id="17" w:name="_Toc238700727"/>
+      <w:bookmarkStart w:id="17" w:name="_Toc238720524"/>
       <w:r>
         <w:t>3.1. What it is for</w:t>
       </w:r>
@@ -7512,7 +7512,7 @@
       <w:pPr>
         <w:pStyle w:val="21"/>
       </w:pPr>
-      <w:bookmarkStart w:id="18" w:name="_Toc238700728"/>
+      <w:bookmarkStart w:id="18" w:name="_Toc238720525"/>
       <w:r>
         <w:t>3.2. The window</w:t>
       </w:r>
@@ -7539,7 +7539,7 @@
         </w:rPr>
         <w:lastRenderedPageBreak/>
         <w:drawing>
-          <wp:inline distT="0" distB="0" distL="0" distR="0" wp14:anchorId="0AD39A7D" wp14:editId="72DA6262">
+          <wp:inline distT="0" distB="0" distL="0" distR="0" wp14:anchorId="11EBC4FF" wp14:editId="1CF12169">
             <wp:extent cx="5760000" cy="4608000"/>
             <wp:effectExtent l="0" t="0" r="0" b="0"/>
             <wp:docPr id="13" name="Picture 13"/>
@@ -7589,7 +7589,7 @@
       <w:pPr>
         <w:pStyle w:val="21"/>
       </w:pPr>
-      <w:bookmarkStart w:id="19" w:name="_Toc238700729"/>
+      <w:bookmarkStart w:id="19" w:name="_Toc238720526"/>
       <w:r>
         <w:t>3.3. The order of work</w:t>
       </w:r>
@@ -7643,7 +7643,7 @@
       <w:pPr>
         <w:pStyle w:val="21"/>
       </w:pPr>
-      <w:bookmarkStart w:id="20" w:name="_Toc238700730"/>
+      <w:bookmarkStart w:id="20" w:name="_Toc238720527"/>
       <w:r>
         <w:lastRenderedPageBreak/>
         <w:t>3.4. Double-sided printing: “Add a blank page”</w:t>
@@ -7676,7 +7676,7 @@
       <w:pPr>
         <w:pStyle w:val="21"/>
       </w:pPr>
-      <w:bookmarkStart w:id="21" w:name="_Toc238700731"/>
+      <w:bookmarkStart w:id="21" w:name="_Toc238720528"/>
       <w:r>
         <w:t>3.5. Assembling a double-sided scan</w:t>
       </w:r>
@@ -7700,7 +7700,7 @@
         </w:rPr>
         <w:lastRenderedPageBreak/>
         <w:drawing>
-          <wp:inline distT="0" distB="0" distL="0" distR="0" wp14:anchorId="3EFD338D" wp14:editId="12AF7C12">
+          <wp:inline distT="0" distB="0" distL="0" distR="0" wp14:anchorId="699B8A84" wp14:editId="0F1DCDD6">
             <wp:extent cx="5760000" cy="4608000"/>
             <wp:effectExtent l="0" t="0" r="0" b="0"/>
             <wp:docPr id="14" name="Picture 14"/>
@@ -7755,7 +7755,7 @@
       <w:pPr>
         <w:pStyle w:val="1"/>
       </w:pPr>
-      <w:bookmarkStart w:id="22" w:name="_Toc238700732"/>
+      <w:bookmarkStart w:id="22" w:name="_Toc238720529"/>
       <w:r>
         <w:t>4. Split PDF</w:t>
       </w:r>
@@ -7765,7 +7765,7 @@
       <w:pPr>
         <w:pStyle w:val="21"/>
       </w:pPr>
-      <w:bookmarkStart w:id="23" w:name="_Toc238700733"/>
+      <w:bookmarkStart w:id="23" w:name="_Toc238720530"/>
       <w:r>
         <w:t>4.1. What it is for</w:t>
       </w:r>
@@ -7786,7 +7786,7 @@
       <w:pPr>
         <w:pStyle w:val="21"/>
       </w:pPr>
-      <w:bookmarkStart w:id="24" w:name="_Toc238700734"/>
+      <w:bookmarkStart w:id="24" w:name="_Toc238720531"/>
       <w:r>
         <w:t>4.2. The window</w:t>
       </w:r>
@@ -7809,7 +7809,7 @@
           <w:noProof/>
         </w:rPr>
         <w:drawing>
-          <wp:inline distT="0" distB="0" distL="0" distR="0" wp14:anchorId="71377BD4" wp14:editId="7896642E">
+          <wp:inline distT="0" distB="0" distL="0" distR="0" wp14:anchorId="056E4318" wp14:editId="7210939B">
             <wp:extent cx="5760000" cy="4608000"/>
             <wp:effectExtent l="0" t="0" r="0" b="0"/>
             <wp:docPr id="15" name="Picture 15"/>
@@ -7859,7 +7859,7 @@
       <w:pPr>
         <w:pStyle w:val="21"/>
       </w:pPr>
-      <w:bookmarkStart w:id="25" w:name="_Toc238700735"/>
+      <w:bookmarkStart w:id="25" w:name="_Toc238720532"/>
       <w:r>
         <w:t xml:space="preserve">4.3. The modes of </w:t>
       </w:r>
@@ -7889,7 +7889,7 @@
           <w:noProof/>
         </w:rPr>
         <w:drawing>
-          <wp:inline distT="0" distB="0" distL="0" distR="0" wp14:anchorId="3C8E35C4" wp14:editId="36B18030">
+          <wp:inline distT="0" distB="0" distL="0" distR="0" wp14:anchorId="00FBA1BD" wp14:editId="50789006">
             <wp:extent cx="5760000" cy="4608000"/>
             <wp:effectExtent l="0" t="0" r="0" b="0"/>
             <wp:docPr id="16" name="Picture 16"/>
@@ -8245,7 +8245,7 @@
           <w:noProof/>
         </w:rPr>
         <w:drawing>
-          <wp:inline distT="0" distB="0" distL="0" distR="0" wp14:anchorId="528F7F10" wp14:editId="660A698B">
+          <wp:inline distT="0" distB="0" distL="0" distR="0" wp14:anchorId="3C3A1125" wp14:editId="1AB08B04">
             <wp:extent cx="5760000" cy="4608000"/>
             <wp:effectExtent l="0" t="0" r="0" b="0"/>
             <wp:docPr id="17" name="Picture 17"/>
@@ -8309,7 +8309,7 @@
         </w:rPr>
         <w:lastRenderedPageBreak/>
         <w:drawing>
-          <wp:inline distT="0" distB="0" distL="0" distR="0" wp14:anchorId="387FE671" wp14:editId="1DB85AF0">
+          <wp:inline distT="0" distB="0" distL="0" distR="0" wp14:anchorId="01D1D260" wp14:editId="69807002">
             <wp:extent cx="5760000" cy="4608000"/>
             <wp:effectExtent l="0" t="0" r="0" b="0"/>
             <wp:docPr id="18" name="Picture 18"/>
@@ -8376,7 +8376,7 @@
         </w:rPr>
         <w:lastRenderedPageBreak/>
         <w:drawing>
-          <wp:inline distT="0" distB="0" distL="0" distR="0" wp14:anchorId="44857384" wp14:editId="4EAD6FFC">
+          <wp:inline distT="0" distB="0" distL="0" distR="0" wp14:anchorId="7F55F356" wp14:editId="1F652FB1">
             <wp:extent cx="5760000" cy="4608000"/>
             <wp:effectExtent l="0" t="0" r="0" b="0"/>
             <wp:docPr id="19" name="Picture 19"/>
@@ -8426,7 +8426,7 @@
       <w:pPr>
         <w:pStyle w:val="21"/>
       </w:pPr>
-      <w:bookmarkStart w:id="26" w:name="_Toc238700736"/>
+      <w:bookmarkStart w:id="26" w:name="_Toc238720533"/>
       <w:r>
         <w:t>4.4. Naming the parts</w:t>
       </w:r>
@@ -8455,7 +8455,7 @@
         </w:rPr>
         <w:lastRenderedPageBreak/>
         <w:drawing>
-          <wp:inline distT="0" distB="0" distL="0" distR="0" wp14:anchorId="6EADF900" wp14:editId="233668C4">
+          <wp:inline distT="0" distB="0" distL="0" distR="0" wp14:anchorId="07E3601D" wp14:editId="38EADE99">
             <wp:extent cx="5760000" cy="4608000"/>
             <wp:effectExtent l="0" t="0" r="0" b="0"/>
             <wp:docPr id="20" name="Picture 20"/>
@@ -9023,7 +9023,7 @@
       <w:pPr>
         <w:pStyle w:val="21"/>
       </w:pPr>
-      <w:bookmarkStart w:id="27" w:name="_Toc238700737"/>
+      <w:bookmarkStart w:id="27" w:name="_Toc238720534"/>
       <w:r>
         <w:t>4.5. Other operations on the open document</w:t>
       </w:r>
@@ -9038,7 +9038,7 @@
       <w:pPr>
         <w:pStyle w:val="1"/>
       </w:pPr>
-      <w:bookmarkStart w:id="28" w:name="_Toc238700738"/>
+      <w:bookmarkStart w:id="28" w:name="_Toc238720535"/>
       <w:r>
         <w:t>5. More operations</w:t>
       </w:r>
@@ -9048,7 +9048,7 @@
       <w:pPr>
         <w:pStyle w:val="21"/>
       </w:pPr>
-      <w:bookmarkStart w:id="29" w:name="_Toc238700739"/>
+      <w:bookmarkStart w:id="29" w:name="_Toc238720536"/>
       <w:r>
         <w:t>5.1. What it is for</w:t>
       </w:r>
@@ -9074,7 +9074,7 @@
       <w:pPr>
         <w:pStyle w:val="21"/>
       </w:pPr>
-      <w:bookmarkStart w:id="30" w:name="_Toc238700740"/>
+      <w:bookmarkStart w:id="30" w:name="_Toc238720537"/>
       <w:r>
         <w:lastRenderedPageBreak/>
         <w:t>5.2. The window</w:t>
@@ -9098,7 +9098,7 @@
           <w:noProof/>
         </w:rPr>
         <w:drawing>
-          <wp:inline distT="0" distB="0" distL="0" distR="0" wp14:anchorId="795DF31A" wp14:editId="24442CB9">
+          <wp:inline distT="0" distB="0" distL="0" distR="0" wp14:anchorId="256A77EA" wp14:editId="008707CE">
             <wp:extent cx="5760000" cy="4905646"/>
             <wp:effectExtent l="0" t="0" r="0" b="0"/>
             <wp:docPr id="21" name="Picture 21"/>
@@ -9174,7 +9174,7 @@
       <w:pPr>
         <w:pStyle w:val="21"/>
       </w:pPr>
-      <w:bookmarkStart w:id="31" w:name="_Toc238700741"/>
+      <w:bookmarkStart w:id="31" w:name="_Toc238720538"/>
       <w:r>
         <w:t>5.3. Assembling the document</w:t>
       </w:r>
@@ -9217,7 +9217,7 @@
         </w:rPr>
         <w:lastRenderedPageBreak/>
         <w:drawing>
-          <wp:inline distT="0" distB="0" distL="0" distR="0" wp14:anchorId="66748DD8" wp14:editId="2072931A">
+          <wp:inline distT="0" distB="0" distL="0" distR="0" wp14:anchorId="57431B5D" wp14:editId="447D9B19">
             <wp:extent cx="5760000" cy="4905646"/>
             <wp:effectExtent l="0" t="0" r="0" b="0"/>
             <wp:docPr id="22" name="Picture 22"/>
@@ -9284,7 +9284,7 @@
       <w:pPr>
         <w:pStyle w:val="21"/>
       </w:pPr>
-      <w:bookmarkStart w:id="32" w:name="_Toc238700742"/>
+      <w:bookmarkStart w:id="32" w:name="_Toc238720539"/>
       <w:r>
         <w:t>5.4. The actions</w:t>
       </w:r>
@@ -9387,7 +9387,7 @@
         </w:rPr>
         <w:lastRenderedPageBreak/>
         <w:drawing>
-          <wp:inline distT="0" distB="0" distL="0" distR="0" wp14:anchorId="66821B0B" wp14:editId="28546398">
+          <wp:inline distT="0" distB="0" distL="0" distR="0" wp14:anchorId="21B3EAFF" wp14:editId="0E4AF51B">
             <wp:extent cx="5760000" cy="4713931"/>
             <wp:effectExtent l="0" t="0" r="0" b="0"/>
             <wp:docPr id="23" name="Picture 23"/>
@@ -9493,7 +9493,7 @@
         </w:rPr>
         <w:lastRenderedPageBreak/>
         <w:drawing>
-          <wp:inline distT="0" distB="0" distL="0" distR="0" wp14:anchorId="487D7597" wp14:editId="1015049D">
+          <wp:inline distT="0" distB="0" distL="0" distR="0" wp14:anchorId="6CA9D6AF" wp14:editId="4A9DFB86">
             <wp:extent cx="3873730" cy="3474719"/>
             <wp:effectExtent l="0" t="0" r="0" b="0"/>
             <wp:docPr id="24" name="Picture 24"/>
@@ -9566,7 +9566,7 @@
       <w:pPr>
         <w:pStyle w:val="1"/>
       </w:pPr>
-      <w:bookmarkStart w:id="33" w:name="_Toc238700743"/>
+      <w:bookmarkStart w:id="33" w:name="_Toc238720540"/>
       <w:r>
         <w:t>6. PDF Compare</w:t>
       </w:r>
@@ -9576,7 +9576,7 @@
       <w:pPr>
         <w:pStyle w:val="21"/>
       </w:pPr>
-      <w:bookmarkStart w:id="34" w:name="_Toc238700744"/>
+      <w:bookmarkStart w:id="34" w:name="_Toc238720541"/>
       <w:r>
         <w:t>6.1. Purpose and scope</w:t>
       </w:r>
@@ -9584,7 +9584,7 @@
     </w:p>
     <w:p>
       <w:r>
-        <w:t>The tool compares earlier and later versions of a born-digital PDF. By default, the result is a unified redline: the later page is the base, additions are green, and deleted fragments from the earlier version are overlaid in red with a strike line. Side by side keeps both original pages and can be enabled without rerunning the comparison. This is a review window, not an editor; neither source file is changed.</w:t>
+        <w:t>The tool compares earlier and later versions of a born-digital PDF. By default, the result is a unified redline: the later page is the base, additions and added whitespace are green, while deleted fragments and removed whitespace from the earlier version are red. Side by side keeps both original pages and can be enabled without rerunning the comparison. This is a review window, not an editor; neither source file is changed.</w:t>
       </w:r>
     </w:p>
     <w:p>
@@ -9614,7 +9614,7 @@
       <w:pPr>
         <w:pStyle w:val="21"/>
       </w:pPr>
-      <w:bookmarkStart w:id="35" w:name="_Toc238700745"/>
+      <w:bookmarkStart w:id="35" w:name="_Toc238720542"/>
       <w:r>
         <w:t>6.2. The window and its marks</w:t>
       </w:r>
@@ -9637,7 +9637,7 @@
           <w:noProof/>
         </w:rPr>
         <w:drawing>
-          <wp:inline distT="0" distB="0" distL="0" distR="0" wp14:anchorId="115EBDF3" wp14:editId="7AA9CE9E">
+          <wp:inline distT="0" distB="0" distL="0" distR="0" wp14:anchorId="29C71893" wp14:editId="56069186">
             <wp:extent cx="5760000" cy="3908571"/>
             <wp:effectExtent l="0" t="0" r="0" b="0"/>
             <wp:docPr id="25" name="Picture 25"/>
@@ -9685,11 +9685,11 @@
     </w:p>
     <w:p>
       <w:r>
-        <w:t xml:space="preserve">In the unified view, the later page remains the background: additions are green and only deleted earlier-version fragments are transferred in red—unchanged earlier-page pixels do not cover the result. Double-click opens the same marked-up view full screen. In Side by side, a change fill follows the verified word box tightly </w:t>
+        <w:t xml:space="preserve">In the unified view, the later page remains the background: additions are green and only deleted earlier-version fragments are transferred in red—unchanged earlier-page pixels do not cover the result. Green and red marks separately show added and removed whitespace. Double-click opens the same marked-up view full </w:t>
       </w:r>
       <w:r>
         <w:lastRenderedPageBreak/>
-        <w:t>and is not widened over a space, nearby unchanged text or a geometry gap; either marked-up side can also be opened full screen.</w:t>
+        <w:t>screen. In Side by side, only the compact ‘Red — removed’ and ‘Green — added’ legends remain above the pages, so service text does not crowd the document; either side can also be opened full screen.</w:t>
       </w:r>
     </w:p>
     <w:p>
@@ -9717,10 +9717,7 @@
         <w:t xml:space="preserve">Added in the later version. </w:t>
       </w:r>
       <w:r>
-        <w:t xml:space="preserve">A green fill and + mean a word </w:t>
-      </w:r>
-      <w:r>
-        <w:t>added to the later version. It belongs to the later page in both the unified redline and the right pane of Side by side.</w:t>
+        <w:t>A green fill and + mean a word added to the later version. It belongs to the later page in both the unified redline and the right pane of Side by side.</w:t>
       </w:r>
     </w:p>
     <w:p>
@@ -9734,7 +9731,10 @@
         <w:t xml:space="preserve">Whitespace changes. </w:t>
       </w:r>
       <w:r>
-        <w:t>The ␠, NBSP, ⇥ and ↵ marks are separate from words and appear only when a space, non-breaking space, tab or line break is literally proven by the PDF text layer.</w:t>
+        <w:t xml:space="preserve">The ␠, NBSP, ⇥ and ↵ marks are </w:t>
+      </w:r>
+      <w:r>
+        <w:t>separate from words and appear only when a space, non-breaking space, tab or line break is literally proven by the PDF text layer.</w:t>
       </w:r>
     </w:p>
     <w:p>
@@ -9758,7 +9758,7 @@
       <w:pPr>
         <w:pStyle w:val="21"/>
       </w:pPr>
-      <w:bookmarkStart w:id="36" w:name="_Toc238700746"/>
+      <w:bookmarkStart w:id="36" w:name="_Toc238720543"/>
       <w:r>
         <w:t>6.3. The order of review</w:t>
       </w:r>
@@ -9802,21 +9802,18 @@
         <w:rPr>
           <w:b/>
         </w:rPr>
+        <w:lastRenderedPageBreak/>
         <w:t xml:space="preserve">4. Adjust only the displayed pair if necessary. </w:t>
       </w:r>
       <w:r>
-        <w:t xml:space="preserve">If an automatic viewer row is inconvenient, “Pair pages…” joins two physical pages for display and </w:t>
-      </w:r>
-      <w:r>
-        <w:lastRenderedPageBreak/>
-        <w:t>conservative corroboration. It does not begin a new page-local diff or change the meaning of words already found.</w:t>
+        <w:t>If an automatic viewer row is inconvenient, “Pair pages…” joins two physical pages for display and conservative corroboration. It does not begin a new page-local diff or change the meaning of words already found.</w:t>
       </w:r>
     </w:p>
     <w:p>
       <w:pPr>
         <w:pStyle w:val="21"/>
       </w:pPr>
-      <w:bookmarkStart w:id="37" w:name="_Toc238700747"/>
+      <w:bookmarkStart w:id="37" w:name="_Toc238720544"/>
       <w:r>
         <w:t>6.4. Selecting and copying</w:t>
       </w:r>
@@ -9824,7 +9821,7 @@
     </w:p>
     <w:p>
       <w:r>
-        <w:t>Both pages remain read-only, but trusted text can be selected. Drag over words, press Ctrl+A to select trusted text on the current page, and Ctrl+C to copy it as Unicode. The local “Copy” and “Select all page text” menu commands do the same. The result pastes into an ordinary field, document or another application; text cannot be pasted into or edited in the Review pane.</w:t>
+        <w:t>Both pages remain read-only, but trusted text can be selected. Selection can start and continue in the natural white space immediately around a line, so drag through the required words without pixel-perfect aiming. Press Ctrl+A to select trusted text on the current page, and Ctrl+C to copy it as Unicode. The local “Copy” and “Select all page text” menu commands do the same. The result pastes into an ordinary field, document or another application; text cannot be pasted into or edited in the Review pane.</w:t>
       </w:r>
     </w:p>
     <w:p>
@@ -9852,10 +9849,10 @@
         <w:t xml:space="preserve">Whitespace needs proof. </w:t>
       </w:r>
       <w:r>
-        <w:t xml:space="preserve">Between adjacent words, only a separator literally decoded from the source text layer is kept </w:t>
-      </w:r>
-      <w:r>
-        <w:t>exactly: an empty boundary, one or more spaces, NBSP, a tab or a line break.</w:t>
+        <w:t xml:space="preserve">Between adjacent words, only a separator literally decoded from the source text layer is kept exactly: an empty boundary, one or </w:t>
+      </w:r>
+      <w:r>
+        <w:t>more spaces, NBSP, a tab or a line break.</w:t>
       </w:r>
     </w:p>
     <w:p>
@@ -9893,8 +9890,9 @@
       <w:pPr>
         <w:pStyle w:val="21"/>
       </w:pPr>
-      <w:bookmarkStart w:id="38" w:name="_Toc238700748"/>
-      <w:r>
+      <w:bookmarkStart w:id="38" w:name="_Toc238720545"/>
+      <w:r>
+        <w:lastRenderedPageBreak/>
         <w:t>6.5. What counts as a change</w:t>
       </w:r>
       <w:bookmarkEnd w:id="38"/>
@@ -9920,7 +9918,6 @@
     </w:p>
     <w:p>
       <w:r>
-        <w:lastRenderedPageBreak/>
         <w:t>— </w:t>
       </w:r>
       <w:r>
@@ -9951,7 +9948,7 @@
       <w:pPr>
         <w:pStyle w:val="1"/>
       </w:pPr>
-      <w:bookmarkStart w:id="39" w:name="_Toc238700749"/>
+      <w:bookmarkStart w:id="39" w:name="_Toc238720546"/>
       <w:r>
         <w:t>7. PDF → Word</w:t>
       </w:r>
@@ -9961,7 +9958,7 @@
       <w:pPr>
         <w:pStyle w:val="21"/>
       </w:pPr>
-      <w:bookmarkStart w:id="40" w:name="_Toc238700750"/>
+      <w:bookmarkStart w:id="40" w:name="_Toc238720547"/>
       <w:r>
         <w:t>7.1. What it is for</w:t>
       </w:r>
@@ -9981,7 +9978,7 @@
       <w:pPr>
         <w:pStyle w:val="21"/>
       </w:pPr>
-      <w:bookmarkStart w:id="41" w:name="_Toc238700751"/>
+      <w:bookmarkStart w:id="41" w:name="_Toc238720548"/>
       <w:r>
         <w:t>7.2. The window</w:t>
       </w:r>
@@ -10005,7 +10002,7 @@
         </w:rPr>
         <w:lastRenderedPageBreak/>
         <w:drawing>
-          <wp:inline distT="0" distB="0" distL="0" distR="0" wp14:anchorId="5F687E34" wp14:editId="46BE8601">
+          <wp:inline distT="0" distB="0" distL="0" distR="0" wp14:anchorId="55099E84" wp14:editId="6D1309D0">
             <wp:extent cx="5760000" cy="4608000"/>
             <wp:effectExtent l="0" t="0" r="0" b="0"/>
             <wp:docPr id="26" name="Picture 26"/>
@@ -10055,7 +10052,7 @@
       <w:pPr>
         <w:pStyle w:val="21"/>
       </w:pPr>
-      <w:bookmarkStart w:id="42" w:name="_Toc238700752"/>
+      <w:bookmarkStart w:id="42" w:name="_Toc238720549"/>
       <w:r>
         <w:t>7.3. The order of work</w:t>
       </w:r>
@@ -10069,10 +10066,10 @@
         <w:t xml:space="preserve">1. Add one or more PDFs with “Add PDF…” </w:t>
       </w:r>
       <w:r>
-        <w:t xml:space="preserve">or drag them into the window. The pages of all the files </w:t>
-      </w:r>
-      <w:r>
-        <w:t>are shown in one grid, so one Word document can be assembled from several PDFs.</w:t>
+        <w:t xml:space="preserve">or drag them into the window. The pages of all the files are shown in one grid, so one Word </w:t>
+      </w:r>
+      <w:r>
+        <w:t>document can be assembled from several PDFs.</w:t>
       </w:r>
     </w:p>
     <w:p>
@@ -10113,7 +10110,7 @@
       <w:pPr>
         <w:pStyle w:val="21"/>
       </w:pPr>
-      <w:bookmarkStart w:id="43" w:name="_Toc238700753"/>
+      <w:bookmarkStart w:id="43" w:name="_Toc238720550"/>
       <w:r>
         <w:t>7.4. What comes across and what does not</w:t>
       </w:r>
@@ -10154,10 +10151,7 @@
         <w:t xml:space="preserve">If the font of the PDF is not in the system, </w:t>
       </w:r>
       <w:r>
-        <w:t xml:space="preserve">the text is set in Times New Roman. The shape of the letters may differ a little from the </w:t>
-      </w:r>
-      <w:r>
-        <w:t>original.</w:t>
+        <w:t>the text is set in Times New Roman. The shape of the letters may differ a little from the original.</w:t>
       </w:r>
     </w:p>
     <w:p>
@@ -10189,7 +10183,7 @@
       <w:pPr>
         <w:pStyle w:val="1"/>
       </w:pPr>
-      <w:bookmarkStart w:id="44" w:name="_Toc238700754"/>
+      <w:bookmarkStart w:id="44" w:name="_Toc238720551"/>
       <w:r>
         <w:t>8. PDF → PowerPoint</w:t>
       </w:r>
@@ -10199,7 +10193,7 @@
       <w:pPr>
         <w:pStyle w:val="21"/>
       </w:pPr>
-      <w:bookmarkStart w:id="45" w:name="_Toc238700755"/>
+      <w:bookmarkStart w:id="45" w:name="_Toc238720552"/>
       <w:r>
         <w:t>8.1. What it is for</w:t>
       </w:r>
@@ -10231,7 +10225,7 @@
       <w:pPr>
         <w:pStyle w:val="21"/>
       </w:pPr>
-      <w:bookmarkStart w:id="46" w:name="_Toc238700756"/>
+      <w:bookmarkStart w:id="46" w:name="_Toc238720553"/>
       <w:r>
         <w:t>8.2. How a slide is built</w:t>
       </w:r>
@@ -10268,7 +10262,7 @@
       <w:pPr>
         <w:pStyle w:val="21"/>
       </w:pPr>
-      <w:bookmarkStart w:id="47" w:name="_Toc238700757"/>
+      <w:bookmarkStart w:id="47" w:name="_Toc238720554"/>
       <w:r>
         <w:t>8.3. The window</w:t>
       </w:r>
@@ -10292,7 +10286,7 @@
         </w:rPr>
         <w:lastRenderedPageBreak/>
         <w:drawing>
-          <wp:inline distT="0" distB="0" distL="0" distR="0" wp14:anchorId="1627AA89" wp14:editId="0AC5F8E7">
+          <wp:inline distT="0" distB="0" distL="0" distR="0" wp14:anchorId="0E6C64EE" wp14:editId="6F68B561">
             <wp:extent cx="5760000" cy="4608000"/>
             <wp:effectExtent l="0" t="0" r="0" b="0"/>
             <wp:docPr id="27" name="Picture 27"/>
@@ -10342,7 +10336,7 @@
       <w:pPr>
         <w:pStyle w:val="21"/>
       </w:pPr>
-      <w:bookmarkStart w:id="48" w:name="_Toc238700758"/>
+      <w:bookmarkStart w:id="48" w:name="_Toc238720555"/>
       <w:r>
         <w:t>8.4. The order of work</w:t>
       </w:r>
@@ -10396,7 +10390,7 @@
       <w:pPr>
         <w:pStyle w:val="21"/>
       </w:pPr>
-      <w:bookmarkStart w:id="49" w:name="_Toc238700759"/>
+      <w:bookmarkStart w:id="49" w:name="_Toc238720556"/>
       <w:r>
         <w:lastRenderedPageBreak/>
         <w:t>8.5. What comes across</w:t>
@@ -10405,10 +10399,10 @@
     </w:p>
     <w:p>
       <w:r>
-        <w:t xml:space="preserve">Text comes across in paragraphs, with </w:t>
-      </w:r>
-      <w:r>
-        <w:t>its font, size, weight, colour, underline, super- and subscripts and hyperlinks. Tables become real slide tables, merged cells included. The slide size follows the page: a 16:9 deck stays 16:9, and an A4 document gives A4 slides.</w:t>
+        <w:t xml:space="preserve">Text comes across in paragraphs, with its font, </w:t>
+      </w:r>
+      <w:r>
+        <w:t>size, weight, colour, underline, super- and subscripts and hyperlinks. Tables become real slide tables, merged cells included. The slide size follows the page: a 16:9 deck stays 16:9, and an A4 document gives A4 slides.</w:t>
       </w:r>
     </w:p>
     <w:p>
@@ -10423,7 +10417,7 @@
       <w:pPr>
         <w:pStyle w:val="21"/>
       </w:pPr>
-      <w:bookmarkStart w:id="50" w:name="_Toc238700760"/>
+      <w:bookmarkStart w:id="50" w:name="_Toc238720557"/>
       <w:r>
         <w:t>8.6. What not to expect</w:t>
       </w:r>
@@ -10475,7 +10469,7 @@
       <w:pPr>
         <w:pStyle w:val="1"/>
       </w:pPr>
-      <w:bookmarkStart w:id="51" w:name="_Toc238700761"/>
+      <w:bookmarkStart w:id="51" w:name="_Toc238720558"/>
       <w:r>
         <w:t>9. Merge Excel</w:t>
       </w:r>
@@ -10485,7 +10479,7 @@
       <w:pPr>
         <w:pStyle w:val="21"/>
       </w:pPr>
-      <w:bookmarkStart w:id="52" w:name="_Toc238700762"/>
+      <w:bookmarkStart w:id="52" w:name="_Toc238720559"/>
       <w:r>
         <w:t>9.1. What it is for</w:t>
       </w:r>
@@ -10509,7 +10503,7 @@
       <w:pPr>
         <w:pStyle w:val="21"/>
       </w:pPr>
-      <w:bookmarkStart w:id="53" w:name="_Toc238700763"/>
+      <w:bookmarkStart w:id="53" w:name="_Toc238720560"/>
       <w:r>
         <w:t>9.2. The window</w:t>
       </w:r>
@@ -10532,7 +10526,7 @@
           <w:noProof/>
         </w:rPr>
         <w:drawing>
-          <wp:inline distT="0" distB="0" distL="0" distR="0" wp14:anchorId="67EA730F" wp14:editId="284CE8AF">
+          <wp:inline distT="0" distB="0" distL="0" distR="0" wp14:anchorId="1F034FEA" wp14:editId="5D1D7948">
             <wp:extent cx="5760000" cy="4250667"/>
             <wp:effectExtent l="0" t="0" r="0" b="0"/>
             <wp:docPr id="28" name="Picture 28"/>
@@ -10582,7 +10576,7 @@
       <w:pPr>
         <w:pStyle w:val="21"/>
       </w:pPr>
-      <w:bookmarkStart w:id="54" w:name="_Toc238700764"/>
+      <w:bookmarkStart w:id="54" w:name="_Toc238720561"/>
       <w:r>
         <w:t>9.3. The order of work</w:t>
       </w:r>
@@ -10637,7 +10631,7 @@
       <w:pPr>
         <w:pStyle w:val="21"/>
       </w:pPr>
-      <w:bookmarkStart w:id="55" w:name="_Toc238700765"/>
+      <w:bookmarkStart w:id="55" w:name="_Toc238720562"/>
       <w:r>
         <w:t>9.4. The options</w:t>
       </w:r>
@@ -10689,7 +10683,7 @@
       <w:pPr>
         <w:pStyle w:val="21"/>
       </w:pPr>
-      <w:bookmarkStart w:id="56" w:name="_Toc238700766"/>
+      <w:bookmarkStart w:id="56" w:name="_Toc238720563"/>
       <w:r>
         <w:t>9.5. The result, the report and the cover note</w:t>
       </w:r>
@@ -10721,7 +10715,7 @@
       <w:pPr>
         <w:pStyle w:val="21"/>
       </w:pPr>
-      <w:bookmarkStart w:id="57" w:name="_Toc238700767"/>
+      <w:bookmarkStart w:id="57" w:name="_Toc238720564"/>
       <w:r>
         <w:t>9.6. The Menu of the tool</w:t>
       </w:r>
@@ -10744,7 +10738,7 @@
           <w:noProof/>
         </w:rPr>
         <w:drawing>
-          <wp:inline distT="0" distB="0" distL="0" distR="0" wp14:anchorId="29873A12" wp14:editId="43CB9CBB">
+          <wp:inline distT="0" distB="0" distL="0" distR="0" wp14:anchorId="4EC29E9D" wp14:editId="1B4BD69D">
             <wp:extent cx="5760000" cy="4250667"/>
             <wp:effectExtent l="0" t="0" r="0" b="0"/>
             <wp:docPr id="29" name="Picture 29"/>
@@ -10811,7 +10805,7 @@
       <w:pPr>
         <w:pStyle w:val="1"/>
       </w:pPr>
-      <w:bookmarkStart w:id="58" w:name="_Toc238700768"/>
+      <w:bookmarkStart w:id="58" w:name="_Toc238720565"/>
       <w:r>
         <w:lastRenderedPageBreak/>
         <w:t>10. Reference</w:t>
@@ -10822,7 +10816,7 @@
       <w:pPr>
         <w:pStyle w:val="21"/>
       </w:pPr>
-      <w:bookmarkStart w:id="59" w:name="_Toc238700769"/>
+      <w:bookmarkStart w:id="59" w:name="_Toc238720566"/>
       <w:r>
         <w:t>10.1. About the program</w:t>
       </w:r>
@@ -10845,7 +10839,7 @@
           <w:noProof/>
         </w:rPr>
         <w:drawing>
-          <wp:inline distT="0" distB="0" distL="0" distR="0" wp14:anchorId="754883C1" wp14:editId="79F36A70">
+          <wp:inline distT="0" distB="0" distL="0" distR="0" wp14:anchorId="4774F5E3" wp14:editId="6D09EFC9">
             <wp:extent cx="3873730" cy="3940232"/>
             <wp:effectExtent l="0" t="0" r="0" b="0"/>
             <wp:docPr id="30" name="Picture 30"/>
@@ -10911,7 +10905,7 @@
       <w:pPr>
         <w:pStyle w:val="21"/>
       </w:pPr>
-      <w:bookmarkStart w:id="60" w:name="_Toc238700770"/>
+      <w:bookmarkStart w:id="60" w:name="_Toc238720567"/>
       <w:r>
         <w:lastRenderedPageBreak/>
         <w:t>10.2. If something went wrong</w:t>
@@ -11321,7 +11315,7 @@
       <w:pPr>
         <w:pStyle w:val="21"/>
       </w:pPr>
-      <w:bookmarkStart w:id="61" w:name="_Toc238700771"/>
+      <w:bookmarkStart w:id="61" w:name="_Toc238720568"/>
       <w:r>
         <w:t>10.3. Updating the contents after edits</w:t>
       </w:r>
@@ -11340,7 +11334,7 @@
       <w:pPr>
         <w:pStyle w:val="21"/>
       </w:pPr>
-      <w:bookmarkStart w:id="62" w:name="_Toc238700772"/>
+      <w:bookmarkStart w:id="62" w:name="_Toc238720569"/>
       <w:r>
         <w:t>10.4. A short reminder</w:t>
       </w:r>
@@ -11846,31 +11840,31 @@
       </w:rPr>
     </w:lvl>
   </w:abstractNum>
-  <w:num w:numId="1" w16cid:durableId="1926956593">
+  <w:num w:numId="1" w16cid:durableId="968900964">
     <w:abstractNumId w:val="8"/>
   </w:num>
-  <w:num w:numId="2" w16cid:durableId="1439567881">
+  <w:num w:numId="2" w16cid:durableId="559753951">
     <w:abstractNumId w:val="6"/>
   </w:num>
-  <w:num w:numId="3" w16cid:durableId="1991057749">
+  <w:num w:numId="3" w16cid:durableId="382604375">
     <w:abstractNumId w:val="5"/>
   </w:num>
-  <w:num w:numId="4" w16cid:durableId="441998494">
+  <w:num w:numId="4" w16cid:durableId="759449226">
     <w:abstractNumId w:val="4"/>
   </w:num>
-  <w:num w:numId="5" w16cid:durableId="2013221258">
+  <w:num w:numId="5" w16cid:durableId="356539698">
     <w:abstractNumId w:val="7"/>
   </w:num>
-  <w:num w:numId="6" w16cid:durableId="1307395024">
+  <w:num w:numId="6" w16cid:durableId="1174613758">
     <w:abstractNumId w:val="3"/>
   </w:num>
-  <w:num w:numId="7" w16cid:durableId="1915434060">
+  <w:num w:numId="7" w16cid:durableId="2070574554">
     <w:abstractNumId w:val="2"/>
   </w:num>
-  <w:num w:numId="8" w16cid:durableId="172108037">
+  <w:num w:numId="8" w16cid:durableId="1227030803">
     <w:abstractNumId w:val="1"/>
   </w:num>
-  <w:num w:numId="9" w16cid:durableId="288054919">
+  <w:num w:numId="9" w16cid:durableId="915937212">
     <w:abstractNumId w:val="0"/>
   </w:num>
 </w:numbering>
@@ -23309,7 +23303,7 @@
     <w:autoRedefine/>
     <w:uiPriority w:val="39"/>
     <w:unhideWhenUsed/>
-    <w:rsid w:val="00AF4A5E"/>
+    <w:rsid w:val="004B3794"/>
     <w:pPr>
       <w:spacing w:after="100"/>
     </w:pPr>
@@ -23321,7 +23315,7 @@
     <w:autoRedefine/>
     <w:uiPriority w:val="39"/>
     <w:unhideWhenUsed/>
-    <w:rsid w:val="00AF4A5E"/>
+    <w:rsid w:val="004B3794"/>
     <w:pPr>
       <w:spacing w:after="100"/>
       <w:ind w:left="280"/>
@@ -23332,7 +23326,7 @@
     <w:basedOn w:val="a2"/>
     <w:uiPriority w:val="99"/>
     <w:unhideWhenUsed/>
-    <w:rsid w:val="00AF4A5E"/>
+    <w:rsid w:val="004B3794"/>
     <w:rPr>
       <w:color w:val="0000FF" w:themeColor="hyperlink"/>
       <w:u w:val="single"/>
